--- a/lic.docx
+++ b/lic.docx
@@ -763,7 +763,7 @@
           <w:r>
             <w:fldChar w:fldCharType="separate"/>
           </w:r>
-          <w:hyperlink w:anchor="_Toc223434221" w:history="1">
+          <w:hyperlink w:anchor="_Toc223519227" w:history="1">
             <w:r>
               <w:rPr>
                 <w:rStyle w:val="Hyperlink"/>
@@ -793,7 +793,7 @@
                 <w:noProof/>
                 <w:webHidden/>
               </w:rPr>
-              <w:instrText xml:space="preserve"> PAGEREF _Toc223434221 \h </w:instrText>
+              <w:instrText xml:space="preserve"> PAGEREF _Toc223519227 \h </w:instrText>
             </w:r>
             <w:r>
               <w:rPr>
@@ -813,7 +813,7 @@
                 <w:noProof/>
                 <w:webHidden/>
               </w:rPr>
-              <w:t>5</w:t>
+              <w:t>1</w:t>
             </w:r>
             <w:r>
               <w:rPr>
@@ -838,7 +838,7 @@
               <w:lang w:val="en-US"/>
             </w:rPr>
           </w:pPr>
-          <w:hyperlink w:anchor="_Toc223434222" w:history="1">
+          <w:hyperlink w:anchor="_Toc223519228" w:history="1">
             <w:r>
               <w:rPr>
                 <w:rStyle w:val="Hyperlink"/>
@@ -868,7 +868,7 @@
                 <w:noProof/>
                 <w:webHidden/>
               </w:rPr>
-              <w:instrText xml:space="preserve"> PAGEREF _Toc223434222 \h </w:instrText>
+              <w:instrText xml:space="preserve"> PAGEREF _Toc223519228 \h </w:instrText>
             </w:r>
             <w:r>
               <w:rPr>
@@ -888,7 +888,7 @@
                 <w:noProof/>
                 <w:webHidden/>
               </w:rPr>
-              <w:t>7</w:t>
+              <w:t>3</w:t>
             </w:r>
             <w:r>
               <w:rPr>
@@ -915,7 +915,7 @@
               <w14:ligatures w14:val="standardContextual"/>
             </w:rPr>
           </w:pPr>
-          <w:hyperlink w:anchor="_Toc223434223" w:history="1">
+          <w:hyperlink w:anchor="_Toc223519229" w:history="1">
             <w:r>
               <w:rPr>
                 <w:rStyle w:val="Hyperlink"/>
@@ -924,27 +924,7 @@
                 <w:bCs/>
                 <w:noProof/>
               </w:rPr>
-              <w:t>1.1.</w:t>
-            </w:r>
-            <w:r>
-              <w:rPr>
-                <w:rStyle w:val="Hyperlink"/>
-                <w:rFonts w:ascii="Times New Roman" w:eastAsia="Calibri" w:hAnsi="Times New Roman"/>
-                <w:b/>
-                <w:bCs/>
-                <w:noProof/>
-              </w:rPr>
-              <w:t xml:space="preserve"> </w:t>
-            </w:r>
-            <w:r>
-              <w:rPr>
-                <w:rStyle w:val="Hyperlink"/>
-                <w:rFonts w:ascii="Times New Roman" w:hAnsi="Times New Roman"/>
-                <w:b/>
-                <w:bCs/>
-                <w:noProof/>
-              </w:rPr>
-              <w:t>Arhitectura sistemelor embedded</w:t>
+              <w:t>1.1 Arhitectura sistemelor embedded</w:t>
             </w:r>
             <w:r>
               <w:rPr>
@@ -965,7 +945,7 @@
                 <w:noProof/>
                 <w:webHidden/>
               </w:rPr>
-              <w:instrText xml:space="preserve"> PAGEREF _Toc223434223 \h </w:instrText>
+              <w:instrText xml:space="preserve"> PAGEREF _Toc223519229 \h </w:instrText>
             </w:r>
             <w:r>
               <w:rPr>
@@ -985,7 +965,7 @@
                 <w:noProof/>
                 <w:webHidden/>
               </w:rPr>
-              <w:t>7</w:t>
+              <w:t>3</w:t>
             </w:r>
             <w:r>
               <w:rPr>
@@ -1012,7 +992,7 @@
               <w14:ligatures w14:val="standardContextual"/>
             </w:rPr>
           </w:pPr>
-          <w:hyperlink w:anchor="_Toc223434224" w:history="1">
+          <w:hyperlink w:anchor="_Toc223519230" w:history="1">
             <w:r>
               <w:rPr>
                 <w:rStyle w:val="Hyperlink"/>
@@ -1042,7 +1022,7 @@
                 <w:noProof/>
                 <w:webHidden/>
               </w:rPr>
-              <w:instrText xml:space="preserve"> PAGEREF _Toc223434224 \h </w:instrText>
+              <w:instrText xml:space="preserve"> PAGEREF _Toc223519230 \h </w:instrText>
             </w:r>
             <w:r>
               <w:rPr>
@@ -1062,7 +1042,7 @@
                 <w:noProof/>
                 <w:webHidden/>
               </w:rPr>
-              <w:t>7</w:t>
+              <w:t>3</w:t>
             </w:r>
             <w:r>
               <w:rPr>
@@ -1087,7 +1067,7 @@
               <w:lang w:val="en-US"/>
             </w:rPr>
           </w:pPr>
-          <w:hyperlink w:anchor="_Toc223434225" w:history="1">
+          <w:hyperlink w:anchor="_Toc223519231" w:history="1">
             <w:r>
               <w:rPr>
                 <w:rStyle w:val="Hyperlink"/>
@@ -1117,7 +1097,7 @@
                 <w:noProof/>
                 <w:webHidden/>
               </w:rPr>
-              <w:instrText xml:space="preserve"> PAGEREF _Toc223434225 \h </w:instrText>
+              <w:instrText xml:space="preserve"> PAGEREF _Toc223519231 \h </w:instrText>
             </w:r>
             <w:r>
               <w:rPr>
@@ -1137,7 +1117,7 @@
                 <w:noProof/>
                 <w:webHidden/>
               </w:rPr>
-              <w:t>8</w:t>
+              <w:t>5</w:t>
             </w:r>
             <w:r>
               <w:rPr>
@@ -1164,7 +1144,7 @@
               <w14:ligatures w14:val="standardContextual"/>
             </w:rPr>
           </w:pPr>
-          <w:hyperlink w:anchor="_Toc223434226" w:history="1">
+          <w:hyperlink w:anchor="_Toc223519232" w:history="1">
             <w:r>
               <w:rPr>
                 <w:rStyle w:val="Hyperlink"/>
@@ -1194,7 +1174,7 @@
                 <w:noProof/>
                 <w:webHidden/>
               </w:rPr>
-              <w:instrText xml:space="preserve"> PAGEREF _Toc223434226 \h </w:instrText>
+              <w:instrText xml:space="preserve"> PAGEREF _Toc223519232 \h </w:instrText>
             </w:r>
             <w:r>
               <w:rPr>
@@ -1214,7 +1194,7 @@
                 <w:noProof/>
                 <w:webHidden/>
               </w:rPr>
-              <w:t>8</w:t>
+              <w:t>5</w:t>
             </w:r>
             <w:r>
               <w:rPr>
@@ -1241,7 +1221,7 @@
               <w14:ligatures w14:val="standardContextual"/>
             </w:rPr>
           </w:pPr>
-          <w:hyperlink w:anchor="_Toc223434227" w:history="1">
+          <w:hyperlink w:anchor="_Toc223519233" w:history="1">
             <w:r>
               <w:rPr>
                 <w:rStyle w:val="Hyperlink"/>
@@ -1250,7 +1230,7 @@
                 <w:bCs/>
                 <w:noProof/>
               </w:rPr>
-              <w:t>2.2. Programarea in C++ (framework Arduino, structura proiect, librarii)</w:t>
+              <w:t>2.2. Programarea in C++</w:t>
             </w:r>
             <w:r>
               <w:rPr>
@@ -1271,7 +1251,7 @@
                 <w:noProof/>
                 <w:webHidden/>
               </w:rPr>
-              <w:instrText xml:space="preserve"> PAGEREF _Toc223434227 \h </w:instrText>
+              <w:instrText xml:space="preserve"> PAGEREF _Toc223519233 \h </w:instrText>
             </w:r>
             <w:r>
               <w:rPr>
@@ -1291,7 +1271,7 @@
                 <w:noProof/>
                 <w:webHidden/>
               </w:rPr>
-              <w:t>8</w:t>
+              <w:t>5</w:t>
             </w:r>
             <w:r>
               <w:rPr>
@@ -1316,7 +1296,7 @@
               <w:lang w:val="en-US"/>
             </w:rPr>
           </w:pPr>
-          <w:hyperlink w:anchor="_Toc223434228" w:history="1">
+          <w:hyperlink w:anchor="_Toc223519234" w:history="1">
             <w:r>
               <w:rPr>
                 <w:rStyle w:val="Hyperlink"/>
@@ -1346,7 +1326,7 @@
                 <w:noProof/>
                 <w:webHidden/>
               </w:rPr>
-              <w:instrText xml:space="preserve"> PAGEREF _Toc223434228 \h </w:instrText>
+              <w:instrText xml:space="preserve"> PAGEREF _Toc223519234 \h </w:instrText>
             </w:r>
             <w:r>
               <w:rPr>
@@ -1366,7 +1346,7 @@
                 <w:noProof/>
                 <w:webHidden/>
               </w:rPr>
-              <w:t>9</w:t>
+              <w:t>6</w:t>
             </w:r>
             <w:r>
               <w:rPr>
@@ -1393,7 +1373,7 @@
               <w14:ligatures w14:val="standardContextual"/>
             </w:rPr>
           </w:pPr>
-          <w:hyperlink w:anchor="_Toc223434229" w:history="1">
+          <w:hyperlink w:anchor="_Toc223519235" w:history="1">
             <w:r>
               <w:rPr>
                 <w:rStyle w:val="Hyperlink"/>
@@ -1444,7 +1424,7 @@
                 <w:noProof/>
                 <w:webHidden/>
               </w:rPr>
-              <w:instrText xml:space="preserve"> PAGEREF _Toc223434229 \h </w:instrText>
+              <w:instrText xml:space="preserve"> PAGEREF _Toc223519235 \h </w:instrText>
             </w:r>
             <w:r>
               <w:rPr>
@@ -1464,7 +1444,7 @@
                 <w:noProof/>
                 <w:webHidden/>
               </w:rPr>
-              <w:t>9</w:t>
+              <w:t>6</w:t>
             </w:r>
             <w:r>
               <w:rPr>
@@ -1491,7 +1471,7 @@
               <w14:ligatures w14:val="standardContextual"/>
             </w:rPr>
           </w:pPr>
-          <w:hyperlink w:anchor="_Toc223434230" w:history="1">
+          <w:hyperlink w:anchor="_Toc223519236" w:history="1">
             <w:r>
               <w:rPr>
                 <w:rStyle w:val="Hyperlink"/>
@@ -1521,7 +1501,7 @@
                 <w:noProof/>
                 <w:webHidden/>
               </w:rPr>
-              <w:instrText xml:space="preserve"> PAGEREF _Toc223434230 \h </w:instrText>
+              <w:instrText xml:space="preserve"> PAGEREF _Toc223519236 \h </w:instrText>
             </w:r>
             <w:r>
               <w:rPr>
@@ -1541,7 +1521,7 @@
                 <w:noProof/>
                 <w:webHidden/>
               </w:rPr>
-              <w:t>9</w:t>
+              <w:t>6</w:t>
             </w:r>
             <w:r>
               <w:rPr>
@@ -1568,7 +1548,7 @@
               <w14:ligatures w14:val="standardContextual"/>
             </w:rPr>
           </w:pPr>
-          <w:hyperlink w:anchor="_Toc223434231" w:history="1">
+          <w:hyperlink w:anchor="_Toc223519237" w:history="1">
             <w:r>
               <w:rPr>
                 <w:rStyle w:val="Hyperlink"/>
@@ -1598,7 +1578,7 @@
                 <w:noProof/>
                 <w:webHidden/>
               </w:rPr>
-              <w:instrText xml:space="preserve"> PAGEREF _Toc223434231 \h </w:instrText>
+              <w:instrText xml:space="preserve"> PAGEREF _Toc223519237 \h </w:instrText>
             </w:r>
             <w:r>
               <w:rPr>
@@ -1618,7 +1598,7 @@
                 <w:noProof/>
                 <w:webHidden/>
               </w:rPr>
-              <w:t>9</w:t>
+              <w:t>6</w:t>
             </w:r>
             <w:r>
               <w:rPr>
@@ -1643,7 +1623,7 @@
               <w:lang w:val="en-US"/>
             </w:rPr>
           </w:pPr>
-          <w:hyperlink w:anchor="_Toc223434232" w:history="1">
+          <w:hyperlink w:anchor="_Toc223519238" w:history="1">
             <w:r>
               <w:rPr>
                 <w:rStyle w:val="Hyperlink"/>
@@ -1673,7 +1653,7 @@
                 <w:noProof/>
                 <w:webHidden/>
               </w:rPr>
-              <w:instrText xml:space="preserve"> PAGEREF _Toc223434232 \h </w:instrText>
+              <w:instrText xml:space="preserve"> PAGEREF _Toc223519238 \h </w:instrText>
             </w:r>
             <w:r>
               <w:rPr>
@@ -1693,7 +1673,7 @@
                 <w:noProof/>
                 <w:webHidden/>
               </w:rPr>
-              <w:t>10</w:t>
+              <w:t>7</w:t>
             </w:r>
             <w:r>
               <w:rPr>
@@ -1720,7 +1700,7 @@
               <w14:ligatures w14:val="standardContextual"/>
             </w:rPr>
           </w:pPr>
-          <w:hyperlink w:anchor="_Toc223434233" w:history="1">
+          <w:hyperlink w:anchor="_Toc223519239" w:history="1">
             <w:r>
               <w:rPr>
                 <w:rStyle w:val="Hyperlink"/>
@@ -1750,7 +1730,7 @@
                 <w:noProof/>
                 <w:webHidden/>
               </w:rPr>
-              <w:instrText xml:space="preserve"> PAGEREF _Toc223434233 \h </w:instrText>
+              <w:instrText xml:space="preserve"> PAGEREF _Toc223519239 \h </w:instrText>
             </w:r>
             <w:r>
               <w:rPr>
@@ -1770,7 +1750,7 @@
                 <w:noProof/>
                 <w:webHidden/>
               </w:rPr>
-              <w:t>10</w:t>
+              <w:t>7</w:t>
             </w:r>
             <w:r>
               <w:rPr>
@@ -1797,7 +1777,7 @@
               <w14:ligatures w14:val="standardContextual"/>
             </w:rPr>
           </w:pPr>
-          <w:hyperlink w:anchor="_Toc223434234" w:history="1">
+          <w:hyperlink w:anchor="_Toc223519240" w:history="1">
             <w:r>
               <w:rPr>
                 <w:rStyle w:val="Hyperlink"/>
@@ -1827,7 +1807,7 @@
                 <w:noProof/>
                 <w:webHidden/>
               </w:rPr>
-              <w:instrText xml:space="preserve"> PAGEREF _Toc223434234 \h </w:instrText>
+              <w:instrText xml:space="preserve"> PAGEREF _Toc223519240 \h </w:instrText>
             </w:r>
             <w:r>
               <w:rPr>
@@ -1847,7 +1827,7 @@
                 <w:noProof/>
                 <w:webHidden/>
               </w:rPr>
-              <w:t>10</w:t>
+              <w:t>7</w:t>
             </w:r>
             <w:r>
               <w:rPr>
@@ -1874,7 +1854,7 @@
               <w14:ligatures w14:val="standardContextual"/>
             </w:rPr>
           </w:pPr>
-          <w:hyperlink w:anchor="_Toc223434235" w:history="1">
+          <w:hyperlink w:anchor="_Toc223519241" w:history="1">
             <w:r>
               <w:rPr>
                 <w:rStyle w:val="Hyperlink"/>
@@ -1904,7 +1884,7 @@
                 <w:noProof/>
                 <w:webHidden/>
               </w:rPr>
-              <w:instrText xml:space="preserve"> PAGEREF _Toc223434235 \h </w:instrText>
+              <w:instrText xml:space="preserve"> PAGEREF _Toc223519241 \h </w:instrText>
             </w:r>
             <w:r>
               <w:rPr>
@@ -1924,7 +1904,7 @@
                 <w:noProof/>
                 <w:webHidden/>
               </w:rPr>
-              <w:t>10</w:t>
+              <w:t>7</w:t>
             </w:r>
             <w:r>
               <w:rPr>
@@ -1951,7 +1931,7 @@
               <w14:ligatures w14:val="standardContextual"/>
             </w:rPr>
           </w:pPr>
-          <w:hyperlink w:anchor="_Toc223434236" w:history="1">
+          <w:hyperlink w:anchor="_Toc223519242" w:history="1">
             <w:r>
               <w:rPr>
                 <w:rStyle w:val="Hyperlink"/>
@@ -1981,7 +1961,7 @@
                 <w:noProof/>
                 <w:webHidden/>
               </w:rPr>
-              <w:instrText xml:space="preserve"> PAGEREF _Toc223434236 \h </w:instrText>
+              <w:instrText xml:space="preserve"> PAGEREF _Toc223519242 \h </w:instrText>
             </w:r>
             <w:r>
               <w:rPr>
@@ -2001,7 +1981,7 @@
                 <w:noProof/>
                 <w:webHidden/>
               </w:rPr>
-              <w:t>10</w:t>
+              <w:t>7</w:t>
             </w:r>
             <w:r>
               <w:rPr>
@@ -2026,7 +2006,7 @@
               <w:lang w:val="en-US"/>
             </w:rPr>
           </w:pPr>
-          <w:hyperlink w:anchor="_Toc223434237" w:history="1">
+          <w:hyperlink w:anchor="_Toc223519243" w:history="1">
             <w:r>
               <w:rPr>
                 <w:rStyle w:val="Hyperlink"/>
@@ -2056,7 +2036,7 @@
                 <w:noProof/>
                 <w:webHidden/>
               </w:rPr>
-              <w:instrText xml:space="preserve"> PAGEREF _Toc223434237 \h </w:instrText>
+              <w:instrText xml:space="preserve"> PAGEREF _Toc223519243 \h </w:instrText>
             </w:r>
             <w:r>
               <w:rPr>
@@ -2076,7 +2056,7 @@
                 <w:noProof/>
                 <w:webHidden/>
               </w:rPr>
-              <w:t>11</w:t>
+              <w:t>8</w:t>
             </w:r>
             <w:r>
               <w:rPr>
@@ -2103,7 +2083,7 @@
               <w14:ligatures w14:val="standardContextual"/>
             </w:rPr>
           </w:pPr>
-          <w:hyperlink w:anchor="_Toc223434238" w:history="1">
+          <w:hyperlink w:anchor="_Toc223519244" w:history="1">
             <w:r>
               <w:rPr>
                 <w:rStyle w:val="Hyperlink"/>
@@ -2133,7 +2113,7 @@
                 <w:noProof/>
                 <w:webHidden/>
               </w:rPr>
-              <w:instrText xml:space="preserve"> PAGEREF _Toc223434238 \h </w:instrText>
+              <w:instrText xml:space="preserve"> PAGEREF _Toc223519244 \h </w:instrText>
             </w:r>
             <w:r>
               <w:rPr>
@@ -2153,7 +2133,7 @@
                 <w:noProof/>
                 <w:webHidden/>
               </w:rPr>
-              <w:t>11</w:t>
+              <w:t>8</w:t>
             </w:r>
             <w:r>
               <w:rPr>
@@ -2180,7 +2160,7 @@
               <w14:ligatures w14:val="standardContextual"/>
             </w:rPr>
           </w:pPr>
-          <w:hyperlink w:anchor="_Toc223434239" w:history="1">
+          <w:hyperlink w:anchor="_Toc223519245" w:history="1">
             <w:r>
               <w:rPr>
                 <w:rStyle w:val="Hyperlink"/>
@@ -2210,7 +2190,7 @@
                 <w:noProof/>
                 <w:webHidden/>
               </w:rPr>
-              <w:instrText xml:space="preserve"> PAGEREF _Toc223434239 \h </w:instrText>
+              <w:instrText xml:space="preserve"> PAGEREF _Toc223519245 \h </w:instrText>
             </w:r>
             <w:r>
               <w:rPr>
@@ -2230,7 +2210,7 @@
                 <w:noProof/>
                 <w:webHidden/>
               </w:rPr>
-              <w:t>11</w:t>
+              <w:t>8</w:t>
             </w:r>
             <w:r>
               <w:rPr>
@@ -2257,7 +2237,7 @@
               <w14:ligatures w14:val="standardContextual"/>
             </w:rPr>
           </w:pPr>
-          <w:hyperlink w:anchor="_Toc223434240" w:history="1">
+          <w:hyperlink w:anchor="_Toc223519246" w:history="1">
             <w:r>
               <w:rPr>
                 <w:rStyle w:val="Hyperlink"/>
@@ -2287,7 +2267,7 @@
                 <w:noProof/>
                 <w:webHidden/>
               </w:rPr>
-              <w:instrText xml:space="preserve"> PAGEREF _Toc223434240 \h </w:instrText>
+              <w:instrText xml:space="preserve"> PAGEREF _Toc223519246 \h </w:instrText>
             </w:r>
             <w:r>
               <w:rPr>
@@ -2307,7 +2287,7 @@
                 <w:noProof/>
                 <w:webHidden/>
               </w:rPr>
-              <w:t>11</w:t>
+              <w:t>8</w:t>
             </w:r>
             <w:r>
               <w:rPr>
@@ -2334,7 +2314,7 @@
               <w14:ligatures w14:val="standardContextual"/>
             </w:rPr>
           </w:pPr>
-          <w:hyperlink w:anchor="_Toc223434241" w:history="1">
+          <w:hyperlink w:anchor="_Toc223519247" w:history="1">
             <w:r>
               <w:rPr>
                 <w:rStyle w:val="Hyperlink"/>
@@ -2365,7 +2345,7 @@
                 <w:noProof/>
                 <w:webHidden/>
               </w:rPr>
-              <w:instrText xml:space="preserve"> PAGEREF _Toc223434241 \h </w:instrText>
+              <w:instrText xml:space="preserve"> PAGEREF _Toc223519247 \h </w:instrText>
             </w:r>
             <w:r>
               <w:rPr>
@@ -2385,7 +2365,7 @@
                 <w:noProof/>
                 <w:webHidden/>
               </w:rPr>
-              <w:t>11</w:t>
+              <w:t>8</w:t>
             </w:r>
             <w:r>
               <w:rPr>
@@ -2412,7 +2392,7 @@
               <w14:ligatures w14:val="standardContextual"/>
             </w:rPr>
           </w:pPr>
-          <w:hyperlink w:anchor="_Toc223434242" w:history="1">
+          <w:hyperlink w:anchor="_Toc223519248" w:history="1">
             <w:r>
               <w:rPr>
                 <w:rStyle w:val="Hyperlink"/>
@@ -2463,7 +2443,7 @@
                 <w:noProof/>
                 <w:webHidden/>
               </w:rPr>
-              <w:instrText xml:space="preserve"> PAGEREF _Toc223434242 \h </w:instrText>
+              <w:instrText xml:space="preserve"> PAGEREF _Toc223519248 \h </w:instrText>
             </w:r>
             <w:r>
               <w:rPr>
@@ -2483,7 +2463,7 @@
                 <w:noProof/>
                 <w:webHidden/>
               </w:rPr>
-              <w:t>11</w:t>
+              <w:t>8</w:t>
             </w:r>
             <w:r>
               <w:rPr>
@@ -2508,7 +2488,7 @@
               <w:lang w:val="en-US"/>
             </w:rPr>
           </w:pPr>
-          <w:hyperlink w:anchor="_Toc223434243" w:history="1">
+          <w:hyperlink w:anchor="_Toc223519249" w:history="1">
             <w:r>
               <w:rPr>
                 <w:rStyle w:val="Hyperlink"/>
@@ -2549,7 +2529,7 @@
                 <w:noProof/>
                 <w:webHidden/>
               </w:rPr>
-              <w:instrText xml:space="preserve"> PAGEREF _Toc223434243 \h </w:instrText>
+              <w:instrText xml:space="preserve"> PAGEREF _Toc223519249 \h </w:instrText>
             </w:r>
             <w:r>
               <w:rPr>
@@ -2569,7 +2549,7 @@
                 <w:noProof/>
                 <w:webHidden/>
               </w:rPr>
-              <w:t>12</w:t>
+              <w:t>9</w:t>
             </w:r>
             <w:r>
               <w:rPr>
@@ -2596,7 +2576,7 @@
               <w14:ligatures w14:val="standardContextual"/>
             </w:rPr>
           </w:pPr>
-          <w:hyperlink w:anchor="_Toc223434244" w:history="1">
+          <w:hyperlink w:anchor="_Toc223519250" w:history="1">
             <w:r>
               <w:rPr>
                 <w:rStyle w:val="Hyperlink"/>
@@ -2626,7 +2606,7 @@
                 <w:noProof/>
                 <w:webHidden/>
               </w:rPr>
-              <w:instrText xml:space="preserve"> PAGEREF _Toc223434244 \h </w:instrText>
+              <w:instrText xml:space="preserve"> PAGEREF _Toc223519250 \h </w:instrText>
             </w:r>
             <w:r>
               <w:rPr>
@@ -2646,7 +2626,7 @@
                 <w:noProof/>
                 <w:webHidden/>
               </w:rPr>
-              <w:t>12</w:t>
+              <w:t>9</w:t>
             </w:r>
             <w:r>
               <w:rPr>
@@ -2673,7 +2653,7 @@
               <w14:ligatures w14:val="standardContextual"/>
             </w:rPr>
           </w:pPr>
-          <w:hyperlink w:anchor="_Toc223434245" w:history="1">
+          <w:hyperlink w:anchor="_Toc223519251" w:history="1">
             <w:r>
               <w:rPr>
                 <w:rStyle w:val="Hyperlink"/>
@@ -2703,7 +2683,7 @@
                 <w:noProof/>
                 <w:webHidden/>
               </w:rPr>
-              <w:instrText xml:space="preserve"> PAGEREF _Toc223434245 \h </w:instrText>
+              <w:instrText xml:space="preserve"> PAGEREF _Toc223519251 \h </w:instrText>
             </w:r>
             <w:r>
               <w:rPr>
@@ -2723,7 +2703,7 @@
                 <w:noProof/>
                 <w:webHidden/>
               </w:rPr>
-              <w:t>12</w:t>
+              <w:t>9</w:t>
             </w:r>
             <w:r>
               <w:rPr>
@@ -2748,7 +2728,7 @@
               <w:lang w:val="en-US"/>
             </w:rPr>
           </w:pPr>
-          <w:hyperlink w:anchor="_Toc223434246" w:history="1">
+          <w:hyperlink w:anchor="_Toc223519252" w:history="1">
             <w:r>
               <w:rPr>
                 <w:rStyle w:val="Hyperlink"/>
@@ -2778,7 +2758,7 @@
                 <w:noProof/>
                 <w:webHidden/>
               </w:rPr>
-              <w:instrText xml:space="preserve"> PAGEREF _Toc223434246 \h </w:instrText>
+              <w:instrText xml:space="preserve"> PAGEREF _Toc223519252 \h </w:instrText>
             </w:r>
             <w:r>
               <w:rPr>
@@ -2798,7 +2778,7 @@
                 <w:noProof/>
                 <w:webHidden/>
               </w:rPr>
-              <w:t>12</w:t>
+              <w:t>10</w:t>
             </w:r>
             <w:r>
               <w:rPr>
@@ -2823,7 +2803,7 @@
               <w:lang w:val="en-US"/>
             </w:rPr>
           </w:pPr>
-          <w:hyperlink w:anchor="_Toc223434247" w:history="1">
+          <w:hyperlink w:anchor="_Toc223519253" w:history="1">
             <w:r>
               <w:rPr>
                 <w:rStyle w:val="Hyperlink"/>
@@ -2853,7 +2833,7 @@
                 <w:noProof/>
                 <w:webHidden/>
               </w:rPr>
-              <w:instrText xml:space="preserve"> PAGEREF _Toc223434247 \h </w:instrText>
+              <w:instrText xml:space="preserve"> PAGEREF _Toc223519253 \h </w:instrText>
             </w:r>
             <w:r>
               <w:rPr>
@@ -2873,7 +2853,7 @@
                 <w:noProof/>
                 <w:webHidden/>
               </w:rPr>
-              <w:t>14</w:t>
+              <w:t>11</w:t>
             </w:r>
             <w:r>
               <w:rPr>
@@ -2898,7 +2878,7 @@
               <w:lang w:val="en-US"/>
             </w:rPr>
           </w:pPr>
-          <w:hyperlink w:anchor="_Toc223434248" w:history="1">
+          <w:hyperlink w:anchor="_Toc223519254" w:history="1">
             <w:r>
               <w:rPr>
                 <w:rStyle w:val="Hyperlink"/>
@@ -2928,7 +2908,7 @@
                 <w:noProof/>
                 <w:webHidden/>
               </w:rPr>
-              <w:instrText xml:space="preserve"> PAGEREF _Toc223434248 \h </w:instrText>
+              <w:instrText xml:space="preserve"> PAGEREF _Toc223519254 \h </w:instrText>
             </w:r>
             <w:r>
               <w:rPr>
@@ -2948,7 +2928,7 @@
                 <w:noProof/>
                 <w:webHidden/>
               </w:rPr>
-              <w:t>15</w:t>
+              <w:t>12</w:t>
             </w:r>
             <w:r>
               <w:rPr>
@@ -3003,6 +2983,13 @@
           <w:docGrid w:linePitch="360"/>
         </w:sectPr>
       </w:pPr>
+    </w:p>
+    <w:p>
+      <w:pPr>
+        <w:pStyle w:val="Heading1"/>
+        <w:spacing w:line="312" w:lineRule="auto"/>
+      </w:pPr>
+      <w:bookmarkStart w:id="1" w:name="_Toc223519227"/>
       <w:r>
         <w:rPr>
           <w:rFonts w:ascii="Times New Roman" w:hAnsi="Times New Roman" w:cs="Times New Roman"/>
@@ -3011,16 +2998,2573 @@
           <w:sz w:val="36"/>
           <w:szCs w:val="36"/>
         </w:rPr>
-        <w:tab/>
+        <w:lastRenderedPageBreak/>
+        <w:t>Introducere</w:t>
+      </w:r>
+      <w:bookmarkEnd w:id="1"/>
+      <w:r>
+        <w:t xml:space="preserve"> </w:t>
+      </w:r>
+      <w:bookmarkEnd w:id="0"/>
+    </w:p>
+    <w:p>
+      <w:pPr>
+        <w:spacing w:line="312" w:lineRule="auto"/>
+        <w:ind w:left="-15" w:right="0" w:firstLine="720"/>
+        <w:rPr>
+          <w:rFonts w:ascii="Times New Roman" w:hAnsi="Times New Roman" w:cs="Times New Roman"/>
+          <w:sz w:val="24"/>
+        </w:rPr>
+      </w:pPr>
+      <w:proofErr w:type="spellStart"/>
+      <w:r>
+        <w:rPr>
+          <w:rFonts w:ascii="Times New Roman" w:hAnsi="Times New Roman" w:cs="Times New Roman"/>
+          <w:sz w:val="24"/>
+        </w:rPr>
+        <w:t>Mainile</w:t>
+      </w:r>
+      <w:proofErr w:type="spellEnd"/>
+      <w:r>
+        <w:rPr>
+          <w:rFonts w:ascii="Times New Roman" w:hAnsi="Times New Roman" w:cs="Times New Roman"/>
+          <w:sz w:val="24"/>
+        </w:rPr>
+        <w:t xml:space="preserve"> robotice cu caracteristici umane au fost destul de intens studiate in cercetare. O varietate de </w:t>
+      </w:r>
+      <w:proofErr w:type="spellStart"/>
+      <w:r>
+        <w:rPr>
+          <w:rFonts w:ascii="Times New Roman" w:hAnsi="Times New Roman" w:cs="Times New Roman"/>
+          <w:sz w:val="24"/>
+        </w:rPr>
+        <w:t>maini</w:t>
+      </w:r>
+      <w:proofErr w:type="spellEnd"/>
+      <w:r>
+        <w:rPr>
+          <w:rFonts w:ascii="Times New Roman" w:hAnsi="Times New Roman" w:cs="Times New Roman"/>
+          <w:sz w:val="24"/>
+        </w:rPr>
+        <w:t xml:space="preserve"> a fost dezvoltata cu scopul de a </w:t>
+      </w:r>
+      <w:proofErr w:type="spellStart"/>
+      <w:r>
+        <w:rPr>
+          <w:rFonts w:ascii="Times New Roman" w:hAnsi="Times New Roman" w:cs="Times New Roman"/>
+          <w:sz w:val="24"/>
+        </w:rPr>
+        <w:t>imbunatati</w:t>
+      </w:r>
+      <w:proofErr w:type="spellEnd"/>
+      <w:r>
+        <w:rPr>
+          <w:rFonts w:ascii="Times New Roman" w:hAnsi="Times New Roman" w:cs="Times New Roman"/>
+          <w:sz w:val="24"/>
+        </w:rPr>
+        <w:t xml:space="preserve"> eficienta, precizia si </w:t>
+      </w:r>
+      <w:proofErr w:type="spellStart"/>
+      <w:r>
+        <w:rPr>
+          <w:rFonts w:ascii="Times New Roman" w:hAnsi="Times New Roman" w:cs="Times New Roman"/>
+          <w:sz w:val="24"/>
+        </w:rPr>
+        <w:t>functionalitatea</w:t>
+      </w:r>
+      <w:proofErr w:type="spellEnd"/>
+      <w:r>
+        <w:rPr>
+          <w:rFonts w:ascii="Times New Roman" w:hAnsi="Times New Roman" w:cs="Times New Roman"/>
+          <w:sz w:val="24"/>
+        </w:rPr>
+        <w:t xml:space="preserve"> </w:t>
+      </w:r>
+      <w:proofErr w:type="spellStart"/>
+      <w:r>
+        <w:rPr>
+          <w:rFonts w:ascii="Times New Roman" w:hAnsi="Times New Roman" w:cs="Times New Roman"/>
+          <w:sz w:val="24"/>
+        </w:rPr>
+        <w:t>asemanatoare</w:t>
+      </w:r>
+      <w:proofErr w:type="spellEnd"/>
+      <w:r>
+        <w:rPr>
+          <w:rFonts w:ascii="Times New Roman" w:hAnsi="Times New Roman" w:cs="Times New Roman"/>
+          <w:sz w:val="24"/>
+        </w:rPr>
+        <w:t xml:space="preserve"> cu cea a unei </w:t>
+      </w:r>
+      <w:proofErr w:type="spellStart"/>
+      <w:r>
+        <w:rPr>
+          <w:rFonts w:ascii="Times New Roman" w:hAnsi="Times New Roman" w:cs="Times New Roman"/>
+          <w:sz w:val="24"/>
+        </w:rPr>
+        <w:t>maini</w:t>
+      </w:r>
+      <w:proofErr w:type="spellEnd"/>
+      <w:r>
+        <w:rPr>
+          <w:rFonts w:ascii="Times New Roman" w:hAnsi="Times New Roman" w:cs="Times New Roman"/>
+          <w:sz w:val="24"/>
+        </w:rPr>
+        <w:t xml:space="preserve"> umane. Multe din aceste </w:t>
+      </w:r>
+      <w:proofErr w:type="spellStart"/>
+      <w:r>
+        <w:rPr>
+          <w:rFonts w:ascii="Times New Roman" w:hAnsi="Times New Roman" w:cs="Times New Roman"/>
+          <w:sz w:val="24"/>
+        </w:rPr>
+        <w:t>maini</w:t>
+      </w:r>
+      <w:proofErr w:type="spellEnd"/>
+      <w:r>
+        <w:rPr>
+          <w:rFonts w:ascii="Times New Roman" w:hAnsi="Times New Roman" w:cs="Times New Roman"/>
+          <w:sz w:val="24"/>
+        </w:rPr>
+        <w:t xml:space="preserve"> propun </w:t>
+      </w:r>
+      <w:r>
+        <w:rPr>
+          <w:rFonts w:ascii="Times New Roman" w:hAnsi="Times New Roman" w:cs="Times New Roman"/>
+          <w:sz w:val="24"/>
+        </w:rPr>
+        <w:t xml:space="preserve">o </w:t>
+      </w:r>
+      <w:proofErr w:type="spellStart"/>
+      <w:r>
+        <w:rPr>
+          <w:rFonts w:ascii="Times New Roman" w:hAnsi="Times New Roman" w:cs="Times New Roman"/>
+          <w:sz w:val="24"/>
+        </w:rPr>
+        <w:t>inovatie</w:t>
+      </w:r>
+      <w:proofErr w:type="spellEnd"/>
+      <w:r>
+        <w:rPr>
+          <w:rFonts w:ascii="Times New Roman" w:hAnsi="Times New Roman" w:cs="Times New Roman"/>
+          <w:sz w:val="24"/>
+        </w:rPr>
+        <w:t xml:space="preserve"> diferita una de </w:t>
+      </w:r>
+      <w:proofErr w:type="spellStart"/>
+      <w:r>
+        <w:rPr>
+          <w:rFonts w:ascii="Times New Roman" w:hAnsi="Times New Roman" w:cs="Times New Roman"/>
+          <w:sz w:val="24"/>
+        </w:rPr>
+        <w:t>cealalta</w:t>
+      </w:r>
+      <w:proofErr w:type="spellEnd"/>
+      <w:r>
+        <w:rPr>
+          <w:rFonts w:ascii="Times New Roman" w:hAnsi="Times New Roman" w:cs="Times New Roman"/>
+          <w:sz w:val="24"/>
+        </w:rPr>
+        <w:t xml:space="preserve">, de la design pana la </w:t>
+      </w:r>
+      <w:proofErr w:type="spellStart"/>
+      <w:r>
+        <w:rPr>
+          <w:rFonts w:ascii="Times New Roman" w:hAnsi="Times New Roman" w:cs="Times New Roman"/>
+          <w:sz w:val="24"/>
+        </w:rPr>
+        <w:t>functionalitatea</w:t>
+      </w:r>
+      <w:proofErr w:type="spellEnd"/>
+      <w:r>
+        <w:rPr>
+          <w:rFonts w:ascii="Times New Roman" w:hAnsi="Times New Roman" w:cs="Times New Roman"/>
+          <w:sz w:val="24"/>
+        </w:rPr>
+        <w:t xml:space="preserve"> software, </w:t>
+      </w:r>
+      <w:r>
+        <w:rPr>
+          <w:rFonts w:ascii="Times New Roman" w:hAnsi="Times New Roman" w:cs="Times New Roman"/>
+          <w:sz w:val="24"/>
+        </w:rPr>
+        <w:t>specifica</w:t>
+      </w:r>
+      <w:r>
+        <w:rPr>
+          <w:rFonts w:ascii="Times New Roman" w:hAnsi="Times New Roman" w:cs="Times New Roman"/>
+          <w:sz w:val="24"/>
+        </w:rPr>
+        <w:t xml:space="preserve"> pentru o anumita </w:t>
+      </w:r>
+      <w:proofErr w:type="spellStart"/>
+      <w:r>
+        <w:rPr>
+          <w:rFonts w:ascii="Times New Roman" w:hAnsi="Times New Roman" w:cs="Times New Roman"/>
+          <w:sz w:val="24"/>
+        </w:rPr>
+        <w:t>aplicatie</w:t>
+      </w:r>
+      <w:proofErr w:type="spellEnd"/>
+      <w:r>
+        <w:rPr>
+          <w:rFonts w:ascii="Times New Roman" w:hAnsi="Times New Roman" w:cs="Times New Roman"/>
+          <w:sz w:val="24"/>
+        </w:rPr>
+        <w:t>.</w:t>
+      </w:r>
+    </w:p>
+    <w:p>
+      <w:pPr>
+        <w:spacing w:line="312" w:lineRule="auto"/>
+        <w:ind w:left="-15" w:right="0" w:firstLine="720"/>
+        <w:rPr>
+          <w:rFonts w:ascii="Times New Roman" w:hAnsi="Times New Roman" w:cs="Times New Roman"/>
+          <w:sz w:val="24"/>
+        </w:rPr>
+      </w:pPr>
+      <w:r>
+        <w:rPr>
+          <w:rFonts w:ascii="Times New Roman" w:hAnsi="Times New Roman" w:cs="Times New Roman"/>
+          <w:sz w:val="24"/>
+        </w:rPr>
+        <w:t xml:space="preserve">Printre aceste </w:t>
+      </w:r>
+      <w:proofErr w:type="spellStart"/>
+      <w:r>
+        <w:rPr>
+          <w:rFonts w:ascii="Times New Roman" w:hAnsi="Times New Roman" w:cs="Times New Roman"/>
+          <w:sz w:val="24"/>
+        </w:rPr>
+        <w:t>inovatii</w:t>
+      </w:r>
+      <w:proofErr w:type="spellEnd"/>
+      <w:r>
+        <w:rPr>
+          <w:rFonts w:ascii="Times New Roman" w:hAnsi="Times New Roman" w:cs="Times New Roman"/>
+          <w:sz w:val="24"/>
+        </w:rPr>
+        <w:t xml:space="preserve"> se </w:t>
+      </w:r>
+      <w:proofErr w:type="spellStart"/>
+      <w:r>
+        <w:rPr>
+          <w:rFonts w:ascii="Times New Roman" w:hAnsi="Times New Roman" w:cs="Times New Roman"/>
+          <w:sz w:val="24"/>
+        </w:rPr>
+        <w:t>numara</w:t>
+      </w:r>
+      <w:proofErr w:type="spellEnd"/>
+      <w:r>
+        <w:rPr>
+          <w:rFonts w:ascii="Times New Roman" w:hAnsi="Times New Roman" w:cs="Times New Roman"/>
+          <w:sz w:val="24"/>
+        </w:rPr>
+        <w:t xml:space="preserve"> mana </w:t>
+      </w:r>
+      <w:proofErr w:type="spellStart"/>
+      <w:r>
+        <w:rPr>
+          <w:rFonts w:ascii="Times New Roman" w:hAnsi="Times New Roman" w:cs="Times New Roman"/>
+          <w:sz w:val="24"/>
+        </w:rPr>
+        <w:t>actionata</w:t>
+      </w:r>
+      <w:proofErr w:type="spellEnd"/>
+      <w:r>
+        <w:rPr>
+          <w:rFonts w:ascii="Times New Roman" w:hAnsi="Times New Roman" w:cs="Times New Roman"/>
+          <w:sz w:val="24"/>
+        </w:rPr>
+        <w:t xml:space="preserve"> prin aliaje cu memorie de forma (SMA) echipata cu senzori de flexiune</w:t>
+      </w:r>
+      <w:r>
+        <w:rPr>
+          <w:rFonts w:ascii="Times New Roman" w:hAnsi="Times New Roman" w:cs="Times New Roman"/>
+          <w:sz w:val="24"/>
+        </w:rPr>
+        <w:t xml:space="preserve"> </w:t>
+      </w:r>
+      <w:r>
+        <w:rPr>
+          <w:rFonts w:ascii="Times New Roman" w:hAnsi="Times New Roman" w:cs="Times New Roman"/>
+          <w:sz w:val="24"/>
+        </w:rPr>
+        <w:fldChar w:fldCharType="begin"/>
+      </w:r>
+      <w:r>
+        <w:rPr>
+          <w:rFonts w:ascii="Times New Roman" w:hAnsi="Times New Roman" w:cs="Times New Roman"/>
+          <w:sz w:val="24"/>
+        </w:rPr>
+        <w:instrText xml:space="preserve"> REF _Ref223425662 \w \h </w:instrText>
+      </w:r>
+      <w:r>
+        <w:rPr>
+          <w:rFonts w:ascii="Times New Roman" w:hAnsi="Times New Roman" w:cs="Times New Roman"/>
+          <w:sz w:val="24"/>
+        </w:rPr>
+      </w:r>
+      <w:r>
+        <w:rPr>
+          <w:rFonts w:ascii="Times New Roman" w:hAnsi="Times New Roman" w:cs="Times New Roman"/>
+          <w:sz w:val="24"/>
+        </w:rPr>
+        <w:fldChar w:fldCharType="separate"/>
+      </w:r>
+      <w:r>
+        <w:rPr>
+          <w:rFonts w:ascii="Times New Roman" w:hAnsi="Times New Roman" w:cs="Times New Roman"/>
+          <w:sz w:val="24"/>
+        </w:rPr>
+        <w:t>[5]</w:t>
+      </w:r>
+      <w:r>
+        <w:rPr>
+          <w:rFonts w:ascii="Times New Roman" w:hAnsi="Times New Roman" w:cs="Times New Roman"/>
+          <w:sz w:val="24"/>
+        </w:rPr>
+        <w:fldChar w:fldCharType="end"/>
+      </w:r>
+      <w:r>
+        <w:rPr>
+          <w:rFonts w:ascii="Times New Roman" w:hAnsi="Times New Roman" w:cs="Times New Roman"/>
+          <w:sz w:val="24"/>
+        </w:rPr>
+        <w:t xml:space="preserve">, mana cu mecanisme </w:t>
+      </w:r>
+      <w:proofErr w:type="spellStart"/>
+      <w:r>
+        <w:rPr>
+          <w:rFonts w:ascii="Times New Roman" w:hAnsi="Times New Roman" w:cs="Times New Roman"/>
+          <w:sz w:val="24"/>
+        </w:rPr>
+        <w:t>actionate</w:t>
+      </w:r>
+      <w:proofErr w:type="spellEnd"/>
+      <w:r>
+        <w:rPr>
+          <w:rFonts w:ascii="Times New Roman" w:hAnsi="Times New Roman" w:cs="Times New Roman"/>
+          <w:sz w:val="24"/>
+        </w:rPr>
+        <w:t xml:space="preserve"> prin tendoane si </w:t>
+      </w:r>
+      <w:proofErr w:type="spellStart"/>
+      <w:r>
+        <w:rPr>
+          <w:rFonts w:ascii="Times New Roman" w:hAnsi="Times New Roman" w:cs="Times New Roman"/>
+          <w:sz w:val="24"/>
+        </w:rPr>
+        <w:t>legaturi</w:t>
+      </w:r>
+      <w:proofErr w:type="spellEnd"/>
+      <w:r>
+        <w:rPr>
+          <w:rFonts w:ascii="Times New Roman" w:hAnsi="Times New Roman" w:cs="Times New Roman"/>
+          <w:sz w:val="24"/>
+        </w:rPr>
+        <w:t xml:space="preserve"> mecanice</w:t>
+      </w:r>
+      <w:r>
+        <w:rPr>
+          <w:rFonts w:ascii="Times New Roman" w:hAnsi="Times New Roman" w:cs="Times New Roman"/>
+          <w:sz w:val="24"/>
+        </w:rPr>
+        <w:t xml:space="preserve"> </w:t>
+      </w:r>
+      <w:r>
+        <w:rPr>
+          <w:rFonts w:ascii="Times New Roman" w:hAnsi="Times New Roman" w:cs="Times New Roman"/>
+          <w:sz w:val="24"/>
+        </w:rPr>
+        <w:fldChar w:fldCharType="begin"/>
+      </w:r>
+      <w:r>
+        <w:rPr>
+          <w:rFonts w:ascii="Times New Roman" w:hAnsi="Times New Roman" w:cs="Times New Roman"/>
+          <w:sz w:val="24"/>
+        </w:rPr>
+        <w:instrText xml:space="preserve"> REF _Ref223425876 \w \h </w:instrText>
+      </w:r>
+      <w:r>
+        <w:rPr>
+          <w:rFonts w:ascii="Times New Roman" w:hAnsi="Times New Roman" w:cs="Times New Roman"/>
+          <w:sz w:val="24"/>
+        </w:rPr>
+      </w:r>
+      <w:r>
+        <w:rPr>
+          <w:rFonts w:ascii="Times New Roman" w:hAnsi="Times New Roman" w:cs="Times New Roman"/>
+          <w:sz w:val="24"/>
+        </w:rPr>
+        <w:fldChar w:fldCharType="separate"/>
+      </w:r>
+      <w:r>
+        <w:rPr>
+          <w:rFonts w:ascii="Times New Roman" w:hAnsi="Times New Roman" w:cs="Times New Roman"/>
+          <w:sz w:val="24"/>
+        </w:rPr>
+        <w:t>[6]</w:t>
+      </w:r>
+      <w:r>
+        <w:rPr>
+          <w:rFonts w:ascii="Times New Roman" w:hAnsi="Times New Roman" w:cs="Times New Roman"/>
+          <w:sz w:val="24"/>
+        </w:rPr>
+        <w:fldChar w:fldCharType="end"/>
+      </w:r>
+      <w:r>
+        <w:rPr>
+          <w:rFonts w:ascii="Times New Roman" w:hAnsi="Times New Roman" w:cs="Times New Roman"/>
+          <w:sz w:val="24"/>
+        </w:rPr>
+        <w:t>, dar si</w:t>
+      </w:r>
+      <w:r>
+        <w:rPr>
+          <w:rFonts w:ascii="Times New Roman" w:hAnsi="Times New Roman" w:cs="Times New Roman"/>
+          <w:sz w:val="24"/>
+        </w:rPr>
+        <w:t xml:space="preserve"> mana </w:t>
+      </w:r>
+      <w:proofErr w:type="spellStart"/>
+      <w:r>
+        <w:rPr>
+          <w:rFonts w:ascii="Times New Roman" w:hAnsi="Times New Roman" w:cs="Times New Roman"/>
+          <w:sz w:val="24"/>
+        </w:rPr>
+        <w:t>multisenzoriala</w:t>
+      </w:r>
+      <w:proofErr w:type="spellEnd"/>
+      <w:r>
+        <w:rPr>
+          <w:rFonts w:ascii="Times New Roman" w:hAnsi="Times New Roman" w:cs="Times New Roman"/>
+          <w:sz w:val="24"/>
+        </w:rPr>
+        <w:t xml:space="preserve"> DLR ce are un schelet deschis pentru o mai buna </w:t>
+      </w:r>
+      <w:proofErr w:type="spellStart"/>
+      <w:r>
+        <w:rPr>
+          <w:rFonts w:ascii="Times New Roman" w:hAnsi="Times New Roman" w:cs="Times New Roman"/>
+          <w:sz w:val="24"/>
+        </w:rPr>
+        <w:t>mentenanta</w:t>
+      </w:r>
+      <w:proofErr w:type="spellEnd"/>
+      <w:r>
+        <w:rPr>
+          <w:rFonts w:ascii="Times New Roman" w:hAnsi="Times New Roman" w:cs="Times New Roman"/>
+          <w:sz w:val="24"/>
+        </w:rPr>
+        <w:t xml:space="preserve"> </w:t>
+      </w:r>
+      <w:r>
+        <w:rPr>
+          <w:rFonts w:ascii="Times New Roman" w:hAnsi="Times New Roman" w:cs="Times New Roman"/>
+          <w:sz w:val="24"/>
+        </w:rPr>
+        <w:fldChar w:fldCharType="begin"/>
+      </w:r>
+      <w:r>
+        <w:rPr>
+          <w:rFonts w:ascii="Times New Roman" w:hAnsi="Times New Roman" w:cs="Times New Roman"/>
+          <w:sz w:val="24"/>
+        </w:rPr>
+        <w:instrText xml:space="preserve"> REF _Ref223426014 \w \h </w:instrText>
+      </w:r>
+      <w:r>
+        <w:rPr>
+          <w:rFonts w:ascii="Times New Roman" w:hAnsi="Times New Roman" w:cs="Times New Roman"/>
+          <w:sz w:val="24"/>
+        </w:rPr>
+      </w:r>
+      <w:r>
+        <w:rPr>
+          <w:rFonts w:ascii="Times New Roman" w:hAnsi="Times New Roman" w:cs="Times New Roman"/>
+          <w:sz w:val="24"/>
+        </w:rPr>
+        <w:fldChar w:fldCharType="separate"/>
+      </w:r>
+      <w:r>
+        <w:rPr>
+          <w:rFonts w:ascii="Times New Roman" w:hAnsi="Times New Roman" w:cs="Times New Roman"/>
+          <w:sz w:val="24"/>
+        </w:rPr>
+        <w:t>[7]</w:t>
+      </w:r>
+      <w:r>
+        <w:rPr>
+          <w:rFonts w:ascii="Times New Roman" w:hAnsi="Times New Roman" w:cs="Times New Roman"/>
+          <w:sz w:val="24"/>
+        </w:rPr>
+        <w:fldChar w:fldCharType="end"/>
+      </w:r>
+      <w:r>
+        <w:rPr>
+          <w:rFonts w:ascii="Times New Roman" w:hAnsi="Times New Roman" w:cs="Times New Roman"/>
+          <w:sz w:val="24"/>
+        </w:rPr>
+        <w:t>.</w:t>
+      </w:r>
+    </w:p>
+    <w:p>
+      <w:pPr>
+        <w:spacing w:line="312" w:lineRule="auto"/>
+        <w:ind w:left="-15" w:right="0" w:firstLine="720"/>
+        <w:rPr>
+          <w:rFonts w:ascii="Times New Roman" w:hAnsi="Times New Roman" w:cs="Times New Roman"/>
+          <w:sz w:val="24"/>
+        </w:rPr>
+      </w:pPr>
+      <w:r>
+        <w:rPr>
+          <w:rFonts w:ascii="Times New Roman" w:hAnsi="Times New Roman" w:cs="Times New Roman"/>
+          <w:sz w:val="24"/>
+        </w:rPr>
+        <w:t xml:space="preserve">In ultimii ani, </w:t>
+      </w:r>
+      <w:proofErr w:type="spellStart"/>
+      <w:r>
+        <w:rPr>
+          <w:rFonts w:ascii="Times New Roman" w:hAnsi="Times New Roman" w:cs="Times New Roman"/>
+          <w:sz w:val="24"/>
+        </w:rPr>
+        <w:t>mainile</w:t>
+      </w:r>
+      <w:proofErr w:type="spellEnd"/>
+      <w:r>
+        <w:rPr>
+          <w:rFonts w:ascii="Times New Roman" w:hAnsi="Times New Roman" w:cs="Times New Roman"/>
+          <w:sz w:val="24"/>
+        </w:rPr>
+        <w:t xml:space="preserve"> robotice s-au dezvoltat accelerat datorita ariei largi de </w:t>
+      </w:r>
+      <w:proofErr w:type="spellStart"/>
+      <w:r>
+        <w:rPr>
+          <w:rFonts w:ascii="Times New Roman" w:hAnsi="Times New Roman" w:cs="Times New Roman"/>
+          <w:sz w:val="24"/>
+        </w:rPr>
+        <w:t>aplicatii</w:t>
+      </w:r>
+      <w:proofErr w:type="spellEnd"/>
+      <w:r>
+        <w:rPr>
+          <w:rFonts w:ascii="Times New Roman" w:hAnsi="Times New Roman" w:cs="Times New Roman"/>
+          <w:sz w:val="24"/>
+        </w:rPr>
+        <w:t xml:space="preserve">, precum </w:t>
+      </w:r>
+      <w:proofErr w:type="spellStart"/>
+      <w:r>
+        <w:rPr>
+          <w:rFonts w:ascii="Times New Roman" w:hAnsi="Times New Roman" w:cs="Times New Roman"/>
+          <w:sz w:val="24"/>
+        </w:rPr>
+        <w:t>operatiile</w:t>
+      </w:r>
+      <w:proofErr w:type="spellEnd"/>
+      <w:r>
+        <w:rPr>
+          <w:rFonts w:ascii="Times New Roman" w:hAnsi="Times New Roman" w:cs="Times New Roman"/>
+          <w:sz w:val="24"/>
+        </w:rPr>
+        <w:t xml:space="preserve"> de tip </w:t>
+      </w:r>
+      <w:proofErr w:type="spellStart"/>
+      <w:r>
+        <w:rPr>
+          <w:rFonts w:ascii="Times New Roman" w:hAnsi="Times New Roman" w:cs="Times New Roman"/>
+          <w:sz w:val="24"/>
+        </w:rPr>
+        <w:t>pick</w:t>
+      </w:r>
+      <w:proofErr w:type="spellEnd"/>
+      <w:r>
+        <w:rPr>
+          <w:rFonts w:ascii="Times New Roman" w:hAnsi="Times New Roman" w:cs="Times New Roman"/>
+          <w:sz w:val="24"/>
+        </w:rPr>
+        <w:t>-</w:t>
+      </w:r>
+      <w:proofErr w:type="spellStart"/>
+      <w:r>
+        <w:rPr>
+          <w:rFonts w:ascii="Times New Roman" w:hAnsi="Times New Roman" w:cs="Times New Roman"/>
+          <w:sz w:val="24"/>
+        </w:rPr>
+        <w:t>and</w:t>
+      </w:r>
+      <w:proofErr w:type="spellEnd"/>
+      <w:r>
+        <w:rPr>
+          <w:rFonts w:ascii="Times New Roman" w:hAnsi="Times New Roman" w:cs="Times New Roman"/>
+          <w:sz w:val="24"/>
+        </w:rPr>
+        <w:t xml:space="preserve">-place. In mod specific, </w:t>
+      </w:r>
+      <w:proofErr w:type="spellStart"/>
+      <w:r>
+        <w:rPr>
+          <w:rFonts w:ascii="Times New Roman" w:hAnsi="Times New Roman" w:cs="Times New Roman"/>
+          <w:sz w:val="24"/>
+        </w:rPr>
+        <w:t>mainile</w:t>
+      </w:r>
+      <w:proofErr w:type="spellEnd"/>
+      <w:r>
+        <w:rPr>
+          <w:rFonts w:ascii="Times New Roman" w:hAnsi="Times New Roman" w:cs="Times New Roman"/>
+          <w:sz w:val="24"/>
+        </w:rPr>
+        <w:t xml:space="preserve"> robotice sunt utilizate </w:t>
+      </w:r>
+      <w:proofErr w:type="spellStart"/>
+      <w:r>
+        <w:rPr>
+          <w:rFonts w:ascii="Times New Roman" w:hAnsi="Times New Roman" w:cs="Times New Roman"/>
+          <w:sz w:val="24"/>
+        </w:rPr>
+        <w:t>intr</w:t>
+      </w:r>
+      <w:proofErr w:type="spellEnd"/>
+      <w:r>
+        <w:rPr>
+          <w:rFonts w:ascii="Times New Roman" w:hAnsi="Times New Roman" w:cs="Times New Roman"/>
+          <w:sz w:val="24"/>
+        </w:rPr>
+        <w:t xml:space="preserve">-un </w:t>
+      </w:r>
+      <w:proofErr w:type="spellStart"/>
+      <w:r>
+        <w:rPr>
+          <w:rFonts w:ascii="Times New Roman" w:hAnsi="Times New Roman" w:cs="Times New Roman"/>
+          <w:sz w:val="24"/>
+        </w:rPr>
+        <w:t>numar</w:t>
+      </w:r>
+      <w:proofErr w:type="spellEnd"/>
+      <w:r>
+        <w:rPr>
+          <w:rFonts w:ascii="Times New Roman" w:hAnsi="Times New Roman" w:cs="Times New Roman"/>
+          <w:sz w:val="24"/>
+        </w:rPr>
+        <w:t xml:space="preserve"> mare de </w:t>
+      </w:r>
+      <w:proofErr w:type="spellStart"/>
+      <w:r>
+        <w:rPr>
+          <w:rFonts w:ascii="Times New Roman" w:hAnsi="Times New Roman" w:cs="Times New Roman"/>
+          <w:sz w:val="24"/>
+        </w:rPr>
+        <w:t>aplicatii</w:t>
+      </w:r>
+      <w:proofErr w:type="spellEnd"/>
+      <w:r>
+        <w:rPr>
+          <w:rFonts w:ascii="Times New Roman" w:hAnsi="Times New Roman" w:cs="Times New Roman"/>
+          <w:sz w:val="24"/>
+        </w:rPr>
+        <w:t>, inclusiv in domeniul medical</w:t>
+      </w:r>
+      <w:r>
+        <w:rPr>
+          <w:rFonts w:ascii="Times New Roman" w:hAnsi="Times New Roman" w:cs="Times New Roman"/>
+          <w:sz w:val="24"/>
+        </w:rPr>
+        <w:t xml:space="preserve"> </w:t>
+      </w:r>
+      <w:r>
+        <w:rPr>
+          <w:rFonts w:ascii="Times New Roman" w:hAnsi="Times New Roman" w:cs="Times New Roman"/>
+          <w:sz w:val="24"/>
+        </w:rPr>
+        <w:fldChar w:fldCharType="begin"/>
+      </w:r>
+      <w:r>
+        <w:rPr>
+          <w:rFonts w:ascii="Times New Roman" w:hAnsi="Times New Roman" w:cs="Times New Roman"/>
+          <w:sz w:val="24"/>
+        </w:rPr>
+        <w:instrText xml:space="preserve"> REF _Ref223426693 \w \h </w:instrText>
+      </w:r>
+      <w:r>
+        <w:rPr>
+          <w:rFonts w:ascii="Times New Roman" w:hAnsi="Times New Roman" w:cs="Times New Roman"/>
+          <w:sz w:val="24"/>
+        </w:rPr>
+      </w:r>
+      <w:r>
+        <w:rPr>
+          <w:rFonts w:ascii="Times New Roman" w:hAnsi="Times New Roman" w:cs="Times New Roman"/>
+          <w:sz w:val="24"/>
+        </w:rPr>
+        <w:fldChar w:fldCharType="separate"/>
+      </w:r>
+      <w:r>
+        <w:rPr>
+          <w:rFonts w:ascii="Times New Roman" w:hAnsi="Times New Roman" w:cs="Times New Roman"/>
+          <w:sz w:val="24"/>
+        </w:rPr>
+        <w:t>[8]</w:t>
+      </w:r>
+      <w:r>
+        <w:rPr>
+          <w:rFonts w:ascii="Times New Roman" w:hAnsi="Times New Roman" w:cs="Times New Roman"/>
+          <w:sz w:val="24"/>
+        </w:rPr>
+        <w:fldChar w:fldCharType="end"/>
+      </w:r>
+      <w:r>
+        <w:rPr>
+          <w:rFonts w:ascii="Times New Roman" w:hAnsi="Times New Roman" w:cs="Times New Roman"/>
+          <w:sz w:val="24"/>
+        </w:rPr>
+        <w:t xml:space="preserve">, unde aceste progrese ale </w:t>
+      </w:r>
+      <w:proofErr w:type="spellStart"/>
+      <w:r>
+        <w:rPr>
+          <w:rFonts w:ascii="Times New Roman" w:hAnsi="Times New Roman" w:cs="Times New Roman"/>
+          <w:sz w:val="24"/>
+        </w:rPr>
+        <w:t>mainilor</w:t>
+      </w:r>
+      <w:proofErr w:type="spellEnd"/>
+      <w:r>
+        <w:rPr>
+          <w:rFonts w:ascii="Times New Roman" w:hAnsi="Times New Roman" w:cs="Times New Roman"/>
+          <w:sz w:val="24"/>
+        </w:rPr>
+        <w:t xml:space="preserve"> robotice redau o oarecare </w:t>
+      </w:r>
+      <w:proofErr w:type="spellStart"/>
+      <w:r>
+        <w:rPr>
+          <w:rFonts w:ascii="Times New Roman" w:hAnsi="Times New Roman" w:cs="Times New Roman"/>
+          <w:sz w:val="24"/>
+        </w:rPr>
+        <w:t>functionalitate</w:t>
+      </w:r>
+      <w:proofErr w:type="spellEnd"/>
+      <w:r>
+        <w:rPr>
+          <w:rFonts w:ascii="Times New Roman" w:hAnsi="Times New Roman" w:cs="Times New Roman"/>
+          <w:sz w:val="24"/>
+        </w:rPr>
+        <w:t xml:space="preserve"> persoanelor cu </w:t>
+      </w:r>
+      <w:proofErr w:type="spellStart"/>
+      <w:r>
+        <w:rPr>
+          <w:rFonts w:ascii="Times New Roman" w:hAnsi="Times New Roman" w:cs="Times New Roman"/>
+          <w:sz w:val="24"/>
+        </w:rPr>
+        <w:t>dizabilitati</w:t>
+      </w:r>
+      <w:proofErr w:type="spellEnd"/>
+      <w:r>
+        <w:rPr>
+          <w:rFonts w:ascii="Times New Roman" w:hAnsi="Times New Roman" w:cs="Times New Roman"/>
+          <w:sz w:val="24"/>
+        </w:rPr>
+        <w:t>.</w:t>
+      </w:r>
+      <w:r>
+        <w:rPr>
+          <w:rFonts w:ascii="Times New Roman" w:hAnsi="Times New Roman" w:cs="Times New Roman"/>
+          <w:sz w:val="24"/>
+        </w:rPr>
+        <w:t xml:space="preserve"> In mediul industrial, </w:t>
+      </w:r>
+      <w:proofErr w:type="spellStart"/>
+      <w:r>
+        <w:rPr>
+          <w:rFonts w:ascii="Times New Roman" w:hAnsi="Times New Roman" w:cs="Times New Roman"/>
+          <w:sz w:val="24"/>
+        </w:rPr>
+        <w:t>mainile</w:t>
+      </w:r>
+      <w:proofErr w:type="spellEnd"/>
+      <w:r>
+        <w:rPr>
+          <w:rFonts w:ascii="Times New Roman" w:hAnsi="Times New Roman" w:cs="Times New Roman"/>
+          <w:sz w:val="24"/>
+        </w:rPr>
+        <w:t xml:space="preserve"> robotice reduc dependenta </w:t>
+      </w:r>
+      <w:proofErr w:type="spellStart"/>
+      <w:r>
+        <w:rPr>
+          <w:rFonts w:ascii="Times New Roman" w:hAnsi="Times New Roman" w:cs="Times New Roman"/>
+          <w:sz w:val="24"/>
+        </w:rPr>
+        <w:t>fortei</w:t>
+      </w:r>
+      <w:proofErr w:type="spellEnd"/>
+      <w:r>
+        <w:rPr>
+          <w:rFonts w:ascii="Times New Roman" w:hAnsi="Times New Roman" w:cs="Times New Roman"/>
+          <w:sz w:val="24"/>
+        </w:rPr>
+        <w:t xml:space="preserve"> de munca, </w:t>
+      </w:r>
+      <w:proofErr w:type="spellStart"/>
+      <w:r>
+        <w:rPr>
+          <w:rFonts w:ascii="Times New Roman" w:hAnsi="Times New Roman" w:cs="Times New Roman"/>
+          <w:sz w:val="24"/>
+        </w:rPr>
+        <w:t>facand</w:t>
+      </w:r>
+      <w:proofErr w:type="spellEnd"/>
+      <w:r>
+        <w:rPr>
+          <w:rFonts w:ascii="Times New Roman" w:hAnsi="Times New Roman" w:cs="Times New Roman"/>
+          <w:sz w:val="24"/>
+        </w:rPr>
+        <w:t xml:space="preserve"> astfel ca eficienta si rentabilitatea sa </w:t>
+      </w:r>
+      <w:proofErr w:type="spellStart"/>
+      <w:r>
+        <w:rPr>
+          <w:rFonts w:ascii="Times New Roman" w:hAnsi="Times New Roman" w:cs="Times New Roman"/>
+          <w:sz w:val="24"/>
+        </w:rPr>
+        <w:t>creasca</w:t>
+      </w:r>
+      <w:proofErr w:type="spellEnd"/>
+      <w:r>
+        <w:rPr>
+          <w:rFonts w:ascii="Times New Roman" w:hAnsi="Times New Roman" w:cs="Times New Roman"/>
+          <w:sz w:val="24"/>
+        </w:rPr>
+        <w:t xml:space="preserve"> </w:t>
+      </w:r>
+      <w:r>
+        <w:rPr>
+          <w:rFonts w:ascii="Times New Roman" w:hAnsi="Times New Roman" w:cs="Times New Roman"/>
+          <w:sz w:val="24"/>
+        </w:rPr>
+        <w:fldChar w:fldCharType="begin"/>
+      </w:r>
+      <w:r>
+        <w:rPr>
+          <w:rFonts w:ascii="Times New Roman" w:hAnsi="Times New Roman" w:cs="Times New Roman"/>
+          <w:sz w:val="24"/>
+        </w:rPr>
+        <w:instrText xml:space="preserve"> REF _Ref223426984 \w \h </w:instrText>
+      </w:r>
+      <w:r>
+        <w:rPr>
+          <w:rFonts w:ascii="Times New Roman" w:hAnsi="Times New Roman" w:cs="Times New Roman"/>
+          <w:sz w:val="24"/>
+        </w:rPr>
+      </w:r>
+      <w:r>
+        <w:rPr>
+          <w:rFonts w:ascii="Times New Roman" w:hAnsi="Times New Roman" w:cs="Times New Roman"/>
+          <w:sz w:val="24"/>
+        </w:rPr>
+        <w:fldChar w:fldCharType="separate"/>
+      </w:r>
+      <w:r>
+        <w:rPr>
+          <w:rFonts w:ascii="Times New Roman" w:hAnsi="Times New Roman" w:cs="Times New Roman"/>
+          <w:sz w:val="24"/>
+        </w:rPr>
+        <w:t>[9]</w:t>
+      </w:r>
+      <w:r>
+        <w:rPr>
+          <w:rFonts w:ascii="Times New Roman" w:hAnsi="Times New Roman" w:cs="Times New Roman"/>
+          <w:sz w:val="24"/>
+        </w:rPr>
+        <w:fldChar w:fldCharType="end"/>
+      </w:r>
+      <w:r>
+        <w:rPr>
+          <w:rFonts w:ascii="Times New Roman" w:hAnsi="Times New Roman" w:cs="Times New Roman"/>
+          <w:sz w:val="24"/>
+        </w:rPr>
+        <w:t xml:space="preserve">. De asemenea, putem remarca faptul ca </w:t>
+      </w:r>
+      <w:proofErr w:type="spellStart"/>
+      <w:r>
+        <w:rPr>
+          <w:rFonts w:ascii="Times New Roman" w:hAnsi="Times New Roman" w:cs="Times New Roman"/>
+          <w:sz w:val="24"/>
+        </w:rPr>
+        <w:t>mainile</w:t>
+      </w:r>
+      <w:proofErr w:type="spellEnd"/>
+      <w:r>
+        <w:rPr>
+          <w:rFonts w:ascii="Times New Roman" w:hAnsi="Times New Roman" w:cs="Times New Roman"/>
+          <w:sz w:val="24"/>
+        </w:rPr>
+        <w:t xml:space="preserve"> robotice sun utilizate si in explorarea </w:t>
+      </w:r>
+      <w:proofErr w:type="spellStart"/>
+      <w:r>
+        <w:rPr>
+          <w:rFonts w:ascii="Times New Roman" w:hAnsi="Times New Roman" w:cs="Times New Roman"/>
+          <w:sz w:val="24"/>
+        </w:rPr>
+        <w:t>spatiala</w:t>
+      </w:r>
+      <w:proofErr w:type="spellEnd"/>
+      <w:r>
+        <w:rPr>
+          <w:rFonts w:ascii="Times New Roman" w:hAnsi="Times New Roman" w:cs="Times New Roman"/>
+          <w:sz w:val="24"/>
+        </w:rPr>
+        <w:t xml:space="preserve"> </w:t>
+      </w:r>
+      <w:r>
+        <w:rPr>
+          <w:rFonts w:ascii="Times New Roman" w:hAnsi="Times New Roman" w:cs="Times New Roman"/>
+          <w:sz w:val="24"/>
+        </w:rPr>
+        <w:fldChar w:fldCharType="begin"/>
+      </w:r>
+      <w:r>
+        <w:rPr>
+          <w:rFonts w:ascii="Times New Roman" w:hAnsi="Times New Roman" w:cs="Times New Roman"/>
+          <w:sz w:val="24"/>
+        </w:rPr>
+        <w:instrText xml:space="preserve"> REF _Ref223427381 \w \h </w:instrText>
+      </w:r>
+      <w:r>
+        <w:rPr>
+          <w:rFonts w:ascii="Times New Roman" w:hAnsi="Times New Roman" w:cs="Times New Roman"/>
+          <w:sz w:val="24"/>
+        </w:rPr>
+      </w:r>
+      <w:r>
+        <w:rPr>
+          <w:rFonts w:ascii="Times New Roman" w:hAnsi="Times New Roman" w:cs="Times New Roman"/>
+          <w:sz w:val="24"/>
+        </w:rPr>
+        <w:fldChar w:fldCharType="separate"/>
+      </w:r>
+      <w:r>
+        <w:rPr>
+          <w:rFonts w:ascii="Times New Roman" w:hAnsi="Times New Roman" w:cs="Times New Roman"/>
+          <w:sz w:val="24"/>
+        </w:rPr>
+        <w:t>[10]</w:t>
+      </w:r>
+      <w:r>
+        <w:rPr>
+          <w:rFonts w:ascii="Times New Roman" w:hAnsi="Times New Roman" w:cs="Times New Roman"/>
+          <w:sz w:val="24"/>
+        </w:rPr>
+        <w:fldChar w:fldCharType="end"/>
+      </w:r>
+      <w:r>
+        <w:rPr>
+          <w:rFonts w:ascii="Times New Roman" w:hAnsi="Times New Roman" w:cs="Times New Roman"/>
+          <w:sz w:val="24"/>
+        </w:rPr>
+        <w:t xml:space="preserve">, fapt ce </w:t>
+      </w:r>
+      <w:proofErr w:type="spellStart"/>
+      <w:r>
+        <w:rPr>
+          <w:rFonts w:ascii="Times New Roman" w:hAnsi="Times New Roman" w:cs="Times New Roman"/>
+          <w:sz w:val="24"/>
+        </w:rPr>
+        <w:t>evidentiaza</w:t>
+      </w:r>
+      <w:proofErr w:type="spellEnd"/>
+      <w:r>
+        <w:rPr>
+          <w:rFonts w:ascii="Times New Roman" w:hAnsi="Times New Roman" w:cs="Times New Roman"/>
+          <w:sz w:val="24"/>
+        </w:rPr>
+        <w:t xml:space="preserve"> </w:t>
+      </w:r>
+      <w:proofErr w:type="spellStart"/>
+      <w:r>
+        <w:rPr>
+          <w:rFonts w:ascii="Times New Roman" w:hAnsi="Times New Roman" w:cs="Times New Roman"/>
+          <w:sz w:val="24"/>
+        </w:rPr>
+        <w:t>contributia</w:t>
+      </w:r>
+      <w:proofErr w:type="spellEnd"/>
+      <w:r>
+        <w:rPr>
+          <w:rFonts w:ascii="Times New Roman" w:hAnsi="Times New Roman" w:cs="Times New Roman"/>
+          <w:sz w:val="24"/>
+        </w:rPr>
+        <w:t xml:space="preserve"> semnificativa la avansarea </w:t>
+      </w:r>
+      <w:proofErr w:type="spellStart"/>
+      <w:r>
+        <w:rPr>
+          <w:rFonts w:ascii="Times New Roman" w:hAnsi="Times New Roman" w:cs="Times New Roman"/>
+          <w:sz w:val="24"/>
+        </w:rPr>
+        <w:t>cercetarii</w:t>
+      </w:r>
+      <w:proofErr w:type="spellEnd"/>
+      <w:r>
+        <w:rPr>
+          <w:rFonts w:ascii="Times New Roman" w:hAnsi="Times New Roman" w:cs="Times New Roman"/>
+          <w:sz w:val="24"/>
+        </w:rPr>
+        <w:t xml:space="preserve"> si </w:t>
+      </w:r>
+      <w:proofErr w:type="spellStart"/>
+      <w:r>
+        <w:rPr>
+          <w:rFonts w:ascii="Times New Roman" w:hAnsi="Times New Roman" w:cs="Times New Roman"/>
+          <w:sz w:val="24"/>
+        </w:rPr>
+        <w:t>experimentarii</w:t>
+      </w:r>
+      <w:proofErr w:type="spellEnd"/>
+      <w:r>
+        <w:rPr>
+          <w:rFonts w:ascii="Times New Roman" w:hAnsi="Times New Roman" w:cs="Times New Roman"/>
+          <w:sz w:val="24"/>
+        </w:rPr>
+        <w:t xml:space="preserve"> in medii extraterestre.</w:t>
+      </w:r>
+      <w:r>
+        <w:rPr>
+          <w:rFonts w:ascii="Times New Roman" w:hAnsi="Times New Roman" w:cs="Times New Roman"/>
+          <w:sz w:val="24"/>
+        </w:rPr>
+        <w:t xml:space="preserve"> </w:t>
+      </w:r>
+      <w:r>
+        <w:rPr>
+          <w:rFonts w:ascii="Times New Roman" w:hAnsi="Times New Roman" w:cs="Times New Roman"/>
+          <w:sz w:val="24"/>
+        </w:rPr>
+        <w:t xml:space="preserve"> </w:t>
+      </w:r>
+      <w:r>
+        <w:rPr>
+          <w:rFonts w:ascii="Times New Roman" w:hAnsi="Times New Roman" w:cs="Times New Roman"/>
+          <w:sz w:val="24"/>
+        </w:rPr>
+        <w:t xml:space="preserve"> </w:t>
+      </w:r>
+      <w:r>
+        <w:rPr>
+          <w:rFonts w:ascii="Times New Roman" w:hAnsi="Times New Roman" w:cs="Times New Roman"/>
+          <w:sz w:val="24"/>
+        </w:rPr>
+        <w:t xml:space="preserve"> </w:t>
+      </w:r>
+      <w:r>
+        <w:rPr>
+          <w:rFonts w:ascii="Times New Roman" w:hAnsi="Times New Roman" w:cs="Times New Roman"/>
+          <w:sz w:val="24"/>
+        </w:rPr>
+        <w:t xml:space="preserve"> </w:t>
+      </w:r>
+    </w:p>
+    <w:p>
+      <w:pPr>
+        <w:spacing w:line="312" w:lineRule="auto"/>
+        <w:ind w:left="-15" w:right="0" w:firstLine="720"/>
+        <w:rPr>
+          <w:rFonts w:ascii="Times New Roman" w:hAnsi="Times New Roman" w:cs="Times New Roman"/>
+          <w:sz w:val="24"/>
+        </w:rPr>
+      </w:pPr>
+      <w:proofErr w:type="spellStart"/>
+      <w:r>
+        <w:rPr>
+          <w:rFonts w:ascii="Times New Roman" w:hAnsi="Times New Roman" w:cs="Times New Roman"/>
+          <w:sz w:val="24"/>
+        </w:rPr>
+        <w:t>Evolutia</w:t>
+      </w:r>
+      <w:proofErr w:type="spellEnd"/>
+      <w:r>
+        <w:rPr>
+          <w:rFonts w:ascii="Times New Roman" w:hAnsi="Times New Roman" w:cs="Times New Roman"/>
+          <w:sz w:val="24"/>
+        </w:rPr>
+        <w:t xml:space="preserve"> </w:t>
+      </w:r>
+      <w:proofErr w:type="spellStart"/>
+      <w:r>
+        <w:rPr>
+          <w:rFonts w:ascii="Times New Roman" w:hAnsi="Times New Roman" w:cs="Times New Roman"/>
+          <w:sz w:val="24"/>
+        </w:rPr>
+        <w:t>mainilor</w:t>
+      </w:r>
+      <w:proofErr w:type="spellEnd"/>
+      <w:r>
+        <w:rPr>
+          <w:rFonts w:ascii="Times New Roman" w:hAnsi="Times New Roman" w:cs="Times New Roman"/>
+          <w:sz w:val="24"/>
+        </w:rPr>
+        <w:t xml:space="preserve"> robotice </w:t>
+      </w:r>
+      <w:proofErr w:type="spellStart"/>
+      <w:r>
+        <w:rPr>
+          <w:rFonts w:ascii="Times New Roman" w:hAnsi="Times New Roman" w:cs="Times New Roman"/>
+          <w:sz w:val="24"/>
+        </w:rPr>
+        <w:t>multisenzoriale</w:t>
+      </w:r>
+      <w:proofErr w:type="spellEnd"/>
+      <w:r>
+        <w:rPr>
+          <w:rFonts w:ascii="Times New Roman" w:hAnsi="Times New Roman" w:cs="Times New Roman"/>
+          <w:sz w:val="24"/>
+        </w:rPr>
+        <w:t xml:space="preserve"> a condus la o diversitate de arhitecturi capabile sa </w:t>
+      </w:r>
+      <w:proofErr w:type="spellStart"/>
+      <w:r>
+        <w:rPr>
+          <w:rFonts w:ascii="Times New Roman" w:hAnsi="Times New Roman" w:cs="Times New Roman"/>
+          <w:sz w:val="24"/>
+        </w:rPr>
+        <w:t>reproduca</w:t>
+      </w:r>
+      <w:proofErr w:type="spellEnd"/>
+      <w:r>
+        <w:rPr>
+          <w:rFonts w:ascii="Times New Roman" w:hAnsi="Times New Roman" w:cs="Times New Roman"/>
+          <w:sz w:val="24"/>
+        </w:rPr>
+        <w:t xml:space="preserve"> diferite aspecte ale </w:t>
+      </w:r>
+      <w:proofErr w:type="spellStart"/>
+      <w:r>
+        <w:rPr>
+          <w:rFonts w:ascii="Times New Roman" w:hAnsi="Times New Roman" w:cs="Times New Roman"/>
+          <w:sz w:val="24"/>
+        </w:rPr>
+        <w:t>functionalitatii</w:t>
+      </w:r>
+      <w:proofErr w:type="spellEnd"/>
+      <w:r>
+        <w:rPr>
+          <w:rFonts w:ascii="Times New Roman" w:hAnsi="Times New Roman" w:cs="Times New Roman"/>
+          <w:sz w:val="24"/>
+        </w:rPr>
+        <w:t xml:space="preserve"> unei </w:t>
+      </w:r>
+      <w:proofErr w:type="spellStart"/>
+      <w:r>
+        <w:rPr>
+          <w:rFonts w:ascii="Times New Roman" w:hAnsi="Times New Roman" w:cs="Times New Roman"/>
+          <w:sz w:val="24"/>
+        </w:rPr>
+        <w:t>maini</w:t>
+      </w:r>
+      <w:proofErr w:type="spellEnd"/>
+      <w:r>
+        <w:rPr>
+          <w:rFonts w:ascii="Times New Roman" w:hAnsi="Times New Roman" w:cs="Times New Roman"/>
+          <w:sz w:val="24"/>
+        </w:rPr>
+        <w:t xml:space="preserve"> umane normale. </w:t>
+      </w:r>
+      <w:r>
+        <w:rPr>
+          <w:rFonts w:ascii="Times New Roman" w:hAnsi="Times New Roman" w:cs="Times New Roman"/>
+          <w:sz w:val="24"/>
+        </w:rPr>
+        <w:t xml:space="preserve">Majoritatea proiectelor folosesc o </w:t>
+      </w:r>
+      <w:proofErr w:type="spellStart"/>
+      <w:r>
+        <w:rPr>
+          <w:rFonts w:ascii="Times New Roman" w:hAnsi="Times New Roman" w:cs="Times New Roman"/>
+          <w:sz w:val="24"/>
+        </w:rPr>
+        <w:t>actionare</w:t>
+      </w:r>
+      <w:proofErr w:type="spellEnd"/>
+      <w:r>
+        <w:rPr>
+          <w:rFonts w:ascii="Times New Roman" w:hAnsi="Times New Roman" w:cs="Times New Roman"/>
+          <w:sz w:val="24"/>
+        </w:rPr>
+        <w:t xml:space="preserve"> pe motoare, oferind o libertate. Aceste motoare sunt alese deoarece au o precizie destul de mare, sunt </w:t>
+      </w:r>
+      <w:proofErr w:type="spellStart"/>
+      <w:r>
+        <w:rPr>
+          <w:rFonts w:ascii="Times New Roman" w:hAnsi="Times New Roman" w:cs="Times New Roman"/>
+          <w:sz w:val="24"/>
+        </w:rPr>
+        <w:t>usor</w:t>
+      </w:r>
+      <w:proofErr w:type="spellEnd"/>
+      <w:r>
+        <w:rPr>
+          <w:rFonts w:ascii="Times New Roman" w:hAnsi="Times New Roman" w:cs="Times New Roman"/>
+          <w:sz w:val="24"/>
+        </w:rPr>
+        <w:t xml:space="preserve"> de controlat si au o greutate redusa. </w:t>
+      </w:r>
+    </w:p>
+    <w:p>
+      <w:pPr>
+        <w:spacing w:line="312" w:lineRule="auto"/>
+        <w:ind w:left="-15" w:right="0" w:firstLine="720"/>
+        <w:rPr>
+          <w:rFonts w:ascii="Times New Roman" w:hAnsi="Times New Roman" w:cs="Times New Roman"/>
+          <w:sz w:val="24"/>
+        </w:rPr>
+      </w:pPr>
+      <w:proofErr w:type="spellStart"/>
+      <w:r>
+        <w:rPr>
+          <w:rFonts w:ascii="Times New Roman" w:hAnsi="Times New Roman" w:cs="Times New Roman"/>
+          <w:sz w:val="24"/>
+        </w:rPr>
+        <w:t>Totusi</w:t>
+      </w:r>
+      <w:proofErr w:type="spellEnd"/>
+      <w:r>
+        <w:rPr>
+          <w:rFonts w:ascii="Times New Roman" w:hAnsi="Times New Roman" w:cs="Times New Roman"/>
+          <w:sz w:val="24"/>
+        </w:rPr>
+        <w:t xml:space="preserve">, </w:t>
+      </w:r>
+      <w:proofErr w:type="spellStart"/>
+      <w:r>
+        <w:rPr>
+          <w:rFonts w:ascii="Times New Roman" w:hAnsi="Times New Roman" w:cs="Times New Roman"/>
+          <w:sz w:val="24"/>
+        </w:rPr>
+        <w:t>designurile</w:t>
+      </w:r>
+      <w:proofErr w:type="spellEnd"/>
+      <w:r>
+        <w:rPr>
+          <w:rFonts w:ascii="Times New Roman" w:hAnsi="Times New Roman" w:cs="Times New Roman"/>
+          <w:sz w:val="24"/>
+        </w:rPr>
+        <w:t xml:space="preserve"> mai simple de </w:t>
+      </w:r>
+      <w:proofErr w:type="spellStart"/>
+      <w:r>
+        <w:rPr>
+          <w:rFonts w:ascii="Times New Roman" w:hAnsi="Times New Roman" w:cs="Times New Roman"/>
+          <w:sz w:val="24"/>
+        </w:rPr>
+        <w:t>maini</w:t>
+      </w:r>
+      <w:proofErr w:type="spellEnd"/>
+      <w:r>
+        <w:rPr>
+          <w:rFonts w:ascii="Times New Roman" w:hAnsi="Times New Roman" w:cs="Times New Roman"/>
+          <w:sz w:val="24"/>
+        </w:rPr>
+        <w:t xml:space="preserve"> robotice nu </w:t>
+      </w:r>
+      <w:proofErr w:type="spellStart"/>
+      <w:r>
+        <w:rPr>
+          <w:rFonts w:ascii="Times New Roman" w:hAnsi="Times New Roman" w:cs="Times New Roman"/>
+          <w:sz w:val="24"/>
+        </w:rPr>
+        <w:t>ofera</w:t>
+      </w:r>
+      <w:proofErr w:type="spellEnd"/>
+      <w:r>
+        <w:rPr>
+          <w:rFonts w:ascii="Times New Roman" w:hAnsi="Times New Roman" w:cs="Times New Roman"/>
+          <w:sz w:val="24"/>
+        </w:rPr>
+        <w:t xml:space="preserve"> precizia necesara pentru </w:t>
+      </w:r>
+      <w:proofErr w:type="spellStart"/>
+      <w:r>
+        <w:rPr>
+          <w:rFonts w:ascii="Times New Roman" w:hAnsi="Times New Roman" w:cs="Times New Roman"/>
+          <w:sz w:val="24"/>
+        </w:rPr>
+        <w:t>operatii</w:t>
+      </w:r>
+      <w:proofErr w:type="spellEnd"/>
+      <w:r>
+        <w:rPr>
+          <w:rFonts w:ascii="Times New Roman" w:hAnsi="Times New Roman" w:cs="Times New Roman"/>
+          <w:sz w:val="24"/>
+        </w:rPr>
+        <w:t xml:space="preserve"> de </w:t>
+      </w:r>
+      <w:proofErr w:type="spellStart"/>
+      <w:r>
+        <w:rPr>
+          <w:rFonts w:ascii="Times New Roman" w:hAnsi="Times New Roman" w:cs="Times New Roman"/>
+          <w:sz w:val="24"/>
+        </w:rPr>
+        <w:t>inalta</w:t>
+      </w:r>
+      <w:proofErr w:type="spellEnd"/>
+      <w:r>
+        <w:rPr>
+          <w:rFonts w:ascii="Times New Roman" w:hAnsi="Times New Roman" w:cs="Times New Roman"/>
+          <w:sz w:val="24"/>
+        </w:rPr>
+        <w:t xml:space="preserve"> </w:t>
+      </w:r>
+      <w:proofErr w:type="spellStart"/>
+      <w:r>
+        <w:rPr>
+          <w:rFonts w:ascii="Times New Roman" w:hAnsi="Times New Roman" w:cs="Times New Roman"/>
+          <w:sz w:val="24"/>
+        </w:rPr>
+        <w:t>acuratete</w:t>
+      </w:r>
+      <w:proofErr w:type="spellEnd"/>
+      <w:r>
+        <w:rPr>
+          <w:rFonts w:ascii="Times New Roman" w:hAnsi="Times New Roman" w:cs="Times New Roman"/>
+          <w:sz w:val="24"/>
+        </w:rPr>
+        <w:t xml:space="preserve"> comparabile cu cele ale unei </w:t>
+      </w:r>
+      <w:proofErr w:type="spellStart"/>
+      <w:r>
+        <w:rPr>
+          <w:rFonts w:ascii="Times New Roman" w:hAnsi="Times New Roman" w:cs="Times New Roman"/>
+          <w:sz w:val="24"/>
+        </w:rPr>
+        <w:t>maini</w:t>
+      </w:r>
+      <w:proofErr w:type="spellEnd"/>
+      <w:r>
+        <w:rPr>
+          <w:rFonts w:ascii="Times New Roman" w:hAnsi="Times New Roman" w:cs="Times New Roman"/>
+          <w:sz w:val="24"/>
+        </w:rPr>
+        <w:t xml:space="preserve"> umane. Daca se </w:t>
+      </w:r>
+      <w:proofErr w:type="spellStart"/>
+      <w:r>
+        <w:rPr>
+          <w:rFonts w:ascii="Times New Roman" w:hAnsi="Times New Roman" w:cs="Times New Roman"/>
+          <w:sz w:val="24"/>
+        </w:rPr>
+        <w:t>doreste</w:t>
+      </w:r>
+      <w:proofErr w:type="spellEnd"/>
+      <w:r>
+        <w:rPr>
+          <w:rFonts w:ascii="Times New Roman" w:hAnsi="Times New Roman" w:cs="Times New Roman"/>
+          <w:sz w:val="24"/>
+        </w:rPr>
+        <w:t xml:space="preserve"> </w:t>
+      </w:r>
+      <w:proofErr w:type="spellStart"/>
+      <w:r>
+        <w:rPr>
+          <w:rFonts w:ascii="Times New Roman" w:hAnsi="Times New Roman" w:cs="Times New Roman"/>
+          <w:sz w:val="24"/>
+        </w:rPr>
+        <w:t>depasirea</w:t>
+      </w:r>
+      <w:proofErr w:type="spellEnd"/>
+      <w:r>
+        <w:rPr>
+          <w:rFonts w:ascii="Times New Roman" w:hAnsi="Times New Roman" w:cs="Times New Roman"/>
+          <w:sz w:val="24"/>
+        </w:rPr>
+        <w:t xml:space="preserve"> acestor </w:t>
+      </w:r>
+      <w:proofErr w:type="spellStart"/>
+      <w:r>
+        <w:rPr>
+          <w:rFonts w:ascii="Times New Roman" w:hAnsi="Times New Roman" w:cs="Times New Roman"/>
+          <w:sz w:val="24"/>
+        </w:rPr>
+        <w:t>limitari</w:t>
+      </w:r>
+      <w:proofErr w:type="spellEnd"/>
+      <w:r>
+        <w:rPr>
+          <w:rFonts w:ascii="Times New Roman" w:hAnsi="Times New Roman" w:cs="Times New Roman"/>
+          <w:sz w:val="24"/>
+        </w:rPr>
+        <w:t xml:space="preserve">, este nevoie de dezvoltarea unor proiecte moderat complexe, capabile sa concureze la nivel de performanta si versatilitate cu o mana umana. </w:t>
+      </w:r>
+      <w:r>
+        <w:rPr>
+          <w:rFonts w:ascii="Times New Roman" w:hAnsi="Times New Roman" w:cs="Times New Roman"/>
+          <w:sz w:val="24"/>
+        </w:rPr>
+        <w:t xml:space="preserve"> </w:t>
+      </w:r>
+    </w:p>
+    <w:p>
+      <w:pPr>
+        <w:spacing w:line="312" w:lineRule="auto"/>
+        <w:ind w:left="-15" w:right="0" w:firstLine="720"/>
+        <w:rPr>
+          <w:rFonts w:ascii="Times New Roman" w:hAnsi="Times New Roman" w:cs="Times New Roman"/>
+          <w:sz w:val="24"/>
+        </w:rPr>
+      </w:pPr>
+      <w:r>
+        <w:rPr>
+          <w:rFonts w:ascii="Times New Roman" w:hAnsi="Times New Roman" w:cs="Times New Roman"/>
+          <w:sz w:val="24"/>
+        </w:rPr>
+        <w:t xml:space="preserve">Prin faptul ca aceasta tematica este </w:t>
+      </w:r>
+      <w:proofErr w:type="spellStart"/>
+      <w:r>
+        <w:rPr>
+          <w:rFonts w:ascii="Times New Roman" w:hAnsi="Times New Roman" w:cs="Times New Roman"/>
+          <w:sz w:val="24"/>
+        </w:rPr>
+        <w:t>atat</w:t>
+      </w:r>
+      <w:proofErr w:type="spellEnd"/>
+      <w:r>
+        <w:rPr>
+          <w:rFonts w:ascii="Times New Roman" w:hAnsi="Times New Roman" w:cs="Times New Roman"/>
+          <w:sz w:val="24"/>
+        </w:rPr>
+        <w:t xml:space="preserve"> de abordata si de studiata, multe persoane au </w:t>
+      </w:r>
+      <w:proofErr w:type="spellStart"/>
+      <w:r>
+        <w:rPr>
+          <w:rFonts w:ascii="Times New Roman" w:hAnsi="Times New Roman" w:cs="Times New Roman"/>
+          <w:sz w:val="24"/>
+        </w:rPr>
+        <w:t>incercat</w:t>
+      </w:r>
+      <w:proofErr w:type="spellEnd"/>
+      <w:r>
+        <w:rPr>
+          <w:rFonts w:ascii="Times New Roman" w:hAnsi="Times New Roman" w:cs="Times New Roman"/>
+          <w:sz w:val="24"/>
+        </w:rPr>
+        <w:t xml:space="preserve"> sa </w:t>
+      </w:r>
+      <w:proofErr w:type="spellStart"/>
+      <w:r>
+        <w:rPr>
+          <w:rFonts w:ascii="Times New Roman" w:hAnsi="Times New Roman" w:cs="Times New Roman"/>
+          <w:sz w:val="24"/>
+        </w:rPr>
+        <w:t>isi</w:t>
+      </w:r>
+      <w:proofErr w:type="spellEnd"/>
+      <w:r>
+        <w:rPr>
+          <w:rFonts w:ascii="Times New Roman" w:hAnsi="Times New Roman" w:cs="Times New Roman"/>
+          <w:sz w:val="24"/>
+        </w:rPr>
+        <w:t xml:space="preserve"> creeze propria lor mana robotica, fie ea mai complexa sau mai simpla. </w:t>
+      </w:r>
+      <w:r>
+        <w:rPr>
+          <w:rFonts w:ascii="Times New Roman" w:hAnsi="Times New Roman" w:cs="Times New Roman"/>
+          <w:sz w:val="24"/>
+        </w:rPr>
+        <w:t>Cu toate acestea, am realizat faptul ca multe persoane se concentrau pe partea hardware, dar neglijau partea software</w:t>
+      </w:r>
+      <w:r>
+        <w:rPr>
+          <w:rFonts w:ascii="Times New Roman" w:hAnsi="Times New Roman" w:cs="Times New Roman"/>
+          <w:sz w:val="24"/>
+        </w:rPr>
+        <w:t>, parte ce este la fel sau poate si mai importanta</w:t>
+      </w:r>
+      <w:r>
+        <w:rPr>
+          <w:rFonts w:ascii="Times New Roman" w:hAnsi="Times New Roman" w:cs="Times New Roman"/>
+          <w:sz w:val="24"/>
+        </w:rPr>
+        <w:t>.</w:t>
+      </w:r>
+    </w:p>
+    <w:p>
+      <w:pPr>
+        <w:spacing w:line="312" w:lineRule="auto"/>
+        <w:ind w:left="-15" w:right="0" w:firstLine="720"/>
+        <w:rPr>
+          <w:rFonts w:ascii="Times New Roman" w:hAnsi="Times New Roman" w:cs="Times New Roman"/>
+          <w:sz w:val="24"/>
+        </w:rPr>
+      </w:pPr>
+      <w:r>
+        <w:rPr>
+          <w:rFonts w:ascii="Times New Roman" w:hAnsi="Times New Roman" w:cs="Times New Roman"/>
+          <w:sz w:val="24"/>
+        </w:rPr>
+        <w:lastRenderedPageBreak/>
+        <w:t xml:space="preserve">Aceasta </w:t>
+      </w:r>
+      <w:proofErr w:type="spellStart"/>
+      <w:r>
+        <w:rPr>
+          <w:rFonts w:ascii="Times New Roman" w:hAnsi="Times New Roman" w:cs="Times New Roman"/>
+          <w:sz w:val="24"/>
+        </w:rPr>
+        <w:t>dorinta</w:t>
+      </w:r>
+      <w:proofErr w:type="spellEnd"/>
+      <w:r>
+        <w:rPr>
+          <w:rFonts w:ascii="Times New Roman" w:hAnsi="Times New Roman" w:cs="Times New Roman"/>
+          <w:sz w:val="24"/>
+        </w:rPr>
+        <w:t xml:space="preserve"> de a crea propria mea mana robotica, cu propriile mele idei, m-a </w:t>
+      </w:r>
+      <w:proofErr w:type="spellStart"/>
+      <w:r>
+        <w:rPr>
+          <w:rFonts w:ascii="Times New Roman" w:hAnsi="Times New Roman" w:cs="Times New Roman"/>
+          <w:sz w:val="24"/>
+        </w:rPr>
+        <w:t>facut</w:t>
+      </w:r>
+      <w:proofErr w:type="spellEnd"/>
+      <w:r>
+        <w:rPr>
+          <w:rFonts w:ascii="Times New Roman" w:hAnsi="Times New Roman" w:cs="Times New Roman"/>
+          <w:sz w:val="24"/>
+        </w:rPr>
+        <w:t xml:space="preserve"> sa realizez faptul ca </w:t>
+      </w:r>
+      <w:r>
+        <w:rPr>
+          <w:rFonts w:ascii="Times New Roman" w:hAnsi="Times New Roman" w:cs="Times New Roman"/>
+          <w:sz w:val="24"/>
+        </w:rPr>
+        <w:t xml:space="preserve">aceasta tematica poate fii abordata si de </w:t>
+      </w:r>
+      <w:proofErr w:type="spellStart"/>
+      <w:r>
+        <w:rPr>
+          <w:rFonts w:ascii="Times New Roman" w:hAnsi="Times New Roman" w:cs="Times New Roman"/>
+          <w:sz w:val="24"/>
+        </w:rPr>
+        <w:t>catre</w:t>
+      </w:r>
+      <w:proofErr w:type="spellEnd"/>
+      <w:r>
+        <w:rPr>
+          <w:rFonts w:ascii="Times New Roman" w:hAnsi="Times New Roman" w:cs="Times New Roman"/>
+          <w:sz w:val="24"/>
+        </w:rPr>
+        <w:t xml:space="preserve"> un student.</w:t>
+      </w:r>
+      <w:r>
+        <w:rPr>
+          <w:rFonts w:ascii="Times New Roman" w:hAnsi="Times New Roman" w:cs="Times New Roman"/>
+          <w:sz w:val="24"/>
+        </w:rPr>
+        <w:t xml:space="preserve"> Am decis sa </w:t>
+      </w:r>
+      <w:proofErr w:type="spellStart"/>
+      <w:r>
+        <w:rPr>
+          <w:rFonts w:ascii="Times New Roman" w:hAnsi="Times New Roman" w:cs="Times New Roman"/>
+          <w:sz w:val="24"/>
+        </w:rPr>
+        <w:t>ma</w:t>
+      </w:r>
+      <w:proofErr w:type="spellEnd"/>
+      <w:r>
+        <w:rPr>
+          <w:rFonts w:ascii="Times New Roman" w:hAnsi="Times New Roman" w:cs="Times New Roman"/>
+          <w:sz w:val="24"/>
+        </w:rPr>
+        <w:t xml:space="preserve"> concentrez pe partea software, </w:t>
+      </w:r>
+      <w:proofErr w:type="spellStart"/>
+      <w:r>
+        <w:rPr>
+          <w:rFonts w:ascii="Times New Roman" w:hAnsi="Times New Roman" w:cs="Times New Roman"/>
+          <w:sz w:val="24"/>
+        </w:rPr>
+        <w:t>configurand</w:t>
+      </w:r>
+      <w:proofErr w:type="spellEnd"/>
+      <w:r>
+        <w:rPr>
+          <w:rFonts w:ascii="Times New Roman" w:hAnsi="Times New Roman" w:cs="Times New Roman"/>
+          <w:sz w:val="24"/>
+        </w:rPr>
+        <w:t xml:space="preserve"> astfel propria arhitectura a proiectului. </w:t>
+      </w:r>
+    </w:p>
+    <w:p>
+      <w:pPr>
+        <w:spacing w:line="312" w:lineRule="auto"/>
+        <w:ind w:left="-15" w:right="0" w:firstLine="720"/>
+        <w:rPr>
+          <w:rFonts w:ascii="Times New Roman" w:hAnsi="Times New Roman" w:cs="Times New Roman"/>
+          <w:sz w:val="24"/>
+        </w:rPr>
+      </w:pPr>
+      <w:proofErr w:type="spellStart"/>
+      <w:r>
+        <w:rPr>
+          <w:rFonts w:ascii="Times New Roman" w:hAnsi="Times New Roman" w:cs="Times New Roman"/>
+          <w:sz w:val="24"/>
+        </w:rPr>
+        <w:t>Aplicatia</w:t>
+      </w:r>
+      <w:proofErr w:type="spellEnd"/>
+      <w:r>
+        <w:rPr>
+          <w:rFonts w:ascii="Times New Roman" w:hAnsi="Times New Roman" w:cs="Times New Roman"/>
+          <w:sz w:val="24"/>
+        </w:rPr>
+        <w:t xml:space="preserve"> dezvoltata consta </w:t>
+      </w:r>
+      <w:proofErr w:type="spellStart"/>
+      <w:r>
+        <w:rPr>
+          <w:rFonts w:ascii="Times New Roman" w:hAnsi="Times New Roman" w:cs="Times New Roman"/>
+          <w:sz w:val="24"/>
+        </w:rPr>
+        <w:t>intr</w:t>
+      </w:r>
+      <w:proofErr w:type="spellEnd"/>
+      <w:r>
+        <w:rPr>
+          <w:rFonts w:ascii="Times New Roman" w:hAnsi="Times New Roman" w:cs="Times New Roman"/>
+          <w:sz w:val="24"/>
+        </w:rPr>
+        <w:t xml:space="preserve">-un sistem integrat hardware-software pentru un control al </w:t>
+      </w:r>
+      <w:proofErr w:type="spellStart"/>
+      <w:r>
+        <w:rPr>
+          <w:rFonts w:ascii="Times New Roman" w:hAnsi="Times New Roman" w:cs="Times New Roman"/>
+          <w:sz w:val="24"/>
+        </w:rPr>
+        <w:t>mainii</w:t>
+      </w:r>
+      <w:proofErr w:type="spellEnd"/>
+      <w:r>
+        <w:rPr>
+          <w:rFonts w:ascii="Times New Roman" w:hAnsi="Times New Roman" w:cs="Times New Roman"/>
+          <w:sz w:val="24"/>
+        </w:rPr>
+        <w:t xml:space="preserve"> robotice</w:t>
+      </w:r>
+      <w:r>
+        <w:rPr>
+          <w:rFonts w:ascii="Times New Roman" w:hAnsi="Times New Roman" w:cs="Times New Roman"/>
+          <w:sz w:val="24"/>
+        </w:rPr>
+        <w:t xml:space="preserve"> cu cinci degete, </w:t>
+      </w:r>
+      <w:proofErr w:type="spellStart"/>
+      <w:r>
+        <w:rPr>
+          <w:rFonts w:ascii="Times New Roman" w:hAnsi="Times New Roman" w:cs="Times New Roman"/>
+          <w:sz w:val="24"/>
+        </w:rPr>
+        <w:t>actionate</w:t>
+      </w:r>
+      <w:proofErr w:type="spellEnd"/>
+      <w:r>
+        <w:rPr>
+          <w:rFonts w:ascii="Times New Roman" w:hAnsi="Times New Roman" w:cs="Times New Roman"/>
+          <w:sz w:val="24"/>
+        </w:rPr>
+        <w:t xml:space="preserve"> individual prin servomotoare, </w:t>
+      </w:r>
+      <w:proofErr w:type="spellStart"/>
+      <w:r>
+        <w:rPr>
+          <w:rFonts w:ascii="Times New Roman" w:hAnsi="Times New Roman" w:cs="Times New Roman"/>
+          <w:sz w:val="24"/>
+        </w:rPr>
+        <w:t>utilizand</w:t>
+      </w:r>
+      <w:proofErr w:type="spellEnd"/>
+      <w:r>
+        <w:rPr>
+          <w:rFonts w:ascii="Times New Roman" w:hAnsi="Times New Roman" w:cs="Times New Roman"/>
+          <w:sz w:val="24"/>
+        </w:rPr>
+        <w:t xml:space="preserve"> o </w:t>
+      </w:r>
+      <w:proofErr w:type="spellStart"/>
+      <w:r>
+        <w:rPr>
+          <w:rFonts w:ascii="Times New Roman" w:hAnsi="Times New Roman" w:cs="Times New Roman"/>
+          <w:sz w:val="24"/>
+        </w:rPr>
+        <w:t>interfata</w:t>
+      </w:r>
+      <w:proofErr w:type="spellEnd"/>
+      <w:r>
+        <w:rPr>
+          <w:rFonts w:ascii="Times New Roman" w:hAnsi="Times New Roman" w:cs="Times New Roman"/>
+          <w:sz w:val="24"/>
+        </w:rPr>
+        <w:t xml:space="preserve"> web accesibila prin </w:t>
+      </w:r>
+      <w:proofErr w:type="spellStart"/>
+      <w:r>
+        <w:rPr>
+          <w:rFonts w:ascii="Times New Roman" w:hAnsi="Times New Roman" w:cs="Times New Roman"/>
+          <w:sz w:val="24"/>
+        </w:rPr>
+        <w:t>retea</w:t>
+      </w:r>
+      <w:proofErr w:type="spellEnd"/>
+      <w:r>
+        <w:rPr>
+          <w:rFonts w:ascii="Times New Roman" w:hAnsi="Times New Roman" w:cs="Times New Roman"/>
+          <w:sz w:val="24"/>
+        </w:rPr>
+        <w:t>.</w:t>
+      </w:r>
+      <w:r>
+        <w:rPr>
+          <w:rFonts w:ascii="Times New Roman" w:hAnsi="Times New Roman" w:cs="Times New Roman"/>
+          <w:sz w:val="24"/>
+        </w:rPr>
+        <w:t xml:space="preserve"> Sistemul este construit in jurul unui microcontroler ESP32. Acest microcontroler a fost ales datorita </w:t>
+      </w:r>
+      <w:proofErr w:type="spellStart"/>
+      <w:r>
+        <w:rPr>
+          <w:rFonts w:ascii="Times New Roman" w:hAnsi="Times New Roman" w:cs="Times New Roman"/>
+          <w:sz w:val="24"/>
+        </w:rPr>
+        <w:t>comunicatiei</w:t>
+      </w:r>
+      <w:proofErr w:type="spellEnd"/>
+      <w:r>
+        <w:rPr>
+          <w:rFonts w:ascii="Times New Roman" w:hAnsi="Times New Roman" w:cs="Times New Roman"/>
+          <w:sz w:val="24"/>
+        </w:rPr>
+        <w:t xml:space="preserve"> WI-FI integrata, dar si datorita puterii de procesare ridicata.</w:t>
+      </w:r>
+    </w:p>
+    <w:p>
+      <w:pPr>
+        <w:spacing w:line="312" w:lineRule="auto"/>
+        <w:ind w:left="-15" w:right="0" w:firstLine="720"/>
+        <w:rPr>
+          <w:rFonts w:ascii="Times New Roman" w:hAnsi="Times New Roman" w:cs="Times New Roman"/>
+          <w:sz w:val="24"/>
+        </w:rPr>
+      </w:pPr>
+      <w:r>
+        <w:rPr>
+          <w:rFonts w:ascii="Times New Roman" w:hAnsi="Times New Roman" w:cs="Times New Roman"/>
+          <w:sz w:val="24"/>
+        </w:rPr>
+        <w:t xml:space="preserve">Mana robotica este proiectata astfel </w:t>
+      </w:r>
+      <w:proofErr w:type="spellStart"/>
+      <w:r>
+        <w:rPr>
+          <w:rFonts w:ascii="Times New Roman" w:hAnsi="Times New Roman" w:cs="Times New Roman"/>
+          <w:sz w:val="24"/>
+        </w:rPr>
+        <w:t>incat</w:t>
+      </w:r>
+      <w:proofErr w:type="spellEnd"/>
+      <w:r>
+        <w:rPr>
+          <w:rFonts w:ascii="Times New Roman" w:hAnsi="Times New Roman" w:cs="Times New Roman"/>
+          <w:sz w:val="24"/>
+        </w:rPr>
+        <w:t xml:space="preserve"> fiecare deget sa fie controlat independent prin intermediul unui servomotor, </w:t>
+      </w:r>
+      <w:proofErr w:type="spellStart"/>
+      <w:r>
+        <w:rPr>
+          <w:rFonts w:ascii="Times New Roman" w:hAnsi="Times New Roman" w:cs="Times New Roman"/>
+          <w:sz w:val="24"/>
+        </w:rPr>
+        <w:t>rezultand</w:t>
+      </w:r>
+      <w:proofErr w:type="spellEnd"/>
+      <w:r>
+        <w:rPr>
+          <w:rFonts w:ascii="Times New Roman" w:hAnsi="Times New Roman" w:cs="Times New Roman"/>
+          <w:sz w:val="24"/>
+        </w:rPr>
+        <w:t xml:space="preserve"> un total de cinci grade de libertate.</w:t>
+      </w:r>
+      <w:r>
+        <w:rPr>
+          <w:rFonts w:ascii="Times New Roman" w:hAnsi="Times New Roman" w:cs="Times New Roman"/>
+          <w:sz w:val="24"/>
+        </w:rPr>
+        <w:t xml:space="preserve"> Controlul servomotoarelor este realizat prin semnale PWM generate de ESP32.</w:t>
+      </w:r>
+    </w:p>
+    <w:p>
+      <w:pPr>
+        <w:spacing w:line="312" w:lineRule="auto"/>
+        <w:ind w:left="-15" w:right="0" w:firstLine="720"/>
+        <w:rPr>
+          <w:rFonts w:ascii="Times New Roman" w:hAnsi="Times New Roman" w:cs="Times New Roman"/>
+          <w:sz w:val="24"/>
+        </w:rPr>
+      </w:pPr>
+      <w:r>
+        <w:rPr>
+          <w:rFonts w:ascii="Times New Roman" w:hAnsi="Times New Roman" w:cs="Times New Roman"/>
+          <w:sz w:val="24"/>
+        </w:rPr>
+        <w:t xml:space="preserve">Componenta software este realizata folosind C++. </w:t>
+      </w:r>
+      <w:proofErr w:type="spellStart"/>
+      <w:r>
+        <w:rPr>
+          <w:rFonts w:ascii="Times New Roman" w:hAnsi="Times New Roman" w:cs="Times New Roman"/>
+          <w:sz w:val="24"/>
+        </w:rPr>
+        <w:t>Aplicatia</w:t>
+      </w:r>
+      <w:proofErr w:type="spellEnd"/>
+      <w:r>
+        <w:rPr>
+          <w:rFonts w:ascii="Times New Roman" w:hAnsi="Times New Roman" w:cs="Times New Roman"/>
+          <w:sz w:val="24"/>
+        </w:rPr>
+        <w:t xml:space="preserve"> </w:t>
+      </w:r>
+      <w:proofErr w:type="spellStart"/>
+      <w:r>
+        <w:rPr>
+          <w:rFonts w:ascii="Times New Roman" w:hAnsi="Times New Roman" w:cs="Times New Roman"/>
+          <w:sz w:val="24"/>
+        </w:rPr>
+        <w:t>implementeaza</w:t>
+      </w:r>
+      <w:proofErr w:type="spellEnd"/>
+      <w:r>
+        <w:rPr>
+          <w:rFonts w:ascii="Times New Roman" w:hAnsi="Times New Roman" w:cs="Times New Roman"/>
+          <w:sz w:val="24"/>
+        </w:rPr>
+        <w:t xml:space="preserve"> un server web asincron care </w:t>
+      </w:r>
+      <w:proofErr w:type="spellStart"/>
+      <w:r>
+        <w:rPr>
+          <w:rFonts w:ascii="Times New Roman" w:hAnsi="Times New Roman" w:cs="Times New Roman"/>
+          <w:sz w:val="24"/>
+        </w:rPr>
+        <w:t>ruleaza</w:t>
+      </w:r>
+      <w:proofErr w:type="spellEnd"/>
+      <w:r>
+        <w:rPr>
+          <w:rFonts w:ascii="Times New Roman" w:hAnsi="Times New Roman" w:cs="Times New Roman"/>
+          <w:sz w:val="24"/>
+        </w:rPr>
+        <w:t xml:space="preserve"> direct pe ESP32, </w:t>
+      </w:r>
+      <w:proofErr w:type="spellStart"/>
+      <w:r>
+        <w:rPr>
+          <w:rFonts w:ascii="Times New Roman" w:hAnsi="Times New Roman" w:cs="Times New Roman"/>
+          <w:sz w:val="24"/>
+        </w:rPr>
+        <w:t>permitand</w:t>
+      </w:r>
+      <w:proofErr w:type="spellEnd"/>
+      <w:r>
+        <w:rPr>
+          <w:rFonts w:ascii="Times New Roman" w:hAnsi="Times New Roman" w:cs="Times New Roman"/>
+          <w:sz w:val="24"/>
+        </w:rPr>
+        <w:t xml:space="preserve"> o gestionare non-blocanta si rapida a cererilor utilizatorului. </w:t>
+      </w:r>
+    </w:p>
+    <w:p>
+      <w:pPr>
+        <w:spacing w:line="312" w:lineRule="auto"/>
+        <w:ind w:left="-15" w:right="0" w:firstLine="720"/>
+        <w:rPr>
+          <w:rFonts w:ascii="Times New Roman" w:hAnsi="Times New Roman" w:cs="Times New Roman"/>
+          <w:sz w:val="24"/>
+        </w:rPr>
+      </w:pPr>
+      <w:proofErr w:type="spellStart"/>
+      <w:r>
+        <w:rPr>
+          <w:rFonts w:ascii="Times New Roman" w:hAnsi="Times New Roman" w:cs="Times New Roman"/>
+          <w:sz w:val="24"/>
+        </w:rPr>
+        <w:t>Interfata</w:t>
+      </w:r>
+      <w:proofErr w:type="spellEnd"/>
+      <w:r>
+        <w:rPr>
+          <w:rFonts w:ascii="Times New Roman" w:hAnsi="Times New Roman" w:cs="Times New Roman"/>
+          <w:sz w:val="24"/>
+        </w:rPr>
+        <w:t xml:space="preserve"> web </w:t>
+      </w:r>
+      <w:proofErr w:type="spellStart"/>
+      <w:r>
+        <w:rPr>
+          <w:rFonts w:ascii="Times New Roman" w:hAnsi="Times New Roman" w:cs="Times New Roman"/>
+          <w:sz w:val="24"/>
+        </w:rPr>
+        <w:t>reprezinta</w:t>
+      </w:r>
+      <w:proofErr w:type="spellEnd"/>
+      <w:r>
+        <w:rPr>
+          <w:rFonts w:ascii="Times New Roman" w:hAnsi="Times New Roman" w:cs="Times New Roman"/>
+          <w:sz w:val="24"/>
+        </w:rPr>
+        <w:t xml:space="preserve"> componenta de </w:t>
+      </w:r>
+      <w:proofErr w:type="spellStart"/>
+      <w:r>
+        <w:rPr>
+          <w:rFonts w:ascii="Times New Roman" w:hAnsi="Times New Roman" w:cs="Times New Roman"/>
+          <w:sz w:val="24"/>
+        </w:rPr>
+        <w:t>interactiune</w:t>
+      </w:r>
+      <w:proofErr w:type="spellEnd"/>
+      <w:r>
+        <w:rPr>
+          <w:rFonts w:ascii="Times New Roman" w:hAnsi="Times New Roman" w:cs="Times New Roman"/>
+          <w:sz w:val="24"/>
+        </w:rPr>
+        <w:t xml:space="preserve"> cu utilizatorul si este dezvoltata </w:t>
+      </w:r>
+      <w:proofErr w:type="spellStart"/>
+      <w:r>
+        <w:rPr>
+          <w:rFonts w:ascii="Times New Roman" w:hAnsi="Times New Roman" w:cs="Times New Roman"/>
+          <w:sz w:val="24"/>
+        </w:rPr>
+        <w:t>utilizand</w:t>
+      </w:r>
+      <w:proofErr w:type="spellEnd"/>
+      <w:r>
+        <w:rPr>
+          <w:rFonts w:ascii="Times New Roman" w:hAnsi="Times New Roman" w:cs="Times New Roman"/>
+          <w:sz w:val="24"/>
+        </w:rPr>
+        <w:t xml:space="preserve"> tehnologii standard precum HTML, CSS si </w:t>
+      </w:r>
+      <w:proofErr w:type="spellStart"/>
+      <w:r>
+        <w:rPr>
+          <w:rFonts w:ascii="Times New Roman" w:hAnsi="Times New Roman" w:cs="Times New Roman"/>
+          <w:sz w:val="24"/>
+        </w:rPr>
+        <w:t>JavaScript</w:t>
+      </w:r>
+      <w:proofErr w:type="spellEnd"/>
+      <w:r>
+        <w:rPr>
+          <w:rFonts w:ascii="Times New Roman" w:hAnsi="Times New Roman" w:cs="Times New Roman"/>
+          <w:sz w:val="24"/>
+        </w:rPr>
+        <w:t xml:space="preserve">. </w:t>
+      </w:r>
+      <w:r>
+        <w:rPr>
+          <w:rFonts w:ascii="Times New Roman" w:hAnsi="Times New Roman" w:cs="Times New Roman"/>
+          <w:sz w:val="24"/>
+        </w:rPr>
+        <w:t xml:space="preserve">Aceasta este </w:t>
+      </w:r>
+      <w:proofErr w:type="spellStart"/>
+      <w:r>
+        <w:rPr>
+          <w:rFonts w:ascii="Times New Roman" w:hAnsi="Times New Roman" w:cs="Times New Roman"/>
+          <w:sz w:val="24"/>
+        </w:rPr>
+        <w:t>gazduita</w:t>
+      </w:r>
+      <w:proofErr w:type="spellEnd"/>
+      <w:r>
+        <w:rPr>
+          <w:rFonts w:ascii="Times New Roman" w:hAnsi="Times New Roman" w:cs="Times New Roman"/>
+          <w:sz w:val="24"/>
+        </w:rPr>
+        <w:t xml:space="preserve"> direct pe microcontroler si poate fi accesata prin intermediul unui browser web de pe orice dispozitiv conectat la </w:t>
+      </w:r>
+      <w:proofErr w:type="spellStart"/>
+      <w:r>
+        <w:rPr>
+          <w:rFonts w:ascii="Times New Roman" w:hAnsi="Times New Roman" w:cs="Times New Roman"/>
+          <w:sz w:val="24"/>
+        </w:rPr>
+        <w:t>aceeasi</w:t>
+      </w:r>
+      <w:proofErr w:type="spellEnd"/>
+      <w:r>
+        <w:rPr>
+          <w:rFonts w:ascii="Times New Roman" w:hAnsi="Times New Roman" w:cs="Times New Roman"/>
+          <w:sz w:val="24"/>
+        </w:rPr>
+        <w:t xml:space="preserve"> </w:t>
+      </w:r>
+      <w:proofErr w:type="spellStart"/>
+      <w:r>
+        <w:rPr>
+          <w:rFonts w:ascii="Times New Roman" w:hAnsi="Times New Roman" w:cs="Times New Roman"/>
+          <w:sz w:val="24"/>
+        </w:rPr>
+        <w:t>retea</w:t>
+      </w:r>
+      <w:proofErr w:type="spellEnd"/>
+      <w:r>
+        <w:rPr>
+          <w:rFonts w:ascii="Times New Roman" w:hAnsi="Times New Roman" w:cs="Times New Roman"/>
+          <w:sz w:val="24"/>
+        </w:rPr>
+        <w:t xml:space="preserve">. </w:t>
+      </w:r>
+      <w:r>
+        <w:rPr>
+          <w:rFonts w:ascii="Times New Roman" w:hAnsi="Times New Roman" w:cs="Times New Roman"/>
+          <w:sz w:val="24"/>
+        </w:rPr>
+        <w:t xml:space="preserve">Utilizatorul poate controla </w:t>
+      </w:r>
+      <w:proofErr w:type="spellStart"/>
+      <w:r>
+        <w:rPr>
+          <w:rFonts w:ascii="Times New Roman" w:hAnsi="Times New Roman" w:cs="Times New Roman"/>
+          <w:sz w:val="24"/>
+        </w:rPr>
+        <w:t>pozitia</w:t>
+      </w:r>
+      <w:proofErr w:type="spellEnd"/>
+      <w:r>
+        <w:rPr>
+          <w:rFonts w:ascii="Times New Roman" w:hAnsi="Times New Roman" w:cs="Times New Roman"/>
+          <w:sz w:val="24"/>
+        </w:rPr>
+        <w:t xml:space="preserve"> </w:t>
+      </w:r>
+      <w:r>
+        <w:rPr>
+          <w:rFonts w:ascii="Times New Roman" w:hAnsi="Times New Roman" w:cs="Times New Roman"/>
+          <w:sz w:val="24"/>
+        </w:rPr>
+        <w:t>degetelor</w:t>
+      </w:r>
+      <w:r>
+        <w:rPr>
+          <w:rFonts w:ascii="Times New Roman" w:hAnsi="Times New Roman" w:cs="Times New Roman"/>
+          <w:sz w:val="24"/>
+        </w:rPr>
+        <w:t xml:space="preserve"> folosind </w:t>
+      </w:r>
+      <w:r>
+        <w:rPr>
+          <w:rFonts w:ascii="Times New Roman" w:hAnsi="Times New Roman" w:cs="Times New Roman"/>
+          <w:sz w:val="24"/>
+        </w:rPr>
+        <w:t>comenzi</w:t>
+      </w:r>
+      <w:r>
+        <w:rPr>
+          <w:rFonts w:ascii="Times New Roman" w:hAnsi="Times New Roman" w:cs="Times New Roman"/>
+          <w:sz w:val="24"/>
+        </w:rPr>
+        <w:t xml:space="preserve"> predefinite</w:t>
+      </w:r>
+      <w:r>
+        <w:rPr>
+          <w:rFonts w:ascii="Times New Roman" w:hAnsi="Times New Roman" w:cs="Times New Roman"/>
+          <w:sz w:val="24"/>
+        </w:rPr>
+        <w:t xml:space="preserve">, ce sunt transmise in timp real </w:t>
+      </w:r>
+      <w:proofErr w:type="spellStart"/>
+      <w:r>
+        <w:rPr>
+          <w:rFonts w:ascii="Times New Roman" w:hAnsi="Times New Roman" w:cs="Times New Roman"/>
+          <w:sz w:val="24"/>
+        </w:rPr>
+        <w:t>catre</w:t>
+      </w:r>
+      <w:proofErr w:type="spellEnd"/>
+      <w:r>
+        <w:rPr>
+          <w:rFonts w:ascii="Times New Roman" w:hAnsi="Times New Roman" w:cs="Times New Roman"/>
+          <w:sz w:val="24"/>
+        </w:rPr>
+        <w:t xml:space="preserve"> serverul web integrat</w:t>
+      </w:r>
+      <w:r>
+        <w:rPr>
+          <w:rFonts w:ascii="Times New Roman" w:hAnsi="Times New Roman" w:cs="Times New Roman"/>
+          <w:sz w:val="24"/>
+        </w:rPr>
+        <w:t>.</w:t>
+      </w:r>
+      <w:r>
+        <w:rPr>
+          <w:rFonts w:ascii="Times New Roman" w:hAnsi="Times New Roman" w:cs="Times New Roman"/>
+          <w:sz w:val="24"/>
+        </w:rPr>
+        <w:t xml:space="preserve"> Comunicarea dintre </w:t>
+      </w:r>
+      <w:proofErr w:type="spellStart"/>
+      <w:r>
+        <w:rPr>
+          <w:rFonts w:ascii="Times New Roman" w:hAnsi="Times New Roman" w:cs="Times New Roman"/>
+          <w:sz w:val="24"/>
+        </w:rPr>
+        <w:t>frontend</w:t>
+      </w:r>
+      <w:proofErr w:type="spellEnd"/>
+      <w:r>
+        <w:rPr>
+          <w:rFonts w:ascii="Times New Roman" w:hAnsi="Times New Roman" w:cs="Times New Roman"/>
+          <w:sz w:val="24"/>
+        </w:rPr>
+        <w:t xml:space="preserve"> si </w:t>
+      </w:r>
+      <w:proofErr w:type="spellStart"/>
+      <w:r>
+        <w:rPr>
+          <w:rFonts w:ascii="Times New Roman" w:hAnsi="Times New Roman" w:cs="Times New Roman"/>
+          <w:sz w:val="24"/>
+        </w:rPr>
+        <w:t>backend</w:t>
+      </w:r>
+      <w:proofErr w:type="spellEnd"/>
+      <w:r>
+        <w:rPr>
+          <w:rFonts w:ascii="Times New Roman" w:hAnsi="Times New Roman" w:cs="Times New Roman"/>
+          <w:sz w:val="24"/>
+        </w:rPr>
+        <w:t xml:space="preserve"> este realizata </w:t>
+      </w:r>
+      <w:proofErr w:type="spellStart"/>
+      <w:r>
+        <w:rPr>
+          <w:rFonts w:ascii="Times New Roman" w:hAnsi="Times New Roman" w:cs="Times New Roman"/>
+          <w:sz w:val="24"/>
+        </w:rPr>
+        <w:t>aju</w:t>
+      </w:r>
+      <w:proofErr w:type="spellEnd"/>
+      <w:r>
+        <w:rPr>
+          <w:rFonts w:ascii="Times New Roman" w:hAnsi="Times New Roman" w:cs="Times New Roman"/>
+          <w:sz w:val="24"/>
+        </w:rPr>
+        <w:t xml:space="preserve"> ajutorul cererilor HTTP asincrone.</w:t>
+      </w:r>
+    </w:p>
+    <w:p>
+      <w:pPr>
+        <w:spacing w:line="312" w:lineRule="auto"/>
+        <w:ind w:left="-15" w:right="0" w:firstLine="720"/>
+        <w:rPr>
+          <w:rFonts w:ascii="Times New Roman" w:hAnsi="Times New Roman" w:cs="Times New Roman"/>
+          <w:sz w:val="24"/>
+        </w:rPr>
+      </w:pPr>
+      <w:r>
+        <w:rPr>
+          <w:rFonts w:ascii="Times New Roman" w:hAnsi="Times New Roman" w:cs="Times New Roman"/>
+          <w:sz w:val="24"/>
+        </w:rPr>
+        <w:t xml:space="preserve">Arhitectura generala a acestui sistem </w:t>
+      </w:r>
+      <w:proofErr w:type="spellStart"/>
+      <w:r>
+        <w:rPr>
+          <w:rFonts w:ascii="Times New Roman" w:hAnsi="Times New Roman" w:cs="Times New Roman"/>
+          <w:sz w:val="24"/>
+        </w:rPr>
+        <w:t>porneste</w:t>
+      </w:r>
+      <w:proofErr w:type="spellEnd"/>
+      <w:r>
+        <w:rPr>
+          <w:rFonts w:ascii="Times New Roman" w:hAnsi="Times New Roman" w:cs="Times New Roman"/>
+          <w:sz w:val="24"/>
+        </w:rPr>
+        <w:t xml:space="preserve"> din browser, comunica cu serverul web ESP32, </w:t>
+      </w:r>
+      <w:proofErr w:type="spellStart"/>
+      <w:r>
+        <w:rPr>
+          <w:rFonts w:ascii="Times New Roman" w:hAnsi="Times New Roman" w:cs="Times New Roman"/>
+          <w:sz w:val="24"/>
+        </w:rPr>
+        <w:t>realizeaza</w:t>
+      </w:r>
+      <w:proofErr w:type="spellEnd"/>
+      <w:r>
+        <w:rPr>
+          <w:rFonts w:ascii="Times New Roman" w:hAnsi="Times New Roman" w:cs="Times New Roman"/>
+          <w:sz w:val="24"/>
+        </w:rPr>
+        <w:t xml:space="preserve"> controlul PWM si apoi </w:t>
+      </w:r>
+      <w:proofErr w:type="spellStart"/>
+      <w:r>
+        <w:rPr>
+          <w:rFonts w:ascii="Times New Roman" w:hAnsi="Times New Roman" w:cs="Times New Roman"/>
+          <w:sz w:val="24"/>
+        </w:rPr>
+        <w:t>misca</w:t>
+      </w:r>
+      <w:proofErr w:type="spellEnd"/>
+      <w:r>
+        <w:rPr>
+          <w:rFonts w:ascii="Times New Roman" w:hAnsi="Times New Roman" w:cs="Times New Roman"/>
+          <w:sz w:val="24"/>
+        </w:rPr>
+        <w:t xml:space="preserve"> servomotoarele.</w:t>
+      </w:r>
+      <w:r>
+        <w:rPr>
+          <w:rFonts w:ascii="Times New Roman" w:hAnsi="Times New Roman" w:cs="Times New Roman"/>
+          <w:sz w:val="24"/>
+        </w:rPr>
+        <w:t xml:space="preserve"> Aceasta structura modulara separa componenta de </w:t>
+      </w:r>
+      <w:proofErr w:type="spellStart"/>
+      <w:r>
+        <w:rPr>
+          <w:rFonts w:ascii="Times New Roman" w:hAnsi="Times New Roman" w:cs="Times New Roman"/>
+          <w:sz w:val="24"/>
+        </w:rPr>
+        <w:t>interfata</w:t>
+      </w:r>
+      <w:proofErr w:type="spellEnd"/>
+      <w:r>
+        <w:rPr>
+          <w:rFonts w:ascii="Times New Roman" w:hAnsi="Times New Roman" w:cs="Times New Roman"/>
+          <w:sz w:val="24"/>
+        </w:rPr>
+        <w:t xml:space="preserve">, cea de logica de control si cea de </w:t>
+      </w:r>
+      <w:proofErr w:type="spellStart"/>
+      <w:r>
+        <w:rPr>
+          <w:rFonts w:ascii="Times New Roman" w:hAnsi="Times New Roman" w:cs="Times New Roman"/>
+          <w:sz w:val="24"/>
+        </w:rPr>
+        <w:t>actionare</w:t>
+      </w:r>
+      <w:proofErr w:type="spellEnd"/>
+      <w:r>
+        <w:rPr>
+          <w:rFonts w:ascii="Times New Roman" w:hAnsi="Times New Roman" w:cs="Times New Roman"/>
+          <w:sz w:val="24"/>
+        </w:rPr>
+        <w:t xml:space="preserve"> hardware. In plus, datorita faptului ca se </w:t>
+      </w:r>
+      <w:proofErr w:type="spellStart"/>
+      <w:r>
+        <w:rPr>
+          <w:rFonts w:ascii="Times New Roman" w:hAnsi="Times New Roman" w:cs="Times New Roman"/>
+          <w:sz w:val="24"/>
+        </w:rPr>
+        <w:t>foloseste</w:t>
+      </w:r>
+      <w:proofErr w:type="spellEnd"/>
+      <w:r>
+        <w:rPr>
+          <w:rFonts w:ascii="Times New Roman" w:hAnsi="Times New Roman" w:cs="Times New Roman"/>
+          <w:sz w:val="24"/>
+        </w:rPr>
+        <w:t xml:space="preserve"> un server web, este eliminata necesitatea unei </w:t>
+      </w:r>
+      <w:proofErr w:type="spellStart"/>
+      <w:r>
+        <w:rPr>
+          <w:rFonts w:ascii="Times New Roman" w:hAnsi="Times New Roman" w:cs="Times New Roman"/>
+          <w:sz w:val="24"/>
+        </w:rPr>
+        <w:t>aplicatii</w:t>
+      </w:r>
+      <w:proofErr w:type="spellEnd"/>
+      <w:r>
+        <w:rPr>
+          <w:rFonts w:ascii="Times New Roman" w:hAnsi="Times New Roman" w:cs="Times New Roman"/>
+          <w:sz w:val="24"/>
+        </w:rPr>
+        <w:t xml:space="preserve"> dedicate, oferind portabilitate si </w:t>
+      </w:r>
+      <w:proofErr w:type="spellStart"/>
+      <w:r>
+        <w:rPr>
+          <w:rFonts w:ascii="Times New Roman" w:hAnsi="Times New Roman" w:cs="Times New Roman"/>
+          <w:sz w:val="24"/>
+        </w:rPr>
+        <w:t>usurinta</w:t>
+      </w:r>
+      <w:proofErr w:type="spellEnd"/>
+      <w:r>
+        <w:rPr>
+          <w:rFonts w:ascii="Times New Roman" w:hAnsi="Times New Roman" w:cs="Times New Roman"/>
+          <w:sz w:val="24"/>
+        </w:rPr>
+        <w:t xml:space="preserve"> in utilizare. </w:t>
+      </w:r>
+    </w:p>
+    <w:p>
+      <w:pPr>
+        <w:spacing w:line="312" w:lineRule="auto"/>
+        <w:ind w:left="-15" w:right="0" w:firstLine="720"/>
+        <w:rPr>
+          <w:rFonts w:ascii="Times New Roman" w:hAnsi="Times New Roman" w:cs="Times New Roman"/>
+          <w:sz w:val="24"/>
+        </w:rPr>
+      </w:pPr>
+      <w:r>
+        <w:rPr>
+          <w:rFonts w:ascii="Times New Roman" w:hAnsi="Times New Roman" w:cs="Times New Roman"/>
+          <w:sz w:val="24"/>
+        </w:rPr>
+        <w:t xml:space="preserve">Prin </w:t>
+      </w:r>
+      <w:proofErr w:type="spellStart"/>
+      <w:r>
+        <w:rPr>
+          <w:rFonts w:ascii="Times New Roman" w:hAnsi="Times New Roman" w:cs="Times New Roman"/>
+          <w:sz w:val="24"/>
+        </w:rPr>
+        <w:t>imbinarea</w:t>
+      </w:r>
+      <w:proofErr w:type="spellEnd"/>
+      <w:r>
+        <w:rPr>
+          <w:rFonts w:ascii="Times New Roman" w:hAnsi="Times New Roman" w:cs="Times New Roman"/>
+          <w:sz w:val="24"/>
+        </w:rPr>
+        <w:t xml:space="preserve"> conceptelor din domeniul </w:t>
+      </w:r>
+      <w:proofErr w:type="spellStart"/>
+      <w:r>
+        <w:rPr>
+          <w:rFonts w:ascii="Times New Roman" w:hAnsi="Times New Roman" w:cs="Times New Roman"/>
+          <w:sz w:val="24"/>
+        </w:rPr>
+        <w:t>embedded</w:t>
+      </w:r>
+      <w:proofErr w:type="spellEnd"/>
+      <w:r>
+        <w:rPr>
+          <w:rFonts w:ascii="Times New Roman" w:hAnsi="Times New Roman" w:cs="Times New Roman"/>
+          <w:sz w:val="24"/>
+        </w:rPr>
+        <w:t xml:space="preserve">, cel al </w:t>
+      </w:r>
+      <w:proofErr w:type="spellStart"/>
+      <w:r>
+        <w:rPr>
+          <w:rFonts w:ascii="Times New Roman" w:hAnsi="Times New Roman" w:cs="Times New Roman"/>
+          <w:sz w:val="24"/>
+        </w:rPr>
+        <w:t>comunicatiilor</w:t>
+      </w:r>
+      <w:proofErr w:type="spellEnd"/>
+      <w:r>
+        <w:rPr>
+          <w:rFonts w:ascii="Times New Roman" w:hAnsi="Times New Roman" w:cs="Times New Roman"/>
+          <w:sz w:val="24"/>
+        </w:rPr>
+        <w:t xml:space="preserve"> </w:t>
+      </w:r>
+      <w:proofErr w:type="spellStart"/>
+      <w:r>
+        <w:rPr>
+          <w:rFonts w:ascii="Times New Roman" w:hAnsi="Times New Roman" w:cs="Times New Roman"/>
+          <w:sz w:val="24"/>
+        </w:rPr>
+        <w:t>IoT</w:t>
+      </w:r>
+      <w:proofErr w:type="spellEnd"/>
+      <w:r>
+        <w:rPr>
+          <w:rFonts w:ascii="Times New Roman" w:hAnsi="Times New Roman" w:cs="Times New Roman"/>
+          <w:sz w:val="24"/>
+        </w:rPr>
+        <w:t xml:space="preserve"> si cel al </w:t>
+      </w:r>
+      <w:proofErr w:type="spellStart"/>
+      <w:r>
+        <w:rPr>
+          <w:rFonts w:ascii="Times New Roman" w:hAnsi="Times New Roman" w:cs="Times New Roman"/>
+          <w:sz w:val="24"/>
+        </w:rPr>
+        <w:t>programarii</w:t>
+      </w:r>
+      <w:proofErr w:type="spellEnd"/>
+      <w:r>
+        <w:rPr>
+          <w:rFonts w:ascii="Times New Roman" w:hAnsi="Times New Roman" w:cs="Times New Roman"/>
+          <w:sz w:val="24"/>
+        </w:rPr>
+        <w:t xml:space="preserve"> web, aceasta </w:t>
+      </w:r>
+      <w:proofErr w:type="spellStart"/>
+      <w:r>
+        <w:rPr>
+          <w:rFonts w:ascii="Times New Roman" w:hAnsi="Times New Roman" w:cs="Times New Roman"/>
+          <w:sz w:val="24"/>
+        </w:rPr>
+        <w:t>aplicatie</w:t>
+      </w:r>
+      <w:proofErr w:type="spellEnd"/>
+      <w:r>
+        <w:rPr>
+          <w:rFonts w:ascii="Times New Roman" w:hAnsi="Times New Roman" w:cs="Times New Roman"/>
+          <w:sz w:val="24"/>
+        </w:rPr>
+        <w:t xml:space="preserve"> </w:t>
+      </w:r>
+      <w:proofErr w:type="spellStart"/>
+      <w:r>
+        <w:rPr>
+          <w:rFonts w:ascii="Times New Roman" w:hAnsi="Times New Roman" w:cs="Times New Roman"/>
+          <w:sz w:val="24"/>
+        </w:rPr>
+        <w:t>demonstreaza</w:t>
+      </w:r>
+      <w:proofErr w:type="spellEnd"/>
+      <w:r>
+        <w:rPr>
+          <w:rFonts w:ascii="Times New Roman" w:hAnsi="Times New Roman" w:cs="Times New Roman"/>
+          <w:sz w:val="24"/>
+        </w:rPr>
+        <w:t xml:space="preserve"> modul in care un microcontroler cu resurse limitate poate </w:t>
+      </w:r>
+      <w:proofErr w:type="spellStart"/>
+      <w:r>
+        <w:rPr>
+          <w:rFonts w:ascii="Times New Roman" w:hAnsi="Times New Roman" w:cs="Times New Roman"/>
+          <w:sz w:val="24"/>
+        </w:rPr>
+        <w:t>sustine</w:t>
+      </w:r>
+      <w:proofErr w:type="spellEnd"/>
+      <w:r>
+        <w:rPr>
+          <w:rFonts w:ascii="Times New Roman" w:hAnsi="Times New Roman" w:cs="Times New Roman"/>
+          <w:sz w:val="24"/>
+        </w:rPr>
+        <w:t xml:space="preserve"> un sistem interactiv in timp real. </w:t>
+      </w:r>
+      <w:r>
+        <w:rPr>
+          <w:rFonts w:ascii="Times New Roman" w:hAnsi="Times New Roman" w:cs="Times New Roman"/>
+          <w:sz w:val="24"/>
+        </w:rPr>
+        <w:t xml:space="preserve">Proiectul acesta scoate in evidenta integritatea eficienta dintre hardware si software, oferind o </w:t>
+      </w:r>
+      <w:proofErr w:type="spellStart"/>
+      <w:r>
+        <w:rPr>
+          <w:rFonts w:ascii="Times New Roman" w:hAnsi="Times New Roman" w:cs="Times New Roman"/>
+          <w:sz w:val="24"/>
+        </w:rPr>
+        <w:t>solutie</w:t>
+      </w:r>
+      <w:proofErr w:type="spellEnd"/>
+      <w:r>
+        <w:rPr>
+          <w:rFonts w:ascii="Times New Roman" w:hAnsi="Times New Roman" w:cs="Times New Roman"/>
+          <w:sz w:val="24"/>
+        </w:rPr>
+        <w:t xml:space="preserve"> compacta, scalabila si </w:t>
+      </w:r>
+      <w:proofErr w:type="spellStart"/>
+      <w:r>
+        <w:rPr>
+          <w:rFonts w:ascii="Times New Roman" w:hAnsi="Times New Roman" w:cs="Times New Roman"/>
+          <w:sz w:val="24"/>
+        </w:rPr>
+        <w:t>totusi</w:t>
+      </w:r>
+      <w:proofErr w:type="spellEnd"/>
+      <w:r>
+        <w:rPr>
+          <w:rFonts w:ascii="Times New Roman" w:hAnsi="Times New Roman" w:cs="Times New Roman"/>
+          <w:sz w:val="24"/>
+        </w:rPr>
+        <w:t xml:space="preserve"> </w:t>
+      </w:r>
+      <w:proofErr w:type="spellStart"/>
+      <w:r>
+        <w:rPr>
+          <w:rFonts w:ascii="Times New Roman" w:hAnsi="Times New Roman" w:cs="Times New Roman"/>
+          <w:sz w:val="24"/>
+        </w:rPr>
+        <w:t>usor</w:t>
+      </w:r>
+      <w:proofErr w:type="spellEnd"/>
+      <w:r>
+        <w:rPr>
+          <w:rFonts w:ascii="Times New Roman" w:hAnsi="Times New Roman" w:cs="Times New Roman"/>
+          <w:sz w:val="24"/>
+        </w:rPr>
+        <w:t xml:space="preserve"> de utilizat pentru controlul unei </w:t>
+      </w:r>
+      <w:proofErr w:type="spellStart"/>
+      <w:r>
+        <w:rPr>
+          <w:rFonts w:ascii="Times New Roman" w:hAnsi="Times New Roman" w:cs="Times New Roman"/>
+          <w:sz w:val="24"/>
+        </w:rPr>
+        <w:t>maini</w:t>
+      </w:r>
+      <w:proofErr w:type="spellEnd"/>
+      <w:r>
+        <w:rPr>
+          <w:rFonts w:ascii="Times New Roman" w:hAnsi="Times New Roman" w:cs="Times New Roman"/>
+          <w:sz w:val="24"/>
+        </w:rPr>
+        <w:t xml:space="preserve"> robotice. </w:t>
+      </w:r>
+    </w:p>
+    <w:p>
+      <w:pPr>
+        <w:spacing w:line="312" w:lineRule="auto"/>
+        <w:ind w:left="-15" w:right="0" w:firstLine="720"/>
+        <w:rPr>
+          <w:rFonts w:ascii="Times New Roman" w:hAnsi="Times New Roman" w:cs="Times New Roman"/>
+          <w:sz w:val="24"/>
+        </w:rPr>
+      </w:pPr>
+      <w:r>
+        <w:rPr>
+          <w:rFonts w:ascii="Times New Roman" w:hAnsi="Times New Roman" w:cs="Times New Roman"/>
+          <w:sz w:val="24"/>
+        </w:rPr>
+        <w:t xml:space="preserve"> </w:t>
       </w:r>
     </w:p>
     <w:p>
       <w:pPr>
         <w:pStyle w:val="Heading1"/>
         <w:spacing w:line="312" w:lineRule="auto"/>
-      </w:pPr>
-      <w:bookmarkStart w:id="1" w:name="_Toc223434221"/>
-      <w:r>
         <w:rPr>
           <w:rFonts w:ascii="Times New Roman" w:hAnsi="Times New Roman" w:cs="Times New Roman"/>
           <w:b/>
@@ -3028,2453 +5572,10 @@
           <w:sz w:val="36"/>
           <w:szCs w:val="36"/>
         </w:rPr>
-        <w:lastRenderedPageBreak/>
-        <w:t>Introducere</w:t>
-      </w:r>
-      <w:bookmarkEnd w:id="1"/>
-      <w:r>
-        <w:t xml:space="preserve"> </w:t>
-      </w:r>
-      <w:bookmarkEnd w:id="0"/>
-    </w:p>
-    <w:p>
-      <w:pPr>
-        <w:spacing w:line="312" w:lineRule="auto"/>
-        <w:ind w:left="-15" w:right="0" w:firstLine="720"/>
-        <w:rPr>
-          <w:rFonts w:ascii="Times New Roman" w:hAnsi="Times New Roman" w:cs="Times New Roman"/>
-          <w:sz w:val="24"/>
-        </w:rPr>
-      </w:pPr>
-      <w:proofErr w:type="spellStart"/>
-      <w:r>
-        <w:rPr>
-          <w:rFonts w:ascii="Times New Roman" w:hAnsi="Times New Roman" w:cs="Times New Roman"/>
-          <w:sz w:val="24"/>
-        </w:rPr>
-        <w:t>Mainile</w:t>
-      </w:r>
-      <w:proofErr w:type="spellEnd"/>
-      <w:r>
-        <w:rPr>
-          <w:rFonts w:ascii="Times New Roman" w:hAnsi="Times New Roman" w:cs="Times New Roman"/>
-          <w:sz w:val="24"/>
-        </w:rPr>
-        <w:t xml:space="preserve"> robotice cu caracteristici umane au fost destul de intens studiate in cercetare. O varietate de </w:t>
-      </w:r>
-      <w:proofErr w:type="spellStart"/>
-      <w:r>
-        <w:rPr>
-          <w:rFonts w:ascii="Times New Roman" w:hAnsi="Times New Roman" w:cs="Times New Roman"/>
-          <w:sz w:val="24"/>
-        </w:rPr>
-        <w:t>maini</w:t>
-      </w:r>
-      <w:proofErr w:type="spellEnd"/>
-      <w:r>
-        <w:rPr>
-          <w:rFonts w:ascii="Times New Roman" w:hAnsi="Times New Roman" w:cs="Times New Roman"/>
-          <w:sz w:val="24"/>
-        </w:rPr>
-        <w:t xml:space="preserve"> a fost dezvoltata cu scopul de a </w:t>
-      </w:r>
-      <w:proofErr w:type="spellStart"/>
-      <w:r>
-        <w:rPr>
-          <w:rFonts w:ascii="Times New Roman" w:hAnsi="Times New Roman" w:cs="Times New Roman"/>
-          <w:sz w:val="24"/>
-        </w:rPr>
-        <w:t>imbunatati</w:t>
-      </w:r>
-      <w:proofErr w:type="spellEnd"/>
-      <w:r>
-        <w:rPr>
-          <w:rFonts w:ascii="Times New Roman" w:hAnsi="Times New Roman" w:cs="Times New Roman"/>
-          <w:sz w:val="24"/>
-        </w:rPr>
-        <w:t xml:space="preserve"> eficienta, precizia si </w:t>
-      </w:r>
-      <w:proofErr w:type="spellStart"/>
-      <w:r>
-        <w:rPr>
-          <w:rFonts w:ascii="Times New Roman" w:hAnsi="Times New Roman" w:cs="Times New Roman"/>
-          <w:sz w:val="24"/>
-        </w:rPr>
-        <w:t>functionalitatea</w:t>
-      </w:r>
-      <w:proofErr w:type="spellEnd"/>
-      <w:r>
-        <w:rPr>
-          <w:rFonts w:ascii="Times New Roman" w:hAnsi="Times New Roman" w:cs="Times New Roman"/>
-          <w:sz w:val="24"/>
-        </w:rPr>
-        <w:t xml:space="preserve"> </w:t>
-      </w:r>
-      <w:proofErr w:type="spellStart"/>
-      <w:r>
-        <w:rPr>
-          <w:rFonts w:ascii="Times New Roman" w:hAnsi="Times New Roman" w:cs="Times New Roman"/>
-          <w:sz w:val="24"/>
-        </w:rPr>
-        <w:t>asemanatoare</w:t>
-      </w:r>
-      <w:proofErr w:type="spellEnd"/>
-      <w:r>
-        <w:rPr>
-          <w:rFonts w:ascii="Times New Roman" w:hAnsi="Times New Roman" w:cs="Times New Roman"/>
-          <w:sz w:val="24"/>
-        </w:rPr>
-        <w:t xml:space="preserve"> cu cea a unei </w:t>
-      </w:r>
-      <w:proofErr w:type="spellStart"/>
-      <w:r>
-        <w:rPr>
-          <w:rFonts w:ascii="Times New Roman" w:hAnsi="Times New Roman" w:cs="Times New Roman"/>
-          <w:sz w:val="24"/>
-        </w:rPr>
-        <w:t>maini</w:t>
-      </w:r>
-      <w:proofErr w:type="spellEnd"/>
-      <w:r>
-        <w:rPr>
-          <w:rFonts w:ascii="Times New Roman" w:hAnsi="Times New Roman" w:cs="Times New Roman"/>
-          <w:sz w:val="24"/>
-        </w:rPr>
-        <w:t xml:space="preserve"> umane. Multe din aceste </w:t>
-      </w:r>
-      <w:proofErr w:type="spellStart"/>
-      <w:r>
-        <w:rPr>
-          <w:rFonts w:ascii="Times New Roman" w:hAnsi="Times New Roman" w:cs="Times New Roman"/>
-          <w:sz w:val="24"/>
-        </w:rPr>
-        <w:t>maini</w:t>
-      </w:r>
-      <w:proofErr w:type="spellEnd"/>
-      <w:r>
-        <w:rPr>
-          <w:rFonts w:ascii="Times New Roman" w:hAnsi="Times New Roman" w:cs="Times New Roman"/>
-          <w:sz w:val="24"/>
-        </w:rPr>
-        <w:t xml:space="preserve"> propun </w:t>
-      </w:r>
-      <w:r>
-        <w:rPr>
-          <w:rFonts w:ascii="Times New Roman" w:hAnsi="Times New Roman" w:cs="Times New Roman"/>
-          <w:sz w:val="24"/>
-        </w:rPr>
-        <w:t xml:space="preserve">o </w:t>
-      </w:r>
-      <w:proofErr w:type="spellStart"/>
-      <w:r>
-        <w:rPr>
-          <w:rFonts w:ascii="Times New Roman" w:hAnsi="Times New Roman" w:cs="Times New Roman"/>
-          <w:sz w:val="24"/>
-        </w:rPr>
-        <w:t>inovatie</w:t>
-      </w:r>
-      <w:proofErr w:type="spellEnd"/>
-      <w:r>
-        <w:rPr>
-          <w:rFonts w:ascii="Times New Roman" w:hAnsi="Times New Roman" w:cs="Times New Roman"/>
-          <w:sz w:val="24"/>
-        </w:rPr>
-        <w:t xml:space="preserve"> diferita una de </w:t>
-      </w:r>
-      <w:proofErr w:type="spellStart"/>
-      <w:r>
-        <w:rPr>
-          <w:rFonts w:ascii="Times New Roman" w:hAnsi="Times New Roman" w:cs="Times New Roman"/>
-          <w:sz w:val="24"/>
-        </w:rPr>
-        <w:t>cealalta</w:t>
-      </w:r>
-      <w:proofErr w:type="spellEnd"/>
-      <w:r>
-        <w:rPr>
-          <w:rFonts w:ascii="Times New Roman" w:hAnsi="Times New Roman" w:cs="Times New Roman"/>
-          <w:sz w:val="24"/>
-        </w:rPr>
-        <w:t xml:space="preserve">, de la design pana la </w:t>
-      </w:r>
-      <w:proofErr w:type="spellStart"/>
-      <w:r>
-        <w:rPr>
-          <w:rFonts w:ascii="Times New Roman" w:hAnsi="Times New Roman" w:cs="Times New Roman"/>
-          <w:sz w:val="24"/>
-        </w:rPr>
-        <w:t>functionalitatea</w:t>
-      </w:r>
-      <w:proofErr w:type="spellEnd"/>
-      <w:r>
-        <w:rPr>
-          <w:rFonts w:ascii="Times New Roman" w:hAnsi="Times New Roman" w:cs="Times New Roman"/>
-          <w:sz w:val="24"/>
-        </w:rPr>
-        <w:t xml:space="preserve"> software, </w:t>
-      </w:r>
-      <w:r>
-        <w:rPr>
-          <w:rFonts w:ascii="Times New Roman" w:hAnsi="Times New Roman" w:cs="Times New Roman"/>
-          <w:sz w:val="24"/>
-        </w:rPr>
-        <w:t>specifica</w:t>
-      </w:r>
-      <w:r>
-        <w:rPr>
-          <w:rFonts w:ascii="Times New Roman" w:hAnsi="Times New Roman" w:cs="Times New Roman"/>
-          <w:sz w:val="24"/>
-        </w:rPr>
-        <w:t xml:space="preserve"> pentru o anumita </w:t>
-      </w:r>
-      <w:proofErr w:type="spellStart"/>
-      <w:r>
-        <w:rPr>
-          <w:rFonts w:ascii="Times New Roman" w:hAnsi="Times New Roman" w:cs="Times New Roman"/>
-          <w:sz w:val="24"/>
-        </w:rPr>
-        <w:t>aplicatie</w:t>
-      </w:r>
-      <w:proofErr w:type="spellEnd"/>
-      <w:r>
-        <w:rPr>
-          <w:rFonts w:ascii="Times New Roman" w:hAnsi="Times New Roman" w:cs="Times New Roman"/>
-          <w:sz w:val="24"/>
-        </w:rPr>
-        <w:t>.</w:t>
-      </w:r>
-    </w:p>
-    <w:p>
-      <w:pPr>
-        <w:spacing w:line="312" w:lineRule="auto"/>
-        <w:ind w:left="-15" w:right="0" w:firstLine="720"/>
-        <w:rPr>
-          <w:rFonts w:ascii="Times New Roman" w:hAnsi="Times New Roman" w:cs="Times New Roman"/>
-          <w:sz w:val="24"/>
-        </w:rPr>
-      </w:pPr>
-      <w:r>
-        <w:rPr>
-          <w:rFonts w:ascii="Times New Roman" w:hAnsi="Times New Roman" w:cs="Times New Roman"/>
-          <w:sz w:val="24"/>
-        </w:rPr>
-        <w:t xml:space="preserve">Printre aceste </w:t>
-      </w:r>
-      <w:proofErr w:type="spellStart"/>
-      <w:r>
-        <w:rPr>
-          <w:rFonts w:ascii="Times New Roman" w:hAnsi="Times New Roman" w:cs="Times New Roman"/>
-          <w:sz w:val="24"/>
-        </w:rPr>
-        <w:t>inovatii</w:t>
-      </w:r>
-      <w:proofErr w:type="spellEnd"/>
-      <w:r>
-        <w:rPr>
-          <w:rFonts w:ascii="Times New Roman" w:hAnsi="Times New Roman" w:cs="Times New Roman"/>
-          <w:sz w:val="24"/>
-        </w:rPr>
-        <w:t xml:space="preserve"> se </w:t>
-      </w:r>
-      <w:proofErr w:type="spellStart"/>
-      <w:r>
-        <w:rPr>
-          <w:rFonts w:ascii="Times New Roman" w:hAnsi="Times New Roman" w:cs="Times New Roman"/>
-          <w:sz w:val="24"/>
-        </w:rPr>
-        <w:t>numara</w:t>
-      </w:r>
-      <w:proofErr w:type="spellEnd"/>
-      <w:r>
-        <w:rPr>
-          <w:rFonts w:ascii="Times New Roman" w:hAnsi="Times New Roman" w:cs="Times New Roman"/>
-          <w:sz w:val="24"/>
-        </w:rPr>
-        <w:t xml:space="preserve"> mana </w:t>
-      </w:r>
-      <w:proofErr w:type="spellStart"/>
-      <w:r>
-        <w:rPr>
-          <w:rFonts w:ascii="Times New Roman" w:hAnsi="Times New Roman" w:cs="Times New Roman"/>
-          <w:sz w:val="24"/>
-        </w:rPr>
-        <w:t>actionata</w:t>
-      </w:r>
-      <w:proofErr w:type="spellEnd"/>
-      <w:r>
-        <w:rPr>
-          <w:rFonts w:ascii="Times New Roman" w:hAnsi="Times New Roman" w:cs="Times New Roman"/>
-          <w:sz w:val="24"/>
-        </w:rPr>
-        <w:t xml:space="preserve"> prin aliaje cu memorie de forma (SMA) echipata cu senzori de flexiune</w:t>
-      </w:r>
-      <w:r>
-        <w:rPr>
-          <w:rFonts w:ascii="Times New Roman" w:hAnsi="Times New Roman" w:cs="Times New Roman"/>
-          <w:sz w:val="24"/>
-        </w:rPr>
-        <w:t xml:space="preserve"> </w:t>
-      </w:r>
-      <w:r>
-        <w:rPr>
-          <w:rFonts w:ascii="Times New Roman" w:hAnsi="Times New Roman" w:cs="Times New Roman"/>
-          <w:sz w:val="24"/>
-        </w:rPr>
-        <w:fldChar w:fldCharType="begin"/>
-      </w:r>
-      <w:r>
-        <w:rPr>
-          <w:rFonts w:ascii="Times New Roman" w:hAnsi="Times New Roman" w:cs="Times New Roman"/>
-          <w:sz w:val="24"/>
-        </w:rPr>
-        <w:instrText xml:space="preserve"> REF _Ref223425662 \w \h </w:instrText>
-      </w:r>
-      <w:r>
-        <w:rPr>
-          <w:rFonts w:ascii="Times New Roman" w:hAnsi="Times New Roman" w:cs="Times New Roman"/>
-          <w:sz w:val="24"/>
-        </w:rPr>
-      </w:r>
-      <w:r>
-        <w:rPr>
-          <w:rFonts w:ascii="Times New Roman" w:hAnsi="Times New Roman" w:cs="Times New Roman"/>
-          <w:sz w:val="24"/>
-        </w:rPr>
-        <w:fldChar w:fldCharType="separate"/>
-      </w:r>
-      <w:r>
-        <w:rPr>
-          <w:rFonts w:ascii="Times New Roman" w:hAnsi="Times New Roman" w:cs="Times New Roman"/>
-          <w:sz w:val="24"/>
-        </w:rPr>
-        <w:t>[</w:t>
-      </w:r>
-      <w:r>
-        <w:rPr>
-          <w:rFonts w:ascii="Times New Roman" w:hAnsi="Times New Roman" w:cs="Times New Roman"/>
-          <w:sz w:val="24"/>
-        </w:rPr>
-        <w:t>5</w:t>
-      </w:r>
-      <w:r>
-        <w:rPr>
-          <w:rFonts w:ascii="Times New Roman" w:hAnsi="Times New Roman" w:cs="Times New Roman"/>
-          <w:sz w:val="24"/>
-        </w:rPr>
-        <w:t>]</w:t>
-      </w:r>
-      <w:r>
-        <w:rPr>
-          <w:rFonts w:ascii="Times New Roman" w:hAnsi="Times New Roman" w:cs="Times New Roman"/>
-          <w:sz w:val="24"/>
-        </w:rPr>
-        <w:fldChar w:fldCharType="end"/>
-      </w:r>
-      <w:r>
-        <w:rPr>
-          <w:rFonts w:ascii="Times New Roman" w:hAnsi="Times New Roman" w:cs="Times New Roman"/>
-          <w:sz w:val="24"/>
-        </w:rPr>
-        <w:t xml:space="preserve">, mana cu mecanisme </w:t>
-      </w:r>
-      <w:proofErr w:type="spellStart"/>
-      <w:r>
-        <w:rPr>
-          <w:rFonts w:ascii="Times New Roman" w:hAnsi="Times New Roman" w:cs="Times New Roman"/>
-          <w:sz w:val="24"/>
-        </w:rPr>
-        <w:t>actionate</w:t>
-      </w:r>
-      <w:proofErr w:type="spellEnd"/>
-      <w:r>
-        <w:rPr>
-          <w:rFonts w:ascii="Times New Roman" w:hAnsi="Times New Roman" w:cs="Times New Roman"/>
-          <w:sz w:val="24"/>
-        </w:rPr>
-        <w:t xml:space="preserve"> prin tendoane si </w:t>
-      </w:r>
-      <w:proofErr w:type="spellStart"/>
-      <w:r>
-        <w:rPr>
-          <w:rFonts w:ascii="Times New Roman" w:hAnsi="Times New Roman" w:cs="Times New Roman"/>
-          <w:sz w:val="24"/>
-        </w:rPr>
-        <w:t>legaturi</w:t>
-      </w:r>
-      <w:proofErr w:type="spellEnd"/>
-      <w:r>
-        <w:rPr>
-          <w:rFonts w:ascii="Times New Roman" w:hAnsi="Times New Roman" w:cs="Times New Roman"/>
-          <w:sz w:val="24"/>
-        </w:rPr>
-        <w:t xml:space="preserve"> mecanice</w:t>
-      </w:r>
-      <w:r>
-        <w:rPr>
-          <w:rFonts w:ascii="Times New Roman" w:hAnsi="Times New Roman" w:cs="Times New Roman"/>
-          <w:sz w:val="24"/>
-        </w:rPr>
-        <w:t xml:space="preserve"> </w:t>
-      </w:r>
-      <w:r>
-        <w:rPr>
-          <w:rFonts w:ascii="Times New Roman" w:hAnsi="Times New Roman" w:cs="Times New Roman"/>
-          <w:sz w:val="24"/>
-        </w:rPr>
-        <w:fldChar w:fldCharType="begin"/>
-      </w:r>
-      <w:r>
-        <w:rPr>
-          <w:rFonts w:ascii="Times New Roman" w:hAnsi="Times New Roman" w:cs="Times New Roman"/>
-          <w:sz w:val="24"/>
-        </w:rPr>
-        <w:instrText xml:space="preserve"> REF _Ref223425876 \w \h </w:instrText>
-      </w:r>
-      <w:r>
-        <w:rPr>
-          <w:rFonts w:ascii="Times New Roman" w:hAnsi="Times New Roman" w:cs="Times New Roman"/>
-          <w:sz w:val="24"/>
-        </w:rPr>
-      </w:r>
-      <w:r>
-        <w:rPr>
-          <w:rFonts w:ascii="Times New Roman" w:hAnsi="Times New Roman" w:cs="Times New Roman"/>
-          <w:sz w:val="24"/>
-        </w:rPr>
-        <w:fldChar w:fldCharType="separate"/>
-      </w:r>
-      <w:r>
-        <w:rPr>
-          <w:rFonts w:ascii="Times New Roman" w:hAnsi="Times New Roman" w:cs="Times New Roman"/>
-          <w:sz w:val="24"/>
-        </w:rPr>
-        <w:t>[6]</w:t>
-      </w:r>
-      <w:r>
-        <w:rPr>
-          <w:rFonts w:ascii="Times New Roman" w:hAnsi="Times New Roman" w:cs="Times New Roman"/>
-          <w:sz w:val="24"/>
-        </w:rPr>
-        <w:fldChar w:fldCharType="end"/>
-      </w:r>
-      <w:r>
-        <w:rPr>
-          <w:rFonts w:ascii="Times New Roman" w:hAnsi="Times New Roman" w:cs="Times New Roman"/>
-          <w:sz w:val="24"/>
-        </w:rPr>
-        <w:t>, dar si</w:t>
-      </w:r>
-      <w:r>
-        <w:rPr>
-          <w:rFonts w:ascii="Times New Roman" w:hAnsi="Times New Roman" w:cs="Times New Roman"/>
-          <w:sz w:val="24"/>
-        </w:rPr>
-        <w:t xml:space="preserve"> mana </w:t>
-      </w:r>
-      <w:proofErr w:type="spellStart"/>
-      <w:r>
-        <w:rPr>
-          <w:rFonts w:ascii="Times New Roman" w:hAnsi="Times New Roman" w:cs="Times New Roman"/>
-          <w:sz w:val="24"/>
-        </w:rPr>
-        <w:t>multisenzoriala</w:t>
-      </w:r>
-      <w:proofErr w:type="spellEnd"/>
-      <w:r>
-        <w:rPr>
-          <w:rFonts w:ascii="Times New Roman" w:hAnsi="Times New Roman" w:cs="Times New Roman"/>
-          <w:sz w:val="24"/>
-        </w:rPr>
-        <w:t xml:space="preserve"> DLR ce are un schelet deschis pentru o mai buna </w:t>
-      </w:r>
-      <w:proofErr w:type="spellStart"/>
-      <w:r>
-        <w:rPr>
-          <w:rFonts w:ascii="Times New Roman" w:hAnsi="Times New Roman" w:cs="Times New Roman"/>
-          <w:sz w:val="24"/>
-        </w:rPr>
-        <w:t>mentenanta</w:t>
-      </w:r>
-      <w:proofErr w:type="spellEnd"/>
-      <w:r>
-        <w:rPr>
-          <w:rFonts w:ascii="Times New Roman" w:hAnsi="Times New Roman" w:cs="Times New Roman"/>
-          <w:sz w:val="24"/>
-        </w:rPr>
-        <w:t xml:space="preserve"> </w:t>
-      </w:r>
-      <w:r>
-        <w:rPr>
-          <w:rFonts w:ascii="Times New Roman" w:hAnsi="Times New Roman" w:cs="Times New Roman"/>
-          <w:sz w:val="24"/>
-        </w:rPr>
-        <w:fldChar w:fldCharType="begin"/>
-      </w:r>
-      <w:r>
-        <w:rPr>
-          <w:rFonts w:ascii="Times New Roman" w:hAnsi="Times New Roman" w:cs="Times New Roman"/>
-          <w:sz w:val="24"/>
-        </w:rPr>
-        <w:instrText xml:space="preserve"> REF _Ref223426014 \w \h </w:instrText>
-      </w:r>
-      <w:r>
-        <w:rPr>
-          <w:rFonts w:ascii="Times New Roman" w:hAnsi="Times New Roman" w:cs="Times New Roman"/>
-          <w:sz w:val="24"/>
-        </w:rPr>
-      </w:r>
-      <w:r>
-        <w:rPr>
-          <w:rFonts w:ascii="Times New Roman" w:hAnsi="Times New Roman" w:cs="Times New Roman"/>
-          <w:sz w:val="24"/>
-        </w:rPr>
-        <w:fldChar w:fldCharType="separate"/>
-      </w:r>
-      <w:r>
-        <w:rPr>
-          <w:rFonts w:ascii="Times New Roman" w:hAnsi="Times New Roman" w:cs="Times New Roman"/>
-          <w:sz w:val="24"/>
-        </w:rPr>
-        <w:t>[7]</w:t>
-      </w:r>
-      <w:r>
-        <w:rPr>
-          <w:rFonts w:ascii="Times New Roman" w:hAnsi="Times New Roman" w:cs="Times New Roman"/>
-          <w:sz w:val="24"/>
-        </w:rPr>
-        <w:fldChar w:fldCharType="end"/>
-      </w:r>
-      <w:r>
-        <w:rPr>
-          <w:rFonts w:ascii="Times New Roman" w:hAnsi="Times New Roman" w:cs="Times New Roman"/>
-          <w:sz w:val="24"/>
-        </w:rPr>
-        <w:t>.</w:t>
-      </w:r>
-    </w:p>
-    <w:p>
-      <w:pPr>
-        <w:spacing w:line="312" w:lineRule="auto"/>
-        <w:ind w:left="-15" w:right="0" w:firstLine="720"/>
-        <w:rPr>
-          <w:rFonts w:ascii="Times New Roman" w:hAnsi="Times New Roman" w:cs="Times New Roman"/>
-          <w:sz w:val="24"/>
-        </w:rPr>
-      </w:pPr>
-      <w:r>
-        <w:rPr>
-          <w:rFonts w:ascii="Times New Roman" w:hAnsi="Times New Roman" w:cs="Times New Roman"/>
-          <w:sz w:val="24"/>
-        </w:rPr>
-        <w:t xml:space="preserve">In ultimii ani, </w:t>
-      </w:r>
-      <w:proofErr w:type="spellStart"/>
-      <w:r>
-        <w:rPr>
-          <w:rFonts w:ascii="Times New Roman" w:hAnsi="Times New Roman" w:cs="Times New Roman"/>
-          <w:sz w:val="24"/>
-        </w:rPr>
-        <w:t>mainile</w:t>
-      </w:r>
-      <w:proofErr w:type="spellEnd"/>
-      <w:r>
-        <w:rPr>
-          <w:rFonts w:ascii="Times New Roman" w:hAnsi="Times New Roman" w:cs="Times New Roman"/>
-          <w:sz w:val="24"/>
-        </w:rPr>
-        <w:t xml:space="preserve"> robotice s-au dezvoltat accelerat datorita ariei largi de </w:t>
-      </w:r>
-      <w:proofErr w:type="spellStart"/>
-      <w:r>
-        <w:rPr>
-          <w:rFonts w:ascii="Times New Roman" w:hAnsi="Times New Roman" w:cs="Times New Roman"/>
-          <w:sz w:val="24"/>
-        </w:rPr>
-        <w:t>aplicatii</w:t>
-      </w:r>
-      <w:proofErr w:type="spellEnd"/>
-      <w:r>
-        <w:rPr>
-          <w:rFonts w:ascii="Times New Roman" w:hAnsi="Times New Roman" w:cs="Times New Roman"/>
-          <w:sz w:val="24"/>
-        </w:rPr>
-        <w:t xml:space="preserve">, precum </w:t>
-      </w:r>
-      <w:proofErr w:type="spellStart"/>
-      <w:r>
-        <w:rPr>
-          <w:rFonts w:ascii="Times New Roman" w:hAnsi="Times New Roman" w:cs="Times New Roman"/>
-          <w:sz w:val="24"/>
-        </w:rPr>
-        <w:t>operatiile</w:t>
-      </w:r>
-      <w:proofErr w:type="spellEnd"/>
-      <w:r>
-        <w:rPr>
-          <w:rFonts w:ascii="Times New Roman" w:hAnsi="Times New Roman" w:cs="Times New Roman"/>
-          <w:sz w:val="24"/>
-        </w:rPr>
-        <w:t xml:space="preserve"> de tip </w:t>
-      </w:r>
-      <w:proofErr w:type="spellStart"/>
-      <w:r>
-        <w:rPr>
-          <w:rFonts w:ascii="Times New Roman" w:hAnsi="Times New Roman" w:cs="Times New Roman"/>
-          <w:sz w:val="24"/>
-        </w:rPr>
-        <w:t>pick</w:t>
-      </w:r>
-      <w:proofErr w:type="spellEnd"/>
-      <w:r>
-        <w:rPr>
-          <w:rFonts w:ascii="Times New Roman" w:hAnsi="Times New Roman" w:cs="Times New Roman"/>
-          <w:sz w:val="24"/>
-        </w:rPr>
-        <w:t>-</w:t>
-      </w:r>
-      <w:proofErr w:type="spellStart"/>
-      <w:r>
-        <w:rPr>
-          <w:rFonts w:ascii="Times New Roman" w:hAnsi="Times New Roman" w:cs="Times New Roman"/>
-          <w:sz w:val="24"/>
-        </w:rPr>
-        <w:t>and</w:t>
-      </w:r>
-      <w:proofErr w:type="spellEnd"/>
-      <w:r>
-        <w:rPr>
-          <w:rFonts w:ascii="Times New Roman" w:hAnsi="Times New Roman" w:cs="Times New Roman"/>
-          <w:sz w:val="24"/>
-        </w:rPr>
-        <w:t xml:space="preserve">-place. In mod specific, </w:t>
-      </w:r>
-      <w:proofErr w:type="spellStart"/>
-      <w:r>
-        <w:rPr>
-          <w:rFonts w:ascii="Times New Roman" w:hAnsi="Times New Roman" w:cs="Times New Roman"/>
-          <w:sz w:val="24"/>
-        </w:rPr>
-        <w:t>mainile</w:t>
-      </w:r>
-      <w:proofErr w:type="spellEnd"/>
-      <w:r>
-        <w:rPr>
-          <w:rFonts w:ascii="Times New Roman" w:hAnsi="Times New Roman" w:cs="Times New Roman"/>
-          <w:sz w:val="24"/>
-        </w:rPr>
-        <w:t xml:space="preserve"> robotice sunt utilizate </w:t>
-      </w:r>
-      <w:proofErr w:type="spellStart"/>
-      <w:r>
-        <w:rPr>
-          <w:rFonts w:ascii="Times New Roman" w:hAnsi="Times New Roman" w:cs="Times New Roman"/>
-          <w:sz w:val="24"/>
-        </w:rPr>
-        <w:t>intr</w:t>
-      </w:r>
-      <w:proofErr w:type="spellEnd"/>
-      <w:r>
-        <w:rPr>
-          <w:rFonts w:ascii="Times New Roman" w:hAnsi="Times New Roman" w:cs="Times New Roman"/>
-          <w:sz w:val="24"/>
-        </w:rPr>
-        <w:t xml:space="preserve">-un </w:t>
-      </w:r>
-      <w:proofErr w:type="spellStart"/>
-      <w:r>
-        <w:rPr>
-          <w:rFonts w:ascii="Times New Roman" w:hAnsi="Times New Roman" w:cs="Times New Roman"/>
-          <w:sz w:val="24"/>
-        </w:rPr>
-        <w:t>numar</w:t>
-      </w:r>
-      <w:proofErr w:type="spellEnd"/>
-      <w:r>
-        <w:rPr>
-          <w:rFonts w:ascii="Times New Roman" w:hAnsi="Times New Roman" w:cs="Times New Roman"/>
-          <w:sz w:val="24"/>
-        </w:rPr>
-        <w:t xml:space="preserve"> mare de </w:t>
-      </w:r>
-      <w:proofErr w:type="spellStart"/>
-      <w:r>
-        <w:rPr>
-          <w:rFonts w:ascii="Times New Roman" w:hAnsi="Times New Roman" w:cs="Times New Roman"/>
-          <w:sz w:val="24"/>
-        </w:rPr>
-        <w:t>aplicatii</w:t>
-      </w:r>
-      <w:proofErr w:type="spellEnd"/>
-      <w:r>
-        <w:rPr>
-          <w:rFonts w:ascii="Times New Roman" w:hAnsi="Times New Roman" w:cs="Times New Roman"/>
-          <w:sz w:val="24"/>
-        </w:rPr>
-        <w:t>, inclusiv in domeniul medical</w:t>
-      </w:r>
-      <w:r>
-        <w:rPr>
-          <w:rFonts w:ascii="Times New Roman" w:hAnsi="Times New Roman" w:cs="Times New Roman"/>
-          <w:sz w:val="24"/>
-        </w:rPr>
-        <w:t xml:space="preserve"> </w:t>
-      </w:r>
-      <w:r>
-        <w:rPr>
-          <w:rFonts w:ascii="Times New Roman" w:hAnsi="Times New Roman" w:cs="Times New Roman"/>
-          <w:sz w:val="24"/>
-        </w:rPr>
-        <w:fldChar w:fldCharType="begin"/>
-      </w:r>
-      <w:r>
-        <w:rPr>
-          <w:rFonts w:ascii="Times New Roman" w:hAnsi="Times New Roman" w:cs="Times New Roman"/>
-          <w:sz w:val="24"/>
-        </w:rPr>
-        <w:instrText xml:space="preserve"> REF _Ref223426693 \w \h </w:instrText>
-      </w:r>
-      <w:r>
-        <w:rPr>
-          <w:rFonts w:ascii="Times New Roman" w:hAnsi="Times New Roman" w:cs="Times New Roman"/>
-          <w:sz w:val="24"/>
-        </w:rPr>
-      </w:r>
-      <w:r>
-        <w:rPr>
-          <w:rFonts w:ascii="Times New Roman" w:hAnsi="Times New Roman" w:cs="Times New Roman"/>
-          <w:sz w:val="24"/>
-        </w:rPr>
-        <w:fldChar w:fldCharType="separate"/>
-      </w:r>
-      <w:r>
-        <w:rPr>
-          <w:rFonts w:ascii="Times New Roman" w:hAnsi="Times New Roman" w:cs="Times New Roman"/>
-          <w:sz w:val="24"/>
-        </w:rPr>
-        <w:t>[8]</w:t>
-      </w:r>
-      <w:r>
-        <w:rPr>
-          <w:rFonts w:ascii="Times New Roman" w:hAnsi="Times New Roman" w:cs="Times New Roman"/>
-          <w:sz w:val="24"/>
-        </w:rPr>
-        <w:fldChar w:fldCharType="end"/>
-      </w:r>
-      <w:r>
-        <w:rPr>
-          <w:rFonts w:ascii="Times New Roman" w:hAnsi="Times New Roman" w:cs="Times New Roman"/>
-          <w:sz w:val="24"/>
-        </w:rPr>
-        <w:t xml:space="preserve">, unde aceste progrese ale </w:t>
-      </w:r>
-      <w:proofErr w:type="spellStart"/>
-      <w:r>
-        <w:rPr>
-          <w:rFonts w:ascii="Times New Roman" w:hAnsi="Times New Roman" w:cs="Times New Roman"/>
-          <w:sz w:val="24"/>
-        </w:rPr>
-        <w:t>mainilor</w:t>
-      </w:r>
-      <w:proofErr w:type="spellEnd"/>
-      <w:r>
-        <w:rPr>
-          <w:rFonts w:ascii="Times New Roman" w:hAnsi="Times New Roman" w:cs="Times New Roman"/>
-          <w:sz w:val="24"/>
-        </w:rPr>
-        <w:t xml:space="preserve"> robotice redau o oarecare </w:t>
-      </w:r>
-      <w:proofErr w:type="spellStart"/>
-      <w:r>
-        <w:rPr>
-          <w:rFonts w:ascii="Times New Roman" w:hAnsi="Times New Roman" w:cs="Times New Roman"/>
-          <w:sz w:val="24"/>
-        </w:rPr>
-        <w:t>functionalitate</w:t>
-      </w:r>
-      <w:proofErr w:type="spellEnd"/>
-      <w:r>
-        <w:rPr>
-          <w:rFonts w:ascii="Times New Roman" w:hAnsi="Times New Roman" w:cs="Times New Roman"/>
-          <w:sz w:val="24"/>
-        </w:rPr>
-        <w:t xml:space="preserve"> persoanelor cu </w:t>
-      </w:r>
-      <w:proofErr w:type="spellStart"/>
-      <w:r>
-        <w:rPr>
-          <w:rFonts w:ascii="Times New Roman" w:hAnsi="Times New Roman" w:cs="Times New Roman"/>
-          <w:sz w:val="24"/>
-        </w:rPr>
-        <w:t>dizabilitati</w:t>
-      </w:r>
-      <w:proofErr w:type="spellEnd"/>
-      <w:r>
-        <w:rPr>
-          <w:rFonts w:ascii="Times New Roman" w:hAnsi="Times New Roman" w:cs="Times New Roman"/>
-          <w:sz w:val="24"/>
-        </w:rPr>
-        <w:t>.</w:t>
-      </w:r>
-      <w:r>
-        <w:rPr>
-          <w:rFonts w:ascii="Times New Roman" w:hAnsi="Times New Roman" w:cs="Times New Roman"/>
-          <w:sz w:val="24"/>
-        </w:rPr>
-        <w:t xml:space="preserve"> In mediul industrial, </w:t>
-      </w:r>
-      <w:proofErr w:type="spellStart"/>
-      <w:r>
-        <w:rPr>
-          <w:rFonts w:ascii="Times New Roman" w:hAnsi="Times New Roman" w:cs="Times New Roman"/>
-          <w:sz w:val="24"/>
-        </w:rPr>
-        <w:t>mainile</w:t>
-      </w:r>
-      <w:proofErr w:type="spellEnd"/>
-      <w:r>
-        <w:rPr>
-          <w:rFonts w:ascii="Times New Roman" w:hAnsi="Times New Roman" w:cs="Times New Roman"/>
-          <w:sz w:val="24"/>
-        </w:rPr>
-        <w:t xml:space="preserve"> robotice reduc dependenta </w:t>
-      </w:r>
-      <w:proofErr w:type="spellStart"/>
-      <w:r>
-        <w:rPr>
-          <w:rFonts w:ascii="Times New Roman" w:hAnsi="Times New Roman" w:cs="Times New Roman"/>
-          <w:sz w:val="24"/>
-        </w:rPr>
-        <w:t>fortei</w:t>
-      </w:r>
-      <w:proofErr w:type="spellEnd"/>
-      <w:r>
-        <w:rPr>
-          <w:rFonts w:ascii="Times New Roman" w:hAnsi="Times New Roman" w:cs="Times New Roman"/>
-          <w:sz w:val="24"/>
-        </w:rPr>
-        <w:t xml:space="preserve"> de munca, </w:t>
-      </w:r>
-      <w:proofErr w:type="spellStart"/>
-      <w:r>
-        <w:rPr>
-          <w:rFonts w:ascii="Times New Roman" w:hAnsi="Times New Roman" w:cs="Times New Roman"/>
-          <w:sz w:val="24"/>
-        </w:rPr>
-        <w:t>facand</w:t>
-      </w:r>
-      <w:proofErr w:type="spellEnd"/>
-      <w:r>
-        <w:rPr>
-          <w:rFonts w:ascii="Times New Roman" w:hAnsi="Times New Roman" w:cs="Times New Roman"/>
-          <w:sz w:val="24"/>
-        </w:rPr>
-        <w:t xml:space="preserve"> astfel ca eficienta si rentabilitatea sa </w:t>
-      </w:r>
-      <w:proofErr w:type="spellStart"/>
-      <w:r>
-        <w:rPr>
-          <w:rFonts w:ascii="Times New Roman" w:hAnsi="Times New Roman" w:cs="Times New Roman"/>
-          <w:sz w:val="24"/>
-        </w:rPr>
-        <w:t>creasca</w:t>
-      </w:r>
-      <w:proofErr w:type="spellEnd"/>
-      <w:r>
-        <w:rPr>
-          <w:rFonts w:ascii="Times New Roman" w:hAnsi="Times New Roman" w:cs="Times New Roman"/>
-          <w:sz w:val="24"/>
-        </w:rPr>
-        <w:t xml:space="preserve"> </w:t>
-      </w:r>
-      <w:r>
-        <w:rPr>
-          <w:rFonts w:ascii="Times New Roman" w:hAnsi="Times New Roman" w:cs="Times New Roman"/>
-          <w:sz w:val="24"/>
-        </w:rPr>
-        <w:fldChar w:fldCharType="begin"/>
-      </w:r>
-      <w:r>
-        <w:rPr>
-          <w:rFonts w:ascii="Times New Roman" w:hAnsi="Times New Roman" w:cs="Times New Roman"/>
-          <w:sz w:val="24"/>
-        </w:rPr>
-        <w:instrText xml:space="preserve"> REF _Ref223426984 \w \h </w:instrText>
-      </w:r>
-      <w:r>
-        <w:rPr>
-          <w:rFonts w:ascii="Times New Roman" w:hAnsi="Times New Roman" w:cs="Times New Roman"/>
-          <w:sz w:val="24"/>
-        </w:rPr>
-      </w:r>
-      <w:r>
-        <w:rPr>
-          <w:rFonts w:ascii="Times New Roman" w:hAnsi="Times New Roman" w:cs="Times New Roman"/>
-          <w:sz w:val="24"/>
-        </w:rPr>
-        <w:fldChar w:fldCharType="separate"/>
-      </w:r>
-      <w:r>
-        <w:rPr>
-          <w:rFonts w:ascii="Times New Roman" w:hAnsi="Times New Roman" w:cs="Times New Roman"/>
-          <w:sz w:val="24"/>
-        </w:rPr>
-        <w:t>[9]</w:t>
-      </w:r>
-      <w:r>
-        <w:rPr>
-          <w:rFonts w:ascii="Times New Roman" w:hAnsi="Times New Roman" w:cs="Times New Roman"/>
-          <w:sz w:val="24"/>
-        </w:rPr>
-        <w:fldChar w:fldCharType="end"/>
-      </w:r>
-      <w:r>
-        <w:rPr>
-          <w:rFonts w:ascii="Times New Roman" w:hAnsi="Times New Roman" w:cs="Times New Roman"/>
-          <w:sz w:val="24"/>
-        </w:rPr>
-        <w:t xml:space="preserve">. De asemenea, putem remarca faptul ca </w:t>
-      </w:r>
-      <w:proofErr w:type="spellStart"/>
-      <w:r>
-        <w:rPr>
-          <w:rFonts w:ascii="Times New Roman" w:hAnsi="Times New Roman" w:cs="Times New Roman"/>
-          <w:sz w:val="24"/>
-        </w:rPr>
-        <w:t>mainile</w:t>
-      </w:r>
-      <w:proofErr w:type="spellEnd"/>
-      <w:r>
-        <w:rPr>
-          <w:rFonts w:ascii="Times New Roman" w:hAnsi="Times New Roman" w:cs="Times New Roman"/>
-          <w:sz w:val="24"/>
-        </w:rPr>
-        <w:t xml:space="preserve"> robotice sun utilizate si in explorarea </w:t>
-      </w:r>
-      <w:proofErr w:type="spellStart"/>
-      <w:r>
-        <w:rPr>
-          <w:rFonts w:ascii="Times New Roman" w:hAnsi="Times New Roman" w:cs="Times New Roman"/>
-          <w:sz w:val="24"/>
-        </w:rPr>
-        <w:t>spatiala</w:t>
-      </w:r>
-      <w:proofErr w:type="spellEnd"/>
-      <w:r>
-        <w:rPr>
-          <w:rFonts w:ascii="Times New Roman" w:hAnsi="Times New Roman" w:cs="Times New Roman"/>
-          <w:sz w:val="24"/>
-        </w:rPr>
-        <w:t xml:space="preserve"> </w:t>
-      </w:r>
-      <w:r>
-        <w:rPr>
-          <w:rFonts w:ascii="Times New Roman" w:hAnsi="Times New Roman" w:cs="Times New Roman"/>
-          <w:sz w:val="24"/>
-        </w:rPr>
-        <w:fldChar w:fldCharType="begin"/>
-      </w:r>
-      <w:r>
-        <w:rPr>
-          <w:rFonts w:ascii="Times New Roman" w:hAnsi="Times New Roman" w:cs="Times New Roman"/>
-          <w:sz w:val="24"/>
-        </w:rPr>
-        <w:instrText xml:space="preserve"> REF _Ref223427381 \w \h </w:instrText>
-      </w:r>
-      <w:r>
-        <w:rPr>
-          <w:rFonts w:ascii="Times New Roman" w:hAnsi="Times New Roman" w:cs="Times New Roman"/>
-          <w:sz w:val="24"/>
-        </w:rPr>
-      </w:r>
-      <w:r>
-        <w:rPr>
-          <w:rFonts w:ascii="Times New Roman" w:hAnsi="Times New Roman" w:cs="Times New Roman"/>
-          <w:sz w:val="24"/>
-        </w:rPr>
-        <w:fldChar w:fldCharType="separate"/>
-      </w:r>
-      <w:r>
-        <w:rPr>
-          <w:rFonts w:ascii="Times New Roman" w:hAnsi="Times New Roman" w:cs="Times New Roman"/>
-          <w:sz w:val="24"/>
-        </w:rPr>
-        <w:t>[10]</w:t>
-      </w:r>
-      <w:r>
-        <w:rPr>
-          <w:rFonts w:ascii="Times New Roman" w:hAnsi="Times New Roman" w:cs="Times New Roman"/>
-          <w:sz w:val="24"/>
-        </w:rPr>
-        <w:fldChar w:fldCharType="end"/>
-      </w:r>
-      <w:r>
-        <w:rPr>
-          <w:rFonts w:ascii="Times New Roman" w:hAnsi="Times New Roman" w:cs="Times New Roman"/>
-          <w:sz w:val="24"/>
-        </w:rPr>
-        <w:t xml:space="preserve">, fapt ce </w:t>
-      </w:r>
-      <w:proofErr w:type="spellStart"/>
-      <w:r>
-        <w:rPr>
-          <w:rFonts w:ascii="Times New Roman" w:hAnsi="Times New Roman" w:cs="Times New Roman"/>
-          <w:sz w:val="24"/>
-        </w:rPr>
-        <w:t>evidentiaza</w:t>
-      </w:r>
-      <w:proofErr w:type="spellEnd"/>
-      <w:r>
-        <w:rPr>
-          <w:rFonts w:ascii="Times New Roman" w:hAnsi="Times New Roman" w:cs="Times New Roman"/>
-          <w:sz w:val="24"/>
-        </w:rPr>
-        <w:t xml:space="preserve"> </w:t>
-      </w:r>
-      <w:proofErr w:type="spellStart"/>
-      <w:r>
-        <w:rPr>
-          <w:rFonts w:ascii="Times New Roman" w:hAnsi="Times New Roman" w:cs="Times New Roman"/>
-          <w:sz w:val="24"/>
-        </w:rPr>
-        <w:t>contributia</w:t>
-      </w:r>
-      <w:proofErr w:type="spellEnd"/>
-      <w:r>
-        <w:rPr>
-          <w:rFonts w:ascii="Times New Roman" w:hAnsi="Times New Roman" w:cs="Times New Roman"/>
-          <w:sz w:val="24"/>
-        </w:rPr>
-        <w:t xml:space="preserve"> semnificativa la avansarea </w:t>
-      </w:r>
-      <w:proofErr w:type="spellStart"/>
-      <w:r>
-        <w:rPr>
-          <w:rFonts w:ascii="Times New Roman" w:hAnsi="Times New Roman" w:cs="Times New Roman"/>
-          <w:sz w:val="24"/>
-        </w:rPr>
-        <w:t>cercetarii</w:t>
-      </w:r>
-      <w:proofErr w:type="spellEnd"/>
-      <w:r>
-        <w:rPr>
-          <w:rFonts w:ascii="Times New Roman" w:hAnsi="Times New Roman" w:cs="Times New Roman"/>
-          <w:sz w:val="24"/>
-        </w:rPr>
-        <w:t xml:space="preserve"> si </w:t>
-      </w:r>
-      <w:proofErr w:type="spellStart"/>
-      <w:r>
-        <w:rPr>
-          <w:rFonts w:ascii="Times New Roman" w:hAnsi="Times New Roman" w:cs="Times New Roman"/>
-          <w:sz w:val="24"/>
-        </w:rPr>
-        <w:t>experimentarii</w:t>
-      </w:r>
-      <w:proofErr w:type="spellEnd"/>
-      <w:r>
-        <w:rPr>
-          <w:rFonts w:ascii="Times New Roman" w:hAnsi="Times New Roman" w:cs="Times New Roman"/>
-          <w:sz w:val="24"/>
-        </w:rPr>
-        <w:t xml:space="preserve"> in medii extraterestre.</w:t>
-      </w:r>
-      <w:r>
-        <w:rPr>
-          <w:rFonts w:ascii="Times New Roman" w:hAnsi="Times New Roman" w:cs="Times New Roman"/>
-          <w:sz w:val="24"/>
-        </w:rPr>
-        <w:t xml:space="preserve"> </w:t>
-      </w:r>
-      <w:r>
-        <w:rPr>
-          <w:rFonts w:ascii="Times New Roman" w:hAnsi="Times New Roman" w:cs="Times New Roman"/>
-          <w:sz w:val="24"/>
-        </w:rPr>
-        <w:t xml:space="preserve"> </w:t>
-      </w:r>
-      <w:r>
-        <w:rPr>
-          <w:rFonts w:ascii="Times New Roman" w:hAnsi="Times New Roman" w:cs="Times New Roman"/>
-          <w:sz w:val="24"/>
-        </w:rPr>
-        <w:t xml:space="preserve"> </w:t>
-      </w:r>
-      <w:r>
-        <w:rPr>
-          <w:rFonts w:ascii="Times New Roman" w:hAnsi="Times New Roman" w:cs="Times New Roman"/>
-          <w:sz w:val="24"/>
-        </w:rPr>
-        <w:t xml:space="preserve"> </w:t>
-      </w:r>
-      <w:r>
-        <w:rPr>
-          <w:rFonts w:ascii="Times New Roman" w:hAnsi="Times New Roman" w:cs="Times New Roman"/>
-          <w:sz w:val="24"/>
-        </w:rPr>
-        <w:t xml:space="preserve"> </w:t>
-      </w:r>
-    </w:p>
-    <w:p>
-      <w:pPr>
-        <w:spacing w:line="312" w:lineRule="auto"/>
-        <w:ind w:left="-15" w:right="0" w:firstLine="720"/>
-        <w:rPr>
-          <w:rFonts w:ascii="Times New Roman" w:hAnsi="Times New Roman" w:cs="Times New Roman"/>
-          <w:sz w:val="24"/>
-        </w:rPr>
-      </w:pPr>
-      <w:proofErr w:type="spellStart"/>
-      <w:r>
-        <w:rPr>
-          <w:rFonts w:ascii="Times New Roman" w:hAnsi="Times New Roman" w:cs="Times New Roman"/>
-          <w:sz w:val="24"/>
-        </w:rPr>
-        <w:t>Evolutia</w:t>
-      </w:r>
-      <w:proofErr w:type="spellEnd"/>
-      <w:r>
-        <w:rPr>
-          <w:rFonts w:ascii="Times New Roman" w:hAnsi="Times New Roman" w:cs="Times New Roman"/>
-          <w:sz w:val="24"/>
-        </w:rPr>
-        <w:t xml:space="preserve"> </w:t>
-      </w:r>
-      <w:proofErr w:type="spellStart"/>
-      <w:r>
-        <w:rPr>
-          <w:rFonts w:ascii="Times New Roman" w:hAnsi="Times New Roman" w:cs="Times New Roman"/>
-          <w:sz w:val="24"/>
-        </w:rPr>
-        <w:t>mainilor</w:t>
-      </w:r>
-      <w:proofErr w:type="spellEnd"/>
-      <w:r>
-        <w:rPr>
-          <w:rFonts w:ascii="Times New Roman" w:hAnsi="Times New Roman" w:cs="Times New Roman"/>
-          <w:sz w:val="24"/>
-        </w:rPr>
-        <w:t xml:space="preserve"> robotice </w:t>
-      </w:r>
-      <w:proofErr w:type="spellStart"/>
-      <w:r>
-        <w:rPr>
-          <w:rFonts w:ascii="Times New Roman" w:hAnsi="Times New Roman" w:cs="Times New Roman"/>
-          <w:sz w:val="24"/>
-        </w:rPr>
-        <w:t>multisenzoriale</w:t>
-      </w:r>
-      <w:proofErr w:type="spellEnd"/>
-      <w:r>
-        <w:rPr>
-          <w:rFonts w:ascii="Times New Roman" w:hAnsi="Times New Roman" w:cs="Times New Roman"/>
-          <w:sz w:val="24"/>
-        </w:rPr>
-        <w:t xml:space="preserve"> a condus la o diversitate de arhitecturi capabile sa </w:t>
-      </w:r>
-      <w:proofErr w:type="spellStart"/>
-      <w:r>
-        <w:rPr>
-          <w:rFonts w:ascii="Times New Roman" w:hAnsi="Times New Roman" w:cs="Times New Roman"/>
-          <w:sz w:val="24"/>
-        </w:rPr>
-        <w:t>reproduca</w:t>
-      </w:r>
-      <w:proofErr w:type="spellEnd"/>
-      <w:r>
-        <w:rPr>
-          <w:rFonts w:ascii="Times New Roman" w:hAnsi="Times New Roman" w:cs="Times New Roman"/>
-          <w:sz w:val="24"/>
-        </w:rPr>
-        <w:t xml:space="preserve"> diferite aspecte ale </w:t>
-      </w:r>
-      <w:proofErr w:type="spellStart"/>
-      <w:r>
-        <w:rPr>
-          <w:rFonts w:ascii="Times New Roman" w:hAnsi="Times New Roman" w:cs="Times New Roman"/>
-          <w:sz w:val="24"/>
-        </w:rPr>
-        <w:t>functionalitatii</w:t>
-      </w:r>
-      <w:proofErr w:type="spellEnd"/>
-      <w:r>
-        <w:rPr>
-          <w:rFonts w:ascii="Times New Roman" w:hAnsi="Times New Roman" w:cs="Times New Roman"/>
-          <w:sz w:val="24"/>
-        </w:rPr>
-        <w:t xml:space="preserve"> unei </w:t>
-      </w:r>
-      <w:proofErr w:type="spellStart"/>
-      <w:r>
-        <w:rPr>
-          <w:rFonts w:ascii="Times New Roman" w:hAnsi="Times New Roman" w:cs="Times New Roman"/>
-          <w:sz w:val="24"/>
-        </w:rPr>
-        <w:t>maini</w:t>
-      </w:r>
-      <w:proofErr w:type="spellEnd"/>
-      <w:r>
-        <w:rPr>
-          <w:rFonts w:ascii="Times New Roman" w:hAnsi="Times New Roman" w:cs="Times New Roman"/>
-          <w:sz w:val="24"/>
-        </w:rPr>
-        <w:t xml:space="preserve"> umane normale. </w:t>
-      </w:r>
-      <w:r>
-        <w:rPr>
-          <w:rFonts w:ascii="Times New Roman" w:hAnsi="Times New Roman" w:cs="Times New Roman"/>
-          <w:sz w:val="24"/>
-        </w:rPr>
-        <w:t xml:space="preserve">Majoritatea proiectelor folosesc o </w:t>
-      </w:r>
-      <w:proofErr w:type="spellStart"/>
-      <w:r>
-        <w:rPr>
-          <w:rFonts w:ascii="Times New Roman" w:hAnsi="Times New Roman" w:cs="Times New Roman"/>
-          <w:sz w:val="24"/>
-        </w:rPr>
-        <w:t>actionare</w:t>
-      </w:r>
-      <w:proofErr w:type="spellEnd"/>
-      <w:r>
-        <w:rPr>
-          <w:rFonts w:ascii="Times New Roman" w:hAnsi="Times New Roman" w:cs="Times New Roman"/>
-          <w:sz w:val="24"/>
-        </w:rPr>
-        <w:t xml:space="preserve"> pe motoare, oferind o libertate. Aceste motoare sunt alese deoarece au o precizie destul de mare, sunt </w:t>
-      </w:r>
-      <w:proofErr w:type="spellStart"/>
-      <w:r>
-        <w:rPr>
-          <w:rFonts w:ascii="Times New Roman" w:hAnsi="Times New Roman" w:cs="Times New Roman"/>
-          <w:sz w:val="24"/>
-        </w:rPr>
-        <w:t>usor</w:t>
-      </w:r>
-      <w:proofErr w:type="spellEnd"/>
-      <w:r>
-        <w:rPr>
-          <w:rFonts w:ascii="Times New Roman" w:hAnsi="Times New Roman" w:cs="Times New Roman"/>
-          <w:sz w:val="24"/>
-        </w:rPr>
-        <w:t xml:space="preserve"> de controlat si au o greutate redusa. </w:t>
-      </w:r>
-    </w:p>
-    <w:p>
-      <w:pPr>
-        <w:spacing w:line="312" w:lineRule="auto"/>
-        <w:ind w:left="-15" w:right="0" w:firstLine="720"/>
-        <w:rPr>
-          <w:rFonts w:ascii="Times New Roman" w:hAnsi="Times New Roman" w:cs="Times New Roman"/>
-          <w:sz w:val="24"/>
-        </w:rPr>
-      </w:pPr>
-      <w:proofErr w:type="spellStart"/>
-      <w:r>
-        <w:rPr>
-          <w:rFonts w:ascii="Times New Roman" w:hAnsi="Times New Roman" w:cs="Times New Roman"/>
-          <w:sz w:val="24"/>
-        </w:rPr>
-        <w:t>Totusi</w:t>
-      </w:r>
-      <w:proofErr w:type="spellEnd"/>
-      <w:r>
-        <w:rPr>
-          <w:rFonts w:ascii="Times New Roman" w:hAnsi="Times New Roman" w:cs="Times New Roman"/>
-          <w:sz w:val="24"/>
-        </w:rPr>
-        <w:t xml:space="preserve">, </w:t>
-      </w:r>
-      <w:proofErr w:type="spellStart"/>
-      <w:r>
-        <w:rPr>
-          <w:rFonts w:ascii="Times New Roman" w:hAnsi="Times New Roman" w:cs="Times New Roman"/>
-          <w:sz w:val="24"/>
-        </w:rPr>
-        <w:t>designurile</w:t>
-      </w:r>
-      <w:proofErr w:type="spellEnd"/>
-      <w:r>
-        <w:rPr>
-          <w:rFonts w:ascii="Times New Roman" w:hAnsi="Times New Roman" w:cs="Times New Roman"/>
-          <w:sz w:val="24"/>
-        </w:rPr>
-        <w:t xml:space="preserve"> mai simple de </w:t>
-      </w:r>
-      <w:proofErr w:type="spellStart"/>
-      <w:r>
-        <w:rPr>
-          <w:rFonts w:ascii="Times New Roman" w:hAnsi="Times New Roman" w:cs="Times New Roman"/>
-          <w:sz w:val="24"/>
-        </w:rPr>
-        <w:t>maini</w:t>
-      </w:r>
-      <w:proofErr w:type="spellEnd"/>
-      <w:r>
-        <w:rPr>
-          <w:rFonts w:ascii="Times New Roman" w:hAnsi="Times New Roman" w:cs="Times New Roman"/>
-          <w:sz w:val="24"/>
-        </w:rPr>
-        <w:t xml:space="preserve"> robotice nu </w:t>
-      </w:r>
-      <w:proofErr w:type="spellStart"/>
-      <w:r>
-        <w:rPr>
-          <w:rFonts w:ascii="Times New Roman" w:hAnsi="Times New Roman" w:cs="Times New Roman"/>
-          <w:sz w:val="24"/>
-        </w:rPr>
-        <w:t>ofera</w:t>
-      </w:r>
-      <w:proofErr w:type="spellEnd"/>
-      <w:r>
-        <w:rPr>
-          <w:rFonts w:ascii="Times New Roman" w:hAnsi="Times New Roman" w:cs="Times New Roman"/>
-          <w:sz w:val="24"/>
-        </w:rPr>
-        <w:t xml:space="preserve"> precizia necesara pentru </w:t>
-      </w:r>
-      <w:proofErr w:type="spellStart"/>
-      <w:r>
-        <w:rPr>
-          <w:rFonts w:ascii="Times New Roman" w:hAnsi="Times New Roman" w:cs="Times New Roman"/>
-          <w:sz w:val="24"/>
-        </w:rPr>
-        <w:t>operatii</w:t>
-      </w:r>
-      <w:proofErr w:type="spellEnd"/>
-      <w:r>
-        <w:rPr>
-          <w:rFonts w:ascii="Times New Roman" w:hAnsi="Times New Roman" w:cs="Times New Roman"/>
-          <w:sz w:val="24"/>
-        </w:rPr>
-        <w:t xml:space="preserve"> de </w:t>
-      </w:r>
-      <w:proofErr w:type="spellStart"/>
-      <w:r>
-        <w:rPr>
-          <w:rFonts w:ascii="Times New Roman" w:hAnsi="Times New Roman" w:cs="Times New Roman"/>
-          <w:sz w:val="24"/>
-        </w:rPr>
-        <w:t>inalta</w:t>
-      </w:r>
-      <w:proofErr w:type="spellEnd"/>
-      <w:r>
-        <w:rPr>
-          <w:rFonts w:ascii="Times New Roman" w:hAnsi="Times New Roman" w:cs="Times New Roman"/>
-          <w:sz w:val="24"/>
-        </w:rPr>
-        <w:t xml:space="preserve"> </w:t>
-      </w:r>
-      <w:proofErr w:type="spellStart"/>
-      <w:r>
-        <w:rPr>
-          <w:rFonts w:ascii="Times New Roman" w:hAnsi="Times New Roman" w:cs="Times New Roman"/>
-          <w:sz w:val="24"/>
-        </w:rPr>
-        <w:t>acuratete</w:t>
-      </w:r>
-      <w:proofErr w:type="spellEnd"/>
-      <w:r>
-        <w:rPr>
-          <w:rFonts w:ascii="Times New Roman" w:hAnsi="Times New Roman" w:cs="Times New Roman"/>
-          <w:sz w:val="24"/>
-        </w:rPr>
-        <w:t xml:space="preserve"> comparabile cu cele ale unei </w:t>
-      </w:r>
-      <w:proofErr w:type="spellStart"/>
-      <w:r>
-        <w:rPr>
-          <w:rFonts w:ascii="Times New Roman" w:hAnsi="Times New Roman" w:cs="Times New Roman"/>
-          <w:sz w:val="24"/>
-        </w:rPr>
-        <w:t>maini</w:t>
-      </w:r>
-      <w:proofErr w:type="spellEnd"/>
-      <w:r>
-        <w:rPr>
-          <w:rFonts w:ascii="Times New Roman" w:hAnsi="Times New Roman" w:cs="Times New Roman"/>
-          <w:sz w:val="24"/>
-        </w:rPr>
-        <w:t xml:space="preserve"> umane. Daca se </w:t>
-      </w:r>
-      <w:proofErr w:type="spellStart"/>
-      <w:r>
-        <w:rPr>
-          <w:rFonts w:ascii="Times New Roman" w:hAnsi="Times New Roman" w:cs="Times New Roman"/>
-          <w:sz w:val="24"/>
-        </w:rPr>
-        <w:t>doreste</w:t>
-      </w:r>
-      <w:proofErr w:type="spellEnd"/>
-      <w:r>
-        <w:rPr>
-          <w:rFonts w:ascii="Times New Roman" w:hAnsi="Times New Roman" w:cs="Times New Roman"/>
-          <w:sz w:val="24"/>
-        </w:rPr>
-        <w:t xml:space="preserve"> </w:t>
-      </w:r>
-      <w:proofErr w:type="spellStart"/>
-      <w:r>
-        <w:rPr>
-          <w:rFonts w:ascii="Times New Roman" w:hAnsi="Times New Roman" w:cs="Times New Roman"/>
-          <w:sz w:val="24"/>
-        </w:rPr>
-        <w:t>depasirea</w:t>
-      </w:r>
-      <w:proofErr w:type="spellEnd"/>
-      <w:r>
-        <w:rPr>
-          <w:rFonts w:ascii="Times New Roman" w:hAnsi="Times New Roman" w:cs="Times New Roman"/>
-          <w:sz w:val="24"/>
-        </w:rPr>
-        <w:t xml:space="preserve"> acestor </w:t>
-      </w:r>
-      <w:proofErr w:type="spellStart"/>
-      <w:r>
-        <w:rPr>
-          <w:rFonts w:ascii="Times New Roman" w:hAnsi="Times New Roman" w:cs="Times New Roman"/>
-          <w:sz w:val="24"/>
-        </w:rPr>
-        <w:t>limitari</w:t>
-      </w:r>
-      <w:proofErr w:type="spellEnd"/>
-      <w:r>
-        <w:rPr>
-          <w:rFonts w:ascii="Times New Roman" w:hAnsi="Times New Roman" w:cs="Times New Roman"/>
-          <w:sz w:val="24"/>
-        </w:rPr>
-        <w:t xml:space="preserve">, este nevoie de dezvoltarea unor proiecte moderat complexe, capabile sa concureze la nivel de performanta si versatilitate cu o mana umana. </w:t>
-      </w:r>
-      <w:r>
-        <w:rPr>
-          <w:rFonts w:ascii="Times New Roman" w:hAnsi="Times New Roman" w:cs="Times New Roman"/>
-          <w:sz w:val="24"/>
-        </w:rPr>
-        <w:t xml:space="preserve"> </w:t>
-      </w:r>
-    </w:p>
-    <w:p>
-      <w:pPr>
-        <w:spacing w:line="312" w:lineRule="auto"/>
-        <w:ind w:left="-15" w:right="0" w:firstLine="720"/>
-        <w:rPr>
-          <w:rFonts w:ascii="Times New Roman" w:hAnsi="Times New Roman" w:cs="Times New Roman"/>
-          <w:sz w:val="24"/>
-        </w:rPr>
-      </w:pPr>
-      <w:proofErr w:type="spellStart"/>
-      <w:r>
-        <w:rPr>
-          <w:rFonts w:ascii="Times New Roman" w:hAnsi="Times New Roman" w:cs="Times New Roman"/>
-          <w:sz w:val="24"/>
-        </w:rPr>
-        <w:t>Aplicatia</w:t>
-      </w:r>
-      <w:proofErr w:type="spellEnd"/>
-      <w:r>
-        <w:rPr>
-          <w:rFonts w:ascii="Times New Roman" w:hAnsi="Times New Roman" w:cs="Times New Roman"/>
-          <w:sz w:val="24"/>
-        </w:rPr>
-        <w:t xml:space="preserve"> dezvoltata consta </w:t>
-      </w:r>
-      <w:proofErr w:type="spellStart"/>
-      <w:r>
-        <w:rPr>
-          <w:rFonts w:ascii="Times New Roman" w:hAnsi="Times New Roman" w:cs="Times New Roman"/>
-          <w:sz w:val="24"/>
-        </w:rPr>
-        <w:t>intr</w:t>
-      </w:r>
-      <w:proofErr w:type="spellEnd"/>
-      <w:r>
-        <w:rPr>
-          <w:rFonts w:ascii="Times New Roman" w:hAnsi="Times New Roman" w:cs="Times New Roman"/>
-          <w:sz w:val="24"/>
-        </w:rPr>
-        <w:t xml:space="preserve">-un sistem integrat hardware-software pentru un control al </w:t>
-      </w:r>
-      <w:proofErr w:type="spellStart"/>
-      <w:r>
-        <w:rPr>
-          <w:rFonts w:ascii="Times New Roman" w:hAnsi="Times New Roman" w:cs="Times New Roman"/>
-          <w:sz w:val="24"/>
-        </w:rPr>
-        <w:t>mainii</w:t>
-      </w:r>
-      <w:proofErr w:type="spellEnd"/>
-      <w:r>
-        <w:rPr>
-          <w:rFonts w:ascii="Times New Roman" w:hAnsi="Times New Roman" w:cs="Times New Roman"/>
-          <w:sz w:val="24"/>
-        </w:rPr>
-        <w:t xml:space="preserve"> robotice</w:t>
-      </w:r>
-      <w:r>
-        <w:rPr>
-          <w:rFonts w:ascii="Times New Roman" w:hAnsi="Times New Roman" w:cs="Times New Roman"/>
-          <w:sz w:val="24"/>
-        </w:rPr>
-        <w:t xml:space="preserve"> cu cinci degete, </w:t>
-      </w:r>
-      <w:proofErr w:type="spellStart"/>
-      <w:r>
-        <w:rPr>
-          <w:rFonts w:ascii="Times New Roman" w:hAnsi="Times New Roman" w:cs="Times New Roman"/>
-          <w:sz w:val="24"/>
-        </w:rPr>
-        <w:t>actionate</w:t>
-      </w:r>
-      <w:proofErr w:type="spellEnd"/>
-      <w:r>
-        <w:rPr>
-          <w:rFonts w:ascii="Times New Roman" w:hAnsi="Times New Roman" w:cs="Times New Roman"/>
-          <w:sz w:val="24"/>
-        </w:rPr>
-        <w:t xml:space="preserve"> individual prin servomotoare, </w:t>
-      </w:r>
-      <w:proofErr w:type="spellStart"/>
-      <w:r>
-        <w:rPr>
-          <w:rFonts w:ascii="Times New Roman" w:hAnsi="Times New Roman" w:cs="Times New Roman"/>
-          <w:sz w:val="24"/>
-        </w:rPr>
-        <w:t>utilizand</w:t>
-      </w:r>
-      <w:proofErr w:type="spellEnd"/>
-      <w:r>
-        <w:rPr>
-          <w:rFonts w:ascii="Times New Roman" w:hAnsi="Times New Roman" w:cs="Times New Roman"/>
-          <w:sz w:val="24"/>
-        </w:rPr>
-        <w:t xml:space="preserve"> o </w:t>
-      </w:r>
-      <w:proofErr w:type="spellStart"/>
-      <w:r>
-        <w:rPr>
-          <w:rFonts w:ascii="Times New Roman" w:hAnsi="Times New Roman" w:cs="Times New Roman"/>
-          <w:sz w:val="24"/>
-        </w:rPr>
-        <w:t>interfata</w:t>
-      </w:r>
-      <w:proofErr w:type="spellEnd"/>
-      <w:r>
-        <w:rPr>
-          <w:rFonts w:ascii="Times New Roman" w:hAnsi="Times New Roman" w:cs="Times New Roman"/>
-          <w:sz w:val="24"/>
-        </w:rPr>
-        <w:t xml:space="preserve"> web accesibila prin </w:t>
-      </w:r>
-      <w:proofErr w:type="spellStart"/>
-      <w:r>
-        <w:rPr>
-          <w:rFonts w:ascii="Times New Roman" w:hAnsi="Times New Roman" w:cs="Times New Roman"/>
-          <w:sz w:val="24"/>
-        </w:rPr>
-        <w:t>retea</w:t>
-      </w:r>
-      <w:proofErr w:type="spellEnd"/>
-      <w:r>
-        <w:rPr>
-          <w:rFonts w:ascii="Times New Roman" w:hAnsi="Times New Roman" w:cs="Times New Roman"/>
-          <w:sz w:val="24"/>
-        </w:rPr>
-        <w:t>.</w:t>
-      </w:r>
-      <w:r>
-        <w:rPr>
-          <w:rFonts w:ascii="Times New Roman" w:hAnsi="Times New Roman" w:cs="Times New Roman"/>
-          <w:sz w:val="24"/>
-        </w:rPr>
-        <w:t xml:space="preserve"> Sistemul este construit in jurul unui microcontroler ESP32. Acest microcontroler a fost ales datorita </w:t>
-      </w:r>
-      <w:proofErr w:type="spellStart"/>
-      <w:r>
-        <w:rPr>
-          <w:rFonts w:ascii="Times New Roman" w:hAnsi="Times New Roman" w:cs="Times New Roman"/>
-          <w:sz w:val="24"/>
-        </w:rPr>
-        <w:t>comunicatiei</w:t>
-      </w:r>
-      <w:proofErr w:type="spellEnd"/>
-      <w:r>
-        <w:rPr>
-          <w:rFonts w:ascii="Times New Roman" w:hAnsi="Times New Roman" w:cs="Times New Roman"/>
-          <w:sz w:val="24"/>
-        </w:rPr>
-        <w:t xml:space="preserve"> WI-FI integrata, dar si datorita puterii de procesare ridicata.</w:t>
-      </w:r>
-    </w:p>
-    <w:p>
-      <w:pPr>
-        <w:spacing w:line="312" w:lineRule="auto"/>
-        <w:ind w:left="-15" w:right="0" w:firstLine="720"/>
-        <w:rPr>
-          <w:rFonts w:ascii="Times New Roman" w:hAnsi="Times New Roman" w:cs="Times New Roman"/>
-          <w:sz w:val="24"/>
-        </w:rPr>
-      </w:pPr>
-      <w:r>
-        <w:rPr>
-          <w:rFonts w:ascii="Times New Roman" w:hAnsi="Times New Roman" w:cs="Times New Roman"/>
-          <w:sz w:val="24"/>
-        </w:rPr>
-        <w:lastRenderedPageBreak/>
-        <w:t xml:space="preserve">Mana robotica este proiectata astfel </w:t>
-      </w:r>
-      <w:proofErr w:type="spellStart"/>
-      <w:r>
-        <w:rPr>
-          <w:rFonts w:ascii="Times New Roman" w:hAnsi="Times New Roman" w:cs="Times New Roman"/>
-          <w:sz w:val="24"/>
-        </w:rPr>
-        <w:t>incat</w:t>
-      </w:r>
-      <w:proofErr w:type="spellEnd"/>
-      <w:r>
-        <w:rPr>
-          <w:rFonts w:ascii="Times New Roman" w:hAnsi="Times New Roman" w:cs="Times New Roman"/>
-          <w:sz w:val="24"/>
-        </w:rPr>
-        <w:t xml:space="preserve"> fiecare deget sa fie controlat independent prin intermediul unui servomotor, </w:t>
-      </w:r>
-      <w:proofErr w:type="spellStart"/>
-      <w:r>
-        <w:rPr>
-          <w:rFonts w:ascii="Times New Roman" w:hAnsi="Times New Roman" w:cs="Times New Roman"/>
-          <w:sz w:val="24"/>
-        </w:rPr>
-        <w:t>rezultand</w:t>
-      </w:r>
-      <w:proofErr w:type="spellEnd"/>
-      <w:r>
-        <w:rPr>
-          <w:rFonts w:ascii="Times New Roman" w:hAnsi="Times New Roman" w:cs="Times New Roman"/>
-          <w:sz w:val="24"/>
-        </w:rPr>
-        <w:t xml:space="preserve"> un total de cinci grade de libertate.</w:t>
-      </w:r>
-      <w:r>
-        <w:rPr>
-          <w:rFonts w:ascii="Times New Roman" w:hAnsi="Times New Roman" w:cs="Times New Roman"/>
-          <w:sz w:val="24"/>
-        </w:rPr>
-        <w:t xml:space="preserve"> Controlul servomotoarelor este realizat prin semnale PWM generate de ESP32.</w:t>
-      </w:r>
-    </w:p>
-    <w:p>
-      <w:pPr>
-        <w:spacing w:line="312" w:lineRule="auto"/>
-        <w:ind w:left="-15" w:right="0" w:firstLine="720"/>
-        <w:rPr>
-          <w:rFonts w:ascii="Times New Roman" w:hAnsi="Times New Roman" w:cs="Times New Roman"/>
-          <w:sz w:val="24"/>
-        </w:rPr>
-      </w:pPr>
-      <w:r>
-        <w:rPr>
-          <w:rFonts w:ascii="Times New Roman" w:hAnsi="Times New Roman" w:cs="Times New Roman"/>
-          <w:sz w:val="24"/>
-        </w:rPr>
-        <w:t xml:space="preserve">Componenta software este realizata folosind C++. </w:t>
-      </w:r>
-      <w:proofErr w:type="spellStart"/>
-      <w:r>
-        <w:rPr>
-          <w:rFonts w:ascii="Times New Roman" w:hAnsi="Times New Roman" w:cs="Times New Roman"/>
-          <w:sz w:val="24"/>
-        </w:rPr>
-        <w:t>Aplicatia</w:t>
-      </w:r>
-      <w:proofErr w:type="spellEnd"/>
-      <w:r>
-        <w:rPr>
-          <w:rFonts w:ascii="Times New Roman" w:hAnsi="Times New Roman" w:cs="Times New Roman"/>
-          <w:sz w:val="24"/>
-        </w:rPr>
-        <w:t xml:space="preserve"> </w:t>
-      </w:r>
-      <w:proofErr w:type="spellStart"/>
-      <w:r>
-        <w:rPr>
-          <w:rFonts w:ascii="Times New Roman" w:hAnsi="Times New Roman" w:cs="Times New Roman"/>
-          <w:sz w:val="24"/>
-        </w:rPr>
-        <w:t>implementeaza</w:t>
-      </w:r>
-      <w:proofErr w:type="spellEnd"/>
-      <w:r>
-        <w:rPr>
-          <w:rFonts w:ascii="Times New Roman" w:hAnsi="Times New Roman" w:cs="Times New Roman"/>
-          <w:sz w:val="24"/>
-        </w:rPr>
-        <w:t xml:space="preserve"> un server web asincron care </w:t>
-      </w:r>
-      <w:proofErr w:type="spellStart"/>
-      <w:r>
-        <w:rPr>
-          <w:rFonts w:ascii="Times New Roman" w:hAnsi="Times New Roman" w:cs="Times New Roman"/>
-          <w:sz w:val="24"/>
-        </w:rPr>
-        <w:t>ruleaza</w:t>
-      </w:r>
-      <w:proofErr w:type="spellEnd"/>
-      <w:r>
-        <w:rPr>
-          <w:rFonts w:ascii="Times New Roman" w:hAnsi="Times New Roman" w:cs="Times New Roman"/>
-          <w:sz w:val="24"/>
-        </w:rPr>
-        <w:t xml:space="preserve"> direct pe ESP32, </w:t>
-      </w:r>
-      <w:proofErr w:type="spellStart"/>
-      <w:r>
-        <w:rPr>
-          <w:rFonts w:ascii="Times New Roman" w:hAnsi="Times New Roman" w:cs="Times New Roman"/>
-          <w:sz w:val="24"/>
-        </w:rPr>
-        <w:t>permitand</w:t>
-      </w:r>
-      <w:proofErr w:type="spellEnd"/>
-      <w:r>
-        <w:rPr>
-          <w:rFonts w:ascii="Times New Roman" w:hAnsi="Times New Roman" w:cs="Times New Roman"/>
-          <w:sz w:val="24"/>
-        </w:rPr>
-        <w:t xml:space="preserve"> o gestionare non-blocanta si rapida a cererilor utilizatorului. </w:t>
-      </w:r>
-    </w:p>
-    <w:p>
-      <w:pPr>
-        <w:spacing w:line="312" w:lineRule="auto"/>
-        <w:ind w:left="-15" w:right="0" w:firstLine="720"/>
-        <w:rPr>
-          <w:rFonts w:ascii="Times New Roman" w:hAnsi="Times New Roman" w:cs="Times New Roman"/>
-          <w:sz w:val="24"/>
-        </w:rPr>
-      </w:pPr>
-      <w:proofErr w:type="spellStart"/>
-      <w:r>
-        <w:rPr>
-          <w:rFonts w:ascii="Times New Roman" w:hAnsi="Times New Roman" w:cs="Times New Roman"/>
-          <w:sz w:val="24"/>
-        </w:rPr>
-        <w:t>Interfata</w:t>
-      </w:r>
-      <w:proofErr w:type="spellEnd"/>
-      <w:r>
-        <w:rPr>
-          <w:rFonts w:ascii="Times New Roman" w:hAnsi="Times New Roman" w:cs="Times New Roman"/>
-          <w:sz w:val="24"/>
-        </w:rPr>
-        <w:t xml:space="preserve"> web </w:t>
-      </w:r>
-      <w:proofErr w:type="spellStart"/>
-      <w:r>
-        <w:rPr>
-          <w:rFonts w:ascii="Times New Roman" w:hAnsi="Times New Roman" w:cs="Times New Roman"/>
-          <w:sz w:val="24"/>
-        </w:rPr>
-        <w:t>reprezinta</w:t>
-      </w:r>
-      <w:proofErr w:type="spellEnd"/>
-      <w:r>
-        <w:rPr>
-          <w:rFonts w:ascii="Times New Roman" w:hAnsi="Times New Roman" w:cs="Times New Roman"/>
-          <w:sz w:val="24"/>
-        </w:rPr>
-        <w:t xml:space="preserve"> componenta de </w:t>
-      </w:r>
-      <w:proofErr w:type="spellStart"/>
-      <w:r>
-        <w:rPr>
-          <w:rFonts w:ascii="Times New Roman" w:hAnsi="Times New Roman" w:cs="Times New Roman"/>
-          <w:sz w:val="24"/>
-        </w:rPr>
-        <w:t>interactiune</w:t>
-      </w:r>
-      <w:proofErr w:type="spellEnd"/>
-      <w:r>
-        <w:rPr>
-          <w:rFonts w:ascii="Times New Roman" w:hAnsi="Times New Roman" w:cs="Times New Roman"/>
-          <w:sz w:val="24"/>
-        </w:rPr>
-        <w:t xml:space="preserve"> cu utilizatorul si este dezvoltata </w:t>
-      </w:r>
-      <w:proofErr w:type="spellStart"/>
-      <w:r>
-        <w:rPr>
-          <w:rFonts w:ascii="Times New Roman" w:hAnsi="Times New Roman" w:cs="Times New Roman"/>
-          <w:sz w:val="24"/>
-        </w:rPr>
-        <w:t>utilizand</w:t>
-      </w:r>
-      <w:proofErr w:type="spellEnd"/>
-      <w:r>
-        <w:rPr>
-          <w:rFonts w:ascii="Times New Roman" w:hAnsi="Times New Roman" w:cs="Times New Roman"/>
-          <w:sz w:val="24"/>
-        </w:rPr>
-        <w:t xml:space="preserve"> tehnologii standard precum HTML, CSS si </w:t>
-      </w:r>
-      <w:proofErr w:type="spellStart"/>
-      <w:r>
-        <w:rPr>
-          <w:rFonts w:ascii="Times New Roman" w:hAnsi="Times New Roman" w:cs="Times New Roman"/>
-          <w:sz w:val="24"/>
-        </w:rPr>
-        <w:t>JavaScript</w:t>
-      </w:r>
-      <w:proofErr w:type="spellEnd"/>
-      <w:r>
-        <w:rPr>
-          <w:rFonts w:ascii="Times New Roman" w:hAnsi="Times New Roman" w:cs="Times New Roman"/>
-          <w:sz w:val="24"/>
-        </w:rPr>
-        <w:t xml:space="preserve">. </w:t>
-      </w:r>
-      <w:r>
-        <w:rPr>
-          <w:rFonts w:ascii="Times New Roman" w:hAnsi="Times New Roman" w:cs="Times New Roman"/>
-          <w:sz w:val="24"/>
-        </w:rPr>
-        <w:t xml:space="preserve">Aceasta este </w:t>
-      </w:r>
-      <w:proofErr w:type="spellStart"/>
-      <w:r>
-        <w:rPr>
-          <w:rFonts w:ascii="Times New Roman" w:hAnsi="Times New Roman" w:cs="Times New Roman"/>
-          <w:sz w:val="24"/>
-        </w:rPr>
-        <w:t>gazduita</w:t>
-      </w:r>
-      <w:proofErr w:type="spellEnd"/>
-      <w:r>
-        <w:rPr>
-          <w:rFonts w:ascii="Times New Roman" w:hAnsi="Times New Roman" w:cs="Times New Roman"/>
-          <w:sz w:val="24"/>
-        </w:rPr>
-        <w:t xml:space="preserve"> direct pe microcontroler si poate fi accesata prin intermediul unui browser web de pe orice dispozitiv conectat la </w:t>
-      </w:r>
-      <w:proofErr w:type="spellStart"/>
-      <w:r>
-        <w:rPr>
-          <w:rFonts w:ascii="Times New Roman" w:hAnsi="Times New Roman" w:cs="Times New Roman"/>
-          <w:sz w:val="24"/>
-        </w:rPr>
-        <w:t>aceeasi</w:t>
-      </w:r>
-      <w:proofErr w:type="spellEnd"/>
-      <w:r>
-        <w:rPr>
-          <w:rFonts w:ascii="Times New Roman" w:hAnsi="Times New Roman" w:cs="Times New Roman"/>
-          <w:sz w:val="24"/>
-        </w:rPr>
-        <w:t xml:space="preserve"> </w:t>
-      </w:r>
-      <w:proofErr w:type="spellStart"/>
-      <w:r>
-        <w:rPr>
-          <w:rFonts w:ascii="Times New Roman" w:hAnsi="Times New Roman" w:cs="Times New Roman"/>
-          <w:sz w:val="24"/>
-        </w:rPr>
-        <w:t>retea</w:t>
-      </w:r>
-      <w:proofErr w:type="spellEnd"/>
-      <w:r>
-        <w:rPr>
-          <w:rFonts w:ascii="Times New Roman" w:hAnsi="Times New Roman" w:cs="Times New Roman"/>
-          <w:sz w:val="24"/>
-        </w:rPr>
-        <w:t xml:space="preserve">. </w:t>
-      </w:r>
-      <w:r>
-        <w:rPr>
-          <w:rFonts w:ascii="Times New Roman" w:hAnsi="Times New Roman" w:cs="Times New Roman"/>
-          <w:sz w:val="24"/>
-        </w:rPr>
-        <w:t xml:space="preserve">Utilizatorul poate controla </w:t>
-      </w:r>
-      <w:proofErr w:type="spellStart"/>
-      <w:r>
-        <w:rPr>
-          <w:rFonts w:ascii="Times New Roman" w:hAnsi="Times New Roman" w:cs="Times New Roman"/>
-          <w:sz w:val="24"/>
-        </w:rPr>
-        <w:t>pozitia</w:t>
-      </w:r>
-      <w:proofErr w:type="spellEnd"/>
-      <w:r>
-        <w:rPr>
-          <w:rFonts w:ascii="Times New Roman" w:hAnsi="Times New Roman" w:cs="Times New Roman"/>
-          <w:sz w:val="24"/>
-        </w:rPr>
-        <w:t xml:space="preserve"> </w:t>
-      </w:r>
-      <w:r>
-        <w:rPr>
-          <w:rFonts w:ascii="Times New Roman" w:hAnsi="Times New Roman" w:cs="Times New Roman"/>
-          <w:sz w:val="24"/>
-        </w:rPr>
-        <w:t>degetelor</w:t>
-      </w:r>
-      <w:r>
-        <w:rPr>
-          <w:rFonts w:ascii="Times New Roman" w:hAnsi="Times New Roman" w:cs="Times New Roman"/>
-          <w:sz w:val="24"/>
-        </w:rPr>
-        <w:t xml:space="preserve"> folosind </w:t>
-      </w:r>
-      <w:r>
-        <w:rPr>
-          <w:rFonts w:ascii="Times New Roman" w:hAnsi="Times New Roman" w:cs="Times New Roman"/>
-          <w:sz w:val="24"/>
-        </w:rPr>
-        <w:t>comenzi</w:t>
-      </w:r>
-      <w:r>
-        <w:rPr>
-          <w:rFonts w:ascii="Times New Roman" w:hAnsi="Times New Roman" w:cs="Times New Roman"/>
-          <w:sz w:val="24"/>
-        </w:rPr>
-        <w:t xml:space="preserve"> predefinite</w:t>
-      </w:r>
-      <w:r>
-        <w:rPr>
-          <w:rFonts w:ascii="Times New Roman" w:hAnsi="Times New Roman" w:cs="Times New Roman"/>
-          <w:sz w:val="24"/>
-        </w:rPr>
-        <w:t xml:space="preserve">, ce sunt transmise in timp real </w:t>
-      </w:r>
-      <w:proofErr w:type="spellStart"/>
-      <w:r>
-        <w:rPr>
-          <w:rFonts w:ascii="Times New Roman" w:hAnsi="Times New Roman" w:cs="Times New Roman"/>
-          <w:sz w:val="24"/>
-        </w:rPr>
-        <w:t>catre</w:t>
-      </w:r>
-      <w:proofErr w:type="spellEnd"/>
-      <w:r>
-        <w:rPr>
-          <w:rFonts w:ascii="Times New Roman" w:hAnsi="Times New Roman" w:cs="Times New Roman"/>
-          <w:sz w:val="24"/>
-        </w:rPr>
-        <w:t xml:space="preserve"> serverul web integrat</w:t>
-      </w:r>
-      <w:r>
-        <w:rPr>
-          <w:rFonts w:ascii="Times New Roman" w:hAnsi="Times New Roman" w:cs="Times New Roman"/>
-          <w:sz w:val="24"/>
-        </w:rPr>
-        <w:t>.</w:t>
-      </w:r>
-      <w:r>
-        <w:rPr>
-          <w:rFonts w:ascii="Times New Roman" w:hAnsi="Times New Roman" w:cs="Times New Roman"/>
-          <w:sz w:val="24"/>
-        </w:rPr>
-        <w:t xml:space="preserve"> Comunicarea dintre </w:t>
-      </w:r>
-      <w:proofErr w:type="spellStart"/>
-      <w:r>
-        <w:rPr>
-          <w:rFonts w:ascii="Times New Roman" w:hAnsi="Times New Roman" w:cs="Times New Roman"/>
-          <w:sz w:val="24"/>
-        </w:rPr>
-        <w:t>frontend</w:t>
-      </w:r>
-      <w:proofErr w:type="spellEnd"/>
-      <w:r>
-        <w:rPr>
-          <w:rFonts w:ascii="Times New Roman" w:hAnsi="Times New Roman" w:cs="Times New Roman"/>
-          <w:sz w:val="24"/>
-        </w:rPr>
-        <w:t xml:space="preserve"> si </w:t>
-      </w:r>
-      <w:proofErr w:type="spellStart"/>
-      <w:r>
-        <w:rPr>
-          <w:rFonts w:ascii="Times New Roman" w:hAnsi="Times New Roman" w:cs="Times New Roman"/>
-          <w:sz w:val="24"/>
-        </w:rPr>
-        <w:t>backend</w:t>
-      </w:r>
-      <w:proofErr w:type="spellEnd"/>
-      <w:r>
-        <w:rPr>
-          <w:rFonts w:ascii="Times New Roman" w:hAnsi="Times New Roman" w:cs="Times New Roman"/>
-          <w:sz w:val="24"/>
-        </w:rPr>
-        <w:t xml:space="preserve"> este realizata </w:t>
-      </w:r>
-      <w:proofErr w:type="spellStart"/>
-      <w:r>
-        <w:rPr>
-          <w:rFonts w:ascii="Times New Roman" w:hAnsi="Times New Roman" w:cs="Times New Roman"/>
-          <w:sz w:val="24"/>
-        </w:rPr>
-        <w:t>aju</w:t>
-      </w:r>
-      <w:proofErr w:type="spellEnd"/>
-      <w:r>
-        <w:rPr>
-          <w:rFonts w:ascii="Times New Roman" w:hAnsi="Times New Roman" w:cs="Times New Roman"/>
-          <w:sz w:val="24"/>
-        </w:rPr>
-        <w:t xml:space="preserve"> ajutorul cererilor HTTP asincrone.</w:t>
-      </w:r>
-    </w:p>
-    <w:p>
-      <w:pPr>
-        <w:spacing w:line="312" w:lineRule="auto"/>
-        <w:ind w:left="-15" w:right="0" w:firstLine="720"/>
-        <w:rPr>
-          <w:rFonts w:ascii="Times New Roman" w:hAnsi="Times New Roman" w:cs="Times New Roman"/>
-          <w:sz w:val="24"/>
-        </w:rPr>
-      </w:pPr>
-      <w:r>
-        <w:rPr>
-          <w:rFonts w:ascii="Times New Roman" w:hAnsi="Times New Roman" w:cs="Times New Roman"/>
-          <w:sz w:val="24"/>
-        </w:rPr>
-        <w:t xml:space="preserve">Arhitectura generala a acestui sistem </w:t>
-      </w:r>
-      <w:proofErr w:type="spellStart"/>
-      <w:r>
-        <w:rPr>
-          <w:rFonts w:ascii="Times New Roman" w:hAnsi="Times New Roman" w:cs="Times New Roman"/>
-          <w:sz w:val="24"/>
-        </w:rPr>
-        <w:t>porneste</w:t>
-      </w:r>
-      <w:proofErr w:type="spellEnd"/>
-      <w:r>
-        <w:rPr>
-          <w:rFonts w:ascii="Times New Roman" w:hAnsi="Times New Roman" w:cs="Times New Roman"/>
-          <w:sz w:val="24"/>
-        </w:rPr>
-        <w:t xml:space="preserve"> din browser, comunica cu serverul web ESP32, </w:t>
-      </w:r>
-      <w:proofErr w:type="spellStart"/>
-      <w:r>
-        <w:rPr>
-          <w:rFonts w:ascii="Times New Roman" w:hAnsi="Times New Roman" w:cs="Times New Roman"/>
-          <w:sz w:val="24"/>
-        </w:rPr>
-        <w:t>realizeaza</w:t>
-      </w:r>
-      <w:proofErr w:type="spellEnd"/>
-      <w:r>
-        <w:rPr>
-          <w:rFonts w:ascii="Times New Roman" w:hAnsi="Times New Roman" w:cs="Times New Roman"/>
-          <w:sz w:val="24"/>
-        </w:rPr>
-        <w:t xml:space="preserve"> controlul PWM si apoi </w:t>
-      </w:r>
-      <w:proofErr w:type="spellStart"/>
-      <w:r>
-        <w:rPr>
-          <w:rFonts w:ascii="Times New Roman" w:hAnsi="Times New Roman" w:cs="Times New Roman"/>
-          <w:sz w:val="24"/>
-        </w:rPr>
-        <w:t>misca</w:t>
-      </w:r>
-      <w:proofErr w:type="spellEnd"/>
-      <w:r>
-        <w:rPr>
-          <w:rFonts w:ascii="Times New Roman" w:hAnsi="Times New Roman" w:cs="Times New Roman"/>
-          <w:sz w:val="24"/>
-        </w:rPr>
-        <w:t xml:space="preserve"> servomotoarele.</w:t>
-      </w:r>
-      <w:r>
-        <w:rPr>
-          <w:rFonts w:ascii="Times New Roman" w:hAnsi="Times New Roman" w:cs="Times New Roman"/>
-          <w:sz w:val="24"/>
-        </w:rPr>
-        <w:t xml:space="preserve"> Aceasta structura modulara separa componenta de </w:t>
-      </w:r>
-      <w:proofErr w:type="spellStart"/>
-      <w:r>
-        <w:rPr>
-          <w:rFonts w:ascii="Times New Roman" w:hAnsi="Times New Roman" w:cs="Times New Roman"/>
-          <w:sz w:val="24"/>
-        </w:rPr>
-        <w:t>interfata</w:t>
-      </w:r>
-      <w:proofErr w:type="spellEnd"/>
-      <w:r>
-        <w:rPr>
-          <w:rFonts w:ascii="Times New Roman" w:hAnsi="Times New Roman" w:cs="Times New Roman"/>
-          <w:sz w:val="24"/>
-        </w:rPr>
-        <w:t xml:space="preserve">, cea de logica de control si cea de </w:t>
-      </w:r>
-      <w:proofErr w:type="spellStart"/>
-      <w:r>
-        <w:rPr>
-          <w:rFonts w:ascii="Times New Roman" w:hAnsi="Times New Roman" w:cs="Times New Roman"/>
-          <w:sz w:val="24"/>
-        </w:rPr>
-        <w:t>actionare</w:t>
-      </w:r>
-      <w:proofErr w:type="spellEnd"/>
-      <w:r>
-        <w:rPr>
-          <w:rFonts w:ascii="Times New Roman" w:hAnsi="Times New Roman" w:cs="Times New Roman"/>
-          <w:sz w:val="24"/>
-        </w:rPr>
-        <w:t xml:space="preserve"> hardware. In plus, datorita faptului ca se </w:t>
-      </w:r>
-      <w:proofErr w:type="spellStart"/>
-      <w:r>
-        <w:rPr>
-          <w:rFonts w:ascii="Times New Roman" w:hAnsi="Times New Roman" w:cs="Times New Roman"/>
-          <w:sz w:val="24"/>
-        </w:rPr>
-        <w:t>foloseste</w:t>
-      </w:r>
-      <w:proofErr w:type="spellEnd"/>
-      <w:r>
-        <w:rPr>
-          <w:rFonts w:ascii="Times New Roman" w:hAnsi="Times New Roman" w:cs="Times New Roman"/>
-          <w:sz w:val="24"/>
-        </w:rPr>
-        <w:t xml:space="preserve"> un server web, este eliminata necesitatea unei </w:t>
-      </w:r>
-      <w:proofErr w:type="spellStart"/>
-      <w:r>
-        <w:rPr>
-          <w:rFonts w:ascii="Times New Roman" w:hAnsi="Times New Roman" w:cs="Times New Roman"/>
-          <w:sz w:val="24"/>
-        </w:rPr>
-        <w:t>aplicatii</w:t>
-      </w:r>
-      <w:proofErr w:type="spellEnd"/>
-      <w:r>
-        <w:rPr>
-          <w:rFonts w:ascii="Times New Roman" w:hAnsi="Times New Roman" w:cs="Times New Roman"/>
-          <w:sz w:val="24"/>
-        </w:rPr>
-        <w:t xml:space="preserve"> dedicate, oferind portabilitate si </w:t>
-      </w:r>
-      <w:proofErr w:type="spellStart"/>
-      <w:r>
-        <w:rPr>
-          <w:rFonts w:ascii="Times New Roman" w:hAnsi="Times New Roman" w:cs="Times New Roman"/>
-          <w:sz w:val="24"/>
-        </w:rPr>
-        <w:t>usurinta</w:t>
-      </w:r>
-      <w:proofErr w:type="spellEnd"/>
-      <w:r>
-        <w:rPr>
-          <w:rFonts w:ascii="Times New Roman" w:hAnsi="Times New Roman" w:cs="Times New Roman"/>
-          <w:sz w:val="24"/>
-        </w:rPr>
-        <w:t xml:space="preserve"> in utilizare. </w:t>
-      </w:r>
-    </w:p>
-    <w:p>
-      <w:pPr>
-        <w:spacing w:line="312" w:lineRule="auto"/>
-        <w:ind w:left="-15" w:right="0" w:firstLine="720"/>
-        <w:rPr>
-          <w:rFonts w:ascii="Times New Roman" w:hAnsi="Times New Roman" w:cs="Times New Roman"/>
-          <w:sz w:val="24"/>
-        </w:rPr>
-      </w:pPr>
-      <w:r>
-        <w:rPr>
-          <w:rFonts w:ascii="Times New Roman" w:hAnsi="Times New Roman" w:cs="Times New Roman"/>
-          <w:sz w:val="24"/>
-        </w:rPr>
-        <w:t xml:space="preserve">Prin </w:t>
-      </w:r>
-      <w:proofErr w:type="spellStart"/>
-      <w:r>
-        <w:rPr>
-          <w:rFonts w:ascii="Times New Roman" w:hAnsi="Times New Roman" w:cs="Times New Roman"/>
-          <w:sz w:val="24"/>
-        </w:rPr>
-        <w:t>imbinarea</w:t>
-      </w:r>
-      <w:proofErr w:type="spellEnd"/>
-      <w:r>
-        <w:rPr>
-          <w:rFonts w:ascii="Times New Roman" w:hAnsi="Times New Roman" w:cs="Times New Roman"/>
-          <w:sz w:val="24"/>
-        </w:rPr>
-        <w:t xml:space="preserve"> conceptelor din domeniul </w:t>
-      </w:r>
-      <w:proofErr w:type="spellStart"/>
-      <w:r>
-        <w:rPr>
-          <w:rFonts w:ascii="Times New Roman" w:hAnsi="Times New Roman" w:cs="Times New Roman"/>
-          <w:sz w:val="24"/>
-        </w:rPr>
-        <w:t>embedded</w:t>
-      </w:r>
-      <w:proofErr w:type="spellEnd"/>
-      <w:r>
-        <w:rPr>
-          <w:rFonts w:ascii="Times New Roman" w:hAnsi="Times New Roman" w:cs="Times New Roman"/>
-          <w:sz w:val="24"/>
-        </w:rPr>
-        <w:t xml:space="preserve">, cel al </w:t>
-      </w:r>
-      <w:proofErr w:type="spellStart"/>
-      <w:r>
-        <w:rPr>
-          <w:rFonts w:ascii="Times New Roman" w:hAnsi="Times New Roman" w:cs="Times New Roman"/>
-          <w:sz w:val="24"/>
-        </w:rPr>
-        <w:t>comunicatiilor</w:t>
-      </w:r>
-      <w:proofErr w:type="spellEnd"/>
-      <w:r>
-        <w:rPr>
-          <w:rFonts w:ascii="Times New Roman" w:hAnsi="Times New Roman" w:cs="Times New Roman"/>
-          <w:sz w:val="24"/>
-        </w:rPr>
-        <w:t xml:space="preserve"> </w:t>
-      </w:r>
-      <w:proofErr w:type="spellStart"/>
-      <w:r>
-        <w:rPr>
-          <w:rFonts w:ascii="Times New Roman" w:hAnsi="Times New Roman" w:cs="Times New Roman"/>
-          <w:sz w:val="24"/>
-        </w:rPr>
-        <w:t>IoT</w:t>
-      </w:r>
-      <w:proofErr w:type="spellEnd"/>
-      <w:r>
-        <w:rPr>
-          <w:rFonts w:ascii="Times New Roman" w:hAnsi="Times New Roman" w:cs="Times New Roman"/>
-          <w:sz w:val="24"/>
-        </w:rPr>
-        <w:t xml:space="preserve"> si cel al </w:t>
-      </w:r>
-      <w:proofErr w:type="spellStart"/>
-      <w:r>
-        <w:rPr>
-          <w:rFonts w:ascii="Times New Roman" w:hAnsi="Times New Roman" w:cs="Times New Roman"/>
-          <w:sz w:val="24"/>
-        </w:rPr>
-        <w:t>programarii</w:t>
-      </w:r>
-      <w:proofErr w:type="spellEnd"/>
-      <w:r>
-        <w:rPr>
-          <w:rFonts w:ascii="Times New Roman" w:hAnsi="Times New Roman" w:cs="Times New Roman"/>
-          <w:sz w:val="24"/>
-        </w:rPr>
-        <w:t xml:space="preserve"> web, aceasta </w:t>
-      </w:r>
-      <w:proofErr w:type="spellStart"/>
-      <w:r>
-        <w:rPr>
-          <w:rFonts w:ascii="Times New Roman" w:hAnsi="Times New Roman" w:cs="Times New Roman"/>
-          <w:sz w:val="24"/>
-        </w:rPr>
-        <w:t>aplicatie</w:t>
-      </w:r>
-      <w:proofErr w:type="spellEnd"/>
-      <w:r>
-        <w:rPr>
-          <w:rFonts w:ascii="Times New Roman" w:hAnsi="Times New Roman" w:cs="Times New Roman"/>
-          <w:sz w:val="24"/>
-        </w:rPr>
-        <w:t xml:space="preserve"> </w:t>
-      </w:r>
-      <w:proofErr w:type="spellStart"/>
-      <w:r>
-        <w:rPr>
-          <w:rFonts w:ascii="Times New Roman" w:hAnsi="Times New Roman" w:cs="Times New Roman"/>
-          <w:sz w:val="24"/>
-        </w:rPr>
-        <w:t>demonstreaza</w:t>
-      </w:r>
-      <w:proofErr w:type="spellEnd"/>
-      <w:r>
-        <w:rPr>
-          <w:rFonts w:ascii="Times New Roman" w:hAnsi="Times New Roman" w:cs="Times New Roman"/>
-          <w:sz w:val="24"/>
-        </w:rPr>
-        <w:t xml:space="preserve"> modul in care un microcontroler cu resurse limitate poate </w:t>
-      </w:r>
-      <w:proofErr w:type="spellStart"/>
-      <w:r>
-        <w:rPr>
-          <w:rFonts w:ascii="Times New Roman" w:hAnsi="Times New Roman" w:cs="Times New Roman"/>
-          <w:sz w:val="24"/>
-        </w:rPr>
-        <w:t>sustine</w:t>
-      </w:r>
-      <w:proofErr w:type="spellEnd"/>
-      <w:r>
-        <w:rPr>
-          <w:rFonts w:ascii="Times New Roman" w:hAnsi="Times New Roman" w:cs="Times New Roman"/>
-          <w:sz w:val="24"/>
-        </w:rPr>
-        <w:t xml:space="preserve"> un sistem interactiv in timp real. </w:t>
-      </w:r>
-      <w:r>
-        <w:rPr>
-          <w:rFonts w:ascii="Times New Roman" w:hAnsi="Times New Roman" w:cs="Times New Roman"/>
-          <w:sz w:val="24"/>
-        </w:rPr>
-        <w:t xml:space="preserve">Proiectul acesta scoate in evidenta integritatea eficienta dintre hardware si software, oferind o </w:t>
-      </w:r>
-      <w:proofErr w:type="spellStart"/>
-      <w:r>
-        <w:rPr>
-          <w:rFonts w:ascii="Times New Roman" w:hAnsi="Times New Roman" w:cs="Times New Roman"/>
-          <w:sz w:val="24"/>
-        </w:rPr>
-        <w:t>solutie</w:t>
-      </w:r>
-      <w:proofErr w:type="spellEnd"/>
-      <w:r>
-        <w:rPr>
-          <w:rFonts w:ascii="Times New Roman" w:hAnsi="Times New Roman" w:cs="Times New Roman"/>
-          <w:sz w:val="24"/>
-        </w:rPr>
-        <w:t xml:space="preserve"> compacta, scalabila si </w:t>
-      </w:r>
-      <w:proofErr w:type="spellStart"/>
-      <w:r>
-        <w:rPr>
-          <w:rFonts w:ascii="Times New Roman" w:hAnsi="Times New Roman" w:cs="Times New Roman"/>
-          <w:sz w:val="24"/>
-        </w:rPr>
-        <w:t>totusi</w:t>
-      </w:r>
-      <w:proofErr w:type="spellEnd"/>
-      <w:r>
-        <w:rPr>
-          <w:rFonts w:ascii="Times New Roman" w:hAnsi="Times New Roman" w:cs="Times New Roman"/>
-          <w:sz w:val="24"/>
-        </w:rPr>
-        <w:t xml:space="preserve"> </w:t>
-      </w:r>
-      <w:proofErr w:type="spellStart"/>
-      <w:r>
-        <w:rPr>
-          <w:rFonts w:ascii="Times New Roman" w:hAnsi="Times New Roman" w:cs="Times New Roman"/>
-          <w:sz w:val="24"/>
-        </w:rPr>
-        <w:t>usor</w:t>
-      </w:r>
-      <w:proofErr w:type="spellEnd"/>
-      <w:r>
-        <w:rPr>
-          <w:rFonts w:ascii="Times New Roman" w:hAnsi="Times New Roman" w:cs="Times New Roman"/>
-          <w:sz w:val="24"/>
-        </w:rPr>
-        <w:t xml:space="preserve"> de utilizat pentru controlul unei </w:t>
-      </w:r>
-      <w:proofErr w:type="spellStart"/>
-      <w:r>
-        <w:rPr>
-          <w:rFonts w:ascii="Times New Roman" w:hAnsi="Times New Roman" w:cs="Times New Roman"/>
-          <w:sz w:val="24"/>
-        </w:rPr>
-        <w:t>maini</w:t>
-      </w:r>
-      <w:proofErr w:type="spellEnd"/>
-      <w:r>
-        <w:rPr>
-          <w:rFonts w:ascii="Times New Roman" w:hAnsi="Times New Roman" w:cs="Times New Roman"/>
-          <w:sz w:val="24"/>
-        </w:rPr>
-        <w:t xml:space="preserve"> robotice. </w:t>
-      </w:r>
-    </w:p>
-    <w:p>
-      <w:pPr>
-        <w:spacing w:line="312" w:lineRule="auto"/>
-        <w:ind w:left="-15" w:right="0" w:firstLine="720"/>
-        <w:rPr>
-          <w:rFonts w:ascii="Times New Roman" w:hAnsi="Times New Roman" w:cs="Times New Roman"/>
-          <w:sz w:val="24"/>
-        </w:rPr>
-      </w:pPr>
-      <w:r>
-        <w:rPr>
-          <w:rFonts w:ascii="Times New Roman" w:hAnsi="Times New Roman" w:cs="Times New Roman"/>
-          <w:sz w:val="24"/>
-        </w:rPr>
-        <w:t xml:space="preserve"> </w:t>
-      </w:r>
-    </w:p>
-    <w:p>
-      <w:pPr>
-        <w:spacing w:line="312" w:lineRule="auto"/>
-        <w:ind w:left="-15" w:right="0" w:firstLine="720"/>
-        <w:rPr>
-          <w:rFonts w:ascii="Times New Roman" w:hAnsi="Times New Roman" w:cs="Times New Roman"/>
-          <w:sz w:val="24"/>
-        </w:rPr>
-      </w:pPr>
-    </w:p>
-    <w:p>
-      <w:pPr>
-        <w:spacing w:after="177" w:line="312" w:lineRule="auto"/>
-        <w:ind w:left="0" w:right="5" w:firstLine="0"/>
-        <w:jc w:val="left"/>
-        <w:rPr>
-          <w:rFonts w:ascii="Times New Roman" w:hAnsi="Times New Roman" w:cs="Times New Roman"/>
-          <w:sz w:val="24"/>
-        </w:rPr>
-      </w:pPr>
-      <w:r>
-        <w:rPr>
-          <w:rFonts w:ascii="Times New Roman" w:hAnsi="Times New Roman" w:cs="Times New Roman"/>
-          <w:sz w:val="24"/>
-        </w:rPr>
-        <w:tab/>
-      </w:r>
-    </w:p>
-    <w:p>
-      <w:pPr>
-        <w:spacing w:after="177" w:line="312" w:lineRule="auto"/>
-        <w:ind w:left="0" w:right="5" w:firstLine="0"/>
-        <w:jc w:val="left"/>
-        <w:rPr>
-          <w:rFonts w:ascii="Times New Roman" w:hAnsi="Times New Roman" w:cs="Times New Roman"/>
-          <w:sz w:val="24"/>
-        </w:rPr>
-      </w:pPr>
-    </w:p>
-    <w:p>
-      <w:pPr>
-        <w:spacing w:after="177" w:line="312" w:lineRule="auto"/>
-        <w:ind w:left="0" w:right="5" w:firstLine="0"/>
-        <w:jc w:val="left"/>
-        <w:rPr>
-          <w:b/>
-          <w:sz w:val="28"/>
-          <w:szCs w:val="28"/>
-        </w:rPr>
-      </w:pPr>
-    </w:p>
-    <w:p>
-      <w:pPr>
-        <w:spacing w:after="177" w:line="312" w:lineRule="auto"/>
-        <w:ind w:left="0" w:right="5" w:firstLine="0"/>
-        <w:jc w:val="left"/>
-        <w:rPr>
-          <w:b/>
-          <w:sz w:val="28"/>
-          <w:szCs w:val="28"/>
-        </w:rPr>
-      </w:pPr>
-    </w:p>
-    <w:p>
-      <w:pPr>
-        <w:pStyle w:val="Heading1"/>
-        <w:spacing w:line="312" w:lineRule="auto"/>
+      </w:pPr>
+      <w:bookmarkStart w:id="2" w:name="_Toc13091"/>
+      <w:bookmarkStart w:id="3" w:name="_Toc223519228"/>
+      <w:r>
         <w:rPr>
           <w:rFonts w:ascii="Times New Roman" w:hAnsi="Times New Roman" w:cs="Times New Roman"/>
           <w:b/>
@@ -5482,9 +5583,9 @@
           <w:sz w:val="36"/>
           <w:szCs w:val="36"/>
         </w:rPr>
-      </w:pPr>
-      <w:bookmarkStart w:id="2" w:name="_Toc13091"/>
-      <w:bookmarkStart w:id="3" w:name="_Toc223434222"/>
+        <w:lastRenderedPageBreak/>
+        <w:t>C</w:t>
+      </w:r>
       <w:r>
         <w:rPr>
           <w:rFonts w:ascii="Times New Roman" w:hAnsi="Times New Roman" w:cs="Times New Roman"/>
@@ -5493,8 +5594,7 @@
           <w:sz w:val="36"/>
           <w:szCs w:val="36"/>
         </w:rPr>
-        <w:lastRenderedPageBreak/>
-        <w:t>C</w:t>
+        <w:t>apitolul</w:t>
       </w:r>
       <w:r>
         <w:rPr>
@@ -5504,7 +5604,7 @@
           <w:sz w:val="36"/>
           <w:szCs w:val="36"/>
         </w:rPr>
-        <w:t>apitolul</w:t>
+        <w:t xml:space="preserve"> </w:t>
       </w:r>
       <w:r>
         <w:rPr>
@@ -5514,7 +5614,7 @@
           <w:sz w:val="36"/>
           <w:szCs w:val="36"/>
         </w:rPr>
-        <w:t xml:space="preserve"> </w:t>
+        <w:t>1</w:t>
       </w:r>
       <w:r>
         <w:rPr>
@@ -5524,7 +5624,7 @@
           <w:sz w:val="36"/>
           <w:szCs w:val="36"/>
         </w:rPr>
-        <w:t>1</w:t>
+        <w:t>. F</w:t>
       </w:r>
       <w:r>
         <w:rPr>
@@ -5534,7 +5634,7 @@
           <w:sz w:val="36"/>
           <w:szCs w:val="36"/>
         </w:rPr>
-        <w:t>. F</w:t>
+        <w:t>undamente</w:t>
       </w:r>
       <w:r>
         <w:rPr>
@@ -5544,7 +5644,7 @@
           <w:sz w:val="36"/>
           <w:szCs w:val="36"/>
         </w:rPr>
-        <w:t>undamente</w:t>
+        <w:t xml:space="preserve"> </w:t>
       </w:r>
       <w:r>
         <w:rPr>
@@ -5554,8 +5654,9 @@
           <w:sz w:val="36"/>
           <w:szCs w:val="36"/>
         </w:rPr>
-        <w:t xml:space="preserve"> </w:t>
-      </w:r>
+        <w:t xml:space="preserve">teoretice privind sistemele </w:t>
+      </w:r>
+      <w:proofErr w:type="spellStart"/>
       <w:r>
         <w:rPr>
           <w:rFonts w:ascii="Times New Roman" w:hAnsi="Times New Roman" w:cs="Times New Roman"/>
@@ -5564,9 +5665,9 @@
           <w:sz w:val="36"/>
           <w:szCs w:val="36"/>
         </w:rPr>
-        <w:t xml:space="preserve">teoretice privind sistemele </w:t>
-      </w:r>
-      <w:proofErr w:type="spellStart"/>
+        <w:t>embedded</w:t>
+      </w:r>
+      <w:proofErr w:type="spellEnd"/>
       <w:r>
         <w:rPr>
           <w:rFonts w:ascii="Times New Roman" w:hAnsi="Times New Roman" w:cs="Times New Roman"/>
@@ -5575,9 +5676,8 @@
           <w:sz w:val="36"/>
           <w:szCs w:val="36"/>
         </w:rPr>
-        <w:t>embedded</w:t>
-      </w:r>
-      <w:proofErr w:type="spellEnd"/>
+        <w:t xml:space="preserve"> </w:t>
+      </w:r>
       <w:r>
         <w:rPr>
           <w:rFonts w:ascii="Times New Roman" w:hAnsi="Times New Roman" w:cs="Times New Roman"/>
@@ -5586,8 +5686,9 @@
           <w:sz w:val="36"/>
           <w:szCs w:val="36"/>
         </w:rPr>
-        <w:t xml:space="preserve"> </w:t>
-      </w:r>
+        <w:t xml:space="preserve">și </w:t>
+      </w:r>
+      <w:proofErr w:type="spellStart"/>
       <w:r>
         <w:rPr>
           <w:rFonts w:ascii="Times New Roman" w:hAnsi="Times New Roman" w:cs="Times New Roman"/>
@@ -5596,9 +5697,10 @@
           <w:sz w:val="36"/>
           <w:szCs w:val="36"/>
         </w:rPr>
-        <w:t xml:space="preserve">și </w:t>
-      </w:r>
-      <w:proofErr w:type="spellStart"/>
+        <w:t>IoT</w:t>
+      </w:r>
+      <w:bookmarkEnd w:id="3"/>
+      <w:proofErr w:type="spellEnd"/>
       <w:r>
         <w:rPr>
           <w:rFonts w:ascii="Times New Roman" w:hAnsi="Times New Roman" w:cs="Times New Roman"/>
@@ -5607,25 +5709,12 @@
           <w:sz w:val="36"/>
           <w:szCs w:val="36"/>
         </w:rPr>
-        <w:t>IoT</w:t>
-      </w:r>
-      <w:bookmarkEnd w:id="3"/>
-      <w:proofErr w:type="spellEnd"/>
-      <w:r>
-        <w:rPr>
-          <w:rFonts w:ascii="Times New Roman" w:hAnsi="Times New Roman" w:cs="Times New Roman"/>
-          <w:b/>
-          <w:bCs/>
-          <w:sz w:val="36"/>
-          <w:szCs w:val="36"/>
-        </w:rPr>
         <w:t xml:space="preserve"> </w:t>
       </w:r>
     </w:p>
     <w:p>
       <w:pPr>
         <w:pStyle w:val="Heading2"/>
-        <w:spacing w:line="312" w:lineRule="auto"/>
         <w:rPr>
           <w:rFonts w:ascii="Times New Roman" w:hAnsi="Times New Roman" w:cs="Times New Roman"/>
           <w:b/>
@@ -5634,7 +5723,7 @@
           <w:szCs w:val="28"/>
         </w:rPr>
       </w:pPr>
-      <w:bookmarkStart w:id="4" w:name="_Toc223434223"/>
+      <w:bookmarkStart w:id="4" w:name="_Toc223519229"/>
       <w:r>
         <w:rPr>
           <w:rFonts w:ascii="Times New Roman" w:hAnsi="Times New Roman" w:cs="Times New Roman"/>
@@ -5643,17 +5732,7 @@
           <w:sz w:val="28"/>
           <w:szCs w:val="28"/>
         </w:rPr>
-        <w:t>1.1.</w:t>
-      </w:r>
-      <w:r>
-        <w:rPr>
-          <w:rFonts w:ascii="Times New Roman" w:eastAsia="Calibri" w:hAnsi="Times New Roman" w:cs="Times New Roman"/>
-          <w:b/>
-          <w:bCs/>
-          <w:sz w:val="28"/>
-          <w:szCs w:val="28"/>
-        </w:rPr>
-        <w:t xml:space="preserve"> </w:t>
+        <w:t xml:space="preserve">1.1 </w:t>
       </w:r>
       <w:r>
         <w:rPr>
@@ -5693,6 +5772,866 @@
     </w:p>
     <w:p>
       <w:pPr>
+        <w:ind w:left="-14" w:firstLine="734"/>
+        <w:rPr>
+          <w:rFonts w:ascii="Times New Roman" w:hAnsi="Times New Roman" w:cs="Times New Roman"/>
+          <w:sz w:val="24"/>
+          <w:szCs w:val="28"/>
+        </w:rPr>
+      </w:pPr>
+      <w:r>
+        <w:rPr>
+          <w:rFonts w:ascii="Times New Roman" w:hAnsi="Times New Roman" w:cs="Times New Roman"/>
+          <w:sz w:val="24"/>
+          <w:szCs w:val="28"/>
+        </w:rPr>
+        <w:t xml:space="preserve">Sistemele </w:t>
+      </w:r>
+      <w:proofErr w:type="spellStart"/>
+      <w:r>
+        <w:rPr>
+          <w:rFonts w:ascii="Times New Roman" w:hAnsi="Times New Roman" w:cs="Times New Roman"/>
+          <w:sz w:val="24"/>
+          <w:szCs w:val="28"/>
+        </w:rPr>
+        <w:t>embedded</w:t>
+      </w:r>
+      <w:proofErr w:type="spellEnd"/>
+      <w:r>
+        <w:rPr>
+          <w:rFonts w:ascii="Times New Roman" w:hAnsi="Times New Roman" w:cs="Times New Roman"/>
+          <w:sz w:val="24"/>
+          <w:szCs w:val="28"/>
+        </w:rPr>
+        <w:t xml:space="preserve"> </w:t>
+      </w:r>
+      <w:proofErr w:type="spellStart"/>
+      <w:r>
+        <w:rPr>
+          <w:rFonts w:ascii="Times New Roman" w:hAnsi="Times New Roman" w:cs="Times New Roman"/>
+          <w:sz w:val="24"/>
+          <w:szCs w:val="28"/>
+        </w:rPr>
+        <w:t>reprezinta</w:t>
+      </w:r>
+      <w:proofErr w:type="spellEnd"/>
+      <w:r>
+        <w:rPr>
+          <w:rFonts w:ascii="Times New Roman" w:hAnsi="Times New Roman" w:cs="Times New Roman"/>
+          <w:sz w:val="24"/>
+          <w:szCs w:val="28"/>
+        </w:rPr>
+        <w:t xml:space="preserve"> sisteme de calcul specializate, proiectate pentru a </w:t>
+      </w:r>
+      <w:proofErr w:type="spellStart"/>
+      <w:r>
+        <w:rPr>
+          <w:rFonts w:ascii="Times New Roman" w:hAnsi="Times New Roman" w:cs="Times New Roman"/>
+          <w:sz w:val="24"/>
+          <w:szCs w:val="28"/>
+        </w:rPr>
+        <w:t>indeplini</w:t>
+      </w:r>
+      <w:proofErr w:type="spellEnd"/>
+      <w:r>
+        <w:rPr>
+          <w:rFonts w:ascii="Times New Roman" w:hAnsi="Times New Roman" w:cs="Times New Roman"/>
+          <w:sz w:val="24"/>
+          <w:szCs w:val="28"/>
+        </w:rPr>
+        <w:t xml:space="preserve"> </w:t>
+      </w:r>
+      <w:proofErr w:type="spellStart"/>
+      <w:r>
+        <w:rPr>
+          <w:rFonts w:ascii="Times New Roman" w:hAnsi="Times New Roman" w:cs="Times New Roman"/>
+          <w:sz w:val="24"/>
+          <w:szCs w:val="28"/>
+        </w:rPr>
+        <w:t>functii</w:t>
+      </w:r>
+      <w:proofErr w:type="spellEnd"/>
+      <w:r>
+        <w:rPr>
+          <w:rFonts w:ascii="Times New Roman" w:hAnsi="Times New Roman" w:cs="Times New Roman"/>
+          <w:sz w:val="24"/>
+          <w:szCs w:val="28"/>
+        </w:rPr>
+        <w:t xml:space="preserve"> dedicate in cadrul unor </w:t>
+      </w:r>
+      <w:proofErr w:type="spellStart"/>
+      <w:r>
+        <w:rPr>
+          <w:rFonts w:ascii="Times New Roman" w:hAnsi="Times New Roman" w:cs="Times New Roman"/>
+          <w:sz w:val="24"/>
+          <w:szCs w:val="28"/>
+        </w:rPr>
+        <w:t>aplicatii</w:t>
+      </w:r>
+      <w:proofErr w:type="spellEnd"/>
+      <w:r>
+        <w:rPr>
+          <w:rFonts w:ascii="Times New Roman" w:hAnsi="Times New Roman" w:cs="Times New Roman"/>
+          <w:sz w:val="24"/>
+          <w:szCs w:val="28"/>
+        </w:rPr>
+        <w:t xml:space="preserve">. Spre deosebire de sistemele de calcul generale, acestea sunt optimizate pentru eficienta energetica, dimensiuni reduse, cost </w:t>
+      </w:r>
+      <w:proofErr w:type="spellStart"/>
+      <w:r>
+        <w:rPr>
+          <w:rFonts w:ascii="Times New Roman" w:hAnsi="Times New Roman" w:cs="Times New Roman"/>
+          <w:sz w:val="24"/>
+          <w:szCs w:val="28"/>
+        </w:rPr>
+        <w:t>scazut</w:t>
+      </w:r>
+      <w:proofErr w:type="spellEnd"/>
+      <w:r>
+        <w:rPr>
+          <w:rFonts w:ascii="Times New Roman" w:hAnsi="Times New Roman" w:cs="Times New Roman"/>
+          <w:sz w:val="24"/>
+          <w:szCs w:val="28"/>
+        </w:rPr>
+        <w:t xml:space="preserve"> si </w:t>
+      </w:r>
+      <w:proofErr w:type="spellStart"/>
+      <w:r>
+        <w:rPr>
+          <w:rFonts w:ascii="Times New Roman" w:hAnsi="Times New Roman" w:cs="Times New Roman"/>
+          <w:sz w:val="24"/>
+          <w:szCs w:val="28"/>
+        </w:rPr>
+        <w:t>executie</w:t>
+      </w:r>
+      <w:proofErr w:type="spellEnd"/>
+      <w:r>
+        <w:rPr>
+          <w:rFonts w:ascii="Times New Roman" w:hAnsi="Times New Roman" w:cs="Times New Roman"/>
+          <w:sz w:val="24"/>
+          <w:szCs w:val="28"/>
+        </w:rPr>
+        <w:t xml:space="preserve"> determinista.</w:t>
+      </w:r>
+    </w:p>
+    <w:p>
+      <w:pPr>
+        <w:ind w:left="-14" w:firstLine="734"/>
+        <w:rPr>
+          <w:rFonts w:ascii="Times New Roman" w:hAnsi="Times New Roman" w:cs="Times New Roman"/>
+          <w:sz w:val="24"/>
+          <w:szCs w:val="28"/>
+        </w:rPr>
+      </w:pPr>
+      <w:r>
+        <w:rPr>
+          <w:rFonts w:ascii="Times New Roman" w:hAnsi="Times New Roman" w:cs="Times New Roman"/>
+          <w:sz w:val="24"/>
+          <w:szCs w:val="28"/>
+        </w:rPr>
+        <w:t xml:space="preserve">Aceasta arhitectura consta in combinarea </w:t>
+      </w:r>
+      <w:proofErr w:type="spellStart"/>
+      <w:r>
+        <w:rPr>
+          <w:rFonts w:ascii="Times New Roman" w:hAnsi="Times New Roman" w:cs="Times New Roman"/>
+          <w:sz w:val="24"/>
+          <w:szCs w:val="28"/>
+        </w:rPr>
+        <w:t>atat</w:t>
+      </w:r>
+      <w:proofErr w:type="spellEnd"/>
+      <w:r>
+        <w:rPr>
+          <w:rFonts w:ascii="Times New Roman" w:hAnsi="Times New Roman" w:cs="Times New Roman"/>
+          <w:sz w:val="24"/>
+          <w:szCs w:val="28"/>
+        </w:rPr>
+        <w:t xml:space="preserve"> a componentelor hardware, cat si a componentelor software</w:t>
+      </w:r>
+      <w:r>
+        <w:rPr>
+          <w:rFonts w:ascii="Times New Roman" w:hAnsi="Times New Roman" w:cs="Times New Roman"/>
+          <w:sz w:val="24"/>
+          <w:szCs w:val="28"/>
+        </w:rPr>
+        <w:t xml:space="preserve"> create in special pentru a </w:t>
+      </w:r>
+      <w:proofErr w:type="spellStart"/>
+      <w:r>
+        <w:rPr>
+          <w:rFonts w:ascii="Times New Roman" w:hAnsi="Times New Roman" w:cs="Times New Roman"/>
+          <w:sz w:val="24"/>
+          <w:szCs w:val="28"/>
+        </w:rPr>
+        <w:t>indeplini</w:t>
+      </w:r>
+      <w:proofErr w:type="spellEnd"/>
+      <w:r>
+        <w:rPr>
+          <w:rFonts w:ascii="Times New Roman" w:hAnsi="Times New Roman" w:cs="Times New Roman"/>
+          <w:sz w:val="24"/>
+          <w:szCs w:val="28"/>
+        </w:rPr>
+        <w:t xml:space="preserve"> sarcini in mod eficient. </w:t>
+      </w:r>
+      <w:r>
+        <w:rPr>
+          <w:rFonts w:ascii="Times New Roman" w:hAnsi="Times New Roman" w:cs="Times New Roman"/>
+          <w:sz w:val="24"/>
+          <w:szCs w:val="28"/>
+        </w:rPr>
+        <w:t xml:space="preserve">Sistemele </w:t>
+      </w:r>
+      <w:proofErr w:type="spellStart"/>
+      <w:r>
+        <w:rPr>
+          <w:rFonts w:ascii="Times New Roman" w:hAnsi="Times New Roman" w:cs="Times New Roman"/>
+          <w:sz w:val="24"/>
+          <w:szCs w:val="28"/>
+        </w:rPr>
+        <w:t>embedded</w:t>
+      </w:r>
+      <w:proofErr w:type="spellEnd"/>
+      <w:r>
+        <w:rPr>
+          <w:rFonts w:ascii="Times New Roman" w:hAnsi="Times New Roman" w:cs="Times New Roman"/>
+          <w:sz w:val="24"/>
+          <w:szCs w:val="28"/>
+        </w:rPr>
+        <w:t xml:space="preserve"> au in principal 2 ramuri principale, care sunt hardware si software.</w:t>
+      </w:r>
+      <w:r>
+        <w:rPr>
+          <w:rFonts w:ascii="Times New Roman" w:hAnsi="Times New Roman" w:cs="Times New Roman"/>
+          <w:sz w:val="24"/>
+          <w:szCs w:val="28"/>
+        </w:rPr>
+        <w:t xml:space="preserve"> Ramura hardware include componente precum microcontrolere, memorii, </w:t>
+      </w:r>
+      <w:proofErr w:type="spellStart"/>
+      <w:r>
+        <w:rPr>
+          <w:rFonts w:ascii="Times New Roman" w:hAnsi="Times New Roman" w:cs="Times New Roman"/>
+          <w:sz w:val="24"/>
+          <w:szCs w:val="28"/>
+        </w:rPr>
+        <w:t>interfete</w:t>
+      </w:r>
+      <w:proofErr w:type="spellEnd"/>
+      <w:r>
+        <w:rPr>
+          <w:rFonts w:ascii="Times New Roman" w:hAnsi="Times New Roman" w:cs="Times New Roman"/>
+          <w:sz w:val="24"/>
+          <w:szCs w:val="28"/>
+        </w:rPr>
+        <w:t xml:space="preserve">, senzori si alimentari. Ramura software </w:t>
+      </w:r>
+      <w:proofErr w:type="spellStart"/>
+      <w:r>
+        <w:rPr>
+          <w:rFonts w:ascii="Times New Roman" w:hAnsi="Times New Roman" w:cs="Times New Roman"/>
+          <w:sz w:val="24"/>
+          <w:szCs w:val="28"/>
+        </w:rPr>
+        <w:t>contine</w:t>
+      </w:r>
+      <w:proofErr w:type="spellEnd"/>
+      <w:r>
+        <w:rPr>
+          <w:rFonts w:ascii="Times New Roman" w:hAnsi="Times New Roman" w:cs="Times New Roman"/>
+          <w:sz w:val="24"/>
+          <w:szCs w:val="28"/>
+        </w:rPr>
+        <w:t xml:space="preserve"> sistemul de operare, </w:t>
+      </w:r>
+      <w:proofErr w:type="spellStart"/>
+      <w:r>
+        <w:rPr>
+          <w:rFonts w:ascii="Times New Roman" w:hAnsi="Times New Roman" w:cs="Times New Roman"/>
+          <w:sz w:val="24"/>
+          <w:szCs w:val="28"/>
+        </w:rPr>
+        <w:t>middleware</w:t>
+      </w:r>
+      <w:proofErr w:type="spellEnd"/>
+      <w:r>
+        <w:rPr>
+          <w:rFonts w:ascii="Times New Roman" w:hAnsi="Times New Roman" w:cs="Times New Roman"/>
+          <w:sz w:val="24"/>
+          <w:szCs w:val="28"/>
+        </w:rPr>
+        <w:t xml:space="preserve"> si programe specifice </w:t>
+      </w:r>
+      <w:proofErr w:type="spellStart"/>
+      <w:r>
+        <w:rPr>
+          <w:rFonts w:ascii="Times New Roman" w:hAnsi="Times New Roman" w:cs="Times New Roman"/>
+          <w:sz w:val="24"/>
+          <w:szCs w:val="28"/>
+        </w:rPr>
+        <w:t>aplicatiei</w:t>
+      </w:r>
+      <w:proofErr w:type="spellEnd"/>
+      <w:r>
+        <w:rPr>
+          <w:rFonts w:ascii="Times New Roman" w:hAnsi="Times New Roman" w:cs="Times New Roman"/>
+          <w:sz w:val="24"/>
+          <w:szCs w:val="28"/>
+        </w:rPr>
+        <w:t>.</w:t>
+      </w:r>
+    </w:p>
+    <w:p>
+      <w:pPr>
+        <w:ind w:left="-14" w:firstLine="734"/>
+        <w:rPr>
+          <w:rFonts w:ascii="Times New Roman" w:hAnsi="Times New Roman" w:cs="Times New Roman"/>
+          <w:sz w:val="24"/>
+          <w:szCs w:val="28"/>
+        </w:rPr>
+      </w:pPr>
+      <w:r>
+        <w:rPr>
+          <w:rFonts w:ascii="Times New Roman" w:hAnsi="Times New Roman" w:cs="Times New Roman"/>
+          <w:sz w:val="24"/>
+          <w:szCs w:val="28"/>
+        </w:rPr>
+        <w:t xml:space="preserve">In sistemele </w:t>
+      </w:r>
+      <w:proofErr w:type="spellStart"/>
+      <w:r>
+        <w:rPr>
+          <w:rFonts w:ascii="Times New Roman" w:hAnsi="Times New Roman" w:cs="Times New Roman"/>
+          <w:sz w:val="24"/>
+          <w:szCs w:val="28"/>
+        </w:rPr>
+        <w:t>embedded</w:t>
+      </w:r>
+      <w:proofErr w:type="spellEnd"/>
+      <w:r>
+        <w:rPr>
+          <w:rFonts w:ascii="Times New Roman" w:hAnsi="Times New Roman" w:cs="Times New Roman"/>
+          <w:sz w:val="24"/>
+          <w:szCs w:val="28"/>
+        </w:rPr>
+        <w:t xml:space="preserve">, limbajul de programare poate fii ales in </w:t>
+      </w:r>
+      <w:proofErr w:type="spellStart"/>
+      <w:r>
+        <w:rPr>
+          <w:rFonts w:ascii="Times New Roman" w:hAnsi="Times New Roman" w:cs="Times New Roman"/>
+          <w:sz w:val="24"/>
+          <w:szCs w:val="28"/>
+        </w:rPr>
+        <w:t>functie</w:t>
+      </w:r>
+      <w:proofErr w:type="spellEnd"/>
+      <w:r>
+        <w:rPr>
+          <w:rFonts w:ascii="Times New Roman" w:hAnsi="Times New Roman" w:cs="Times New Roman"/>
+          <w:sz w:val="24"/>
+          <w:szCs w:val="28"/>
+        </w:rPr>
+        <w:t xml:space="preserve"> de microcontroler si in </w:t>
+      </w:r>
+      <w:proofErr w:type="spellStart"/>
+      <w:r>
+        <w:rPr>
+          <w:rFonts w:ascii="Times New Roman" w:hAnsi="Times New Roman" w:cs="Times New Roman"/>
+          <w:sz w:val="24"/>
+          <w:szCs w:val="28"/>
+        </w:rPr>
+        <w:t>functie</w:t>
+      </w:r>
+      <w:proofErr w:type="spellEnd"/>
+      <w:r>
+        <w:rPr>
+          <w:rFonts w:ascii="Times New Roman" w:hAnsi="Times New Roman" w:cs="Times New Roman"/>
+          <w:sz w:val="24"/>
+          <w:szCs w:val="28"/>
+        </w:rPr>
+        <w:t xml:space="preserve"> de tipul </w:t>
+      </w:r>
+      <w:proofErr w:type="spellStart"/>
+      <w:r>
+        <w:rPr>
+          <w:rFonts w:ascii="Times New Roman" w:hAnsi="Times New Roman" w:cs="Times New Roman"/>
+          <w:sz w:val="24"/>
+          <w:szCs w:val="28"/>
+        </w:rPr>
+        <w:t>functionalitaii</w:t>
+      </w:r>
+      <w:proofErr w:type="spellEnd"/>
+      <w:r>
+        <w:rPr>
+          <w:rFonts w:ascii="Times New Roman" w:hAnsi="Times New Roman" w:cs="Times New Roman"/>
+          <w:sz w:val="24"/>
+          <w:szCs w:val="28"/>
+        </w:rPr>
+        <w:t xml:space="preserve"> pe care programatorul </w:t>
+      </w:r>
+      <w:proofErr w:type="spellStart"/>
+      <w:r>
+        <w:rPr>
+          <w:rFonts w:ascii="Times New Roman" w:hAnsi="Times New Roman" w:cs="Times New Roman"/>
+          <w:sz w:val="24"/>
+          <w:szCs w:val="28"/>
+        </w:rPr>
+        <w:t>doreste</w:t>
+      </w:r>
+      <w:proofErr w:type="spellEnd"/>
+      <w:r>
+        <w:rPr>
+          <w:rFonts w:ascii="Times New Roman" w:hAnsi="Times New Roman" w:cs="Times New Roman"/>
+          <w:sz w:val="24"/>
+          <w:szCs w:val="28"/>
+        </w:rPr>
+        <w:t xml:space="preserve"> sa o implementeze. </w:t>
+      </w:r>
+      <w:r>
+        <w:rPr>
+          <w:rFonts w:ascii="Times New Roman" w:hAnsi="Times New Roman" w:cs="Times New Roman"/>
+          <w:sz w:val="24"/>
+          <w:szCs w:val="28"/>
+        </w:rPr>
+        <w:t xml:space="preserve">In cazul in care se </w:t>
+      </w:r>
+      <w:proofErr w:type="spellStart"/>
+      <w:r>
+        <w:rPr>
+          <w:rFonts w:ascii="Times New Roman" w:hAnsi="Times New Roman" w:cs="Times New Roman"/>
+          <w:sz w:val="24"/>
+          <w:szCs w:val="28"/>
+        </w:rPr>
+        <w:t>doreste</w:t>
+      </w:r>
+      <w:proofErr w:type="spellEnd"/>
+      <w:r>
+        <w:rPr>
+          <w:rFonts w:ascii="Times New Roman" w:hAnsi="Times New Roman" w:cs="Times New Roman"/>
+          <w:sz w:val="24"/>
+          <w:szCs w:val="28"/>
+        </w:rPr>
+        <w:t xml:space="preserve"> o </w:t>
+      </w:r>
+      <w:proofErr w:type="spellStart"/>
+      <w:r>
+        <w:rPr>
+          <w:rFonts w:ascii="Times New Roman" w:hAnsi="Times New Roman" w:cs="Times New Roman"/>
+          <w:sz w:val="24"/>
+          <w:szCs w:val="28"/>
+        </w:rPr>
+        <w:t>functionalitate</w:t>
+      </w:r>
+      <w:proofErr w:type="spellEnd"/>
+      <w:r>
+        <w:rPr>
+          <w:rFonts w:ascii="Times New Roman" w:hAnsi="Times New Roman" w:cs="Times New Roman"/>
+          <w:sz w:val="24"/>
+          <w:szCs w:val="28"/>
+        </w:rPr>
+        <w:t xml:space="preserve"> relativ simpla, </w:t>
+      </w:r>
+      <w:proofErr w:type="spellStart"/>
+      <w:r>
+        <w:rPr>
+          <w:rFonts w:ascii="Times New Roman" w:hAnsi="Times New Roman" w:cs="Times New Roman"/>
+          <w:sz w:val="24"/>
+          <w:szCs w:val="28"/>
+        </w:rPr>
+        <w:t>fara</w:t>
+      </w:r>
+      <w:proofErr w:type="spellEnd"/>
+      <w:r>
+        <w:rPr>
+          <w:rFonts w:ascii="Times New Roman" w:hAnsi="Times New Roman" w:cs="Times New Roman"/>
+          <w:sz w:val="24"/>
+          <w:szCs w:val="28"/>
+        </w:rPr>
+        <w:t xml:space="preserve"> </w:t>
+      </w:r>
+      <w:proofErr w:type="spellStart"/>
+      <w:r>
+        <w:rPr>
+          <w:rFonts w:ascii="Times New Roman" w:hAnsi="Times New Roman" w:cs="Times New Roman"/>
+          <w:sz w:val="24"/>
+          <w:szCs w:val="28"/>
+        </w:rPr>
+        <w:t>restrictii</w:t>
+      </w:r>
+      <w:proofErr w:type="spellEnd"/>
+      <w:r>
+        <w:rPr>
+          <w:rFonts w:ascii="Times New Roman" w:hAnsi="Times New Roman" w:cs="Times New Roman"/>
+          <w:sz w:val="24"/>
+          <w:szCs w:val="28"/>
+        </w:rPr>
+        <w:t xml:space="preserve"> de memorie, se poate opta pentru programarea in </w:t>
+      </w:r>
+      <w:proofErr w:type="spellStart"/>
+      <w:r>
+        <w:rPr>
+          <w:rFonts w:ascii="Times New Roman" w:hAnsi="Times New Roman" w:cs="Times New Roman"/>
+          <w:sz w:val="24"/>
+          <w:szCs w:val="28"/>
+        </w:rPr>
+        <w:t>Python</w:t>
+      </w:r>
+      <w:proofErr w:type="spellEnd"/>
+      <w:r>
+        <w:rPr>
+          <w:rFonts w:ascii="Times New Roman" w:hAnsi="Times New Roman" w:cs="Times New Roman"/>
+          <w:sz w:val="24"/>
+          <w:szCs w:val="28"/>
+        </w:rPr>
+        <w:t xml:space="preserve">, pe </w:t>
+      </w:r>
+      <w:proofErr w:type="spellStart"/>
+      <w:r>
+        <w:rPr>
+          <w:rFonts w:ascii="Times New Roman" w:hAnsi="Times New Roman" w:cs="Times New Roman"/>
+          <w:sz w:val="24"/>
+          <w:szCs w:val="28"/>
+        </w:rPr>
+        <w:t>cand</w:t>
+      </w:r>
+      <w:proofErr w:type="spellEnd"/>
+      <w:r>
+        <w:rPr>
+          <w:rFonts w:ascii="Times New Roman" w:hAnsi="Times New Roman" w:cs="Times New Roman"/>
+          <w:sz w:val="24"/>
+          <w:szCs w:val="28"/>
+        </w:rPr>
+        <w:t xml:space="preserve"> in cazul in care memoria devine o problema reala si este nevoie de acces direct la adrese si registre, se </w:t>
+      </w:r>
+      <w:proofErr w:type="spellStart"/>
+      <w:r>
+        <w:rPr>
+          <w:rFonts w:ascii="Times New Roman" w:hAnsi="Times New Roman" w:cs="Times New Roman"/>
+          <w:sz w:val="24"/>
+          <w:szCs w:val="28"/>
+        </w:rPr>
+        <w:t>opteaza</w:t>
+      </w:r>
+      <w:proofErr w:type="spellEnd"/>
+      <w:r>
+        <w:rPr>
+          <w:rFonts w:ascii="Times New Roman" w:hAnsi="Times New Roman" w:cs="Times New Roman"/>
+          <w:sz w:val="24"/>
+          <w:szCs w:val="28"/>
+        </w:rPr>
+        <w:t xml:space="preserve"> pentru folosirea limbajelor C sau C++. </w:t>
+      </w:r>
+      <w:r>
+        <w:rPr>
+          <w:rFonts w:ascii="Times New Roman" w:hAnsi="Times New Roman" w:cs="Times New Roman"/>
+          <w:sz w:val="24"/>
+          <w:szCs w:val="28"/>
+        </w:rPr>
+        <w:t xml:space="preserve"> </w:t>
+      </w:r>
+    </w:p>
+    <w:p>
+      <w:pPr>
+        <w:ind w:left="-14" w:firstLine="734"/>
+        <w:rPr>
+          <w:rFonts w:ascii="Times New Roman" w:hAnsi="Times New Roman" w:cs="Times New Roman"/>
+          <w:sz w:val="24"/>
+          <w:szCs w:val="28"/>
+        </w:rPr>
+      </w:pPr>
+      <w:r>
+        <w:rPr>
+          <w:rFonts w:ascii="Times New Roman" w:hAnsi="Times New Roman" w:cs="Times New Roman"/>
+          <w:sz w:val="24"/>
+          <w:szCs w:val="28"/>
+        </w:rPr>
+        <w:t xml:space="preserve">In cadrul proiectului acesta, sistemul </w:t>
+      </w:r>
+      <w:proofErr w:type="spellStart"/>
+      <w:r>
+        <w:rPr>
+          <w:rFonts w:ascii="Times New Roman" w:hAnsi="Times New Roman" w:cs="Times New Roman"/>
+          <w:sz w:val="24"/>
+          <w:szCs w:val="28"/>
+        </w:rPr>
+        <w:t>embedded</w:t>
+      </w:r>
+      <w:proofErr w:type="spellEnd"/>
+      <w:r>
+        <w:rPr>
+          <w:rFonts w:ascii="Times New Roman" w:hAnsi="Times New Roman" w:cs="Times New Roman"/>
+          <w:sz w:val="24"/>
+          <w:szCs w:val="28"/>
+        </w:rPr>
+        <w:t xml:space="preserve"> este construit in jurul unui microcontroler ESP32</w:t>
+      </w:r>
+      <w:r>
+        <w:rPr>
+          <w:rFonts w:ascii="Times New Roman" w:hAnsi="Times New Roman" w:cs="Times New Roman"/>
+          <w:sz w:val="24"/>
+          <w:szCs w:val="28"/>
+        </w:rPr>
+        <w:t xml:space="preserve">, produs de compania </w:t>
+      </w:r>
+      <w:proofErr w:type="spellStart"/>
+      <w:r>
+        <w:rPr>
+          <w:rFonts w:ascii="Times New Roman" w:hAnsi="Times New Roman" w:cs="Times New Roman"/>
+          <w:sz w:val="24"/>
+          <w:szCs w:val="28"/>
+        </w:rPr>
+        <w:t>Espressif</w:t>
+      </w:r>
+      <w:proofErr w:type="spellEnd"/>
+      <w:r>
+        <w:rPr>
+          <w:rFonts w:ascii="Times New Roman" w:hAnsi="Times New Roman" w:cs="Times New Roman"/>
+          <w:sz w:val="24"/>
+          <w:szCs w:val="28"/>
+        </w:rPr>
+        <w:t xml:space="preserve"> </w:t>
+      </w:r>
+      <w:proofErr w:type="spellStart"/>
+      <w:r>
+        <w:rPr>
+          <w:rFonts w:ascii="Times New Roman" w:hAnsi="Times New Roman" w:cs="Times New Roman"/>
+          <w:sz w:val="24"/>
+          <w:szCs w:val="28"/>
+        </w:rPr>
+        <w:t>Systems</w:t>
+      </w:r>
+      <w:proofErr w:type="spellEnd"/>
+      <w:r>
+        <w:rPr>
+          <w:rFonts w:ascii="Times New Roman" w:hAnsi="Times New Roman" w:cs="Times New Roman"/>
+          <w:sz w:val="24"/>
+          <w:szCs w:val="28"/>
+        </w:rPr>
+        <w:t xml:space="preserve">, care </w:t>
+      </w:r>
+      <w:proofErr w:type="spellStart"/>
+      <w:r>
+        <w:rPr>
+          <w:rFonts w:ascii="Times New Roman" w:hAnsi="Times New Roman" w:cs="Times New Roman"/>
+          <w:sz w:val="24"/>
+          <w:szCs w:val="28"/>
+        </w:rPr>
+        <w:t>integreaza</w:t>
+      </w:r>
+      <w:proofErr w:type="spellEnd"/>
+      <w:r>
+        <w:rPr>
+          <w:rFonts w:ascii="Times New Roman" w:hAnsi="Times New Roman" w:cs="Times New Roman"/>
+          <w:sz w:val="24"/>
+          <w:szCs w:val="28"/>
+        </w:rPr>
+        <w:t xml:space="preserve"> un procesor dual-</w:t>
+      </w:r>
+      <w:proofErr w:type="spellStart"/>
+      <w:r>
+        <w:rPr>
+          <w:rFonts w:ascii="Times New Roman" w:hAnsi="Times New Roman" w:cs="Times New Roman"/>
+          <w:sz w:val="24"/>
+          <w:szCs w:val="28"/>
+        </w:rPr>
+        <w:t>core</w:t>
+      </w:r>
+      <w:proofErr w:type="spellEnd"/>
+      <w:r>
+        <w:rPr>
+          <w:rFonts w:ascii="Times New Roman" w:hAnsi="Times New Roman" w:cs="Times New Roman"/>
+          <w:sz w:val="24"/>
+          <w:szCs w:val="28"/>
+        </w:rPr>
+        <w:t>, memorie</w:t>
+      </w:r>
+      <w:r>
+        <w:rPr>
+          <w:rFonts w:ascii="Times New Roman" w:hAnsi="Times New Roman" w:cs="Times New Roman"/>
+          <w:sz w:val="24"/>
+          <w:szCs w:val="28"/>
+        </w:rPr>
+        <w:t xml:space="preserve"> RAM si Flash</w:t>
+      </w:r>
+      <w:r>
+        <w:rPr>
+          <w:rFonts w:ascii="Times New Roman" w:hAnsi="Times New Roman" w:cs="Times New Roman"/>
+          <w:sz w:val="24"/>
+          <w:szCs w:val="28"/>
+        </w:rPr>
+        <w:t xml:space="preserve">, periferice digitale si </w:t>
+      </w:r>
+      <w:proofErr w:type="spellStart"/>
+      <w:r>
+        <w:rPr>
+          <w:rFonts w:ascii="Times New Roman" w:hAnsi="Times New Roman" w:cs="Times New Roman"/>
+          <w:sz w:val="24"/>
+          <w:szCs w:val="28"/>
+        </w:rPr>
+        <w:t>analogice,conexiune</w:t>
+      </w:r>
+      <w:proofErr w:type="spellEnd"/>
+      <w:r>
+        <w:rPr>
+          <w:rFonts w:ascii="Times New Roman" w:hAnsi="Times New Roman" w:cs="Times New Roman"/>
+          <w:sz w:val="24"/>
+          <w:szCs w:val="28"/>
+        </w:rPr>
+        <w:t xml:space="preserve"> WI-FI</w:t>
+      </w:r>
+      <w:r>
+        <w:rPr>
+          <w:rFonts w:ascii="Times New Roman" w:hAnsi="Times New Roman" w:cs="Times New Roman"/>
+          <w:sz w:val="24"/>
+          <w:szCs w:val="28"/>
+        </w:rPr>
+        <w:t xml:space="preserve"> si Bluetooth</w:t>
+      </w:r>
+      <w:r>
+        <w:rPr>
+          <w:rFonts w:ascii="Times New Roman" w:hAnsi="Times New Roman" w:cs="Times New Roman"/>
+          <w:sz w:val="24"/>
+          <w:szCs w:val="28"/>
+        </w:rPr>
+        <w:t>, dar si un suport pentru un sistem de operare in timp real (</w:t>
+      </w:r>
+      <w:proofErr w:type="spellStart"/>
+      <w:r>
+        <w:rPr>
+          <w:rFonts w:ascii="Times New Roman" w:hAnsi="Times New Roman" w:cs="Times New Roman"/>
+          <w:sz w:val="24"/>
+          <w:szCs w:val="28"/>
+        </w:rPr>
+        <w:t>FreeRTOS</w:t>
+      </w:r>
+      <w:proofErr w:type="spellEnd"/>
+      <w:r>
+        <w:rPr>
+          <w:rFonts w:ascii="Times New Roman" w:hAnsi="Times New Roman" w:cs="Times New Roman"/>
+          <w:sz w:val="24"/>
+          <w:szCs w:val="28"/>
+        </w:rPr>
+        <w:t>)</w:t>
+      </w:r>
+      <w:r>
+        <w:rPr>
+          <w:rFonts w:ascii="Times New Roman" w:hAnsi="Times New Roman" w:cs="Times New Roman"/>
+          <w:sz w:val="24"/>
+          <w:szCs w:val="28"/>
+        </w:rPr>
+        <w:t>.</w:t>
+      </w:r>
+    </w:p>
+    <w:p>
+      <w:pPr>
+        <w:ind w:left="-14" w:firstLine="734"/>
+        <w:rPr>
+          <w:rFonts w:ascii="Times New Roman" w:hAnsi="Times New Roman" w:cs="Times New Roman"/>
+          <w:sz w:val="24"/>
+          <w:szCs w:val="28"/>
+        </w:rPr>
+      </w:pPr>
+      <w:r>
+        <w:rPr>
+          <w:rFonts w:ascii="Times New Roman" w:hAnsi="Times New Roman" w:cs="Times New Roman"/>
+          <w:sz w:val="24"/>
+          <w:szCs w:val="28"/>
+        </w:rPr>
+        <w:t xml:space="preserve">Din punct de vedere al arhitecturii software, </w:t>
+      </w:r>
+      <w:proofErr w:type="spellStart"/>
+      <w:r>
+        <w:rPr>
+          <w:rFonts w:ascii="Times New Roman" w:hAnsi="Times New Roman" w:cs="Times New Roman"/>
+          <w:sz w:val="24"/>
+          <w:szCs w:val="28"/>
+        </w:rPr>
+        <w:t>aplicatia</w:t>
+      </w:r>
+      <w:proofErr w:type="spellEnd"/>
+      <w:r>
+        <w:rPr>
+          <w:rFonts w:ascii="Times New Roman" w:hAnsi="Times New Roman" w:cs="Times New Roman"/>
+          <w:sz w:val="24"/>
+          <w:szCs w:val="28"/>
+        </w:rPr>
+        <w:t xml:space="preserve"> presupune organizarea codului in module </w:t>
+      </w:r>
+      <w:proofErr w:type="spellStart"/>
+      <w:r>
+        <w:rPr>
+          <w:rFonts w:ascii="Times New Roman" w:hAnsi="Times New Roman" w:cs="Times New Roman"/>
+          <w:sz w:val="24"/>
+          <w:szCs w:val="28"/>
+        </w:rPr>
+        <w:t>functionale</w:t>
+      </w:r>
+      <w:proofErr w:type="spellEnd"/>
+      <w:r>
+        <w:rPr>
+          <w:rFonts w:ascii="Times New Roman" w:hAnsi="Times New Roman" w:cs="Times New Roman"/>
+          <w:sz w:val="24"/>
+          <w:szCs w:val="28"/>
+        </w:rPr>
+        <w:t xml:space="preserve"> distincte. Aceasta structurare modulara creste lizibilitatea codului, </w:t>
+      </w:r>
+      <w:proofErr w:type="spellStart"/>
+      <w:r>
+        <w:rPr>
+          <w:rFonts w:ascii="Times New Roman" w:hAnsi="Times New Roman" w:cs="Times New Roman"/>
+          <w:sz w:val="24"/>
+          <w:szCs w:val="28"/>
+        </w:rPr>
+        <w:t>faciliteaza</w:t>
+      </w:r>
+      <w:proofErr w:type="spellEnd"/>
+      <w:r>
+        <w:rPr>
+          <w:rFonts w:ascii="Times New Roman" w:hAnsi="Times New Roman" w:cs="Times New Roman"/>
+          <w:sz w:val="24"/>
+          <w:szCs w:val="28"/>
+        </w:rPr>
+        <w:t xml:space="preserve"> </w:t>
+      </w:r>
+      <w:proofErr w:type="spellStart"/>
+      <w:r>
+        <w:rPr>
+          <w:rFonts w:ascii="Times New Roman" w:hAnsi="Times New Roman" w:cs="Times New Roman"/>
+          <w:sz w:val="24"/>
+          <w:szCs w:val="28"/>
+        </w:rPr>
+        <w:t>mentenanta</w:t>
+      </w:r>
+      <w:proofErr w:type="spellEnd"/>
+      <w:r>
+        <w:rPr>
+          <w:rFonts w:ascii="Times New Roman" w:hAnsi="Times New Roman" w:cs="Times New Roman"/>
+          <w:sz w:val="24"/>
+          <w:szCs w:val="28"/>
+        </w:rPr>
+        <w:t xml:space="preserve"> si permite extinderea </w:t>
+      </w:r>
+      <w:r>
+        <w:rPr>
+          <w:rFonts w:ascii="Times New Roman" w:hAnsi="Times New Roman" w:cs="Times New Roman"/>
+          <w:sz w:val="24"/>
+          <w:szCs w:val="28"/>
+        </w:rPr>
+        <w:t xml:space="preserve">eventuala </w:t>
+      </w:r>
+      <w:r>
+        <w:rPr>
+          <w:rFonts w:ascii="Times New Roman" w:hAnsi="Times New Roman" w:cs="Times New Roman"/>
+          <w:sz w:val="24"/>
+          <w:szCs w:val="28"/>
+        </w:rPr>
+        <w:t>a sistemului.</w:t>
+      </w:r>
+    </w:p>
+    <w:p>
+      <w:pPr>
         <w:pStyle w:val="Heading2"/>
         <w:spacing w:line="312" w:lineRule="auto"/>
         <w:rPr>
@@ -5703,7 +6642,7 @@
           <w:szCs w:val="28"/>
         </w:rPr>
       </w:pPr>
-      <w:bookmarkStart w:id="5" w:name="_Toc223434224"/>
+      <w:bookmarkStart w:id="5" w:name="_Toc223519230"/>
       <w:r>
         <w:rPr>
           <w:rFonts w:ascii="Times New Roman" w:hAnsi="Times New Roman" w:cs="Times New Roman"/>
@@ -5763,91 +6702,708 @@
     <w:p>
       <w:pPr>
         <w:spacing w:line="312" w:lineRule="auto"/>
-      </w:pPr>
-    </w:p>
-    <w:p>
-      <w:pPr>
-        <w:spacing w:line="312" w:lineRule="auto"/>
-      </w:pPr>
-    </w:p>
-    <w:p>
-      <w:pPr>
-        <w:spacing w:line="312" w:lineRule="auto"/>
-      </w:pPr>
-    </w:p>
-    <w:p>
-      <w:pPr>
-        <w:spacing w:line="312" w:lineRule="auto"/>
-      </w:pPr>
-    </w:p>
-    <w:p>
-      <w:pPr>
-        <w:spacing w:line="312" w:lineRule="auto"/>
-      </w:pPr>
-    </w:p>
-    <w:p>
-      <w:pPr>
-        <w:spacing w:line="312" w:lineRule="auto"/>
-      </w:pPr>
-    </w:p>
-    <w:p>
-      <w:pPr>
-        <w:spacing w:line="312" w:lineRule="auto"/>
-      </w:pPr>
-    </w:p>
-    <w:p>
-      <w:pPr>
-        <w:spacing w:line="312" w:lineRule="auto"/>
-      </w:pPr>
-    </w:p>
-    <w:p>
-      <w:pPr>
-        <w:spacing w:line="312" w:lineRule="auto"/>
-      </w:pPr>
-    </w:p>
-    <w:p>
-      <w:pPr>
-        <w:spacing w:line="312" w:lineRule="auto"/>
-      </w:pPr>
-    </w:p>
-    <w:p>
-      <w:pPr>
-        <w:spacing w:line="312" w:lineRule="auto"/>
-      </w:pPr>
-    </w:p>
-    <w:p>
-      <w:pPr>
-        <w:spacing w:line="312" w:lineRule="auto"/>
-      </w:pPr>
-    </w:p>
-    <w:p>
-      <w:pPr>
-        <w:spacing w:line="312" w:lineRule="auto"/>
-      </w:pPr>
-    </w:p>
-    <w:p>
-      <w:pPr>
-        <w:spacing w:line="312" w:lineRule="auto"/>
-      </w:pPr>
-    </w:p>
-    <w:p>
-      <w:pPr>
-        <w:spacing w:line="312" w:lineRule="auto"/>
-      </w:pPr>
-    </w:p>
-    <w:p>
-      <w:pPr>
-        <w:spacing w:line="312" w:lineRule="auto"/>
-      </w:pPr>
-    </w:p>
-    <w:p>
-      <w:pPr>
-        <w:spacing w:line="312" w:lineRule="auto"/>
-      </w:pPr>
-    </w:p>
-    <w:p>
-      <w:pPr>
-        <w:spacing w:line="312" w:lineRule="auto"/>
+        <w:ind w:left="0" w:firstLine="0"/>
+        <w:rPr>
+          <w:rFonts w:ascii="Times New Roman" w:hAnsi="Times New Roman" w:cs="Times New Roman"/>
+          <w:sz w:val="24"/>
+        </w:rPr>
+      </w:pPr>
+      <w:r>
+        <w:rPr>
+          <w:rFonts w:ascii="Times New Roman" w:hAnsi="Times New Roman" w:cs="Times New Roman"/>
+          <w:sz w:val="24"/>
+        </w:rPr>
+        <w:tab/>
+      </w:r>
+      <w:r>
+        <w:rPr>
+          <w:rFonts w:ascii="Times New Roman" w:hAnsi="Times New Roman" w:cs="Times New Roman"/>
+          <w:sz w:val="24"/>
+        </w:rPr>
+        <w:t xml:space="preserve">Aceasta categorie se refera la o </w:t>
+      </w:r>
+      <w:proofErr w:type="spellStart"/>
+      <w:r>
+        <w:rPr>
+          <w:rFonts w:ascii="Times New Roman" w:hAnsi="Times New Roman" w:cs="Times New Roman"/>
+          <w:sz w:val="24"/>
+        </w:rPr>
+        <w:t>retea</w:t>
+      </w:r>
+      <w:proofErr w:type="spellEnd"/>
+      <w:r>
+        <w:rPr>
+          <w:rFonts w:ascii="Times New Roman" w:hAnsi="Times New Roman" w:cs="Times New Roman"/>
+          <w:sz w:val="24"/>
+        </w:rPr>
+        <w:t xml:space="preserve"> vasta de obiecte, pornind de la dispozitive de zi cu zi din casa pana la dispozitive complexe utilizate in industrie, ce sunt incorporate cu senzori, software si alte tehnologii. </w:t>
+      </w:r>
+      <w:r>
+        <w:rPr>
+          <w:rFonts w:ascii="Times New Roman" w:hAnsi="Times New Roman" w:cs="Times New Roman"/>
+          <w:sz w:val="24"/>
+        </w:rPr>
+        <w:t xml:space="preserve">Aceste dispozitive se pot conecta la internet si pot comunica intre ele, fapt ce le permite sa colecteze si sa </w:t>
+      </w:r>
+      <w:proofErr w:type="spellStart"/>
+      <w:r>
+        <w:rPr>
+          <w:rFonts w:ascii="Times New Roman" w:hAnsi="Times New Roman" w:cs="Times New Roman"/>
+          <w:sz w:val="24"/>
+        </w:rPr>
+        <w:t>imparta</w:t>
+      </w:r>
+      <w:proofErr w:type="spellEnd"/>
+      <w:r>
+        <w:rPr>
+          <w:rFonts w:ascii="Times New Roman" w:hAnsi="Times New Roman" w:cs="Times New Roman"/>
+          <w:sz w:val="24"/>
+        </w:rPr>
+        <w:t xml:space="preserve"> date </w:t>
+      </w:r>
+      <w:proofErr w:type="spellStart"/>
+      <w:r>
+        <w:rPr>
+          <w:rFonts w:ascii="Times New Roman" w:hAnsi="Times New Roman" w:cs="Times New Roman"/>
+          <w:sz w:val="24"/>
+        </w:rPr>
+        <w:t>fara</w:t>
+      </w:r>
+      <w:proofErr w:type="spellEnd"/>
+      <w:r>
+        <w:rPr>
+          <w:rFonts w:ascii="Times New Roman" w:hAnsi="Times New Roman" w:cs="Times New Roman"/>
+          <w:sz w:val="24"/>
+        </w:rPr>
+        <w:t xml:space="preserve"> </w:t>
+      </w:r>
+      <w:proofErr w:type="spellStart"/>
+      <w:r>
+        <w:rPr>
+          <w:rFonts w:ascii="Times New Roman" w:hAnsi="Times New Roman" w:cs="Times New Roman"/>
+          <w:sz w:val="24"/>
+        </w:rPr>
+        <w:t>interventie</w:t>
+      </w:r>
+      <w:proofErr w:type="spellEnd"/>
+      <w:r>
+        <w:rPr>
+          <w:rFonts w:ascii="Times New Roman" w:hAnsi="Times New Roman" w:cs="Times New Roman"/>
+          <w:sz w:val="24"/>
+        </w:rPr>
+        <w:t xml:space="preserve"> umana. </w:t>
+      </w:r>
+    </w:p>
+    <w:p>
+      <w:pPr>
+        <w:spacing w:line="312" w:lineRule="auto"/>
+        <w:ind w:left="0" w:firstLine="0"/>
+        <w:rPr>
+          <w:rFonts w:ascii="Times New Roman" w:hAnsi="Times New Roman" w:cs="Times New Roman"/>
+          <w:sz w:val="24"/>
+        </w:rPr>
+      </w:pPr>
+      <w:r>
+        <w:rPr>
+          <w:rFonts w:ascii="Times New Roman" w:hAnsi="Times New Roman" w:cs="Times New Roman"/>
+          <w:sz w:val="24"/>
+        </w:rPr>
+        <w:tab/>
+        <w:t xml:space="preserve">Componentele cheie, fie ele hardware sau software, ce sunt </w:t>
+      </w:r>
+      <w:proofErr w:type="spellStart"/>
+      <w:r>
+        <w:rPr>
+          <w:rFonts w:ascii="Times New Roman" w:hAnsi="Times New Roman" w:cs="Times New Roman"/>
+          <w:sz w:val="24"/>
+        </w:rPr>
+        <w:t>regasite</w:t>
+      </w:r>
+      <w:proofErr w:type="spellEnd"/>
+      <w:r>
+        <w:rPr>
+          <w:rFonts w:ascii="Times New Roman" w:hAnsi="Times New Roman" w:cs="Times New Roman"/>
+          <w:sz w:val="24"/>
+        </w:rPr>
+        <w:t xml:space="preserve"> </w:t>
+      </w:r>
+      <w:proofErr w:type="spellStart"/>
+      <w:r>
+        <w:rPr>
+          <w:rFonts w:ascii="Times New Roman" w:hAnsi="Times New Roman" w:cs="Times New Roman"/>
+          <w:sz w:val="24"/>
+        </w:rPr>
+        <w:t>intr</w:t>
+      </w:r>
+      <w:proofErr w:type="spellEnd"/>
+      <w:r>
+        <w:rPr>
+          <w:rFonts w:ascii="Times New Roman" w:hAnsi="Times New Roman" w:cs="Times New Roman"/>
+          <w:sz w:val="24"/>
+        </w:rPr>
+        <w:t xml:space="preserve">-un dispozitiv </w:t>
+      </w:r>
+      <w:proofErr w:type="spellStart"/>
+      <w:r>
+        <w:rPr>
+          <w:rFonts w:ascii="Times New Roman" w:hAnsi="Times New Roman" w:cs="Times New Roman"/>
+          <w:sz w:val="24"/>
+        </w:rPr>
+        <w:t>IoT</w:t>
+      </w:r>
+      <w:proofErr w:type="spellEnd"/>
+      <w:r>
+        <w:rPr>
+          <w:rFonts w:ascii="Times New Roman" w:hAnsi="Times New Roman" w:cs="Times New Roman"/>
+          <w:sz w:val="24"/>
+        </w:rPr>
+        <w:t xml:space="preserve"> sunt in general senzori, conexiune pentru comunicare, procesarea de date si o </w:t>
+      </w:r>
+      <w:proofErr w:type="spellStart"/>
+      <w:r>
+        <w:rPr>
+          <w:rFonts w:ascii="Times New Roman" w:hAnsi="Times New Roman" w:cs="Times New Roman"/>
+          <w:sz w:val="24"/>
+        </w:rPr>
+        <w:t>interfata</w:t>
+      </w:r>
+      <w:proofErr w:type="spellEnd"/>
+      <w:r>
+        <w:rPr>
+          <w:rFonts w:ascii="Times New Roman" w:hAnsi="Times New Roman" w:cs="Times New Roman"/>
+          <w:sz w:val="24"/>
+        </w:rPr>
+        <w:t xml:space="preserve"> a </w:t>
+      </w:r>
+      <w:r>
+        <w:rPr>
+          <w:rFonts w:ascii="Times New Roman" w:hAnsi="Times New Roman" w:cs="Times New Roman"/>
+          <w:sz w:val="24"/>
+        </w:rPr>
+        <w:lastRenderedPageBreak/>
+        <w:t xml:space="preserve">utilizatorului. </w:t>
+      </w:r>
+      <w:r>
+        <w:rPr>
+          <w:rFonts w:ascii="Times New Roman" w:hAnsi="Times New Roman" w:cs="Times New Roman"/>
+          <w:sz w:val="24"/>
+        </w:rPr>
+        <w:t xml:space="preserve">Aceste dispozitive </w:t>
+      </w:r>
+      <w:proofErr w:type="spellStart"/>
+      <w:r>
+        <w:rPr>
+          <w:rFonts w:ascii="Times New Roman" w:hAnsi="Times New Roman" w:cs="Times New Roman"/>
+          <w:sz w:val="24"/>
+        </w:rPr>
+        <w:t>IoT</w:t>
+      </w:r>
+      <w:proofErr w:type="spellEnd"/>
+      <w:r>
+        <w:rPr>
+          <w:rFonts w:ascii="Times New Roman" w:hAnsi="Times New Roman" w:cs="Times New Roman"/>
+          <w:sz w:val="24"/>
+        </w:rPr>
+        <w:t xml:space="preserve"> ajuta la automatizarea de task uri, luarea de decizii mai inteligente, optimizarea </w:t>
+      </w:r>
+      <w:proofErr w:type="spellStart"/>
+      <w:r>
+        <w:rPr>
+          <w:rFonts w:ascii="Times New Roman" w:hAnsi="Times New Roman" w:cs="Times New Roman"/>
+          <w:sz w:val="24"/>
+        </w:rPr>
+        <w:t>operatiilor</w:t>
+      </w:r>
+      <w:proofErr w:type="spellEnd"/>
+      <w:r>
+        <w:rPr>
+          <w:rFonts w:ascii="Times New Roman" w:hAnsi="Times New Roman" w:cs="Times New Roman"/>
+          <w:sz w:val="24"/>
+        </w:rPr>
+        <w:t xml:space="preserve"> si </w:t>
+      </w:r>
+      <w:proofErr w:type="spellStart"/>
+      <w:r>
+        <w:rPr>
+          <w:rFonts w:ascii="Times New Roman" w:hAnsi="Times New Roman" w:cs="Times New Roman"/>
+          <w:sz w:val="24"/>
+        </w:rPr>
+        <w:t>imbunatatirea</w:t>
+      </w:r>
+      <w:proofErr w:type="spellEnd"/>
+      <w:r>
+        <w:rPr>
+          <w:rFonts w:ascii="Times New Roman" w:hAnsi="Times New Roman" w:cs="Times New Roman"/>
+          <w:sz w:val="24"/>
+        </w:rPr>
+        <w:t xml:space="preserve"> </w:t>
+      </w:r>
+      <w:proofErr w:type="spellStart"/>
+      <w:r>
+        <w:rPr>
+          <w:rFonts w:ascii="Times New Roman" w:hAnsi="Times New Roman" w:cs="Times New Roman"/>
+          <w:sz w:val="24"/>
+        </w:rPr>
+        <w:t>experientei</w:t>
+      </w:r>
+      <w:proofErr w:type="spellEnd"/>
+      <w:r>
+        <w:rPr>
+          <w:rFonts w:ascii="Times New Roman" w:hAnsi="Times New Roman" w:cs="Times New Roman"/>
+          <w:sz w:val="24"/>
+        </w:rPr>
+        <w:t xml:space="preserve"> </w:t>
+      </w:r>
+      <w:proofErr w:type="spellStart"/>
+      <w:r>
+        <w:rPr>
+          <w:rFonts w:ascii="Times New Roman" w:hAnsi="Times New Roman" w:cs="Times New Roman"/>
+          <w:sz w:val="24"/>
+        </w:rPr>
+        <w:t>clientilor</w:t>
+      </w:r>
+      <w:proofErr w:type="spellEnd"/>
+      <w:r>
+        <w:rPr>
+          <w:rFonts w:ascii="Times New Roman" w:hAnsi="Times New Roman" w:cs="Times New Roman"/>
+          <w:sz w:val="24"/>
+        </w:rPr>
+        <w:t xml:space="preserve">. </w:t>
+      </w:r>
+    </w:p>
+    <w:p>
+      <w:pPr>
+        <w:spacing w:line="312" w:lineRule="auto"/>
+        <w:ind w:left="0" w:firstLine="0"/>
+        <w:rPr>
+          <w:rFonts w:ascii="Times New Roman" w:hAnsi="Times New Roman" w:cs="Times New Roman"/>
+          <w:sz w:val="24"/>
+        </w:rPr>
+      </w:pPr>
+      <w:r>
+        <w:rPr>
+          <w:rFonts w:ascii="Times New Roman" w:hAnsi="Times New Roman" w:cs="Times New Roman"/>
+          <w:sz w:val="24"/>
+        </w:rPr>
+        <w:tab/>
+        <w:t xml:space="preserve">Acest proiect poate fii considerat un dispozitiv </w:t>
+      </w:r>
+      <w:proofErr w:type="spellStart"/>
+      <w:r>
+        <w:rPr>
+          <w:rFonts w:ascii="Times New Roman" w:hAnsi="Times New Roman" w:cs="Times New Roman"/>
+          <w:sz w:val="24"/>
+        </w:rPr>
+        <w:t>IoT</w:t>
+      </w:r>
+      <w:proofErr w:type="spellEnd"/>
+      <w:r>
+        <w:rPr>
+          <w:rFonts w:ascii="Times New Roman" w:hAnsi="Times New Roman" w:cs="Times New Roman"/>
+          <w:sz w:val="24"/>
+        </w:rPr>
+        <w:t xml:space="preserve"> d</w:t>
+      </w:r>
+      <w:r>
+        <w:rPr>
+          <w:rFonts w:ascii="Times New Roman" w:hAnsi="Times New Roman" w:cs="Times New Roman"/>
+          <w:sz w:val="24"/>
+        </w:rPr>
+        <w:t xml:space="preserve">atorita </w:t>
+      </w:r>
+      <w:proofErr w:type="spellStart"/>
+      <w:r>
+        <w:rPr>
+          <w:rFonts w:ascii="Times New Roman" w:hAnsi="Times New Roman" w:cs="Times New Roman"/>
+          <w:sz w:val="24"/>
+        </w:rPr>
+        <w:t>integrarii</w:t>
+      </w:r>
+      <w:proofErr w:type="spellEnd"/>
+      <w:r>
+        <w:rPr>
+          <w:rFonts w:ascii="Times New Roman" w:hAnsi="Times New Roman" w:cs="Times New Roman"/>
+          <w:sz w:val="24"/>
+        </w:rPr>
+        <w:t xml:space="preserve"> modulului WI-FI al microcontrolerului, caracteristica ce permite controlul si monitorizarea </w:t>
+      </w:r>
+      <w:proofErr w:type="spellStart"/>
+      <w:r>
+        <w:rPr>
+          <w:rFonts w:ascii="Times New Roman" w:hAnsi="Times New Roman" w:cs="Times New Roman"/>
+          <w:sz w:val="24"/>
+        </w:rPr>
+        <w:t>sitemului</w:t>
+      </w:r>
+      <w:proofErr w:type="spellEnd"/>
+      <w:r>
+        <w:rPr>
+          <w:rFonts w:ascii="Times New Roman" w:hAnsi="Times New Roman" w:cs="Times New Roman"/>
+          <w:sz w:val="24"/>
+        </w:rPr>
+        <w:t xml:space="preserve"> de la distanta. Prin intermediul conexiunii, utilizatorul poate trimite comenzi </w:t>
+      </w:r>
+      <w:proofErr w:type="spellStart"/>
+      <w:r>
+        <w:rPr>
+          <w:rFonts w:ascii="Times New Roman" w:hAnsi="Times New Roman" w:cs="Times New Roman"/>
+          <w:sz w:val="24"/>
+        </w:rPr>
+        <w:t>catre</w:t>
+      </w:r>
+      <w:proofErr w:type="spellEnd"/>
+      <w:r>
+        <w:rPr>
+          <w:rFonts w:ascii="Times New Roman" w:hAnsi="Times New Roman" w:cs="Times New Roman"/>
+          <w:sz w:val="24"/>
+        </w:rPr>
+        <w:t xml:space="preserve"> sistem, iar acesta </w:t>
+      </w:r>
+      <w:proofErr w:type="spellStart"/>
+      <w:r>
+        <w:rPr>
+          <w:rFonts w:ascii="Times New Roman" w:hAnsi="Times New Roman" w:cs="Times New Roman"/>
+          <w:sz w:val="24"/>
+        </w:rPr>
+        <w:t>raspunde</w:t>
+      </w:r>
+      <w:proofErr w:type="spellEnd"/>
+      <w:r>
+        <w:rPr>
+          <w:rFonts w:ascii="Times New Roman" w:hAnsi="Times New Roman" w:cs="Times New Roman"/>
+          <w:sz w:val="24"/>
+        </w:rPr>
+        <w:t xml:space="preserve"> prin trimiterea de date legate de starea </w:t>
+      </w:r>
+      <w:proofErr w:type="spellStart"/>
+      <w:r>
+        <w:rPr>
+          <w:rFonts w:ascii="Times New Roman" w:hAnsi="Times New Roman" w:cs="Times New Roman"/>
+          <w:sz w:val="24"/>
+        </w:rPr>
+        <w:t>servo</w:t>
+      </w:r>
+      <w:proofErr w:type="spellEnd"/>
+      <w:r>
+        <w:rPr>
+          <w:rFonts w:ascii="Times New Roman" w:hAnsi="Times New Roman" w:cs="Times New Roman"/>
+          <w:sz w:val="24"/>
+        </w:rPr>
+        <w:t xml:space="preserve">-motoarelor. </w:t>
+      </w:r>
+    </w:p>
+    <w:p>
+      <w:pPr>
+        <w:spacing w:line="312" w:lineRule="auto"/>
+        <w:ind w:left="0" w:firstLine="0"/>
+        <w:rPr>
+          <w:rFonts w:ascii="Times New Roman" w:hAnsi="Times New Roman" w:cs="Times New Roman"/>
+          <w:sz w:val="24"/>
+        </w:rPr>
+      </w:pPr>
+      <w:r>
+        <w:rPr>
+          <w:rFonts w:ascii="Times New Roman" w:hAnsi="Times New Roman" w:cs="Times New Roman"/>
+          <w:sz w:val="24"/>
+        </w:rPr>
+        <w:tab/>
+        <w:t xml:space="preserve">Din punct de vedere software, integrarea proiectului in domeniul </w:t>
+      </w:r>
+      <w:proofErr w:type="spellStart"/>
+      <w:r>
+        <w:rPr>
+          <w:rFonts w:ascii="Times New Roman" w:hAnsi="Times New Roman" w:cs="Times New Roman"/>
+          <w:sz w:val="24"/>
+        </w:rPr>
+        <w:t>IoT</w:t>
+      </w:r>
+      <w:proofErr w:type="spellEnd"/>
+      <w:r>
+        <w:rPr>
+          <w:rFonts w:ascii="Times New Roman" w:hAnsi="Times New Roman" w:cs="Times New Roman"/>
+          <w:sz w:val="24"/>
+        </w:rPr>
+        <w:t xml:space="preserve"> necesita implementarea unei arhitecturi de tipul client-server. </w:t>
+      </w:r>
+      <w:r>
+        <w:rPr>
+          <w:rFonts w:ascii="Times New Roman" w:hAnsi="Times New Roman" w:cs="Times New Roman"/>
+          <w:sz w:val="24"/>
+        </w:rPr>
+        <w:t xml:space="preserve">Microcontrolerul poate opera fie ca si server web, fie ca si client. Datele colectate pot fii structurate in formate standardizate, precum cele JSON, </w:t>
+      </w:r>
+      <w:proofErr w:type="spellStart"/>
+      <w:r>
+        <w:rPr>
+          <w:rFonts w:ascii="Times New Roman" w:hAnsi="Times New Roman" w:cs="Times New Roman"/>
+          <w:sz w:val="24"/>
+        </w:rPr>
+        <w:t>facand</w:t>
+      </w:r>
+      <w:proofErr w:type="spellEnd"/>
+      <w:r>
+        <w:rPr>
+          <w:rFonts w:ascii="Times New Roman" w:hAnsi="Times New Roman" w:cs="Times New Roman"/>
+          <w:sz w:val="24"/>
+        </w:rPr>
+        <w:t xml:space="preserve"> astfel posibila integrarea eventuala a acestora </w:t>
+      </w:r>
+      <w:proofErr w:type="spellStart"/>
+      <w:r>
+        <w:rPr>
+          <w:rFonts w:ascii="Times New Roman" w:hAnsi="Times New Roman" w:cs="Times New Roman"/>
+          <w:sz w:val="24"/>
+        </w:rPr>
+        <w:t>intr</w:t>
+      </w:r>
+      <w:proofErr w:type="spellEnd"/>
+      <w:r>
+        <w:rPr>
+          <w:rFonts w:ascii="Times New Roman" w:hAnsi="Times New Roman" w:cs="Times New Roman"/>
+          <w:sz w:val="24"/>
+        </w:rPr>
+        <w:t xml:space="preserve">-un sistem mai complex. </w:t>
+      </w:r>
+    </w:p>
+    <w:p>
+      <w:pPr>
+        <w:spacing w:line="312" w:lineRule="auto"/>
+        <w:ind w:left="0" w:firstLine="0"/>
+        <w:rPr>
+          <w:rFonts w:ascii="Times New Roman" w:hAnsi="Times New Roman" w:cs="Times New Roman"/>
+          <w:sz w:val="24"/>
+        </w:rPr>
+      </w:pPr>
+      <w:r>
+        <w:rPr>
+          <w:rFonts w:ascii="Times New Roman" w:hAnsi="Times New Roman" w:cs="Times New Roman"/>
+          <w:sz w:val="24"/>
+        </w:rPr>
+        <w:tab/>
+      </w:r>
+      <w:proofErr w:type="spellStart"/>
+      <w:r>
+        <w:rPr>
+          <w:rFonts w:ascii="Times New Roman" w:hAnsi="Times New Roman" w:cs="Times New Roman"/>
+          <w:sz w:val="24"/>
+        </w:rPr>
+        <w:t>Desi</w:t>
+      </w:r>
+      <w:proofErr w:type="spellEnd"/>
+      <w:r>
+        <w:rPr>
+          <w:rFonts w:ascii="Times New Roman" w:hAnsi="Times New Roman" w:cs="Times New Roman"/>
+          <w:sz w:val="24"/>
+        </w:rPr>
+        <w:t xml:space="preserve"> in forma curenta proiectul nu </w:t>
+      </w:r>
+      <w:proofErr w:type="spellStart"/>
+      <w:r>
+        <w:rPr>
+          <w:rFonts w:ascii="Times New Roman" w:hAnsi="Times New Roman" w:cs="Times New Roman"/>
+          <w:sz w:val="24"/>
+        </w:rPr>
+        <w:t>automatizeaza</w:t>
+      </w:r>
+      <w:proofErr w:type="spellEnd"/>
+      <w:r>
+        <w:rPr>
+          <w:rFonts w:ascii="Times New Roman" w:hAnsi="Times New Roman" w:cs="Times New Roman"/>
+          <w:sz w:val="24"/>
+        </w:rPr>
+        <w:t xml:space="preserve"> anumite procese industriale, arhitectura permite </w:t>
+      </w:r>
+      <w:proofErr w:type="spellStart"/>
+      <w:r>
+        <w:rPr>
+          <w:rFonts w:ascii="Times New Roman" w:hAnsi="Times New Roman" w:cs="Times New Roman"/>
+          <w:sz w:val="24"/>
+        </w:rPr>
+        <w:t>totusi</w:t>
+      </w:r>
+      <w:proofErr w:type="spellEnd"/>
+      <w:r>
+        <w:rPr>
+          <w:rFonts w:ascii="Times New Roman" w:hAnsi="Times New Roman" w:cs="Times New Roman"/>
+          <w:sz w:val="24"/>
+        </w:rPr>
+        <w:t xml:space="preserve"> </w:t>
+      </w:r>
+      <w:proofErr w:type="spellStart"/>
+      <w:r>
+        <w:rPr>
+          <w:rFonts w:ascii="Times New Roman" w:hAnsi="Times New Roman" w:cs="Times New Roman"/>
+          <w:sz w:val="24"/>
+        </w:rPr>
+        <w:t>scalabilitate</w:t>
+      </w:r>
+      <w:proofErr w:type="spellEnd"/>
+      <w:r>
+        <w:rPr>
+          <w:rFonts w:ascii="Times New Roman" w:hAnsi="Times New Roman" w:cs="Times New Roman"/>
+          <w:sz w:val="24"/>
+        </w:rPr>
+        <w:t xml:space="preserve"> si dezvoltare ulterioara. Prin </w:t>
+      </w:r>
+      <w:proofErr w:type="spellStart"/>
+      <w:r>
+        <w:rPr>
+          <w:rFonts w:ascii="Times New Roman" w:hAnsi="Times New Roman" w:cs="Times New Roman"/>
+          <w:sz w:val="24"/>
+        </w:rPr>
+        <w:t>adaugarea</w:t>
+      </w:r>
+      <w:proofErr w:type="spellEnd"/>
+      <w:r>
+        <w:rPr>
+          <w:rFonts w:ascii="Times New Roman" w:hAnsi="Times New Roman" w:cs="Times New Roman"/>
+          <w:sz w:val="24"/>
+        </w:rPr>
+        <w:t xml:space="preserve"> unor </w:t>
+      </w:r>
+      <w:proofErr w:type="spellStart"/>
+      <w:r>
+        <w:rPr>
+          <w:rFonts w:ascii="Times New Roman" w:hAnsi="Times New Roman" w:cs="Times New Roman"/>
+          <w:sz w:val="24"/>
+        </w:rPr>
+        <w:t>functionalitati</w:t>
+      </w:r>
+      <w:proofErr w:type="spellEnd"/>
+      <w:r>
+        <w:rPr>
+          <w:rFonts w:ascii="Times New Roman" w:hAnsi="Times New Roman" w:cs="Times New Roman"/>
+          <w:sz w:val="24"/>
+        </w:rPr>
+        <w:t xml:space="preserve"> suplimentare si prin implementarea unor algoritmi mai </w:t>
+      </w:r>
+      <w:proofErr w:type="spellStart"/>
+      <w:r>
+        <w:rPr>
+          <w:rFonts w:ascii="Times New Roman" w:hAnsi="Times New Roman" w:cs="Times New Roman"/>
+          <w:sz w:val="24"/>
+        </w:rPr>
+        <w:t>avansati</w:t>
+      </w:r>
+      <w:proofErr w:type="spellEnd"/>
+      <w:r>
+        <w:rPr>
+          <w:rFonts w:ascii="Times New Roman" w:hAnsi="Times New Roman" w:cs="Times New Roman"/>
+          <w:sz w:val="24"/>
+        </w:rPr>
+        <w:t xml:space="preserve">, sistemul poate evolua </w:t>
+      </w:r>
+      <w:proofErr w:type="spellStart"/>
+      <w:r>
+        <w:rPr>
+          <w:rFonts w:ascii="Times New Roman" w:hAnsi="Times New Roman" w:cs="Times New Roman"/>
+          <w:sz w:val="24"/>
+        </w:rPr>
+        <w:t>intr-o</w:t>
+      </w:r>
+      <w:proofErr w:type="spellEnd"/>
+      <w:r>
+        <w:rPr>
+          <w:rFonts w:ascii="Times New Roman" w:hAnsi="Times New Roman" w:cs="Times New Roman"/>
+          <w:sz w:val="24"/>
+        </w:rPr>
+        <w:t xml:space="preserve"> platforma de </w:t>
+      </w:r>
+      <w:proofErr w:type="spellStart"/>
+      <w:r>
+        <w:rPr>
+          <w:rFonts w:ascii="Times New Roman" w:hAnsi="Times New Roman" w:cs="Times New Roman"/>
+          <w:sz w:val="24"/>
+        </w:rPr>
+        <w:t>IoT</w:t>
+      </w:r>
+      <w:proofErr w:type="spellEnd"/>
+      <w:r>
+        <w:rPr>
+          <w:rFonts w:ascii="Times New Roman" w:hAnsi="Times New Roman" w:cs="Times New Roman"/>
+          <w:sz w:val="24"/>
+        </w:rPr>
+        <w:t xml:space="preserve"> mai complexa, aplicabila in robotica </w:t>
+      </w:r>
+      <w:proofErr w:type="spellStart"/>
+      <w:r>
+        <w:rPr>
+          <w:rFonts w:ascii="Times New Roman" w:hAnsi="Times New Roman" w:cs="Times New Roman"/>
+          <w:sz w:val="24"/>
+        </w:rPr>
+        <w:t>educationala</w:t>
+      </w:r>
+      <w:proofErr w:type="spellEnd"/>
+      <w:r>
+        <w:rPr>
+          <w:rFonts w:ascii="Times New Roman" w:hAnsi="Times New Roman" w:cs="Times New Roman"/>
+          <w:sz w:val="24"/>
+        </w:rPr>
+        <w:t xml:space="preserve"> sau dezvoltarea protezelor inteligente</w:t>
+      </w:r>
+      <w:r>
+        <w:rPr>
+          <w:rFonts w:ascii="Times New Roman" w:hAnsi="Times New Roman" w:cs="Times New Roman"/>
+          <w:sz w:val="24"/>
+        </w:rPr>
+        <w:t xml:space="preserve">. </w:t>
+      </w:r>
+      <w:r>
+        <w:rPr>
+          <w:rFonts w:ascii="Times New Roman" w:hAnsi="Times New Roman" w:cs="Times New Roman"/>
+          <w:sz w:val="24"/>
+        </w:rPr>
+        <w:t xml:space="preserve"> </w:t>
+      </w:r>
+    </w:p>
+    <w:p>
+      <w:pPr>
+        <w:spacing w:line="312" w:lineRule="auto"/>
+      </w:pPr>
+    </w:p>
+    <w:p>
+      <w:pPr>
+        <w:spacing w:line="312" w:lineRule="auto"/>
+      </w:pPr>
+    </w:p>
+    <w:p>
+      <w:pPr>
+        <w:spacing w:line="312" w:lineRule="auto"/>
+      </w:pPr>
+    </w:p>
+    <w:p>
+      <w:pPr>
+        <w:spacing w:line="312" w:lineRule="auto"/>
+      </w:pPr>
+    </w:p>
+    <w:p>
+      <w:pPr>
+        <w:spacing w:line="312" w:lineRule="auto"/>
+        <w:ind w:left="0" w:firstLine="0"/>
+      </w:pPr>
+    </w:p>
+    <w:p>
+      <w:pPr>
+        <w:spacing w:line="312" w:lineRule="auto"/>
+        <w:ind w:left="0" w:firstLine="0"/>
+      </w:pPr>
+    </w:p>
+    <w:p>
+      <w:pPr>
+        <w:spacing w:line="312" w:lineRule="auto"/>
+        <w:ind w:left="0" w:firstLine="0"/>
+      </w:pPr>
+    </w:p>
+    <w:p>
+      <w:pPr>
+        <w:spacing w:line="312" w:lineRule="auto"/>
+        <w:ind w:left="0" w:firstLine="0"/>
+      </w:pPr>
+    </w:p>
+    <w:p>
+      <w:pPr>
+        <w:spacing w:line="312" w:lineRule="auto"/>
+        <w:ind w:left="0" w:firstLine="0"/>
       </w:pPr>
     </w:p>
     <w:p>
@@ -5863,7 +7419,7 @@
           <w:szCs w:val="36"/>
         </w:rPr>
       </w:pPr>
-      <w:bookmarkStart w:id="6" w:name="_Toc223434225"/>
+      <w:bookmarkStart w:id="6" w:name="_Toc223519231"/>
       <w:r>
         <w:rPr>
           <w:rFonts w:ascii="Times New Roman" w:hAnsi="Times New Roman" w:cs="Times New Roman"/>
@@ -5919,7 +7475,7 @@
           <w:szCs w:val="28"/>
         </w:rPr>
       </w:pPr>
-      <w:bookmarkStart w:id="7" w:name="_Toc223434226"/>
+      <w:bookmarkStart w:id="7" w:name="_Toc223519232"/>
       <w:r>
         <w:rPr>
           <w:rFonts w:ascii="Times New Roman" w:hAnsi="Times New Roman" w:cs="Times New Roman"/>
@@ -5996,6 +7552,561 @@
     </w:p>
     <w:p>
       <w:pPr>
+        <w:ind w:left="14" w:right="0" w:firstLine="706"/>
+        <w:rPr>
+          <w:rFonts w:ascii="Times New Roman" w:hAnsi="Times New Roman" w:cs="Times New Roman"/>
+          <w:sz w:val="24"/>
+        </w:rPr>
+      </w:pPr>
+      <w:r>
+        <w:rPr>
+          <w:rFonts w:ascii="Times New Roman" w:hAnsi="Times New Roman" w:cs="Times New Roman"/>
+          <w:sz w:val="24"/>
+        </w:rPr>
+        <w:t xml:space="preserve">In dezvoltarea sistemului de control pentru mana robotica, a fost utilizata platforma ESP32, nu doar pentru </w:t>
+      </w:r>
+      <w:proofErr w:type="spellStart"/>
+      <w:r>
+        <w:rPr>
+          <w:rFonts w:ascii="Times New Roman" w:hAnsi="Times New Roman" w:cs="Times New Roman"/>
+          <w:sz w:val="24"/>
+        </w:rPr>
+        <w:t>proprietatile</w:t>
+      </w:r>
+      <w:proofErr w:type="spellEnd"/>
+      <w:r>
+        <w:rPr>
+          <w:rFonts w:ascii="Times New Roman" w:hAnsi="Times New Roman" w:cs="Times New Roman"/>
+          <w:sz w:val="24"/>
+        </w:rPr>
+        <w:t xml:space="preserve"> hardware, ci in special pentru o flexibilitate software</w:t>
+      </w:r>
+      <w:r>
+        <w:rPr>
+          <w:rFonts w:ascii="Times New Roman" w:hAnsi="Times New Roman" w:cs="Times New Roman"/>
+          <w:sz w:val="24"/>
+        </w:rPr>
+        <w:t>.</w:t>
+      </w:r>
+      <w:r>
+        <w:rPr>
+          <w:rFonts w:ascii="Times New Roman" w:hAnsi="Times New Roman" w:cs="Times New Roman"/>
+          <w:sz w:val="24"/>
+        </w:rPr>
+        <w:t xml:space="preserve"> Aceasta platforma este capabila sa gestioneze procese concurente, </w:t>
+      </w:r>
+      <w:proofErr w:type="spellStart"/>
+      <w:r>
+        <w:rPr>
+          <w:rFonts w:ascii="Times New Roman" w:hAnsi="Times New Roman" w:cs="Times New Roman"/>
+          <w:sz w:val="24"/>
+        </w:rPr>
+        <w:t>comunicatie</w:t>
+      </w:r>
+      <w:proofErr w:type="spellEnd"/>
+      <w:r>
+        <w:rPr>
+          <w:rFonts w:ascii="Times New Roman" w:hAnsi="Times New Roman" w:cs="Times New Roman"/>
+          <w:sz w:val="24"/>
+        </w:rPr>
+        <w:t xml:space="preserve"> in </w:t>
+      </w:r>
+      <w:proofErr w:type="spellStart"/>
+      <w:r>
+        <w:rPr>
+          <w:rFonts w:ascii="Times New Roman" w:hAnsi="Times New Roman" w:cs="Times New Roman"/>
+          <w:sz w:val="24"/>
+        </w:rPr>
+        <w:t>retea</w:t>
+      </w:r>
+      <w:proofErr w:type="spellEnd"/>
+      <w:r>
+        <w:rPr>
+          <w:rFonts w:ascii="Times New Roman" w:hAnsi="Times New Roman" w:cs="Times New Roman"/>
+          <w:sz w:val="24"/>
+        </w:rPr>
+        <w:t xml:space="preserve"> si control in timp real.</w:t>
+      </w:r>
+    </w:p>
+    <w:p>
+      <w:pPr>
+        <w:ind w:left="14" w:right="0" w:firstLine="706"/>
+        <w:rPr>
+          <w:rFonts w:ascii="Times New Roman" w:hAnsi="Times New Roman" w:cs="Times New Roman"/>
+          <w:sz w:val="24"/>
+        </w:rPr>
+      </w:pPr>
+      <w:r>
+        <w:rPr>
+          <w:rFonts w:ascii="Times New Roman" w:hAnsi="Times New Roman" w:cs="Times New Roman"/>
+          <w:sz w:val="24"/>
+        </w:rPr>
+        <w:t xml:space="preserve">Microcontrolerul </w:t>
+      </w:r>
+      <w:proofErr w:type="spellStart"/>
+      <w:r>
+        <w:rPr>
+          <w:rFonts w:ascii="Times New Roman" w:hAnsi="Times New Roman" w:cs="Times New Roman"/>
+          <w:sz w:val="24"/>
+        </w:rPr>
+        <w:t>ofera</w:t>
+      </w:r>
+      <w:proofErr w:type="spellEnd"/>
+      <w:r>
+        <w:rPr>
+          <w:rFonts w:ascii="Times New Roman" w:hAnsi="Times New Roman" w:cs="Times New Roman"/>
+          <w:sz w:val="24"/>
+        </w:rPr>
+        <w:t xml:space="preserve"> suport pentru o programare in C++ si </w:t>
+      </w:r>
+      <w:proofErr w:type="spellStart"/>
+      <w:r>
+        <w:rPr>
+          <w:rFonts w:ascii="Times New Roman" w:hAnsi="Times New Roman" w:cs="Times New Roman"/>
+          <w:sz w:val="24"/>
+        </w:rPr>
+        <w:t>ruleaza</w:t>
+      </w:r>
+      <w:proofErr w:type="spellEnd"/>
+      <w:r>
+        <w:rPr>
+          <w:rFonts w:ascii="Times New Roman" w:hAnsi="Times New Roman" w:cs="Times New Roman"/>
+          <w:sz w:val="24"/>
+        </w:rPr>
+        <w:t xml:space="preserve"> un sistem de operare in timp real (</w:t>
+      </w:r>
+      <w:proofErr w:type="spellStart"/>
+      <w:r>
+        <w:rPr>
+          <w:rFonts w:ascii="Times New Roman" w:hAnsi="Times New Roman" w:cs="Times New Roman"/>
+          <w:sz w:val="24"/>
+        </w:rPr>
+        <w:t>FreeRTOS</w:t>
+      </w:r>
+      <w:proofErr w:type="spellEnd"/>
+      <w:r>
+        <w:rPr>
+          <w:rFonts w:ascii="Times New Roman" w:hAnsi="Times New Roman" w:cs="Times New Roman"/>
+          <w:sz w:val="24"/>
+        </w:rPr>
+        <w:t xml:space="preserve">), ceea ce permite dezvoltarea unei arhitecturi software bazata pe module ce poate fii scalabila. </w:t>
+      </w:r>
+      <w:r>
+        <w:rPr>
+          <w:rFonts w:ascii="Times New Roman" w:hAnsi="Times New Roman" w:cs="Times New Roman"/>
+          <w:sz w:val="24"/>
+        </w:rPr>
+        <w:t xml:space="preserve">Astfel, in cadrul acestui proiect, accentul a fost pus pe organizarea logica a sistemului, separarea </w:t>
+      </w:r>
+      <w:proofErr w:type="spellStart"/>
+      <w:r>
+        <w:rPr>
+          <w:rFonts w:ascii="Times New Roman" w:hAnsi="Times New Roman" w:cs="Times New Roman"/>
+          <w:sz w:val="24"/>
+        </w:rPr>
+        <w:t>responsabilitatilor</w:t>
+      </w:r>
+      <w:proofErr w:type="spellEnd"/>
+      <w:r>
+        <w:rPr>
+          <w:rFonts w:ascii="Times New Roman" w:hAnsi="Times New Roman" w:cs="Times New Roman"/>
+          <w:sz w:val="24"/>
+        </w:rPr>
+        <w:t xml:space="preserve"> si optimizarea </w:t>
+      </w:r>
+      <w:proofErr w:type="spellStart"/>
+      <w:r>
+        <w:rPr>
+          <w:rFonts w:ascii="Times New Roman" w:hAnsi="Times New Roman" w:cs="Times New Roman"/>
+          <w:sz w:val="24"/>
+        </w:rPr>
+        <w:t>executiei</w:t>
+      </w:r>
+      <w:proofErr w:type="spellEnd"/>
+      <w:r>
+        <w:rPr>
+          <w:rFonts w:ascii="Times New Roman" w:hAnsi="Times New Roman" w:cs="Times New Roman"/>
+          <w:sz w:val="24"/>
+        </w:rPr>
+        <w:t xml:space="preserve"> programului.</w:t>
+      </w:r>
+      <w:r>
+        <w:rPr>
+          <w:rFonts w:ascii="Times New Roman" w:hAnsi="Times New Roman" w:cs="Times New Roman"/>
+          <w:sz w:val="24"/>
+        </w:rPr>
+        <w:t xml:space="preserve"> Din punct de vedere informatic, aceasta platforma poate fi privita ca un sistem distribuit in miniatura, in care fiecare componenta software </w:t>
+      </w:r>
+      <w:proofErr w:type="spellStart"/>
+      <w:r>
+        <w:rPr>
+          <w:rFonts w:ascii="Times New Roman" w:hAnsi="Times New Roman" w:cs="Times New Roman"/>
+          <w:sz w:val="24"/>
+        </w:rPr>
+        <w:t>indeplineste</w:t>
+      </w:r>
+      <w:proofErr w:type="spellEnd"/>
+      <w:r>
+        <w:rPr>
+          <w:rFonts w:ascii="Times New Roman" w:hAnsi="Times New Roman" w:cs="Times New Roman"/>
+          <w:sz w:val="24"/>
+        </w:rPr>
+        <w:t xml:space="preserve"> un rol bine definit. </w:t>
+      </w:r>
+    </w:p>
+    <w:p>
+      <w:pPr>
+        <w:ind w:left="14" w:right="0" w:firstLine="706"/>
+        <w:rPr>
+          <w:rFonts w:ascii="Times New Roman" w:hAnsi="Times New Roman" w:cs="Times New Roman"/>
+          <w:sz w:val="24"/>
+        </w:rPr>
+      </w:pPr>
+      <w:r>
+        <w:rPr>
+          <w:rFonts w:ascii="Times New Roman" w:hAnsi="Times New Roman" w:cs="Times New Roman"/>
+          <w:sz w:val="24"/>
+        </w:rPr>
+        <w:t xml:space="preserve">Un element important al acestei platforme poate fii considerat sistemul cu doua nuclee. Acestea permit </w:t>
+      </w:r>
+      <w:proofErr w:type="spellStart"/>
+      <w:r>
+        <w:rPr>
+          <w:rFonts w:ascii="Times New Roman" w:hAnsi="Times New Roman" w:cs="Times New Roman"/>
+          <w:sz w:val="24"/>
+        </w:rPr>
+        <w:t>executia</w:t>
+      </w:r>
+      <w:proofErr w:type="spellEnd"/>
+      <w:r>
+        <w:rPr>
+          <w:rFonts w:ascii="Times New Roman" w:hAnsi="Times New Roman" w:cs="Times New Roman"/>
+          <w:sz w:val="24"/>
+        </w:rPr>
+        <w:t xml:space="preserve"> paralela a mai multor sarcini, ceea ce </w:t>
+      </w:r>
+      <w:proofErr w:type="spellStart"/>
+      <w:r>
+        <w:rPr>
+          <w:rFonts w:ascii="Times New Roman" w:hAnsi="Times New Roman" w:cs="Times New Roman"/>
+          <w:sz w:val="24"/>
+        </w:rPr>
+        <w:t>ofera</w:t>
+      </w:r>
+      <w:proofErr w:type="spellEnd"/>
+      <w:r>
+        <w:rPr>
+          <w:rFonts w:ascii="Times New Roman" w:hAnsi="Times New Roman" w:cs="Times New Roman"/>
+          <w:sz w:val="24"/>
+        </w:rPr>
+        <w:t xml:space="preserve"> posibilitatea </w:t>
+      </w:r>
+      <w:proofErr w:type="spellStart"/>
+      <w:r>
+        <w:rPr>
+          <w:rFonts w:ascii="Times New Roman" w:hAnsi="Times New Roman" w:cs="Times New Roman"/>
+          <w:sz w:val="24"/>
+        </w:rPr>
+        <w:t>implementarii</w:t>
+      </w:r>
+      <w:proofErr w:type="spellEnd"/>
+      <w:r>
+        <w:rPr>
+          <w:rFonts w:ascii="Times New Roman" w:hAnsi="Times New Roman" w:cs="Times New Roman"/>
+          <w:sz w:val="24"/>
+        </w:rPr>
+        <w:t xml:space="preserve"> unui model concurent de procesare. </w:t>
+      </w:r>
+    </w:p>
+    <w:p>
+      <w:pPr>
+        <w:ind w:left="14" w:right="0" w:firstLine="706"/>
+        <w:rPr>
+          <w:rFonts w:ascii="Times New Roman" w:hAnsi="Times New Roman" w:cs="Times New Roman"/>
+          <w:sz w:val="24"/>
+        </w:rPr>
+      </w:pPr>
+      <w:r>
+        <w:rPr>
+          <w:rFonts w:ascii="Times New Roman" w:hAnsi="Times New Roman" w:cs="Times New Roman"/>
+          <w:sz w:val="24"/>
+        </w:rPr>
+        <w:t xml:space="preserve">In cadrul sistemului dezvoltat, aceasta caracteristica a microcontrolerului poate sa fie folosita pentru separarea </w:t>
+      </w:r>
+      <w:proofErr w:type="spellStart"/>
+      <w:r>
+        <w:rPr>
+          <w:rFonts w:ascii="Times New Roman" w:hAnsi="Times New Roman" w:cs="Times New Roman"/>
+          <w:sz w:val="24"/>
+        </w:rPr>
+        <w:t>functionalitatilor</w:t>
+      </w:r>
+      <w:proofErr w:type="spellEnd"/>
+      <w:r>
+        <w:rPr>
+          <w:rFonts w:ascii="Times New Roman" w:hAnsi="Times New Roman" w:cs="Times New Roman"/>
+          <w:sz w:val="24"/>
+        </w:rPr>
+        <w:t xml:space="preserve"> in doua categorii, cate una pentru fiecare </w:t>
+      </w:r>
+      <w:proofErr w:type="spellStart"/>
+      <w:r>
+        <w:rPr>
+          <w:rFonts w:ascii="Times New Roman" w:hAnsi="Times New Roman" w:cs="Times New Roman"/>
+          <w:sz w:val="24"/>
+        </w:rPr>
+        <w:t>core</w:t>
+      </w:r>
+      <w:proofErr w:type="spellEnd"/>
+      <w:r>
+        <w:rPr>
+          <w:rFonts w:ascii="Times New Roman" w:hAnsi="Times New Roman" w:cs="Times New Roman"/>
+          <w:sz w:val="24"/>
+        </w:rPr>
+        <w:t xml:space="preserve">. Aceste categorii sunt procesele de control in timp real, ce pot reprezenta gestionarea </w:t>
+      </w:r>
+      <w:proofErr w:type="spellStart"/>
+      <w:r>
+        <w:rPr>
+          <w:rFonts w:ascii="Times New Roman" w:hAnsi="Times New Roman" w:cs="Times New Roman"/>
+          <w:sz w:val="24"/>
+        </w:rPr>
+        <w:t>pozitiei</w:t>
+      </w:r>
+      <w:proofErr w:type="spellEnd"/>
+      <w:r>
+        <w:rPr>
+          <w:rFonts w:ascii="Times New Roman" w:hAnsi="Times New Roman" w:cs="Times New Roman"/>
+          <w:sz w:val="24"/>
+        </w:rPr>
+        <w:t xml:space="preserve"> degetelor, si procesele de </w:t>
+      </w:r>
+      <w:proofErr w:type="spellStart"/>
+      <w:r>
+        <w:rPr>
+          <w:rFonts w:ascii="Times New Roman" w:hAnsi="Times New Roman" w:cs="Times New Roman"/>
+          <w:sz w:val="24"/>
+        </w:rPr>
+        <w:t>comunicatie</w:t>
+      </w:r>
+      <w:proofErr w:type="spellEnd"/>
+      <w:r>
+        <w:rPr>
+          <w:rFonts w:ascii="Times New Roman" w:hAnsi="Times New Roman" w:cs="Times New Roman"/>
+          <w:sz w:val="24"/>
+        </w:rPr>
+        <w:t xml:space="preserve"> si de </w:t>
+      </w:r>
+      <w:proofErr w:type="spellStart"/>
+      <w:r>
+        <w:rPr>
+          <w:rFonts w:ascii="Times New Roman" w:hAnsi="Times New Roman" w:cs="Times New Roman"/>
+          <w:sz w:val="24"/>
+        </w:rPr>
+        <w:t>interfata</w:t>
+      </w:r>
+      <w:proofErr w:type="spellEnd"/>
+      <w:r>
+        <w:rPr>
+          <w:rFonts w:ascii="Times New Roman" w:hAnsi="Times New Roman" w:cs="Times New Roman"/>
+          <w:sz w:val="24"/>
+        </w:rPr>
+        <w:t>, ce pot reprezenta primirea anumitor comenzi sau transmiterea de stare a sistemului.</w:t>
+      </w:r>
+      <w:r>
+        <w:rPr>
+          <w:rFonts w:ascii="Times New Roman" w:hAnsi="Times New Roman" w:cs="Times New Roman"/>
+          <w:sz w:val="24"/>
+        </w:rPr>
+        <w:t xml:space="preserve"> </w:t>
+      </w:r>
+    </w:p>
+    <w:p>
+      <w:pPr>
+        <w:ind w:left="14" w:right="0" w:firstLine="706"/>
+        <w:rPr>
+          <w:rFonts w:ascii="Times New Roman" w:hAnsi="Times New Roman" w:cs="Times New Roman"/>
+          <w:sz w:val="24"/>
+        </w:rPr>
+      </w:pPr>
+      <w:r>
+        <w:rPr>
+          <w:rFonts w:ascii="Times New Roman" w:hAnsi="Times New Roman" w:cs="Times New Roman"/>
+          <w:sz w:val="24"/>
+        </w:rPr>
+        <w:t xml:space="preserve">Prin aceasta separare a </w:t>
+      </w:r>
+      <w:proofErr w:type="spellStart"/>
+      <w:r>
+        <w:rPr>
+          <w:rFonts w:ascii="Times New Roman" w:hAnsi="Times New Roman" w:cs="Times New Roman"/>
+          <w:sz w:val="24"/>
+        </w:rPr>
+        <w:t>functionalitatilor</w:t>
+      </w:r>
+      <w:proofErr w:type="spellEnd"/>
+      <w:r>
+        <w:rPr>
+          <w:rFonts w:ascii="Times New Roman" w:hAnsi="Times New Roman" w:cs="Times New Roman"/>
+          <w:sz w:val="24"/>
+        </w:rPr>
+        <w:t xml:space="preserve">, reducem astfel riscul de blocare a sistemului nostru si permitem </w:t>
+      </w:r>
+      <w:proofErr w:type="spellStart"/>
+      <w:r>
+        <w:rPr>
+          <w:rFonts w:ascii="Times New Roman" w:hAnsi="Times New Roman" w:cs="Times New Roman"/>
+          <w:sz w:val="24"/>
+        </w:rPr>
+        <w:t>mentinerea</w:t>
+      </w:r>
+      <w:proofErr w:type="spellEnd"/>
+      <w:r>
+        <w:rPr>
+          <w:rFonts w:ascii="Times New Roman" w:hAnsi="Times New Roman" w:cs="Times New Roman"/>
+          <w:sz w:val="24"/>
+        </w:rPr>
+        <w:t xml:space="preserve"> unui </w:t>
+      </w:r>
+      <w:proofErr w:type="spellStart"/>
+      <w:r>
+        <w:rPr>
+          <w:rFonts w:ascii="Times New Roman" w:hAnsi="Times New Roman" w:cs="Times New Roman"/>
+          <w:sz w:val="24"/>
+        </w:rPr>
+        <w:t>raspuns</w:t>
+      </w:r>
+      <w:proofErr w:type="spellEnd"/>
+      <w:r>
+        <w:rPr>
+          <w:rFonts w:ascii="Times New Roman" w:hAnsi="Times New Roman" w:cs="Times New Roman"/>
+          <w:sz w:val="24"/>
+        </w:rPr>
+        <w:t xml:space="preserve"> rapid. Aceasta abordare respecta principiul </w:t>
+      </w:r>
+      <w:proofErr w:type="spellStart"/>
+      <w:r>
+        <w:rPr>
+          <w:rFonts w:ascii="Times New Roman" w:hAnsi="Times New Roman" w:cs="Times New Roman"/>
+          <w:sz w:val="24"/>
+        </w:rPr>
+        <w:t>separarii</w:t>
+      </w:r>
+      <w:proofErr w:type="spellEnd"/>
+      <w:r>
+        <w:rPr>
+          <w:rFonts w:ascii="Times New Roman" w:hAnsi="Times New Roman" w:cs="Times New Roman"/>
+          <w:sz w:val="24"/>
+        </w:rPr>
+        <w:t xml:space="preserve"> </w:t>
+      </w:r>
+      <w:proofErr w:type="spellStart"/>
+      <w:r>
+        <w:rPr>
+          <w:rFonts w:ascii="Times New Roman" w:hAnsi="Times New Roman" w:cs="Times New Roman"/>
+          <w:sz w:val="24"/>
+        </w:rPr>
+        <w:t>responsabilitatilor</w:t>
+      </w:r>
+      <w:proofErr w:type="spellEnd"/>
+      <w:r>
+        <w:rPr>
+          <w:rFonts w:ascii="Times New Roman" w:hAnsi="Times New Roman" w:cs="Times New Roman"/>
+          <w:sz w:val="24"/>
+        </w:rPr>
+        <w:t xml:space="preserve"> (</w:t>
+      </w:r>
+      <w:proofErr w:type="spellStart"/>
+      <w:r>
+        <w:rPr>
+          <w:rFonts w:ascii="Times New Roman" w:hAnsi="Times New Roman" w:cs="Times New Roman"/>
+          <w:sz w:val="24"/>
+        </w:rPr>
+        <w:t>Separation</w:t>
+      </w:r>
+      <w:proofErr w:type="spellEnd"/>
+      <w:r>
+        <w:rPr>
+          <w:rFonts w:ascii="Times New Roman" w:hAnsi="Times New Roman" w:cs="Times New Roman"/>
+          <w:sz w:val="24"/>
+        </w:rPr>
+        <w:t xml:space="preserve"> of </w:t>
+      </w:r>
+      <w:proofErr w:type="spellStart"/>
+      <w:r>
+        <w:rPr>
+          <w:rFonts w:ascii="Times New Roman" w:hAnsi="Times New Roman" w:cs="Times New Roman"/>
+          <w:sz w:val="24"/>
+        </w:rPr>
+        <w:t>Concerns</w:t>
+      </w:r>
+      <w:proofErr w:type="spellEnd"/>
+      <w:r>
+        <w:rPr>
+          <w:rStyle w:val="FootnoteReference"/>
+          <w:rFonts w:ascii="Times New Roman" w:hAnsi="Times New Roman" w:cs="Times New Roman"/>
+          <w:sz w:val="24"/>
+        </w:rPr>
+        <w:footnoteReference w:id="1"/>
+      </w:r>
+      <w:r>
+        <w:rPr>
+          <w:rFonts w:ascii="Times New Roman" w:hAnsi="Times New Roman" w:cs="Times New Roman"/>
+          <w:sz w:val="24"/>
+        </w:rPr>
+        <w:t xml:space="preserve">) si contribuie astfel la </w:t>
+      </w:r>
+      <w:proofErr w:type="spellStart"/>
+      <w:r>
+        <w:rPr>
+          <w:rFonts w:ascii="Times New Roman" w:hAnsi="Times New Roman" w:cs="Times New Roman"/>
+          <w:sz w:val="24"/>
+        </w:rPr>
+        <w:t>cresterea</w:t>
+      </w:r>
+      <w:proofErr w:type="spellEnd"/>
+      <w:r>
+        <w:rPr>
+          <w:rFonts w:ascii="Times New Roman" w:hAnsi="Times New Roman" w:cs="Times New Roman"/>
+          <w:sz w:val="24"/>
+        </w:rPr>
+        <w:t xml:space="preserve"> </w:t>
+      </w:r>
+      <w:proofErr w:type="spellStart"/>
+      <w:r>
+        <w:rPr>
+          <w:rFonts w:ascii="Times New Roman" w:hAnsi="Times New Roman" w:cs="Times New Roman"/>
+          <w:sz w:val="24"/>
+        </w:rPr>
+        <w:t>stabilitatii</w:t>
+      </w:r>
+      <w:proofErr w:type="spellEnd"/>
+      <w:r>
+        <w:rPr>
+          <w:rFonts w:ascii="Times New Roman" w:hAnsi="Times New Roman" w:cs="Times New Roman"/>
+          <w:sz w:val="24"/>
+        </w:rPr>
+        <w:t xml:space="preserve"> si </w:t>
+      </w:r>
+      <w:proofErr w:type="spellStart"/>
+      <w:r>
+        <w:rPr>
+          <w:rFonts w:ascii="Times New Roman" w:hAnsi="Times New Roman" w:cs="Times New Roman"/>
+          <w:sz w:val="24"/>
+        </w:rPr>
+        <w:t>claritatii</w:t>
+      </w:r>
+      <w:proofErr w:type="spellEnd"/>
+      <w:r>
+        <w:rPr>
+          <w:rFonts w:ascii="Times New Roman" w:hAnsi="Times New Roman" w:cs="Times New Roman"/>
+          <w:sz w:val="24"/>
+        </w:rPr>
+        <w:t xml:space="preserve"> codului. </w:t>
+      </w:r>
+    </w:p>
+    <w:p>
+      <w:pPr>
         <w:pStyle w:val="Heading2"/>
         <w:spacing w:line="312" w:lineRule="auto"/>
         <w:rPr>
@@ -6006,7 +8117,7 @@
           <w:szCs w:val="28"/>
         </w:rPr>
       </w:pPr>
-      <w:bookmarkStart w:id="8" w:name="_Toc223434227"/>
+      <w:bookmarkStart w:id="8" w:name="_Toc223519233"/>
       <w:r>
         <w:rPr>
           <w:rFonts w:ascii="Times New Roman" w:hAnsi="Times New Roman" w:cs="Times New Roman"/>
@@ -6035,9 +8146,9 @@
           <w:sz w:val="28"/>
           <w:szCs w:val="28"/>
         </w:rPr>
-        <w:t xml:space="preserve"> Programarea in C++ (</w:t>
-      </w:r>
-      <w:proofErr w:type="spellStart"/>
+        <w:t xml:space="preserve"> Programarea in C++</w:t>
+      </w:r>
+      <w:bookmarkEnd w:id="8"/>
       <w:r>
         <w:rPr>
           <w:rFonts w:ascii="Times New Roman" w:hAnsi="Times New Roman" w:cs="Times New Roman"/>
@@ -6046,132 +8157,72 @@
           <w:sz w:val="28"/>
           <w:szCs w:val="28"/>
         </w:rPr>
-        <w:t>framework</w:t>
-      </w:r>
-      <w:proofErr w:type="spellEnd"/>
-      <w:r>
-        <w:rPr>
-          <w:rFonts w:ascii="Times New Roman" w:hAnsi="Times New Roman" w:cs="Times New Roman"/>
-          <w:b/>
-          <w:bCs/>
-          <w:sz w:val="28"/>
-          <w:szCs w:val="28"/>
-        </w:rPr>
         <w:t xml:space="preserve"> </w:t>
       </w:r>
-      <w:proofErr w:type="spellStart"/>
-      <w:r>
-        <w:rPr>
-          <w:rFonts w:ascii="Times New Roman" w:hAnsi="Times New Roman" w:cs="Times New Roman"/>
-          <w:b/>
-          <w:bCs/>
-          <w:sz w:val="28"/>
-          <w:szCs w:val="28"/>
-        </w:rPr>
-        <w:t>Arduino</w:t>
-      </w:r>
-      <w:proofErr w:type="spellEnd"/>
-      <w:r>
-        <w:rPr>
-          <w:rFonts w:ascii="Times New Roman" w:hAnsi="Times New Roman" w:cs="Times New Roman"/>
-          <w:b/>
-          <w:bCs/>
-          <w:sz w:val="28"/>
-          <w:szCs w:val="28"/>
-        </w:rPr>
-        <w:t>, structura proiect, librarii)</w:t>
-      </w:r>
-      <w:bookmarkEnd w:id="8"/>
-    </w:p>
-    <w:p>
-      <w:pPr>
-        <w:spacing w:line="312" w:lineRule="auto"/>
-      </w:pPr>
-    </w:p>
-    <w:p>
-      <w:pPr>
-        <w:spacing w:line="312" w:lineRule="auto"/>
-      </w:pPr>
-    </w:p>
-    <w:p>
-      <w:pPr>
-        <w:spacing w:line="312" w:lineRule="auto"/>
-      </w:pPr>
-    </w:p>
-    <w:p>
-      <w:pPr>
-        <w:spacing w:line="312" w:lineRule="auto"/>
-      </w:pPr>
-    </w:p>
-    <w:p>
-      <w:pPr>
-        <w:spacing w:line="312" w:lineRule="auto"/>
-      </w:pPr>
-    </w:p>
-    <w:p>
-      <w:pPr>
-        <w:spacing w:line="312" w:lineRule="auto"/>
-      </w:pPr>
-    </w:p>
-    <w:p>
-      <w:pPr>
-        <w:spacing w:line="312" w:lineRule="auto"/>
-      </w:pPr>
-    </w:p>
-    <w:p>
-      <w:pPr>
-        <w:spacing w:line="312" w:lineRule="auto"/>
-      </w:pPr>
-    </w:p>
-    <w:p>
-      <w:pPr>
-        <w:spacing w:line="312" w:lineRule="auto"/>
-      </w:pPr>
-    </w:p>
-    <w:p>
-      <w:pPr>
-        <w:spacing w:line="312" w:lineRule="auto"/>
-      </w:pPr>
-    </w:p>
-    <w:p>
-      <w:pPr>
-        <w:spacing w:line="312" w:lineRule="auto"/>
-      </w:pPr>
-    </w:p>
-    <w:p>
-      <w:pPr>
-        <w:spacing w:line="312" w:lineRule="auto"/>
-      </w:pPr>
-    </w:p>
-    <w:p>
-      <w:pPr>
-        <w:spacing w:line="312" w:lineRule="auto"/>
-      </w:pPr>
-    </w:p>
-    <w:p>
-      <w:pPr>
-        <w:spacing w:line="312" w:lineRule="auto"/>
-      </w:pPr>
-    </w:p>
-    <w:p>
-      <w:pPr>
-        <w:spacing w:line="312" w:lineRule="auto"/>
-      </w:pPr>
-    </w:p>
-    <w:p>
-      <w:pPr>
-        <w:spacing w:line="312" w:lineRule="auto"/>
-      </w:pPr>
-    </w:p>
-    <w:p>
-      <w:pPr>
-        <w:spacing w:line="312" w:lineRule="auto"/>
-      </w:pPr>
-    </w:p>
-    <w:p>
-      <w:pPr>
-        <w:spacing w:line="312" w:lineRule="auto"/>
-      </w:pPr>
+    </w:p>
+    <w:p>
+      <w:pPr>
+        <w:ind w:left="14" w:right="0" w:firstLine="706"/>
+        <w:rPr>
+          <w:rFonts w:ascii="Times New Roman" w:hAnsi="Times New Roman" w:cs="Times New Roman"/>
+          <w:sz w:val="24"/>
+        </w:rPr>
+      </w:pPr>
+      <w:r>
+        <w:rPr>
+          <w:rFonts w:ascii="Times New Roman" w:hAnsi="Times New Roman" w:cs="Times New Roman"/>
+          <w:sz w:val="24"/>
+        </w:rPr>
+        <w:t xml:space="preserve">Limbajul de programare C++ a fost ales pentru dezvoltarea </w:t>
+      </w:r>
+      <w:proofErr w:type="spellStart"/>
+      <w:r>
+        <w:rPr>
+          <w:rFonts w:ascii="Times New Roman" w:hAnsi="Times New Roman" w:cs="Times New Roman"/>
+          <w:sz w:val="24"/>
+        </w:rPr>
+        <w:t>aplicatiei</w:t>
+      </w:r>
+      <w:proofErr w:type="spellEnd"/>
+      <w:r>
+        <w:rPr>
+          <w:rFonts w:ascii="Times New Roman" w:hAnsi="Times New Roman" w:cs="Times New Roman"/>
+          <w:sz w:val="24"/>
+        </w:rPr>
+        <w:t xml:space="preserve"> datorita suportului pentru programarea orientata pe obiect si eficientei majore in mediile </w:t>
+      </w:r>
+      <w:proofErr w:type="spellStart"/>
+      <w:r>
+        <w:rPr>
+          <w:rFonts w:ascii="Times New Roman" w:hAnsi="Times New Roman" w:cs="Times New Roman"/>
+          <w:sz w:val="24"/>
+        </w:rPr>
+        <w:t>embedded</w:t>
+      </w:r>
+      <w:proofErr w:type="spellEnd"/>
+      <w:r>
+        <w:rPr>
+          <w:rFonts w:ascii="Times New Roman" w:hAnsi="Times New Roman" w:cs="Times New Roman"/>
+          <w:sz w:val="24"/>
+        </w:rPr>
+        <w:t xml:space="preserve">. </w:t>
+      </w:r>
+    </w:p>
+    <w:p>
+      <w:pPr>
+        <w:ind w:left="14" w:right="0" w:firstLine="706"/>
+        <w:rPr>
+          <w:rFonts w:ascii="Times New Roman" w:hAnsi="Times New Roman" w:cs="Times New Roman"/>
+          <w:sz w:val="24"/>
+        </w:rPr>
+      </w:pPr>
+      <w:r>
+        <w:rPr>
+          <w:rFonts w:ascii="Times New Roman" w:hAnsi="Times New Roman" w:cs="Times New Roman"/>
+          <w:sz w:val="24"/>
+        </w:rPr>
+        <w:t xml:space="preserve"> </w:t>
+      </w:r>
     </w:p>
     <w:p>
       <w:pPr>
@@ -6192,7 +8243,7 @@
           <w:szCs w:val="36"/>
         </w:rPr>
       </w:pPr>
-      <w:bookmarkStart w:id="9" w:name="_Toc223434228"/>
+      <w:bookmarkStart w:id="9" w:name="_Toc223519234"/>
       <w:r>
         <w:rPr>
           <w:rFonts w:ascii="Times New Roman" w:hAnsi="Times New Roman" w:cs="Times New Roman"/>
@@ -6260,7 +8311,7 @@
           <w:szCs w:val="28"/>
         </w:rPr>
       </w:pPr>
-      <w:bookmarkStart w:id="10" w:name="_Toc223434229"/>
+      <w:bookmarkStart w:id="10" w:name="_Toc223519235"/>
       <w:r>
         <w:rPr>
           <w:rFonts w:ascii="Times New Roman" w:hAnsi="Times New Roman" w:cs="Times New Roman"/>
@@ -6415,7 +8466,7 @@
           <w:szCs w:val="28"/>
         </w:rPr>
       </w:pPr>
-      <w:bookmarkStart w:id="11" w:name="_Toc223434230"/>
+      <w:bookmarkStart w:id="11" w:name="_Toc223519236"/>
       <w:r>
         <w:rPr>
           <w:rFonts w:ascii="Times New Roman" w:hAnsi="Times New Roman" w:cs="Times New Roman"/>
@@ -6482,7 +8533,7 @@
           <w:szCs w:val="28"/>
         </w:rPr>
       </w:pPr>
-      <w:bookmarkStart w:id="12" w:name="_Toc223434231"/>
+      <w:bookmarkStart w:id="12" w:name="_Toc223519237"/>
       <w:r>
         <w:rPr>
           <w:rFonts w:ascii="Times New Roman" w:hAnsi="Times New Roman" w:cs="Times New Roman"/>
@@ -6618,7 +8669,7 @@
           <w:szCs w:val="36"/>
         </w:rPr>
       </w:pPr>
-      <w:bookmarkStart w:id="13" w:name="_Toc223434232"/>
+      <w:bookmarkStart w:id="13" w:name="_Toc223519238"/>
       <w:r>
         <w:rPr>
           <w:rFonts w:ascii="Times New Roman" w:hAnsi="Times New Roman" w:cs="Times New Roman"/>
@@ -6654,7 +8705,7 @@
           <w:szCs w:val="28"/>
         </w:rPr>
       </w:pPr>
-      <w:bookmarkStart w:id="14" w:name="_Toc223434233"/>
+      <w:bookmarkStart w:id="14" w:name="_Toc223519239"/>
       <w:r>
         <w:rPr>
           <w:rFonts w:ascii="Times New Roman" w:hAnsi="Times New Roman" w:cs="Times New Roman"/>
@@ -6711,7 +8762,7 @@
           <w:szCs w:val="28"/>
         </w:rPr>
       </w:pPr>
-      <w:bookmarkStart w:id="15" w:name="_Toc223434234"/>
+      <w:bookmarkStart w:id="15" w:name="_Toc223519240"/>
       <w:r>
         <w:rPr>
           <w:rFonts w:ascii="Times New Roman" w:hAnsi="Times New Roman" w:cs="Times New Roman"/>
@@ -6768,7 +8819,7 @@
           <w:szCs w:val="28"/>
         </w:rPr>
       </w:pPr>
-      <w:bookmarkStart w:id="16" w:name="_Toc223434235"/>
+      <w:bookmarkStart w:id="16" w:name="_Toc223519241"/>
       <w:r>
         <w:rPr>
           <w:rFonts w:ascii="Times New Roman" w:hAnsi="Times New Roman" w:cs="Times New Roman"/>
@@ -6825,7 +8876,7 @@
           <w:szCs w:val="28"/>
         </w:rPr>
       </w:pPr>
-      <w:bookmarkStart w:id="17" w:name="_Toc223434236"/>
+      <w:bookmarkStart w:id="17" w:name="_Toc223519242"/>
       <w:r>
         <w:rPr>
           <w:rFonts w:ascii="Times New Roman" w:hAnsi="Times New Roman" w:cs="Times New Roman"/>
@@ -6937,7 +8988,7 @@
           <w:szCs w:val="36"/>
         </w:rPr>
       </w:pPr>
-      <w:bookmarkStart w:id="18" w:name="_Toc223434237"/>
+      <w:bookmarkStart w:id="18" w:name="_Toc223519243"/>
       <w:r>
         <w:rPr>
           <w:rFonts w:ascii="Times New Roman" w:hAnsi="Times New Roman" w:cs="Times New Roman"/>
@@ -6983,7 +9034,7 @@
           <w:szCs w:val="28"/>
         </w:rPr>
       </w:pPr>
-      <w:bookmarkStart w:id="19" w:name="_Toc223434238"/>
+      <w:bookmarkStart w:id="19" w:name="_Toc223519244"/>
       <w:r>
         <w:rPr>
           <w:rFonts w:ascii="Times New Roman" w:hAnsi="Times New Roman" w:cs="Times New Roman"/>
@@ -7028,7 +9079,7 @@
           <w:szCs w:val="28"/>
         </w:rPr>
       </w:pPr>
-      <w:bookmarkStart w:id="20" w:name="_Toc223434239"/>
+      <w:bookmarkStart w:id="20" w:name="_Toc223519245"/>
       <w:r>
         <w:rPr>
           <w:rFonts w:ascii="Times New Roman" w:hAnsi="Times New Roman" w:cs="Times New Roman"/>
@@ -7063,7 +9114,7 @@
           <w:szCs w:val="28"/>
         </w:rPr>
       </w:pPr>
-      <w:bookmarkStart w:id="21" w:name="_Toc223434240"/>
+      <w:bookmarkStart w:id="21" w:name="_Toc223519246"/>
       <w:r>
         <w:rPr>
           <w:rFonts w:ascii="Times New Roman" w:hAnsi="Times New Roman" w:cs="Times New Roman"/>
@@ -7099,7 +9150,7 @@
           <w:lang w:val="en-US"/>
         </w:rPr>
       </w:pPr>
-      <w:bookmarkStart w:id="22" w:name="_Toc223434241"/>
+      <w:bookmarkStart w:id="22" w:name="_Toc223519247"/>
       <w:r>
         <w:rPr>
           <w:rFonts w:ascii="Times New Roman" w:hAnsi="Times New Roman" w:cs="Times New Roman"/>
@@ -7208,7 +9259,7 @@
           <w:szCs w:val="28"/>
         </w:rPr>
       </w:pPr>
-      <w:bookmarkStart w:id="23" w:name="_Toc223434242"/>
+      <w:bookmarkStart w:id="23" w:name="_Toc223519248"/>
       <w:r>
         <w:rPr>
           <w:rFonts w:ascii="Times New Roman" w:hAnsi="Times New Roman" w:cs="Times New Roman"/>
@@ -7522,7 +9573,7 @@
           <w:szCs w:val="36"/>
         </w:rPr>
       </w:pPr>
-      <w:bookmarkStart w:id="24" w:name="_Toc223434243"/>
+      <w:bookmarkStart w:id="24" w:name="_Toc223519249"/>
       <w:proofErr w:type="spellStart"/>
       <w:r>
         <w:rPr>
@@ -7594,7 +9645,7 @@
           <w:szCs w:val="28"/>
         </w:rPr>
       </w:pPr>
-      <w:bookmarkStart w:id="25" w:name="_Toc223434244"/>
+      <w:bookmarkStart w:id="25" w:name="_Toc223519250"/>
       <w:r>
         <w:rPr>
           <w:rFonts w:ascii="Times New Roman" w:hAnsi="Times New Roman" w:cs="Times New Roman"/>
@@ -7629,7 +9680,7 @@
           <w:szCs w:val="28"/>
         </w:rPr>
       </w:pPr>
-      <w:bookmarkStart w:id="26" w:name="_Toc223434245"/>
+      <w:bookmarkStart w:id="26" w:name="_Toc223519251"/>
       <w:r>
         <w:rPr>
           <w:rFonts w:ascii="Times New Roman" w:hAnsi="Times New Roman" w:cs="Times New Roman"/>
@@ -7788,6 +9839,12 @@
         <w:rPr>
           <w:lang w:val="en-US"/>
         </w:rPr>
+      </w:pPr>
+    </w:p>
+    <w:p>
+      <w:pPr>
+        <w:spacing w:line="312" w:lineRule="auto"/>
+        <w:ind w:left="0" w:firstLine="0"/>
       </w:pPr>
     </w:p>
     <w:p>
@@ -7809,7 +9866,7 @@
           <w:szCs w:val="36"/>
         </w:rPr>
       </w:pPr>
-      <w:bookmarkStart w:id="27" w:name="_Toc223434246"/>
+      <w:bookmarkStart w:id="27" w:name="_Toc223519252"/>
       <w:r>
         <w:rPr>
           <w:rFonts w:ascii="Times New Roman" w:hAnsi="Times New Roman" w:cs="Times New Roman"/>
@@ -7818,14 +9875,10 @@
           <w:sz w:val="36"/>
           <w:szCs w:val="36"/>
         </w:rPr>
+        <w:lastRenderedPageBreak/>
         <w:t>Concluzii</w:t>
       </w:r>
       <w:bookmarkEnd w:id="27"/>
-    </w:p>
-    <w:p>
-      <w:pPr>
-        <w:spacing w:line="312" w:lineRule="auto"/>
-      </w:pPr>
     </w:p>
     <w:p>
       <w:pPr>
@@ -7938,7 +9991,7 @@
         <w:spacing w:after="311" w:line="312" w:lineRule="auto"/>
         <w:ind w:left="-5"/>
       </w:pPr>
-      <w:bookmarkStart w:id="28" w:name="_Toc223434247"/>
+      <w:bookmarkStart w:id="28" w:name="_Toc223519253"/>
       <w:r>
         <w:rPr>
           <w:rFonts w:ascii="Times New Roman" w:hAnsi="Times New Roman" w:cs="Times New Roman"/>
@@ -8180,25 +10233,7 @@
         </w:r>
       </w:hyperlink>
       <w:r>
-        <w:t>, (</w:t>
-      </w:r>
-      <w:r>
-        <w:t xml:space="preserve">data accesării: </w:t>
-      </w:r>
-      <w:r>
-        <w:t>03</w:t>
-      </w:r>
-      <w:r>
-        <w:t>.0</w:t>
-      </w:r>
-      <w:r>
-        <w:t>3</w:t>
-      </w:r>
-      <w:r>
-        <w:t>.2026</w:t>
-      </w:r>
-      <w:r>
-        <w:t>)</w:t>
+        <w:t>, (data accesării: 03.03.2026)</w:t>
       </w:r>
     </w:p>
     <w:p>
@@ -8322,13 +10357,7 @@
         </w:r>
       </w:hyperlink>
       <w:r>
-        <w:t>, (</w:t>
-      </w:r>
-      <w:r>
-        <w:t>data accesării: 03.03.2026</w:t>
-      </w:r>
-      <w:r>
-        <w:t>)</w:t>
+        <w:t>, (data accesării: 03.03.2026)</w:t>
       </w:r>
       <w:bookmarkEnd w:id="29"/>
     </w:p>
@@ -8448,10 +10477,7 @@
         </w:r>
       </w:hyperlink>
       <w:r>
-        <w:t xml:space="preserve">, </w:t>
-      </w:r>
-      <w:r>
-        <w:t>(data accesării: 03.03.2026)</w:t>
+        <w:t>, (data accesării: 03.03.2026)</w:t>
       </w:r>
       <w:bookmarkEnd w:id="30"/>
     </w:p>
@@ -8576,10 +10602,7 @@
         </w:r>
       </w:hyperlink>
       <w:r>
-        <w:t xml:space="preserve">, </w:t>
-      </w:r>
-      <w:r>
-        <w:t>(data accesării: 03.03.2026)</w:t>
+        <w:t>, (data accesării: 03.03.2026)</w:t>
       </w:r>
       <w:bookmarkEnd w:id="31"/>
     </w:p>
@@ -8707,16 +10730,7 @@
         </w:r>
       </w:hyperlink>
       <w:r>
-        <w:t xml:space="preserve">, </w:t>
-      </w:r>
-      <w:r>
-        <w:t>(data accesării: 0</w:t>
-      </w:r>
-      <w:r>
-        <w:t>4</w:t>
-      </w:r>
-      <w:r>
-        <w:t>.03.2026)</w:t>
+        <w:t>, (data accesării: 04.03.2026)</w:t>
       </w:r>
       <w:bookmarkEnd w:id="32"/>
     </w:p>
@@ -8870,13 +10884,7 @@
         <w:t>, (</w:t>
       </w:r>
       <w:r>
-        <w:t>data accesării: 0</w:t>
-      </w:r>
-      <w:r>
-        <w:t>5</w:t>
-      </w:r>
-      <w:r>
-        <w:t>.03.2026</w:t>
+        <w:t>data accesării: 05.03.2026</w:t>
       </w:r>
       <w:r>
         <w:rPr>
@@ -8893,36 +10901,6 @@
         <w:rPr>
           <w:lang w:val="en-US"/>
         </w:rPr>
-      </w:pPr>
-    </w:p>
-    <w:p>
-      <w:pPr>
-        <w:spacing w:line="312" w:lineRule="auto"/>
-      </w:pPr>
-    </w:p>
-    <w:p>
-      <w:pPr>
-        <w:spacing w:line="312" w:lineRule="auto"/>
-      </w:pPr>
-    </w:p>
-    <w:p>
-      <w:pPr>
-        <w:spacing w:line="312" w:lineRule="auto"/>
-      </w:pPr>
-    </w:p>
-    <w:p>
-      <w:pPr>
-        <w:spacing w:line="312" w:lineRule="auto"/>
-      </w:pPr>
-    </w:p>
-    <w:p>
-      <w:pPr>
-        <w:spacing w:line="312" w:lineRule="auto"/>
-      </w:pPr>
-    </w:p>
-    <w:p>
-      <w:pPr>
-        <w:spacing w:line="312" w:lineRule="auto"/>
       </w:pPr>
     </w:p>
     <w:p>
@@ -8952,7 +10930,7 @@
         <w:spacing w:after="311" w:line="312" w:lineRule="auto"/>
         <w:ind w:left="-5"/>
       </w:pPr>
-      <w:bookmarkStart w:id="35" w:name="_Toc223434248"/>
+      <w:bookmarkStart w:id="35" w:name="_Toc223519254"/>
       <w:r>
         <w:rPr>
           <w:rFonts w:ascii="Times New Roman" w:hAnsi="Times New Roman" w:cs="Times New Roman"/>
@@ -8961,6 +10939,7 @@
           <w:sz w:val="36"/>
           <w:szCs w:val="36"/>
         </w:rPr>
+        <w:lastRenderedPageBreak/>
         <w:t>Anexe</w:t>
       </w:r>
       <w:bookmarkEnd w:id="35"/>
@@ -8996,8 +10975,11 @@
       </w:pPr>
     </w:p>
     <w:sectPr>
+      <w:headerReference w:type="default" r:id="rId20"/>
+      <w:footerReference w:type="default" r:id="rId21"/>
       <w:pgSz w:w="11906" w:h="16838" w:code="9"/>
       <w:pgMar w:top="1152" w:right="1152" w:bottom="1152" w:left="1440" w:header="43" w:footer="720" w:gutter="0"/>
+      <w:pgNumType w:start="1"/>
       <w:cols w:space="720"/>
       <w:docGrid w:linePitch="360"/>
     </w:sectPr>
@@ -9182,6 +11164,103 @@
     <w:r>
       <w:rPr>
         <w:rFonts w:ascii="Arial" w:eastAsia="Arial" w:hAnsi="Arial" w:cs="Arial"/>
+        <w:color w:val="244061"/>
+      </w:rPr>
+      <w:tab/>
+    </w:r>
+  </w:p>
+</w:ftr>
+</file>
+
+<file path=word/footer2.xml><?xml version="1.0" encoding="utf-8"?>
+<w:ftr xmlns:wpc="http://schemas.microsoft.com/office/word/2010/wordprocessingCanvas" xmlns:cx="http://schemas.microsoft.com/office/drawing/2014/chartex" xmlns:cx1="http://schemas.microsoft.com/office/drawing/2015/9/8/chartex" xmlns:cx2="http://schemas.microsoft.com/office/drawing/2015/10/21/chartex" xmlns:cx3="http://schemas.microsoft.com/office/drawing/2016/5/9/chartex" xmlns:cx4="http://schemas.microsoft.com/office/drawing/2016/5/10/chartex" xmlns:cx5="http://schemas.microsoft.com/office/drawing/2016/5/11/chartex" xmlns:cx6="http://schemas.microsoft.com/office/drawing/2016/5/12/chartex" xmlns:cx7="http://schemas.microsoft.com/office/drawing/2016/5/13/chartex" xmlns:cx8="http://schemas.microsoft.com/office/drawing/2016/5/14/chartex" xmlns:mc="http://schemas.openxmlformats.org/markup-compatibility/2006" xmlns:aink="http://schemas.microsoft.com/office/drawing/2016/ink" xmlns:am3d="http://schemas.microsoft.com/office/drawing/2017/model3d" xmlns:o="urn:schemas-microsoft-com:office:office" xmlns:oel="http://schemas.microsoft.com/office/2019/extlst" xmlns:r="http://schemas.openxmlformats.org/officeDocument/2006/relationships" xmlns:m="http://schemas.openxmlformats.org/officeDocument/2006/math" xmlns:v="urn:schemas-microsoft-com:vml" xmlns:wp14="http://schemas.microsoft.com/office/word/2010/wordprocessingDrawing" xmlns:wp="http://schemas.openxmlformats.org/drawingml/2006/wordprocessingDrawing" xmlns:w10="urn:schemas-microsoft-com:office:word" xmlns:w="http://schemas.openxmlformats.org/wordprocessingml/2006/main" xmlns:w14="http://schemas.microsoft.com/office/word/2010/wordml" xmlns:w15="http://schemas.microsoft.com/office/word/2012/wordml" xmlns:w16cex="http://schemas.microsoft.com/office/word/2018/wordml/cex" xmlns:w16cid="http://schemas.microsoft.com/office/word/2016/wordml/cid" xmlns:w16="http://schemas.microsoft.com/office/word/2018/wordml" xmlns:w16du="http://schemas.microsoft.com/office/word/2023/wordml/word16du" xmlns:w16sdtdh="http://schemas.microsoft.com/office/word/2020/wordml/sdtdatahash" xmlns:w16sdtfl="http://schemas.microsoft.com/office/word/2024/wordml/sdtformatlock" xmlns:w16se="http://schemas.microsoft.com/office/word/2015/wordml/symex" xmlns:wpg="http://schemas.microsoft.com/office/word/2010/wordprocessingGroup" xmlns:wpi="http://schemas.microsoft.com/office/word/2010/wordprocessingInk" xmlns:wne="http://schemas.microsoft.com/office/word/2006/wordml" xmlns:wps="http://schemas.microsoft.com/office/word/2010/wordprocessingShape" mc:Ignorable="w14 w15 w16se w16cid w16 w16cex w16sdtdh w16sdtfl w16du wp14">
+  <w:p>
+    <w:pPr>
+      <w:pStyle w:val="Footer"/>
+      <w:rPr>
+        <w:rFonts w:ascii="Arial" w:eastAsia="Arial" w:hAnsi="Arial" w:cs="Arial"/>
+        <w:color w:val="17365D"/>
+      </w:rPr>
+    </w:pPr>
+  </w:p>
+  <w:p>
+    <w:pPr>
+      <w:pStyle w:val="Footer"/>
+      <w:rPr>
+        <w:rFonts w:ascii="Arial" w:eastAsia="Arial" w:hAnsi="Arial" w:cs="Arial"/>
+        <w:color w:val="244061"/>
+      </w:rPr>
+    </w:pPr>
+    <w:r>
+      <w:rPr>
+        <w:rFonts w:ascii="Arial" w:eastAsia="Arial" w:hAnsi="Arial" w:cs="Arial"/>
+        <w:color w:val="17365D"/>
+      </w:rPr>
+      <w:t xml:space="preserve">Str. Ion </w:t>
+    </w:r>
+    <w:proofErr w:type="spellStart"/>
+    <w:r>
+      <w:rPr>
+        <w:rFonts w:ascii="Arial" w:eastAsia="Arial" w:hAnsi="Arial" w:cs="Arial"/>
+        <w:color w:val="17365D"/>
+      </w:rPr>
+      <w:t>Raţiu</w:t>
+    </w:r>
+    <w:proofErr w:type="spellEnd"/>
+    <w:r>
+      <w:rPr>
+        <w:rFonts w:ascii="Arial" w:eastAsia="Arial" w:hAnsi="Arial" w:cs="Arial"/>
+        <w:color w:val="17365D"/>
+      </w:rPr>
+      <w:t xml:space="preserve"> Nr. 5-7</w:t>
+    </w:r>
+    <w:r>
+      <w:rPr>
+        <w:rFonts w:ascii="Arial" w:eastAsia="Arial" w:hAnsi="Arial" w:cs="Arial"/>
+        <w:color w:val="17365D"/>
+      </w:rPr>
+      <w:tab/>
+    </w:r>
+    <w:r>
+      <w:rPr>
+        <w:rFonts w:ascii="Arial" w:eastAsia="Arial" w:hAnsi="Arial" w:cs="Arial"/>
+        <w:color w:val="17365D"/>
+      </w:rPr>
+      <w:tab/>
+    </w:r>
+    <w:r>
+      <w:rPr>
+        <w:rFonts w:ascii="Arial" w:eastAsia="Arial" w:hAnsi="Arial" w:cs="Arial"/>
+        <w:color w:val="0B2F63"/>
+      </w:rPr>
+      <w:t xml:space="preserve">Tel.: +40 269 </w:t>
+    </w:r>
+    <w:r>
+      <w:rPr>
+        <w:rFonts w:ascii="Arial" w:eastAsia="Arial" w:hAnsi="Arial" w:cs="Arial"/>
+        <w:color w:val="244061"/>
+      </w:rPr>
+      <w:t>21.66.42</w:t>
+    </w:r>
+  </w:p>
+  <w:p>
+    <w:pPr>
+      <w:pStyle w:val="Footer"/>
+      <w:rPr>
+        <w:rFonts w:ascii="Arial" w:eastAsia="Arial" w:hAnsi="Arial" w:cs="Arial"/>
+        <w:color w:val="17365D"/>
+      </w:rPr>
+    </w:pPr>
+    <w:r>
+      <w:rPr>
+        <w:rFonts w:ascii="Arial" w:eastAsia="Arial" w:hAnsi="Arial" w:cs="Arial"/>
+        <w:color w:val="17365D"/>
+      </w:rPr>
+      <w:t>550012, Sibiu, România</w:t>
+    </w:r>
+    <w:r>
+      <w:rPr>
+        <w:rFonts w:ascii="Arial" w:eastAsia="Arial" w:hAnsi="Arial" w:cs="Arial"/>
         <w:color w:val="0B2F63"/>
       </w:rPr>
       <w:tab/>
@@ -9191,19 +11270,82 @@
         <w:rFonts w:ascii="Arial" w:eastAsia="Arial" w:hAnsi="Arial" w:cs="Arial"/>
         <w:color w:val="0B2F63"/>
       </w:rPr>
-      <w:fldChar w:fldCharType="begin"/>
+      <w:tab/>
+      <w:t>Fax: +40 269 21.66.17</w:t>
+    </w:r>
+  </w:p>
+  <w:p>
+    <w:pPr>
+      <w:pStyle w:val="Footer"/>
+      <w:rPr>
+        <w:rFonts w:ascii="Arial" w:eastAsia="Arial" w:hAnsi="Arial" w:cs="Arial"/>
+        <w:color w:val="0B2F63"/>
+      </w:rPr>
+    </w:pPr>
+    <w:r>
+      <w:rPr>
+        <w:rFonts w:ascii="Arial" w:eastAsia="Arial" w:hAnsi="Arial" w:cs="Arial"/>
+        <w:b/>
+        <w:color w:val="17365D"/>
+      </w:rPr>
+      <w:t>stiinte.ulbsibiu.ro</w:t>
+    </w:r>
+    <w:r>
+      <w:tab/>
+    </w:r>
+    <w:r>
+      <w:tab/>
     </w:r>
     <w:r>
       <w:rPr>
         <w:rFonts w:ascii="Arial" w:eastAsia="Arial" w:hAnsi="Arial" w:cs="Arial"/>
         <w:color w:val="0B2F63"/>
       </w:rPr>
+      <w:t xml:space="preserve">E-mail: </w:t>
+    </w:r>
+    <w:hyperlink r:id="rId1" w:history="1">
+      <w:r>
+        <w:rPr>
+          <w:rStyle w:val="Hyperlink"/>
+          <w:rFonts w:ascii="Arial" w:eastAsia="Arial" w:hAnsi="Arial" w:cs="Arial"/>
+        </w:rPr>
+        <w:t>stiinte@ulbsibiu.ro</w:t>
+      </w:r>
+    </w:hyperlink>
+  </w:p>
+  <w:p>
+    <w:pPr>
+      <w:pStyle w:val="Footer"/>
+      <w:rPr>
+        <w:rFonts w:ascii="Arial" w:eastAsia="Arial" w:hAnsi="Arial" w:cs="Arial"/>
+        <w:color w:val="244061"/>
+      </w:rPr>
+    </w:pPr>
+    <w:r>
+      <w:rPr>
+        <w:rFonts w:ascii="Arial" w:eastAsia="Arial" w:hAnsi="Arial" w:cs="Arial"/>
+        <w:color w:val="244061"/>
+      </w:rPr>
+      <w:tab/>
+    </w:r>
+    <w:r>
+      <w:rPr>
+        <w:rFonts w:ascii="Arial" w:eastAsia="Arial" w:hAnsi="Arial" w:cs="Arial"/>
+        <w:color w:val="244061"/>
+      </w:rPr>
+      <w:fldChar w:fldCharType="begin"/>
+    </w:r>
+    <w:r>
+      <w:rPr>
+        <w:rFonts w:ascii="Arial" w:eastAsia="Arial" w:hAnsi="Arial" w:cs="Arial"/>
+        <w:color w:val="244061"/>
+      </w:rPr>
       <w:instrText xml:space="preserve"> PAGE   \* MERGEFORMAT </w:instrText>
     </w:r>
     <w:r>
       <w:rPr>
         <w:rFonts w:ascii="Arial" w:eastAsia="Arial" w:hAnsi="Arial" w:cs="Arial"/>
-        <w:color w:val="0B2F63"/>
+        <w:color w:val="244061"/>
       </w:rPr>
       <w:fldChar w:fldCharType="separate"/>
     </w:r>
@@ -9211,7 +11353,7 @@
       <w:rPr>
         <w:rFonts w:ascii="Arial" w:eastAsia="Arial" w:hAnsi="Arial" w:cs="Arial"/>
         <w:noProof/>
-        <w:color w:val="0B2F63"/>
+        <w:color w:val="244061"/>
       </w:rPr>
       <w:t>1</w:t>
     </w:r>
@@ -9219,7 +11361,7 @@
       <w:rPr>
         <w:rFonts w:ascii="Arial" w:eastAsia="Arial" w:hAnsi="Arial" w:cs="Arial"/>
         <w:noProof/>
-        <w:color w:val="0B2F63"/>
+        <w:color w:val="244061"/>
       </w:rPr>
       <w:fldChar w:fldCharType="end"/>
     </w:r>
@@ -9247,6 +11389,145 @@
       <w:r>
         <w:continuationSeparator/>
       </w:r>
+    </w:p>
+  </w:footnote>
+  <w:footnote w:id="1">
+    <w:p>
+      <w:pPr>
+        <w:pStyle w:val="FootnoteText"/>
+        <w:rPr>
+          <w:lang w:val="en-US"/>
+        </w:rPr>
+      </w:pPr>
+      <w:r>
+        <w:rPr>
+          <w:rStyle w:val="FootnoteReference"/>
+        </w:rPr>
+        <w:footnoteRef/>
+      </w:r>
+      <w:r>
+        <w:t xml:space="preserve"> </w:t>
+      </w:r>
+      <w:proofErr w:type="spellStart"/>
+      <w:r>
+        <w:rPr>
+          <w:lang w:val="en-US"/>
+        </w:rPr>
+        <w:t>Impartirea</w:t>
+      </w:r>
+      <w:proofErr w:type="spellEnd"/>
+      <w:r>
+        <w:rPr>
+          <w:lang w:val="en-US"/>
+        </w:rPr>
+        <w:t xml:space="preserve"> </w:t>
+      </w:r>
+      <w:proofErr w:type="spellStart"/>
+      <w:r>
+        <w:rPr>
+          <w:lang w:val="en-US"/>
+        </w:rPr>
+        <w:t>sistemului</w:t>
+      </w:r>
+      <w:proofErr w:type="spellEnd"/>
+      <w:r>
+        <w:rPr>
+          <w:lang w:val="en-US"/>
+        </w:rPr>
+        <w:t xml:space="preserve"> embedded in </w:t>
+      </w:r>
+      <w:proofErr w:type="spellStart"/>
+      <w:r>
+        <w:rPr>
+          <w:lang w:val="en-US"/>
+        </w:rPr>
+        <w:t>componente</w:t>
+      </w:r>
+      <w:proofErr w:type="spellEnd"/>
+      <w:r>
+        <w:rPr>
+          <w:lang w:val="en-US"/>
+        </w:rPr>
+        <w:t xml:space="preserve"> </w:t>
+      </w:r>
+      <w:proofErr w:type="spellStart"/>
+      <w:r>
+        <w:rPr>
+          <w:lang w:val="en-US"/>
+        </w:rPr>
+        <w:t>clar</w:t>
+      </w:r>
+      <w:proofErr w:type="spellEnd"/>
+      <w:r>
+        <w:rPr>
+          <w:lang w:val="en-US"/>
+        </w:rPr>
+        <w:t xml:space="preserve"> delimitate, </w:t>
+      </w:r>
+      <w:proofErr w:type="spellStart"/>
+      <w:r>
+        <w:rPr>
+          <w:lang w:val="en-US"/>
+        </w:rPr>
+        <w:t>fiecare</w:t>
+      </w:r>
+      <w:proofErr w:type="spellEnd"/>
+      <w:r>
+        <w:rPr>
+          <w:lang w:val="en-US"/>
+        </w:rPr>
+        <w:t xml:space="preserve"> </w:t>
+      </w:r>
+      <w:proofErr w:type="spellStart"/>
+      <w:r>
+        <w:rPr>
+          <w:lang w:val="en-US"/>
+        </w:rPr>
+        <w:t>responsabila</w:t>
+      </w:r>
+      <w:proofErr w:type="spellEnd"/>
+      <w:r>
+        <w:rPr>
+          <w:lang w:val="en-US"/>
+        </w:rPr>
+        <w:t xml:space="preserve"> </w:t>
+      </w:r>
+      <w:proofErr w:type="spellStart"/>
+      <w:r>
+        <w:rPr>
+          <w:lang w:val="en-US"/>
+        </w:rPr>
+        <w:t>pentru</w:t>
+      </w:r>
+      <w:proofErr w:type="spellEnd"/>
+      <w:r>
+        <w:rPr>
+          <w:lang w:val="en-US"/>
+        </w:rPr>
+        <w:t xml:space="preserve"> o </w:t>
+      </w:r>
+      <w:proofErr w:type="spellStart"/>
+      <w:r>
+        <w:rPr>
+          <w:lang w:val="en-US"/>
+        </w:rPr>
+        <w:t>singura</w:t>
+      </w:r>
+      <w:proofErr w:type="spellEnd"/>
+      <w:r>
+        <w:rPr>
+          <w:lang w:val="en-US"/>
+        </w:rPr>
+        <w:t xml:space="preserve"> </w:t>
+      </w:r>
+      <w:proofErr w:type="spellStart"/>
+      <w:r>
+        <w:rPr>
+          <w:lang w:val="en-US"/>
+        </w:rPr>
+        <w:t>functionalitate</w:t>
+      </w:r>
+      <w:proofErr w:type="spellEnd"/>
     </w:p>
   </w:footnote>
 </w:footnotes>
@@ -9275,7 +11556,7 @@
           <wp:extent cx="2104644" cy="627888"/>
           <wp:effectExtent l="0" t="0" r="0" b="1270"/>
           <wp:wrapSquare wrapText="bothSides"/>
-          <wp:docPr id="1094556706" name="Picture 1094556706"/>
+          <wp:docPr id="1983159152" name="Picture 1983159152"/>
           <wp:cNvGraphicFramePr/>
           <a:graphic xmlns:a="http://schemas.openxmlformats.org/drawingml/2006/main">
             <a:graphicData uri="http://schemas.openxmlformats.org/drawingml/2006/picture">
@@ -9469,6 +11750,207 @@
 </w:hdr>
 </file>
 
+<file path=word/header2.xml><?xml version="1.0" encoding="utf-8"?>
+<w:hdr xmlns:wpc="http://schemas.microsoft.com/office/word/2010/wordprocessingCanvas" xmlns:cx="http://schemas.microsoft.com/office/drawing/2014/chartex" xmlns:cx1="http://schemas.microsoft.com/office/drawing/2015/9/8/chartex" xmlns:cx2="http://schemas.microsoft.com/office/drawing/2015/10/21/chartex" xmlns:cx3="http://schemas.microsoft.com/office/drawing/2016/5/9/chartex" xmlns:cx4="http://schemas.microsoft.com/office/drawing/2016/5/10/chartex" xmlns:cx5="http://schemas.microsoft.com/office/drawing/2016/5/11/chartex" xmlns:cx6="http://schemas.microsoft.com/office/drawing/2016/5/12/chartex" xmlns:cx7="http://schemas.microsoft.com/office/drawing/2016/5/13/chartex" xmlns:cx8="http://schemas.microsoft.com/office/drawing/2016/5/14/chartex" xmlns:mc="http://schemas.openxmlformats.org/markup-compatibility/2006" xmlns:aink="http://schemas.microsoft.com/office/drawing/2016/ink" xmlns:am3d="http://schemas.microsoft.com/office/drawing/2017/model3d" xmlns:o="urn:schemas-microsoft-com:office:office" xmlns:oel="http://schemas.microsoft.com/office/2019/extlst" xmlns:r="http://schemas.openxmlformats.org/officeDocument/2006/relationships" xmlns:m="http://schemas.openxmlformats.org/officeDocument/2006/math" xmlns:v="urn:schemas-microsoft-com:vml" xmlns:wp14="http://schemas.microsoft.com/office/word/2010/wordprocessingDrawing" xmlns:wp="http://schemas.openxmlformats.org/drawingml/2006/wordprocessingDrawing" xmlns:w10="urn:schemas-microsoft-com:office:word" xmlns:w="http://schemas.openxmlformats.org/wordprocessingml/2006/main" xmlns:w14="http://schemas.microsoft.com/office/word/2010/wordml" xmlns:w15="http://schemas.microsoft.com/office/word/2012/wordml" xmlns:w16cex="http://schemas.microsoft.com/office/word/2018/wordml/cex" xmlns:w16cid="http://schemas.microsoft.com/office/word/2016/wordml/cid" xmlns:w16="http://schemas.microsoft.com/office/word/2018/wordml" xmlns:w16du="http://schemas.microsoft.com/office/word/2023/wordml/word16du" xmlns:w16sdtdh="http://schemas.microsoft.com/office/word/2020/wordml/sdtdatahash" xmlns:w16sdtfl="http://schemas.microsoft.com/office/word/2024/wordml/sdtformatlock" xmlns:w16se="http://schemas.microsoft.com/office/word/2015/wordml/symex" xmlns:wpg="http://schemas.microsoft.com/office/word/2010/wordprocessingGroup" xmlns:wpi="http://schemas.microsoft.com/office/word/2010/wordprocessingInk" xmlns:wne="http://schemas.microsoft.com/office/word/2006/wordml" xmlns:wps="http://schemas.microsoft.com/office/word/2010/wordprocessingShape" mc:Ignorable="w14 w15 w16se w16cid w16 w16cex w16sdtdh w16sdtfl w16du wp14">
+  <w:p>
+    <w:pPr>
+      <w:pStyle w:val="Header"/>
+      <w:ind w:left="6480" w:hanging="3855"/>
+    </w:pPr>
+    <w:r>
+      <w:rPr>
+        <w:noProof/>
+      </w:rPr>
+      <w:drawing>
+        <wp:anchor distT="0" distB="0" distL="114300" distR="114300" simplePos="0" relativeHeight="251661312" behindDoc="0" locked="0" layoutInCell="1" allowOverlap="0" wp14:anchorId="2EE32408" wp14:editId="5AEA0E63">
+          <wp:simplePos x="0" y="0"/>
+          <wp:positionH relativeFrom="page">
+            <wp:posOffset>295275</wp:posOffset>
+          </wp:positionH>
+          <wp:positionV relativeFrom="page">
+            <wp:posOffset>219075</wp:posOffset>
+          </wp:positionV>
+          <wp:extent cx="2104644" cy="627888"/>
+          <wp:effectExtent l="0" t="0" r="0" b="1270"/>
+          <wp:wrapSquare wrapText="bothSides"/>
+          <wp:docPr id="1182078268" name="Picture 1182078268"/>
+          <wp:cNvGraphicFramePr/>
+          <a:graphic xmlns:a="http://schemas.openxmlformats.org/drawingml/2006/main">
+            <a:graphicData uri="http://schemas.openxmlformats.org/drawingml/2006/picture">
+              <pic:pic xmlns:pic="http://schemas.openxmlformats.org/drawingml/2006/picture">
+                <pic:nvPicPr>
+                  <pic:cNvPr id="22" name="Picture 22"/>
+                  <pic:cNvPicPr/>
+                </pic:nvPicPr>
+                <pic:blipFill>
+                  <a:blip r:embed="rId1"/>
+                  <a:stretch>
+                    <a:fillRect/>
+                  </a:stretch>
+                </pic:blipFill>
+                <pic:spPr>
+                  <a:xfrm>
+                    <a:off x="0" y="0"/>
+                    <a:ext cx="2104644" cy="627888"/>
+                  </a:xfrm>
+                  <a:prstGeom prst="rect">
+                    <a:avLst/>
+                  </a:prstGeom>
+                </pic:spPr>
+              </pic:pic>
+            </a:graphicData>
+          </a:graphic>
+        </wp:anchor>
+      </w:drawing>
+    </w:r>
+    <w:r>
+      <w:ptab w:relativeTo="margin" w:alignment="center" w:leader="none"/>
+    </w:r>
+    <w:r>
+      <w:ptab w:relativeTo="margin" w:alignment="right" w:leader="none"/>
+    </w:r>
+  </w:p>
+  <w:p>
+    <w:pPr>
+      <w:pStyle w:val="Header"/>
+      <w:ind w:left="6480" w:hanging="3855"/>
+      <w:rPr>
+        <w:rFonts w:ascii="Arial" w:eastAsia="Arial" w:hAnsi="Arial" w:cs="Arial"/>
+        <w:color w:val="0B2F63"/>
+      </w:rPr>
+    </w:pPr>
+    <w:r>
+      <w:tab/>
+      <w:t xml:space="preserve">                                                      </w:t>
+    </w:r>
+    <w:r>
+      <w:rPr>
+        <w:rFonts w:ascii="Arial" w:eastAsia="Arial" w:hAnsi="Arial" w:cs="Arial"/>
+        <w:color w:val="0B2F63"/>
+      </w:rPr>
+      <w:t xml:space="preserve">Universitatea “Lucian Blaga” din Sibiu       </w:t>
+    </w:r>
+  </w:p>
+  <w:p>
+    <w:pPr>
+      <w:pStyle w:val="Header"/>
+      <w:ind w:left="6480" w:hanging="3855"/>
+      <w:rPr>
+        <w:rFonts w:ascii="Arial" w:eastAsia="Arial" w:hAnsi="Arial" w:cs="Arial"/>
+        <w:b/>
+        <w:color w:val="0B2F63"/>
+        <w:sz w:val="26"/>
+      </w:rPr>
+    </w:pPr>
+    <w:r>
+      <w:rPr>
+        <w:rFonts w:ascii="Arial" w:eastAsia="Arial" w:hAnsi="Arial" w:cs="Arial"/>
+        <w:color w:val="0B2F63"/>
+      </w:rPr>
+      <w:tab/>
+    </w:r>
+    <w:r>
+      <w:rPr>
+        <w:rFonts w:ascii="Arial" w:eastAsia="Arial" w:hAnsi="Arial" w:cs="Arial"/>
+        <w:color w:val="0B2F63"/>
+      </w:rPr>
+      <w:tab/>
+      <w:t xml:space="preserve">         Facultatea de </w:t>
+    </w:r>
+    <w:proofErr w:type="spellStart"/>
+    <w:r>
+      <w:rPr>
+        <w:rFonts w:ascii="Arial" w:eastAsia="Arial" w:hAnsi="Arial" w:cs="Arial"/>
+        <w:color w:val="0B2F63"/>
+      </w:rPr>
+      <w:t>Ştiinţe</w:t>
+    </w:r>
+    <w:proofErr w:type="spellEnd"/>
+    <w:r>
+      <w:rPr>
+        <w:rFonts w:ascii="Arial" w:eastAsia="Arial" w:hAnsi="Arial" w:cs="Arial"/>
+        <w:color w:val="0B2F63"/>
+      </w:rPr>
+      <w:t xml:space="preserve">    </w:t>
+    </w:r>
+    <w:r>
+      <w:rPr>
+        <w:rFonts w:ascii="Arial" w:eastAsia="Arial" w:hAnsi="Arial" w:cs="Arial"/>
+        <w:b/>
+        <w:color w:val="0B2F63"/>
+        <w:sz w:val="26"/>
+      </w:rPr>
+      <w:t xml:space="preserve"> </w:t>
+    </w:r>
+    <w:r>
+      <w:rPr>
+        <w:rFonts w:ascii="Arial" w:eastAsia="Arial" w:hAnsi="Arial" w:cs="Arial"/>
+        <w:b/>
+        <w:color w:val="0B2F63"/>
+        <w:sz w:val="26"/>
+      </w:rPr>
+      <w:tab/>
+    </w:r>
+  </w:p>
+  <w:p>
+    <w:pPr>
+      <w:pStyle w:val="Header"/>
+      <w:rPr>
+        <w:rFonts w:ascii="Arial" w:eastAsia="Arial" w:hAnsi="Arial" w:cs="Arial"/>
+        <w:color w:val="0B2F63"/>
+        <w:sz w:val="26"/>
+      </w:rPr>
+    </w:pPr>
+    <w:r>
+      <w:rPr>
+        <w:rFonts w:ascii="Arial" w:eastAsia="Arial" w:hAnsi="Arial" w:cs="Arial"/>
+        <w:color w:val="0B2F63"/>
+      </w:rPr>
+      <w:tab/>
+    </w:r>
+    <w:r>
+      <w:rPr>
+        <w:rFonts w:ascii="Arial" w:eastAsia="Arial" w:hAnsi="Arial" w:cs="Arial"/>
+        <w:color w:val="0B2F63"/>
+      </w:rPr>
+      <w:tab/>
+      <w:t xml:space="preserve">Departament Matematică și Informatică </w:t>
+    </w:r>
+    <w:r>
+      <w:rPr>
+        <w:rFonts w:ascii="Arial" w:eastAsia="Arial" w:hAnsi="Arial" w:cs="Arial"/>
+        <w:color w:val="0B2F63"/>
+        <w:sz w:val="26"/>
+      </w:rPr>
+      <w:t xml:space="preserve"> </w:t>
+    </w:r>
+  </w:p>
+  <w:p>
+    <w:pPr>
+      <w:pStyle w:val="Header"/>
+      <w:rPr>
+        <w:rFonts w:ascii="Arial" w:eastAsia="Arial" w:hAnsi="Arial" w:cs="Arial"/>
+        <w:color w:val="0B2F63"/>
+        <w:sz w:val="26"/>
+      </w:rPr>
+    </w:pPr>
+  </w:p>
+  <w:p>
+    <w:pPr>
+      <w:pStyle w:val="Header"/>
+    </w:pPr>
+    <w:r>
+      <w:rPr>
+        <w:rFonts w:ascii="Arial" w:eastAsia="Arial" w:hAnsi="Arial" w:cs="Arial"/>
+        <w:color w:val="0B2F63"/>
+        <w:sz w:val="26"/>
+      </w:rPr>
+      <w:t xml:space="preserve"> </w:t>
+    </w:r>
+  </w:p>
+</w:hdr>
+</file>
+
 <file path=word/numbering.xml><?xml version="1.0" encoding="utf-8"?>
 <w:numbering xmlns:wpc="http://schemas.microsoft.com/office/word/2010/wordprocessingCanvas" xmlns:cx="http://schemas.microsoft.com/office/drawing/2014/chartex" xmlns:cx1="http://schemas.microsoft.com/office/drawing/2015/9/8/chartex" xmlns:cx2="http://schemas.microsoft.com/office/drawing/2015/10/21/chartex" xmlns:cx3="http://schemas.microsoft.com/office/drawing/2016/5/9/chartex" xmlns:cx4="http://schemas.microsoft.com/office/drawing/2016/5/10/chartex" xmlns:cx5="http://schemas.microsoft.com/office/drawing/2016/5/11/chartex" xmlns:cx6="http://schemas.microsoft.com/office/drawing/2016/5/12/chartex" xmlns:cx7="http://schemas.microsoft.com/office/drawing/2016/5/13/chartex" xmlns:cx8="http://schemas.microsoft.com/office/drawing/2016/5/14/chartex" xmlns:mc="http://schemas.openxmlformats.org/markup-compatibility/2006" xmlns:aink="http://schemas.microsoft.com/office/drawing/2016/ink" xmlns:am3d="http://schemas.microsoft.com/office/drawing/2017/model3d" xmlns:o="urn:schemas-microsoft-com:office:office" xmlns:oel="http://schemas.microsoft.com/office/2019/extlst" xmlns:r="http://schemas.openxmlformats.org/officeDocument/2006/relationships" xmlns:m="http://schemas.openxmlformats.org/officeDocument/2006/math" xmlns:v="urn:schemas-microsoft-com:vml" xmlns:wp14="http://schemas.microsoft.com/office/word/2010/wordprocessingDrawing" xmlns:wp="http://schemas.openxmlformats.org/drawingml/2006/wordprocessingDrawing" xmlns:w10="urn:schemas-microsoft-com:office:word" xmlns:w="http://schemas.openxmlformats.org/wordprocessingml/2006/main" xmlns:w14="http://schemas.microsoft.com/office/word/2010/wordml" xmlns:w15="http://schemas.microsoft.com/office/word/2012/wordml" xmlns:w16cex="http://schemas.microsoft.com/office/word/2018/wordml/cex" xmlns:w16cid="http://schemas.microsoft.com/office/word/2016/wordml/cid" xmlns:w16="http://schemas.microsoft.com/office/word/2018/wordml" xmlns:w16du="http://schemas.microsoft.com/office/word/2023/wordml/word16du" xmlns:w16sdtdh="http://schemas.microsoft.com/office/word/2020/wordml/sdtdatahash" xmlns:w16sdtfl="http://schemas.microsoft.com/office/word/2024/wordml/sdtformatlock" xmlns:w16se="http://schemas.microsoft.com/office/word/2015/wordml/symex" xmlns:wpg="http://schemas.microsoft.com/office/word/2010/wordprocessingGroup" xmlns:wpi="http://schemas.microsoft.com/office/word/2010/wordprocessingInk" xmlns:wne="http://schemas.microsoft.com/office/word/2006/wordml" xmlns:wps="http://schemas.microsoft.com/office/word/2010/wordprocessingShape" mc:Ignorable="w14 w15 w16se w16cid w16 w16cex w16sdtdh w16sdtfl w16du wp14">
   <w:abstractNum w:abstractNumId="0" w15:restartNumberingAfterBreak="0">
@@ -9784,6 +12266,128 @@
     </w:lvl>
   </w:abstractNum>
   <w:abstractNum w:abstractNumId="2" w15:restartNumberingAfterBreak="0">
+    <w:nsid w:val="1AB66E0F"/>
+    <w:multiLevelType w:val="multilevel"/>
+    <w:tmpl w:val="1F0678C6"/>
+    <w:lvl w:ilvl="0">
+      <w:start w:val="1"/>
+      <w:numFmt w:val="decimal"/>
+      <w:lvlText w:val="%1."/>
+      <w:lvlJc w:val="left"/>
+      <w:pPr>
+        <w:ind w:left="495" w:hanging="495"/>
+      </w:pPr>
+      <w:rPr>
+        <w:rFonts w:eastAsiaTheme="majorEastAsia" w:hint="default"/>
+        <w:color w:val="0F4761" w:themeColor="accent1" w:themeShade="BF"/>
+      </w:rPr>
+    </w:lvl>
+    <w:lvl w:ilvl="1">
+      <w:start w:val="1"/>
+      <w:numFmt w:val="decimal"/>
+      <w:lvlText w:val="%1.%2."/>
+      <w:lvlJc w:val="left"/>
+      <w:pPr>
+        <w:ind w:left="495" w:hanging="495"/>
+      </w:pPr>
+      <w:rPr>
+        <w:rFonts w:eastAsiaTheme="majorEastAsia" w:hint="default"/>
+        <w:color w:val="0F4761" w:themeColor="accent1" w:themeShade="BF"/>
+      </w:rPr>
+    </w:lvl>
+    <w:lvl w:ilvl="2">
+      <w:start w:val="1"/>
+      <w:numFmt w:val="decimal"/>
+      <w:lvlText w:val="%1.%2.%3."/>
+      <w:lvlJc w:val="left"/>
+      <w:pPr>
+        <w:ind w:left="720" w:hanging="720"/>
+      </w:pPr>
+      <w:rPr>
+        <w:rFonts w:eastAsiaTheme="majorEastAsia" w:hint="default"/>
+        <w:color w:val="0F4761" w:themeColor="accent1" w:themeShade="BF"/>
+      </w:rPr>
+    </w:lvl>
+    <w:lvl w:ilvl="3">
+      <w:start w:val="1"/>
+      <w:numFmt w:val="decimal"/>
+      <w:lvlText w:val="%1.%2.%3.%4."/>
+      <w:lvlJc w:val="left"/>
+      <w:pPr>
+        <w:ind w:left="720" w:hanging="720"/>
+      </w:pPr>
+      <w:rPr>
+        <w:rFonts w:eastAsiaTheme="majorEastAsia" w:hint="default"/>
+        <w:color w:val="0F4761" w:themeColor="accent1" w:themeShade="BF"/>
+      </w:rPr>
+    </w:lvl>
+    <w:lvl w:ilvl="4">
+      <w:start w:val="1"/>
+      <w:numFmt w:val="decimal"/>
+      <w:lvlText w:val="%1.%2.%3.%4.%5."/>
+      <w:lvlJc w:val="left"/>
+      <w:pPr>
+        <w:ind w:left="1080" w:hanging="1080"/>
+      </w:pPr>
+      <w:rPr>
+        <w:rFonts w:eastAsiaTheme="majorEastAsia" w:hint="default"/>
+        <w:color w:val="0F4761" w:themeColor="accent1" w:themeShade="BF"/>
+      </w:rPr>
+    </w:lvl>
+    <w:lvl w:ilvl="5">
+      <w:start w:val="1"/>
+      <w:numFmt w:val="decimal"/>
+      <w:lvlText w:val="%1.%2.%3.%4.%5.%6."/>
+      <w:lvlJc w:val="left"/>
+      <w:pPr>
+        <w:ind w:left="1080" w:hanging="1080"/>
+      </w:pPr>
+      <w:rPr>
+        <w:rFonts w:eastAsiaTheme="majorEastAsia" w:hint="default"/>
+        <w:color w:val="0F4761" w:themeColor="accent1" w:themeShade="BF"/>
+      </w:rPr>
+    </w:lvl>
+    <w:lvl w:ilvl="6">
+      <w:start w:val="1"/>
+      <w:numFmt w:val="decimal"/>
+      <w:lvlText w:val="%1.%2.%3.%4.%5.%6.%7."/>
+      <w:lvlJc w:val="left"/>
+      <w:pPr>
+        <w:ind w:left="1440" w:hanging="1440"/>
+      </w:pPr>
+      <w:rPr>
+        <w:rFonts w:eastAsiaTheme="majorEastAsia" w:hint="default"/>
+        <w:color w:val="0F4761" w:themeColor="accent1" w:themeShade="BF"/>
+      </w:rPr>
+    </w:lvl>
+    <w:lvl w:ilvl="7">
+      <w:start w:val="1"/>
+      <w:numFmt w:val="decimal"/>
+      <w:lvlText w:val="%1.%2.%3.%4.%5.%6.%7.%8."/>
+      <w:lvlJc w:val="left"/>
+      <w:pPr>
+        <w:ind w:left="1440" w:hanging="1440"/>
+      </w:pPr>
+      <w:rPr>
+        <w:rFonts w:eastAsiaTheme="majorEastAsia" w:hint="default"/>
+        <w:color w:val="0F4761" w:themeColor="accent1" w:themeShade="BF"/>
+      </w:rPr>
+    </w:lvl>
+    <w:lvl w:ilvl="8">
+      <w:start w:val="1"/>
+      <w:numFmt w:val="decimal"/>
+      <w:lvlText w:val="%1.%2.%3.%4.%5.%6.%7.%8.%9."/>
+      <w:lvlJc w:val="left"/>
+      <w:pPr>
+        <w:ind w:left="1800" w:hanging="1800"/>
+      </w:pPr>
+      <w:rPr>
+        <w:rFonts w:eastAsiaTheme="majorEastAsia" w:hint="default"/>
+        <w:color w:val="0F4761" w:themeColor="accent1" w:themeShade="BF"/>
+      </w:rPr>
+    </w:lvl>
+  </w:abstractNum>
+  <w:abstractNum w:abstractNumId="3" w15:restartNumberingAfterBreak="0">
     <w:nsid w:val="4F193A67"/>
     <w:multiLevelType w:val="hybridMultilevel"/>
     <w:tmpl w:val="90685BF8"/>
@@ -9883,7 +12487,7 @@
       </w:pPr>
     </w:lvl>
   </w:abstractNum>
-  <w:abstractNum w:abstractNumId="3" w15:restartNumberingAfterBreak="0">
+  <w:abstractNum w:abstractNumId="4" w15:restartNumberingAfterBreak="0">
     <w:nsid w:val="5E691FAA"/>
     <w:multiLevelType w:val="multilevel"/>
     <w:tmpl w:val="DC52EC58"/>
@@ -10014,7 +12618,7 @@
       </w:rPr>
     </w:lvl>
   </w:abstractNum>
-  <w:abstractNum w:abstractNumId="4" w15:restartNumberingAfterBreak="0">
+  <w:abstractNum w:abstractNumId="5" w15:restartNumberingAfterBreak="0">
     <w:nsid w:val="68183162"/>
     <w:multiLevelType w:val="multilevel"/>
     <w:tmpl w:val="84E0270A"/>
@@ -10163,7 +12767,7 @@
       </w:rPr>
     </w:lvl>
   </w:abstractNum>
-  <w:abstractNum w:abstractNumId="5" w15:restartNumberingAfterBreak="0">
+  <w:abstractNum w:abstractNumId="6" w15:restartNumberingAfterBreak="0">
     <w:nsid w:val="767C4B25"/>
     <w:multiLevelType w:val="hybridMultilevel"/>
     <w:tmpl w:val="0DC6E830"/>
@@ -10264,19 +12868,19 @@
     </w:lvl>
   </w:abstractNum>
   <w:num w:numId="1" w16cid:durableId="1220826051">
-    <w:abstractNumId w:val="3"/>
+    <w:abstractNumId w:val="4"/>
   </w:num>
   <w:num w:numId="2" w16cid:durableId="1056271307">
     <w:abstractNumId w:val="0"/>
   </w:num>
   <w:num w:numId="3" w16cid:durableId="2067561422">
-    <w:abstractNumId w:val="2"/>
+    <w:abstractNumId w:val="3"/>
   </w:num>
   <w:num w:numId="4" w16cid:durableId="375744458">
-    <w:abstractNumId w:val="4"/>
+    <w:abstractNumId w:val="5"/>
   </w:num>
   <w:num w:numId="5" w16cid:durableId="1417439551">
-    <w:abstractNumId w:val="5"/>
+    <w:abstractNumId w:val="6"/>
   </w:num>
   <w:num w:numId="6" w16cid:durableId="2079205767">
     <w:abstractNumId w:val="1"/>
@@ -10307,6 +12911,9 @@
     <w:lvlOverride w:ilvl="8">
       <w:startOverride w:val="1"/>
     </w:lvlOverride>
+  </w:num>
+  <w:num w:numId="7" w16cid:durableId="1592468762">
+    <w:abstractNumId w:val="2"/>
   </w:num>
 </w:numbering>
 </file>
@@ -10948,6 +13555,7 @@
   <w:style w:type="character" w:default="1" w:styleId="DefaultParagraphFont">
     <w:name w:val="Default Paragraph Font"/>
     <w:uiPriority w:val="1"/>
+    <w:semiHidden/>
     <w:unhideWhenUsed/>
   </w:style>
   <w:style w:type="table" w:default="1" w:styleId="TableNormal">
@@ -11443,6 +14051,48 @@
       <w:shd w:val="clear" w:color="auto" w:fill="E1DFDD"/>
     </w:rPr>
   </w:style>
+  <w:style w:type="paragraph" w:styleId="FootnoteText">
+    <w:name w:val="footnote text"/>
+    <w:basedOn w:val="Normal"/>
+    <w:link w:val="FootnoteTextChar"/>
+    <w:uiPriority w:val="99"/>
+    <w:semiHidden/>
+    <w:unhideWhenUsed/>
+    <w:rsid w:val="00A76B52"/>
+    <w:pPr>
+      <w:spacing w:after="0" w:line="240" w:lineRule="auto"/>
+    </w:pPr>
+    <w:rPr>
+      <w:sz w:val="20"/>
+      <w:szCs w:val="20"/>
+    </w:rPr>
+  </w:style>
+  <w:style w:type="character" w:customStyle="1" w:styleId="FootnoteTextChar">
+    <w:name w:val="Footnote Text Char"/>
+    <w:basedOn w:val="DefaultParagraphFont"/>
+    <w:link w:val="FootnoteText"/>
+    <w:uiPriority w:val="99"/>
+    <w:semiHidden/>
+    <w:rsid w:val="00A76B52"/>
+    <w:rPr>
+      <w:rFonts w:ascii="Calibri" w:eastAsia="Calibri" w:hAnsi="Calibri" w:cs="Calibri"/>
+      <w:color w:val="000000"/>
+      <w:sz w:val="20"/>
+      <w:szCs w:val="20"/>
+      <w:lang w:val="ro-RO"/>
+    </w:rPr>
+  </w:style>
+  <w:style w:type="character" w:styleId="FootnoteReference">
+    <w:name w:val="footnote reference"/>
+    <w:basedOn w:val="DefaultParagraphFont"/>
+    <w:uiPriority w:val="99"/>
+    <w:semiHidden/>
+    <w:unhideWhenUsed/>
+    <w:rsid w:val="00A76B52"/>
+    <w:rPr>
+      <w:vertAlign w:val="superscript"/>
+    </w:rPr>
+  </w:style>
 </w:styles>
 </file>
 

--- a/lic.docx
+++ b/lic.docx
@@ -76,18 +76,38 @@
         <w:ind w:left="0" w:right="0" w:firstLine="0"/>
         <w:jc w:val="center"/>
         <w:rPr>
-          <w:sz w:val="80"/>
-          <w:szCs w:val="80"/>
+          <w:sz w:val="72"/>
+          <w:szCs w:val="72"/>
         </w:rPr>
       </w:pPr>
       <w:r>
         <w:rPr>
           <w:b/>
-          <w:sz w:val="80"/>
-          <w:szCs w:val="80"/>
+          <w:sz w:val="72"/>
+          <w:szCs w:val="72"/>
         </w:rPr>
         <w:t>LUCRARE DE LICENȚĂ</w:t>
       </w:r>
+    </w:p>
+    <w:p>
+      <w:pPr>
+        <w:spacing w:after="230" w:line="312" w:lineRule="auto"/>
+        <w:ind w:left="0" w:right="0" w:firstLine="0"/>
+        <w:rPr>
+          <w:sz w:val="36"/>
+          <w:szCs w:val="36"/>
+        </w:rPr>
+      </w:pPr>
+    </w:p>
+    <w:p>
+      <w:pPr>
+        <w:spacing w:after="230" w:line="312" w:lineRule="auto"/>
+        <w:ind w:left="0" w:right="0" w:firstLine="0"/>
+        <w:rPr>
+          <w:sz w:val="36"/>
+          <w:szCs w:val="36"/>
+        </w:rPr>
+      </w:pPr>
     </w:p>
     <w:p>
       <w:pPr>
@@ -234,35 +254,6 @@
     </w:p>
     <w:p>
       <w:pPr>
-        <w:tabs>
-          <w:tab w:val="center" w:pos="7248"/>
-        </w:tabs>
-        <w:spacing w:after="266" w:line="312" w:lineRule="auto"/>
-        <w:ind w:left="0" w:right="0" w:firstLine="0"/>
-        <w:jc w:val="center"/>
-        <w:rPr>
-          <w:b/>
-          <w:sz w:val="28"/>
-          <w:szCs w:val="28"/>
-        </w:rPr>
-      </w:pPr>
-    </w:p>
-    <w:p>
-      <w:pPr>
-        <w:tabs>
-          <w:tab w:val="center" w:pos="7248"/>
-        </w:tabs>
-        <w:spacing w:after="266" w:line="312" w:lineRule="auto"/>
-        <w:ind w:left="0" w:right="0" w:firstLine="0"/>
-        <w:rPr>
-          <w:b/>
-          <w:sz w:val="28"/>
-          <w:szCs w:val="28"/>
-        </w:rPr>
-      </w:pPr>
-    </w:p>
-    <w:p>
-      <w:pPr>
         <w:spacing w:after="230" w:line="312" w:lineRule="auto"/>
         <w:ind w:left="0" w:right="0" w:firstLine="0"/>
         <w:jc w:val="center"/>
@@ -336,25 +327,18 @@
         <w:ind w:left="0" w:right="0" w:firstLine="0"/>
         <w:jc w:val="center"/>
         <w:rPr>
-          <w:sz w:val="72"/>
-          <w:szCs w:val="72"/>
-        </w:rPr>
-      </w:pPr>
-      <w:r>
-        <w:rPr>
           <w:b/>
           <w:sz w:val="72"/>
           <w:szCs w:val="72"/>
         </w:rPr>
-        <w:t>Man</w:t>
-      </w:r>
+      </w:pPr>
       <w:r>
         <w:rPr>
           <w:b/>
           <w:sz w:val="72"/>
           <w:szCs w:val="72"/>
         </w:rPr>
-        <w:t>ă</w:t>
+        <w:t>Man</w:t>
       </w:r>
       <w:r>
         <w:rPr>
@@ -362,7 +346,7 @@
           <w:sz w:val="72"/>
           <w:szCs w:val="72"/>
         </w:rPr>
-        <w:t xml:space="preserve"> robotic</w:t>
+        <w:t>ă</w:t>
       </w:r>
       <w:r>
         <w:rPr>
@@ -370,7 +354,7 @@
           <w:sz w:val="72"/>
           <w:szCs w:val="72"/>
         </w:rPr>
-        <w:t>ă</w:t>
+        <w:t xml:space="preserve"> robotic</w:t>
       </w:r>
       <w:r>
         <w:rPr>
@@ -378,7 +362,7 @@
           <w:sz w:val="72"/>
           <w:szCs w:val="72"/>
         </w:rPr>
-        <w:t xml:space="preserve"> controlat</w:t>
+        <w:t>ă</w:t>
       </w:r>
       <w:r>
         <w:rPr>
@@ -386,7 +370,7 @@
           <w:sz w:val="72"/>
           <w:szCs w:val="72"/>
         </w:rPr>
-        <w:t>ă</w:t>
+        <w:t xml:space="preserve"> controlat</w:t>
       </w:r>
       <w:r>
         <w:rPr>
@@ -394,8 +378,26 @@
           <w:sz w:val="72"/>
           <w:szCs w:val="72"/>
         </w:rPr>
+        <w:t>ă</w:t>
+      </w:r>
+      <w:r>
+        <w:rPr>
+          <w:b/>
+          <w:sz w:val="72"/>
+          <w:szCs w:val="72"/>
+        </w:rPr>
         <w:t xml:space="preserve"> web</w:t>
       </w:r>
+    </w:p>
+    <w:p>
+      <w:pPr>
+        <w:spacing w:after="230" w:line="312" w:lineRule="auto"/>
+        <w:ind w:left="0" w:right="0" w:firstLine="0"/>
+        <w:rPr>
+          <w:sz w:val="36"/>
+          <w:szCs w:val="36"/>
+        </w:rPr>
+      </w:pPr>
     </w:p>
     <w:p>
       <w:pPr>
@@ -549,20 +551,6 @@
         </w:rPr>
         <w:t>anul 2025-2026</w:t>
       </w:r>
-    </w:p>
-    <w:p>
-      <w:pPr>
-        <w:tabs>
-          <w:tab w:val="center" w:pos="7248"/>
-        </w:tabs>
-        <w:spacing w:after="266" w:line="312" w:lineRule="auto"/>
-        <w:ind w:left="0" w:right="0" w:firstLine="0"/>
-        <w:rPr>
-          <w:b/>
-          <w:sz w:val="28"/>
-          <w:szCs w:val="28"/>
-        </w:rPr>
-      </w:pPr>
     </w:p>
     <w:p>
       <w:pPr>

--- a/lic.docx
+++ b/lic.docx
@@ -918,7 +918,7 @@
           <w:r>
             <w:fldChar w:fldCharType="separate"/>
           </w:r>
-          <w:hyperlink w:anchor="_Toc223607457" w:history="1">
+          <w:hyperlink w:anchor="_Toc223680525" w:history="1">
             <w:r>
               <w:rPr>
                 <w:rStyle w:val="Hyperlink"/>
@@ -948,7 +948,7 @@
                 <w:noProof/>
                 <w:webHidden/>
               </w:rPr>
-              <w:instrText xml:space="preserve"> PAGEREF _Toc223607457 \h </w:instrText>
+              <w:instrText xml:space="preserve"> PAGEREF _Toc223680525 \h </w:instrText>
             </w:r>
             <w:r>
               <w:rPr>
@@ -993,7 +993,7 @@
               <w:lang w:val="en-US"/>
             </w:rPr>
           </w:pPr>
-          <w:hyperlink w:anchor="_Toc223607458" w:history="1">
+          <w:hyperlink w:anchor="_Toc223680526" w:history="1">
             <w:r>
               <w:rPr>
                 <w:rStyle w:val="Hyperlink"/>
@@ -1023,7 +1023,7 @@
                 <w:noProof/>
                 <w:webHidden/>
               </w:rPr>
-              <w:instrText xml:space="preserve"> PAGEREF _Toc223607458 \h </w:instrText>
+              <w:instrText xml:space="preserve"> PAGEREF _Toc223680526 \h </w:instrText>
             </w:r>
             <w:r>
               <w:rPr>
@@ -1070,7 +1070,7 @@
               <w14:ligatures w14:val="standardContextual"/>
             </w:rPr>
           </w:pPr>
-          <w:hyperlink w:anchor="_Toc223607459" w:history="1">
+          <w:hyperlink w:anchor="_Toc223680527" w:history="1">
             <w:r>
               <w:rPr>
                 <w:rStyle w:val="Hyperlink"/>
@@ -1100,7 +1100,7 @@
                 <w:noProof/>
                 <w:webHidden/>
               </w:rPr>
-              <w:instrText xml:space="preserve"> PAGEREF _Toc223607459 \h </w:instrText>
+              <w:instrText xml:space="preserve"> PAGEREF _Toc223680527 \h </w:instrText>
             </w:r>
             <w:r>
               <w:rPr>
@@ -1147,7 +1147,7 @@
               <w14:ligatures w14:val="standardContextual"/>
             </w:rPr>
           </w:pPr>
-          <w:hyperlink w:anchor="_Toc223607460" w:history="1">
+          <w:hyperlink w:anchor="_Toc223680528" w:history="1">
             <w:r>
               <w:rPr>
                 <w:rStyle w:val="Hyperlink"/>
@@ -1177,7 +1177,7 @@
                 <w:noProof/>
                 <w:webHidden/>
               </w:rPr>
-              <w:instrText xml:space="preserve"> PAGEREF _Toc223607460 \h </w:instrText>
+              <w:instrText xml:space="preserve"> PAGEREF _Toc223680528 \h </w:instrText>
             </w:r>
             <w:r>
               <w:rPr>
@@ -1222,7 +1222,7 @@
               <w:lang w:val="en-US"/>
             </w:rPr>
           </w:pPr>
-          <w:hyperlink w:anchor="_Toc223607461" w:history="1">
+          <w:hyperlink w:anchor="_Toc223680529" w:history="1">
             <w:r>
               <w:rPr>
                 <w:rStyle w:val="Hyperlink"/>
@@ -1252,7 +1252,7 @@
                 <w:noProof/>
                 <w:webHidden/>
               </w:rPr>
-              <w:instrText xml:space="preserve"> PAGEREF _Toc223607461 \h </w:instrText>
+              <w:instrText xml:space="preserve"> PAGEREF _Toc223680529 \h </w:instrText>
             </w:r>
             <w:r>
               <w:rPr>
@@ -1299,7 +1299,7 @@
               <w14:ligatures w14:val="standardContextual"/>
             </w:rPr>
           </w:pPr>
-          <w:hyperlink w:anchor="_Toc223607462" w:history="1">
+          <w:hyperlink w:anchor="_Toc223680530" w:history="1">
             <w:r>
               <w:rPr>
                 <w:rStyle w:val="Hyperlink"/>
@@ -1329,7 +1329,7 @@
                 <w:noProof/>
                 <w:webHidden/>
               </w:rPr>
-              <w:instrText xml:space="preserve"> PAGEREF _Toc223607462 \h </w:instrText>
+              <w:instrText xml:space="preserve"> PAGEREF _Toc223680530 \h </w:instrText>
             </w:r>
             <w:r>
               <w:rPr>
@@ -1376,7 +1376,7 @@
               <w14:ligatures w14:val="standardContextual"/>
             </w:rPr>
           </w:pPr>
-          <w:hyperlink w:anchor="_Toc223607463" w:history="1">
+          <w:hyperlink w:anchor="_Toc223680531" w:history="1">
             <w:r>
               <w:rPr>
                 <w:rStyle w:val="Hyperlink"/>
@@ -1406,7 +1406,7 @@
                 <w:noProof/>
                 <w:webHidden/>
               </w:rPr>
-              <w:instrText xml:space="preserve"> PAGEREF _Toc223607463 \h </w:instrText>
+              <w:instrText xml:space="preserve"> PAGEREF _Toc223680531 \h </w:instrText>
             </w:r>
             <w:r>
               <w:rPr>
@@ -1451,7 +1451,7 @@
               <w:lang w:val="en-US"/>
             </w:rPr>
           </w:pPr>
-          <w:hyperlink w:anchor="_Toc223607464" w:history="1">
+          <w:hyperlink w:anchor="_Toc223680532" w:history="1">
             <w:r>
               <w:rPr>
                 <w:rStyle w:val="Hyperlink"/>
@@ -1481,7 +1481,7 @@
                 <w:noProof/>
                 <w:webHidden/>
               </w:rPr>
-              <w:instrText xml:space="preserve"> PAGEREF _Toc223607464 \h </w:instrText>
+              <w:instrText xml:space="preserve"> PAGEREF _Toc223680532 \h </w:instrText>
             </w:r>
             <w:r>
               <w:rPr>
@@ -1501,7 +1501,7 @@
                 <w:noProof/>
                 <w:webHidden/>
               </w:rPr>
-              <w:t>8</w:t>
+              <w:t>9</w:t>
             </w:r>
             <w:r>
               <w:rPr>
@@ -1528,7 +1528,7 @@
               <w14:ligatures w14:val="standardContextual"/>
             </w:rPr>
           </w:pPr>
-          <w:hyperlink w:anchor="_Toc223607465" w:history="1">
+          <w:hyperlink w:anchor="_Toc223680533" w:history="1">
             <w:r>
               <w:rPr>
                 <w:rStyle w:val="Hyperlink"/>
@@ -1579,84 +1579,7 @@
                 <w:noProof/>
                 <w:webHidden/>
               </w:rPr>
-              <w:instrText xml:space="preserve"> PAGEREF _Toc223607465 \h </w:instrText>
-            </w:r>
-            <w:r>
-              <w:rPr>
-                <w:noProof/>
-                <w:webHidden/>
-              </w:rPr>
-            </w:r>
-            <w:r>
-              <w:rPr>
-                <w:noProof/>
-                <w:webHidden/>
-              </w:rPr>
-              <w:fldChar w:fldCharType="separate"/>
-            </w:r>
-            <w:r>
-              <w:rPr>
-                <w:noProof/>
-                <w:webHidden/>
-              </w:rPr>
-              <w:t>8</w:t>
-            </w:r>
-            <w:r>
-              <w:rPr>
-                <w:noProof/>
-                <w:webHidden/>
-              </w:rPr>
-              <w:fldChar w:fldCharType="end"/>
-            </w:r>
-          </w:hyperlink>
-        </w:p>
-        <w:p>
-          <w:pPr>
-            <w:pStyle w:val="TOC2"/>
-            <w:tabs>
-              <w:tab w:val="right" w:leader="dot" w:pos="9304"/>
-            </w:tabs>
-            <w:rPr>
-              <w:rFonts w:cstheme="minorBidi"/>
-              <w:noProof/>
-              <w:kern w:val="2"/>
-              <w:sz w:val="24"/>
-              <w:szCs w:val="24"/>
-              <w:lang w:val="en-US"/>
-              <w14:ligatures w14:val="standardContextual"/>
-            </w:rPr>
-          </w:pPr>
-          <w:hyperlink w:anchor="_Toc223607466" w:history="1">
-            <w:r>
-              <w:rPr>
-                <w:rStyle w:val="Hyperlink"/>
-                <w:rFonts w:ascii="Times New Roman" w:hAnsi="Times New Roman"/>
-                <w:b/>
-                <w:bCs/>
-                <w:noProof/>
-              </w:rPr>
-              <w:t>3.2. Evenimente și callback-uri</w:t>
-            </w:r>
-            <w:r>
-              <w:rPr>
-                <w:noProof/>
-                <w:webHidden/>
-              </w:rPr>
-              <w:tab/>
-            </w:r>
-            <w:r>
-              <w:rPr>
-                <w:noProof/>
-                <w:webHidden/>
-              </w:rPr>
-              <w:fldChar w:fldCharType="begin"/>
-            </w:r>
-            <w:r>
-              <w:rPr>
-                <w:noProof/>
-                <w:webHidden/>
-              </w:rPr>
-              <w:instrText xml:space="preserve"> PAGEREF _Toc223607466 \h </w:instrText>
+              <w:instrText xml:space="preserve"> PAGEREF _Toc223680533 \h </w:instrText>
             </w:r>
             <w:r>
               <w:rPr>
@@ -1703,7 +1626,7 @@
               <w14:ligatures w14:val="standardContextual"/>
             </w:rPr>
           </w:pPr>
-          <w:hyperlink w:anchor="_Toc223607467" w:history="1">
+          <w:hyperlink w:anchor="_Toc223680534" w:history="1">
             <w:r>
               <w:rPr>
                 <w:rStyle w:val="Hyperlink"/>
@@ -1712,7 +1635,7 @@
                 <w:bCs/>
                 <w:noProof/>
               </w:rPr>
-              <w:t>3.3. Gestionarea cererilor HTTP</w:t>
+              <w:t>3.2. Evenimente și callback-uri</w:t>
             </w:r>
             <w:r>
               <w:rPr>
@@ -1733,7 +1656,7 @@
                 <w:noProof/>
                 <w:webHidden/>
               </w:rPr>
-              <w:instrText xml:space="preserve"> PAGEREF _Toc223607467 \h </w:instrText>
+              <w:instrText xml:space="preserve"> PAGEREF _Toc223680534 \h </w:instrText>
             </w:r>
             <w:r>
               <w:rPr>
@@ -1766,28 +1689,30 @@
         </w:p>
         <w:p>
           <w:pPr>
-            <w:pStyle w:val="TOC1"/>
+            <w:pStyle w:val="TOC2"/>
             <w:tabs>
               <w:tab w:val="right" w:leader="dot" w:pos="9304"/>
             </w:tabs>
             <w:rPr>
-              <w:rFonts w:asciiTheme="minorHAnsi" w:eastAsiaTheme="minorEastAsia" w:hAnsiTheme="minorHAnsi" w:cstheme="minorBidi"/>
+              <w:rFonts w:cstheme="minorBidi"/>
               <w:noProof/>
-              <w:color w:val="auto"/>
+              <w:kern w:val="2"/>
               <w:sz w:val="24"/>
+              <w:szCs w:val="24"/>
               <w:lang w:val="en-US"/>
+              <w14:ligatures w14:val="standardContextual"/>
             </w:rPr>
           </w:pPr>
-          <w:hyperlink w:anchor="_Toc223607468" w:history="1">
+          <w:hyperlink w:anchor="_Toc223680535" w:history="1">
             <w:r>
               <w:rPr>
                 <w:rStyle w:val="Hyperlink"/>
-                <w:rFonts w:ascii="Times New Roman" w:hAnsi="Times New Roman" w:cs="Times New Roman"/>
+                <w:rFonts w:ascii="Times New Roman" w:hAnsi="Times New Roman"/>
                 <w:b/>
                 <w:bCs/>
                 <w:noProof/>
               </w:rPr>
-              <w:t>Capitolul 4. Proiectarea sistemului mâinii robotice</w:t>
+              <w:t>3.3. Gestionarea cererilor HTTP</w:t>
             </w:r>
             <w:r>
               <w:rPr>
@@ -1808,315 +1733,7 @@
                 <w:noProof/>
                 <w:webHidden/>
               </w:rPr>
-              <w:instrText xml:space="preserve"> PAGEREF _Toc223607468 \h </w:instrText>
-            </w:r>
-            <w:r>
-              <w:rPr>
-                <w:noProof/>
-                <w:webHidden/>
-              </w:rPr>
-            </w:r>
-            <w:r>
-              <w:rPr>
-                <w:noProof/>
-                <w:webHidden/>
-              </w:rPr>
-              <w:fldChar w:fldCharType="separate"/>
-            </w:r>
-            <w:r>
-              <w:rPr>
-                <w:noProof/>
-                <w:webHidden/>
-              </w:rPr>
-              <w:t>11</w:t>
-            </w:r>
-            <w:r>
-              <w:rPr>
-                <w:noProof/>
-                <w:webHidden/>
-              </w:rPr>
-              <w:fldChar w:fldCharType="end"/>
-            </w:r>
-          </w:hyperlink>
-        </w:p>
-        <w:p>
-          <w:pPr>
-            <w:pStyle w:val="TOC2"/>
-            <w:tabs>
-              <w:tab w:val="right" w:leader="dot" w:pos="9304"/>
-            </w:tabs>
-            <w:rPr>
-              <w:rFonts w:cstheme="minorBidi"/>
-              <w:noProof/>
-              <w:kern w:val="2"/>
-              <w:sz w:val="24"/>
-              <w:szCs w:val="24"/>
-              <w:lang w:val="en-US"/>
-              <w14:ligatures w14:val="standardContextual"/>
-            </w:rPr>
-          </w:pPr>
-          <w:hyperlink w:anchor="_Toc223607469" w:history="1">
-            <w:r>
-              <w:rPr>
-                <w:rStyle w:val="Hyperlink"/>
-                <w:rFonts w:ascii="Times New Roman" w:hAnsi="Times New Roman"/>
-                <w:b/>
-                <w:bCs/>
-                <w:noProof/>
-              </w:rPr>
-              <w:t>4.1. Cerințe funcționale (control degete / interfata web / control simultan)</w:t>
-            </w:r>
-            <w:r>
-              <w:rPr>
-                <w:noProof/>
-                <w:webHidden/>
-              </w:rPr>
-              <w:tab/>
-            </w:r>
-            <w:r>
-              <w:rPr>
-                <w:noProof/>
-                <w:webHidden/>
-              </w:rPr>
-              <w:fldChar w:fldCharType="begin"/>
-            </w:r>
-            <w:r>
-              <w:rPr>
-                <w:noProof/>
-                <w:webHidden/>
-              </w:rPr>
-              <w:instrText xml:space="preserve"> PAGEREF _Toc223607469 \h </w:instrText>
-            </w:r>
-            <w:r>
-              <w:rPr>
-                <w:noProof/>
-                <w:webHidden/>
-              </w:rPr>
-            </w:r>
-            <w:r>
-              <w:rPr>
-                <w:noProof/>
-                <w:webHidden/>
-              </w:rPr>
-              <w:fldChar w:fldCharType="separate"/>
-            </w:r>
-            <w:r>
-              <w:rPr>
-                <w:noProof/>
-                <w:webHidden/>
-              </w:rPr>
-              <w:t>11</w:t>
-            </w:r>
-            <w:r>
-              <w:rPr>
-                <w:noProof/>
-                <w:webHidden/>
-              </w:rPr>
-              <w:fldChar w:fldCharType="end"/>
-            </w:r>
-          </w:hyperlink>
-        </w:p>
-        <w:p>
-          <w:pPr>
-            <w:pStyle w:val="TOC2"/>
-            <w:tabs>
-              <w:tab w:val="right" w:leader="dot" w:pos="9304"/>
-            </w:tabs>
-            <w:rPr>
-              <w:rFonts w:cstheme="minorBidi"/>
-              <w:noProof/>
-              <w:kern w:val="2"/>
-              <w:sz w:val="24"/>
-              <w:szCs w:val="24"/>
-              <w:lang w:val="en-US"/>
-              <w14:ligatures w14:val="standardContextual"/>
-            </w:rPr>
-          </w:pPr>
-          <w:hyperlink w:anchor="_Toc223607470" w:history="1">
-            <w:r>
-              <w:rPr>
-                <w:rStyle w:val="Hyperlink"/>
-                <w:rFonts w:ascii="Times New Roman" w:hAnsi="Times New Roman"/>
-                <w:b/>
-                <w:bCs/>
-                <w:noProof/>
-              </w:rPr>
-              <w:t>4.2. Cerințe nefuncționale (timp de raspuns / stabilitate conexiune)</w:t>
-            </w:r>
-            <w:r>
-              <w:rPr>
-                <w:noProof/>
-                <w:webHidden/>
-              </w:rPr>
-              <w:tab/>
-            </w:r>
-            <w:r>
-              <w:rPr>
-                <w:noProof/>
-                <w:webHidden/>
-              </w:rPr>
-              <w:fldChar w:fldCharType="begin"/>
-            </w:r>
-            <w:r>
-              <w:rPr>
-                <w:noProof/>
-                <w:webHidden/>
-              </w:rPr>
-              <w:instrText xml:space="preserve"> PAGEREF _Toc223607470 \h </w:instrText>
-            </w:r>
-            <w:r>
-              <w:rPr>
-                <w:noProof/>
-                <w:webHidden/>
-              </w:rPr>
-            </w:r>
-            <w:r>
-              <w:rPr>
-                <w:noProof/>
-                <w:webHidden/>
-              </w:rPr>
-              <w:fldChar w:fldCharType="separate"/>
-            </w:r>
-            <w:r>
-              <w:rPr>
-                <w:noProof/>
-                <w:webHidden/>
-              </w:rPr>
-              <w:t>11</w:t>
-            </w:r>
-            <w:r>
-              <w:rPr>
-                <w:noProof/>
-                <w:webHidden/>
-              </w:rPr>
-              <w:fldChar w:fldCharType="end"/>
-            </w:r>
-          </w:hyperlink>
-        </w:p>
-        <w:p>
-          <w:pPr>
-            <w:pStyle w:val="TOC2"/>
-            <w:tabs>
-              <w:tab w:val="right" w:leader="dot" w:pos="9304"/>
-            </w:tabs>
-            <w:rPr>
-              <w:rFonts w:cstheme="minorBidi"/>
-              <w:noProof/>
-              <w:kern w:val="2"/>
-              <w:sz w:val="24"/>
-              <w:szCs w:val="24"/>
-              <w:lang w:val="en-US"/>
-              <w14:ligatures w14:val="standardContextual"/>
-            </w:rPr>
-          </w:pPr>
-          <w:hyperlink w:anchor="_Toc223607471" w:history="1">
-            <w:r>
-              <w:rPr>
-                <w:rStyle w:val="Hyperlink"/>
-                <w:rFonts w:ascii="Times New Roman" w:hAnsi="Times New Roman"/>
-                <w:b/>
-                <w:bCs/>
-                <w:noProof/>
-              </w:rPr>
-              <w:t>4.3. Arhitectura generală a sistemului (flux de date (browser -&gt; esp32 -&gt; servo))</w:t>
-            </w:r>
-            <w:r>
-              <w:rPr>
-                <w:noProof/>
-                <w:webHidden/>
-              </w:rPr>
-              <w:tab/>
-            </w:r>
-            <w:r>
-              <w:rPr>
-                <w:noProof/>
-                <w:webHidden/>
-              </w:rPr>
-              <w:fldChar w:fldCharType="begin"/>
-            </w:r>
-            <w:r>
-              <w:rPr>
-                <w:noProof/>
-                <w:webHidden/>
-              </w:rPr>
-              <w:instrText xml:space="preserve"> PAGEREF _Toc223607471 \h </w:instrText>
-            </w:r>
-            <w:r>
-              <w:rPr>
-                <w:noProof/>
-                <w:webHidden/>
-              </w:rPr>
-            </w:r>
-            <w:r>
-              <w:rPr>
-                <w:noProof/>
-                <w:webHidden/>
-              </w:rPr>
-              <w:fldChar w:fldCharType="separate"/>
-            </w:r>
-            <w:r>
-              <w:rPr>
-                <w:noProof/>
-                <w:webHidden/>
-              </w:rPr>
-              <w:t>11</w:t>
-            </w:r>
-            <w:r>
-              <w:rPr>
-                <w:noProof/>
-                <w:webHidden/>
-              </w:rPr>
-              <w:fldChar w:fldCharType="end"/>
-            </w:r>
-          </w:hyperlink>
-        </w:p>
-        <w:p>
-          <w:pPr>
-            <w:pStyle w:val="TOC2"/>
-            <w:tabs>
-              <w:tab w:val="right" w:leader="dot" w:pos="9304"/>
-            </w:tabs>
-            <w:rPr>
-              <w:rFonts w:cstheme="minorBidi"/>
-              <w:noProof/>
-              <w:kern w:val="2"/>
-              <w:sz w:val="24"/>
-              <w:szCs w:val="24"/>
-              <w:lang w:val="en-US"/>
-              <w14:ligatures w14:val="standardContextual"/>
-            </w:rPr>
-          </w:pPr>
-          <w:hyperlink w:anchor="_Toc223607472" w:history="1">
-            <w:r>
-              <w:rPr>
-                <w:rStyle w:val="Hyperlink"/>
-                <w:rFonts w:ascii="Times New Roman" w:hAnsi="Times New Roman"/>
-                <w:b/>
-                <w:bCs/>
-                <w:noProof/>
-              </w:rPr>
-              <w:t>4.4. Alegerea componentelor hardware</w:t>
-            </w:r>
-            <w:r>
-              <w:rPr>
-                <w:noProof/>
-                <w:webHidden/>
-              </w:rPr>
-              <w:tab/>
-            </w:r>
-            <w:r>
-              <w:rPr>
-                <w:noProof/>
-                <w:webHidden/>
-              </w:rPr>
-              <w:fldChar w:fldCharType="begin"/>
-            </w:r>
-            <w:r>
-              <w:rPr>
-                <w:noProof/>
-                <w:webHidden/>
-              </w:rPr>
-              <w:instrText xml:space="preserve"> PAGEREF _Toc223607472 \h </w:instrText>
+              <w:instrText xml:space="preserve"> PAGEREF _Toc223680535 \h </w:instrText>
             </w:r>
             <w:r>
               <w:rPr>
@@ -2161,7 +1778,7 @@
               <w:lang w:val="en-US"/>
             </w:rPr>
           </w:pPr>
-          <w:hyperlink w:anchor="_Toc223607473" w:history="1">
+          <w:hyperlink w:anchor="_Toc223680536" w:history="1">
             <w:r>
               <w:rPr>
                 <w:rStyle w:val="Hyperlink"/>
@@ -2170,7 +1787,7 @@
                 <w:bCs/>
                 <w:noProof/>
               </w:rPr>
-              <w:t>Capitolul 5. Implementare software</w:t>
+              <w:t>Capitolul 4. Proiectarea sistemului mâinii robotice</w:t>
             </w:r>
             <w:r>
               <w:rPr>
@@ -2191,7 +1808,7 @@
                 <w:noProof/>
                 <w:webHidden/>
               </w:rPr>
-              <w:instrText xml:space="preserve"> PAGEREF _Toc223607473 \h </w:instrText>
+              <w:instrText xml:space="preserve"> PAGEREF _Toc223680536 \h </w:instrText>
             </w:r>
             <w:r>
               <w:rPr>
@@ -2238,7 +1855,7 @@
               <w14:ligatures w14:val="standardContextual"/>
             </w:rPr>
           </w:pPr>
-          <w:hyperlink w:anchor="_Toc223607474" w:history="1">
+          <w:hyperlink w:anchor="_Toc223680537" w:history="1">
             <w:r>
               <w:rPr>
                 <w:rStyle w:val="Hyperlink"/>
@@ -2247,7 +1864,7 @@
                 <w:bCs/>
                 <w:noProof/>
               </w:rPr>
-              <w:t>5.1. Structura generală a aplicației</w:t>
+              <w:t>4.1. Cerințe funcționale (control degete / interfata web / control simultan)</w:t>
             </w:r>
             <w:r>
               <w:rPr>
@@ -2268,7 +1885,7 @@
                 <w:noProof/>
                 <w:webHidden/>
               </w:rPr>
-              <w:instrText xml:space="preserve"> PAGEREF _Toc223607474 \h </w:instrText>
+              <w:instrText xml:space="preserve"> PAGEREF _Toc223680537 \h </w:instrText>
             </w:r>
             <w:r>
               <w:rPr>
@@ -2315,7 +1932,7 @@
               <w14:ligatures w14:val="standardContextual"/>
             </w:rPr>
           </w:pPr>
-          <w:hyperlink w:anchor="_Toc223607475" w:history="1">
+          <w:hyperlink w:anchor="_Toc223680538" w:history="1">
             <w:r>
               <w:rPr>
                 <w:rStyle w:val="Hyperlink"/>
@@ -2324,7 +1941,7 @@
                 <w:bCs/>
                 <w:noProof/>
               </w:rPr>
-              <w:t>5.2. Implementarea serverului web asincron</w:t>
+              <w:t>4.2. Cerințe nefuncționale (timp de raspuns / stabilitate conexiune)</w:t>
             </w:r>
             <w:r>
               <w:rPr>
@@ -2345,7 +1962,7 @@
                 <w:noProof/>
                 <w:webHidden/>
               </w:rPr>
-              <w:instrText xml:space="preserve"> PAGEREF _Toc223607475 \h </w:instrText>
+              <w:instrText xml:space="preserve"> PAGEREF _Toc223680538 \h </w:instrText>
             </w:r>
             <w:r>
               <w:rPr>
@@ -2392,7 +2009,7 @@
               <w14:ligatures w14:val="standardContextual"/>
             </w:rPr>
           </w:pPr>
-          <w:hyperlink w:anchor="_Toc223607476" w:history="1">
+          <w:hyperlink w:anchor="_Toc223680539" w:history="1">
             <w:r>
               <w:rPr>
                 <w:rStyle w:val="Hyperlink"/>
@@ -2401,7 +2018,7 @@
                 <w:bCs/>
                 <w:noProof/>
               </w:rPr>
-              <w:t>5.3. Controlul servomotoarelor</w:t>
+              <w:t>4.3. Arhitectura generală a sistemului (flux de date (browser -&gt; esp32 -&gt; servo))</w:t>
             </w:r>
             <w:r>
               <w:rPr>
@@ -2422,7 +2039,7 @@
                 <w:noProof/>
                 <w:webHidden/>
               </w:rPr>
-              <w:instrText xml:space="preserve"> PAGEREF _Toc223607476 \h </w:instrText>
+              <w:instrText xml:space="preserve"> PAGEREF _Toc223680539 \h </w:instrText>
             </w:r>
             <w:r>
               <w:rPr>
@@ -2469,7 +2086,7 @@
               <w14:ligatures w14:val="standardContextual"/>
             </w:rPr>
           </w:pPr>
-          <w:hyperlink w:anchor="_Toc223607477" w:history="1">
+          <w:hyperlink w:anchor="_Toc223680540" w:history="1">
             <w:r>
               <w:rPr>
                 <w:rStyle w:val="Hyperlink"/>
@@ -2477,9 +2094,8 @@
                 <w:b/>
                 <w:bCs/>
                 <w:noProof/>
-                <w:lang w:val="en-US"/>
               </w:rPr>
-              <w:t>5.4. Comunicarea între frontend și backend</w:t>
+              <w:t>4.4. Alegerea componentelor hardware</w:t>
             </w:r>
             <w:r>
               <w:rPr>
@@ -2500,7 +2116,7 @@
                 <w:noProof/>
                 <w:webHidden/>
               </w:rPr>
-              <w:instrText xml:space="preserve"> PAGEREF _Toc223607477 \h </w:instrText>
+              <w:instrText xml:space="preserve"> PAGEREF _Toc223680540 \h </w:instrText>
             </w:r>
             <w:r>
               <w:rPr>
@@ -2533,6 +2149,81 @@
         </w:p>
         <w:p>
           <w:pPr>
+            <w:pStyle w:val="TOC1"/>
+            <w:tabs>
+              <w:tab w:val="right" w:leader="dot" w:pos="9304"/>
+            </w:tabs>
+            <w:rPr>
+              <w:rFonts w:asciiTheme="minorHAnsi" w:eastAsiaTheme="minorEastAsia" w:hAnsiTheme="minorHAnsi" w:cstheme="minorBidi"/>
+              <w:noProof/>
+              <w:color w:val="auto"/>
+              <w:sz w:val="24"/>
+              <w:lang w:val="en-US"/>
+            </w:rPr>
+          </w:pPr>
+          <w:hyperlink w:anchor="_Toc223680541" w:history="1">
+            <w:r>
+              <w:rPr>
+                <w:rStyle w:val="Hyperlink"/>
+                <w:rFonts w:ascii="Times New Roman" w:hAnsi="Times New Roman" w:cs="Times New Roman"/>
+                <w:b/>
+                <w:bCs/>
+                <w:noProof/>
+              </w:rPr>
+              <w:t>Capitolul 5. Implementare software</w:t>
+            </w:r>
+            <w:r>
+              <w:rPr>
+                <w:noProof/>
+                <w:webHidden/>
+              </w:rPr>
+              <w:tab/>
+            </w:r>
+            <w:r>
+              <w:rPr>
+                <w:noProof/>
+                <w:webHidden/>
+              </w:rPr>
+              <w:fldChar w:fldCharType="begin"/>
+            </w:r>
+            <w:r>
+              <w:rPr>
+                <w:noProof/>
+                <w:webHidden/>
+              </w:rPr>
+              <w:instrText xml:space="preserve"> PAGEREF _Toc223680541 \h </w:instrText>
+            </w:r>
+            <w:r>
+              <w:rPr>
+                <w:noProof/>
+                <w:webHidden/>
+              </w:rPr>
+            </w:r>
+            <w:r>
+              <w:rPr>
+                <w:noProof/>
+                <w:webHidden/>
+              </w:rPr>
+              <w:fldChar w:fldCharType="separate"/>
+            </w:r>
+            <w:r>
+              <w:rPr>
+                <w:noProof/>
+                <w:webHidden/>
+              </w:rPr>
+              <w:t>13</w:t>
+            </w:r>
+            <w:r>
+              <w:rPr>
+                <w:noProof/>
+                <w:webHidden/>
+              </w:rPr>
+              <w:fldChar w:fldCharType="end"/>
+            </w:r>
+          </w:hyperlink>
+        </w:p>
+        <w:p>
+          <w:pPr>
             <w:pStyle w:val="TOC2"/>
             <w:tabs>
               <w:tab w:val="right" w:leader="dot" w:pos="9304"/>
@@ -2547,7 +2238,316 @@
               <w14:ligatures w14:val="standardContextual"/>
             </w:rPr>
           </w:pPr>
-          <w:hyperlink w:anchor="_Toc223607478" w:history="1">
+          <w:hyperlink w:anchor="_Toc223680542" w:history="1">
+            <w:r>
+              <w:rPr>
+                <w:rStyle w:val="Hyperlink"/>
+                <w:rFonts w:ascii="Times New Roman" w:hAnsi="Times New Roman"/>
+                <w:b/>
+                <w:bCs/>
+                <w:noProof/>
+              </w:rPr>
+              <w:t>5.1. Structura generală a aplicației</w:t>
+            </w:r>
+            <w:r>
+              <w:rPr>
+                <w:noProof/>
+                <w:webHidden/>
+              </w:rPr>
+              <w:tab/>
+            </w:r>
+            <w:r>
+              <w:rPr>
+                <w:noProof/>
+                <w:webHidden/>
+              </w:rPr>
+              <w:fldChar w:fldCharType="begin"/>
+            </w:r>
+            <w:r>
+              <w:rPr>
+                <w:noProof/>
+                <w:webHidden/>
+              </w:rPr>
+              <w:instrText xml:space="preserve"> PAGEREF _Toc223680542 \h </w:instrText>
+            </w:r>
+            <w:r>
+              <w:rPr>
+                <w:noProof/>
+                <w:webHidden/>
+              </w:rPr>
+            </w:r>
+            <w:r>
+              <w:rPr>
+                <w:noProof/>
+                <w:webHidden/>
+              </w:rPr>
+              <w:fldChar w:fldCharType="separate"/>
+            </w:r>
+            <w:r>
+              <w:rPr>
+                <w:noProof/>
+                <w:webHidden/>
+              </w:rPr>
+              <w:t>13</w:t>
+            </w:r>
+            <w:r>
+              <w:rPr>
+                <w:noProof/>
+                <w:webHidden/>
+              </w:rPr>
+              <w:fldChar w:fldCharType="end"/>
+            </w:r>
+          </w:hyperlink>
+        </w:p>
+        <w:p>
+          <w:pPr>
+            <w:pStyle w:val="TOC2"/>
+            <w:tabs>
+              <w:tab w:val="right" w:leader="dot" w:pos="9304"/>
+            </w:tabs>
+            <w:rPr>
+              <w:rFonts w:cstheme="minorBidi"/>
+              <w:noProof/>
+              <w:kern w:val="2"/>
+              <w:sz w:val="24"/>
+              <w:szCs w:val="24"/>
+              <w:lang w:val="en-US"/>
+              <w14:ligatures w14:val="standardContextual"/>
+            </w:rPr>
+          </w:pPr>
+          <w:hyperlink w:anchor="_Toc223680543" w:history="1">
+            <w:r>
+              <w:rPr>
+                <w:rStyle w:val="Hyperlink"/>
+                <w:rFonts w:ascii="Times New Roman" w:hAnsi="Times New Roman"/>
+                <w:b/>
+                <w:bCs/>
+                <w:noProof/>
+              </w:rPr>
+              <w:t>5.2. Implementarea serverului web asincron</w:t>
+            </w:r>
+            <w:r>
+              <w:rPr>
+                <w:noProof/>
+                <w:webHidden/>
+              </w:rPr>
+              <w:tab/>
+            </w:r>
+            <w:r>
+              <w:rPr>
+                <w:noProof/>
+                <w:webHidden/>
+              </w:rPr>
+              <w:fldChar w:fldCharType="begin"/>
+            </w:r>
+            <w:r>
+              <w:rPr>
+                <w:noProof/>
+                <w:webHidden/>
+              </w:rPr>
+              <w:instrText xml:space="preserve"> PAGEREF _Toc223680543 \h </w:instrText>
+            </w:r>
+            <w:r>
+              <w:rPr>
+                <w:noProof/>
+                <w:webHidden/>
+              </w:rPr>
+            </w:r>
+            <w:r>
+              <w:rPr>
+                <w:noProof/>
+                <w:webHidden/>
+              </w:rPr>
+              <w:fldChar w:fldCharType="separate"/>
+            </w:r>
+            <w:r>
+              <w:rPr>
+                <w:noProof/>
+                <w:webHidden/>
+              </w:rPr>
+              <w:t>13</w:t>
+            </w:r>
+            <w:r>
+              <w:rPr>
+                <w:noProof/>
+                <w:webHidden/>
+              </w:rPr>
+              <w:fldChar w:fldCharType="end"/>
+            </w:r>
+          </w:hyperlink>
+        </w:p>
+        <w:p>
+          <w:pPr>
+            <w:pStyle w:val="TOC2"/>
+            <w:tabs>
+              <w:tab w:val="right" w:leader="dot" w:pos="9304"/>
+            </w:tabs>
+            <w:rPr>
+              <w:rFonts w:cstheme="minorBidi"/>
+              <w:noProof/>
+              <w:kern w:val="2"/>
+              <w:sz w:val="24"/>
+              <w:szCs w:val="24"/>
+              <w:lang w:val="en-US"/>
+              <w14:ligatures w14:val="standardContextual"/>
+            </w:rPr>
+          </w:pPr>
+          <w:hyperlink w:anchor="_Toc223680544" w:history="1">
+            <w:r>
+              <w:rPr>
+                <w:rStyle w:val="Hyperlink"/>
+                <w:rFonts w:ascii="Times New Roman" w:hAnsi="Times New Roman"/>
+                <w:b/>
+                <w:bCs/>
+                <w:noProof/>
+              </w:rPr>
+              <w:t>5.3. Controlul servomotoarelor</w:t>
+            </w:r>
+            <w:r>
+              <w:rPr>
+                <w:noProof/>
+                <w:webHidden/>
+              </w:rPr>
+              <w:tab/>
+            </w:r>
+            <w:r>
+              <w:rPr>
+                <w:noProof/>
+                <w:webHidden/>
+              </w:rPr>
+              <w:fldChar w:fldCharType="begin"/>
+            </w:r>
+            <w:r>
+              <w:rPr>
+                <w:noProof/>
+                <w:webHidden/>
+              </w:rPr>
+              <w:instrText xml:space="preserve"> PAGEREF _Toc223680544 \h </w:instrText>
+            </w:r>
+            <w:r>
+              <w:rPr>
+                <w:noProof/>
+                <w:webHidden/>
+              </w:rPr>
+            </w:r>
+            <w:r>
+              <w:rPr>
+                <w:noProof/>
+                <w:webHidden/>
+              </w:rPr>
+              <w:fldChar w:fldCharType="separate"/>
+            </w:r>
+            <w:r>
+              <w:rPr>
+                <w:noProof/>
+                <w:webHidden/>
+              </w:rPr>
+              <w:t>13</w:t>
+            </w:r>
+            <w:r>
+              <w:rPr>
+                <w:noProof/>
+                <w:webHidden/>
+              </w:rPr>
+              <w:fldChar w:fldCharType="end"/>
+            </w:r>
+          </w:hyperlink>
+        </w:p>
+        <w:p>
+          <w:pPr>
+            <w:pStyle w:val="TOC2"/>
+            <w:tabs>
+              <w:tab w:val="right" w:leader="dot" w:pos="9304"/>
+            </w:tabs>
+            <w:rPr>
+              <w:rFonts w:cstheme="minorBidi"/>
+              <w:noProof/>
+              <w:kern w:val="2"/>
+              <w:sz w:val="24"/>
+              <w:szCs w:val="24"/>
+              <w:lang w:val="en-US"/>
+              <w14:ligatures w14:val="standardContextual"/>
+            </w:rPr>
+          </w:pPr>
+          <w:hyperlink w:anchor="_Toc223680545" w:history="1">
+            <w:r>
+              <w:rPr>
+                <w:rStyle w:val="Hyperlink"/>
+                <w:rFonts w:ascii="Times New Roman" w:hAnsi="Times New Roman"/>
+                <w:b/>
+                <w:bCs/>
+                <w:noProof/>
+                <w:lang w:val="en-US"/>
+              </w:rPr>
+              <w:t>5.4. Comunicarea între frontend și backend</w:t>
+            </w:r>
+            <w:r>
+              <w:rPr>
+                <w:noProof/>
+                <w:webHidden/>
+              </w:rPr>
+              <w:tab/>
+            </w:r>
+            <w:r>
+              <w:rPr>
+                <w:noProof/>
+                <w:webHidden/>
+              </w:rPr>
+              <w:fldChar w:fldCharType="begin"/>
+            </w:r>
+            <w:r>
+              <w:rPr>
+                <w:noProof/>
+                <w:webHidden/>
+              </w:rPr>
+              <w:instrText xml:space="preserve"> PAGEREF _Toc223680545 \h </w:instrText>
+            </w:r>
+            <w:r>
+              <w:rPr>
+                <w:noProof/>
+                <w:webHidden/>
+              </w:rPr>
+            </w:r>
+            <w:r>
+              <w:rPr>
+                <w:noProof/>
+                <w:webHidden/>
+              </w:rPr>
+              <w:fldChar w:fldCharType="separate"/>
+            </w:r>
+            <w:r>
+              <w:rPr>
+                <w:noProof/>
+                <w:webHidden/>
+              </w:rPr>
+              <w:t>13</w:t>
+            </w:r>
+            <w:r>
+              <w:rPr>
+                <w:noProof/>
+                <w:webHidden/>
+              </w:rPr>
+              <w:fldChar w:fldCharType="end"/>
+            </w:r>
+          </w:hyperlink>
+        </w:p>
+        <w:p>
+          <w:pPr>
+            <w:pStyle w:val="TOC2"/>
+            <w:tabs>
+              <w:tab w:val="right" w:leader="dot" w:pos="9304"/>
+            </w:tabs>
+            <w:rPr>
+              <w:rFonts w:cstheme="minorBidi"/>
+              <w:noProof/>
+              <w:kern w:val="2"/>
+              <w:sz w:val="24"/>
+              <w:szCs w:val="24"/>
+              <w:lang w:val="en-US"/>
+              <w14:ligatures w14:val="standardContextual"/>
+            </w:rPr>
+          </w:pPr>
+          <w:hyperlink w:anchor="_Toc223680546" w:history="1">
             <w:r>
               <w:rPr>
                 <w:rStyle w:val="Hyperlink"/>
@@ -2598,247 +2598,7 @@
                 <w:noProof/>
                 <w:webHidden/>
               </w:rPr>
-              <w:instrText xml:space="preserve"> PAGEREF _Toc223607478 \h </w:instrText>
-            </w:r>
-            <w:r>
-              <w:rPr>
-                <w:noProof/>
-                <w:webHidden/>
-              </w:rPr>
-            </w:r>
-            <w:r>
-              <w:rPr>
-                <w:noProof/>
-                <w:webHidden/>
-              </w:rPr>
-              <w:fldChar w:fldCharType="separate"/>
-            </w:r>
-            <w:r>
-              <w:rPr>
-                <w:noProof/>
-                <w:webHidden/>
-              </w:rPr>
-              <w:t>12</w:t>
-            </w:r>
-            <w:r>
-              <w:rPr>
-                <w:noProof/>
-                <w:webHidden/>
-              </w:rPr>
-              <w:fldChar w:fldCharType="end"/>
-            </w:r>
-          </w:hyperlink>
-        </w:p>
-        <w:p>
-          <w:pPr>
-            <w:pStyle w:val="TOC1"/>
-            <w:tabs>
-              <w:tab w:val="right" w:leader="dot" w:pos="9304"/>
-            </w:tabs>
-            <w:rPr>
-              <w:rFonts w:asciiTheme="minorHAnsi" w:eastAsiaTheme="minorEastAsia" w:hAnsiTheme="minorHAnsi" w:cstheme="minorBidi"/>
-              <w:noProof/>
-              <w:color w:val="auto"/>
-              <w:sz w:val="24"/>
-              <w:lang w:val="en-US"/>
-            </w:rPr>
-          </w:pPr>
-          <w:hyperlink w:anchor="_Toc223607479" w:history="1">
-            <w:r>
-              <w:rPr>
-                <w:rStyle w:val="Hyperlink"/>
-                <w:rFonts w:ascii="Times New Roman" w:hAnsi="Times New Roman" w:cs="Times New Roman"/>
-                <w:b/>
-                <w:bCs/>
-                <w:noProof/>
-                <w:lang w:val="en-US"/>
-              </w:rPr>
-              <w:t xml:space="preserve">Capitolul 6. </w:t>
-            </w:r>
-            <w:r>
-              <w:rPr>
-                <w:rStyle w:val="Hyperlink"/>
-                <w:rFonts w:ascii="Times New Roman" w:hAnsi="Times New Roman" w:cs="Times New Roman"/>
-                <w:b/>
-                <w:bCs/>
-                <w:noProof/>
-              </w:rPr>
-              <w:t>Testare și validare</w:t>
-            </w:r>
-            <w:r>
-              <w:rPr>
-                <w:noProof/>
-                <w:webHidden/>
-              </w:rPr>
-              <w:tab/>
-            </w:r>
-            <w:r>
-              <w:rPr>
-                <w:noProof/>
-                <w:webHidden/>
-              </w:rPr>
-              <w:fldChar w:fldCharType="begin"/>
-            </w:r>
-            <w:r>
-              <w:rPr>
-                <w:noProof/>
-                <w:webHidden/>
-              </w:rPr>
-              <w:instrText xml:space="preserve"> PAGEREF _Toc223607479 \h </w:instrText>
-            </w:r>
-            <w:r>
-              <w:rPr>
-                <w:noProof/>
-                <w:webHidden/>
-              </w:rPr>
-            </w:r>
-            <w:r>
-              <w:rPr>
-                <w:noProof/>
-                <w:webHidden/>
-              </w:rPr>
-              <w:fldChar w:fldCharType="separate"/>
-            </w:r>
-            <w:r>
-              <w:rPr>
-                <w:noProof/>
-                <w:webHidden/>
-              </w:rPr>
-              <w:t>13</w:t>
-            </w:r>
-            <w:r>
-              <w:rPr>
-                <w:noProof/>
-                <w:webHidden/>
-              </w:rPr>
-              <w:fldChar w:fldCharType="end"/>
-            </w:r>
-          </w:hyperlink>
-        </w:p>
-        <w:p>
-          <w:pPr>
-            <w:pStyle w:val="TOC2"/>
-            <w:tabs>
-              <w:tab w:val="right" w:leader="dot" w:pos="9304"/>
-            </w:tabs>
-            <w:rPr>
-              <w:rFonts w:cstheme="minorBidi"/>
-              <w:noProof/>
-              <w:kern w:val="2"/>
-              <w:sz w:val="24"/>
-              <w:szCs w:val="24"/>
-              <w:lang w:val="en-US"/>
-              <w14:ligatures w14:val="standardContextual"/>
-            </w:rPr>
-          </w:pPr>
-          <w:hyperlink w:anchor="_Toc223607480" w:history="1">
-            <w:r>
-              <w:rPr>
-                <w:rStyle w:val="Hyperlink"/>
-                <w:rFonts w:ascii="Times New Roman" w:hAnsi="Times New Roman"/>
-                <w:b/>
-                <w:bCs/>
-                <w:noProof/>
-              </w:rPr>
-              <w:t>6.1. Testare funcțională</w:t>
-            </w:r>
-            <w:r>
-              <w:rPr>
-                <w:noProof/>
-                <w:webHidden/>
-              </w:rPr>
-              <w:tab/>
-            </w:r>
-            <w:r>
-              <w:rPr>
-                <w:noProof/>
-                <w:webHidden/>
-              </w:rPr>
-              <w:fldChar w:fldCharType="begin"/>
-            </w:r>
-            <w:r>
-              <w:rPr>
-                <w:noProof/>
-                <w:webHidden/>
-              </w:rPr>
-              <w:instrText xml:space="preserve"> PAGEREF _Toc223607480 \h </w:instrText>
-            </w:r>
-            <w:r>
-              <w:rPr>
-                <w:noProof/>
-                <w:webHidden/>
-              </w:rPr>
-            </w:r>
-            <w:r>
-              <w:rPr>
-                <w:noProof/>
-                <w:webHidden/>
-              </w:rPr>
-              <w:fldChar w:fldCharType="separate"/>
-            </w:r>
-            <w:r>
-              <w:rPr>
-                <w:noProof/>
-                <w:webHidden/>
-              </w:rPr>
-              <w:t>13</w:t>
-            </w:r>
-            <w:r>
-              <w:rPr>
-                <w:noProof/>
-                <w:webHidden/>
-              </w:rPr>
-              <w:fldChar w:fldCharType="end"/>
-            </w:r>
-          </w:hyperlink>
-        </w:p>
-        <w:p>
-          <w:pPr>
-            <w:pStyle w:val="TOC2"/>
-            <w:tabs>
-              <w:tab w:val="right" w:leader="dot" w:pos="9304"/>
-            </w:tabs>
-            <w:rPr>
-              <w:rFonts w:cstheme="minorBidi"/>
-              <w:noProof/>
-              <w:kern w:val="2"/>
-              <w:sz w:val="24"/>
-              <w:szCs w:val="24"/>
-              <w:lang w:val="en-US"/>
-              <w14:ligatures w14:val="standardContextual"/>
-            </w:rPr>
-          </w:pPr>
-          <w:hyperlink w:anchor="_Toc223607481" w:history="1">
-            <w:r>
-              <w:rPr>
-                <w:rStyle w:val="Hyperlink"/>
-                <w:rFonts w:ascii="Times New Roman" w:hAnsi="Times New Roman"/>
-                <w:b/>
-                <w:bCs/>
-                <w:noProof/>
-              </w:rPr>
-              <w:t>6.2. Testare performanță, stres, rezultate</w:t>
-            </w:r>
-            <w:r>
-              <w:rPr>
-                <w:noProof/>
-                <w:webHidden/>
-              </w:rPr>
-              <w:tab/>
-            </w:r>
-            <w:r>
-              <w:rPr>
-                <w:noProof/>
-                <w:webHidden/>
-              </w:rPr>
-              <w:fldChar w:fldCharType="begin"/>
-            </w:r>
-            <w:r>
-              <w:rPr>
-                <w:noProof/>
-                <w:webHidden/>
-              </w:rPr>
-              <w:instrText xml:space="preserve"> PAGEREF _Toc223607481 \h </w:instrText>
+              <w:instrText xml:space="preserve"> PAGEREF _Toc223680546 \h </w:instrText>
             </w:r>
             <w:r>
               <w:rPr>
@@ -2883,7 +2643,18 @@
               <w:lang w:val="en-US"/>
             </w:rPr>
           </w:pPr>
-          <w:hyperlink w:anchor="_Toc223607482" w:history="1">
+          <w:hyperlink w:anchor="_Toc223680547" w:history="1">
+            <w:r>
+              <w:rPr>
+                <w:rStyle w:val="Hyperlink"/>
+                <w:rFonts w:ascii="Times New Roman" w:hAnsi="Times New Roman" w:cs="Times New Roman"/>
+                <w:b/>
+                <w:bCs/>
+                <w:noProof/>
+                <w:lang w:val="en-US"/>
+              </w:rPr>
+              <w:t xml:space="preserve">Capitolul 6. </w:t>
+            </w:r>
             <w:r>
               <w:rPr>
                 <w:rStyle w:val="Hyperlink"/>
@@ -2892,7 +2663,7 @@
                 <w:bCs/>
                 <w:noProof/>
               </w:rPr>
-              <w:t>Concluzii</w:t>
+              <w:t>Testare și validare</w:t>
             </w:r>
             <w:r>
               <w:rPr>
@@ -2913,7 +2684,161 @@
                 <w:noProof/>
                 <w:webHidden/>
               </w:rPr>
-              <w:instrText xml:space="preserve"> PAGEREF _Toc223607482 \h </w:instrText>
+              <w:instrText xml:space="preserve"> PAGEREF _Toc223680547 \h </w:instrText>
+            </w:r>
+            <w:r>
+              <w:rPr>
+                <w:noProof/>
+                <w:webHidden/>
+              </w:rPr>
+            </w:r>
+            <w:r>
+              <w:rPr>
+                <w:noProof/>
+                <w:webHidden/>
+              </w:rPr>
+              <w:fldChar w:fldCharType="separate"/>
+            </w:r>
+            <w:r>
+              <w:rPr>
+                <w:noProof/>
+                <w:webHidden/>
+              </w:rPr>
+              <w:t>14</w:t>
+            </w:r>
+            <w:r>
+              <w:rPr>
+                <w:noProof/>
+                <w:webHidden/>
+              </w:rPr>
+              <w:fldChar w:fldCharType="end"/>
+            </w:r>
+          </w:hyperlink>
+        </w:p>
+        <w:p>
+          <w:pPr>
+            <w:pStyle w:val="TOC2"/>
+            <w:tabs>
+              <w:tab w:val="right" w:leader="dot" w:pos="9304"/>
+            </w:tabs>
+            <w:rPr>
+              <w:rFonts w:cstheme="minorBidi"/>
+              <w:noProof/>
+              <w:kern w:val="2"/>
+              <w:sz w:val="24"/>
+              <w:szCs w:val="24"/>
+              <w:lang w:val="en-US"/>
+              <w14:ligatures w14:val="standardContextual"/>
+            </w:rPr>
+          </w:pPr>
+          <w:hyperlink w:anchor="_Toc223680548" w:history="1">
+            <w:r>
+              <w:rPr>
+                <w:rStyle w:val="Hyperlink"/>
+                <w:rFonts w:ascii="Times New Roman" w:hAnsi="Times New Roman"/>
+                <w:b/>
+                <w:bCs/>
+                <w:noProof/>
+              </w:rPr>
+              <w:t>6.1. Testare funcțională</w:t>
+            </w:r>
+            <w:r>
+              <w:rPr>
+                <w:noProof/>
+                <w:webHidden/>
+              </w:rPr>
+              <w:tab/>
+            </w:r>
+            <w:r>
+              <w:rPr>
+                <w:noProof/>
+                <w:webHidden/>
+              </w:rPr>
+              <w:fldChar w:fldCharType="begin"/>
+            </w:r>
+            <w:r>
+              <w:rPr>
+                <w:noProof/>
+                <w:webHidden/>
+              </w:rPr>
+              <w:instrText xml:space="preserve"> PAGEREF _Toc223680548 \h </w:instrText>
+            </w:r>
+            <w:r>
+              <w:rPr>
+                <w:noProof/>
+                <w:webHidden/>
+              </w:rPr>
+            </w:r>
+            <w:r>
+              <w:rPr>
+                <w:noProof/>
+                <w:webHidden/>
+              </w:rPr>
+              <w:fldChar w:fldCharType="separate"/>
+            </w:r>
+            <w:r>
+              <w:rPr>
+                <w:noProof/>
+                <w:webHidden/>
+              </w:rPr>
+              <w:t>14</w:t>
+            </w:r>
+            <w:r>
+              <w:rPr>
+                <w:noProof/>
+                <w:webHidden/>
+              </w:rPr>
+              <w:fldChar w:fldCharType="end"/>
+            </w:r>
+          </w:hyperlink>
+        </w:p>
+        <w:p>
+          <w:pPr>
+            <w:pStyle w:val="TOC2"/>
+            <w:tabs>
+              <w:tab w:val="right" w:leader="dot" w:pos="9304"/>
+            </w:tabs>
+            <w:rPr>
+              <w:rFonts w:cstheme="minorBidi"/>
+              <w:noProof/>
+              <w:kern w:val="2"/>
+              <w:sz w:val="24"/>
+              <w:szCs w:val="24"/>
+              <w:lang w:val="en-US"/>
+              <w14:ligatures w14:val="standardContextual"/>
+            </w:rPr>
+          </w:pPr>
+          <w:hyperlink w:anchor="_Toc223680549" w:history="1">
+            <w:r>
+              <w:rPr>
+                <w:rStyle w:val="Hyperlink"/>
+                <w:rFonts w:ascii="Times New Roman" w:hAnsi="Times New Roman"/>
+                <w:b/>
+                <w:bCs/>
+                <w:noProof/>
+              </w:rPr>
+              <w:t>6.2. Testare performanță, stres, rezultate</w:t>
+            </w:r>
+            <w:r>
+              <w:rPr>
+                <w:noProof/>
+                <w:webHidden/>
+              </w:rPr>
+              <w:tab/>
+            </w:r>
+            <w:r>
+              <w:rPr>
+                <w:noProof/>
+                <w:webHidden/>
+              </w:rPr>
+              <w:fldChar w:fldCharType="begin"/>
+            </w:r>
+            <w:r>
+              <w:rPr>
+                <w:noProof/>
+                <w:webHidden/>
+              </w:rPr>
+              <w:instrText xml:space="preserve"> PAGEREF _Toc223680549 \h </w:instrText>
             </w:r>
             <w:r>
               <w:rPr>
@@ -2958,7 +2883,7 @@
               <w:lang w:val="en-US"/>
             </w:rPr>
           </w:pPr>
-          <w:hyperlink w:anchor="_Toc223607483" w:history="1">
+          <w:hyperlink w:anchor="_Toc223680550" w:history="1">
             <w:r>
               <w:rPr>
                 <w:rStyle w:val="Hyperlink"/>
@@ -2967,7 +2892,7 @@
                 <w:bCs/>
                 <w:noProof/>
               </w:rPr>
-              <w:t>Bibliografie</w:t>
+              <w:t>Concluzii</w:t>
             </w:r>
             <w:r>
               <w:rPr>
@@ -2988,7 +2913,7 @@
                 <w:noProof/>
                 <w:webHidden/>
               </w:rPr>
-              <w:instrText xml:space="preserve"> PAGEREF _Toc223607483 \h </w:instrText>
+              <w:instrText xml:space="preserve"> PAGEREF _Toc223680550 \h </w:instrText>
             </w:r>
             <w:r>
               <w:rPr>
@@ -3033,7 +2958,7 @@
               <w:lang w:val="en-US"/>
             </w:rPr>
           </w:pPr>
-          <w:hyperlink w:anchor="_Toc223607484" w:history="1">
+          <w:hyperlink w:anchor="_Toc223680551" w:history="1">
             <w:r>
               <w:rPr>
                 <w:rStyle w:val="Hyperlink"/>
@@ -3042,7 +2967,7 @@
                 <w:bCs/>
                 <w:noProof/>
               </w:rPr>
-              <w:t>Anexe</w:t>
+              <w:t>Bibliografie</w:t>
             </w:r>
             <w:r>
               <w:rPr>
@@ -3063,7 +2988,7 @@
                 <w:noProof/>
                 <w:webHidden/>
               </w:rPr>
-              <w:instrText xml:space="preserve"> PAGEREF _Toc223607484 \h </w:instrText>
+              <w:instrText xml:space="preserve"> PAGEREF _Toc223680551 \h </w:instrText>
             </w:r>
             <w:r>
               <w:rPr>
@@ -3096,6 +3021,81 @@
         </w:p>
         <w:p>
           <w:pPr>
+            <w:pStyle w:val="TOC1"/>
+            <w:tabs>
+              <w:tab w:val="right" w:leader="dot" w:pos="9304"/>
+            </w:tabs>
+            <w:rPr>
+              <w:rFonts w:asciiTheme="minorHAnsi" w:eastAsiaTheme="minorEastAsia" w:hAnsiTheme="minorHAnsi" w:cstheme="minorBidi"/>
+              <w:noProof/>
+              <w:color w:val="auto"/>
+              <w:sz w:val="24"/>
+              <w:lang w:val="en-US"/>
+            </w:rPr>
+          </w:pPr>
+          <w:hyperlink w:anchor="_Toc223680552" w:history="1">
+            <w:r>
+              <w:rPr>
+                <w:rStyle w:val="Hyperlink"/>
+                <w:rFonts w:ascii="Times New Roman" w:hAnsi="Times New Roman" w:cs="Times New Roman"/>
+                <w:b/>
+                <w:bCs/>
+                <w:noProof/>
+              </w:rPr>
+              <w:t>Anexe</w:t>
+            </w:r>
+            <w:r>
+              <w:rPr>
+                <w:noProof/>
+                <w:webHidden/>
+              </w:rPr>
+              <w:tab/>
+            </w:r>
+            <w:r>
+              <w:rPr>
+                <w:noProof/>
+                <w:webHidden/>
+              </w:rPr>
+              <w:fldChar w:fldCharType="begin"/>
+            </w:r>
+            <w:r>
+              <w:rPr>
+                <w:noProof/>
+                <w:webHidden/>
+              </w:rPr>
+              <w:instrText xml:space="preserve"> PAGEREF _Toc223680552 \h </w:instrText>
+            </w:r>
+            <w:r>
+              <w:rPr>
+                <w:noProof/>
+                <w:webHidden/>
+              </w:rPr>
+            </w:r>
+            <w:r>
+              <w:rPr>
+                <w:noProof/>
+                <w:webHidden/>
+              </w:rPr>
+              <w:fldChar w:fldCharType="separate"/>
+            </w:r>
+            <w:r>
+              <w:rPr>
+                <w:noProof/>
+                <w:webHidden/>
+              </w:rPr>
+              <w:t>17</w:t>
+            </w:r>
+            <w:r>
+              <w:rPr>
+                <w:noProof/>
+                <w:webHidden/>
+              </w:rPr>
+              <w:fldChar w:fldCharType="end"/>
+            </w:r>
+          </w:hyperlink>
+        </w:p>
+        <w:p>
+          <w:pPr>
             <w:tabs>
               <w:tab w:val="left" w:pos="6236"/>
             </w:tabs>
@@ -3105,13 +3105,6 @@
               <w:b/>
               <w:bCs/>
             </w:rPr>
-            <w:sectPr>
-              <w:footerReference w:type="default" r:id="rId8"/>
-              <w:pgSz w:w="11906" w:h="16838" w:code="9"/>
-              <w:pgMar w:top="1152" w:right="1152" w:bottom="1152" w:left="1440" w:header="43" w:footer="720" w:gutter="0"/>
-              <w:cols w:space="720"/>
-              <w:docGrid w:linePitch="360"/>
-            </w:sectPr>
           </w:pPr>
           <w:r>
             <w:rPr>
@@ -3133,10 +3126,38 @@
     <w:bookmarkStart w:id="0" w:name="_Toc13089" w:displacedByCustomXml="prev"/>
     <w:p>
       <w:pPr>
+        <w:jc w:val="right"/>
+        <w:rPr>
+          <w:b/>
+          <w:bCs/>
+        </w:rPr>
+      </w:pPr>
+    </w:p>
+    <w:p>
+      <w:pPr>
+        <w:rPr>
+          <w:b/>
+          <w:bCs/>
+        </w:rPr>
+      </w:pPr>
+    </w:p>
+    <w:p>
+      <w:pPr>
+        <w:sectPr>
+          <w:footerReference w:type="default" r:id="rId8"/>
+          <w:pgSz w:w="11906" w:h="16838" w:code="9"/>
+          <w:pgMar w:top="1152" w:right="1152" w:bottom="1152" w:left="1440" w:header="43" w:footer="720" w:gutter="0"/>
+          <w:cols w:space="720"/>
+          <w:docGrid w:linePitch="360"/>
+        </w:sectPr>
+      </w:pPr>
+    </w:p>
+    <w:p>
+      <w:pPr>
         <w:pStyle w:val="Heading1"/>
         <w:spacing w:line="312" w:lineRule="auto"/>
       </w:pPr>
-      <w:bookmarkStart w:id="1" w:name="_Toc223607457"/>
+      <w:bookmarkStart w:id="1" w:name="_Toc223680525"/>
       <w:r>
         <w:rPr>
           <w:rFonts w:ascii="Times New Roman" w:hAnsi="Times New Roman" w:cs="Times New Roman"/>
@@ -3480,16 +3501,14 @@
         </w:rPr>
         <w:t xml:space="preserve"> </w:t>
       </w:r>
-      <w:proofErr w:type="spellStart"/>
-      <w:r>
-        <w:rPr>
-          <w:rFonts w:ascii="Times New Roman" w:hAnsi="Times New Roman" w:cs="Times New Roman"/>
-          <w:sz w:val="24"/>
-          <w:lang w:val="en-US"/>
-        </w:rPr>
-        <w:t>accelerat</w:t>
-      </w:r>
-      <w:proofErr w:type="spellEnd"/>
+      <w:r>
+        <w:rPr>
+          <w:rFonts w:ascii="Times New Roman" w:hAnsi="Times New Roman" w:cs="Times New Roman"/>
+          <w:sz w:val="24"/>
+          <w:lang w:val="en-US"/>
+        </w:rPr>
+        <w:t>rapid</w:t>
+      </w:r>
       <w:r>
         <w:rPr>
           <w:rFonts w:ascii="Times New Roman" w:hAnsi="Times New Roman" w:cs="Times New Roman"/>
@@ -4671,23 +4690,7 @@
           <w:rFonts w:ascii="Times New Roman" w:hAnsi="Times New Roman" w:cs="Times New Roman"/>
           <w:sz w:val="24"/>
         </w:rPr>
-        <w:t xml:space="preserve">Evoluția mâinilor robotice </w:t>
-      </w:r>
-      <w:proofErr w:type="spellStart"/>
-      <w:r>
-        <w:rPr>
-          <w:rFonts w:ascii="Times New Roman" w:hAnsi="Times New Roman" w:cs="Times New Roman"/>
-          <w:sz w:val="24"/>
-        </w:rPr>
-        <w:t>multisenzoriale</w:t>
-      </w:r>
-      <w:proofErr w:type="spellEnd"/>
-      <w:r>
-        <w:rPr>
-          <w:rFonts w:ascii="Times New Roman" w:hAnsi="Times New Roman" w:cs="Times New Roman"/>
-          <w:sz w:val="24"/>
-        </w:rPr>
-        <w:t xml:space="preserve"> a condus la o diversitate de arhitecturi capabile să reproducă diferite aspecte ale funcționalității unei mâini umane normale. Majoritatea proiectelor folosesc o acționare pe motoare, oferind o libertate ridicată de mișcare. Aceste motoare sunt alese deoarece au o precizie destul de mare, sunt ușor de controlat și au o greutate redusă.</w:t>
+        <w:t>Evoluția mâinilor robotice a condus la o diversitate de arhitecturi capabile să reproducă diferite aspecte ale funcționalității unei mâini umane normale. Majoritatea proiectelor folosesc o acționare pe motoare, oferind o libertate ridicată de mișcare. Aceste motoare sunt alese deoarece au o precizie destul de mare, sunt ușor de controlat și au o greutate redusă.</w:t>
       </w:r>
     </w:p>
     <w:p>
@@ -8939,8 +8942,8 @@
           <w:szCs w:val="36"/>
         </w:rPr>
       </w:pPr>
-      <w:bookmarkStart w:id="2" w:name="_Toc223607458"/>
-      <w:bookmarkStart w:id="3" w:name="_Toc13091"/>
+      <w:bookmarkStart w:id="2" w:name="_Toc13091"/>
+      <w:bookmarkStart w:id="3" w:name="_Toc223680526"/>
       <w:r>
         <w:rPr>
           <w:rFonts w:ascii="Times New Roman" w:hAnsi="Times New Roman" w:cs="Times New Roman"/>
@@ -9065,7 +9068,7 @@
         </w:rPr>
         <w:t>IoT</w:t>
       </w:r>
-      <w:bookmarkEnd w:id="2"/>
+      <w:bookmarkEnd w:id="3"/>
       <w:proofErr w:type="spellEnd"/>
       <w:r>
         <w:rPr>
@@ -9090,7 +9093,7 @@
           <w:szCs w:val="28"/>
         </w:rPr>
       </w:pPr>
-      <w:bookmarkStart w:id="4" w:name="_Toc223607459"/>
+      <w:bookmarkStart w:id="4" w:name="_Toc223680527"/>
       <w:r>
         <w:rPr>
           <w:rFonts w:ascii="Times New Roman" w:hAnsi="Times New Roman" w:cs="Times New Roman"/>
@@ -9135,7 +9138,7 @@
         </w:rPr>
         <w:t xml:space="preserve"> </w:t>
       </w:r>
-      <w:bookmarkEnd w:id="3"/>
+      <w:bookmarkEnd w:id="2"/>
     </w:p>
     <w:p>
       <w:pPr>
@@ -12598,7 +12601,7 @@
           <w:szCs w:val="28"/>
         </w:rPr>
       </w:pPr>
-      <w:bookmarkStart w:id="5" w:name="_Toc223607460"/>
+      <w:bookmarkStart w:id="5" w:name="_Toc223680528"/>
       <w:r>
         <w:rPr>
           <w:rFonts w:ascii="Times New Roman" w:hAnsi="Times New Roman" w:cs="Times New Roman"/>
@@ -15916,7 +15919,7 @@
           <w:szCs w:val="36"/>
         </w:rPr>
       </w:pPr>
-      <w:bookmarkStart w:id="6" w:name="_Toc223607461"/>
+      <w:bookmarkStart w:id="6" w:name="_Toc223680529"/>
       <w:r>
         <w:rPr>
           <w:rFonts w:ascii="Times New Roman" w:hAnsi="Times New Roman" w:cs="Times New Roman"/>
@@ -15972,7 +15975,7 @@
           <w:szCs w:val="28"/>
         </w:rPr>
       </w:pPr>
-      <w:bookmarkStart w:id="7" w:name="_Toc223607462"/>
+      <w:bookmarkStart w:id="7" w:name="_Toc223680530"/>
       <w:r>
         <w:rPr>
           <w:rFonts w:ascii="Times New Roman" w:hAnsi="Times New Roman" w:cs="Times New Roman"/>
@@ -21879,7 +21882,7 @@
           <w:szCs w:val="28"/>
         </w:rPr>
       </w:pPr>
-      <w:bookmarkStart w:id="8" w:name="_Toc223607463"/>
+      <w:bookmarkStart w:id="8" w:name="_Toc223680531"/>
       <w:r>
         <w:rPr>
           <w:rFonts w:ascii="Times New Roman" w:hAnsi="Times New Roman" w:cs="Times New Roman"/>
@@ -24696,6 +24699,7 @@
       <w:pPr>
         <w:spacing w:line="312" w:lineRule="auto"/>
         <w:ind w:left="0" w:right="0" w:firstLine="720"/>
+        <w:jc w:val="center"/>
         <w:rPr>
           <w:rFonts w:ascii="Times New Roman" w:hAnsi="Times New Roman" w:cs="Times New Roman"/>
           <w:sz w:val="24"/>
@@ -24704,56 +24708,282 @@
       </w:pPr>
       <w:r>
         <w:rPr>
-          <w:rFonts w:ascii="Times New Roman" w:hAnsi="Times New Roman" w:cs="Times New Roman"/>
-          <w:sz w:val="24"/>
-          <w:lang w:val="en-US"/>
-        </w:rPr>
-        <w:t xml:space="preserve">Un </w:t>
-      </w:r>
-      <w:proofErr w:type="spellStart"/>
-      <w:r>
-        <w:rPr>
-          <w:rFonts w:ascii="Times New Roman" w:hAnsi="Times New Roman" w:cs="Times New Roman"/>
-          <w:sz w:val="24"/>
-          <w:lang w:val="en-US"/>
-        </w:rPr>
-        <w:t>rol</w:t>
-      </w:r>
-      <w:proofErr w:type="spellEnd"/>
-      <w:r>
-        <w:rPr>
-          <w:rFonts w:ascii="Times New Roman" w:hAnsi="Times New Roman" w:cs="Times New Roman"/>
-          <w:sz w:val="24"/>
-          <w:lang w:val="en-US"/>
-        </w:rPr>
-        <w:t xml:space="preserve"> important al </w:t>
-      </w:r>
-      <w:proofErr w:type="spellStart"/>
-      <w:r>
-        <w:rPr>
-          <w:rFonts w:ascii="Times New Roman" w:hAnsi="Times New Roman" w:cs="Times New Roman"/>
-          <w:sz w:val="24"/>
-          <w:lang w:val="en-US"/>
-        </w:rPr>
-        <w:t>proiectului</w:t>
-      </w:r>
-      <w:proofErr w:type="spellEnd"/>
-      <w:r>
-        <w:rPr>
-          <w:rFonts w:ascii="Times New Roman" w:hAnsi="Times New Roman" w:cs="Times New Roman"/>
-          <w:sz w:val="24"/>
-          <w:lang w:val="en-US"/>
-        </w:rPr>
-        <w:t xml:space="preserve"> </w:t>
-      </w:r>
-      <w:proofErr w:type="spellStart"/>
-      <w:r>
-        <w:rPr>
-          <w:rFonts w:ascii="Times New Roman" w:hAnsi="Times New Roman" w:cs="Times New Roman"/>
-          <w:sz w:val="24"/>
-          <w:lang w:val="en-US"/>
-        </w:rPr>
-        <w:t>implementat</w:t>
+          <w:noProof/>
+        </w:rPr>
+        <w:drawing>
+          <wp:inline distT="0" distB="0" distL="0" distR="0" wp14:anchorId="4E5885AF" wp14:editId="350D78F2">
+            <wp:extent cx="4667250" cy="3133725"/>
+            <wp:effectExtent l="0" t="0" r="0" b="9525"/>
+            <wp:docPr id="1092280490" name="Picture 1"/>
+            <wp:cNvGraphicFramePr>
+              <a:graphicFrameLocks xmlns:a="http://schemas.openxmlformats.org/drawingml/2006/main" noChangeAspect="1"/>
+            </wp:cNvGraphicFramePr>
+            <a:graphic xmlns:a="http://schemas.openxmlformats.org/drawingml/2006/main">
+              <a:graphicData uri="http://schemas.openxmlformats.org/drawingml/2006/picture">
+                <pic:pic xmlns:pic="http://schemas.openxmlformats.org/drawingml/2006/picture">
+                  <pic:nvPicPr>
+                    <pic:cNvPr id="1092280490" name=""/>
+                    <pic:cNvPicPr/>
+                  </pic:nvPicPr>
+                  <pic:blipFill>
+                    <a:blip r:embed="rId10"/>
+                    <a:stretch>
+                      <a:fillRect/>
+                    </a:stretch>
+                  </pic:blipFill>
+                  <pic:spPr>
+                    <a:xfrm>
+                      <a:off x="0" y="0"/>
+                      <a:ext cx="4667250" cy="3133725"/>
+                    </a:xfrm>
+                    <a:prstGeom prst="rect">
+                      <a:avLst/>
+                    </a:prstGeom>
+                  </pic:spPr>
+                </pic:pic>
+              </a:graphicData>
+            </a:graphic>
+          </wp:inline>
+        </w:drawing>
+      </w:r>
+    </w:p>
+    <w:p>
+      <w:pPr>
+        <w:spacing w:line="312" w:lineRule="auto"/>
+        <w:ind w:left="14" w:right="0" w:firstLine="706"/>
+        <w:jc w:val="center"/>
+        <w:rPr>
+          <w:rFonts w:ascii="Times New Roman" w:hAnsi="Times New Roman" w:cs="Times New Roman"/>
+          <w:sz w:val="24"/>
+        </w:rPr>
+      </w:pPr>
+      <w:proofErr w:type="spellStart"/>
+      <w:r>
+        <w:rPr>
+          <w:rFonts w:ascii="Times New Roman" w:hAnsi="Times New Roman" w:cs="Times New Roman"/>
+          <w:b/>
+          <w:bCs/>
+          <w:sz w:val="24"/>
+        </w:rPr>
+        <w:t>Figure</w:t>
+      </w:r>
+      <w:proofErr w:type="spellEnd"/>
+      <w:r>
+        <w:rPr>
+          <w:rFonts w:ascii="Times New Roman" w:hAnsi="Times New Roman" w:cs="Times New Roman"/>
+          <w:b/>
+          <w:bCs/>
+          <w:sz w:val="24"/>
+        </w:rPr>
+        <w:t xml:space="preserve"> 29.2-1. </w:t>
+      </w:r>
+      <w:r>
+        <w:rPr>
+          <w:rFonts w:ascii="Times New Roman" w:hAnsi="Times New Roman" w:cs="Times New Roman"/>
+          <w:sz w:val="24"/>
+        </w:rPr>
+        <w:t xml:space="preserve">MCPWM Module </w:t>
+      </w:r>
+      <w:proofErr w:type="spellStart"/>
+      <w:r>
+        <w:rPr>
+          <w:rFonts w:ascii="Times New Roman" w:hAnsi="Times New Roman" w:cs="Times New Roman"/>
+          <w:sz w:val="24"/>
+        </w:rPr>
+        <w:t>Overview</w:t>
+      </w:r>
+      <w:proofErr w:type="spellEnd"/>
+      <w:r>
+        <w:rPr>
+          <w:rFonts w:ascii="Times New Roman" w:hAnsi="Times New Roman" w:cs="Times New Roman"/>
+          <w:b/>
+          <w:bCs/>
+          <w:sz w:val="24"/>
+        </w:rPr>
+        <w:t xml:space="preserve"> </w:t>
+      </w:r>
+      <w:r>
+        <w:rPr>
+          <w:rFonts w:ascii="Times New Roman" w:hAnsi="Times New Roman" w:cs="Times New Roman"/>
+          <w:sz w:val="24"/>
+        </w:rPr>
+        <w:t>(Sursa bibliografică:</w:t>
+      </w:r>
+      <w:r>
+        <w:rPr>
+          <w:rFonts w:ascii="Times New Roman" w:hAnsi="Times New Roman" w:cs="Times New Roman"/>
+          <w:sz w:val="24"/>
+        </w:rPr>
+        <w:fldChar w:fldCharType="begin"/>
+      </w:r>
+      <w:r>
+        <w:rPr>
+          <w:rFonts w:ascii="Times New Roman" w:hAnsi="Times New Roman" w:cs="Times New Roman"/>
+          <w:sz w:val="24"/>
+        </w:rPr>
+        <w:instrText xml:space="preserve"> REF _Ref223678309 \r \h </w:instrText>
+      </w:r>
+      <w:r>
+        <w:rPr>
+          <w:rFonts w:ascii="Times New Roman" w:hAnsi="Times New Roman" w:cs="Times New Roman"/>
+          <w:sz w:val="24"/>
+        </w:rPr>
+      </w:r>
+      <w:r>
+        <w:rPr>
+          <w:rFonts w:ascii="Times New Roman" w:hAnsi="Times New Roman" w:cs="Times New Roman"/>
+          <w:sz w:val="24"/>
+        </w:rPr>
+        <w:fldChar w:fldCharType="separate"/>
+      </w:r>
+      <w:r>
+        <w:rPr>
+          <w:rFonts w:ascii="Times New Roman" w:hAnsi="Times New Roman" w:cs="Times New Roman"/>
+          <w:sz w:val="24"/>
+        </w:rPr>
+        <w:t>[2]</w:t>
+      </w:r>
+      <w:r>
+        <w:rPr>
+          <w:rFonts w:ascii="Times New Roman" w:hAnsi="Times New Roman" w:cs="Times New Roman"/>
+          <w:sz w:val="24"/>
+        </w:rPr>
+        <w:fldChar w:fldCharType="end"/>
+      </w:r>
+      <w:r>
+        <w:rPr>
+          <w:rFonts w:ascii="Times New Roman" w:hAnsi="Times New Roman" w:cs="Times New Roman"/>
+          <w:sz w:val="24"/>
+        </w:rPr>
+        <w:t>)</w:t>
+      </w:r>
+    </w:p>
+    <w:p>
+      <w:pPr>
+        <w:spacing w:line="312" w:lineRule="auto"/>
+        <w:ind w:left="14" w:right="0" w:firstLine="706"/>
+        <w:rPr>
+          <w:rFonts w:ascii="Times New Roman" w:hAnsi="Times New Roman" w:cs="Times New Roman"/>
+          <w:sz w:val="24"/>
+          <w:lang w:val="en-US"/>
+        </w:rPr>
+      </w:pPr>
+      <w:proofErr w:type="spellStart"/>
+      <w:r>
+        <w:rPr>
+          <w:rFonts w:ascii="Times New Roman" w:hAnsi="Times New Roman" w:cs="Times New Roman"/>
+          <w:sz w:val="24"/>
+          <w:lang w:val="en-US"/>
+        </w:rPr>
+        <w:t>Figura</w:t>
+      </w:r>
+      <w:proofErr w:type="spellEnd"/>
+      <w:r>
+        <w:rPr>
+          <w:rFonts w:ascii="Times New Roman" w:hAnsi="Times New Roman" w:cs="Times New Roman"/>
+          <w:sz w:val="24"/>
+          <w:lang w:val="en-US"/>
+        </w:rPr>
+        <w:t xml:space="preserve"> </w:t>
+      </w:r>
+      <w:proofErr w:type="spellStart"/>
+      <w:r>
+        <w:rPr>
+          <w:rFonts w:ascii="Times New Roman" w:hAnsi="Times New Roman" w:cs="Times New Roman"/>
+          <w:sz w:val="24"/>
+          <w:lang w:val="en-US"/>
+        </w:rPr>
+        <w:t>prezintă</w:t>
+      </w:r>
+      <w:proofErr w:type="spellEnd"/>
+      <w:r>
+        <w:rPr>
+          <w:rFonts w:ascii="Times New Roman" w:hAnsi="Times New Roman" w:cs="Times New Roman"/>
+          <w:sz w:val="24"/>
+          <w:lang w:val="en-US"/>
+        </w:rPr>
+        <w:t xml:space="preserve"> o </w:t>
+      </w:r>
+      <w:proofErr w:type="spellStart"/>
+      <w:r>
+        <w:rPr>
+          <w:rFonts w:ascii="Times New Roman" w:hAnsi="Times New Roman" w:cs="Times New Roman"/>
+          <w:sz w:val="24"/>
+          <w:lang w:val="en-US"/>
+        </w:rPr>
+        <w:t>vedere</w:t>
+      </w:r>
+      <w:proofErr w:type="spellEnd"/>
+      <w:r>
+        <w:rPr>
+          <w:rFonts w:ascii="Times New Roman" w:hAnsi="Times New Roman" w:cs="Times New Roman"/>
+          <w:sz w:val="24"/>
+          <w:lang w:val="en-US"/>
+        </w:rPr>
+        <w:t xml:space="preserve"> de </w:t>
+      </w:r>
+      <w:proofErr w:type="spellStart"/>
+      <w:r>
+        <w:rPr>
+          <w:rFonts w:ascii="Times New Roman" w:hAnsi="Times New Roman" w:cs="Times New Roman"/>
+          <w:sz w:val="24"/>
+          <w:lang w:val="en-US"/>
+        </w:rPr>
+        <w:t>ansamblu</w:t>
+      </w:r>
+      <w:proofErr w:type="spellEnd"/>
+      <w:r>
+        <w:rPr>
+          <w:rFonts w:ascii="Times New Roman" w:hAnsi="Times New Roman" w:cs="Times New Roman"/>
+          <w:sz w:val="24"/>
+          <w:lang w:val="en-US"/>
+        </w:rPr>
+        <w:t xml:space="preserve"> </w:t>
+      </w:r>
+      <w:proofErr w:type="spellStart"/>
+      <w:r>
+        <w:rPr>
+          <w:rFonts w:ascii="Times New Roman" w:hAnsi="Times New Roman" w:cs="Times New Roman"/>
+          <w:sz w:val="24"/>
+          <w:lang w:val="en-US"/>
+        </w:rPr>
+        <w:t>asupra</w:t>
+      </w:r>
+      <w:proofErr w:type="spellEnd"/>
+      <w:r>
+        <w:rPr>
+          <w:rFonts w:ascii="Times New Roman" w:hAnsi="Times New Roman" w:cs="Times New Roman"/>
+          <w:sz w:val="24"/>
+          <w:lang w:val="en-US"/>
+        </w:rPr>
+        <w:t xml:space="preserve"> </w:t>
+      </w:r>
+      <w:proofErr w:type="spellStart"/>
+      <w:r>
+        <w:rPr>
+          <w:rFonts w:ascii="Times New Roman" w:hAnsi="Times New Roman" w:cs="Times New Roman"/>
+          <w:sz w:val="24"/>
+          <w:lang w:val="en-US"/>
+        </w:rPr>
+        <w:t>modulului</w:t>
+      </w:r>
+      <w:proofErr w:type="spellEnd"/>
+      <w:r>
+        <w:rPr>
+          <w:rFonts w:ascii="Times New Roman" w:hAnsi="Times New Roman" w:cs="Times New Roman"/>
+          <w:sz w:val="24"/>
+          <w:lang w:val="en-US"/>
+        </w:rPr>
+        <w:t xml:space="preserve"> MCPWM (Motor Control PWM) </w:t>
+      </w:r>
+      <w:proofErr w:type="spellStart"/>
+      <w:r>
+        <w:rPr>
+          <w:rFonts w:ascii="Times New Roman" w:hAnsi="Times New Roman" w:cs="Times New Roman"/>
+          <w:sz w:val="24"/>
+          <w:lang w:val="en-US"/>
+        </w:rPr>
+        <w:t>integrat</w:t>
       </w:r>
       <w:proofErr w:type="spellEnd"/>
       <w:r>
@@ -24780,88 +25010,791 @@
           <w:sz w:val="24"/>
           <w:lang w:val="en-US"/>
         </w:rPr>
-        <w:t xml:space="preserve"> C++ </w:t>
-      </w:r>
-      <w:proofErr w:type="spellStart"/>
-      <w:r>
-        <w:rPr>
-          <w:rFonts w:ascii="Times New Roman" w:hAnsi="Times New Roman" w:cs="Times New Roman"/>
-          <w:sz w:val="24"/>
-          <w:lang w:val="en-US"/>
-        </w:rPr>
-        <w:t>este</w:t>
-      </w:r>
-      <w:proofErr w:type="spellEnd"/>
-      <w:r>
-        <w:rPr>
-          <w:rFonts w:ascii="Times New Roman" w:hAnsi="Times New Roman" w:cs="Times New Roman"/>
-          <w:sz w:val="24"/>
-          <w:lang w:val="en-US"/>
-        </w:rPr>
-        <w:t xml:space="preserve"> </w:t>
-      </w:r>
-      <w:proofErr w:type="spellStart"/>
-      <w:r>
-        <w:rPr>
-          <w:rFonts w:ascii="Times New Roman" w:hAnsi="Times New Roman" w:cs="Times New Roman"/>
-          <w:sz w:val="24"/>
-          <w:lang w:val="en-US"/>
-        </w:rPr>
-        <w:t>realizarea</w:t>
-      </w:r>
-      <w:proofErr w:type="spellEnd"/>
-      <w:r>
-        <w:rPr>
-          <w:rFonts w:ascii="Times New Roman" w:hAnsi="Times New Roman" w:cs="Times New Roman"/>
-          <w:sz w:val="24"/>
-          <w:lang w:val="en-US"/>
-        </w:rPr>
-        <w:t xml:space="preserve"> </w:t>
-      </w:r>
-      <w:proofErr w:type="spellStart"/>
-      <w:r>
-        <w:rPr>
-          <w:rFonts w:ascii="Times New Roman" w:hAnsi="Times New Roman" w:cs="Times New Roman"/>
-          <w:sz w:val="24"/>
-          <w:lang w:val="en-US"/>
-        </w:rPr>
-        <w:t>interacțiunii</w:t>
-      </w:r>
-      <w:proofErr w:type="spellEnd"/>
-      <w:r>
-        <w:rPr>
-          <w:rFonts w:ascii="Times New Roman" w:hAnsi="Times New Roman" w:cs="Times New Roman"/>
-          <w:sz w:val="24"/>
-          <w:lang w:val="en-US"/>
-        </w:rPr>
-        <w:t xml:space="preserve"> </w:t>
-      </w:r>
-      <w:proofErr w:type="spellStart"/>
-      <w:r>
-        <w:rPr>
-          <w:rFonts w:ascii="Times New Roman" w:hAnsi="Times New Roman" w:cs="Times New Roman"/>
-          <w:sz w:val="24"/>
-          <w:lang w:val="en-US"/>
-        </w:rPr>
-        <w:t>dintre</w:t>
-      </w:r>
-      <w:proofErr w:type="spellEnd"/>
-      <w:r>
-        <w:rPr>
-          <w:rFonts w:ascii="Times New Roman" w:hAnsi="Times New Roman" w:cs="Times New Roman"/>
-          <w:sz w:val="24"/>
-          <w:lang w:val="en-US"/>
-        </w:rPr>
-        <w:t xml:space="preserve"> </w:t>
-      </w:r>
-      <w:proofErr w:type="spellStart"/>
-      <w:r>
-        <w:rPr>
-          <w:rFonts w:ascii="Times New Roman" w:hAnsi="Times New Roman" w:cs="Times New Roman"/>
-          <w:sz w:val="24"/>
-          <w:lang w:val="en-US"/>
-        </w:rPr>
-        <w:t>interfața</w:t>
+        <w:t xml:space="preserve"> ESP32, </w:t>
+      </w:r>
+      <w:proofErr w:type="spellStart"/>
+      <w:r>
+        <w:rPr>
+          <w:rFonts w:ascii="Times New Roman" w:hAnsi="Times New Roman" w:cs="Times New Roman"/>
+          <w:sz w:val="24"/>
+          <w:lang w:val="en-US"/>
+        </w:rPr>
+        <w:t>componentă</w:t>
+      </w:r>
+      <w:proofErr w:type="spellEnd"/>
+      <w:r>
+        <w:rPr>
+          <w:rFonts w:ascii="Times New Roman" w:hAnsi="Times New Roman" w:cs="Times New Roman"/>
+          <w:sz w:val="24"/>
+          <w:lang w:val="en-US"/>
+        </w:rPr>
+        <w:t xml:space="preserve"> </w:t>
+      </w:r>
+      <w:proofErr w:type="spellStart"/>
+      <w:r>
+        <w:rPr>
+          <w:rFonts w:ascii="Times New Roman" w:hAnsi="Times New Roman" w:cs="Times New Roman"/>
+          <w:sz w:val="24"/>
+          <w:lang w:val="en-US"/>
+        </w:rPr>
+        <w:t>esențială</w:t>
+      </w:r>
+      <w:proofErr w:type="spellEnd"/>
+      <w:r>
+        <w:rPr>
+          <w:rFonts w:ascii="Times New Roman" w:hAnsi="Times New Roman" w:cs="Times New Roman"/>
+          <w:sz w:val="24"/>
+          <w:lang w:val="en-US"/>
+        </w:rPr>
+        <w:t xml:space="preserve"> </w:t>
+      </w:r>
+      <w:proofErr w:type="spellStart"/>
+      <w:r>
+        <w:rPr>
+          <w:rFonts w:ascii="Times New Roman" w:hAnsi="Times New Roman" w:cs="Times New Roman"/>
+          <w:sz w:val="24"/>
+          <w:lang w:val="en-US"/>
+        </w:rPr>
+        <w:t>pentru</w:t>
+      </w:r>
+      <w:proofErr w:type="spellEnd"/>
+      <w:r>
+        <w:rPr>
+          <w:rFonts w:ascii="Times New Roman" w:hAnsi="Times New Roman" w:cs="Times New Roman"/>
+          <w:sz w:val="24"/>
+          <w:lang w:val="en-US"/>
+        </w:rPr>
+        <w:t xml:space="preserve"> </w:t>
+      </w:r>
+      <w:proofErr w:type="spellStart"/>
+      <w:r>
+        <w:rPr>
+          <w:rFonts w:ascii="Times New Roman" w:hAnsi="Times New Roman" w:cs="Times New Roman"/>
+          <w:sz w:val="24"/>
+          <w:lang w:val="en-US"/>
+        </w:rPr>
+        <w:t>generarea</w:t>
+      </w:r>
+      <w:proofErr w:type="spellEnd"/>
+      <w:r>
+        <w:rPr>
+          <w:rFonts w:ascii="Times New Roman" w:hAnsi="Times New Roman" w:cs="Times New Roman"/>
+          <w:sz w:val="24"/>
+          <w:lang w:val="en-US"/>
+        </w:rPr>
+        <w:t xml:space="preserve"> </w:t>
+      </w:r>
+      <w:proofErr w:type="spellStart"/>
+      <w:r>
+        <w:rPr>
+          <w:rFonts w:ascii="Times New Roman" w:hAnsi="Times New Roman" w:cs="Times New Roman"/>
+          <w:sz w:val="24"/>
+          <w:lang w:val="en-US"/>
+        </w:rPr>
+        <w:t>semnalelor</w:t>
+      </w:r>
+      <w:proofErr w:type="spellEnd"/>
+      <w:r>
+        <w:rPr>
+          <w:rFonts w:ascii="Times New Roman" w:hAnsi="Times New Roman" w:cs="Times New Roman"/>
+          <w:sz w:val="24"/>
+          <w:lang w:val="en-US"/>
+        </w:rPr>
+        <w:t xml:space="preserve"> PWM </w:t>
+      </w:r>
+      <w:proofErr w:type="spellStart"/>
+      <w:r>
+        <w:rPr>
+          <w:rFonts w:ascii="Times New Roman" w:hAnsi="Times New Roman" w:cs="Times New Roman"/>
+          <w:sz w:val="24"/>
+          <w:lang w:val="en-US"/>
+        </w:rPr>
+        <w:t>necesare</w:t>
+      </w:r>
+      <w:proofErr w:type="spellEnd"/>
+      <w:r>
+        <w:rPr>
+          <w:rFonts w:ascii="Times New Roman" w:hAnsi="Times New Roman" w:cs="Times New Roman"/>
+          <w:sz w:val="24"/>
+          <w:lang w:val="en-US"/>
+        </w:rPr>
+        <w:t xml:space="preserve"> </w:t>
+      </w:r>
+      <w:proofErr w:type="spellStart"/>
+      <w:r>
+        <w:rPr>
+          <w:rFonts w:ascii="Times New Roman" w:hAnsi="Times New Roman" w:cs="Times New Roman"/>
+          <w:sz w:val="24"/>
+          <w:lang w:val="en-US"/>
+        </w:rPr>
+        <w:t>controlului</w:t>
+      </w:r>
+      <w:proofErr w:type="spellEnd"/>
+      <w:r>
+        <w:rPr>
+          <w:rFonts w:ascii="Times New Roman" w:hAnsi="Times New Roman" w:cs="Times New Roman"/>
+          <w:sz w:val="24"/>
+          <w:lang w:val="en-US"/>
+        </w:rPr>
+        <w:t xml:space="preserve"> </w:t>
+      </w:r>
+      <w:proofErr w:type="spellStart"/>
+      <w:r>
+        <w:rPr>
+          <w:rFonts w:ascii="Times New Roman" w:hAnsi="Times New Roman" w:cs="Times New Roman"/>
+          <w:sz w:val="24"/>
+          <w:lang w:val="en-US"/>
+        </w:rPr>
+        <w:t>servomotoarelor</w:t>
+      </w:r>
+      <w:proofErr w:type="spellEnd"/>
+      <w:r>
+        <w:rPr>
+          <w:rFonts w:ascii="Times New Roman" w:hAnsi="Times New Roman" w:cs="Times New Roman"/>
+          <w:sz w:val="24"/>
+          <w:lang w:val="en-US"/>
+        </w:rPr>
+        <w:t xml:space="preserve">. </w:t>
+      </w:r>
+      <w:proofErr w:type="spellStart"/>
+      <w:r>
+        <w:rPr>
+          <w:rFonts w:ascii="Times New Roman" w:hAnsi="Times New Roman" w:cs="Times New Roman"/>
+          <w:sz w:val="24"/>
+          <w:lang w:val="en-US"/>
+        </w:rPr>
+        <w:t>Acest</w:t>
+      </w:r>
+      <w:proofErr w:type="spellEnd"/>
+      <w:r>
+        <w:rPr>
+          <w:rFonts w:ascii="Times New Roman" w:hAnsi="Times New Roman" w:cs="Times New Roman"/>
+          <w:sz w:val="24"/>
+          <w:lang w:val="en-US"/>
+        </w:rPr>
+        <w:t xml:space="preserve"> </w:t>
+      </w:r>
+      <w:proofErr w:type="spellStart"/>
+      <w:r>
+        <w:rPr>
+          <w:rFonts w:ascii="Times New Roman" w:hAnsi="Times New Roman" w:cs="Times New Roman"/>
+          <w:sz w:val="24"/>
+          <w:lang w:val="en-US"/>
+        </w:rPr>
+        <w:t>modul</w:t>
+      </w:r>
+      <w:proofErr w:type="spellEnd"/>
+      <w:r>
+        <w:rPr>
+          <w:rFonts w:ascii="Times New Roman" w:hAnsi="Times New Roman" w:cs="Times New Roman"/>
+          <w:sz w:val="24"/>
+          <w:lang w:val="en-US"/>
+        </w:rPr>
+        <w:t xml:space="preserve"> include </w:t>
+      </w:r>
+      <w:proofErr w:type="spellStart"/>
+      <w:r>
+        <w:rPr>
+          <w:rFonts w:ascii="Times New Roman" w:hAnsi="Times New Roman" w:cs="Times New Roman"/>
+          <w:sz w:val="24"/>
+          <w:lang w:val="en-US"/>
+        </w:rPr>
+        <w:t>timere</w:t>
+      </w:r>
+      <w:proofErr w:type="spellEnd"/>
+      <w:r>
+        <w:rPr>
+          <w:rFonts w:ascii="Times New Roman" w:hAnsi="Times New Roman" w:cs="Times New Roman"/>
+          <w:sz w:val="24"/>
+          <w:lang w:val="en-US"/>
+        </w:rPr>
+        <w:t xml:space="preserve"> </w:t>
+      </w:r>
+      <w:proofErr w:type="spellStart"/>
+      <w:r>
+        <w:rPr>
+          <w:rFonts w:ascii="Times New Roman" w:hAnsi="Times New Roman" w:cs="Times New Roman"/>
+          <w:sz w:val="24"/>
+          <w:lang w:val="en-US"/>
+        </w:rPr>
+        <w:t>programabile</w:t>
+      </w:r>
+      <w:proofErr w:type="spellEnd"/>
+      <w:r>
+        <w:rPr>
+          <w:rFonts w:ascii="Times New Roman" w:hAnsi="Times New Roman" w:cs="Times New Roman"/>
+          <w:sz w:val="24"/>
+          <w:lang w:val="en-US"/>
+        </w:rPr>
+        <w:t xml:space="preserve"> (TIMER 0, TIMER 1, TIMER 2) </w:t>
+      </w:r>
+      <w:proofErr w:type="spellStart"/>
+      <w:r>
+        <w:rPr>
+          <w:rFonts w:ascii="Times New Roman" w:hAnsi="Times New Roman" w:cs="Times New Roman"/>
+          <w:sz w:val="24"/>
+          <w:lang w:val="en-US"/>
+        </w:rPr>
+        <w:t>sincronizate</w:t>
+      </w:r>
+      <w:proofErr w:type="spellEnd"/>
+      <w:r>
+        <w:rPr>
+          <w:rFonts w:ascii="Times New Roman" w:hAnsi="Times New Roman" w:cs="Times New Roman"/>
+          <w:sz w:val="24"/>
+          <w:lang w:val="en-US"/>
+        </w:rPr>
+        <w:t xml:space="preserve"> </w:t>
+      </w:r>
+      <w:proofErr w:type="spellStart"/>
+      <w:r>
+        <w:rPr>
+          <w:rFonts w:ascii="Times New Roman" w:hAnsi="Times New Roman" w:cs="Times New Roman"/>
+          <w:sz w:val="24"/>
+          <w:lang w:val="en-US"/>
+        </w:rPr>
+        <w:t>prin</w:t>
+      </w:r>
+      <w:proofErr w:type="spellEnd"/>
+      <w:r>
+        <w:rPr>
+          <w:rFonts w:ascii="Times New Roman" w:hAnsi="Times New Roman" w:cs="Times New Roman"/>
+          <w:sz w:val="24"/>
+          <w:lang w:val="en-US"/>
+        </w:rPr>
+        <w:t xml:space="preserve"> </w:t>
+      </w:r>
+      <w:proofErr w:type="spellStart"/>
+      <w:r>
+        <w:rPr>
+          <w:rFonts w:ascii="Times New Roman" w:hAnsi="Times New Roman" w:cs="Times New Roman"/>
+          <w:sz w:val="24"/>
+          <w:lang w:val="en-US"/>
+        </w:rPr>
+        <w:t>semnale</w:t>
+      </w:r>
+      <w:proofErr w:type="spellEnd"/>
+      <w:r>
+        <w:rPr>
+          <w:rFonts w:ascii="Times New Roman" w:hAnsi="Times New Roman" w:cs="Times New Roman"/>
+          <w:sz w:val="24"/>
+          <w:lang w:val="en-US"/>
+        </w:rPr>
+        <w:t xml:space="preserve"> SYNC, care </w:t>
+      </w:r>
+      <w:proofErr w:type="spellStart"/>
+      <w:r>
+        <w:rPr>
+          <w:rFonts w:ascii="Times New Roman" w:hAnsi="Times New Roman" w:cs="Times New Roman"/>
+          <w:sz w:val="24"/>
+          <w:lang w:val="en-US"/>
+        </w:rPr>
+        <w:t>stabilesc</w:t>
+      </w:r>
+      <w:proofErr w:type="spellEnd"/>
+      <w:r>
+        <w:rPr>
+          <w:rFonts w:ascii="Times New Roman" w:hAnsi="Times New Roman" w:cs="Times New Roman"/>
+          <w:sz w:val="24"/>
+          <w:lang w:val="en-US"/>
+        </w:rPr>
+        <w:t xml:space="preserve"> </w:t>
+      </w:r>
+      <w:proofErr w:type="spellStart"/>
+      <w:r>
+        <w:rPr>
+          <w:rFonts w:ascii="Times New Roman" w:hAnsi="Times New Roman" w:cs="Times New Roman"/>
+          <w:sz w:val="24"/>
+          <w:lang w:val="en-US"/>
+        </w:rPr>
+        <w:t>frecvența</w:t>
+      </w:r>
+      <w:proofErr w:type="spellEnd"/>
+      <w:r>
+        <w:rPr>
+          <w:rFonts w:ascii="Times New Roman" w:hAnsi="Times New Roman" w:cs="Times New Roman"/>
+          <w:sz w:val="24"/>
+          <w:lang w:val="en-US"/>
+        </w:rPr>
+        <w:t xml:space="preserve"> </w:t>
+      </w:r>
+      <w:proofErr w:type="spellStart"/>
+      <w:r>
+        <w:rPr>
+          <w:rFonts w:ascii="Times New Roman" w:hAnsi="Times New Roman" w:cs="Times New Roman"/>
+          <w:sz w:val="24"/>
+          <w:lang w:val="en-US"/>
+        </w:rPr>
+        <w:t>și</w:t>
+      </w:r>
+      <w:proofErr w:type="spellEnd"/>
+      <w:r>
+        <w:rPr>
+          <w:rFonts w:ascii="Times New Roman" w:hAnsi="Times New Roman" w:cs="Times New Roman"/>
+          <w:sz w:val="24"/>
+          <w:lang w:val="en-US"/>
+        </w:rPr>
+        <w:t xml:space="preserve"> </w:t>
+      </w:r>
+      <w:proofErr w:type="spellStart"/>
+      <w:r>
+        <w:rPr>
+          <w:rFonts w:ascii="Times New Roman" w:hAnsi="Times New Roman" w:cs="Times New Roman"/>
+          <w:sz w:val="24"/>
+          <w:lang w:val="en-US"/>
+        </w:rPr>
+        <w:t>perioada</w:t>
+      </w:r>
+      <w:proofErr w:type="spellEnd"/>
+      <w:r>
+        <w:rPr>
+          <w:rFonts w:ascii="Times New Roman" w:hAnsi="Times New Roman" w:cs="Times New Roman"/>
+          <w:sz w:val="24"/>
+          <w:lang w:val="en-US"/>
+        </w:rPr>
+        <w:t xml:space="preserve"> </w:t>
+      </w:r>
+      <w:proofErr w:type="spellStart"/>
+      <w:r>
+        <w:rPr>
+          <w:rFonts w:ascii="Times New Roman" w:hAnsi="Times New Roman" w:cs="Times New Roman"/>
+          <w:sz w:val="24"/>
+          <w:lang w:val="en-US"/>
+        </w:rPr>
+        <w:t>semnalelor</w:t>
+      </w:r>
+      <w:proofErr w:type="spellEnd"/>
+      <w:r>
+        <w:rPr>
+          <w:rFonts w:ascii="Times New Roman" w:hAnsi="Times New Roman" w:cs="Times New Roman"/>
+          <w:sz w:val="24"/>
+          <w:lang w:val="en-US"/>
+        </w:rPr>
+        <w:t xml:space="preserve"> PWM.</w:t>
+      </w:r>
+    </w:p>
+    <w:p>
+      <w:pPr>
+        <w:spacing w:line="312" w:lineRule="auto"/>
+        <w:ind w:left="14" w:right="0" w:firstLine="706"/>
+        <w:rPr>
+          <w:rFonts w:ascii="Times New Roman" w:hAnsi="Times New Roman" w:cs="Times New Roman"/>
+          <w:sz w:val="24"/>
+        </w:rPr>
+      </w:pPr>
+      <w:r>
+        <w:rPr>
+          <w:rFonts w:ascii="Times New Roman" w:hAnsi="Times New Roman" w:cs="Times New Roman"/>
+          <w:sz w:val="24"/>
+        </w:rPr>
+        <w:t>Controlul precis al servomotoarelor este realizat prin procesarea datelor temporale în unități dedicate (OPERATOR 0, 1 și 2), care generează semnalele PWM corespunzătoare. Suplimentar, integritatea sistemului este menținută prin modulele de detecție a erorilor (FAULT DETECT) și de captură a semnalelor (CAPTURE), asigurând monitorizarea activă și protecția în timp real a proceselor.</w:t>
+      </w:r>
+    </w:p>
+    <w:p>
+      <w:pPr>
+        <w:spacing w:line="312" w:lineRule="auto"/>
+        <w:ind w:left="14" w:right="0" w:firstLine="706"/>
+        <w:rPr>
+          <w:rFonts w:ascii="Times New Roman" w:hAnsi="Times New Roman" w:cs="Times New Roman"/>
+          <w:sz w:val="24"/>
+          <w:lang w:val="en-US"/>
+        </w:rPr>
+      </w:pPr>
+      <w:r>
+        <w:rPr>
+          <w:rFonts w:ascii="Times New Roman" w:hAnsi="Times New Roman" w:cs="Times New Roman"/>
+          <w:sz w:val="24"/>
+          <w:lang w:val="en-US"/>
+        </w:rPr>
+        <w:lastRenderedPageBreak/>
+        <w:t xml:space="preserve">Prin </w:t>
+      </w:r>
+      <w:proofErr w:type="spellStart"/>
+      <w:r>
+        <w:rPr>
+          <w:rFonts w:ascii="Times New Roman" w:hAnsi="Times New Roman" w:cs="Times New Roman"/>
+          <w:sz w:val="24"/>
+          <w:lang w:val="en-US"/>
+        </w:rPr>
+        <w:t>utilizarea</w:t>
+      </w:r>
+      <w:proofErr w:type="spellEnd"/>
+      <w:r>
+        <w:rPr>
+          <w:rFonts w:ascii="Times New Roman" w:hAnsi="Times New Roman" w:cs="Times New Roman"/>
+          <w:sz w:val="24"/>
+          <w:lang w:val="en-US"/>
+        </w:rPr>
+        <w:t xml:space="preserve"> MCPWM, </w:t>
+      </w:r>
+      <w:proofErr w:type="spellStart"/>
+      <w:r>
+        <w:rPr>
+          <w:rFonts w:ascii="Times New Roman" w:hAnsi="Times New Roman" w:cs="Times New Roman"/>
+          <w:sz w:val="24"/>
+          <w:lang w:val="en-US"/>
+        </w:rPr>
+        <w:t>proiectul</w:t>
+      </w:r>
+      <w:proofErr w:type="spellEnd"/>
+      <w:r>
+        <w:rPr>
+          <w:rFonts w:ascii="Times New Roman" w:hAnsi="Times New Roman" w:cs="Times New Roman"/>
+          <w:sz w:val="24"/>
+          <w:lang w:val="en-US"/>
+        </w:rPr>
+        <w:t xml:space="preserve"> </w:t>
+      </w:r>
+      <w:proofErr w:type="spellStart"/>
+      <w:r>
+        <w:rPr>
+          <w:rFonts w:ascii="Times New Roman" w:hAnsi="Times New Roman" w:cs="Times New Roman"/>
+          <w:sz w:val="24"/>
+          <w:lang w:val="en-US"/>
+        </w:rPr>
+        <w:t>poate</w:t>
+      </w:r>
+      <w:proofErr w:type="spellEnd"/>
+      <w:r>
+        <w:rPr>
+          <w:rFonts w:ascii="Times New Roman" w:hAnsi="Times New Roman" w:cs="Times New Roman"/>
+          <w:sz w:val="24"/>
+          <w:lang w:val="en-US"/>
+        </w:rPr>
+        <w:t xml:space="preserve"> </w:t>
+      </w:r>
+      <w:proofErr w:type="spellStart"/>
+      <w:r>
+        <w:rPr>
+          <w:rFonts w:ascii="Times New Roman" w:hAnsi="Times New Roman" w:cs="Times New Roman"/>
+          <w:sz w:val="24"/>
+          <w:lang w:val="en-US"/>
+        </w:rPr>
+        <w:t>regla</w:t>
+      </w:r>
+      <w:proofErr w:type="spellEnd"/>
+      <w:r>
+        <w:rPr>
+          <w:rFonts w:ascii="Times New Roman" w:hAnsi="Times New Roman" w:cs="Times New Roman"/>
+          <w:sz w:val="24"/>
+          <w:lang w:val="en-US"/>
+        </w:rPr>
+        <w:t xml:space="preserve"> cu </w:t>
+      </w:r>
+      <w:proofErr w:type="spellStart"/>
+      <w:r>
+        <w:rPr>
+          <w:rFonts w:ascii="Times New Roman" w:hAnsi="Times New Roman" w:cs="Times New Roman"/>
+          <w:sz w:val="24"/>
+          <w:lang w:val="en-US"/>
+        </w:rPr>
+        <w:t>precizie</w:t>
+      </w:r>
+      <w:proofErr w:type="spellEnd"/>
+      <w:r>
+        <w:rPr>
+          <w:rFonts w:ascii="Times New Roman" w:hAnsi="Times New Roman" w:cs="Times New Roman"/>
+          <w:sz w:val="24"/>
+          <w:lang w:val="en-US"/>
+        </w:rPr>
+        <w:t xml:space="preserve"> </w:t>
+      </w:r>
+      <w:proofErr w:type="spellStart"/>
+      <w:r>
+        <w:rPr>
+          <w:rFonts w:ascii="Times New Roman" w:hAnsi="Times New Roman" w:cs="Times New Roman"/>
+          <w:sz w:val="24"/>
+          <w:lang w:val="en-US"/>
+        </w:rPr>
+        <w:t>unghiurile</w:t>
+      </w:r>
+      <w:proofErr w:type="spellEnd"/>
+      <w:r>
+        <w:rPr>
+          <w:rFonts w:ascii="Times New Roman" w:hAnsi="Times New Roman" w:cs="Times New Roman"/>
+          <w:sz w:val="24"/>
+          <w:lang w:val="en-US"/>
+        </w:rPr>
+        <w:t xml:space="preserve"> de </w:t>
+      </w:r>
+      <w:proofErr w:type="spellStart"/>
+      <w:r>
+        <w:rPr>
+          <w:rFonts w:ascii="Times New Roman" w:hAnsi="Times New Roman" w:cs="Times New Roman"/>
+          <w:sz w:val="24"/>
+          <w:lang w:val="en-US"/>
+        </w:rPr>
+        <w:t>rotație</w:t>
+      </w:r>
+      <w:proofErr w:type="spellEnd"/>
+      <w:r>
+        <w:rPr>
+          <w:rFonts w:ascii="Times New Roman" w:hAnsi="Times New Roman" w:cs="Times New Roman"/>
+          <w:sz w:val="24"/>
+          <w:lang w:val="en-US"/>
+        </w:rPr>
+        <w:t xml:space="preserve"> ale </w:t>
+      </w:r>
+      <w:proofErr w:type="spellStart"/>
+      <w:r>
+        <w:rPr>
+          <w:rFonts w:ascii="Times New Roman" w:hAnsi="Times New Roman" w:cs="Times New Roman"/>
+          <w:sz w:val="24"/>
+          <w:lang w:val="en-US"/>
+        </w:rPr>
+        <w:t>servomotoarelor</w:t>
+      </w:r>
+      <w:proofErr w:type="spellEnd"/>
+      <w:r>
+        <w:rPr>
+          <w:rFonts w:ascii="Times New Roman" w:hAnsi="Times New Roman" w:cs="Times New Roman"/>
+          <w:sz w:val="24"/>
+          <w:lang w:val="en-US"/>
+        </w:rPr>
+        <w:t xml:space="preserve">, </w:t>
+      </w:r>
+      <w:proofErr w:type="spellStart"/>
+      <w:r>
+        <w:rPr>
+          <w:rFonts w:ascii="Times New Roman" w:hAnsi="Times New Roman" w:cs="Times New Roman"/>
+          <w:sz w:val="24"/>
+          <w:lang w:val="en-US"/>
+        </w:rPr>
+        <w:t>prin</w:t>
+      </w:r>
+      <w:proofErr w:type="spellEnd"/>
+      <w:r>
+        <w:rPr>
+          <w:rFonts w:ascii="Times New Roman" w:hAnsi="Times New Roman" w:cs="Times New Roman"/>
+          <w:sz w:val="24"/>
+          <w:lang w:val="en-US"/>
+        </w:rPr>
+        <w:t xml:space="preserve"> </w:t>
+      </w:r>
+      <w:proofErr w:type="spellStart"/>
+      <w:r>
+        <w:rPr>
+          <w:rFonts w:ascii="Times New Roman" w:hAnsi="Times New Roman" w:cs="Times New Roman"/>
+          <w:sz w:val="24"/>
+          <w:lang w:val="en-US"/>
+        </w:rPr>
+        <w:t>modificarea</w:t>
+      </w:r>
+      <w:proofErr w:type="spellEnd"/>
+      <w:r>
+        <w:rPr>
+          <w:rFonts w:ascii="Times New Roman" w:hAnsi="Times New Roman" w:cs="Times New Roman"/>
+          <w:sz w:val="24"/>
+          <w:lang w:val="en-US"/>
+        </w:rPr>
+        <w:t xml:space="preserve"> </w:t>
+      </w:r>
+      <w:proofErr w:type="spellStart"/>
+      <w:r>
+        <w:rPr>
+          <w:rFonts w:ascii="Times New Roman" w:hAnsi="Times New Roman" w:cs="Times New Roman"/>
+          <w:sz w:val="24"/>
+          <w:lang w:val="en-US"/>
+        </w:rPr>
+        <w:t>parametrilor</w:t>
+      </w:r>
+      <w:proofErr w:type="spellEnd"/>
+      <w:r>
+        <w:rPr>
+          <w:rFonts w:ascii="Times New Roman" w:hAnsi="Times New Roman" w:cs="Times New Roman"/>
+          <w:sz w:val="24"/>
+          <w:lang w:val="en-US"/>
+        </w:rPr>
+        <w:t xml:space="preserve"> </w:t>
+      </w:r>
+      <w:proofErr w:type="spellStart"/>
+      <w:r>
+        <w:rPr>
+          <w:rFonts w:ascii="Times New Roman" w:hAnsi="Times New Roman" w:cs="Times New Roman"/>
+          <w:sz w:val="24"/>
+          <w:lang w:val="en-US"/>
+        </w:rPr>
+        <w:t>semnalului</w:t>
+      </w:r>
+      <w:proofErr w:type="spellEnd"/>
+      <w:r>
+        <w:rPr>
+          <w:rFonts w:ascii="Times New Roman" w:hAnsi="Times New Roman" w:cs="Times New Roman"/>
+          <w:sz w:val="24"/>
+          <w:lang w:val="en-US"/>
+        </w:rPr>
+        <w:t xml:space="preserve"> PWM, cum </w:t>
+      </w:r>
+      <w:proofErr w:type="spellStart"/>
+      <w:r>
+        <w:rPr>
+          <w:rFonts w:ascii="Times New Roman" w:hAnsi="Times New Roman" w:cs="Times New Roman"/>
+          <w:sz w:val="24"/>
+          <w:lang w:val="en-US"/>
+        </w:rPr>
+        <w:t>ar</w:t>
+      </w:r>
+      <w:proofErr w:type="spellEnd"/>
+      <w:r>
+        <w:rPr>
+          <w:rFonts w:ascii="Times New Roman" w:hAnsi="Times New Roman" w:cs="Times New Roman"/>
+          <w:sz w:val="24"/>
+          <w:lang w:val="en-US"/>
+        </w:rPr>
+        <w:t xml:space="preserve"> fi duty cycle-ul, </w:t>
+      </w:r>
+      <w:proofErr w:type="spellStart"/>
+      <w:r>
+        <w:rPr>
+          <w:rFonts w:ascii="Times New Roman" w:hAnsi="Times New Roman" w:cs="Times New Roman"/>
+          <w:sz w:val="24"/>
+          <w:lang w:val="en-US"/>
+        </w:rPr>
+        <w:t>în</w:t>
+      </w:r>
+      <w:proofErr w:type="spellEnd"/>
+      <w:r>
+        <w:rPr>
+          <w:rFonts w:ascii="Times New Roman" w:hAnsi="Times New Roman" w:cs="Times New Roman"/>
+          <w:sz w:val="24"/>
+          <w:lang w:val="en-US"/>
+        </w:rPr>
+        <w:t xml:space="preserve"> </w:t>
+      </w:r>
+      <w:proofErr w:type="spellStart"/>
+      <w:r>
+        <w:rPr>
+          <w:rFonts w:ascii="Times New Roman" w:hAnsi="Times New Roman" w:cs="Times New Roman"/>
+          <w:sz w:val="24"/>
+          <w:lang w:val="en-US"/>
+        </w:rPr>
+        <w:t>timp</w:t>
+      </w:r>
+      <w:proofErr w:type="spellEnd"/>
+      <w:r>
+        <w:rPr>
+          <w:rFonts w:ascii="Times New Roman" w:hAnsi="Times New Roman" w:cs="Times New Roman"/>
+          <w:sz w:val="24"/>
+          <w:lang w:val="en-US"/>
+        </w:rPr>
+        <w:t xml:space="preserve"> real. </w:t>
+      </w:r>
+      <w:proofErr w:type="spellStart"/>
+      <w:r>
+        <w:rPr>
+          <w:rFonts w:ascii="Times New Roman" w:hAnsi="Times New Roman" w:cs="Times New Roman"/>
+          <w:sz w:val="24"/>
+          <w:lang w:val="en-US"/>
+        </w:rPr>
+        <w:t>Astfel</w:t>
+      </w:r>
+      <w:proofErr w:type="spellEnd"/>
+      <w:r>
+        <w:rPr>
+          <w:rFonts w:ascii="Times New Roman" w:hAnsi="Times New Roman" w:cs="Times New Roman"/>
+          <w:sz w:val="24"/>
+          <w:lang w:val="en-US"/>
+        </w:rPr>
+        <w:t xml:space="preserve">, MCPWM </w:t>
+      </w:r>
+      <w:proofErr w:type="spellStart"/>
+      <w:r>
+        <w:rPr>
+          <w:rFonts w:ascii="Times New Roman" w:hAnsi="Times New Roman" w:cs="Times New Roman"/>
+          <w:sz w:val="24"/>
+          <w:lang w:val="en-US"/>
+        </w:rPr>
+        <w:t>asigură</w:t>
+      </w:r>
+      <w:proofErr w:type="spellEnd"/>
+      <w:r>
+        <w:rPr>
+          <w:rFonts w:ascii="Times New Roman" w:hAnsi="Times New Roman" w:cs="Times New Roman"/>
+          <w:sz w:val="24"/>
+          <w:lang w:val="en-US"/>
+        </w:rPr>
+        <w:t xml:space="preserve"> o </w:t>
+      </w:r>
+      <w:proofErr w:type="spellStart"/>
+      <w:r>
+        <w:rPr>
+          <w:rFonts w:ascii="Times New Roman" w:hAnsi="Times New Roman" w:cs="Times New Roman"/>
+          <w:sz w:val="24"/>
+          <w:lang w:val="en-US"/>
+        </w:rPr>
+        <w:t>interfață</w:t>
+      </w:r>
+      <w:proofErr w:type="spellEnd"/>
+      <w:r>
+        <w:rPr>
+          <w:rFonts w:ascii="Times New Roman" w:hAnsi="Times New Roman" w:cs="Times New Roman"/>
+          <w:sz w:val="24"/>
+          <w:lang w:val="en-US"/>
+        </w:rPr>
+        <w:t xml:space="preserve"> </w:t>
+      </w:r>
+      <w:proofErr w:type="spellStart"/>
+      <w:r>
+        <w:rPr>
+          <w:rFonts w:ascii="Times New Roman" w:hAnsi="Times New Roman" w:cs="Times New Roman"/>
+          <w:sz w:val="24"/>
+          <w:lang w:val="en-US"/>
+        </w:rPr>
+        <w:t>robustă</w:t>
+      </w:r>
+      <w:proofErr w:type="spellEnd"/>
+      <w:r>
+        <w:rPr>
+          <w:rFonts w:ascii="Times New Roman" w:hAnsi="Times New Roman" w:cs="Times New Roman"/>
+          <w:sz w:val="24"/>
+          <w:lang w:val="en-US"/>
+        </w:rPr>
+        <w:t xml:space="preserve"> </w:t>
+      </w:r>
+      <w:proofErr w:type="spellStart"/>
+      <w:r>
+        <w:rPr>
+          <w:rFonts w:ascii="Times New Roman" w:hAnsi="Times New Roman" w:cs="Times New Roman"/>
+          <w:sz w:val="24"/>
+          <w:lang w:val="en-US"/>
+        </w:rPr>
+        <w:t>și</w:t>
+      </w:r>
+      <w:proofErr w:type="spellEnd"/>
+      <w:r>
+        <w:rPr>
+          <w:rFonts w:ascii="Times New Roman" w:hAnsi="Times New Roman" w:cs="Times New Roman"/>
+          <w:sz w:val="24"/>
+          <w:lang w:val="en-US"/>
+        </w:rPr>
+        <w:t xml:space="preserve"> </w:t>
+      </w:r>
+      <w:proofErr w:type="spellStart"/>
+      <w:r>
+        <w:rPr>
+          <w:rFonts w:ascii="Times New Roman" w:hAnsi="Times New Roman" w:cs="Times New Roman"/>
+          <w:sz w:val="24"/>
+          <w:lang w:val="en-US"/>
+        </w:rPr>
+        <w:t>flexibilă</w:t>
+      </w:r>
+      <w:proofErr w:type="spellEnd"/>
+      <w:r>
+        <w:rPr>
+          <w:rFonts w:ascii="Times New Roman" w:hAnsi="Times New Roman" w:cs="Times New Roman"/>
+          <w:sz w:val="24"/>
+          <w:lang w:val="en-US"/>
+        </w:rPr>
+        <w:t xml:space="preserve"> </w:t>
+      </w:r>
+      <w:proofErr w:type="spellStart"/>
+      <w:r>
+        <w:rPr>
+          <w:rFonts w:ascii="Times New Roman" w:hAnsi="Times New Roman" w:cs="Times New Roman"/>
+          <w:sz w:val="24"/>
+          <w:lang w:val="en-US"/>
+        </w:rPr>
+        <w:t>între</w:t>
       </w:r>
       <w:proofErr w:type="spellEnd"/>
       <w:r>
@@ -24888,241 +25821,97 @@
           <w:sz w:val="24"/>
           <w:lang w:val="en-US"/>
         </w:rPr>
-        <w:t xml:space="preserve"> </w:t>
-      </w:r>
-      <w:proofErr w:type="spellStart"/>
-      <w:r>
-        <w:rPr>
-          <w:rFonts w:ascii="Times New Roman" w:hAnsi="Times New Roman" w:cs="Times New Roman"/>
-          <w:sz w:val="24"/>
-          <w:lang w:val="en-US"/>
-        </w:rPr>
-        <w:t>componentele</w:t>
-      </w:r>
-      <w:proofErr w:type="spellEnd"/>
-      <w:r>
-        <w:rPr>
-          <w:rFonts w:ascii="Times New Roman" w:hAnsi="Times New Roman" w:cs="Times New Roman"/>
-          <w:sz w:val="24"/>
-          <w:lang w:val="en-US"/>
-        </w:rPr>
-        <w:t xml:space="preserve"> hardware. </w:t>
-      </w:r>
-      <w:proofErr w:type="spellStart"/>
-      <w:r>
-        <w:rPr>
-          <w:rFonts w:ascii="Times New Roman" w:hAnsi="Times New Roman" w:cs="Times New Roman"/>
-          <w:sz w:val="24"/>
-          <w:lang w:val="en-US"/>
-        </w:rPr>
-        <w:t>În</w:t>
-      </w:r>
-      <w:proofErr w:type="spellEnd"/>
-      <w:r>
-        <w:rPr>
-          <w:rFonts w:ascii="Times New Roman" w:hAnsi="Times New Roman" w:cs="Times New Roman"/>
-          <w:sz w:val="24"/>
-          <w:lang w:val="en-US"/>
-        </w:rPr>
-        <w:t xml:space="preserve"> </w:t>
-      </w:r>
-      <w:proofErr w:type="spellStart"/>
-      <w:r>
-        <w:rPr>
-          <w:rFonts w:ascii="Times New Roman" w:hAnsi="Times New Roman" w:cs="Times New Roman"/>
-          <w:sz w:val="24"/>
-          <w:lang w:val="en-US"/>
-        </w:rPr>
-        <w:t>cazul</w:t>
-      </w:r>
-      <w:proofErr w:type="spellEnd"/>
-      <w:r>
-        <w:rPr>
-          <w:rFonts w:ascii="Times New Roman" w:hAnsi="Times New Roman" w:cs="Times New Roman"/>
-          <w:sz w:val="24"/>
-          <w:lang w:val="en-US"/>
-        </w:rPr>
-        <w:t xml:space="preserve"> </w:t>
-      </w:r>
-      <w:proofErr w:type="spellStart"/>
-      <w:r>
-        <w:rPr>
-          <w:rFonts w:ascii="Times New Roman" w:hAnsi="Times New Roman" w:cs="Times New Roman"/>
-          <w:sz w:val="24"/>
-          <w:lang w:val="en-US"/>
-        </w:rPr>
-        <w:t>acestui</w:t>
-      </w:r>
-      <w:proofErr w:type="spellEnd"/>
-      <w:r>
-        <w:rPr>
-          <w:rFonts w:ascii="Times New Roman" w:hAnsi="Times New Roman" w:cs="Times New Roman"/>
-          <w:sz w:val="24"/>
-          <w:lang w:val="en-US"/>
-        </w:rPr>
-        <w:t xml:space="preserve"> </w:t>
-      </w:r>
-      <w:proofErr w:type="spellStart"/>
-      <w:r>
-        <w:rPr>
-          <w:rFonts w:ascii="Times New Roman" w:hAnsi="Times New Roman" w:cs="Times New Roman"/>
-          <w:sz w:val="24"/>
-          <w:lang w:val="en-US"/>
-        </w:rPr>
-        <w:t>proiect</w:t>
-      </w:r>
-      <w:proofErr w:type="spellEnd"/>
-      <w:r>
-        <w:rPr>
-          <w:rFonts w:ascii="Times New Roman" w:hAnsi="Times New Roman" w:cs="Times New Roman"/>
-          <w:sz w:val="24"/>
-          <w:lang w:val="en-US"/>
-        </w:rPr>
-        <w:t xml:space="preserve">, </w:t>
-      </w:r>
-      <w:proofErr w:type="spellStart"/>
-      <w:r>
-        <w:rPr>
-          <w:rFonts w:ascii="Times New Roman" w:hAnsi="Times New Roman" w:cs="Times New Roman"/>
-          <w:sz w:val="24"/>
-          <w:lang w:val="en-US"/>
-        </w:rPr>
-        <w:t>aceasta</w:t>
-      </w:r>
-      <w:proofErr w:type="spellEnd"/>
-      <w:r>
-        <w:rPr>
-          <w:rFonts w:ascii="Times New Roman" w:hAnsi="Times New Roman" w:cs="Times New Roman"/>
-          <w:sz w:val="24"/>
-          <w:lang w:val="en-US"/>
-        </w:rPr>
-        <w:t xml:space="preserve"> se </w:t>
-      </w:r>
-      <w:proofErr w:type="spellStart"/>
-      <w:r>
-        <w:rPr>
-          <w:rFonts w:ascii="Times New Roman" w:hAnsi="Times New Roman" w:cs="Times New Roman"/>
-          <w:sz w:val="24"/>
-          <w:lang w:val="en-US"/>
-        </w:rPr>
-        <w:t>realizează</w:t>
-      </w:r>
-      <w:proofErr w:type="spellEnd"/>
-      <w:r>
-        <w:rPr>
-          <w:rFonts w:ascii="Times New Roman" w:hAnsi="Times New Roman" w:cs="Times New Roman"/>
-          <w:sz w:val="24"/>
-          <w:lang w:val="en-US"/>
-        </w:rPr>
-        <w:t xml:space="preserve"> </w:t>
-      </w:r>
-      <w:proofErr w:type="spellStart"/>
-      <w:r>
-        <w:rPr>
-          <w:rFonts w:ascii="Times New Roman" w:hAnsi="Times New Roman" w:cs="Times New Roman"/>
-          <w:sz w:val="24"/>
-          <w:lang w:val="en-US"/>
-        </w:rPr>
-        <w:t>în</w:t>
-      </w:r>
-      <w:proofErr w:type="spellEnd"/>
-      <w:r>
-        <w:rPr>
-          <w:rFonts w:ascii="Times New Roman" w:hAnsi="Times New Roman" w:cs="Times New Roman"/>
-          <w:sz w:val="24"/>
-          <w:lang w:val="en-US"/>
-        </w:rPr>
-        <w:t xml:space="preserve"> principal </w:t>
-      </w:r>
-      <w:proofErr w:type="spellStart"/>
-      <w:r>
-        <w:rPr>
-          <w:rFonts w:ascii="Times New Roman" w:hAnsi="Times New Roman" w:cs="Times New Roman"/>
-          <w:sz w:val="24"/>
-          <w:lang w:val="en-US"/>
-        </w:rPr>
-        <w:t>prin</w:t>
-      </w:r>
-      <w:proofErr w:type="spellEnd"/>
-      <w:r>
-        <w:rPr>
-          <w:rFonts w:ascii="Times New Roman" w:hAnsi="Times New Roman" w:cs="Times New Roman"/>
-          <w:sz w:val="24"/>
-          <w:lang w:val="en-US"/>
-        </w:rPr>
-        <w:t xml:space="preserve"> </w:t>
-      </w:r>
-      <w:proofErr w:type="spellStart"/>
-      <w:r>
-        <w:rPr>
-          <w:rFonts w:ascii="Times New Roman" w:hAnsi="Times New Roman" w:cs="Times New Roman"/>
-          <w:sz w:val="24"/>
-          <w:lang w:val="en-US"/>
-        </w:rPr>
-        <w:t>controlul</w:t>
-      </w:r>
-      <w:proofErr w:type="spellEnd"/>
-      <w:r>
-        <w:rPr>
-          <w:rFonts w:ascii="Times New Roman" w:hAnsi="Times New Roman" w:cs="Times New Roman"/>
-          <w:sz w:val="24"/>
-          <w:lang w:val="en-US"/>
-        </w:rPr>
-        <w:t xml:space="preserve"> </w:t>
-      </w:r>
-      <w:proofErr w:type="spellStart"/>
-      <w:r>
-        <w:rPr>
-          <w:rFonts w:ascii="Times New Roman" w:hAnsi="Times New Roman" w:cs="Times New Roman"/>
-          <w:sz w:val="24"/>
-          <w:lang w:val="en-US"/>
-        </w:rPr>
-        <w:t>servomotoarelor</w:t>
-      </w:r>
-      <w:proofErr w:type="spellEnd"/>
-      <w:r>
-        <w:rPr>
-          <w:rFonts w:ascii="Times New Roman" w:hAnsi="Times New Roman" w:cs="Times New Roman"/>
-          <w:sz w:val="24"/>
-          <w:lang w:val="en-US"/>
-        </w:rPr>
-        <w:t xml:space="preserve"> care </w:t>
-      </w:r>
-      <w:proofErr w:type="spellStart"/>
-      <w:r>
-        <w:rPr>
-          <w:rFonts w:ascii="Times New Roman" w:hAnsi="Times New Roman" w:cs="Times New Roman"/>
-          <w:sz w:val="24"/>
-          <w:lang w:val="en-US"/>
-        </w:rPr>
-        <w:t>acționează</w:t>
-      </w:r>
-      <w:proofErr w:type="spellEnd"/>
-      <w:r>
-        <w:rPr>
-          <w:rFonts w:ascii="Times New Roman" w:hAnsi="Times New Roman" w:cs="Times New Roman"/>
-          <w:sz w:val="24"/>
-          <w:lang w:val="en-US"/>
-        </w:rPr>
-        <w:t xml:space="preserve"> </w:t>
-      </w:r>
-      <w:proofErr w:type="spellStart"/>
-      <w:r>
-        <w:rPr>
-          <w:rFonts w:ascii="Times New Roman" w:hAnsi="Times New Roman" w:cs="Times New Roman"/>
-          <w:sz w:val="24"/>
-          <w:lang w:val="en-US"/>
-        </w:rPr>
-        <w:t>degetele</w:t>
-      </w:r>
-      <w:proofErr w:type="spellEnd"/>
-      <w:r>
-        <w:rPr>
-          <w:rFonts w:ascii="Times New Roman" w:hAnsi="Times New Roman" w:cs="Times New Roman"/>
-          <w:sz w:val="24"/>
-          <w:lang w:val="en-US"/>
-        </w:rPr>
-        <w:t xml:space="preserve"> </w:t>
+        <w:t xml:space="preserve"> hardware, </w:t>
+      </w:r>
+      <w:proofErr w:type="spellStart"/>
+      <w:r>
+        <w:rPr>
+          <w:rFonts w:ascii="Times New Roman" w:hAnsi="Times New Roman" w:cs="Times New Roman"/>
+          <w:sz w:val="24"/>
+          <w:lang w:val="en-US"/>
+        </w:rPr>
+        <w:t>facilitând</w:t>
+      </w:r>
+      <w:proofErr w:type="spellEnd"/>
+      <w:r>
+        <w:rPr>
+          <w:rFonts w:ascii="Times New Roman" w:hAnsi="Times New Roman" w:cs="Times New Roman"/>
+          <w:sz w:val="24"/>
+          <w:lang w:val="en-US"/>
+        </w:rPr>
+        <w:t xml:space="preserve"> </w:t>
+      </w:r>
+      <w:proofErr w:type="spellStart"/>
+      <w:r>
+        <w:rPr>
+          <w:rFonts w:ascii="Times New Roman" w:hAnsi="Times New Roman" w:cs="Times New Roman"/>
+          <w:sz w:val="24"/>
+          <w:lang w:val="en-US"/>
+        </w:rPr>
+        <w:t>implementarea</w:t>
+      </w:r>
+      <w:proofErr w:type="spellEnd"/>
+      <w:r>
+        <w:rPr>
+          <w:rFonts w:ascii="Times New Roman" w:hAnsi="Times New Roman" w:cs="Times New Roman"/>
+          <w:sz w:val="24"/>
+          <w:lang w:val="en-US"/>
+        </w:rPr>
+        <w:t xml:space="preserve"> </w:t>
+      </w:r>
+      <w:proofErr w:type="spellStart"/>
+      <w:r>
+        <w:rPr>
+          <w:rFonts w:ascii="Times New Roman" w:hAnsi="Times New Roman" w:cs="Times New Roman"/>
+          <w:sz w:val="24"/>
+          <w:lang w:val="en-US"/>
+        </w:rPr>
+        <w:t>unui</w:t>
+      </w:r>
+      <w:proofErr w:type="spellEnd"/>
+      <w:r>
+        <w:rPr>
+          <w:rFonts w:ascii="Times New Roman" w:hAnsi="Times New Roman" w:cs="Times New Roman"/>
+          <w:sz w:val="24"/>
+          <w:lang w:val="en-US"/>
+        </w:rPr>
+        <w:t xml:space="preserve"> control performant </w:t>
+      </w:r>
+      <w:proofErr w:type="spellStart"/>
+      <w:r>
+        <w:rPr>
+          <w:rFonts w:ascii="Times New Roman" w:hAnsi="Times New Roman" w:cs="Times New Roman"/>
+          <w:sz w:val="24"/>
+          <w:lang w:val="en-US"/>
+        </w:rPr>
+        <w:t>și</w:t>
+      </w:r>
+      <w:proofErr w:type="spellEnd"/>
+      <w:r>
+        <w:rPr>
+          <w:rFonts w:ascii="Times New Roman" w:hAnsi="Times New Roman" w:cs="Times New Roman"/>
+          <w:sz w:val="24"/>
+          <w:lang w:val="en-US"/>
+        </w:rPr>
+        <w:t xml:space="preserve"> </w:t>
+      </w:r>
+      <w:proofErr w:type="spellStart"/>
+      <w:r>
+        <w:rPr>
+          <w:rFonts w:ascii="Times New Roman" w:hAnsi="Times New Roman" w:cs="Times New Roman"/>
+          <w:sz w:val="24"/>
+          <w:lang w:val="en-US"/>
+        </w:rPr>
+        <w:t>stabil</w:t>
+      </w:r>
+      <w:proofErr w:type="spellEnd"/>
+      <w:r>
+        <w:rPr>
+          <w:rFonts w:ascii="Times New Roman" w:hAnsi="Times New Roman" w:cs="Times New Roman"/>
+          <w:sz w:val="24"/>
+          <w:lang w:val="en-US"/>
+        </w:rPr>
+        <w:t xml:space="preserve"> al </w:t>
       </w:r>
       <w:proofErr w:type="spellStart"/>
       <w:r>
@@ -25150,222 +25939,6 @@
           <w:lang w:val="en-US"/>
         </w:rPr>
         <w:t>robotice</w:t>
-      </w:r>
-      <w:proofErr w:type="spellEnd"/>
-      <w:r>
-        <w:rPr>
-          <w:rFonts w:ascii="Times New Roman" w:hAnsi="Times New Roman" w:cs="Times New Roman"/>
-          <w:sz w:val="24"/>
-          <w:lang w:val="en-US"/>
-        </w:rPr>
-        <w:t xml:space="preserve">. </w:t>
-      </w:r>
-      <w:proofErr w:type="spellStart"/>
-      <w:r>
-        <w:rPr>
-          <w:rFonts w:ascii="Times New Roman" w:hAnsi="Times New Roman" w:cs="Times New Roman"/>
-          <w:sz w:val="24"/>
-          <w:lang w:val="en-US"/>
-        </w:rPr>
-        <w:t>Programul</w:t>
-      </w:r>
-      <w:proofErr w:type="spellEnd"/>
-      <w:r>
-        <w:rPr>
-          <w:rFonts w:ascii="Times New Roman" w:hAnsi="Times New Roman" w:cs="Times New Roman"/>
-          <w:sz w:val="24"/>
-          <w:lang w:val="en-US"/>
-        </w:rPr>
-        <w:t xml:space="preserve"> </w:t>
-      </w:r>
-      <w:proofErr w:type="spellStart"/>
-      <w:r>
-        <w:rPr>
-          <w:rFonts w:ascii="Times New Roman" w:hAnsi="Times New Roman" w:cs="Times New Roman"/>
-          <w:sz w:val="24"/>
-          <w:lang w:val="en-US"/>
-        </w:rPr>
-        <w:t>primește</w:t>
-      </w:r>
-      <w:proofErr w:type="spellEnd"/>
-      <w:r>
-        <w:rPr>
-          <w:rFonts w:ascii="Times New Roman" w:hAnsi="Times New Roman" w:cs="Times New Roman"/>
-          <w:sz w:val="24"/>
-          <w:lang w:val="en-US"/>
-        </w:rPr>
-        <w:t xml:space="preserve"> de la </w:t>
-      </w:r>
-      <w:proofErr w:type="spellStart"/>
-      <w:r>
-        <w:rPr>
-          <w:rFonts w:ascii="Times New Roman" w:hAnsi="Times New Roman" w:cs="Times New Roman"/>
-          <w:sz w:val="24"/>
-          <w:lang w:val="en-US"/>
-        </w:rPr>
-        <w:t>utilizator</w:t>
-      </w:r>
-      <w:proofErr w:type="spellEnd"/>
-      <w:r>
-        <w:rPr>
-          <w:rFonts w:ascii="Times New Roman" w:hAnsi="Times New Roman" w:cs="Times New Roman"/>
-          <w:sz w:val="24"/>
-          <w:lang w:val="en-US"/>
-        </w:rPr>
-        <w:t xml:space="preserve">, </w:t>
-      </w:r>
-      <w:proofErr w:type="spellStart"/>
-      <w:r>
-        <w:rPr>
-          <w:rFonts w:ascii="Times New Roman" w:hAnsi="Times New Roman" w:cs="Times New Roman"/>
-          <w:sz w:val="24"/>
-          <w:lang w:val="en-US"/>
-        </w:rPr>
-        <w:t>prin</w:t>
-      </w:r>
-      <w:proofErr w:type="spellEnd"/>
-      <w:r>
-        <w:rPr>
-          <w:rFonts w:ascii="Times New Roman" w:hAnsi="Times New Roman" w:cs="Times New Roman"/>
-          <w:sz w:val="24"/>
-          <w:lang w:val="en-US"/>
-        </w:rPr>
-        <w:t xml:space="preserve"> </w:t>
-      </w:r>
-      <w:proofErr w:type="spellStart"/>
-      <w:r>
-        <w:rPr>
-          <w:rFonts w:ascii="Times New Roman" w:hAnsi="Times New Roman" w:cs="Times New Roman"/>
-          <w:sz w:val="24"/>
-          <w:lang w:val="en-US"/>
-        </w:rPr>
-        <w:t>interfața</w:t>
-      </w:r>
-      <w:proofErr w:type="spellEnd"/>
-      <w:r>
-        <w:rPr>
-          <w:rFonts w:ascii="Times New Roman" w:hAnsi="Times New Roman" w:cs="Times New Roman"/>
-          <w:sz w:val="24"/>
-          <w:lang w:val="en-US"/>
-        </w:rPr>
-        <w:t xml:space="preserve"> web, </w:t>
-      </w:r>
-      <w:proofErr w:type="spellStart"/>
-      <w:r>
-        <w:rPr>
-          <w:rFonts w:ascii="Times New Roman" w:hAnsi="Times New Roman" w:cs="Times New Roman"/>
-          <w:sz w:val="24"/>
-          <w:lang w:val="en-US"/>
-        </w:rPr>
-        <w:t>valorile</w:t>
-      </w:r>
-      <w:proofErr w:type="spellEnd"/>
-      <w:r>
-        <w:rPr>
-          <w:rFonts w:ascii="Times New Roman" w:hAnsi="Times New Roman" w:cs="Times New Roman"/>
-          <w:sz w:val="24"/>
-          <w:lang w:val="en-US"/>
-        </w:rPr>
-        <w:t xml:space="preserve"> de </w:t>
-      </w:r>
-      <w:proofErr w:type="spellStart"/>
-      <w:r>
-        <w:rPr>
-          <w:rFonts w:ascii="Times New Roman" w:hAnsi="Times New Roman" w:cs="Times New Roman"/>
-          <w:sz w:val="24"/>
-          <w:lang w:val="en-US"/>
-        </w:rPr>
-        <w:t>poziție</w:t>
-      </w:r>
-      <w:proofErr w:type="spellEnd"/>
-      <w:r>
-        <w:rPr>
-          <w:rFonts w:ascii="Times New Roman" w:hAnsi="Times New Roman" w:cs="Times New Roman"/>
-          <w:sz w:val="24"/>
-          <w:lang w:val="en-US"/>
-        </w:rPr>
-        <w:t xml:space="preserve"> </w:t>
-      </w:r>
-      <w:proofErr w:type="spellStart"/>
-      <w:r>
-        <w:rPr>
-          <w:rFonts w:ascii="Times New Roman" w:hAnsi="Times New Roman" w:cs="Times New Roman"/>
-          <w:sz w:val="24"/>
-          <w:lang w:val="en-US"/>
-        </w:rPr>
-        <w:t>și</w:t>
-      </w:r>
-      <w:proofErr w:type="spellEnd"/>
-      <w:r>
-        <w:rPr>
-          <w:rFonts w:ascii="Times New Roman" w:hAnsi="Times New Roman" w:cs="Times New Roman"/>
-          <w:sz w:val="24"/>
-          <w:lang w:val="en-US"/>
-        </w:rPr>
-        <w:t xml:space="preserve"> le </w:t>
-      </w:r>
-      <w:proofErr w:type="spellStart"/>
-      <w:r>
-        <w:rPr>
-          <w:rFonts w:ascii="Times New Roman" w:hAnsi="Times New Roman" w:cs="Times New Roman"/>
-          <w:sz w:val="24"/>
-          <w:lang w:val="en-US"/>
-        </w:rPr>
-        <w:t>convertește</w:t>
-      </w:r>
-      <w:proofErr w:type="spellEnd"/>
-      <w:r>
-        <w:rPr>
-          <w:rFonts w:ascii="Times New Roman" w:hAnsi="Times New Roman" w:cs="Times New Roman"/>
-          <w:sz w:val="24"/>
-          <w:lang w:val="en-US"/>
-        </w:rPr>
-        <w:t xml:space="preserve"> </w:t>
-      </w:r>
-      <w:proofErr w:type="spellStart"/>
-      <w:r>
-        <w:rPr>
-          <w:rFonts w:ascii="Times New Roman" w:hAnsi="Times New Roman" w:cs="Times New Roman"/>
-          <w:sz w:val="24"/>
-          <w:lang w:val="en-US"/>
-        </w:rPr>
-        <w:t>în</w:t>
-      </w:r>
-      <w:proofErr w:type="spellEnd"/>
-      <w:r>
-        <w:rPr>
-          <w:rFonts w:ascii="Times New Roman" w:hAnsi="Times New Roman" w:cs="Times New Roman"/>
-          <w:sz w:val="24"/>
-          <w:lang w:val="en-US"/>
-        </w:rPr>
-        <w:t xml:space="preserve"> </w:t>
-      </w:r>
-      <w:proofErr w:type="spellStart"/>
-      <w:r>
-        <w:rPr>
-          <w:rFonts w:ascii="Times New Roman" w:hAnsi="Times New Roman" w:cs="Times New Roman"/>
-          <w:sz w:val="24"/>
-          <w:lang w:val="en-US"/>
-        </w:rPr>
-        <w:t>unghiuri</w:t>
-      </w:r>
-      <w:proofErr w:type="spellEnd"/>
-      <w:r>
-        <w:rPr>
-          <w:rFonts w:ascii="Times New Roman" w:hAnsi="Times New Roman" w:cs="Times New Roman"/>
-          <w:sz w:val="24"/>
-          <w:lang w:val="en-US"/>
-        </w:rPr>
-        <w:t xml:space="preserve"> de </w:t>
-      </w:r>
-      <w:proofErr w:type="spellStart"/>
-      <w:r>
-        <w:rPr>
-          <w:rFonts w:ascii="Times New Roman" w:hAnsi="Times New Roman" w:cs="Times New Roman"/>
-          <w:sz w:val="24"/>
-          <w:lang w:val="en-US"/>
-        </w:rPr>
-        <w:t>rotație</w:t>
       </w:r>
       <w:proofErr w:type="spellEnd"/>
       <w:r>
@@ -25387,14 +25960,256 @@
           <w:lang w:val="en-US"/>
         </w:rPr>
       </w:pPr>
-      <w:proofErr w:type="spellStart"/>
-      <w:r>
-        <w:rPr>
-          <w:rFonts w:ascii="Times New Roman" w:hAnsi="Times New Roman" w:cs="Times New Roman"/>
-          <w:sz w:val="24"/>
-          <w:lang w:val="en-US"/>
-        </w:rPr>
-        <w:t>Astfel</w:t>
+      <w:r>
+        <w:rPr>
+          <w:rFonts w:ascii="Times New Roman" w:hAnsi="Times New Roman" w:cs="Times New Roman"/>
+          <w:sz w:val="24"/>
+          <w:lang w:val="en-US"/>
+        </w:rPr>
+        <w:t xml:space="preserve">Un </w:t>
+      </w:r>
+      <w:proofErr w:type="spellStart"/>
+      <w:r>
+        <w:rPr>
+          <w:rFonts w:ascii="Times New Roman" w:hAnsi="Times New Roman" w:cs="Times New Roman"/>
+          <w:sz w:val="24"/>
+          <w:lang w:val="en-US"/>
+        </w:rPr>
+        <w:t>rol</w:t>
+      </w:r>
+      <w:proofErr w:type="spellEnd"/>
+      <w:r>
+        <w:rPr>
+          <w:rFonts w:ascii="Times New Roman" w:hAnsi="Times New Roman" w:cs="Times New Roman"/>
+          <w:sz w:val="24"/>
+          <w:lang w:val="en-US"/>
+        </w:rPr>
+        <w:t xml:space="preserve"> important al </w:t>
+      </w:r>
+      <w:proofErr w:type="spellStart"/>
+      <w:r>
+        <w:rPr>
+          <w:rFonts w:ascii="Times New Roman" w:hAnsi="Times New Roman" w:cs="Times New Roman"/>
+          <w:sz w:val="24"/>
+          <w:lang w:val="en-US"/>
+        </w:rPr>
+        <w:t>proiectului</w:t>
+      </w:r>
+      <w:proofErr w:type="spellEnd"/>
+      <w:r>
+        <w:rPr>
+          <w:rFonts w:ascii="Times New Roman" w:hAnsi="Times New Roman" w:cs="Times New Roman"/>
+          <w:sz w:val="24"/>
+          <w:lang w:val="en-US"/>
+        </w:rPr>
+        <w:t xml:space="preserve"> </w:t>
+      </w:r>
+      <w:proofErr w:type="spellStart"/>
+      <w:r>
+        <w:rPr>
+          <w:rFonts w:ascii="Times New Roman" w:hAnsi="Times New Roman" w:cs="Times New Roman"/>
+          <w:sz w:val="24"/>
+          <w:lang w:val="en-US"/>
+        </w:rPr>
+        <w:t>implementat</w:t>
+      </w:r>
+      <w:proofErr w:type="spellEnd"/>
+      <w:r>
+        <w:rPr>
+          <w:rFonts w:ascii="Times New Roman" w:hAnsi="Times New Roman" w:cs="Times New Roman"/>
+          <w:sz w:val="24"/>
+          <w:lang w:val="en-US"/>
+        </w:rPr>
+        <w:t xml:space="preserve"> </w:t>
+      </w:r>
+      <w:proofErr w:type="spellStart"/>
+      <w:r>
+        <w:rPr>
+          <w:rFonts w:ascii="Times New Roman" w:hAnsi="Times New Roman" w:cs="Times New Roman"/>
+          <w:sz w:val="24"/>
+          <w:lang w:val="en-US"/>
+        </w:rPr>
+        <w:t>în</w:t>
+      </w:r>
+      <w:proofErr w:type="spellEnd"/>
+      <w:r>
+        <w:rPr>
+          <w:rFonts w:ascii="Times New Roman" w:hAnsi="Times New Roman" w:cs="Times New Roman"/>
+          <w:sz w:val="24"/>
+          <w:lang w:val="en-US"/>
+        </w:rPr>
+        <w:t xml:space="preserve"> C++ </w:t>
+      </w:r>
+      <w:proofErr w:type="spellStart"/>
+      <w:r>
+        <w:rPr>
+          <w:rFonts w:ascii="Times New Roman" w:hAnsi="Times New Roman" w:cs="Times New Roman"/>
+          <w:sz w:val="24"/>
+          <w:lang w:val="en-US"/>
+        </w:rPr>
+        <w:t>este</w:t>
+      </w:r>
+      <w:proofErr w:type="spellEnd"/>
+      <w:r>
+        <w:rPr>
+          <w:rFonts w:ascii="Times New Roman" w:hAnsi="Times New Roman" w:cs="Times New Roman"/>
+          <w:sz w:val="24"/>
+          <w:lang w:val="en-US"/>
+        </w:rPr>
+        <w:t xml:space="preserve"> </w:t>
+      </w:r>
+      <w:proofErr w:type="spellStart"/>
+      <w:r>
+        <w:rPr>
+          <w:rFonts w:ascii="Times New Roman" w:hAnsi="Times New Roman" w:cs="Times New Roman"/>
+          <w:sz w:val="24"/>
+          <w:lang w:val="en-US"/>
+        </w:rPr>
+        <w:t>realizarea</w:t>
+      </w:r>
+      <w:proofErr w:type="spellEnd"/>
+      <w:r>
+        <w:rPr>
+          <w:rFonts w:ascii="Times New Roman" w:hAnsi="Times New Roman" w:cs="Times New Roman"/>
+          <w:sz w:val="24"/>
+          <w:lang w:val="en-US"/>
+        </w:rPr>
+        <w:t xml:space="preserve"> </w:t>
+      </w:r>
+      <w:proofErr w:type="spellStart"/>
+      <w:r>
+        <w:rPr>
+          <w:rFonts w:ascii="Times New Roman" w:hAnsi="Times New Roman" w:cs="Times New Roman"/>
+          <w:sz w:val="24"/>
+          <w:lang w:val="en-US"/>
+        </w:rPr>
+        <w:t>interacțiunii</w:t>
+      </w:r>
+      <w:proofErr w:type="spellEnd"/>
+      <w:r>
+        <w:rPr>
+          <w:rFonts w:ascii="Times New Roman" w:hAnsi="Times New Roman" w:cs="Times New Roman"/>
+          <w:sz w:val="24"/>
+          <w:lang w:val="en-US"/>
+        </w:rPr>
+        <w:t xml:space="preserve"> </w:t>
+      </w:r>
+      <w:proofErr w:type="spellStart"/>
+      <w:r>
+        <w:rPr>
+          <w:rFonts w:ascii="Times New Roman" w:hAnsi="Times New Roman" w:cs="Times New Roman"/>
+          <w:sz w:val="24"/>
+          <w:lang w:val="en-US"/>
+        </w:rPr>
+        <w:t>dintre</w:t>
+      </w:r>
+      <w:proofErr w:type="spellEnd"/>
+      <w:r>
+        <w:rPr>
+          <w:rFonts w:ascii="Times New Roman" w:hAnsi="Times New Roman" w:cs="Times New Roman"/>
+          <w:sz w:val="24"/>
+          <w:lang w:val="en-US"/>
+        </w:rPr>
+        <w:t xml:space="preserve"> </w:t>
+      </w:r>
+      <w:proofErr w:type="spellStart"/>
+      <w:r>
+        <w:rPr>
+          <w:rFonts w:ascii="Times New Roman" w:hAnsi="Times New Roman" w:cs="Times New Roman"/>
+          <w:sz w:val="24"/>
+          <w:lang w:val="en-US"/>
+        </w:rPr>
+        <w:t>interfața</w:t>
+      </w:r>
+      <w:proofErr w:type="spellEnd"/>
+      <w:r>
+        <w:rPr>
+          <w:rFonts w:ascii="Times New Roman" w:hAnsi="Times New Roman" w:cs="Times New Roman"/>
+          <w:sz w:val="24"/>
+          <w:lang w:val="en-US"/>
+        </w:rPr>
+        <w:t xml:space="preserve"> software </w:t>
+      </w:r>
+      <w:proofErr w:type="spellStart"/>
+      <w:r>
+        <w:rPr>
+          <w:rFonts w:ascii="Times New Roman" w:hAnsi="Times New Roman" w:cs="Times New Roman"/>
+          <w:sz w:val="24"/>
+          <w:lang w:val="en-US"/>
+        </w:rPr>
+        <w:t>și</w:t>
+      </w:r>
+      <w:proofErr w:type="spellEnd"/>
+      <w:r>
+        <w:rPr>
+          <w:rFonts w:ascii="Times New Roman" w:hAnsi="Times New Roman" w:cs="Times New Roman"/>
+          <w:sz w:val="24"/>
+          <w:lang w:val="en-US"/>
+        </w:rPr>
+        <w:t xml:space="preserve"> </w:t>
+      </w:r>
+      <w:proofErr w:type="spellStart"/>
+      <w:r>
+        <w:rPr>
+          <w:rFonts w:ascii="Times New Roman" w:hAnsi="Times New Roman" w:cs="Times New Roman"/>
+          <w:sz w:val="24"/>
+          <w:lang w:val="en-US"/>
+        </w:rPr>
+        <w:t>componentele</w:t>
+      </w:r>
+      <w:proofErr w:type="spellEnd"/>
+      <w:r>
+        <w:rPr>
+          <w:rFonts w:ascii="Times New Roman" w:hAnsi="Times New Roman" w:cs="Times New Roman"/>
+          <w:sz w:val="24"/>
+          <w:lang w:val="en-US"/>
+        </w:rPr>
+        <w:t xml:space="preserve"> hardware. </w:t>
+      </w:r>
+      <w:proofErr w:type="spellStart"/>
+      <w:r>
+        <w:rPr>
+          <w:rFonts w:ascii="Times New Roman" w:hAnsi="Times New Roman" w:cs="Times New Roman"/>
+          <w:sz w:val="24"/>
+          <w:lang w:val="en-US"/>
+        </w:rPr>
+        <w:t>Programul</w:t>
+      </w:r>
+      <w:proofErr w:type="spellEnd"/>
+      <w:r>
+        <w:rPr>
+          <w:rFonts w:ascii="Times New Roman" w:hAnsi="Times New Roman" w:cs="Times New Roman"/>
+          <w:sz w:val="24"/>
+          <w:lang w:val="en-US"/>
+        </w:rPr>
+        <w:t xml:space="preserve"> </w:t>
+      </w:r>
+      <w:proofErr w:type="spellStart"/>
+      <w:r>
+        <w:rPr>
+          <w:rFonts w:ascii="Times New Roman" w:hAnsi="Times New Roman" w:cs="Times New Roman"/>
+          <w:sz w:val="24"/>
+          <w:lang w:val="en-US"/>
+        </w:rPr>
+        <w:t>primește</w:t>
+      </w:r>
+      <w:proofErr w:type="spellEnd"/>
+      <w:r>
+        <w:rPr>
+          <w:rFonts w:ascii="Times New Roman" w:hAnsi="Times New Roman" w:cs="Times New Roman"/>
+          <w:sz w:val="24"/>
+          <w:lang w:val="en-US"/>
+        </w:rPr>
+        <w:t xml:space="preserve"> de la </w:t>
+      </w:r>
+      <w:proofErr w:type="spellStart"/>
+      <w:r>
+        <w:rPr>
+          <w:rFonts w:ascii="Times New Roman" w:hAnsi="Times New Roman" w:cs="Times New Roman"/>
+          <w:sz w:val="24"/>
+          <w:lang w:val="en-US"/>
+        </w:rPr>
+        <w:t>utilizator</w:t>
       </w:r>
       <w:proofErr w:type="spellEnd"/>
       <w:r>
@@ -25412,61 +26227,43 @@
           <w:sz w:val="24"/>
           <w:lang w:val="en-US"/>
         </w:rPr>
-        <w:t>atunci</w:t>
-      </w:r>
-      <w:proofErr w:type="spellEnd"/>
-      <w:r>
-        <w:rPr>
-          <w:rFonts w:ascii="Times New Roman" w:hAnsi="Times New Roman" w:cs="Times New Roman"/>
-          <w:sz w:val="24"/>
-          <w:lang w:val="en-US"/>
-        </w:rPr>
-        <w:t xml:space="preserve"> </w:t>
-      </w:r>
-      <w:proofErr w:type="spellStart"/>
-      <w:r>
-        <w:rPr>
-          <w:rFonts w:ascii="Times New Roman" w:hAnsi="Times New Roman" w:cs="Times New Roman"/>
-          <w:sz w:val="24"/>
-          <w:lang w:val="en-US"/>
-        </w:rPr>
-        <w:t>când</w:t>
-      </w:r>
-      <w:proofErr w:type="spellEnd"/>
-      <w:r>
-        <w:rPr>
-          <w:rFonts w:ascii="Times New Roman" w:hAnsi="Times New Roman" w:cs="Times New Roman"/>
-          <w:sz w:val="24"/>
-          <w:lang w:val="en-US"/>
-        </w:rPr>
-        <w:t xml:space="preserve"> sunt </w:t>
-      </w:r>
-      <w:proofErr w:type="spellStart"/>
-      <w:r>
-        <w:rPr>
-          <w:rFonts w:ascii="Times New Roman" w:hAnsi="Times New Roman" w:cs="Times New Roman"/>
-          <w:sz w:val="24"/>
-          <w:lang w:val="en-US"/>
-        </w:rPr>
-        <w:t>transmise</w:t>
-      </w:r>
-      <w:proofErr w:type="spellEnd"/>
-      <w:r>
-        <w:rPr>
-          <w:rFonts w:ascii="Times New Roman" w:hAnsi="Times New Roman" w:cs="Times New Roman"/>
-          <w:sz w:val="24"/>
-          <w:lang w:val="en-US"/>
-        </w:rPr>
-        <w:t xml:space="preserve"> </w:t>
-      </w:r>
-      <w:proofErr w:type="spellStart"/>
-      <w:r>
-        <w:rPr>
-          <w:rFonts w:ascii="Times New Roman" w:hAnsi="Times New Roman" w:cs="Times New Roman"/>
-          <w:sz w:val="24"/>
-          <w:lang w:val="en-US"/>
-        </w:rPr>
-        <w:t>comenzi</w:t>
+        <w:t>prin</w:t>
+      </w:r>
+      <w:proofErr w:type="spellEnd"/>
+      <w:r>
+        <w:rPr>
+          <w:rFonts w:ascii="Times New Roman" w:hAnsi="Times New Roman" w:cs="Times New Roman"/>
+          <w:sz w:val="24"/>
+          <w:lang w:val="en-US"/>
+        </w:rPr>
+        <w:t xml:space="preserve"> </w:t>
+      </w:r>
+      <w:proofErr w:type="spellStart"/>
+      <w:r>
+        <w:rPr>
+          <w:rFonts w:ascii="Times New Roman" w:hAnsi="Times New Roman" w:cs="Times New Roman"/>
+          <w:sz w:val="24"/>
+          <w:lang w:val="en-US"/>
+        </w:rPr>
+        <w:t>interfața</w:t>
+      </w:r>
+      <w:proofErr w:type="spellEnd"/>
+      <w:r>
+        <w:rPr>
+          <w:rFonts w:ascii="Times New Roman" w:hAnsi="Times New Roman" w:cs="Times New Roman"/>
+          <w:sz w:val="24"/>
+          <w:lang w:val="en-US"/>
+        </w:rPr>
+        <w:t xml:space="preserve"> web, </w:t>
+      </w:r>
+      <w:proofErr w:type="spellStart"/>
+      <w:r>
+        <w:rPr>
+          <w:rFonts w:ascii="Times New Roman" w:hAnsi="Times New Roman" w:cs="Times New Roman"/>
+          <w:sz w:val="24"/>
+          <w:lang w:val="en-US"/>
+        </w:rPr>
+        <w:t>valorile</w:t>
       </w:r>
       <w:proofErr w:type="spellEnd"/>
       <w:r>
@@ -25484,61 +26281,43 @@
           <w:sz w:val="24"/>
           <w:lang w:val="en-US"/>
         </w:rPr>
-        <w:t>către</w:t>
-      </w:r>
-      <w:proofErr w:type="spellEnd"/>
-      <w:r>
-        <w:rPr>
-          <w:rFonts w:ascii="Times New Roman" w:hAnsi="Times New Roman" w:cs="Times New Roman"/>
-          <w:sz w:val="24"/>
-          <w:lang w:val="en-US"/>
-        </w:rPr>
-        <w:t xml:space="preserve"> </w:t>
-      </w:r>
-      <w:proofErr w:type="spellStart"/>
-      <w:r>
-        <w:rPr>
-          <w:rFonts w:ascii="Times New Roman" w:hAnsi="Times New Roman" w:cs="Times New Roman"/>
-          <w:sz w:val="24"/>
-          <w:lang w:val="en-US"/>
-        </w:rPr>
-        <w:t>interfața</w:t>
-      </w:r>
-      <w:proofErr w:type="spellEnd"/>
-      <w:r>
-        <w:rPr>
-          <w:rFonts w:ascii="Times New Roman" w:hAnsi="Times New Roman" w:cs="Times New Roman"/>
-          <w:sz w:val="24"/>
-          <w:lang w:val="en-US"/>
-        </w:rPr>
-        <w:t xml:space="preserve"> web, </w:t>
-      </w:r>
-      <w:proofErr w:type="spellStart"/>
-      <w:r>
-        <w:rPr>
-          <w:rFonts w:ascii="Times New Roman" w:hAnsi="Times New Roman" w:cs="Times New Roman"/>
-          <w:sz w:val="24"/>
-          <w:lang w:val="en-US"/>
-        </w:rPr>
-        <w:t>programul</w:t>
-      </w:r>
-      <w:proofErr w:type="spellEnd"/>
-      <w:r>
-        <w:rPr>
-          <w:rFonts w:ascii="Times New Roman" w:hAnsi="Times New Roman" w:cs="Times New Roman"/>
-          <w:sz w:val="24"/>
-          <w:lang w:val="en-US"/>
-        </w:rPr>
-        <w:t xml:space="preserve"> </w:t>
-      </w:r>
-      <w:proofErr w:type="spellStart"/>
-      <w:r>
-        <w:rPr>
-          <w:rFonts w:ascii="Times New Roman" w:hAnsi="Times New Roman" w:cs="Times New Roman"/>
-          <w:sz w:val="24"/>
-          <w:lang w:val="en-US"/>
-        </w:rPr>
-        <w:t>scris</w:t>
+        <w:t>poziție</w:t>
+      </w:r>
+      <w:proofErr w:type="spellEnd"/>
+      <w:r>
+        <w:rPr>
+          <w:rFonts w:ascii="Times New Roman" w:hAnsi="Times New Roman" w:cs="Times New Roman"/>
+          <w:sz w:val="24"/>
+          <w:lang w:val="en-US"/>
+        </w:rPr>
+        <w:t xml:space="preserve"> </w:t>
+      </w:r>
+      <w:proofErr w:type="spellStart"/>
+      <w:r>
+        <w:rPr>
+          <w:rFonts w:ascii="Times New Roman" w:hAnsi="Times New Roman" w:cs="Times New Roman"/>
+          <w:sz w:val="24"/>
+          <w:lang w:val="en-US"/>
+        </w:rPr>
+        <w:t>și</w:t>
+      </w:r>
+      <w:proofErr w:type="spellEnd"/>
+      <w:r>
+        <w:rPr>
+          <w:rFonts w:ascii="Times New Roman" w:hAnsi="Times New Roman" w:cs="Times New Roman"/>
+          <w:sz w:val="24"/>
+          <w:lang w:val="en-US"/>
+        </w:rPr>
+        <w:t xml:space="preserve"> le </w:t>
+      </w:r>
+      <w:proofErr w:type="spellStart"/>
+      <w:r>
+        <w:rPr>
+          <w:rFonts w:ascii="Times New Roman" w:hAnsi="Times New Roman" w:cs="Times New Roman"/>
+          <w:sz w:val="24"/>
+          <w:lang w:val="en-US"/>
+        </w:rPr>
+        <w:t>convertește</w:t>
       </w:r>
       <w:proofErr w:type="spellEnd"/>
       <w:r>
@@ -25565,214 +26344,34 @@
           <w:sz w:val="24"/>
           <w:lang w:val="en-US"/>
         </w:rPr>
-        <w:t xml:space="preserve"> C++ le </w:t>
-      </w:r>
-      <w:proofErr w:type="spellStart"/>
-      <w:r>
-        <w:rPr>
-          <w:rFonts w:ascii="Times New Roman" w:hAnsi="Times New Roman" w:cs="Times New Roman"/>
-          <w:sz w:val="24"/>
-          <w:lang w:val="en-US"/>
-        </w:rPr>
-        <w:t>procesează</w:t>
-      </w:r>
-      <w:proofErr w:type="spellEnd"/>
-      <w:r>
-        <w:rPr>
-          <w:rFonts w:ascii="Times New Roman" w:hAnsi="Times New Roman" w:cs="Times New Roman"/>
-          <w:sz w:val="24"/>
-          <w:lang w:val="en-US"/>
-        </w:rPr>
-        <w:t xml:space="preserve"> </w:t>
-      </w:r>
-      <w:proofErr w:type="spellStart"/>
-      <w:r>
-        <w:rPr>
-          <w:rFonts w:ascii="Times New Roman" w:hAnsi="Times New Roman" w:cs="Times New Roman"/>
-          <w:sz w:val="24"/>
-          <w:lang w:val="en-US"/>
-        </w:rPr>
-        <w:t>și</w:t>
-      </w:r>
-      <w:proofErr w:type="spellEnd"/>
-      <w:r>
-        <w:rPr>
-          <w:rFonts w:ascii="Times New Roman" w:hAnsi="Times New Roman" w:cs="Times New Roman"/>
-          <w:sz w:val="24"/>
-          <w:lang w:val="en-US"/>
-        </w:rPr>
-        <w:t xml:space="preserve"> </w:t>
-      </w:r>
-      <w:proofErr w:type="spellStart"/>
-      <w:r>
-        <w:rPr>
-          <w:rFonts w:ascii="Times New Roman" w:hAnsi="Times New Roman" w:cs="Times New Roman"/>
-          <w:sz w:val="24"/>
-          <w:lang w:val="en-US"/>
-        </w:rPr>
-        <w:t>actualizează</w:t>
-      </w:r>
-      <w:proofErr w:type="spellEnd"/>
-      <w:r>
-        <w:rPr>
-          <w:rFonts w:ascii="Times New Roman" w:hAnsi="Times New Roman" w:cs="Times New Roman"/>
-          <w:sz w:val="24"/>
-          <w:lang w:val="en-US"/>
-        </w:rPr>
-        <w:t xml:space="preserve"> </w:t>
-      </w:r>
-      <w:proofErr w:type="spellStart"/>
-      <w:r>
-        <w:rPr>
-          <w:rFonts w:ascii="Times New Roman" w:hAnsi="Times New Roman" w:cs="Times New Roman"/>
-          <w:sz w:val="24"/>
-          <w:lang w:val="en-US"/>
-        </w:rPr>
-        <w:t>poziția</w:t>
-      </w:r>
-      <w:proofErr w:type="spellEnd"/>
-      <w:r>
-        <w:rPr>
-          <w:rFonts w:ascii="Times New Roman" w:hAnsi="Times New Roman" w:cs="Times New Roman"/>
-          <w:sz w:val="24"/>
-          <w:lang w:val="en-US"/>
-        </w:rPr>
-        <w:t xml:space="preserve"> </w:t>
-      </w:r>
-      <w:proofErr w:type="spellStart"/>
-      <w:r>
-        <w:rPr>
-          <w:rFonts w:ascii="Times New Roman" w:hAnsi="Times New Roman" w:cs="Times New Roman"/>
-          <w:sz w:val="24"/>
-          <w:lang w:val="en-US"/>
-        </w:rPr>
-        <w:t>servomotoarelor</w:t>
-      </w:r>
-      <w:proofErr w:type="spellEnd"/>
-      <w:r>
-        <w:rPr>
-          <w:rFonts w:ascii="Times New Roman" w:hAnsi="Times New Roman" w:cs="Times New Roman"/>
-          <w:sz w:val="24"/>
-          <w:lang w:val="en-US"/>
-        </w:rPr>
-        <w:t xml:space="preserve"> </w:t>
-      </w:r>
-      <w:proofErr w:type="spellStart"/>
-      <w:r>
-        <w:rPr>
-          <w:rFonts w:ascii="Times New Roman" w:hAnsi="Times New Roman" w:cs="Times New Roman"/>
-          <w:sz w:val="24"/>
-          <w:lang w:val="en-US"/>
-        </w:rPr>
-        <w:t>în</w:t>
-      </w:r>
-      <w:proofErr w:type="spellEnd"/>
-      <w:r>
-        <w:rPr>
-          <w:rFonts w:ascii="Times New Roman" w:hAnsi="Times New Roman" w:cs="Times New Roman"/>
-          <w:sz w:val="24"/>
-          <w:lang w:val="en-US"/>
-        </w:rPr>
-        <w:t xml:space="preserve"> </w:t>
-      </w:r>
-      <w:proofErr w:type="spellStart"/>
-      <w:r>
-        <w:rPr>
-          <w:rFonts w:ascii="Times New Roman" w:hAnsi="Times New Roman" w:cs="Times New Roman"/>
-          <w:sz w:val="24"/>
-          <w:lang w:val="en-US"/>
-        </w:rPr>
-        <w:t>timp</w:t>
-      </w:r>
-      <w:proofErr w:type="spellEnd"/>
-      <w:r>
-        <w:rPr>
-          <w:rFonts w:ascii="Times New Roman" w:hAnsi="Times New Roman" w:cs="Times New Roman"/>
-          <w:sz w:val="24"/>
-          <w:lang w:val="en-US"/>
-        </w:rPr>
-        <w:t xml:space="preserve"> real, </w:t>
-      </w:r>
-      <w:proofErr w:type="spellStart"/>
-      <w:r>
-        <w:rPr>
-          <w:rFonts w:ascii="Times New Roman" w:hAnsi="Times New Roman" w:cs="Times New Roman"/>
-          <w:sz w:val="24"/>
-          <w:lang w:val="en-US"/>
-        </w:rPr>
-        <w:t>asigurând</w:t>
-      </w:r>
-      <w:proofErr w:type="spellEnd"/>
-      <w:r>
-        <w:rPr>
-          <w:rFonts w:ascii="Times New Roman" w:hAnsi="Times New Roman" w:cs="Times New Roman"/>
-          <w:sz w:val="24"/>
-          <w:lang w:val="en-US"/>
-        </w:rPr>
-        <w:t xml:space="preserve"> un control precis </w:t>
-      </w:r>
-      <w:proofErr w:type="spellStart"/>
-      <w:r>
-        <w:rPr>
-          <w:rFonts w:ascii="Times New Roman" w:hAnsi="Times New Roman" w:cs="Times New Roman"/>
-          <w:sz w:val="24"/>
-          <w:lang w:val="en-US"/>
-        </w:rPr>
-        <w:t>și</w:t>
-      </w:r>
-      <w:proofErr w:type="spellEnd"/>
-      <w:r>
-        <w:rPr>
-          <w:rFonts w:ascii="Times New Roman" w:hAnsi="Times New Roman" w:cs="Times New Roman"/>
-          <w:sz w:val="24"/>
-          <w:lang w:val="en-US"/>
-        </w:rPr>
-        <w:t xml:space="preserve"> </w:t>
-      </w:r>
-      <w:proofErr w:type="spellStart"/>
-      <w:r>
-        <w:rPr>
-          <w:rFonts w:ascii="Times New Roman" w:hAnsi="Times New Roman" w:cs="Times New Roman"/>
-          <w:sz w:val="24"/>
-          <w:lang w:val="en-US"/>
-        </w:rPr>
-        <w:t>reactiv</w:t>
-      </w:r>
-      <w:proofErr w:type="spellEnd"/>
-      <w:r>
-        <w:rPr>
-          <w:rFonts w:ascii="Times New Roman" w:hAnsi="Times New Roman" w:cs="Times New Roman"/>
-          <w:sz w:val="24"/>
-          <w:lang w:val="en-US"/>
-        </w:rPr>
-        <w:t xml:space="preserve"> al </w:t>
-      </w:r>
-      <w:proofErr w:type="spellStart"/>
-      <w:r>
-        <w:rPr>
-          <w:rFonts w:ascii="Times New Roman" w:hAnsi="Times New Roman" w:cs="Times New Roman"/>
-          <w:sz w:val="24"/>
-          <w:lang w:val="en-US"/>
-        </w:rPr>
-        <w:t>mâinii</w:t>
-      </w:r>
-      <w:proofErr w:type="spellEnd"/>
-      <w:r>
-        <w:rPr>
-          <w:rFonts w:ascii="Times New Roman" w:hAnsi="Times New Roman" w:cs="Times New Roman"/>
-          <w:sz w:val="24"/>
-          <w:lang w:val="en-US"/>
-        </w:rPr>
-        <w:t xml:space="preserve"> </w:t>
-      </w:r>
-      <w:proofErr w:type="spellStart"/>
-      <w:r>
-        <w:rPr>
-          <w:rFonts w:ascii="Times New Roman" w:hAnsi="Times New Roman" w:cs="Times New Roman"/>
-          <w:sz w:val="24"/>
-          <w:lang w:val="en-US"/>
-        </w:rPr>
-        <w:t>robotice</w:t>
+        <w:t xml:space="preserve"> </w:t>
+      </w:r>
+      <w:proofErr w:type="spellStart"/>
+      <w:r>
+        <w:rPr>
+          <w:rFonts w:ascii="Times New Roman" w:hAnsi="Times New Roman" w:cs="Times New Roman"/>
+          <w:sz w:val="24"/>
+          <w:lang w:val="en-US"/>
+        </w:rPr>
+        <w:t>unghiuri</w:t>
+      </w:r>
+      <w:proofErr w:type="spellEnd"/>
+      <w:r>
+        <w:rPr>
+          <w:rFonts w:ascii="Times New Roman" w:hAnsi="Times New Roman" w:cs="Times New Roman"/>
+          <w:sz w:val="24"/>
+          <w:lang w:val="en-US"/>
+        </w:rPr>
+        <w:t xml:space="preserve"> de </w:t>
+      </w:r>
+      <w:proofErr w:type="spellStart"/>
+      <w:r>
+        <w:rPr>
+          <w:rFonts w:ascii="Times New Roman" w:hAnsi="Times New Roman" w:cs="Times New Roman"/>
+          <w:sz w:val="24"/>
+          <w:lang w:val="en-US"/>
+        </w:rPr>
+        <w:t>rotație</w:t>
       </w:r>
       <w:proofErr w:type="spellEnd"/>
       <w:r>
@@ -25787,58 +26386,573 @@
     <w:p>
       <w:pPr>
         <w:spacing w:line="312" w:lineRule="auto"/>
-        <w:ind w:left="0" w:firstLine="0"/>
+        <w:ind w:left="0" w:right="0" w:firstLine="720"/>
+        <w:rPr>
+          <w:rFonts w:ascii="Times New Roman" w:hAnsi="Times New Roman" w:cs="Times New Roman"/>
+          <w:sz w:val="24"/>
+          <w:lang w:val="en-US"/>
+        </w:rPr>
+      </w:pPr>
+      <w:proofErr w:type="spellStart"/>
+      <w:r>
+        <w:rPr>
+          <w:rFonts w:ascii="Times New Roman" w:hAnsi="Times New Roman" w:cs="Times New Roman"/>
+          <w:sz w:val="24"/>
+          <w:lang w:val="en-US"/>
+        </w:rPr>
+        <w:t>Astfel</w:t>
+      </w:r>
+      <w:proofErr w:type="spellEnd"/>
+      <w:r>
+        <w:rPr>
+          <w:rFonts w:ascii="Times New Roman" w:hAnsi="Times New Roman" w:cs="Times New Roman"/>
+          <w:sz w:val="24"/>
+          <w:lang w:val="en-US"/>
+        </w:rPr>
+        <w:t xml:space="preserve">, </w:t>
+      </w:r>
+      <w:proofErr w:type="spellStart"/>
+      <w:r>
+        <w:rPr>
+          <w:rFonts w:ascii="Times New Roman" w:hAnsi="Times New Roman" w:cs="Times New Roman"/>
+          <w:sz w:val="24"/>
+          <w:lang w:val="en-US"/>
+        </w:rPr>
+        <w:t>atunci</w:t>
+      </w:r>
+      <w:proofErr w:type="spellEnd"/>
+      <w:r>
+        <w:rPr>
+          <w:rFonts w:ascii="Times New Roman" w:hAnsi="Times New Roman" w:cs="Times New Roman"/>
+          <w:sz w:val="24"/>
+          <w:lang w:val="en-US"/>
+        </w:rPr>
+        <w:t xml:space="preserve"> </w:t>
+      </w:r>
+      <w:proofErr w:type="spellStart"/>
+      <w:r>
+        <w:rPr>
+          <w:rFonts w:ascii="Times New Roman" w:hAnsi="Times New Roman" w:cs="Times New Roman"/>
+          <w:sz w:val="24"/>
+          <w:lang w:val="en-US"/>
+        </w:rPr>
+        <w:t>când</w:t>
+      </w:r>
+      <w:proofErr w:type="spellEnd"/>
+      <w:r>
+        <w:rPr>
+          <w:rFonts w:ascii="Times New Roman" w:hAnsi="Times New Roman" w:cs="Times New Roman"/>
+          <w:sz w:val="24"/>
+          <w:lang w:val="en-US"/>
+        </w:rPr>
+        <w:t xml:space="preserve"> sunt </w:t>
+      </w:r>
+      <w:proofErr w:type="spellStart"/>
+      <w:r>
+        <w:rPr>
+          <w:rFonts w:ascii="Times New Roman" w:hAnsi="Times New Roman" w:cs="Times New Roman"/>
+          <w:sz w:val="24"/>
+          <w:lang w:val="en-US"/>
+        </w:rPr>
+        <w:t>transmise</w:t>
+      </w:r>
+      <w:proofErr w:type="spellEnd"/>
+      <w:r>
+        <w:rPr>
+          <w:rFonts w:ascii="Times New Roman" w:hAnsi="Times New Roman" w:cs="Times New Roman"/>
+          <w:sz w:val="24"/>
+          <w:lang w:val="en-US"/>
+        </w:rPr>
+        <w:t xml:space="preserve"> </w:t>
+      </w:r>
+      <w:proofErr w:type="spellStart"/>
+      <w:r>
+        <w:rPr>
+          <w:rFonts w:ascii="Times New Roman" w:hAnsi="Times New Roman" w:cs="Times New Roman"/>
+          <w:sz w:val="24"/>
+          <w:lang w:val="en-US"/>
+        </w:rPr>
+        <w:t>comenzi</w:t>
+      </w:r>
+      <w:proofErr w:type="spellEnd"/>
+      <w:r>
+        <w:rPr>
+          <w:rFonts w:ascii="Times New Roman" w:hAnsi="Times New Roman" w:cs="Times New Roman"/>
+          <w:sz w:val="24"/>
+          <w:lang w:val="en-US"/>
+        </w:rPr>
+        <w:t xml:space="preserve"> de </w:t>
+      </w:r>
+      <w:proofErr w:type="spellStart"/>
+      <w:r>
+        <w:rPr>
+          <w:rFonts w:ascii="Times New Roman" w:hAnsi="Times New Roman" w:cs="Times New Roman"/>
+          <w:sz w:val="24"/>
+          <w:lang w:val="en-US"/>
+        </w:rPr>
+        <w:t>către</w:t>
+      </w:r>
+      <w:proofErr w:type="spellEnd"/>
+      <w:r>
+        <w:rPr>
+          <w:rFonts w:ascii="Times New Roman" w:hAnsi="Times New Roman" w:cs="Times New Roman"/>
+          <w:sz w:val="24"/>
+          <w:lang w:val="en-US"/>
+        </w:rPr>
+        <w:t xml:space="preserve"> </w:t>
+      </w:r>
+      <w:proofErr w:type="spellStart"/>
+      <w:r>
+        <w:rPr>
+          <w:rFonts w:ascii="Times New Roman" w:hAnsi="Times New Roman" w:cs="Times New Roman"/>
+          <w:sz w:val="24"/>
+          <w:lang w:val="en-US"/>
+        </w:rPr>
+        <w:t>interfața</w:t>
+      </w:r>
+      <w:proofErr w:type="spellEnd"/>
+      <w:r>
+        <w:rPr>
+          <w:rFonts w:ascii="Times New Roman" w:hAnsi="Times New Roman" w:cs="Times New Roman"/>
+          <w:sz w:val="24"/>
+          <w:lang w:val="en-US"/>
+        </w:rPr>
+        <w:t xml:space="preserve"> web, </w:t>
+      </w:r>
+      <w:proofErr w:type="spellStart"/>
+      <w:r>
+        <w:rPr>
+          <w:rFonts w:ascii="Times New Roman" w:hAnsi="Times New Roman" w:cs="Times New Roman"/>
+          <w:sz w:val="24"/>
+          <w:lang w:val="en-US"/>
+        </w:rPr>
+        <w:t>programul</w:t>
+      </w:r>
+      <w:proofErr w:type="spellEnd"/>
+      <w:r>
+        <w:rPr>
+          <w:rFonts w:ascii="Times New Roman" w:hAnsi="Times New Roman" w:cs="Times New Roman"/>
+          <w:sz w:val="24"/>
+          <w:lang w:val="en-US"/>
+        </w:rPr>
+        <w:t xml:space="preserve"> </w:t>
+      </w:r>
+      <w:proofErr w:type="spellStart"/>
+      <w:r>
+        <w:rPr>
+          <w:rFonts w:ascii="Times New Roman" w:hAnsi="Times New Roman" w:cs="Times New Roman"/>
+          <w:sz w:val="24"/>
+          <w:lang w:val="en-US"/>
+        </w:rPr>
+        <w:t>scris</w:t>
+      </w:r>
+      <w:proofErr w:type="spellEnd"/>
+      <w:r>
+        <w:rPr>
+          <w:rFonts w:ascii="Times New Roman" w:hAnsi="Times New Roman" w:cs="Times New Roman"/>
+          <w:sz w:val="24"/>
+          <w:lang w:val="en-US"/>
+        </w:rPr>
+        <w:t xml:space="preserve"> </w:t>
+      </w:r>
+      <w:proofErr w:type="spellStart"/>
+      <w:r>
+        <w:rPr>
+          <w:rFonts w:ascii="Times New Roman" w:hAnsi="Times New Roman" w:cs="Times New Roman"/>
+          <w:sz w:val="24"/>
+          <w:lang w:val="en-US"/>
+        </w:rPr>
+        <w:t>în</w:t>
+      </w:r>
+      <w:proofErr w:type="spellEnd"/>
+      <w:r>
+        <w:rPr>
+          <w:rFonts w:ascii="Times New Roman" w:hAnsi="Times New Roman" w:cs="Times New Roman"/>
+          <w:sz w:val="24"/>
+          <w:lang w:val="en-US"/>
+        </w:rPr>
+        <w:t xml:space="preserve"> C++ le </w:t>
+      </w:r>
+      <w:proofErr w:type="spellStart"/>
+      <w:r>
+        <w:rPr>
+          <w:rFonts w:ascii="Times New Roman" w:hAnsi="Times New Roman" w:cs="Times New Roman"/>
+          <w:sz w:val="24"/>
+          <w:lang w:val="en-US"/>
+        </w:rPr>
+        <w:t>procesează</w:t>
+      </w:r>
+      <w:proofErr w:type="spellEnd"/>
+      <w:r>
+        <w:rPr>
+          <w:rFonts w:ascii="Times New Roman" w:hAnsi="Times New Roman" w:cs="Times New Roman"/>
+          <w:sz w:val="24"/>
+          <w:lang w:val="en-US"/>
+        </w:rPr>
+        <w:t xml:space="preserve"> </w:t>
+      </w:r>
+      <w:proofErr w:type="spellStart"/>
+      <w:r>
+        <w:rPr>
+          <w:rFonts w:ascii="Times New Roman" w:hAnsi="Times New Roman" w:cs="Times New Roman"/>
+          <w:sz w:val="24"/>
+          <w:lang w:val="en-US"/>
+        </w:rPr>
+        <w:t>și</w:t>
+      </w:r>
+      <w:proofErr w:type="spellEnd"/>
+      <w:r>
+        <w:rPr>
+          <w:rFonts w:ascii="Times New Roman" w:hAnsi="Times New Roman" w:cs="Times New Roman"/>
+          <w:sz w:val="24"/>
+          <w:lang w:val="en-US"/>
+        </w:rPr>
+        <w:t xml:space="preserve"> </w:t>
+      </w:r>
+      <w:proofErr w:type="spellStart"/>
+      <w:r>
+        <w:rPr>
+          <w:rFonts w:ascii="Times New Roman" w:hAnsi="Times New Roman" w:cs="Times New Roman"/>
+          <w:sz w:val="24"/>
+          <w:lang w:val="en-US"/>
+        </w:rPr>
+        <w:t>actualizează</w:t>
+      </w:r>
+      <w:proofErr w:type="spellEnd"/>
+      <w:r>
+        <w:rPr>
+          <w:rFonts w:ascii="Times New Roman" w:hAnsi="Times New Roman" w:cs="Times New Roman"/>
+          <w:sz w:val="24"/>
+          <w:lang w:val="en-US"/>
+        </w:rPr>
+        <w:t xml:space="preserve"> </w:t>
+      </w:r>
+      <w:proofErr w:type="spellStart"/>
+      <w:r>
+        <w:rPr>
+          <w:rFonts w:ascii="Times New Roman" w:hAnsi="Times New Roman" w:cs="Times New Roman"/>
+          <w:sz w:val="24"/>
+          <w:lang w:val="en-US"/>
+        </w:rPr>
+        <w:t>poziția</w:t>
+      </w:r>
+      <w:proofErr w:type="spellEnd"/>
+      <w:r>
+        <w:rPr>
+          <w:rFonts w:ascii="Times New Roman" w:hAnsi="Times New Roman" w:cs="Times New Roman"/>
+          <w:sz w:val="24"/>
+          <w:lang w:val="en-US"/>
+        </w:rPr>
+        <w:t xml:space="preserve"> </w:t>
+      </w:r>
+      <w:proofErr w:type="spellStart"/>
+      <w:r>
+        <w:rPr>
+          <w:rFonts w:ascii="Times New Roman" w:hAnsi="Times New Roman" w:cs="Times New Roman"/>
+          <w:sz w:val="24"/>
+          <w:lang w:val="en-US"/>
+        </w:rPr>
+        <w:t>servomotoarelor</w:t>
+      </w:r>
+      <w:proofErr w:type="spellEnd"/>
+      <w:r>
+        <w:rPr>
+          <w:rFonts w:ascii="Times New Roman" w:hAnsi="Times New Roman" w:cs="Times New Roman"/>
+          <w:sz w:val="24"/>
+          <w:lang w:val="en-US"/>
+        </w:rPr>
+        <w:t xml:space="preserve"> </w:t>
+      </w:r>
+      <w:proofErr w:type="spellStart"/>
+      <w:r>
+        <w:rPr>
+          <w:rFonts w:ascii="Times New Roman" w:hAnsi="Times New Roman" w:cs="Times New Roman"/>
+          <w:sz w:val="24"/>
+          <w:lang w:val="en-US"/>
+        </w:rPr>
+        <w:t>în</w:t>
+      </w:r>
+      <w:proofErr w:type="spellEnd"/>
+      <w:r>
+        <w:rPr>
+          <w:rFonts w:ascii="Times New Roman" w:hAnsi="Times New Roman" w:cs="Times New Roman"/>
+          <w:sz w:val="24"/>
+          <w:lang w:val="en-US"/>
+        </w:rPr>
+        <w:t xml:space="preserve"> </w:t>
+      </w:r>
+      <w:proofErr w:type="spellStart"/>
+      <w:r>
+        <w:rPr>
+          <w:rFonts w:ascii="Times New Roman" w:hAnsi="Times New Roman" w:cs="Times New Roman"/>
+          <w:sz w:val="24"/>
+          <w:lang w:val="en-US"/>
+        </w:rPr>
+        <w:t>timp</w:t>
+      </w:r>
+      <w:proofErr w:type="spellEnd"/>
+      <w:r>
+        <w:rPr>
+          <w:rFonts w:ascii="Times New Roman" w:hAnsi="Times New Roman" w:cs="Times New Roman"/>
+          <w:sz w:val="24"/>
+          <w:lang w:val="en-US"/>
+        </w:rPr>
+        <w:t xml:space="preserve"> real, </w:t>
+      </w:r>
+      <w:proofErr w:type="spellStart"/>
+      <w:r>
+        <w:rPr>
+          <w:rFonts w:ascii="Times New Roman" w:hAnsi="Times New Roman" w:cs="Times New Roman"/>
+          <w:sz w:val="24"/>
+          <w:lang w:val="en-US"/>
+        </w:rPr>
+        <w:t>asigurând</w:t>
+      </w:r>
+      <w:proofErr w:type="spellEnd"/>
+      <w:r>
+        <w:rPr>
+          <w:rFonts w:ascii="Times New Roman" w:hAnsi="Times New Roman" w:cs="Times New Roman"/>
+          <w:sz w:val="24"/>
+          <w:lang w:val="en-US"/>
+        </w:rPr>
+        <w:t xml:space="preserve"> un control precis </w:t>
+      </w:r>
+      <w:proofErr w:type="spellStart"/>
+      <w:r>
+        <w:rPr>
+          <w:rFonts w:ascii="Times New Roman" w:hAnsi="Times New Roman" w:cs="Times New Roman"/>
+          <w:sz w:val="24"/>
+          <w:lang w:val="en-US"/>
+        </w:rPr>
+        <w:t>și</w:t>
+      </w:r>
+      <w:proofErr w:type="spellEnd"/>
+      <w:r>
+        <w:rPr>
+          <w:rFonts w:ascii="Times New Roman" w:hAnsi="Times New Roman" w:cs="Times New Roman"/>
+          <w:sz w:val="24"/>
+          <w:lang w:val="en-US"/>
+        </w:rPr>
+        <w:t xml:space="preserve"> </w:t>
+      </w:r>
+      <w:proofErr w:type="spellStart"/>
+      <w:r>
+        <w:rPr>
+          <w:rFonts w:ascii="Times New Roman" w:hAnsi="Times New Roman" w:cs="Times New Roman"/>
+          <w:sz w:val="24"/>
+          <w:lang w:val="en-US"/>
+        </w:rPr>
+        <w:t>reactiv</w:t>
+      </w:r>
+      <w:proofErr w:type="spellEnd"/>
+      <w:r>
+        <w:rPr>
+          <w:rFonts w:ascii="Times New Roman" w:hAnsi="Times New Roman" w:cs="Times New Roman"/>
+          <w:sz w:val="24"/>
+          <w:lang w:val="en-US"/>
+        </w:rPr>
+        <w:t xml:space="preserve"> al </w:t>
+      </w:r>
+      <w:proofErr w:type="spellStart"/>
+      <w:r>
+        <w:rPr>
+          <w:rFonts w:ascii="Times New Roman" w:hAnsi="Times New Roman" w:cs="Times New Roman"/>
+          <w:sz w:val="24"/>
+          <w:lang w:val="en-US"/>
+        </w:rPr>
+        <w:t>mâinii</w:t>
+      </w:r>
+      <w:proofErr w:type="spellEnd"/>
+      <w:r>
+        <w:rPr>
+          <w:rFonts w:ascii="Times New Roman" w:hAnsi="Times New Roman" w:cs="Times New Roman"/>
+          <w:sz w:val="24"/>
+          <w:lang w:val="en-US"/>
+        </w:rPr>
+        <w:t xml:space="preserve"> </w:t>
+      </w:r>
+      <w:proofErr w:type="spellStart"/>
+      <w:r>
+        <w:rPr>
+          <w:rFonts w:ascii="Times New Roman" w:hAnsi="Times New Roman" w:cs="Times New Roman"/>
+          <w:sz w:val="24"/>
+          <w:lang w:val="en-US"/>
+        </w:rPr>
+        <w:t>robotice</w:t>
+      </w:r>
+      <w:proofErr w:type="spellEnd"/>
+      <w:r>
+        <w:rPr>
+          <w:rFonts w:ascii="Times New Roman" w:hAnsi="Times New Roman" w:cs="Times New Roman"/>
+          <w:sz w:val="24"/>
+          <w:lang w:val="en-US"/>
+        </w:rPr>
+        <w:t>.</w:t>
+      </w:r>
+    </w:p>
+    <w:p>
+      <w:pPr>
+        <w:spacing w:line="312" w:lineRule="auto"/>
+        <w:ind w:left="0" w:right="0" w:firstLine="720"/>
+        <w:rPr>
+          <w:rFonts w:ascii="Times New Roman" w:hAnsi="Times New Roman" w:cs="Times New Roman"/>
+          <w:sz w:val="24"/>
+          <w:lang w:val="en-US"/>
+        </w:rPr>
       </w:pPr>
     </w:p>
     <w:p>
       <w:pPr>
         <w:spacing w:line="312" w:lineRule="auto"/>
+        <w:ind w:left="0" w:right="0" w:firstLine="720"/>
+        <w:rPr>
+          <w:rFonts w:ascii="Times New Roman" w:hAnsi="Times New Roman" w:cs="Times New Roman"/>
+          <w:sz w:val="24"/>
+          <w:lang w:val="en-US"/>
+        </w:rPr>
       </w:pPr>
     </w:p>
     <w:p>
       <w:pPr>
         <w:spacing w:line="312" w:lineRule="auto"/>
+        <w:ind w:left="0" w:right="0" w:firstLine="720"/>
+        <w:rPr>
+          <w:rFonts w:ascii="Times New Roman" w:hAnsi="Times New Roman" w:cs="Times New Roman"/>
+          <w:sz w:val="24"/>
+          <w:lang w:val="en-US"/>
+        </w:rPr>
       </w:pPr>
     </w:p>
     <w:p>
       <w:pPr>
         <w:spacing w:line="312" w:lineRule="auto"/>
+        <w:ind w:left="0" w:right="0" w:firstLine="720"/>
+        <w:rPr>
+          <w:rFonts w:ascii="Times New Roman" w:hAnsi="Times New Roman" w:cs="Times New Roman"/>
+          <w:sz w:val="24"/>
+          <w:lang w:val="en-US"/>
+        </w:rPr>
       </w:pPr>
     </w:p>
     <w:p>
       <w:pPr>
         <w:spacing w:line="312" w:lineRule="auto"/>
+        <w:ind w:left="0" w:right="0" w:firstLine="720"/>
+        <w:rPr>
+          <w:rFonts w:ascii="Times New Roman" w:hAnsi="Times New Roman" w:cs="Times New Roman"/>
+          <w:sz w:val="24"/>
+          <w:lang w:val="en-US"/>
+        </w:rPr>
       </w:pPr>
     </w:p>
     <w:p>
       <w:pPr>
         <w:spacing w:line="312" w:lineRule="auto"/>
+        <w:ind w:left="0" w:right="0" w:firstLine="720"/>
+        <w:rPr>
+          <w:rFonts w:ascii="Times New Roman" w:hAnsi="Times New Roman" w:cs="Times New Roman"/>
+          <w:sz w:val="24"/>
+          <w:lang w:val="en-US"/>
+        </w:rPr>
       </w:pPr>
     </w:p>
     <w:p>
       <w:pPr>
         <w:spacing w:line="312" w:lineRule="auto"/>
+        <w:ind w:left="0" w:right="0" w:firstLine="720"/>
+        <w:rPr>
+          <w:rFonts w:ascii="Times New Roman" w:hAnsi="Times New Roman" w:cs="Times New Roman"/>
+          <w:sz w:val="24"/>
+          <w:lang w:val="en-US"/>
+        </w:rPr>
       </w:pPr>
     </w:p>
     <w:p>
       <w:pPr>
         <w:spacing w:line="312" w:lineRule="auto"/>
+        <w:ind w:left="0" w:right="0" w:firstLine="720"/>
+        <w:rPr>
+          <w:rFonts w:ascii="Times New Roman" w:hAnsi="Times New Roman" w:cs="Times New Roman"/>
+          <w:sz w:val="24"/>
+          <w:lang w:val="en-US"/>
+        </w:rPr>
       </w:pPr>
     </w:p>
     <w:p>
       <w:pPr>
         <w:spacing w:line="312" w:lineRule="auto"/>
+        <w:ind w:left="0" w:right="0" w:firstLine="720"/>
+        <w:rPr>
+          <w:rFonts w:ascii="Times New Roman" w:hAnsi="Times New Roman" w:cs="Times New Roman"/>
+          <w:sz w:val="24"/>
+          <w:lang w:val="en-US"/>
+        </w:rPr>
       </w:pPr>
     </w:p>
     <w:p>
       <w:pPr>
         <w:spacing w:line="312" w:lineRule="auto"/>
+        <w:ind w:left="0" w:right="0" w:firstLine="720"/>
+        <w:rPr>
+          <w:rFonts w:ascii="Times New Roman" w:hAnsi="Times New Roman" w:cs="Times New Roman"/>
+          <w:sz w:val="24"/>
+          <w:lang w:val="en-US"/>
+        </w:rPr>
       </w:pPr>
     </w:p>
     <w:p>
       <w:pPr>
         <w:spacing w:line="312" w:lineRule="auto"/>
-        <w:ind w:left="0" w:firstLine="0"/>
+        <w:ind w:left="0" w:right="0" w:firstLine="720"/>
+        <w:rPr>
+          <w:rFonts w:ascii="Times New Roman" w:hAnsi="Times New Roman" w:cs="Times New Roman"/>
+          <w:sz w:val="24"/>
+          <w:lang w:val="en-US"/>
+        </w:rPr>
+      </w:pPr>
+    </w:p>
+    <w:p>
+      <w:pPr>
+        <w:spacing w:line="312" w:lineRule="auto"/>
+        <w:ind w:left="0" w:right="0" w:firstLine="720"/>
+        <w:rPr>
+          <w:rFonts w:ascii="Times New Roman" w:hAnsi="Times New Roman" w:cs="Times New Roman"/>
+          <w:sz w:val="24"/>
+          <w:lang w:val="en-US"/>
+        </w:rPr>
+      </w:pPr>
+    </w:p>
+    <w:p>
+      <w:pPr>
+        <w:spacing w:line="312" w:lineRule="auto"/>
+        <w:ind w:left="0" w:right="0" w:firstLine="720"/>
+        <w:rPr>
+          <w:rFonts w:ascii="Times New Roman" w:hAnsi="Times New Roman" w:cs="Times New Roman"/>
+          <w:sz w:val="24"/>
+          <w:lang w:val="en-US"/>
+        </w:rPr>
+      </w:pPr>
+    </w:p>
+    <w:p>
+      <w:pPr>
+        <w:spacing w:line="312" w:lineRule="auto"/>
+        <w:ind w:left="0" w:right="0" w:firstLine="720"/>
+        <w:rPr>
+          <w:rFonts w:ascii="Times New Roman" w:hAnsi="Times New Roman" w:cs="Times New Roman"/>
+          <w:sz w:val="24"/>
+          <w:lang w:val="en-US"/>
+        </w:rPr>
+      </w:pPr>
+    </w:p>
+    <w:p>
+      <w:pPr>
+        <w:spacing w:line="312" w:lineRule="auto"/>
+        <w:ind w:left="0" w:right="0" w:firstLine="720"/>
+        <w:rPr>
+          <w:rFonts w:ascii="Times New Roman" w:hAnsi="Times New Roman" w:cs="Times New Roman"/>
+          <w:sz w:val="24"/>
+          <w:lang w:val="en-US"/>
+        </w:rPr>
       </w:pPr>
     </w:p>
     <w:p>
@@ -25854,7 +26968,7 @@
           <w:szCs w:val="36"/>
         </w:rPr>
       </w:pPr>
-      <w:bookmarkStart w:id="9" w:name="_Toc223607464"/>
+      <w:bookmarkStart w:id="9" w:name="_Toc223680532"/>
       <w:r>
         <w:rPr>
           <w:rFonts w:ascii="Times New Roman" w:hAnsi="Times New Roman" w:cs="Times New Roman"/>
@@ -25922,7 +27036,7 @@
           <w:szCs w:val="28"/>
         </w:rPr>
       </w:pPr>
-      <w:bookmarkStart w:id="10" w:name="_Toc223607465"/>
+      <w:bookmarkStart w:id="10" w:name="_Toc223680533"/>
       <w:r>
         <w:rPr>
           <w:rFonts w:ascii="Times New Roman" w:hAnsi="Times New Roman" w:cs="Times New Roman"/>
@@ -33452,7 +34566,7 @@
           <w:szCs w:val="28"/>
         </w:rPr>
       </w:pPr>
-      <w:bookmarkStart w:id="11" w:name="_Toc223607466"/>
+      <w:bookmarkStart w:id="11" w:name="_Toc223680534"/>
       <w:r>
         <w:rPr>
           <w:rFonts w:ascii="Times New Roman" w:hAnsi="Times New Roman" w:cs="Times New Roman"/>
@@ -37640,7 +38754,7 @@
           <w:szCs w:val="28"/>
         </w:rPr>
       </w:pPr>
-      <w:bookmarkStart w:id="12" w:name="_Toc223607467"/>
+      <w:bookmarkStart w:id="12" w:name="_Toc223680535"/>
       <w:r>
         <w:rPr>
           <w:rFonts w:ascii="Times New Roman" w:hAnsi="Times New Roman" w:cs="Times New Roman"/>
@@ -37672,31 +38786,6 @@
         <w:t xml:space="preserve"> Gestionarea cererilor HTTP</w:t>
       </w:r>
       <w:bookmarkEnd w:id="12"/>
-    </w:p>
-    <w:p>
-      <w:pPr>
-        <w:spacing w:line="312" w:lineRule="auto"/>
-      </w:pPr>
-    </w:p>
-    <w:p>
-      <w:pPr>
-        <w:spacing w:line="312" w:lineRule="auto"/>
-      </w:pPr>
-    </w:p>
-    <w:p>
-      <w:pPr>
-        <w:spacing w:line="312" w:lineRule="auto"/>
-      </w:pPr>
-    </w:p>
-    <w:p>
-      <w:pPr>
-        <w:spacing w:line="312" w:lineRule="auto"/>
-      </w:pPr>
-    </w:p>
-    <w:p>
-      <w:pPr>
-        <w:spacing w:line="312" w:lineRule="auto"/>
-      </w:pPr>
     </w:p>
     <w:p>
       <w:pPr>
@@ -37756,6 +38845,30 @@
     </w:p>
     <w:p>
       <w:pPr>
+        <w:spacing w:line="312" w:lineRule="auto"/>
+        <w:ind w:left="0" w:firstLine="0"/>
+      </w:pPr>
+    </w:p>
+    <w:p>
+      <w:pPr>
+        <w:spacing w:line="312" w:lineRule="auto"/>
+        <w:ind w:left="0" w:firstLine="0"/>
+      </w:pPr>
+    </w:p>
+    <w:p>
+      <w:pPr>
+        <w:spacing w:line="312" w:lineRule="auto"/>
+        <w:ind w:left="0" w:firstLine="0"/>
+      </w:pPr>
+    </w:p>
+    <w:p>
+      <w:pPr>
+        <w:spacing w:line="312" w:lineRule="auto"/>
+        <w:ind w:left="0" w:firstLine="0"/>
+      </w:pPr>
+    </w:p>
+    <w:p>
+      <w:pPr>
         <w:pStyle w:val="Heading1"/>
         <w:spacing w:line="312" w:lineRule="auto"/>
         <w:rPr>
@@ -37766,7 +38879,7 @@
           <w:szCs w:val="36"/>
         </w:rPr>
       </w:pPr>
-      <w:bookmarkStart w:id="13" w:name="_Toc223607468"/>
+      <w:bookmarkStart w:id="13" w:name="_Toc223680536"/>
       <w:r>
         <w:rPr>
           <w:rFonts w:ascii="Times New Roman" w:hAnsi="Times New Roman" w:cs="Times New Roman"/>
@@ -37802,7 +38915,7 @@
           <w:szCs w:val="28"/>
         </w:rPr>
       </w:pPr>
-      <w:bookmarkStart w:id="14" w:name="_Toc223607469"/>
+      <w:bookmarkStart w:id="14" w:name="_Toc223680537"/>
       <w:r>
         <w:rPr>
           <w:rFonts w:ascii="Times New Roman" w:hAnsi="Times New Roman" w:cs="Times New Roman"/>
@@ -37859,7 +38972,7 @@
           <w:szCs w:val="28"/>
         </w:rPr>
       </w:pPr>
-      <w:bookmarkStart w:id="15" w:name="_Toc223607470"/>
+      <w:bookmarkStart w:id="15" w:name="_Toc223680538"/>
       <w:r>
         <w:rPr>
           <w:rFonts w:ascii="Times New Roman" w:hAnsi="Times New Roman" w:cs="Times New Roman"/>
@@ -37916,7 +39029,7 @@
           <w:szCs w:val="28"/>
         </w:rPr>
       </w:pPr>
-      <w:bookmarkStart w:id="16" w:name="_Toc223607471"/>
+      <w:bookmarkStart w:id="16" w:name="_Toc223680539"/>
       <w:r>
         <w:rPr>
           <w:rFonts w:ascii="Times New Roman" w:hAnsi="Times New Roman" w:cs="Times New Roman"/>
@@ -37973,7 +39086,7 @@
           <w:szCs w:val="28"/>
         </w:rPr>
       </w:pPr>
-      <w:bookmarkStart w:id="17" w:name="_Toc223607472"/>
+      <w:bookmarkStart w:id="17" w:name="_Toc223680540"/>
       <w:r>
         <w:rPr>
           <w:rFonts w:ascii="Times New Roman" w:hAnsi="Times New Roman" w:cs="Times New Roman"/>
@@ -38085,7 +39198,7 @@
           <w:szCs w:val="36"/>
         </w:rPr>
       </w:pPr>
-      <w:bookmarkStart w:id="18" w:name="_Toc223607473"/>
+      <w:bookmarkStart w:id="18" w:name="_Toc223680541"/>
       <w:r>
         <w:rPr>
           <w:rFonts w:ascii="Times New Roman" w:hAnsi="Times New Roman" w:cs="Times New Roman"/>
@@ -38131,7 +39244,7 @@
           <w:szCs w:val="28"/>
         </w:rPr>
       </w:pPr>
-      <w:bookmarkStart w:id="19" w:name="_Toc223607474"/>
+      <w:bookmarkStart w:id="19" w:name="_Toc223680542"/>
       <w:r>
         <w:rPr>
           <w:rFonts w:ascii="Times New Roman" w:hAnsi="Times New Roman" w:cs="Times New Roman"/>
@@ -38176,7 +39289,7 @@
           <w:szCs w:val="28"/>
         </w:rPr>
       </w:pPr>
-      <w:bookmarkStart w:id="20" w:name="_Toc223607475"/>
+      <w:bookmarkStart w:id="20" w:name="_Toc223680543"/>
       <w:r>
         <w:rPr>
           <w:rFonts w:ascii="Times New Roman" w:hAnsi="Times New Roman" w:cs="Times New Roman"/>
@@ -38211,7 +39324,7 @@
           <w:szCs w:val="28"/>
         </w:rPr>
       </w:pPr>
-      <w:bookmarkStart w:id="21" w:name="_Toc223607476"/>
+      <w:bookmarkStart w:id="21" w:name="_Toc223680544"/>
       <w:r>
         <w:rPr>
           <w:rFonts w:ascii="Times New Roman" w:hAnsi="Times New Roman" w:cs="Times New Roman"/>
@@ -38247,7 +39360,7 @@
           <w:lang w:val="en-US"/>
         </w:rPr>
       </w:pPr>
-      <w:bookmarkStart w:id="22" w:name="_Toc223607477"/>
+      <w:bookmarkStart w:id="22" w:name="_Toc223680545"/>
       <w:r>
         <w:rPr>
           <w:rFonts w:ascii="Times New Roman" w:hAnsi="Times New Roman" w:cs="Times New Roman"/>
@@ -38356,7 +39469,7 @@
           <w:szCs w:val="28"/>
         </w:rPr>
       </w:pPr>
-      <w:bookmarkStart w:id="23" w:name="_Toc223607478"/>
+      <w:bookmarkStart w:id="23" w:name="_Toc223680546"/>
       <w:r>
         <w:rPr>
           <w:rFonts w:ascii="Times New Roman" w:hAnsi="Times New Roman" w:cs="Times New Roman"/>
@@ -38670,7 +39783,7 @@
           <w:szCs w:val="36"/>
         </w:rPr>
       </w:pPr>
-      <w:bookmarkStart w:id="24" w:name="_Toc223607479"/>
+      <w:bookmarkStart w:id="24" w:name="_Toc223680547"/>
       <w:proofErr w:type="spellStart"/>
       <w:r>
         <w:rPr>
@@ -38742,7 +39855,7 @@
           <w:szCs w:val="28"/>
         </w:rPr>
       </w:pPr>
-      <w:bookmarkStart w:id="25" w:name="_Toc223607480"/>
+      <w:bookmarkStart w:id="25" w:name="_Toc223680548"/>
       <w:r>
         <w:rPr>
           <w:rFonts w:ascii="Times New Roman" w:hAnsi="Times New Roman" w:cs="Times New Roman"/>
@@ -38777,7 +39890,7 @@
           <w:szCs w:val="28"/>
         </w:rPr>
       </w:pPr>
-      <w:bookmarkStart w:id="26" w:name="_Toc223607481"/>
+      <w:bookmarkStart w:id="26" w:name="_Toc223680549"/>
       <w:r>
         <w:rPr>
           <w:rFonts w:ascii="Times New Roman" w:hAnsi="Times New Roman" w:cs="Times New Roman"/>
@@ -38981,7 +40094,7 @@
           <w:szCs w:val="36"/>
         </w:rPr>
       </w:pPr>
-      <w:bookmarkStart w:id="27" w:name="_Toc223607482"/>
+      <w:bookmarkStart w:id="27" w:name="_Toc223680550"/>
       <w:r>
         <w:rPr>
           <w:rFonts w:ascii="Times New Roman" w:hAnsi="Times New Roman" w:cs="Times New Roman"/>
@@ -39116,7 +40229,7 @@
         <w:spacing w:after="311" w:line="312" w:lineRule="auto"/>
         <w:ind w:left="-5"/>
       </w:pPr>
-      <w:bookmarkStart w:id="28" w:name="_Toc223607483"/>
+      <w:bookmarkStart w:id="28" w:name="_Toc223680551"/>
       <w:r>
         <w:rPr>
           <w:rFonts w:ascii="Times New Roman" w:hAnsi="Times New Roman" w:cs="Times New Roman"/>
@@ -39162,85 +40275,6 @@
         <w:t>Datasheet</w:t>
       </w:r>
       <w:proofErr w:type="spellEnd"/>
-      <w:r>
-        <w:t xml:space="preserve">, </w:t>
-      </w:r>
-      <w:hyperlink r:id="rId10" w:history="1">
-        <w:proofErr w:type="spellStart"/>
-        <w:r>
-          <w:rPr>
-            <w:rStyle w:val="Hyperlink"/>
-          </w:rPr>
-          <w:t>Datasheet</w:t>
-        </w:r>
-        <w:proofErr w:type="spellEnd"/>
-        <w:r>
-          <w:rPr>
-            <w:rStyle w:val="Hyperlink"/>
-          </w:rPr>
-          <w:t xml:space="preserve"> Link</w:t>
-        </w:r>
-      </w:hyperlink>
-      <w:r>
-        <w:t xml:space="preserve">, (data accesării: </w:t>
-      </w:r>
-      <w:r>
-        <w:t>02</w:t>
-      </w:r>
-      <w:r>
-        <w:t>.</w:t>
-      </w:r>
-      <w:r>
-        <w:t>03</w:t>
-      </w:r>
-      <w:r>
-        <w:t>.</w:t>
-      </w:r>
-      <w:r>
-        <w:t>2026</w:t>
-      </w:r>
-      <w:r>
-        <w:t>)</w:t>
-      </w:r>
-      <w:bookmarkEnd w:id="29"/>
-      <w:r>
-        <w:t>.</w:t>
-      </w:r>
-      <w:r>
-        <w:t xml:space="preserve"> </w:t>
-      </w:r>
-    </w:p>
-    <w:p>
-      <w:pPr>
-        <w:numPr>
-          <w:ilvl w:val="0"/>
-          <w:numId w:val="5"/>
-        </w:numPr>
-        <w:spacing w:line="312" w:lineRule="auto"/>
-        <w:ind w:right="0"/>
-        <w:rPr>
-          <w:lang w:val="en-US"/>
-        </w:rPr>
-      </w:pPr>
-      <w:r>
-        <w:t xml:space="preserve">ESP32 </w:t>
-      </w:r>
-      <w:proofErr w:type="spellStart"/>
-      <w:r>
-        <w:t>Technical</w:t>
-      </w:r>
-      <w:proofErr w:type="spellEnd"/>
-      <w:r>
-        <w:t xml:space="preserve"> </w:t>
-      </w:r>
-      <w:proofErr w:type="spellStart"/>
-      <w:r>
-        <w:t>Reference</w:t>
-      </w:r>
-      <w:proofErr w:type="spellEnd"/>
-      <w:r>
-        <w:t xml:space="preserve"> Manual</w:t>
-      </w:r>
       <w:r>
         <w:t xml:space="preserve">, </w:t>
       </w:r>
@@ -39264,17 +40298,24 @@
         <w:t xml:space="preserve">, (data accesării: </w:t>
       </w:r>
       <w:r>
-        <w:t>18</w:t>
-      </w:r>
-      <w:r>
-        <w:t>.0</w:t>
-      </w:r>
-      <w:r>
-        <w:t>2</w:t>
-      </w:r>
-      <w:r>
-        <w:t>.2026)</w:t>
-      </w:r>
+        <w:t>02</w:t>
+      </w:r>
+      <w:r>
+        <w:t>.</w:t>
+      </w:r>
+      <w:r>
+        <w:t>03</w:t>
+      </w:r>
+      <w:r>
+        <w:t>.</w:t>
+      </w:r>
+      <w:r>
+        <w:t>2026</w:t>
+      </w:r>
+      <w:r>
+        <w:t>)</w:t>
+      </w:r>
+      <w:bookmarkEnd w:id="29"/>
       <w:r>
         <w:t>.</w:t>
       </w:r>
@@ -39294,14 +40335,26 @@
           <w:lang w:val="en-US"/>
         </w:rPr>
       </w:pPr>
-      <w:r>
-        <w:t xml:space="preserve">ESP32-WROOM-32E </w:t>
-      </w:r>
-      <w:proofErr w:type="spellStart"/>
-      <w:r>
-        <w:t>Datasheet</w:t>
-      </w:r>
-      <w:proofErr w:type="spellEnd"/>
+      <w:bookmarkStart w:id="30" w:name="_Ref223678309"/>
+      <w:r>
+        <w:t xml:space="preserve">ESP32 </w:t>
+      </w:r>
+      <w:proofErr w:type="spellStart"/>
+      <w:r>
+        <w:t>Technical</w:t>
+      </w:r>
+      <w:proofErr w:type="spellEnd"/>
+      <w:r>
+        <w:t xml:space="preserve"> </w:t>
+      </w:r>
+      <w:proofErr w:type="spellStart"/>
+      <w:r>
+        <w:t>Reference</w:t>
+      </w:r>
+      <w:proofErr w:type="spellEnd"/>
+      <w:r>
+        <w:t xml:space="preserve"> Manual</w:t>
+      </w:r>
       <w:r>
         <w:t xml:space="preserve">, </w:t>
       </w:r>
@@ -39325,19 +40378,23 @@
         <w:t xml:space="preserve">, (data accesării: </w:t>
       </w:r>
       <w:r>
-        <w:t>22</w:t>
+        <w:t>18</w:t>
       </w:r>
       <w:r>
         <w:t>.0</w:t>
       </w:r>
       <w:r>
-        <w:t>1</w:t>
+        <w:t>2</w:t>
       </w:r>
       <w:r>
         <w:t>.2026)</w:t>
       </w:r>
       <w:r>
         <w:t>.</w:t>
+      </w:r>
+      <w:bookmarkEnd w:id="30"/>
+      <w:r>
+        <w:t xml:space="preserve"> </w:t>
       </w:r>
     </w:p>
     <w:p>
@@ -39353,29 +40410,46 @@
         </w:rPr>
       </w:pPr>
       <w:r>
-        <w:t xml:space="preserve">Robotic Hand </w:t>
-      </w:r>
-      <w:proofErr w:type="spellStart"/>
-      <w:r>
-        <w:t>r</w:t>
-      </w:r>
-      <w:r>
-        <w:t>esearch</w:t>
+        <w:t xml:space="preserve">ESP32-WROOM-32E </w:t>
+      </w:r>
+      <w:proofErr w:type="spellStart"/>
+      <w:r>
+        <w:t>Datasheet</w:t>
       </w:r>
       <w:proofErr w:type="spellEnd"/>
       <w:r>
         <w:t xml:space="preserve">, </w:t>
       </w:r>
       <w:hyperlink r:id="rId13" w:history="1">
+        <w:proofErr w:type="spellStart"/>
         <w:r>
           <w:rPr>
             <w:rStyle w:val="Hyperlink"/>
           </w:rPr>
-          <w:t>Link</w:t>
+          <w:t>Datasheet</w:t>
+        </w:r>
+        <w:proofErr w:type="spellEnd"/>
+        <w:r>
+          <w:rPr>
+            <w:rStyle w:val="Hyperlink"/>
+          </w:rPr>
+          <w:t xml:space="preserve"> Link</w:t>
         </w:r>
       </w:hyperlink>
       <w:r>
-        <w:t>, (data accesării: 03.03.2026)</w:t>
+        <w:t xml:space="preserve">, (data accesării: </w:t>
+      </w:r>
+      <w:r>
+        <w:t>22</w:t>
+      </w:r>
+      <w:r>
+        <w:t>.0</w:t>
+      </w:r>
+      <w:r>
+        <w:t>1</w:t>
+      </w:r>
+      <w:r>
+        <w:t>.2026)</w:t>
       </w:r>
       <w:r>
         <w:t>.</w:t>
@@ -39393,138 +40467,19 @@
           <w:lang w:val="en-US"/>
         </w:rPr>
       </w:pPr>
-      <w:bookmarkStart w:id="30" w:name="_Ref223425662"/>
-      <w:proofErr w:type="spellStart"/>
-      <w:r>
-        <w:t>She</w:t>
-      </w:r>
-      <w:proofErr w:type="spellEnd"/>
-      <w:r>
-        <w:t xml:space="preserve"> Y</w:t>
-      </w:r>
-      <w:r>
-        <w:t>.</w:t>
-      </w:r>
-      <w:r>
-        <w:t>, Li C</w:t>
-      </w:r>
-      <w:r>
-        <w:t>.</w:t>
-      </w:r>
+      <w:r>
+        <w:t xml:space="preserve">Robotic Hand </w:t>
+      </w:r>
+      <w:proofErr w:type="spellStart"/>
+      <w:r>
+        <w:t>r</w:t>
+      </w:r>
+      <w:r>
+        <w:t>esearch</w:t>
+      </w:r>
+      <w:proofErr w:type="spellEnd"/>
       <w:r>
         <w:t xml:space="preserve">, </w:t>
-      </w:r>
-      <w:proofErr w:type="spellStart"/>
-      <w:r>
-        <w:t>Cleary</w:t>
-      </w:r>
-      <w:proofErr w:type="spellEnd"/>
-      <w:r>
-        <w:t xml:space="preserve"> J</w:t>
-      </w:r>
-      <w:r>
-        <w:t>.</w:t>
-      </w:r>
-      <w:r>
-        <w:t xml:space="preserve">, </w:t>
-      </w:r>
-      <w:proofErr w:type="spellStart"/>
-      <w:r>
-        <w:t>Su</w:t>
-      </w:r>
-      <w:proofErr w:type="spellEnd"/>
-      <w:r>
-        <w:t xml:space="preserve"> H</w:t>
-      </w:r>
-      <w:r>
-        <w:t>.</w:t>
-      </w:r>
-      <w:r>
-        <w:t xml:space="preserve"> (2024)</w:t>
-      </w:r>
-      <w:r>
-        <w:t>.</w:t>
-      </w:r>
-      <w:r>
-        <w:t xml:space="preserve"> Design </w:t>
-      </w:r>
-      <w:proofErr w:type="spellStart"/>
-      <w:r>
-        <w:t>and</w:t>
-      </w:r>
-      <w:proofErr w:type="spellEnd"/>
-      <w:r>
-        <w:t xml:space="preserve"> </w:t>
-      </w:r>
-      <w:proofErr w:type="spellStart"/>
-      <w:r>
-        <w:t>fabrication</w:t>
-      </w:r>
-      <w:proofErr w:type="spellEnd"/>
-      <w:r>
-        <w:t xml:space="preserve"> of a soft robotic hand </w:t>
-      </w:r>
-      <w:proofErr w:type="spellStart"/>
-      <w:r>
-        <w:t>with</w:t>
-      </w:r>
-      <w:proofErr w:type="spellEnd"/>
-      <w:r>
-        <w:t xml:space="preserve"> </w:t>
-      </w:r>
-      <w:proofErr w:type="spellStart"/>
-      <w:r>
-        <w:t>embedded</w:t>
-      </w:r>
-      <w:proofErr w:type="spellEnd"/>
-      <w:r>
-        <w:t xml:space="preserve"> </w:t>
-      </w:r>
-      <w:proofErr w:type="spellStart"/>
-      <w:r>
-        <w:t>actuators</w:t>
-      </w:r>
-      <w:proofErr w:type="spellEnd"/>
-      <w:r>
-        <w:t xml:space="preserve"> </w:t>
-      </w:r>
-      <w:proofErr w:type="spellStart"/>
-      <w:r>
-        <w:t>and</w:t>
-      </w:r>
-      <w:proofErr w:type="spellEnd"/>
-      <w:r>
-        <w:t xml:space="preserve"> </w:t>
-      </w:r>
-      <w:proofErr w:type="spellStart"/>
-      <w:r>
-        <w:t>sensors</w:t>
-      </w:r>
-      <w:proofErr w:type="spellEnd"/>
-      <w:r>
-        <w:t xml:space="preserve">. ASME J. </w:t>
-      </w:r>
-      <w:proofErr w:type="spellStart"/>
-      <w:r>
-        <w:t>Mechanisms</w:t>
-      </w:r>
-      <w:proofErr w:type="spellEnd"/>
-      <w:r>
-        <w:t xml:space="preserve"> </w:t>
-      </w:r>
-      <w:proofErr w:type="spellStart"/>
-      <w:r>
-        <w:t>Robotics</w:t>
-      </w:r>
-      <w:proofErr w:type="spellEnd"/>
-      <w:r>
-        <w:t xml:space="preserve"> 7(2):021007</w:t>
-      </w:r>
-      <w:r>
-        <w:t>.</w:t>
-      </w:r>
-      <w:r>
-        <w:t xml:space="preserve"> </w:t>
       </w:r>
       <w:hyperlink r:id="rId14" w:history="1">
         <w:r>
@@ -39537,7 +40492,6 @@
       <w:r>
         <w:t>, (data accesării: 03.03.2026)</w:t>
       </w:r>
-      <w:bookmarkEnd w:id="30"/>
       <w:r>
         <w:t>.</w:t>
       </w:r>
@@ -39554,105 +40508,60 @@
           <w:lang w:val="en-US"/>
         </w:rPr>
       </w:pPr>
-      <w:bookmarkStart w:id="31" w:name="_Ref223425876"/>
-      <w:r>
-        <w:t>Yang H</w:t>
+      <w:bookmarkStart w:id="31" w:name="_Ref223425662"/>
+      <w:proofErr w:type="spellStart"/>
+      <w:r>
+        <w:t>She</w:t>
+      </w:r>
+      <w:proofErr w:type="spellEnd"/>
+      <w:r>
+        <w:t xml:space="preserve"> Y</w:t>
       </w:r>
       <w:r>
         <w:t>.</w:t>
       </w:r>
       <w:r>
+        <w:t>, Li C</w:t>
+      </w:r>
+      <w:r>
+        <w:t>.</w:t>
+      </w:r>
+      <w:r>
         <w:t xml:space="preserve">, </w:t>
       </w:r>
       <w:proofErr w:type="spellStart"/>
       <w:r>
-        <w:t>Wei</w:t>
-      </w:r>
-      <w:proofErr w:type="spellEnd"/>
-      <w:r>
-        <w:t xml:space="preserve"> G</w:t>
+        <w:t>Cleary</w:t>
+      </w:r>
+      <w:proofErr w:type="spellEnd"/>
+      <w:r>
+        <w:t xml:space="preserve"> J</w:t>
       </w:r>
       <w:r>
         <w:t>.</w:t>
       </w:r>
       <w:r>
-        <w:t>, Ren L</w:t>
+        <w:t xml:space="preserve">, </w:t>
+      </w:r>
+      <w:proofErr w:type="spellStart"/>
+      <w:r>
+        <w:t>Su</w:t>
+      </w:r>
+      <w:proofErr w:type="spellEnd"/>
+      <w:r>
+        <w:t xml:space="preserve"> H</w:t>
       </w:r>
       <w:r>
         <w:t>.</w:t>
       </w:r>
       <w:r>
-        <w:t xml:space="preserve">, </w:t>
-      </w:r>
-      <w:proofErr w:type="spellStart"/>
-      <w:r>
-        <w:t>Qian</w:t>
-      </w:r>
-      <w:proofErr w:type="spellEnd"/>
-      <w:r>
-        <w:t xml:space="preserve"> Z</w:t>
+        <w:t xml:space="preserve"> (2024)</w:t>
       </w:r>
       <w:r>
         <w:t>.</w:t>
       </w:r>
       <w:r>
-        <w:t>, Wang K</w:t>
-      </w:r>
-      <w:r>
-        <w:t>.</w:t>
-      </w:r>
-      <w:r>
-        <w:t xml:space="preserve">, </w:t>
-      </w:r>
-      <w:proofErr w:type="spellStart"/>
-      <w:r>
-        <w:t>Xiu</w:t>
-      </w:r>
-      <w:proofErr w:type="spellEnd"/>
-      <w:r>
-        <w:t xml:space="preserve"> H</w:t>
-      </w:r>
-      <w:r>
-        <w:t>.</w:t>
-      </w:r>
-      <w:r>
-        <w:t xml:space="preserve">, </w:t>
-      </w:r>
-      <w:proofErr w:type="spellStart"/>
-      <w:r>
-        <w:t>Liang</w:t>
-      </w:r>
-      <w:proofErr w:type="spellEnd"/>
-      <w:r>
-        <w:t xml:space="preserve"> W</w:t>
-      </w:r>
-      <w:r>
-        <w:t>.</w:t>
-      </w:r>
-      <w:r>
-        <w:t xml:space="preserve"> (2021)</w:t>
-      </w:r>
-      <w:r>
-        <w:t>.</w:t>
-      </w:r>
-      <w:r>
-        <w:t xml:space="preserve"> An </w:t>
-      </w:r>
-      <w:proofErr w:type="spellStart"/>
-      <w:r>
-        <w:t>affordable</w:t>
-      </w:r>
-      <w:proofErr w:type="spellEnd"/>
-      <w:r>
-        <w:t xml:space="preserve"> </w:t>
-      </w:r>
-      <w:proofErr w:type="spellStart"/>
-      <w:r>
-        <w:t>linkage</w:t>
-      </w:r>
-      <w:proofErr w:type="spellEnd"/>
-      <w:r>
-        <w:t>-</w:t>
+        <w:t xml:space="preserve"> Design </w:t>
       </w:r>
       <w:proofErr w:type="spellStart"/>
       <w:r>
@@ -39660,23 +40569,55 @@
       </w:r>
       <w:proofErr w:type="spellEnd"/>
       <w:r>
-        <w:t xml:space="preserve">-tendon </w:t>
-      </w:r>
-      <w:proofErr w:type="spellStart"/>
-      <w:r>
-        <w:t>hybrid-driven</w:t>
-      </w:r>
-      <w:proofErr w:type="spellEnd"/>
-      <w:r>
-        <w:t xml:space="preserve"> </w:t>
-      </w:r>
-      <w:proofErr w:type="spellStart"/>
-      <w:r>
-        <w:t>anthropomorphic</w:t>
-      </w:r>
-      <w:proofErr w:type="spellEnd"/>
-      <w:r>
-        <w:t xml:space="preserve"> robotic hand-MCR-hand II. ASME J. </w:t>
+        <w:t xml:space="preserve"> </w:t>
+      </w:r>
+      <w:proofErr w:type="spellStart"/>
+      <w:r>
+        <w:t>fabrication</w:t>
+      </w:r>
+      <w:proofErr w:type="spellEnd"/>
+      <w:r>
+        <w:t xml:space="preserve"> of a soft robotic hand </w:t>
+      </w:r>
+      <w:proofErr w:type="spellStart"/>
+      <w:r>
+        <w:t>with</w:t>
+      </w:r>
+      <w:proofErr w:type="spellEnd"/>
+      <w:r>
+        <w:t xml:space="preserve"> </w:t>
+      </w:r>
+      <w:proofErr w:type="spellStart"/>
+      <w:r>
+        <w:t>embedded</w:t>
+      </w:r>
+      <w:proofErr w:type="spellEnd"/>
+      <w:r>
+        <w:t xml:space="preserve"> </w:t>
+      </w:r>
+      <w:proofErr w:type="spellStart"/>
+      <w:r>
+        <w:t>actuators</w:t>
+      </w:r>
+      <w:proofErr w:type="spellEnd"/>
+      <w:r>
+        <w:t xml:space="preserve"> </w:t>
+      </w:r>
+      <w:proofErr w:type="spellStart"/>
+      <w:r>
+        <w:t>and</w:t>
+      </w:r>
+      <w:proofErr w:type="spellEnd"/>
+      <w:r>
+        <w:t xml:space="preserve"> </w:t>
+      </w:r>
+      <w:proofErr w:type="spellStart"/>
+      <w:r>
+        <w:t>sensors</w:t>
+      </w:r>
+      <w:proofErr w:type="spellEnd"/>
+      <w:r>
+        <w:t xml:space="preserve">. ASME J. </w:t>
       </w:r>
       <w:proofErr w:type="spellStart"/>
       <w:r>
@@ -39692,7 +40633,7 @@
       </w:r>
       <w:proofErr w:type="spellEnd"/>
       <w:r>
-        <w:t xml:space="preserve"> 13(2)</w:t>
+        <w:t xml:space="preserve"> 7(2):021007</w:t>
       </w:r>
       <w:r>
         <w:t>.</w:t>
@@ -39728,14 +40669,9 @@
           <w:lang w:val="en-US"/>
         </w:rPr>
       </w:pPr>
-      <w:bookmarkStart w:id="32" w:name="_Ref223426014"/>
-      <w:proofErr w:type="spellStart"/>
-      <w:r>
-        <w:t>Butterfaß</w:t>
-      </w:r>
-      <w:proofErr w:type="spellEnd"/>
-      <w:r>
-        <w:t xml:space="preserve"> J</w:t>
+      <w:bookmarkStart w:id="32" w:name="_Ref223425876"/>
+      <w:r>
+        <w:t>Yang H</w:t>
       </w:r>
       <w:r>
         <w:t>.</w:t>
@@ -39745,21 +40681,47 @@
       </w:r>
       <w:proofErr w:type="spellStart"/>
       <w:r>
-        <w:t>Grebenstein</w:t>
-      </w:r>
-      <w:proofErr w:type="spellEnd"/>
-      <w:r>
-        <w:t xml:space="preserve"> M</w:t>
+        <w:t>Wei</w:t>
+      </w:r>
+      <w:proofErr w:type="spellEnd"/>
+      <w:r>
+        <w:t xml:space="preserve"> G</w:t>
       </w:r>
       <w:r>
         <w:t>.</w:t>
       </w:r>
       <w:r>
+        <w:t>, Ren L</w:t>
+      </w:r>
+      <w:r>
+        <w:t>.</w:t>
+      </w:r>
+      <w:r>
         <w:t xml:space="preserve">, </w:t>
       </w:r>
       <w:proofErr w:type="spellStart"/>
       <w:r>
-        <w:t>Liu</w:t>
+        <w:t>Qian</w:t>
+      </w:r>
+      <w:proofErr w:type="spellEnd"/>
+      <w:r>
+        <w:t xml:space="preserve"> Z</w:t>
+      </w:r>
+      <w:r>
+        <w:t>.</w:t>
+      </w:r>
+      <w:r>
+        <w:t>, Wang K</w:t>
+      </w:r>
+      <w:r>
+        <w:t>.</w:t>
+      </w:r>
+      <w:r>
+        <w:t xml:space="preserve">, </w:t>
+      </w:r>
+      <w:proofErr w:type="spellStart"/>
+      <w:r>
+        <w:t>Xiu</w:t>
       </w:r>
       <w:proofErr w:type="spellEnd"/>
       <w:r>
@@ -39773,57 +40735,71 @@
       </w:r>
       <w:proofErr w:type="spellStart"/>
       <w:r>
-        <w:t>Hirzinger</w:t>
-      </w:r>
-      <w:proofErr w:type="spellEnd"/>
-      <w:r>
-        <w:t xml:space="preserve"> G</w:t>
+        <w:t>Liang</w:t>
+      </w:r>
+      <w:proofErr w:type="spellEnd"/>
+      <w:r>
+        <w:t xml:space="preserve"> W</w:t>
       </w:r>
       <w:r>
         <w:t>.</w:t>
       </w:r>
       <w:r>
-        <w:t xml:space="preserve"> (2001) DLR-Hand II: </w:t>
-      </w:r>
-      <w:proofErr w:type="spellStart"/>
-      <w:r>
-        <w:t>next</w:t>
-      </w:r>
-      <w:proofErr w:type="spellEnd"/>
-      <w:r>
-        <w:t xml:space="preserve"> </w:t>
-      </w:r>
-      <w:proofErr w:type="spellStart"/>
-      <w:r>
-        <w:t>generation</w:t>
-      </w:r>
-      <w:proofErr w:type="spellEnd"/>
-      <w:r>
-        <w:t xml:space="preserve"> of a </w:t>
-      </w:r>
-      <w:proofErr w:type="spellStart"/>
-      <w:r>
-        <w:t>dextrous</w:t>
-      </w:r>
-      <w:proofErr w:type="spellEnd"/>
-      <w:r>
-        <w:t xml:space="preserve"> robot hand. In: </w:t>
-      </w:r>
-      <w:proofErr w:type="spellStart"/>
-      <w:r>
-        <w:t>Proceedings</w:t>
-      </w:r>
-      <w:proofErr w:type="spellEnd"/>
-      <w:r>
-        <w:t xml:space="preserve"> 2001 ICRA. IEEE International </w:t>
-      </w:r>
-      <w:proofErr w:type="spellStart"/>
-      <w:r>
-        <w:t>Conference</w:t>
-      </w:r>
-      <w:proofErr w:type="spellEnd"/>
-      <w:r>
-        <w:t xml:space="preserve"> on </w:t>
+        <w:t xml:space="preserve"> (2021)</w:t>
+      </w:r>
+      <w:r>
+        <w:t>.</w:t>
+      </w:r>
+      <w:r>
+        <w:t xml:space="preserve"> An </w:t>
+      </w:r>
+      <w:proofErr w:type="spellStart"/>
+      <w:r>
+        <w:t>affordable</w:t>
+      </w:r>
+      <w:proofErr w:type="spellEnd"/>
+      <w:r>
+        <w:t xml:space="preserve"> </w:t>
+      </w:r>
+      <w:proofErr w:type="spellStart"/>
+      <w:r>
+        <w:t>linkage</w:t>
+      </w:r>
+      <w:proofErr w:type="spellEnd"/>
+      <w:r>
+        <w:t>-</w:t>
+      </w:r>
+      <w:proofErr w:type="spellStart"/>
+      <w:r>
+        <w:t>and</w:t>
+      </w:r>
+      <w:proofErr w:type="spellEnd"/>
+      <w:r>
+        <w:t xml:space="preserve">-tendon </w:t>
+      </w:r>
+      <w:proofErr w:type="spellStart"/>
+      <w:r>
+        <w:t>hybrid-driven</w:t>
+      </w:r>
+      <w:proofErr w:type="spellEnd"/>
+      <w:r>
+        <w:t xml:space="preserve"> </w:t>
+      </w:r>
+      <w:proofErr w:type="spellStart"/>
+      <w:r>
+        <w:t>anthropomorphic</w:t>
+      </w:r>
+      <w:proofErr w:type="spellEnd"/>
+      <w:r>
+        <w:t xml:space="preserve"> robotic hand-MCR-hand II. ASME J. </w:t>
+      </w:r>
+      <w:proofErr w:type="spellStart"/>
+      <w:r>
+        <w:t>Mechanisms</w:t>
+      </w:r>
+      <w:proofErr w:type="spellEnd"/>
+      <w:r>
+        <w:t xml:space="preserve"> </w:t>
       </w:r>
       <w:proofErr w:type="spellStart"/>
       <w:r>
@@ -39831,23 +40807,7 @@
       </w:r>
       <w:proofErr w:type="spellEnd"/>
       <w:r>
-        <w:t xml:space="preserve"> </w:t>
-      </w:r>
-      <w:proofErr w:type="spellStart"/>
-      <w:r>
-        <w:t>and</w:t>
-      </w:r>
-      <w:proofErr w:type="spellEnd"/>
-      <w:r>
-        <w:t xml:space="preserve"> </w:t>
-      </w:r>
-      <w:proofErr w:type="spellStart"/>
-      <w:r>
-        <w:t>Automation</w:t>
-      </w:r>
-      <w:proofErr w:type="spellEnd"/>
-      <w:r>
-        <w:t>, vol. 1, pp. 109–114</w:t>
+        <w:t xml:space="preserve"> 13(2)</w:t>
       </w:r>
       <w:r>
         <w:t>.</w:t>
@@ -39883,9 +40843,14 @@
           <w:lang w:val="en-US"/>
         </w:rPr>
       </w:pPr>
-      <w:bookmarkStart w:id="33" w:name="_Ref223426693"/>
-      <w:r>
-        <w:t>Johannes MS</w:t>
+      <w:bookmarkStart w:id="33" w:name="_Ref223426014"/>
+      <w:proofErr w:type="spellStart"/>
+      <w:r>
+        <w:t>Butterfaß</w:t>
+      </w:r>
+      <w:proofErr w:type="spellEnd"/>
+      <w:r>
+        <w:t xml:space="preserve"> J</w:t>
       </w:r>
       <w:r>
         <w:t>.</w:t>
@@ -39895,11 +40860,11 @@
       </w:r>
       <w:proofErr w:type="spellStart"/>
       <w:r>
-        <w:t>Bigelow</w:t>
-      </w:r>
-      <w:proofErr w:type="spellEnd"/>
-      <w:r>
-        <w:t xml:space="preserve"> JD</w:t>
+        <w:t>Grebenstein</w:t>
+      </w:r>
+      <w:proofErr w:type="spellEnd"/>
+      <w:r>
+        <w:t xml:space="preserve"> M</w:t>
       </w:r>
       <w:r>
         <w:t>.</w:t>
@@ -39909,11 +40874,11 @@
       </w:r>
       <w:proofErr w:type="spellStart"/>
       <w:r>
-        <w:t>Burck</w:t>
-      </w:r>
-      <w:proofErr w:type="spellEnd"/>
-      <w:r>
-        <w:t xml:space="preserve"> JM</w:t>
+        <w:t>Liu</w:t>
+      </w:r>
+      <w:proofErr w:type="spellEnd"/>
+      <w:r>
+        <w:t xml:space="preserve"> H</w:t>
       </w:r>
       <w:r>
         <w:t>.</w:t>
@@ -39923,110 +40888,87 @@
       </w:r>
       <w:proofErr w:type="spellStart"/>
       <w:r>
-        <w:t>Harshbarger</w:t>
-      </w:r>
-      <w:proofErr w:type="spellEnd"/>
-      <w:r>
-        <w:t xml:space="preserve"> SD</w:t>
+        <w:t>Hirzinger</w:t>
+      </w:r>
+      <w:proofErr w:type="spellEnd"/>
+      <w:r>
+        <w:t xml:space="preserve"> G</w:t>
       </w:r>
       <w:r>
         <w:t>.</w:t>
       </w:r>
       <w:r>
-        <w:t xml:space="preserve">, </w:t>
-      </w:r>
-      <w:proofErr w:type="spellStart"/>
-      <w:r>
-        <w:t>Kozlowski</w:t>
-      </w:r>
-      <w:proofErr w:type="spellEnd"/>
-      <w:r>
-        <w:t xml:space="preserve"> MV</w:t>
+        <w:t xml:space="preserve"> (2001) DLR-Hand II: </w:t>
+      </w:r>
+      <w:proofErr w:type="spellStart"/>
+      <w:r>
+        <w:t>next</w:t>
+      </w:r>
+      <w:proofErr w:type="spellEnd"/>
+      <w:r>
+        <w:t xml:space="preserve"> </w:t>
+      </w:r>
+      <w:proofErr w:type="spellStart"/>
+      <w:r>
+        <w:t>generation</w:t>
+      </w:r>
+      <w:proofErr w:type="spellEnd"/>
+      <w:r>
+        <w:t xml:space="preserve"> of a </w:t>
+      </w:r>
+      <w:proofErr w:type="spellStart"/>
+      <w:r>
+        <w:t>dextrous</w:t>
+      </w:r>
+      <w:proofErr w:type="spellEnd"/>
+      <w:r>
+        <w:t xml:space="preserve"> robot hand. In: </w:t>
+      </w:r>
+      <w:proofErr w:type="spellStart"/>
+      <w:r>
+        <w:t>Proceedings</w:t>
+      </w:r>
+      <w:proofErr w:type="spellEnd"/>
+      <w:r>
+        <w:t xml:space="preserve"> 2001 ICRA. IEEE International </w:t>
+      </w:r>
+      <w:proofErr w:type="spellStart"/>
+      <w:r>
+        <w:t>Conference</w:t>
+      </w:r>
+      <w:proofErr w:type="spellEnd"/>
+      <w:r>
+        <w:t xml:space="preserve"> on </w:t>
+      </w:r>
+      <w:proofErr w:type="spellStart"/>
+      <w:r>
+        <w:t>Robotics</w:t>
+      </w:r>
+      <w:proofErr w:type="spellEnd"/>
+      <w:r>
+        <w:t xml:space="preserve"> </w:t>
+      </w:r>
+      <w:proofErr w:type="spellStart"/>
+      <w:r>
+        <w:t>and</w:t>
+      </w:r>
+      <w:proofErr w:type="spellEnd"/>
+      <w:r>
+        <w:t xml:space="preserve"> </w:t>
+      </w:r>
+      <w:proofErr w:type="spellStart"/>
+      <w:r>
+        <w:t>Automation</w:t>
+      </w:r>
+      <w:proofErr w:type="spellEnd"/>
+      <w:r>
+        <w:t>, vol. 1, pp. 109–114</w:t>
       </w:r>
       <w:r>
         <w:t>.</w:t>
       </w:r>
       <w:r>
-        <w:t xml:space="preserve">, Van </w:t>
-      </w:r>
-      <w:proofErr w:type="spellStart"/>
-      <w:r>
-        <w:t>Doren</w:t>
-      </w:r>
-      <w:proofErr w:type="spellEnd"/>
-      <w:r>
-        <w:t xml:space="preserve"> T</w:t>
-      </w:r>
-      <w:r>
-        <w:t>.</w:t>
-      </w:r>
-      <w:r>
-        <w:t xml:space="preserve"> (2011)</w:t>
-      </w:r>
-      <w:r>
-        <w:t>.</w:t>
-      </w:r>
-      <w:r>
-        <w:t xml:space="preserve"> An </w:t>
-      </w:r>
-      <w:proofErr w:type="spellStart"/>
-      <w:r>
-        <w:t>overview</w:t>
-      </w:r>
-      <w:proofErr w:type="spellEnd"/>
-      <w:r>
-        <w:t xml:space="preserve"> of </w:t>
-      </w:r>
-      <w:proofErr w:type="spellStart"/>
-      <w:r>
-        <w:t>the</w:t>
-      </w:r>
-      <w:proofErr w:type="spellEnd"/>
-      <w:r>
-        <w:t xml:space="preserve"> </w:t>
-      </w:r>
-      <w:proofErr w:type="spellStart"/>
-      <w:r>
-        <w:t>developmental</w:t>
-      </w:r>
-      <w:proofErr w:type="spellEnd"/>
-      <w:r>
-        <w:t xml:space="preserve"> </w:t>
-      </w:r>
-      <w:proofErr w:type="spellStart"/>
-      <w:r>
-        <w:t>process</w:t>
-      </w:r>
-      <w:proofErr w:type="spellEnd"/>
-      <w:r>
-        <w:t xml:space="preserve"> for </w:t>
-      </w:r>
-      <w:proofErr w:type="spellStart"/>
-      <w:r>
-        <w:t>the</w:t>
-      </w:r>
-      <w:proofErr w:type="spellEnd"/>
-      <w:r>
-        <w:t xml:space="preserve"> modular </w:t>
-      </w:r>
-      <w:proofErr w:type="spellStart"/>
-      <w:r>
-        <w:t>prosthetic</w:t>
-      </w:r>
-      <w:proofErr w:type="spellEnd"/>
-      <w:r>
-        <w:t xml:space="preserve"> limb. J Hopkins APL </w:t>
-      </w:r>
-      <w:proofErr w:type="spellStart"/>
-      <w:r>
-        <w:t>Tech</w:t>
-      </w:r>
-      <w:proofErr w:type="spellEnd"/>
-      <w:r>
-        <w:t xml:space="preserve"> Dig 30(3):207–216</w:t>
-      </w:r>
-      <w:r>
-        <w:t xml:space="preserve">, </w:t>
+        <w:t xml:space="preserve"> </w:t>
       </w:r>
       <w:hyperlink r:id="rId17" w:history="1">
         <w:r>
@@ -40037,7 +40979,7 @@
         </w:r>
       </w:hyperlink>
       <w:r>
-        <w:t>, (data accesării: 04.03.2026)</w:t>
+        <w:t>, (data accesării: 03.03.2026)</w:t>
       </w:r>
       <w:bookmarkEnd w:id="33"/>
       <w:r>
@@ -40056,130 +40998,161 @@
           <w:lang w:val="en-US"/>
         </w:rPr>
       </w:pPr>
-      <w:bookmarkStart w:id="34" w:name="_Ref223426984"/>
-      <w:r>
-        <w:rPr>
-          <w:lang w:val="en-US"/>
-        </w:rPr>
-        <w:t>Piazza C</w:t>
-      </w:r>
-      <w:r>
-        <w:rPr>
-          <w:lang w:val="en-US"/>
-        </w:rPr>
+      <w:bookmarkStart w:id="34" w:name="_Ref223426693"/>
+      <w:r>
+        <w:t>Johannes MS</w:t>
+      </w:r>
+      <w:r>
         <w:t>.</w:t>
       </w:r>
       <w:r>
-        <w:rPr>
-          <w:lang w:val="en-US"/>
-        </w:rPr>
         <w:t xml:space="preserve">, </w:t>
       </w:r>
       <w:proofErr w:type="spellStart"/>
       <w:r>
-        <w:rPr>
-          <w:lang w:val="en-US"/>
-        </w:rPr>
-        <w:t>Grioli</w:t>
-      </w:r>
-      <w:proofErr w:type="spellEnd"/>
-      <w:r>
-        <w:rPr>
-          <w:lang w:val="en-US"/>
-        </w:rPr>
-        <w:t xml:space="preserve"> G</w:t>
-      </w:r>
-      <w:r>
-        <w:rPr>
-          <w:lang w:val="en-US"/>
-        </w:rPr>
+        <w:t>Bigelow</w:t>
+      </w:r>
+      <w:proofErr w:type="spellEnd"/>
+      <w:r>
+        <w:t xml:space="preserve"> JD</w:t>
+      </w:r>
+      <w:r>
         <w:t>.</w:t>
       </w:r>
       <w:r>
-        <w:rPr>
-          <w:lang w:val="en-US"/>
-        </w:rPr>
-        <w:t>, Catalano MG</w:t>
-      </w:r>
-      <w:r>
-        <w:rPr>
-          <w:lang w:val="en-US"/>
-        </w:rPr>
+        <w:t xml:space="preserve">, </w:t>
+      </w:r>
+      <w:proofErr w:type="spellStart"/>
+      <w:r>
+        <w:t>Burck</w:t>
+      </w:r>
+      <w:proofErr w:type="spellEnd"/>
+      <w:r>
+        <w:t xml:space="preserve"> JM</w:t>
+      </w:r>
+      <w:r>
         <w:t>.</w:t>
       </w:r>
       <w:r>
-        <w:rPr>
-          <w:lang w:val="en-US"/>
-        </w:rPr>
         <w:t xml:space="preserve">, </w:t>
       </w:r>
       <w:proofErr w:type="spellStart"/>
       <w:r>
-        <w:rPr>
-          <w:lang w:val="en-US"/>
-        </w:rPr>
-        <w:t>Bicchi</w:t>
-      </w:r>
-      <w:proofErr w:type="spellEnd"/>
-      <w:r>
-        <w:rPr>
-          <w:lang w:val="en-US"/>
-        </w:rPr>
-        <w:t xml:space="preserve"> A</w:t>
-      </w:r>
-      <w:r>
-        <w:rPr>
-          <w:lang w:val="en-US"/>
-        </w:rPr>
+        <w:t>Harshbarger</w:t>
+      </w:r>
+      <w:proofErr w:type="spellEnd"/>
+      <w:r>
+        <w:t xml:space="preserve"> SD</w:t>
+      </w:r>
+      <w:r>
         <w:t>.</w:t>
       </w:r>
       <w:r>
-        <w:rPr>
-          <w:lang w:val="en-US"/>
-        </w:rPr>
-        <w:t xml:space="preserve"> (2019)</w:t>
-      </w:r>
-      <w:r>
-        <w:rPr>
-          <w:lang w:val="en-US"/>
-        </w:rPr>
+        <w:t xml:space="preserve">, </w:t>
+      </w:r>
+      <w:proofErr w:type="spellStart"/>
+      <w:r>
+        <w:t>Kozlowski</w:t>
+      </w:r>
+      <w:proofErr w:type="spellEnd"/>
+      <w:r>
+        <w:t xml:space="preserve"> MV</w:t>
+      </w:r>
+      <w:r>
         <w:t>.</w:t>
       </w:r>
       <w:r>
-        <w:rPr>
-          <w:lang w:val="en-US"/>
-        </w:rPr>
-        <w:t xml:space="preserve"> A century of robotic hands. Annual Review of Control, Robotics, and Autonomous Systems 2(1):1–32</w:t>
-      </w:r>
-      <w:r>
-        <w:rPr>
-          <w:lang w:val="en-US"/>
-        </w:rPr>
+        <w:t xml:space="preserve">, Van </w:t>
+      </w:r>
+      <w:proofErr w:type="spellStart"/>
+      <w:r>
+        <w:t>Doren</w:t>
+      </w:r>
+      <w:proofErr w:type="spellEnd"/>
+      <w:r>
+        <w:t xml:space="preserve"> T</w:t>
+      </w:r>
+      <w:r>
         <w:t>.</w:t>
       </w:r>
       <w:r>
-        <w:rPr>
-          <w:lang w:val="en-US"/>
-        </w:rPr>
-        <w:t xml:space="preserve"> </w:t>
+        <w:t xml:space="preserve"> (2011)</w:t>
+      </w:r>
+      <w:r>
+        <w:t>.</w:t>
+      </w:r>
+      <w:r>
+        <w:t xml:space="preserve"> An </w:t>
+      </w:r>
+      <w:proofErr w:type="spellStart"/>
+      <w:r>
+        <w:t>overview</w:t>
+      </w:r>
+      <w:proofErr w:type="spellEnd"/>
+      <w:r>
+        <w:t xml:space="preserve"> of </w:t>
+      </w:r>
+      <w:proofErr w:type="spellStart"/>
+      <w:r>
+        <w:t>the</w:t>
+      </w:r>
+      <w:proofErr w:type="spellEnd"/>
+      <w:r>
+        <w:t xml:space="preserve"> </w:t>
+      </w:r>
+      <w:proofErr w:type="spellStart"/>
+      <w:r>
+        <w:t>developmental</w:t>
+      </w:r>
+      <w:proofErr w:type="spellEnd"/>
+      <w:r>
+        <w:t xml:space="preserve"> </w:t>
+      </w:r>
+      <w:proofErr w:type="spellStart"/>
+      <w:r>
+        <w:t>process</w:t>
+      </w:r>
+      <w:proofErr w:type="spellEnd"/>
+      <w:r>
+        <w:t xml:space="preserve"> for </w:t>
+      </w:r>
+      <w:proofErr w:type="spellStart"/>
+      <w:r>
+        <w:t>the</w:t>
+      </w:r>
+      <w:proofErr w:type="spellEnd"/>
+      <w:r>
+        <w:t xml:space="preserve"> modular </w:t>
+      </w:r>
+      <w:proofErr w:type="spellStart"/>
+      <w:r>
+        <w:t>prosthetic</w:t>
+      </w:r>
+      <w:proofErr w:type="spellEnd"/>
+      <w:r>
+        <w:t xml:space="preserve"> limb. J Hopkins APL </w:t>
+      </w:r>
+      <w:proofErr w:type="spellStart"/>
+      <w:r>
+        <w:t>Tech</w:t>
+      </w:r>
+      <w:proofErr w:type="spellEnd"/>
+      <w:r>
+        <w:t xml:space="preserve"> Dig 30(3):207–216</w:t>
+      </w:r>
+      <w:r>
+        <w:t xml:space="preserve">, </w:t>
       </w:r>
       <w:hyperlink r:id="rId18" w:history="1">
         <w:r>
           <w:rPr>
             <w:rStyle w:val="Hyperlink"/>
-            <w:lang w:val="en-US"/>
           </w:rPr>
           <w:t>Link</w:t>
         </w:r>
       </w:hyperlink>
       <w:r>
-        <w:rPr>
-          <w:lang w:val="en-US"/>
-        </w:rPr>
-        <w:t xml:space="preserve">, </w:t>
-      </w:r>
-      <w:r>
-        <w:t>(data accesării: 04.03.2026)</w:t>
+        <w:t>, (data accesării: 04.03.2026)</w:t>
       </w:r>
       <w:bookmarkEnd w:id="34"/>
       <w:r>
@@ -40198,20 +41171,12 @@
           <w:lang w:val="en-US"/>
         </w:rPr>
       </w:pPr>
-      <w:bookmarkStart w:id="35" w:name="_Ref223427381"/>
-      <w:proofErr w:type="spellStart"/>
-      <w:r>
-        <w:rPr>
-          <w:lang w:val="en-US"/>
-        </w:rPr>
-        <w:t>Lovchik</w:t>
-      </w:r>
-      <w:proofErr w:type="spellEnd"/>
-      <w:r>
-        <w:rPr>
-          <w:lang w:val="en-US"/>
-        </w:rPr>
-        <w:t xml:space="preserve"> C</w:t>
+      <w:bookmarkStart w:id="35" w:name="_Ref223426984"/>
+      <w:r>
+        <w:rPr>
+          <w:lang w:val="en-US"/>
+        </w:rPr>
+        <w:t>Piazza C</w:t>
       </w:r>
       <w:r>
         <w:rPr>
@@ -40223,7 +41188,21 @@
         <w:rPr>
           <w:lang w:val="en-US"/>
         </w:rPr>
-        <w:t>, Aldridge H</w:t>
+        <w:t xml:space="preserve">, </w:t>
+      </w:r>
+      <w:proofErr w:type="spellStart"/>
+      <w:r>
+        <w:rPr>
+          <w:lang w:val="en-US"/>
+        </w:rPr>
+        <w:t>Grioli</w:t>
+      </w:r>
+      <w:proofErr w:type="spellEnd"/>
+      <w:r>
+        <w:rPr>
+          <w:lang w:val="en-US"/>
+        </w:rPr>
+        <w:t xml:space="preserve"> G</w:t>
       </w:r>
       <w:r>
         <w:rPr>
@@ -40235,6 +41214,18 @@
         <w:rPr>
           <w:lang w:val="en-US"/>
         </w:rPr>
+        <w:t>, Catalano MG</w:t>
+      </w:r>
+      <w:r>
+        <w:rPr>
+          <w:lang w:val="en-US"/>
+        </w:rPr>
+        <w:t>.</w:t>
+      </w:r>
+      <w:r>
+        <w:rPr>
+          <w:lang w:val="en-US"/>
+        </w:rPr>
         <w:t xml:space="preserve">, </w:t>
       </w:r>
       <w:proofErr w:type="spellStart"/>
@@ -40242,14 +41233,14 @@
         <w:rPr>
           <w:lang w:val="en-US"/>
         </w:rPr>
-        <w:t>Diftler</w:t>
-      </w:r>
-      <w:proofErr w:type="spellEnd"/>
-      <w:r>
-        <w:rPr>
-          <w:lang w:val="en-US"/>
-        </w:rPr>
-        <w:t xml:space="preserve"> M</w:t>
+        <w:t>Bicchi</w:t>
+      </w:r>
+      <w:proofErr w:type="spellEnd"/>
+      <w:r>
+        <w:rPr>
+          <w:lang w:val="en-US"/>
+        </w:rPr>
+        <w:t xml:space="preserve"> A</w:t>
       </w:r>
       <w:r>
         <w:rPr>
@@ -40261,7 +41252,7 @@
         <w:rPr>
           <w:lang w:val="en-US"/>
         </w:rPr>
-        <w:t xml:space="preserve"> (1999)</w:t>
+        <w:t xml:space="preserve"> (2019)</w:t>
       </w:r>
       <w:r>
         <w:rPr>
@@ -40273,21 +41264,7 @@
         <w:rPr>
           <w:lang w:val="en-US"/>
         </w:rPr>
-        <w:t xml:space="preserve"> Design of the NASA </w:t>
-      </w:r>
-      <w:proofErr w:type="spellStart"/>
-      <w:r>
-        <w:rPr>
-          <w:lang w:val="en-US"/>
-        </w:rPr>
-        <w:t>robonaut</w:t>
-      </w:r>
-      <w:proofErr w:type="spellEnd"/>
-      <w:r>
-        <w:rPr>
-          <w:lang w:val="en-US"/>
-        </w:rPr>
-        <w:t xml:space="preserve"> hand. ASME Dynamics and Control Division 42:813–830</w:t>
+        <w:t xml:space="preserve"> A century of robotic hands. Annual Review of Control, Robotics, and Autonomous Systems 2(1):1–32</w:t>
       </w:r>
       <w:r>
         <w:rPr>
@@ -40314,6 +41291,144 @@
         <w:rPr>
           <w:lang w:val="en-US"/>
         </w:rPr>
+        <w:t xml:space="preserve">, </w:t>
+      </w:r>
+      <w:r>
+        <w:t>(data accesării: 04.03.2026)</w:t>
+      </w:r>
+      <w:bookmarkEnd w:id="35"/>
+      <w:r>
+        <w:t>.</w:t>
+      </w:r>
+    </w:p>
+    <w:p>
+      <w:pPr>
+        <w:numPr>
+          <w:ilvl w:val="0"/>
+          <w:numId w:val="5"/>
+        </w:numPr>
+        <w:spacing w:line="312" w:lineRule="auto"/>
+        <w:ind w:right="0"/>
+        <w:rPr>
+          <w:lang w:val="en-US"/>
+        </w:rPr>
+      </w:pPr>
+      <w:bookmarkStart w:id="36" w:name="_Ref223427381"/>
+      <w:proofErr w:type="spellStart"/>
+      <w:r>
+        <w:rPr>
+          <w:lang w:val="en-US"/>
+        </w:rPr>
+        <w:t>Lovchik</w:t>
+      </w:r>
+      <w:proofErr w:type="spellEnd"/>
+      <w:r>
+        <w:rPr>
+          <w:lang w:val="en-US"/>
+        </w:rPr>
+        <w:t xml:space="preserve"> C</w:t>
+      </w:r>
+      <w:r>
+        <w:rPr>
+          <w:lang w:val="en-US"/>
+        </w:rPr>
+        <w:t>.</w:t>
+      </w:r>
+      <w:r>
+        <w:rPr>
+          <w:lang w:val="en-US"/>
+        </w:rPr>
+        <w:t>, Aldridge H</w:t>
+      </w:r>
+      <w:r>
+        <w:rPr>
+          <w:lang w:val="en-US"/>
+        </w:rPr>
+        <w:t>.</w:t>
+      </w:r>
+      <w:r>
+        <w:rPr>
+          <w:lang w:val="en-US"/>
+        </w:rPr>
+        <w:t xml:space="preserve">, </w:t>
+      </w:r>
+      <w:proofErr w:type="spellStart"/>
+      <w:r>
+        <w:rPr>
+          <w:lang w:val="en-US"/>
+        </w:rPr>
+        <w:t>Diftler</w:t>
+      </w:r>
+      <w:proofErr w:type="spellEnd"/>
+      <w:r>
+        <w:rPr>
+          <w:lang w:val="en-US"/>
+        </w:rPr>
+        <w:t xml:space="preserve"> M</w:t>
+      </w:r>
+      <w:r>
+        <w:rPr>
+          <w:lang w:val="en-US"/>
+        </w:rPr>
+        <w:t>.</w:t>
+      </w:r>
+      <w:r>
+        <w:rPr>
+          <w:lang w:val="en-US"/>
+        </w:rPr>
+        <w:t xml:space="preserve"> (1999)</w:t>
+      </w:r>
+      <w:r>
+        <w:rPr>
+          <w:lang w:val="en-US"/>
+        </w:rPr>
+        <w:t>.</w:t>
+      </w:r>
+      <w:r>
+        <w:rPr>
+          <w:lang w:val="en-US"/>
+        </w:rPr>
+        <w:t xml:space="preserve"> Design of the NASA </w:t>
+      </w:r>
+      <w:proofErr w:type="spellStart"/>
+      <w:r>
+        <w:rPr>
+          <w:lang w:val="en-US"/>
+        </w:rPr>
+        <w:t>robonaut</w:t>
+      </w:r>
+      <w:proofErr w:type="spellEnd"/>
+      <w:r>
+        <w:rPr>
+          <w:lang w:val="en-US"/>
+        </w:rPr>
+        <w:t xml:space="preserve"> hand. ASME Dynamics and Control Division 42:813–830</w:t>
+      </w:r>
+      <w:r>
+        <w:rPr>
+          <w:lang w:val="en-US"/>
+        </w:rPr>
+        <w:t>.</w:t>
+      </w:r>
+      <w:r>
+        <w:rPr>
+          <w:lang w:val="en-US"/>
+        </w:rPr>
+        <w:t xml:space="preserve"> </w:t>
+      </w:r>
+      <w:hyperlink r:id="rId20" w:history="1">
+        <w:r>
+          <w:rPr>
+            <w:rStyle w:val="Hyperlink"/>
+            <w:lang w:val="en-US"/>
+          </w:rPr>
+          <w:t>Link</w:t>
+        </w:r>
+      </w:hyperlink>
+      <w:r>
+        <w:rPr>
+          <w:lang w:val="en-US"/>
+        </w:rPr>
         <w:t>, (</w:t>
       </w:r>
       <w:r>
@@ -40325,7 +41440,7 @@
         </w:rPr>
         <w:t>)</w:t>
       </w:r>
-      <w:bookmarkEnd w:id="35"/>
+      <w:bookmarkEnd w:id="36"/>
       <w:r>
         <w:rPr>
           <w:lang w:val="en-US"/>
@@ -40375,7 +41490,7 @@
         <w:spacing w:after="311" w:line="312" w:lineRule="auto"/>
         <w:ind w:left="-5"/>
       </w:pPr>
-      <w:bookmarkStart w:id="36" w:name="_Toc223607484"/>
+      <w:bookmarkStart w:id="37" w:name="_Toc223680552"/>
       <w:r>
         <w:rPr>
           <w:rFonts w:ascii="Times New Roman" w:hAnsi="Times New Roman" w:cs="Times New Roman"/>
@@ -40387,7 +41502,7 @@
         <w:lastRenderedPageBreak/>
         <w:t>Anexe</w:t>
       </w:r>
-      <w:bookmarkEnd w:id="36"/>
+      <w:bookmarkEnd w:id="37"/>
       <w:r>
         <w:t xml:space="preserve"> </w:t>
       </w:r>
@@ -40420,8 +41535,8 @@
       </w:pPr>
     </w:p>
     <w:sectPr>
-      <w:headerReference w:type="default" r:id="rId20"/>
-      <w:footerReference w:type="default" r:id="rId21"/>
+      <w:headerReference w:type="default" r:id="rId21"/>
+      <w:footerReference w:type="default" r:id="rId22"/>
       <w:pgSz w:w="11906" w:h="16838" w:code="9"/>
       <w:pgMar w:top="1152" w:right="1152" w:bottom="1152" w:left="1440" w:header="43" w:footer="720" w:gutter="0"/>
       <w:pgNumType w:start="1"/>
@@ -42202,7 +43317,6 @@
   <w:style w:type="character" w:default="1" w:styleId="DefaultParagraphFont">
     <w:name w:val="Default Paragraph Font"/>
     <w:uiPriority w:val="1"/>
-    <w:semiHidden/>
     <w:unhideWhenUsed/>
   </w:style>
   <w:style w:type="table" w:default="1" w:styleId="TableNormal">

--- a/lic.docx
+++ b/lic.docx
@@ -613,7 +613,7 @@
           <w:r>
             <w:fldChar w:fldCharType="separate"/>
           </w:r>
-          <w:hyperlink w:anchor="_Toc223941139" w:history="1">
+          <w:hyperlink w:anchor="_Toc223943442" w:history="1">
             <w:r>
               <w:rPr>
                 <w:rStyle w:val="Hyperlink"/>
@@ -643,7 +643,7 @@
                 <w:noProof/>
                 <w:webHidden/>
               </w:rPr>
-              <w:instrText xml:space="preserve"> PAGEREF _Toc223941139 \h </w:instrText>
+              <w:instrText xml:space="preserve"> PAGEREF _Toc223943442 \h </w:instrText>
             </w:r>
             <w:r>
               <w:rPr>
@@ -688,7 +688,7 @@
               <w:lang w:val="en-US"/>
             </w:rPr>
           </w:pPr>
-          <w:hyperlink w:anchor="_Toc223941140" w:history="1">
+          <w:hyperlink w:anchor="_Toc223943443" w:history="1">
             <w:r>
               <w:rPr>
                 <w:rStyle w:val="Hyperlink"/>
@@ -718,7 +718,7 @@
                 <w:noProof/>
                 <w:webHidden/>
               </w:rPr>
-              <w:instrText xml:space="preserve"> PAGEREF _Toc223941140 \h </w:instrText>
+              <w:instrText xml:space="preserve"> PAGEREF _Toc223943443 \h </w:instrText>
             </w:r>
             <w:r>
               <w:rPr>
@@ -765,7 +765,7 @@
               <w14:ligatures w14:val="standardContextual"/>
             </w:rPr>
           </w:pPr>
-          <w:hyperlink w:anchor="_Toc223941141" w:history="1">
+          <w:hyperlink w:anchor="_Toc223943444" w:history="1">
             <w:r>
               <w:rPr>
                 <w:rStyle w:val="Hyperlink"/>
@@ -795,7 +795,7 @@
                 <w:noProof/>
                 <w:webHidden/>
               </w:rPr>
-              <w:instrText xml:space="preserve"> PAGEREF _Toc223941141 \h </w:instrText>
+              <w:instrText xml:space="preserve"> PAGEREF _Toc223943444 \h </w:instrText>
             </w:r>
             <w:r>
               <w:rPr>
@@ -842,7 +842,7 @@
               <w14:ligatures w14:val="standardContextual"/>
             </w:rPr>
           </w:pPr>
-          <w:hyperlink w:anchor="_Toc223941142" w:history="1">
+          <w:hyperlink w:anchor="_Toc223943445" w:history="1">
             <w:r>
               <w:rPr>
                 <w:rStyle w:val="Hyperlink"/>
@@ -872,7 +872,7 @@
                 <w:noProof/>
                 <w:webHidden/>
               </w:rPr>
-              <w:instrText xml:space="preserve"> PAGEREF _Toc223941142 \h </w:instrText>
+              <w:instrText xml:space="preserve"> PAGEREF _Toc223943445 \h </w:instrText>
             </w:r>
             <w:r>
               <w:rPr>
@@ -917,7 +917,7 @@
               <w:lang w:val="en-US"/>
             </w:rPr>
           </w:pPr>
-          <w:hyperlink w:anchor="_Toc223941143" w:history="1">
+          <w:hyperlink w:anchor="_Toc223943446" w:history="1">
             <w:r>
               <w:rPr>
                 <w:rStyle w:val="Hyperlink"/>
@@ -947,7 +947,7 @@
                 <w:noProof/>
                 <w:webHidden/>
               </w:rPr>
-              <w:instrText xml:space="preserve"> PAGEREF _Toc223941143 \h </w:instrText>
+              <w:instrText xml:space="preserve"> PAGEREF _Toc223943446 \h </w:instrText>
             </w:r>
             <w:r>
               <w:rPr>
@@ -994,7 +994,7 @@
               <w14:ligatures w14:val="standardContextual"/>
             </w:rPr>
           </w:pPr>
-          <w:hyperlink w:anchor="_Toc223941144" w:history="1">
+          <w:hyperlink w:anchor="_Toc223943447" w:history="1">
             <w:r>
               <w:rPr>
                 <w:rStyle w:val="Hyperlink"/>
@@ -1024,7 +1024,7 @@
                 <w:noProof/>
                 <w:webHidden/>
               </w:rPr>
-              <w:instrText xml:space="preserve"> PAGEREF _Toc223941144 \h </w:instrText>
+              <w:instrText xml:space="preserve"> PAGEREF _Toc223943447 \h </w:instrText>
             </w:r>
             <w:r>
               <w:rPr>
@@ -1071,7 +1071,7 @@
               <w14:ligatures w14:val="standardContextual"/>
             </w:rPr>
           </w:pPr>
-          <w:hyperlink w:anchor="_Toc223941145" w:history="1">
+          <w:hyperlink w:anchor="_Toc223943448" w:history="1">
             <w:r>
               <w:rPr>
                 <w:rStyle w:val="Hyperlink"/>
@@ -1101,7 +1101,7 @@
                 <w:noProof/>
                 <w:webHidden/>
               </w:rPr>
-              <w:instrText xml:space="preserve"> PAGEREF _Toc223941145 \h </w:instrText>
+              <w:instrText xml:space="preserve"> PAGEREF _Toc223943448 \h </w:instrText>
             </w:r>
             <w:r>
               <w:rPr>
@@ -1146,7 +1146,7 @@
               <w:lang w:val="en-US"/>
             </w:rPr>
           </w:pPr>
-          <w:hyperlink w:anchor="_Toc223941146" w:history="1">
+          <w:hyperlink w:anchor="_Toc223943449" w:history="1">
             <w:r>
               <w:rPr>
                 <w:rStyle w:val="Hyperlink"/>
@@ -1176,7 +1176,7 @@
                 <w:noProof/>
                 <w:webHidden/>
               </w:rPr>
-              <w:instrText xml:space="preserve"> PAGEREF _Toc223941146 \h </w:instrText>
+              <w:instrText xml:space="preserve"> PAGEREF _Toc223943449 \h </w:instrText>
             </w:r>
             <w:r>
               <w:rPr>
@@ -1223,7 +1223,7 @@
               <w14:ligatures w14:val="standardContextual"/>
             </w:rPr>
           </w:pPr>
-          <w:hyperlink w:anchor="_Toc223941147" w:history="1">
+          <w:hyperlink w:anchor="_Toc223943450" w:history="1">
             <w:r>
               <w:rPr>
                 <w:rStyle w:val="Hyperlink"/>
@@ -1274,7 +1274,7 @@
                 <w:noProof/>
                 <w:webHidden/>
               </w:rPr>
-              <w:instrText xml:space="preserve"> PAGEREF _Toc223941147 \h </w:instrText>
+              <w:instrText xml:space="preserve"> PAGEREF _Toc223943450 \h </w:instrText>
             </w:r>
             <w:r>
               <w:rPr>
@@ -1321,7 +1321,7 @@
               <w14:ligatures w14:val="standardContextual"/>
             </w:rPr>
           </w:pPr>
-          <w:hyperlink w:anchor="_Toc223941148" w:history="1">
+          <w:hyperlink w:anchor="_Toc223943451" w:history="1">
             <w:r>
               <w:rPr>
                 <w:rStyle w:val="Hyperlink"/>
@@ -1351,7 +1351,7 @@
                 <w:noProof/>
                 <w:webHidden/>
               </w:rPr>
-              <w:instrText xml:space="preserve"> PAGEREF _Toc223941148 \h </w:instrText>
+              <w:instrText xml:space="preserve"> PAGEREF _Toc223943451 \h </w:instrText>
             </w:r>
             <w:r>
               <w:rPr>
@@ -1398,7 +1398,7 @@
               <w14:ligatures w14:val="standardContextual"/>
             </w:rPr>
           </w:pPr>
-          <w:hyperlink w:anchor="_Toc223941149" w:history="1">
+          <w:hyperlink w:anchor="_Toc223943452" w:history="1">
             <w:r>
               <w:rPr>
                 <w:rStyle w:val="Hyperlink"/>
@@ -1428,7 +1428,7 @@
                 <w:noProof/>
                 <w:webHidden/>
               </w:rPr>
-              <w:instrText xml:space="preserve"> PAGEREF _Toc223941149 \h </w:instrText>
+              <w:instrText xml:space="preserve"> PAGEREF _Toc223943452 \h </w:instrText>
             </w:r>
             <w:r>
               <w:rPr>
@@ -1473,7 +1473,7 @@
               <w:lang w:val="en-US"/>
             </w:rPr>
           </w:pPr>
-          <w:hyperlink w:anchor="_Toc223941150" w:history="1">
+          <w:hyperlink w:anchor="_Toc223943453" w:history="1">
             <w:r>
               <w:rPr>
                 <w:rStyle w:val="Hyperlink"/>
@@ -1503,7 +1503,7 @@
                 <w:noProof/>
                 <w:webHidden/>
               </w:rPr>
-              <w:instrText xml:space="preserve"> PAGEREF _Toc223941150 \h </w:instrText>
+              <w:instrText xml:space="preserve"> PAGEREF _Toc223943453 \h </w:instrText>
             </w:r>
             <w:r>
               <w:rPr>
@@ -1550,7 +1550,7 @@
               <w14:ligatures w14:val="standardContextual"/>
             </w:rPr>
           </w:pPr>
-          <w:hyperlink w:anchor="_Toc223941151" w:history="1">
+          <w:hyperlink w:anchor="_Toc223943454" w:history="1">
             <w:r>
               <w:rPr>
                 <w:rStyle w:val="Hyperlink"/>
@@ -1559,7 +1559,7 @@
                 <w:bCs/>
                 <w:noProof/>
               </w:rPr>
-              <w:t>4.1. Cerințe funcționale (control degete / interfata web / control simultan)</w:t>
+              <w:t>4.1. Cerințe funcționale</w:t>
             </w:r>
             <w:r>
               <w:rPr>
@@ -1580,7 +1580,7 @@
                 <w:noProof/>
                 <w:webHidden/>
               </w:rPr>
-              <w:instrText xml:space="preserve"> PAGEREF _Toc223941151 \h </w:instrText>
+              <w:instrText xml:space="preserve"> PAGEREF _Toc223943454 \h </w:instrText>
             </w:r>
             <w:r>
               <w:rPr>
@@ -1627,7 +1627,7 @@
               <w14:ligatures w14:val="standardContextual"/>
             </w:rPr>
           </w:pPr>
-          <w:hyperlink w:anchor="_Toc223941152" w:history="1">
+          <w:hyperlink w:anchor="_Toc223943455" w:history="1">
             <w:r>
               <w:rPr>
                 <w:rStyle w:val="Hyperlink"/>
@@ -1657,7 +1657,7 @@
                 <w:noProof/>
                 <w:webHidden/>
               </w:rPr>
-              <w:instrText xml:space="preserve"> PAGEREF _Toc223941152 \h </w:instrText>
+              <w:instrText xml:space="preserve"> PAGEREF _Toc223943455 \h </w:instrText>
             </w:r>
             <w:r>
               <w:rPr>
@@ -1677,7 +1677,7 @@
                 <w:noProof/>
                 <w:webHidden/>
               </w:rPr>
-              <w:t>12</w:t>
+              <w:t>13</w:t>
             </w:r>
             <w:r>
               <w:rPr>
@@ -1704,7 +1704,7 @@
               <w14:ligatures w14:val="standardContextual"/>
             </w:rPr>
           </w:pPr>
-          <w:hyperlink w:anchor="_Toc223941153" w:history="1">
+          <w:hyperlink w:anchor="_Toc223943456" w:history="1">
             <w:r>
               <w:rPr>
                 <w:rStyle w:val="Hyperlink"/>
@@ -1734,82 +1734,7 @@
                 <w:noProof/>
                 <w:webHidden/>
               </w:rPr>
-              <w:instrText xml:space="preserve"> PAGEREF _Toc223941153 \h </w:instrText>
-            </w:r>
-            <w:r>
-              <w:rPr>
-                <w:noProof/>
-                <w:webHidden/>
-              </w:rPr>
-            </w:r>
-            <w:r>
-              <w:rPr>
-                <w:noProof/>
-                <w:webHidden/>
-              </w:rPr>
-              <w:fldChar w:fldCharType="separate"/>
-            </w:r>
-            <w:r>
-              <w:rPr>
-                <w:noProof/>
-                <w:webHidden/>
-              </w:rPr>
-              <w:t>12</w:t>
-            </w:r>
-            <w:r>
-              <w:rPr>
-                <w:noProof/>
-                <w:webHidden/>
-              </w:rPr>
-              <w:fldChar w:fldCharType="end"/>
-            </w:r>
-          </w:hyperlink>
-        </w:p>
-        <w:p>
-          <w:pPr>
-            <w:pStyle w:val="TOC1"/>
-            <w:tabs>
-              <w:tab w:val="right" w:leader="dot" w:pos="9304"/>
-            </w:tabs>
-            <w:rPr>
-              <w:rFonts w:asciiTheme="minorHAnsi" w:eastAsiaTheme="minorEastAsia" w:hAnsiTheme="minorHAnsi" w:cstheme="minorBidi"/>
-              <w:noProof/>
-              <w:color w:val="auto"/>
-              <w:sz w:val="24"/>
-              <w:lang w:val="en-US"/>
-            </w:rPr>
-          </w:pPr>
-          <w:hyperlink w:anchor="_Toc223941154" w:history="1">
-            <w:r>
-              <w:rPr>
-                <w:rStyle w:val="Hyperlink"/>
-                <w:rFonts w:ascii="Times New Roman" w:hAnsi="Times New Roman" w:cs="Times New Roman"/>
-                <w:b/>
-                <w:bCs/>
-                <w:noProof/>
-              </w:rPr>
-              <w:t>Capitolul 5. Implementare hardware</w:t>
-            </w:r>
-            <w:r>
-              <w:rPr>
-                <w:noProof/>
-                <w:webHidden/>
-              </w:rPr>
-              <w:tab/>
-            </w:r>
-            <w:r>
-              <w:rPr>
-                <w:noProof/>
-                <w:webHidden/>
-              </w:rPr>
-              <w:fldChar w:fldCharType="begin"/>
-            </w:r>
-            <w:r>
-              <w:rPr>
-                <w:noProof/>
-                <w:webHidden/>
-              </w:rPr>
-              <w:instrText xml:space="preserve"> PAGEREF _Toc223941154 \h </w:instrText>
+              <w:instrText xml:space="preserve"> PAGEREF _Toc223943456 \h </w:instrText>
             </w:r>
             <w:r>
               <w:rPr>
@@ -1854,7 +1779,7 @@
               <w:lang w:val="en-US"/>
             </w:rPr>
           </w:pPr>
-          <w:hyperlink w:anchor="_Toc223941155" w:history="1">
+          <w:hyperlink w:anchor="_Toc223943457" w:history="1">
             <w:r>
               <w:rPr>
                 <w:rStyle w:val="Hyperlink"/>
@@ -1863,7 +1788,7 @@
                 <w:bCs/>
                 <w:noProof/>
               </w:rPr>
-              <w:t>Capitolul 6. Implementare software</w:t>
+              <w:t>Capitolul 5. Implementare hardware</w:t>
             </w:r>
             <w:r>
               <w:rPr>
@@ -1884,7 +1809,7 @@
                 <w:noProof/>
                 <w:webHidden/>
               </w:rPr>
-              <w:instrText xml:space="preserve"> PAGEREF _Toc223941155 \h </w:instrText>
+              <w:instrText xml:space="preserve"> PAGEREF _Toc223943457 \h </w:instrText>
             </w:r>
             <w:r>
               <w:rPr>
@@ -1917,6 +1842,81 @@
         </w:p>
         <w:p>
           <w:pPr>
+            <w:pStyle w:val="TOC1"/>
+            <w:tabs>
+              <w:tab w:val="right" w:leader="dot" w:pos="9304"/>
+            </w:tabs>
+            <w:rPr>
+              <w:rFonts w:asciiTheme="minorHAnsi" w:eastAsiaTheme="minorEastAsia" w:hAnsiTheme="minorHAnsi" w:cstheme="minorBidi"/>
+              <w:noProof/>
+              <w:color w:val="auto"/>
+              <w:sz w:val="24"/>
+              <w:lang w:val="en-US"/>
+            </w:rPr>
+          </w:pPr>
+          <w:hyperlink w:anchor="_Toc223943458" w:history="1">
+            <w:r>
+              <w:rPr>
+                <w:rStyle w:val="Hyperlink"/>
+                <w:rFonts w:ascii="Times New Roman" w:hAnsi="Times New Roman" w:cs="Times New Roman"/>
+                <w:b/>
+                <w:bCs/>
+                <w:noProof/>
+              </w:rPr>
+              <w:t>Capitolul 6. Implementare software</w:t>
+            </w:r>
+            <w:r>
+              <w:rPr>
+                <w:noProof/>
+                <w:webHidden/>
+              </w:rPr>
+              <w:tab/>
+            </w:r>
+            <w:r>
+              <w:rPr>
+                <w:noProof/>
+                <w:webHidden/>
+              </w:rPr>
+              <w:fldChar w:fldCharType="begin"/>
+            </w:r>
+            <w:r>
+              <w:rPr>
+                <w:noProof/>
+                <w:webHidden/>
+              </w:rPr>
+              <w:instrText xml:space="preserve"> PAGEREF _Toc223943458 \h </w:instrText>
+            </w:r>
+            <w:r>
+              <w:rPr>
+                <w:noProof/>
+                <w:webHidden/>
+              </w:rPr>
+            </w:r>
+            <w:r>
+              <w:rPr>
+                <w:noProof/>
+                <w:webHidden/>
+              </w:rPr>
+              <w:fldChar w:fldCharType="separate"/>
+            </w:r>
+            <w:r>
+              <w:rPr>
+                <w:noProof/>
+                <w:webHidden/>
+              </w:rPr>
+              <w:t>15</w:t>
+            </w:r>
+            <w:r>
+              <w:rPr>
+                <w:noProof/>
+                <w:webHidden/>
+              </w:rPr>
+              <w:fldChar w:fldCharType="end"/>
+            </w:r>
+          </w:hyperlink>
+        </w:p>
+        <w:p>
+          <w:pPr>
             <w:pStyle w:val="TOC2"/>
             <w:tabs>
               <w:tab w:val="right" w:leader="dot" w:pos="9304"/>
@@ -1931,7 +1931,7 @@
               <w14:ligatures w14:val="standardContextual"/>
             </w:rPr>
           </w:pPr>
-          <w:hyperlink w:anchor="_Toc223941156" w:history="1">
+          <w:hyperlink w:anchor="_Toc223943459" w:history="1">
             <w:r>
               <w:rPr>
                 <w:rStyle w:val="Hyperlink"/>
@@ -1961,7 +1961,7 @@
                 <w:noProof/>
                 <w:webHidden/>
               </w:rPr>
-              <w:instrText xml:space="preserve"> PAGEREF _Toc223941156 \h </w:instrText>
+              <w:instrText xml:space="preserve"> PAGEREF _Toc223943459 \h </w:instrText>
             </w:r>
             <w:r>
               <w:rPr>
@@ -1981,7 +1981,7 @@
                 <w:noProof/>
                 <w:webHidden/>
               </w:rPr>
-              <w:t>14</w:t>
+              <w:t>15</w:t>
             </w:r>
             <w:r>
               <w:rPr>
@@ -2008,7 +2008,7 @@
               <w14:ligatures w14:val="standardContextual"/>
             </w:rPr>
           </w:pPr>
-          <w:hyperlink w:anchor="_Toc223941157" w:history="1">
+          <w:hyperlink w:anchor="_Toc223943460" w:history="1">
             <w:r>
               <w:rPr>
                 <w:rStyle w:val="Hyperlink"/>
@@ -2038,7 +2038,7 @@
                 <w:noProof/>
                 <w:webHidden/>
               </w:rPr>
-              <w:instrText xml:space="preserve"> PAGEREF _Toc223941157 \h </w:instrText>
+              <w:instrText xml:space="preserve"> PAGEREF _Toc223943460 \h </w:instrText>
             </w:r>
             <w:r>
               <w:rPr>
@@ -2058,7 +2058,7 @@
                 <w:noProof/>
                 <w:webHidden/>
               </w:rPr>
-              <w:t>14</w:t>
+              <w:t>15</w:t>
             </w:r>
             <w:r>
               <w:rPr>
@@ -2085,7 +2085,7 @@
               <w14:ligatures w14:val="standardContextual"/>
             </w:rPr>
           </w:pPr>
-          <w:hyperlink w:anchor="_Toc223941158" w:history="1">
+          <w:hyperlink w:anchor="_Toc223943461" w:history="1">
             <w:r>
               <w:rPr>
                 <w:rStyle w:val="Hyperlink"/>
@@ -2115,7 +2115,7 @@
                 <w:noProof/>
                 <w:webHidden/>
               </w:rPr>
-              <w:instrText xml:space="preserve"> PAGEREF _Toc223941158 \h </w:instrText>
+              <w:instrText xml:space="preserve"> PAGEREF _Toc223943461 \h </w:instrText>
             </w:r>
             <w:r>
               <w:rPr>
@@ -2135,7 +2135,7 @@
                 <w:noProof/>
                 <w:webHidden/>
               </w:rPr>
-              <w:t>14</w:t>
+              <w:t>15</w:t>
             </w:r>
             <w:r>
               <w:rPr>
@@ -2162,7 +2162,7 @@
               <w14:ligatures w14:val="standardContextual"/>
             </w:rPr>
           </w:pPr>
-          <w:hyperlink w:anchor="_Toc223941159" w:history="1">
+          <w:hyperlink w:anchor="_Toc223943462" w:history="1">
             <w:r>
               <w:rPr>
                 <w:rStyle w:val="Hyperlink"/>
@@ -2193,7 +2193,7 @@
                 <w:noProof/>
                 <w:webHidden/>
               </w:rPr>
-              <w:instrText xml:space="preserve"> PAGEREF _Toc223941159 \h </w:instrText>
+              <w:instrText xml:space="preserve"> PAGEREF _Toc223943462 \h </w:instrText>
             </w:r>
             <w:r>
               <w:rPr>
@@ -2213,7 +2213,7 @@
                 <w:noProof/>
                 <w:webHidden/>
               </w:rPr>
-              <w:t>14</w:t>
+              <w:t>15</w:t>
             </w:r>
             <w:r>
               <w:rPr>
@@ -2240,7 +2240,7 @@
               <w14:ligatures w14:val="standardContextual"/>
             </w:rPr>
           </w:pPr>
-          <w:hyperlink w:anchor="_Toc223941160" w:history="1">
+          <w:hyperlink w:anchor="_Toc223943463" w:history="1">
             <w:r>
               <w:rPr>
                 <w:rStyle w:val="Hyperlink"/>
@@ -2291,247 +2291,7 @@
                 <w:noProof/>
                 <w:webHidden/>
               </w:rPr>
-              <w:instrText xml:space="preserve"> PAGEREF _Toc223941160 \h </w:instrText>
-            </w:r>
-            <w:r>
-              <w:rPr>
-                <w:noProof/>
-                <w:webHidden/>
-              </w:rPr>
-            </w:r>
-            <w:r>
-              <w:rPr>
-                <w:noProof/>
-                <w:webHidden/>
-              </w:rPr>
-              <w:fldChar w:fldCharType="separate"/>
-            </w:r>
-            <w:r>
-              <w:rPr>
-                <w:noProof/>
-                <w:webHidden/>
-              </w:rPr>
-              <w:t>14</w:t>
-            </w:r>
-            <w:r>
-              <w:rPr>
-                <w:noProof/>
-                <w:webHidden/>
-              </w:rPr>
-              <w:fldChar w:fldCharType="end"/>
-            </w:r>
-          </w:hyperlink>
-        </w:p>
-        <w:p>
-          <w:pPr>
-            <w:pStyle w:val="TOC1"/>
-            <w:tabs>
-              <w:tab w:val="right" w:leader="dot" w:pos="9304"/>
-            </w:tabs>
-            <w:rPr>
-              <w:rFonts w:asciiTheme="minorHAnsi" w:eastAsiaTheme="minorEastAsia" w:hAnsiTheme="minorHAnsi" w:cstheme="minorBidi"/>
-              <w:noProof/>
-              <w:color w:val="auto"/>
-              <w:sz w:val="24"/>
-              <w:lang w:val="en-US"/>
-            </w:rPr>
-          </w:pPr>
-          <w:hyperlink w:anchor="_Toc223941161" w:history="1">
-            <w:r>
-              <w:rPr>
-                <w:rStyle w:val="Hyperlink"/>
-                <w:rFonts w:ascii="Times New Roman" w:hAnsi="Times New Roman" w:cs="Times New Roman"/>
-                <w:b/>
-                <w:bCs/>
-                <w:noProof/>
-                <w:lang w:val="en-US"/>
-              </w:rPr>
-              <w:t xml:space="preserve">Capitolul 7. </w:t>
-            </w:r>
-            <w:r>
-              <w:rPr>
-                <w:rStyle w:val="Hyperlink"/>
-                <w:rFonts w:ascii="Times New Roman" w:hAnsi="Times New Roman" w:cs="Times New Roman"/>
-                <w:b/>
-                <w:bCs/>
-                <w:noProof/>
-              </w:rPr>
-              <w:t>Testare și validare</w:t>
-            </w:r>
-            <w:r>
-              <w:rPr>
-                <w:noProof/>
-                <w:webHidden/>
-              </w:rPr>
-              <w:tab/>
-            </w:r>
-            <w:r>
-              <w:rPr>
-                <w:noProof/>
-                <w:webHidden/>
-              </w:rPr>
-              <w:fldChar w:fldCharType="begin"/>
-            </w:r>
-            <w:r>
-              <w:rPr>
-                <w:noProof/>
-                <w:webHidden/>
-              </w:rPr>
-              <w:instrText xml:space="preserve"> PAGEREF _Toc223941161 \h </w:instrText>
-            </w:r>
-            <w:r>
-              <w:rPr>
-                <w:noProof/>
-                <w:webHidden/>
-              </w:rPr>
-            </w:r>
-            <w:r>
-              <w:rPr>
-                <w:noProof/>
-                <w:webHidden/>
-              </w:rPr>
-              <w:fldChar w:fldCharType="separate"/>
-            </w:r>
-            <w:r>
-              <w:rPr>
-                <w:noProof/>
-                <w:webHidden/>
-              </w:rPr>
-              <w:t>15</w:t>
-            </w:r>
-            <w:r>
-              <w:rPr>
-                <w:noProof/>
-                <w:webHidden/>
-              </w:rPr>
-              <w:fldChar w:fldCharType="end"/>
-            </w:r>
-          </w:hyperlink>
-        </w:p>
-        <w:p>
-          <w:pPr>
-            <w:pStyle w:val="TOC2"/>
-            <w:tabs>
-              <w:tab w:val="right" w:leader="dot" w:pos="9304"/>
-            </w:tabs>
-            <w:rPr>
-              <w:rFonts w:cstheme="minorBidi"/>
-              <w:noProof/>
-              <w:kern w:val="2"/>
-              <w:sz w:val="24"/>
-              <w:szCs w:val="24"/>
-              <w:lang w:val="en-US"/>
-              <w14:ligatures w14:val="standardContextual"/>
-            </w:rPr>
-          </w:pPr>
-          <w:hyperlink w:anchor="_Toc223941162" w:history="1">
-            <w:r>
-              <w:rPr>
-                <w:rStyle w:val="Hyperlink"/>
-                <w:rFonts w:ascii="Times New Roman" w:hAnsi="Times New Roman"/>
-                <w:b/>
-                <w:bCs/>
-                <w:noProof/>
-              </w:rPr>
-              <w:t>7.1. Testare funcțională</w:t>
-            </w:r>
-            <w:r>
-              <w:rPr>
-                <w:noProof/>
-                <w:webHidden/>
-              </w:rPr>
-              <w:tab/>
-            </w:r>
-            <w:r>
-              <w:rPr>
-                <w:noProof/>
-                <w:webHidden/>
-              </w:rPr>
-              <w:fldChar w:fldCharType="begin"/>
-            </w:r>
-            <w:r>
-              <w:rPr>
-                <w:noProof/>
-                <w:webHidden/>
-              </w:rPr>
-              <w:instrText xml:space="preserve"> PAGEREF _Toc223941162 \h </w:instrText>
-            </w:r>
-            <w:r>
-              <w:rPr>
-                <w:noProof/>
-                <w:webHidden/>
-              </w:rPr>
-            </w:r>
-            <w:r>
-              <w:rPr>
-                <w:noProof/>
-                <w:webHidden/>
-              </w:rPr>
-              <w:fldChar w:fldCharType="separate"/>
-            </w:r>
-            <w:r>
-              <w:rPr>
-                <w:noProof/>
-                <w:webHidden/>
-              </w:rPr>
-              <w:t>15</w:t>
-            </w:r>
-            <w:r>
-              <w:rPr>
-                <w:noProof/>
-                <w:webHidden/>
-              </w:rPr>
-              <w:fldChar w:fldCharType="end"/>
-            </w:r>
-          </w:hyperlink>
-        </w:p>
-        <w:p>
-          <w:pPr>
-            <w:pStyle w:val="TOC2"/>
-            <w:tabs>
-              <w:tab w:val="right" w:leader="dot" w:pos="9304"/>
-            </w:tabs>
-            <w:rPr>
-              <w:rFonts w:cstheme="minorBidi"/>
-              <w:noProof/>
-              <w:kern w:val="2"/>
-              <w:sz w:val="24"/>
-              <w:szCs w:val="24"/>
-              <w:lang w:val="en-US"/>
-              <w14:ligatures w14:val="standardContextual"/>
-            </w:rPr>
-          </w:pPr>
-          <w:hyperlink w:anchor="_Toc223941163" w:history="1">
-            <w:r>
-              <w:rPr>
-                <w:rStyle w:val="Hyperlink"/>
-                <w:rFonts w:ascii="Times New Roman" w:hAnsi="Times New Roman"/>
-                <w:b/>
-                <w:bCs/>
-                <w:noProof/>
-              </w:rPr>
-              <w:t>7.2. Testare performanță, stres, rezultate</w:t>
-            </w:r>
-            <w:r>
-              <w:rPr>
-                <w:noProof/>
-                <w:webHidden/>
-              </w:rPr>
-              <w:tab/>
-            </w:r>
-            <w:r>
-              <w:rPr>
-                <w:noProof/>
-                <w:webHidden/>
-              </w:rPr>
-              <w:fldChar w:fldCharType="begin"/>
-            </w:r>
-            <w:r>
-              <w:rPr>
-                <w:noProof/>
-                <w:webHidden/>
-              </w:rPr>
-              <w:instrText xml:space="preserve"> PAGEREF _Toc223941163 \h </w:instrText>
+              <w:instrText xml:space="preserve"> PAGEREF _Toc223943463 \h </w:instrText>
             </w:r>
             <w:r>
               <w:rPr>
@@ -2576,7 +2336,18 @@
               <w:lang w:val="en-US"/>
             </w:rPr>
           </w:pPr>
-          <w:hyperlink w:anchor="_Toc223941164" w:history="1">
+          <w:hyperlink w:anchor="_Toc223943464" w:history="1">
+            <w:r>
+              <w:rPr>
+                <w:rStyle w:val="Hyperlink"/>
+                <w:rFonts w:ascii="Times New Roman" w:hAnsi="Times New Roman" w:cs="Times New Roman"/>
+                <w:b/>
+                <w:bCs/>
+                <w:noProof/>
+                <w:lang w:val="en-US"/>
+              </w:rPr>
+              <w:t xml:space="preserve">Capitolul 7. </w:t>
+            </w:r>
             <w:r>
               <w:rPr>
                 <w:rStyle w:val="Hyperlink"/>
@@ -2585,7 +2356,7 @@
                 <w:bCs/>
                 <w:noProof/>
               </w:rPr>
-              <w:t>Concluzii</w:t>
+              <w:t>Testare și validare</w:t>
             </w:r>
             <w:r>
               <w:rPr>
@@ -2606,7 +2377,161 @@
                 <w:noProof/>
                 <w:webHidden/>
               </w:rPr>
-              <w:instrText xml:space="preserve"> PAGEREF _Toc223941164 \h </w:instrText>
+              <w:instrText xml:space="preserve"> PAGEREF _Toc223943464 \h </w:instrText>
+            </w:r>
+            <w:r>
+              <w:rPr>
+                <w:noProof/>
+                <w:webHidden/>
+              </w:rPr>
+            </w:r>
+            <w:r>
+              <w:rPr>
+                <w:noProof/>
+                <w:webHidden/>
+              </w:rPr>
+              <w:fldChar w:fldCharType="separate"/>
+            </w:r>
+            <w:r>
+              <w:rPr>
+                <w:noProof/>
+                <w:webHidden/>
+              </w:rPr>
+              <w:t>16</w:t>
+            </w:r>
+            <w:r>
+              <w:rPr>
+                <w:noProof/>
+                <w:webHidden/>
+              </w:rPr>
+              <w:fldChar w:fldCharType="end"/>
+            </w:r>
+          </w:hyperlink>
+        </w:p>
+        <w:p>
+          <w:pPr>
+            <w:pStyle w:val="TOC2"/>
+            <w:tabs>
+              <w:tab w:val="right" w:leader="dot" w:pos="9304"/>
+            </w:tabs>
+            <w:rPr>
+              <w:rFonts w:cstheme="minorBidi"/>
+              <w:noProof/>
+              <w:kern w:val="2"/>
+              <w:sz w:val="24"/>
+              <w:szCs w:val="24"/>
+              <w:lang w:val="en-US"/>
+              <w14:ligatures w14:val="standardContextual"/>
+            </w:rPr>
+          </w:pPr>
+          <w:hyperlink w:anchor="_Toc223943465" w:history="1">
+            <w:r>
+              <w:rPr>
+                <w:rStyle w:val="Hyperlink"/>
+                <w:rFonts w:ascii="Times New Roman" w:hAnsi="Times New Roman"/>
+                <w:b/>
+                <w:bCs/>
+                <w:noProof/>
+              </w:rPr>
+              <w:t>7.1. Testare funcțională</w:t>
+            </w:r>
+            <w:r>
+              <w:rPr>
+                <w:noProof/>
+                <w:webHidden/>
+              </w:rPr>
+              <w:tab/>
+            </w:r>
+            <w:r>
+              <w:rPr>
+                <w:noProof/>
+                <w:webHidden/>
+              </w:rPr>
+              <w:fldChar w:fldCharType="begin"/>
+            </w:r>
+            <w:r>
+              <w:rPr>
+                <w:noProof/>
+                <w:webHidden/>
+              </w:rPr>
+              <w:instrText xml:space="preserve"> PAGEREF _Toc223943465 \h </w:instrText>
+            </w:r>
+            <w:r>
+              <w:rPr>
+                <w:noProof/>
+                <w:webHidden/>
+              </w:rPr>
+            </w:r>
+            <w:r>
+              <w:rPr>
+                <w:noProof/>
+                <w:webHidden/>
+              </w:rPr>
+              <w:fldChar w:fldCharType="separate"/>
+            </w:r>
+            <w:r>
+              <w:rPr>
+                <w:noProof/>
+                <w:webHidden/>
+              </w:rPr>
+              <w:t>16</w:t>
+            </w:r>
+            <w:r>
+              <w:rPr>
+                <w:noProof/>
+                <w:webHidden/>
+              </w:rPr>
+              <w:fldChar w:fldCharType="end"/>
+            </w:r>
+          </w:hyperlink>
+        </w:p>
+        <w:p>
+          <w:pPr>
+            <w:pStyle w:val="TOC2"/>
+            <w:tabs>
+              <w:tab w:val="right" w:leader="dot" w:pos="9304"/>
+            </w:tabs>
+            <w:rPr>
+              <w:rFonts w:cstheme="minorBidi"/>
+              <w:noProof/>
+              <w:kern w:val="2"/>
+              <w:sz w:val="24"/>
+              <w:szCs w:val="24"/>
+              <w:lang w:val="en-US"/>
+              <w14:ligatures w14:val="standardContextual"/>
+            </w:rPr>
+          </w:pPr>
+          <w:hyperlink w:anchor="_Toc223943466" w:history="1">
+            <w:r>
+              <w:rPr>
+                <w:rStyle w:val="Hyperlink"/>
+                <w:rFonts w:ascii="Times New Roman" w:hAnsi="Times New Roman"/>
+                <w:b/>
+                <w:bCs/>
+                <w:noProof/>
+              </w:rPr>
+              <w:t>7.2. Testare performanță, stres, rezultate</w:t>
+            </w:r>
+            <w:r>
+              <w:rPr>
+                <w:noProof/>
+                <w:webHidden/>
+              </w:rPr>
+              <w:tab/>
+            </w:r>
+            <w:r>
+              <w:rPr>
+                <w:noProof/>
+                <w:webHidden/>
+              </w:rPr>
+              <w:fldChar w:fldCharType="begin"/>
+            </w:r>
+            <w:r>
+              <w:rPr>
+                <w:noProof/>
+                <w:webHidden/>
+              </w:rPr>
+              <w:instrText xml:space="preserve"> PAGEREF _Toc223943466 \h </w:instrText>
             </w:r>
             <w:r>
               <w:rPr>
@@ -2651,7 +2576,7 @@
               <w:lang w:val="en-US"/>
             </w:rPr>
           </w:pPr>
-          <w:hyperlink w:anchor="_Toc223941165" w:history="1">
+          <w:hyperlink w:anchor="_Toc223943467" w:history="1">
             <w:r>
               <w:rPr>
                 <w:rStyle w:val="Hyperlink"/>
@@ -2660,7 +2585,7 @@
                 <w:bCs/>
                 <w:noProof/>
               </w:rPr>
-              <w:t>Bibliografie</w:t>
+              <w:t>Concluzii</w:t>
             </w:r>
             <w:r>
               <w:rPr>
@@ -2681,7 +2606,7 @@
                 <w:noProof/>
                 <w:webHidden/>
               </w:rPr>
-              <w:instrText xml:space="preserve"> PAGEREF _Toc223941165 \h </w:instrText>
+              <w:instrText xml:space="preserve"> PAGEREF _Toc223943467 \h </w:instrText>
             </w:r>
             <w:r>
               <w:rPr>
@@ -2726,7 +2651,82 @@
               <w:lang w:val="en-US"/>
             </w:rPr>
           </w:pPr>
-          <w:hyperlink w:anchor="_Toc223941166" w:history="1">
+          <w:hyperlink w:anchor="_Toc223943468" w:history="1">
+            <w:r>
+              <w:rPr>
+                <w:rStyle w:val="Hyperlink"/>
+                <w:rFonts w:ascii="Times New Roman" w:hAnsi="Times New Roman" w:cs="Times New Roman"/>
+                <w:b/>
+                <w:bCs/>
+                <w:noProof/>
+              </w:rPr>
+              <w:t>Bibliografie</w:t>
+            </w:r>
+            <w:r>
+              <w:rPr>
+                <w:noProof/>
+                <w:webHidden/>
+              </w:rPr>
+              <w:tab/>
+            </w:r>
+            <w:r>
+              <w:rPr>
+                <w:noProof/>
+                <w:webHidden/>
+              </w:rPr>
+              <w:fldChar w:fldCharType="begin"/>
+            </w:r>
+            <w:r>
+              <w:rPr>
+                <w:noProof/>
+                <w:webHidden/>
+              </w:rPr>
+              <w:instrText xml:space="preserve"> PAGEREF _Toc223943468 \h </w:instrText>
+            </w:r>
+            <w:r>
+              <w:rPr>
+                <w:noProof/>
+                <w:webHidden/>
+              </w:rPr>
+            </w:r>
+            <w:r>
+              <w:rPr>
+                <w:noProof/>
+                <w:webHidden/>
+              </w:rPr>
+              <w:fldChar w:fldCharType="separate"/>
+            </w:r>
+            <w:r>
+              <w:rPr>
+                <w:noProof/>
+                <w:webHidden/>
+              </w:rPr>
+              <w:t>18</w:t>
+            </w:r>
+            <w:r>
+              <w:rPr>
+                <w:noProof/>
+                <w:webHidden/>
+              </w:rPr>
+              <w:fldChar w:fldCharType="end"/>
+            </w:r>
+          </w:hyperlink>
+        </w:p>
+        <w:p>
+          <w:pPr>
+            <w:pStyle w:val="TOC1"/>
+            <w:tabs>
+              <w:tab w:val="right" w:leader="dot" w:pos="9304"/>
+            </w:tabs>
+            <w:rPr>
+              <w:rFonts w:asciiTheme="minorHAnsi" w:eastAsiaTheme="minorEastAsia" w:hAnsiTheme="minorHAnsi" w:cstheme="minorBidi"/>
+              <w:noProof/>
+              <w:color w:val="auto"/>
+              <w:sz w:val="24"/>
+              <w:lang w:val="en-US"/>
+            </w:rPr>
+          </w:pPr>
+          <w:hyperlink w:anchor="_Toc223943469" w:history="1">
             <w:r>
               <w:rPr>
                 <w:rStyle w:val="Hyperlink"/>
@@ -2756,7 +2756,7 @@
                 <w:noProof/>
                 <w:webHidden/>
               </w:rPr>
-              <w:instrText xml:space="preserve"> PAGEREF _Toc223941166 \h </w:instrText>
+              <w:instrText xml:space="preserve"> PAGEREF _Toc223943469 \h </w:instrText>
             </w:r>
             <w:r>
               <w:rPr>
@@ -2776,7 +2776,7 @@
                 <w:noProof/>
                 <w:webHidden/>
               </w:rPr>
-              <w:t>18</w:t>
+              <w:t>19</w:t>
             </w:r>
             <w:r>
               <w:rPr>
@@ -2850,7 +2850,7 @@
         <w:pStyle w:val="Heading1"/>
         <w:spacing w:before="0" w:after="0" w:line="312" w:lineRule="auto"/>
       </w:pPr>
-      <w:bookmarkStart w:id="1" w:name="_Toc223941139"/>
+      <w:bookmarkStart w:id="1" w:name="_Toc223943442"/>
       <w:r>
         <w:rPr>
           <w:rFonts w:ascii="Times New Roman" w:hAnsi="Times New Roman" w:cs="Times New Roman"/>
@@ -8583,25 +8583,7 @@
           <w:sz w:val="24"/>
           <w:lang w:val="en-US"/>
         </w:rPr>
-        <w:t xml:space="preserve"> </w:t>
-      </w:r>
-      <w:proofErr w:type="spellStart"/>
-      <w:r>
-        <w:rPr>
-          <w:rFonts w:ascii="Times New Roman" w:hAnsi="Times New Roman" w:cs="Times New Roman"/>
-          <w:sz w:val="24"/>
-          <w:lang w:val="en-US"/>
-        </w:rPr>
-        <w:t>robotice</w:t>
-      </w:r>
-      <w:proofErr w:type="spellEnd"/>
-      <w:r>
-        <w:rPr>
-          <w:rFonts w:ascii="Times New Roman" w:hAnsi="Times New Roman" w:cs="Times New Roman"/>
-          <w:sz w:val="24"/>
-          <w:lang w:val="en-US"/>
-        </w:rPr>
-        <w:t>.</w:t>
+        <w:t xml:space="preserve"> robotice.</w:t>
       </w:r>
     </w:p>
     <w:p>
@@ -8784,7 +8766,7 @@
         </w:rPr>
       </w:pPr>
       <w:bookmarkStart w:id="2" w:name="_Toc13091"/>
-      <w:bookmarkStart w:id="3" w:name="_Toc223941140"/>
+      <w:bookmarkStart w:id="3" w:name="_Toc223943443"/>
       <w:r>
         <w:rPr>
           <w:rFonts w:ascii="Times New Roman" w:hAnsi="Times New Roman" w:cs="Times New Roman"/>
@@ -8934,7 +8916,7 @@
           <w:szCs w:val="28"/>
         </w:rPr>
       </w:pPr>
-      <w:bookmarkStart w:id="4" w:name="_Toc223941141"/>
+      <w:bookmarkStart w:id="4" w:name="_Toc223943444"/>
       <w:r>
         <w:rPr>
           <w:rFonts w:ascii="Times New Roman" w:hAnsi="Times New Roman" w:cs="Times New Roman"/>
@@ -12442,7 +12424,7 @@
           <w:szCs w:val="28"/>
         </w:rPr>
       </w:pPr>
-      <w:bookmarkStart w:id="5" w:name="_Toc223941142"/>
+      <w:bookmarkStart w:id="5" w:name="_Toc223943445"/>
       <w:r>
         <w:rPr>
           <w:rFonts w:ascii="Times New Roman" w:hAnsi="Times New Roman" w:cs="Times New Roman"/>
@@ -15610,25 +15592,7 @@
           <w:sz w:val="24"/>
           <w:lang w:val="en-US"/>
         </w:rPr>
-        <w:t xml:space="preserve"> </w:t>
-      </w:r>
-      <w:proofErr w:type="spellStart"/>
-      <w:r>
-        <w:rPr>
-          <w:rFonts w:ascii="Times New Roman" w:hAnsi="Times New Roman" w:cs="Times New Roman"/>
-          <w:sz w:val="24"/>
-          <w:lang w:val="en-US"/>
-        </w:rPr>
-        <w:t>protezelor</w:t>
-      </w:r>
-      <w:proofErr w:type="spellEnd"/>
-      <w:r>
-        <w:rPr>
-          <w:rFonts w:ascii="Times New Roman" w:hAnsi="Times New Roman" w:cs="Times New Roman"/>
-          <w:sz w:val="24"/>
-          <w:lang w:val="en-US"/>
-        </w:rPr>
-        <w:t xml:space="preserve"> </w:t>
+        <w:t xml:space="preserve"> protezelor </w:t>
       </w:r>
       <w:proofErr w:type="spellStart"/>
       <w:r>
@@ -15830,7 +15794,7 @@
           <w:szCs w:val="36"/>
         </w:rPr>
       </w:pPr>
-      <w:bookmarkStart w:id="6" w:name="_Toc223941143"/>
+      <w:bookmarkStart w:id="6" w:name="_Toc223943446"/>
       <w:r>
         <w:rPr>
           <w:rFonts w:ascii="Times New Roman" w:hAnsi="Times New Roman" w:cs="Times New Roman"/>
@@ -15886,7 +15850,7 @@
           <w:szCs w:val="28"/>
         </w:rPr>
       </w:pPr>
-      <w:bookmarkStart w:id="7" w:name="_Toc223941144"/>
+      <w:bookmarkStart w:id="7" w:name="_Toc223943447"/>
       <w:r>
         <w:rPr>
           <w:rFonts w:ascii="Times New Roman" w:hAnsi="Times New Roman" w:cs="Times New Roman"/>
@@ -21811,7 +21775,7 @@
           <w:szCs w:val="28"/>
         </w:rPr>
       </w:pPr>
-      <w:bookmarkStart w:id="8" w:name="_Toc223941145"/>
+      <w:bookmarkStart w:id="8" w:name="_Toc223943448"/>
       <w:r>
         <w:rPr>
           <w:rFonts w:ascii="Times New Roman" w:hAnsi="Times New Roman" w:cs="Times New Roman"/>
@@ -26051,39 +26015,7 @@
                     <w:sz w:val="24"/>
                     <w:lang w:val="en-US"/>
                   </w:rPr>
-                  <m:t>Period</m:t>
-                </m:r>
-                <m:r>
-                  <w:rPr>
-                    <w:rFonts w:ascii="Cambria Math" w:hAnsi="Cambria Math" w:cs="Times New Roman"/>
-                    <w:sz w:val="24"/>
-                    <w:lang w:val="en-US"/>
-                  </w:rPr>
-                  <m:t xml:space="preserve"> </m:t>
-                </m:r>
-                <m:r>
-                  <w:rPr>
-                    <w:rFonts w:ascii="Cambria Math" w:hAnsi="Cambria Math" w:cs="Times New Roman"/>
-                    <w:sz w:val="24"/>
-                    <w:lang w:val="en-US"/>
-                  </w:rPr>
-                  <m:t>-</m:t>
-                </m:r>
-                <m:r>
-                  <w:rPr>
-                    <w:rFonts w:ascii="Cambria Math" w:hAnsi="Cambria Math" w:cs="Times New Roman"/>
-                    <w:sz w:val="24"/>
-                    <w:lang w:val="en-US"/>
-                  </w:rPr>
-                  <m:t xml:space="preserve"> </m:t>
-                </m:r>
-                <m:r>
-                  <w:rPr>
-                    <w:rFonts w:ascii="Cambria Math" w:hAnsi="Cambria Math" w:cs="Times New Roman"/>
-                    <w:sz w:val="24"/>
-                    <w:lang w:val="en-US"/>
-                  </w:rPr>
-                  <m:t>A</m:t>
+                  <m:t>Period - A</m:t>
                 </m:r>
               </m:e>
             </m:d>
@@ -26224,21 +26156,7 @@
           <w:rFonts w:ascii="Times New Roman" w:hAnsi="Times New Roman" w:cs="Times New Roman"/>
           <w:sz w:val="24"/>
         </w:rPr>
-        <w:t>).</w:t>
-      </w:r>
-      <w:r>
-        <w:rPr>
-          <w:rFonts w:ascii="Times New Roman" w:hAnsi="Times New Roman" w:cs="Times New Roman"/>
-          <w:sz w:val="24"/>
-        </w:rPr>
-        <w:t xml:space="preserve"> </w:t>
-      </w:r>
-      <w:r>
-        <w:rPr>
-          <w:rFonts w:ascii="Times New Roman" w:hAnsi="Times New Roman" w:cs="Times New Roman"/>
-          <w:sz w:val="24"/>
-        </w:rPr>
-        <w:t>Dacă A se potrivește cu valoarea timer-ului PWM în timp ce timer-</w:t>
+        <w:t>). Dacă A se potrivește cu valoarea timer-ului PWM în timp ce timer-</w:t>
       </w:r>
       <w:proofErr w:type="spellStart"/>
       <w:r>
@@ -29287,7 +29205,7 @@
           <w:szCs w:val="36"/>
         </w:rPr>
       </w:pPr>
-      <w:bookmarkStart w:id="9" w:name="_Toc223941146"/>
+      <w:bookmarkStart w:id="9" w:name="_Toc223943449"/>
       <w:r>
         <w:rPr>
           <w:rFonts w:ascii="Times New Roman" w:hAnsi="Times New Roman" w:cs="Times New Roman"/>
@@ -29355,7 +29273,7 @@
           <w:szCs w:val="28"/>
         </w:rPr>
       </w:pPr>
-      <w:bookmarkStart w:id="10" w:name="_Toc223941147"/>
+      <w:bookmarkStart w:id="10" w:name="_Toc223943450"/>
       <w:r>
         <w:rPr>
           <w:rFonts w:ascii="Times New Roman" w:hAnsi="Times New Roman" w:cs="Times New Roman"/>
@@ -36893,7 +36811,7 @@
           <w:szCs w:val="28"/>
         </w:rPr>
       </w:pPr>
-      <w:bookmarkStart w:id="11" w:name="_Toc223941148"/>
+      <w:bookmarkStart w:id="11" w:name="_Toc223943451"/>
       <w:r>
         <w:rPr>
           <w:rFonts w:ascii="Times New Roman" w:hAnsi="Times New Roman" w:cs="Times New Roman"/>
@@ -41080,7 +40998,7 @@
           <w:szCs w:val="28"/>
         </w:rPr>
       </w:pPr>
-      <w:bookmarkStart w:id="12" w:name="_Toc223941149"/>
+      <w:bookmarkStart w:id="12" w:name="_Toc223943452"/>
       <w:r>
         <w:rPr>
           <w:rFonts w:ascii="Times New Roman" w:hAnsi="Times New Roman" w:cs="Times New Roman"/>
@@ -45287,25 +45205,7 @@
           <w:sz w:val="24"/>
           <w:lang w:val="en-US"/>
         </w:rPr>
-        <w:t xml:space="preserve"> </w:t>
-      </w:r>
-      <w:proofErr w:type="spellStart"/>
-      <w:r>
-        <w:rPr>
-          <w:rFonts w:ascii="Times New Roman" w:hAnsi="Times New Roman" w:cs="Times New Roman"/>
-          <w:sz w:val="24"/>
-          <w:lang w:val="en-US"/>
-        </w:rPr>
-        <w:t>și</w:t>
-      </w:r>
-      <w:proofErr w:type="spellEnd"/>
-      <w:r>
-        <w:rPr>
-          <w:rFonts w:ascii="Times New Roman" w:hAnsi="Times New Roman" w:cs="Times New Roman"/>
-          <w:sz w:val="24"/>
-          <w:lang w:val="en-US"/>
-        </w:rPr>
-        <w:t xml:space="preserve"> </w:t>
+        <w:t xml:space="preserve"> și </w:t>
       </w:r>
       <w:proofErr w:type="spellStart"/>
       <w:r>
@@ -45371,6 +45271,18 @@
     </w:p>
     <w:p>
       <w:pPr>
+        <w:spacing w:line="312" w:lineRule="auto"/>
+        <w:ind w:left="0" w:firstLine="0"/>
+      </w:pPr>
+    </w:p>
+    <w:p>
+      <w:pPr>
+        <w:spacing w:line="312" w:lineRule="auto"/>
+        <w:ind w:left="0" w:firstLine="0"/>
+      </w:pPr>
+    </w:p>
+    <w:p>
+      <w:pPr>
         <w:pStyle w:val="Heading1"/>
         <w:spacing w:line="312" w:lineRule="auto"/>
         <w:rPr>
@@ -45381,7 +45293,7 @@
           <w:szCs w:val="36"/>
         </w:rPr>
       </w:pPr>
-      <w:bookmarkStart w:id="13" w:name="_Toc223941150"/>
+      <w:bookmarkStart w:id="13" w:name="_Toc223943453"/>
       <w:r>
         <w:rPr>
           <w:rFonts w:ascii="Times New Roman" w:hAnsi="Times New Roman" w:cs="Times New Roman"/>
@@ -45404,6 +45316,1702 @@
         <w:t>Proiectarea sistemului mâinii robotice</w:t>
       </w:r>
       <w:bookmarkEnd w:id="13"/>
+    </w:p>
+    <w:p>
+      <w:pPr>
+        <w:spacing w:after="0" w:line="312" w:lineRule="auto"/>
+        <w:ind w:left="0" w:right="0" w:firstLine="850"/>
+        <w:rPr>
+          <w:rFonts w:ascii="Times New Roman" w:hAnsi="Times New Roman" w:cs="Times New Roman"/>
+          <w:sz w:val="24"/>
+          <w:lang w:val="en-US"/>
+        </w:rPr>
+      </w:pPr>
+      <w:proofErr w:type="spellStart"/>
+      <w:r>
+        <w:rPr>
+          <w:rFonts w:ascii="Times New Roman" w:hAnsi="Times New Roman" w:cs="Times New Roman"/>
+          <w:sz w:val="24"/>
+          <w:lang w:val="en-US"/>
+        </w:rPr>
+        <w:t>Proiectarea</w:t>
+      </w:r>
+      <w:proofErr w:type="spellEnd"/>
+      <w:r>
+        <w:rPr>
+          <w:rFonts w:ascii="Times New Roman" w:hAnsi="Times New Roman" w:cs="Times New Roman"/>
+          <w:sz w:val="24"/>
+          <w:lang w:val="en-US"/>
+        </w:rPr>
+        <w:t xml:space="preserve"> </w:t>
+      </w:r>
+      <w:proofErr w:type="spellStart"/>
+      <w:r>
+        <w:rPr>
+          <w:rFonts w:ascii="Times New Roman" w:hAnsi="Times New Roman" w:cs="Times New Roman"/>
+          <w:sz w:val="24"/>
+          <w:lang w:val="en-US"/>
+        </w:rPr>
+        <w:t>sistemului</w:t>
+      </w:r>
+      <w:proofErr w:type="spellEnd"/>
+      <w:r>
+        <w:rPr>
+          <w:rFonts w:ascii="Times New Roman" w:hAnsi="Times New Roman" w:cs="Times New Roman"/>
+          <w:sz w:val="24"/>
+          <w:lang w:val="en-US"/>
+        </w:rPr>
+        <w:t xml:space="preserve"> </w:t>
+      </w:r>
+      <w:proofErr w:type="spellStart"/>
+      <w:r>
+        <w:rPr>
+          <w:rFonts w:ascii="Times New Roman" w:hAnsi="Times New Roman" w:cs="Times New Roman"/>
+          <w:sz w:val="24"/>
+          <w:lang w:val="en-US"/>
+        </w:rPr>
+        <w:t>mâinii</w:t>
+      </w:r>
+      <w:proofErr w:type="spellEnd"/>
+      <w:r>
+        <w:rPr>
+          <w:rFonts w:ascii="Times New Roman" w:hAnsi="Times New Roman" w:cs="Times New Roman"/>
+          <w:sz w:val="24"/>
+          <w:lang w:val="en-US"/>
+        </w:rPr>
+        <w:t xml:space="preserve"> </w:t>
+      </w:r>
+      <w:proofErr w:type="spellStart"/>
+      <w:r>
+        <w:rPr>
+          <w:rFonts w:ascii="Times New Roman" w:hAnsi="Times New Roman" w:cs="Times New Roman"/>
+          <w:sz w:val="24"/>
+          <w:lang w:val="en-US"/>
+        </w:rPr>
+        <w:t>robotice</w:t>
+      </w:r>
+      <w:proofErr w:type="spellEnd"/>
+      <w:r>
+        <w:rPr>
+          <w:rFonts w:ascii="Times New Roman" w:hAnsi="Times New Roman" w:cs="Times New Roman"/>
+          <w:sz w:val="24"/>
+          <w:lang w:val="en-US"/>
+        </w:rPr>
+        <w:t xml:space="preserve"> </w:t>
+      </w:r>
+      <w:proofErr w:type="spellStart"/>
+      <w:r>
+        <w:rPr>
+          <w:rFonts w:ascii="Times New Roman" w:hAnsi="Times New Roman" w:cs="Times New Roman"/>
+          <w:sz w:val="24"/>
+          <w:lang w:val="en-US"/>
+        </w:rPr>
+        <w:t>reprezintă</w:t>
+      </w:r>
+      <w:proofErr w:type="spellEnd"/>
+      <w:r>
+        <w:rPr>
+          <w:rFonts w:ascii="Times New Roman" w:hAnsi="Times New Roman" w:cs="Times New Roman"/>
+          <w:sz w:val="24"/>
+          <w:lang w:val="en-US"/>
+        </w:rPr>
+        <w:t xml:space="preserve"> </w:t>
+      </w:r>
+      <w:proofErr w:type="spellStart"/>
+      <w:r>
+        <w:rPr>
+          <w:rFonts w:ascii="Times New Roman" w:hAnsi="Times New Roman" w:cs="Times New Roman"/>
+          <w:sz w:val="24"/>
+          <w:lang w:val="en-US"/>
+        </w:rPr>
+        <w:t>etapa</w:t>
+      </w:r>
+      <w:proofErr w:type="spellEnd"/>
+      <w:r>
+        <w:rPr>
+          <w:rFonts w:ascii="Times New Roman" w:hAnsi="Times New Roman" w:cs="Times New Roman"/>
+          <w:sz w:val="24"/>
+          <w:lang w:val="en-US"/>
+        </w:rPr>
+        <w:t xml:space="preserve"> </w:t>
+      </w:r>
+      <w:proofErr w:type="spellStart"/>
+      <w:r>
+        <w:rPr>
+          <w:rFonts w:ascii="Times New Roman" w:hAnsi="Times New Roman" w:cs="Times New Roman"/>
+          <w:sz w:val="24"/>
+          <w:lang w:val="en-US"/>
+        </w:rPr>
+        <w:t>crucială</w:t>
+      </w:r>
+      <w:proofErr w:type="spellEnd"/>
+      <w:r>
+        <w:rPr>
+          <w:rFonts w:ascii="Times New Roman" w:hAnsi="Times New Roman" w:cs="Times New Roman"/>
+          <w:sz w:val="24"/>
+          <w:lang w:val="en-US"/>
+        </w:rPr>
+        <w:t xml:space="preserve"> </w:t>
+      </w:r>
+      <w:proofErr w:type="spellStart"/>
+      <w:r>
+        <w:rPr>
+          <w:rFonts w:ascii="Times New Roman" w:hAnsi="Times New Roman" w:cs="Times New Roman"/>
+          <w:sz w:val="24"/>
+          <w:lang w:val="en-US"/>
+        </w:rPr>
+        <w:t>în</w:t>
+      </w:r>
+      <w:proofErr w:type="spellEnd"/>
+      <w:r>
+        <w:rPr>
+          <w:rFonts w:ascii="Times New Roman" w:hAnsi="Times New Roman" w:cs="Times New Roman"/>
+          <w:sz w:val="24"/>
+          <w:lang w:val="en-US"/>
+        </w:rPr>
+        <w:t xml:space="preserve"> care </w:t>
+      </w:r>
+      <w:proofErr w:type="spellStart"/>
+      <w:r>
+        <w:rPr>
+          <w:rFonts w:ascii="Times New Roman" w:hAnsi="Times New Roman" w:cs="Times New Roman"/>
+          <w:sz w:val="24"/>
+          <w:lang w:val="en-US"/>
+        </w:rPr>
+        <w:t>cerințele</w:t>
+      </w:r>
+      <w:proofErr w:type="spellEnd"/>
+      <w:r>
+        <w:rPr>
+          <w:rFonts w:ascii="Times New Roman" w:hAnsi="Times New Roman" w:cs="Times New Roman"/>
+          <w:sz w:val="24"/>
+          <w:lang w:val="en-US"/>
+        </w:rPr>
+        <w:t xml:space="preserve"> </w:t>
+      </w:r>
+      <w:proofErr w:type="spellStart"/>
+      <w:r>
+        <w:rPr>
+          <w:rFonts w:ascii="Times New Roman" w:hAnsi="Times New Roman" w:cs="Times New Roman"/>
+          <w:sz w:val="24"/>
+          <w:lang w:val="en-US"/>
+        </w:rPr>
+        <w:t>teoretice</w:t>
+      </w:r>
+      <w:proofErr w:type="spellEnd"/>
+      <w:r>
+        <w:rPr>
+          <w:rFonts w:ascii="Times New Roman" w:hAnsi="Times New Roman" w:cs="Times New Roman"/>
+          <w:sz w:val="24"/>
+          <w:lang w:val="en-US"/>
+        </w:rPr>
+        <w:t xml:space="preserve"> </w:t>
+      </w:r>
+      <w:proofErr w:type="spellStart"/>
+      <w:r>
+        <w:rPr>
+          <w:rFonts w:ascii="Times New Roman" w:hAnsi="Times New Roman" w:cs="Times New Roman"/>
+          <w:sz w:val="24"/>
+          <w:lang w:val="en-US"/>
+        </w:rPr>
+        <w:t>și</w:t>
+      </w:r>
+      <w:proofErr w:type="spellEnd"/>
+      <w:r>
+        <w:rPr>
+          <w:rFonts w:ascii="Times New Roman" w:hAnsi="Times New Roman" w:cs="Times New Roman"/>
+          <w:sz w:val="24"/>
+          <w:lang w:val="en-US"/>
+        </w:rPr>
+        <w:t xml:space="preserve"> </w:t>
+      </w:r>
+      <w:proofErr w:type="spellStart"/>
+      <w:r>
+        <w:rPr>
+          <w:rFonts w:ascii="Times New Roman" w:hAnsi="Times New Roman" w:cs="Times New Roman"/>
+          <w:sz w:val="24"/>
+          <w:lang w:val="en-US"/>
+        </w:rPr>
+        <w:t>funcționale</w:t>
+      </w:r>
+      <w:proofErr w:type="spellEnd"/>
+      <w:r>
+        <w:rPr>
+          <w:rFonts w:ascii="Times New Roman" w:hAnsi="Times New Roman" w:cs="Times New Roman"/>
+          <w:sz w:val="24"/>
+          <w:lang w:val="en-US"/>
+        </w:rPr>
+        <w:t xml:space="preserve"> </w:t>
+      </w:r>
+      <w:proofErr w:type="spellStart"/>
+      <w:r>
+        <w:rPr>
+          <w:rFonts w:ascii="Times New Roman" w:hAnsi="Times New Roman" w:cs="Times New Roman"/>
+          <w:sz w:val="24"/>
+          <w:lang w:val="en-US"/>
+        </w:rPr>
+        <w:t>identificate</w:t>
+      </w:r>
+      <w:proofErr w:type="spellEnd"/>
+      <w:r>
+        <w:rPr>
+          <w:rFonts w:ascii="Times New Roman" w:hAnsi="Times New Roman" w:cs="Times New Roman"/>
+          <w:sz w:val="24"/>
+          <w:lang w:val="en-US"/>
+        </w:rPr>
+        <w:t xml:space="preserve"> anterior se </w:t>
+      </w:r>
+      <w:proofErr w:type="spellStart"/>
+      <w:r>
+        <w:rPr>
+          <w:rFonts w:ascii="Times New Roman" w:hAnsi="Times New Roman" w:cs="Times New Roman"/>
+          <w:sz w:val="24"/>
+          <w:lang w:val="en-US"/>
+        </w:rPr>
+        <w:t>transformă</w:t>
+      </w:r>
+      <w:proofErr w:type="spellEnd"/>
+      <w:r>
+        <w:rPr>
+          <w:rFonts w:ascii="Times New Roman" w:hAnsi="Times New Roman" w:cs="Times New Roman"/>
+          <w:sz w:val="24"/>
+          <w:lang w:val="en-US"/>
+        </w:rPr>
+        <w:t xml:space="preserve"> </w:t>
+      </w:r>
+      <w:proofErr w:type="spellStart"/>
+      <w:r>
+        <w:rPr>
+          <w:rFonts w:ascii="Times New Roman" w:hAnsi="Times New Roman" w:cs="Times New Roman"/>
+          <w:sz w:val="24"/>
+          <w:lang w:val="en-US"/>
+        </w:rPr>
+        <w:t>în</w:t>
+      </w:r>
+      <w:proofErr w:type="spellEnd"/>
+      <w:r>
+        <w:rPr>
+          <w:rFonts w:ascii="Times New Roman" w:hAnsi="Times New Roman" w:cs="Times New Roman"/>
+          <w:sz w:val="24"/>
+          <w:lang w:val="en-US"/>
+        </w:rPr>
+        <w:t xml:space="preserve"> </w:t>
+      </w:r>
+      <w:proofErr w:type="spellStart"/>
+      <w:r>
+        <w:rPr>
+          <w:rFonts w:ascii="Times New Roman" w:hAnsi="Times New Roman" w:cs="Times New Roman"/>
+          <w:sz w:val="24"/>
+          <w:lang w:val="en-US"/>
+        </w:rPr>
+        <w:t>specificații</w:t>
+      </w:r>
+      <w:proofErr w:type="spellEnd"/>
+      <w:r>
+        <w:rPr>
+          <w:rFonts w:ascii="Times New Roman" w:hAnsi="Times New Roman" w:cs="Times New Roman"/>
+          <w:sz w:val="24"/>
+          <w:lang w:val="en-US"/>
+        </w:rPr>
+        <w:t xml:space="preserve"> concrete </w:t>
+      </w:r>
+      <w:proofErr w:type="spellStart"/>
+      <w:r>
+        <w:rPr>
+          <w:rFonts w:ascii="Times New Roman" w:hAnsi="Times New Roman" w:cs="Times New Roman"/>
+          <w:sz w:val="24"/>
+          <w:lang w:val="en-US"/>
+        </w:rPr>
+        <w:t>pentru</w:t>
+      </w:r>
+      <w:proofErr w:type="spellEnd"/>
+      <w:r>
+        <w:rPr>
+          <w:rFonts w:ascii="Times New Roman" w:hAnsi="Times New Roman" w:cs="Times New Roman"/>
+          <w:sz w:val="24"/>
+          <w:lang w:val="en-US"/>
+        </w:rPr>
+        <w:t xml:space="preserve"> </w:t>
+      </w:r>
+      <w:proofErr w:type="spellStart"/>
+      <w:r>
+        <w:rPr>
+          <w:rFonts w:ascii="Times New Roman" w:hAnsi="Times New Roman" w:cs="Times New Roman"/>
+          <w:sz w:val="24"/>
+          <w:lang w:val="en-US"/>
+        </w:rPr>
+        <w:t>implementare</w:t>
+      </w:r>
+      <w:proofErr w:type="spellEnd"/>
+      <w:r>
+        <w:rPr>
+          <w:rFonts w:ascii="Times New Roman" w:hAnsi="Times New Roman" w:cs="Times New Roman"/>
+          <w:sz w:val="24"/>
+          <w:lang w:val="en-US"/>
+        </w:rPr>
+        <w:t xml:space="preserve"> hardware </w:t>
+      </w:r>
+      <w:proofErr w:type="spellStart"/>
+      <w:r>
+        <w:rPr>
+          <w:rFonts w:ascii="Times New Roman" w:hAnsi="Times New Roman" w:cs="Times New Roman"/>
+          <w:sz w:val="24"/>
+          <w:lang w:val="en-US"/>
+        </w:rPr>
+        <w:t>și</w:t>
+      </w:r>
+      <w:proofErr w:type="spellEnd"/>
+      <w:r>
+        <w:rPr>
+          <w:rFonts w:ascii="Times New Roman" w:hAnsi="Times New Roman" w:cs="Times New Roman"/>
+          <w:sz w:val="24"/>
+          <w:lang w:val="en-US"/>
+        </w:rPr>
+        <w:t xml:space="preserve"> software. </w:t>
+      </w:r>
+      <w:proofErr w:type="spellStart"/>
+      <w:r>
+        <w:rPr>
+          <w:rFonts w:ascii="Times New Roman" w:hAnsi="Times New Roman" w:cs="Times New Roman"/>
+          <w:sz w:val="24"/>
+          <w:lang w:val="en-US"/>
+        </w:rPr>
+        <w:t>În</w:t>
+      </w:r>
+      <w:proofErr w:type="spellEnd"/>
+      <w:r>
+        <w:rPr>
+          <w:rFonts w:ascii="Times New Roman" w:hAnsi="Times New Roman" w:cs="Times New Roman"/>
+          <w:sz w:val="24"/>
+          <w:lang w:val="en-US"/>
+        </w:rPr>
+        <w:t xml:space="preserve"> </w:t>
+      </w:r>
+      <w:proofErr w:type="spellStart"/>
+      <w:r>
+        <w:rPr>
+          <w:rFonts w:ascii="Times New Roman" w:hAnsi="Times New Roman" w:cs="Times New Roman"/>
+          <w:sz w:val="24"/>
+          <w:lang w:val="en-US"/>
+        </w:rPr>
+        <w:t>această</w:t>
+      </w:r>
+      <w:proofErr w:type="spellEnd"/>
+      <w:r>
+        <w:rPr>
+          <w:rFonts w:ascii="Times New Roman" w:hAnsi="Times New Roman" w:cs="Times New Roman"/>
+          <w:sz w:val="24"/>
+          <w:lang w:val="en-US"/>
+        </w:rPr>
+        <w:t xml:space="preserve"> </w:t>
+      </w:r>
+      <w:proofErr w:type="spellStart"/>
+      <w:r>
+        <w:rPr>
+          <w:rFonts w:ascii="Times New Roman" w:hAnsi="Times New Roman" w:cs="Times New Roman"/>
+          <w:sz w:val="24"/>
+          <w:lang w:val="en-US"/>
+        </w:rPr>
+        <w:t>fază</w:t>
+      </w:r>
+      <w:proofErr w:type="spellEnd"/>
+      <w:r>
+        <w:rPr>
+          <w:rFonts w:ascii="Times New Roman" w:hAnsi="Times New Roman" w:cs="Times New Roman"/>
+          <w:sz w:val="24"/>
+          <w:lang w:val="en-US"/>
+        </w:rPr>
+        <w:t xml:space="preserve">, se </w:t>
+      </w:r>
+      <w:proofErr w:type="spellStart"/>
+      <w:r>
+        <w:rPr>
+          <w:rFonts w:ascii="Times New Roman" w:hAnsi="Times New Roman" w:cs="Times New Roman"/>
+          <w:sz w:val="24"/>
+          <w:lang w:val="en-US"/>
+        </w:rPr>
+        <w:t>urmărește</w:t>
+      </w:r>
+      <w:proofErr w:type="spellEnd"/>
+      <w:r>
+        <w:rPr>
+          <w:rFonts w:ascii="Times New Roman" w:hAnsi="Times New Roman" w:cs="Times New Roman"/>
+          <w:sz w:val="24"/>
+          <w:lang w:val="en-US"/>
+        </w:rPr>
+        <w:t xml:space="preserve"> </w:t>
+      </w:r>
+      <w:proofErr w:type="spellStart"/>
+      <w:r>
+        <w:rPr>
+          <w:rFonts w:ascii="Times New Roman" w:hAnsi="Times New Roman" w:cs="Times New Roman"/>
+          <w:sz w:val="24"/>
+          <w:lang w:val="en-US"/>
+        </w:rPr>
+        <w:t>definirea</w:t>
+      </w:r>
+      <w:proofErr w:type="spellEnd"/>
+      <w:r>
+        <w:rPr>
+          <w:rFonts w:ascii="Times New Roman" w:hAnsi="Times New Roman" w:cs="Times New Roman"/>
+          <w:sz w:val="24"/>
+          <w:lang w:val="en-US"/>
+        </w:rPr>
+        <w:t xml:space="preserve"> </w:t>
+      </w:r>
+      <w:proofErr w:type="spellStart"/>
+      <w:r>
+        <w:rPr>
+          <w:rFonts w:ascii="Times New Roman" w:hAnsi="Times New Roman" w:cs="Times New Roman"/>
+          <w:sz w:val="24"/>
+          <w:lang w:val="en-US"/>
+        </w:rPr>
+        <w:t>clară</w:t>
+      </w:r>
+      <w:proofErr w:type="spellEnd"/>
+      <w:r>
+        <w:rPr>
+          <w:rFonts w:ascii="Times New Roman" w:hAnsi="Times New Roman" w:cs="Times New Roman"/>
+          <w:sz w:val="24"/>
+          <w:lang w:val="en-US"/>
+        </w:rPr>
+        <w:t xml:space="preserve"> a </w:t>
+      </w:r>
+      <w:proofErr w:type="spellStart"/>
+      <w:r>
+        <w:rPr>
+          <w:rFonts w:ascii="Times New Roman" w:hAnsi="Times New Roman" w:cs="Times New Roman"/>
+          <w:sz w:val="24"/>
+          <w:lang w:val="en-US"/>
+        </w:rPr>
+        <w:t>modului</w:t>
+      </w:r>
+      <w:proofErr w:type="spellEnd"/>
+      <w:r>
+        <w:rPr>
+          <w:rFonts w:ascii="Times New Roman" w:hAnsi="Times New Roman" w:cs="Times New Roman"/>
+          <w:sz w:val="24"/>
+          <w:lang w:val="en-US"/>
+        </w:rPr>
+        <w:t xml:space="preserve"> </w:t>
+      </w:r>
+      <w:proofErr w:type="spellStart"/>
+      <w:r>
+        <w:rPr>
+          <w:rFonts w:ascii="Times New Roman" w:hAnsi="Times New Roman" w:cs="Times New Roman"/>
+          <w:sz w:val="24"/>
+          <w:lang w:val="en-US"/>
+        </w:rPr>
+        <w:t>în</w:t>
+      </w:r>
+      <w:proofErr w:type="spellEnd"/>
+      <w:r>
+        <w:rPr>
+          <w:rFonts w:ascii="Times New Roman" w:hAnsi="Times New Roman" w:cs="Times New Roman"/>
+          <w:sz w:val="24"/>
+          <w:lang w:val="en-US"/>
+        </w:rPr>
+        <w:t xml:space="preserve"> care </w:t>
+      </w:r>
+      <w:proofErr w:type="spellStart"/>
+      <w:r>
+        <w:rPr>
+          <w:rFonts w:ascii="Times New Roman" w:hAnsi="Times New Roman" w:cs="Times New Roman"/>
+          <w:sz w:val="24"/>
+          <w:lang w:val="en-US"/>
+        </w:rPr>
+        <w:t>componentele</w:t>
+      </w:r>
+      <w:proofErr w:type="spellEnd"/>
+      <w:r>
+        <w:rPr>
+          <w:rFonts w:ascii="Times New Roman" w:hAnsi="Times New Roman" w:cs="Times New Roman"/>
+          <w:sz w:val="24"/>
+          <w:lang w:val="en-US"/>
+        </w:rPr>
+        <w:t xml:space="preserve"> </w:t>
+      </w:r>
+      <w:proofErr w:type="spellStart"/>
+      <w:r>
+        <w:rPr>
+          <w:rFonts w:ascii="Times New Roman" w:hAnsi="Times New Roman" w:cs="Times New Roman"/>
+          <w:sz w:val="24"/>
+          <w:lang w:val="en-US"/>
+        </w:rPr>
+        <w:t>sistemului</w:t>
+      </w:r>
+      <w:proofErr w:type="spellEnd"/>
+      <w:r>
+        <w:rPr>
+          <w:rFonts w:ascii="Times New Roman" w:hAnsi="Times New Roman" w:cs="Times New Roman"/>
+          <w:sz w:val="24"/>
+          <w:lang w:val="en-US"/>
+        </w:rPr>
+        <w:t xml:space="preserve"> </w:t>
+      </w:r>
+      <w:proofErr w:type="spellStart"/>
+      <w:r>
+        <w:rPr>
+          <w:rFonts w:ascii="Times New Roman" w:hAnsi="Times New Roman" w:cs="Times New Roman"/>
+          <w:sz w:val="24"/>
+          <w:lang w:val="en-US"/>
+        </w:rPr>
+        <w:t>interacționează</w:t>
+      </w:r>
+      <w:proofErr w:type="spellEnd"/>
+      <w:r>
+        <w:rPr>
+          <w:rFonts w:ascii="Times New Roman" w:hAnsi="Times New Roman" w:cs="Times New Roman"/>
+          <w:sz w:val="24"/>
+          <w:lang w:val="en-US"/>
+        </w:rPr>
+        <w:t xml:space="preserve">, </w:t>
+      </w:r>
+      <w:proofErr w:type="spellStart"/>
+      <w:r>
+        <w:rPr>
+          <w:rFonts w:ascii="Times New Roman" w:hAnsi="Times New Roman" w:cs="Times New Roman"/>
+          <w:sz w:val="24"/>
+          <w:lang w:val="en-US"/>
+        </w:rPr>
+        <w:t>identificarea</w:t>
+      </w:r>
+      <w:proofErr w:type="spellEnd"/>
+      <w:r>
+        <w:rPr>
+          <w:rFonts w:ascii="Times New Roman" w:hAnsi="Times New Roman" w:cs="Times New Roman"/>
+          <w:sz w:val="24"/>
+          <w:lang w:val="en-US"/>
+        </w:rPr>
+        <w:t xml:space="preserve"> </w:t>
+      </w:r>
+      <w:proofErr w:type="spellStart"/>
+      <w:r>
+        <w:rPr>
+          <w:rFonts w:ascii="Times New Roman" w:hAnsi="Times New Roman" w:cs="Times New Roman"/>
+          <w:sz w:val="24"/>
+          <w:lang w:val="en-US"/>
+        </w:rPr>
+        <w:t>responsabilităților</w:t>
+      </w:r>
+      <w:proofErr w:type="spellEnd"/>
+      <w:r>
+        <w:rPr>
+          <w:rFonts w:ascii="Times New Roman" w:hAnsi="Times New Roman" w:cs="Times New Roman"/>
+          <w:sz w:val="24"/>
+          <w:lang w:val="en-US"/>
+        </w:rPr>
+        <w:t xml:space="preserve"> </w:t>
+      </w:r>
+      <w:proofErr w:type="spellStart"/>
+      <w:r>
+        <w:rPr>
+          <w:rFonts w:ascii="Times New Roman" w:hAnsi="Times New Roman" w:cs="Times New Roman"/>
+          <w:sz w:val="24"/>
+          <w:lang w:val="en-US"/>
+        </w:rPr>
+        <w:t>fiecărui</w:t>
+      </w:r>
+      <w:proofErr w:type="spellEnd"/>
+      <w:r>
+        <w:rPr>
+          <w:rFonts w:ascii="Times New Roman" w:hAnsi="Times New Roman" w:cs="Times New Roman"/>
+          <w:sz w:val="24"/>
+          <w:lang w:val="en-US"/>
+        </w:rPr>
+        <w:t xml:space="preserve"> </w:t>
+      </w:r>
+      <w:proofErr w:type="spellStart"/>
+      <w:r>
+        <w:rPr>
+          <w:rFonts w:ascii="Times New Roman" w:hAnsi="Times New Roman" w:cs="Times New Roman"/>
+          <w:sz w:val="24"/>
+          <w:lang w:val="en-US"/>
+        </w:rPr>
+        <w:t>modul</w:t>
+      </w:r>
+      <w:proofErr w:type="spellEnd"/>
+      <w:r>
+        <w:rPr>
+          <w:rFonts w:ascii="Times New Roman" w:hAnsi="Times New Roman" w:cs="Times New Roman"/>
+          <w:sz w:val="24"/>
+          <w:lang w:val="en-US"/>
+        </w:rPr>
+        <w:t xml:space="preserve"> </w:t>
+      </w:r>
+      <w:proofErr w:type="spellStart"/>
+      <w:r>
+        <w:rPr>
+          <w:rFonts w:ascii="Times New Roman" w:hAnsi="Times New Roman" w:cs="Times New Roman"/>
+          <w:sz w:val="24"/>
+          <w:lang w:val="en-US"/>
+        </w:rPr>
+        <w:t>și</w:t>
+      </w:r>
+      <w:proofErr w:type="spellEnd"/>
+      <w:r>
+        <w:rPr>
+          <w:rFonts w:ascii="Times New Roman" w:hAnsi="Times New Roman" w:cs="Times New Roman"/>
+          <w:sz w:val="24"/>
+          <w:lang w:val="en-US"/>
+        </w:rPr>
+        <w:t xml:space="preserve"> </w:t>
+      </w:r>
+      <w:proofErr w:type="spellStart"/>
+      <w:r>
+        <w:rPr>
+          <w:rFonts w:ascii="Times New Roman" w:hAnsi="Times New Roman" w:cs="Times New Roman"/>
+          <w:sz w:val="24"/>
+          <w:lang w:val="en-US"/>
+        </w:rPr>
+        <w:t>asigurarea</w:t>
+      </w:r>
+      <w:proofErr w:type="spellEnd"/>
+      <w:r>
+        <w:rPr>
+          <w:rFonts w:ascii="Times New Roman" w:hAnsi="Times New Roman" w:cs="Times New Roman"/>
+          <w:sz w:val="24"/>
+          <w:lang w:val="en-US"/>
+        </w:rPr>
+        <w:t xml:space="preserve"> </w:t>
+      </w:r>
+      <w:proofErr w:type="spellStart"/>
+      <w:r>
+        <w:rPr>
+          <w:rFonts w:ascii="Times New Roman" w:hAnsi="Times New Roman" w:cs="Times New Roman"/>
+          <w:sz w:val="24"/>
+          <w:lang w:val="en-US"/>
+        </w:rPr>
+        <w:t>unui</w:t>
+      </w:r>
+      <w:proofErr w:type="spellEnd"/>
+      <w:r>
+        <w:rPr>
+          <w:rFonts w:ascii="Times New Roman" w:hAnsi="Times New Roman" w:cs="Times New Roman"/>
+          <w:sz w:val="24"/>
+          <w:lang w:val="en-US"/>
+        </w:rPr>
+        <w:t xml:space="preserve"> flux de date </w:t>
+      </w:r>
+      <w:proofErr w:type="spellStart"/>
+      <w:r>
+        <w:rPr>
+          <w:rFonts w:ascii="Times New Roman" w:hAnsi="Times New Roman" w:cs="Times New Roman"/>
+          <w:sz w:val="24"/>
+          <w:lang w:val="en-US"/>
+        </w:rPr>
+        <w:t>eficient</w:t>
+      </w:r>
+      <w:proofErr w:type="spellEnd"/>
+      <w:r>
+        <w:rPr>
+          <w:rFonts w:ascii="Times New Roman" w:hAnsi="Times New Roman" w:cs="Times New Roman"/>
+          <w:sz w:val="24"/>
+          <w:lang w:val="en-US"/>
+        </w:rPr>
+        <w:t xml:space="preserve"> </w:t>
+      </w:r>
+      <w:proofErr w:type="spellStart"/>
+      <w:r>
+        <w:rPr>
+          <w:rFonts w:ascii="Times New Roman" w:hAnsi="Times New Roman" w:cs="Times New Roman"/>
+          <w:sz w:val="24"/>
+          <w:lang w:val="en-US"/>
+        </w:rPr>
+        <w:t>între</w:t>
+      </w:r>
+      <w:proofErr w:type="spellEnd"/>
+      <w:r>
+        <w:rPr>
+          <w:rFonts w:ascii="Times New Roman" w:hAnsi="Times New Roman" w:cs="Times New Roman"/>
+          <w:sz w:val="24"/>
+          <w:lang w:val="en-US"/>
+        </w:rPr>
+        <w:t xml:space="preserve"> </w:t>
+      </w:r>
+      <w:proofErr w:type="spellStart"/>
+      <w:r>
+        <w:rPr>
+          <w:rFonts w:ascii="Times New Roman" w:hAnsi="Times New Roman" w:cs="Times New Roman"/>
+          <w:sz w:val="24"/>
+          <w:lang w:val="en-US"/>
+        </w:rPr>
+        <w:t>interfața</w:t>
+      </w:r>
+      <w:proofErr w:type="spellEnd"/>
+      <w:r>
+        <w:rPr>
+          <w:rFonts w:ascii="Times New Roman" w:hAnsi="Times New Roman" w:cs="Times New Roman"/>
+          <w:sz w:val="24"/>
+          <w:lang w:val="en-US"/>
+        </w:rPr>
+        <w:t xml:space="preserve"> de control </w:t>
+      </w:r>
+      <w:proofErr w:type="spellStart"/>
+      <w:r>
+        <w:rPr>
+          <w:rFonts w:ascii="Times New Roman" w:hAnsi="Times New Roman" w:cs="Times New Roman"/>
+          <w:sz w:val="24"/>
+          <w:lang w:val="en-US"/>
+        </w:rPr>
+        <w:t>și</w:t>
+      </w:r>
+      <w:proofErr w:type="spellEnd"/>
+      <w:r>
+        <w:rPr>
+          <w:rFonts w:ascii="Times New Roman" w:hAnsi="Times New Roman" w:cs="Times New Roman"/>
+          <w:sz w:val="24"/>
+          <w:lang w:val="en-US"/>
+        </w:rPr>
+        <w:t xml:space="preserve"> </w:t>
+      </w:r>
+      <w:proofErr w:type="spellStart"/>
+      <w:r>
+        <w:rPr>
+          <w:rFonts w:ascii="Times New Roman" w:hAnsi="Times New Roman" w:cs="Times New Roman"/>
+          <w:sz w:val="24"/>
+          <w:lang w:val="en-US"/>
+        </w:rPr>
+        <w:t>mecanismul</w:t>
+      </w:r>
+      <w:proofErr w:type="spellEnd"/>
+      <w:r>
+        <w:rPr>
+          <w:rFonts w:ascii="Times New Roman" w:hAnsi="Times New Roman" w:cs="Times New Roman"/>
+          <w:sz w:val="24"/>
+          <w:lang w:val="en-US"/>
+        </w:rPr>
+        <w:t xml:space="preserve"> de </w:t>
+      </w:r>
+      <w:proofErr w:type="spellStart"/>
+      <w:r>
+        <w:rPr>
+          <w:rFonts w:ascii="Times New Roman" w:hAnsi="Times New Roman" w:cs="Times New Roman"/>
+          <w:sz w:val="24"/>
+          <w:lang w:val="en-US"/>
+        </w:rPr>
+        <w:t>acționare</w:t>
+      </w:r>
+      <w:proofErr w:type="spellEnd"/>
+      <w:r>
+        <w:rPr>
+          <w:rFonts w:ascii="Times New Roman" w:hAnsi="Times New Roman" w:cs="Times New Roman"/>
+          <w:sz w:val="24"/>
+          <w:lang w:val="en-US"/>
+        </w:rPr>
+        <w:t>.</w:t>
+      </w:r>
+    </w:p>
+    <w:p>
+      <w:pPr>
+        <w:spacing w:after="0" w:line="312" w:lineRule="auto"/>
+        <w:ind w:left="0" w:right="0" w:firstLine="850"/>
+        <w:rPr>
+          <w:rFonts w:ascii="Times New Roman" w:hAnsi="Times New Roman" w:cs="Times New Roman"/>
+          <w:sz w:val="24"/>
+          <w:lang w:val="en-US"/>
+        </w:rPr>
+      </w:pPr>
+      <w:proofErr w:type="spellStart"/>
+      <w:r>
+        <w:rPr>
+          <w:rFonts w:ascii="Times New Roman" w:hAnsi="Times New Roman" w:cs="Times New Roman"/>
+          <w:sz w:val="24"/>
+          <w:lang w:val="en-US"/>
+        </w:rPr>
+        <w:t>Obiectivul</w:t>
+      </w:r>
+      <w:proofErr w:type="spellEnd"/>
+      <w:r>
+        <w:rPr>
+          <w:rFonts w:ascii="Times New Roman" w:hAnsi="Times New Roman" w:cs="Times New Roman"/>
+          <w:sz w:val="24"/>
+          <w:lang w:val="en-US"/>
+        </w:rPr>
+        <w:t xml:space="preserve"> principal </w:t>
+      </w:r>
+      <w:proofErr w:type="spellStart"/>
+      <w:r>
+        <w:rPr>
+          <w:rFonts w:ascii="Times New Roman" w:hAnsi="Times New Roman" w:cs="Times New Roman"/>
+          <w:sz w:val="24"/>
+          <w:lang w:val="en-US"/>
+        </w:rPr>
+        <w:t>este</w:t>
+      </w:r>
+      <w:proofErr w:type="spellEnd"/>
+      <w:r>
+        <w:rPr>
+          <w:rFonts w:ascii="Times New Roman" w:hAnsi="Times New Roman" w:cs="Times New Roman"/>
+          <w:sz w:val="24"/>
+          <w:lang w:val="en-US"/>
+        </w:rPr>
+        <w:t xml:space="preserve"> </w:t>
+      </w:r>
+      <w:proofErr w:type="spellStart"/>
+      <w:r>
+        <w:rPr>
+          <w:rFonts w:ascii="Times New Roman" w:hAnsi="Times New Roman" w:cs="Times New Roman"/>
+          <w:sz w:val="24"/>
+          <w:lang w:val="en-US"/>
+        </w:rPr>
+        <w:t>crearea</w:t>
+      </w:r>
+      <w:proofErr w:type="spellEnd"/>
+      <w:r>
+        <w:rPr>
+          <w:rFonts w:ascii="Times New Roman" w:hAnsi="Times New Roman" w:cs="Times New Roman"/>
+          <w:sz w:val="24"/>
+          <w:lang w:val="en-US"/>
+        </w:rPr>
+        <w:t xml:space="preserve"> </w:t>
+      </w:r>
+      <w:proofErr w:type="spellStart"/>
+      <w:r>
+        <w:rPr>
+          <w:rFonts w:ascii="Times New Roman" w:hAnsi="Times New Roman" w:cs="Times New Roman"/>
+          <w:sz w:val="24"/>
+          <w:lang w:val="en-US"/>
+        </w:rPr>
+        <w:t>unui</w:t>
+      </w:r>
+      <w:proofErr w:type="spellEnd"/>
+      <w:r>
+        <w:rPr>
+          <w:rFonts w:ascii="Times New Roman" w:hAnsi="Times New Roman" w:cs="Times New Roman"/>
+          <w:sz w:val="24"/>
+          <w:lang w:val="en-US"/>
+        </w:rPr>
+        <w:t xml:space="preserve"> </w:t>
+      </w:r>
+      <w:proofErr w:type="spellStart"/>
+      <w:r>
+        <w:rPr>
+          <w:rFonts w:ascii="Times New Roman" w:hAnsi="Times New Roman" w:cs="Times New Roman"/>
+          <w:sz w:val="24"/>
+          <w:lang w:val="en-US"/>
+        </w:rPr>
+        <w:t>sistem</w:t>
+      </w:r>
+      <w:proofErr w:type="spellEnd"/>
+      <w:r>
+        <w:rPr>
+          <w:rFonts w:ascii="Times New Roman" w:hAnsi="Times New Roman" w:cs="Times New Roman"/>
+          <w:sz w:val="24"/>
+          <w:lang w:val="en-US"/>
+        </w:rPr>
+        <w:t xml:space="preserve"> modular, </w:t>
+      </w:r>
+      <w:proofErr w:type="spellStart"/>
+      <w:r>
+        <w:rPr>
+          <w:rFonts w:ascii="Times New Roman" w:hAnsi="Times New Roman" w:cs="Times New Roman"/>
+          <w:sz w:val="24"/>
+          <w:lang w:val="en-US"/>
+        </w:rPr>
+        <w:t>scalabil</w:t>
+      </w:r>
+      <w:proofErr w:type="spellEnd"/>
+      <w:r>
+        <w:rPr>
+          <w:rFonts w:ascii="Times New Roman" w:hAnsi="Times New Roman" w:cs="Times New Roman"/>
+          <w:sz w:val="24"/>
+          <w:lang w:val="en-US"/>
+        </w:rPr>
+        <w:t xml:space="preserve"> </w:t>
+      </w:r>
+      <w:proofErr w:type="spellStart"/>
+      <w:r>
+        <w:rPr>
+          <w:rFonts w:ascii="Times New Roman" w:hAnsi="Times New Roman" w:cs="Times New Roman"/>
+          <w:sz w:val="24"/>
+          <w:lang w:val="en-US"/>
+        </w:rPr>
+        <w:t>și</w:t>
+      </w:r>
+      <w:proofErr w:type="spellEnd"/>
+      <w:r>
+        <w:rPr>
+          <w:rFonts w:ascii="Times New Roman" w:hAnsi="Times New Roman" w:cs="Times New Roman"/>
+          <w:sz w:val="24"/>
+          <w:lang w:val="en-US"/>
+        </w:rPr>
+        <w:t xml:space="preserve"> </w:t>
+      </w:r>
+      <w:proofErr w:type="spellStart"/>
+      <w:r>
+        <w:rPr>
+          <w:rFonts w:ascii="Times New Roman" w:hAnsi="Times New Roman" w:cs="Times New Roman"/>
+          <w:sz w:val="24"/>
+          <w:lang w:val="en-US"/>
+        </w:rPr>
+        <w:t>fiabil</w:t>
+      </w:r>
+      <w:proofErr w:type="spellEnd"/>
+      <w:r>
+        <w:rPr>
+          <w:rFonts w:ascii="Times New Roman" w:hAnsi="Times New Roman" w:cs="Times New Roman"/>
+          <w:sz w:val="24"/>
+          <w:lang w:val="en-US"/>
+        </w:rPr>
+        <w:t xml:space="preserve">, </w:t>
+      </w:r>
+      <w:proofErr w:type="spellStart"/>
+      <w:r>
+        <w:rPr>
+          <w:rFonts w:ascii="Times New Roman" w:hAnsi="Times New Roman" w:cs="Times New Roman"/>
+          <w:sz w:val="24"/>
+          <w:lang w:val="en-US"/>
+        </w:rPr>
+        <w:t>capabil</w:t>
+      </w:r>
+      <w:proofErr w:type="spellEnd"/>
+      <w:r>
+        <w:rPr>
+          <w:rFonts w:ascii="Times New Roman" w:hAnsi="Times New Roman" w:cs="Times New Roman"/>
+          <w:sz w:val="24"/>
+          <w:lang w:val="en-US"/>
+        </w:rPr>
+        <w:t xml:space="preserve"> </w:t>
+      </w:r>
+      <w:proofErr w:type="spellStart"/>
+      <w:r>
+        <w:rPr>
+          <w:rFonts w:ascii="Times New Roman" w:hAnsi="Times New Roman" w:cs="Times New Roman"/>
+          <w:sz w:val="24"/>
+          <w:lang w:val="en-US"/>
+        </w:rPr>
+        <w:t>să</w:t>
+      </w:r>
+      <w:proofErr w:type="spellEnd"/>
+      <w:r>
+        <w:rPr>
+          <w:rFonts w:ascii="Times New Roman" w:hAnsi="Times New Roman" w:cs="Times New Roman"/>
+          <w:sz w:val="24"/>
+          <w:lang w:val="en-US"/>
+        </w:rPr>
+        <w:t xml:space="preserve"> execute </w:t>
+      </w:r>
+      <w:proofErr w:type="spellStart"/>
+      <w:r>
+        <w:rPr>
+          <w:rFonts w:ascii="Times New Roman" w:hAnsi="Times New Roman" w:cs="Times New Roman"/>
+          <w:sz w:val="24"/>
+          <w:lang w:val="en-US"/>
+        </w:rPr>
+        <w:t>comenzi</w:t>
+      </w:r>
+      <w:proofErr w:type="spellEnd"/>
+      <w:r>
+        <w:rPr>
+          <w:rFonts w:ascii="Times New Roman" w:hAnsi="Times New Roman" w:cs="Times New Roman"/>
+          <w:sz w:val="24"/>
+          <w:lang w:val="en-US"/>
+        </w:rPr>
+        <w:t xml:space="preserve"> </w:t>
+      </w:r>
+      <w:proofErr w:type="spellStart"/>
+      <w:r>
+        <w:rPr>
+          <w:rFonts w:ascii="Times New Roman" w:hAnsi="Times New Roman" w:cs="Times New Roman"/>
+          <w:sz w:val="24"/>
+          <w:lang w:val="en-US"/>
+        </w:rPr>
+        <w:t>în</w:t>
+      </w:r>
+      <w:proofErr w:type="spellEnd"/>
+      <w:r>
+        <w:rPr>
+          <w:rFonts w:ascii="Times New Roman" w:hAnsi="Times New Roman" w:cs="Times New Roman"/>
+          <w:sz w:val="24"/>
+          <w:lang w:val="en-US"/>
+        </w:rPr>
+        <w:t xml:space="preserve"> </w:t>
+      </w:r>
+      <w:proofErr w:type="spellStart"/>
+      <w:r>
+        <w:rPr>
+          <w:rFonts w:ascii="Times New Roman" w:hAnsi="Times New Roman" w:cs="Times New Roman"/>
+          <w:sz w:val="24"/>
+          <w:lang w:val="en-US"/>
+        </w:rPr>
+        <w:t>timp</w:t>
+      </w:r>
+      <w:proofErr w:type="spellEnd"/>
+      <w:r>
+        <w:rPr>
+          <w:rFonts w:ascii="Times New Roman" w:hAnsi="Times New Roman" w:cs="Times New Roman"/>
+          <w:sz w:val="24"/>
+          <w:lang w:val="en-US"/>
+        </w:rPr>
+        <w:t xml:space="preserve"> real, </w:t>
+      </w:r>
+      <w:proofErr w:type="spellStart"/>
+      <w:r>
+        <w:rPr>
+          <w:rFonts w:ascii="Times New Roman" w:hAnsi="Times New Roman" w:cs="Times New Roman"/>
+          <w:sz w:val="24"/>
+          <w:lang w:val="en-US"/>
+        </w:rPr>
+        <w:t>să</w:t>
+      </w:r>
+      <w:proofErr w:type="spellEnd"/>
+      <w:r>
+        <w:rPr>
+          <w:rFonts w:ascii="Times New Roman" w:hAnsi="Times New Roman" w:cs="Times New Roman"/>
+          <w:sz w:val="24"/>
+          <w:lang w:val="en-US"/>
+        </w:rPr>
+        <w:t xml:space="preserve"> </w:t>
+      </w:r>
+      <w:proofErr w:type="spellStart"/>
+      <w:r>
+        <w:rPr>
+          <w:rFonts w:ascii="Times New Roman" w:hAnsi="Times New Roman" w:cs="Times New Roman"/>
+          <w:sz w:val="24"/>
+          <w:lang w:val="en-US"/>
+        </w:rPr>
+        <w:t>ofere</w:t>
+      </w:r>
+      <w:proofErr w:type="spellEnd"/>
+      <w:r>
+        <w:rPr>
+          <w:rFonts w:ascii="Times New Roman" w:hAnsi="Times New Roman" w:cs="Times New Roman"/>
+          <w:sz w:val="24"/>
+          <w:lang w:val="en-US"/>
+        </w:rPr>
+        <w:t xml:space="preserve"> feedback rapid </w:t>
+      </w:r>
+      <w:proofErr w:type="spellStart"/>
+      <w:r>
+        <w:rPr>
+          <w:rFonts w:ascii="Times New Roman" w:hAnsi="Times New Roman" w:cs="Times New Roman"/>
+          <w:sz w:val="24"/>
+          <w:lang w:val="en-US"/>
+        </w:rPr>
+        <w:t>utilizatorului</w:t>
+      </w:r>
+      <w:proofErr w:type="spellEnd"/>
+      <w:r>
+        <w:rPr>
+          <w:rFonts w:ascii="Times New Roman" w:hAnsi="Times New Roman" w:cs="Times New Roman"/>
+          <w:sz w:val="24"/>
+          <w:lang w:val="en-US"/>
+        </w:rPr>
+        <w:t xml:space="preserve"> </w:t>
+      </w:r>
+      <w:proofErr w:type="spellStart"/>
+      <w:r>
+        <w:rPr>
+          <w:rFonts w:ascii="Times New Roman" w:hAnsi="Times New Roman" w:cs="Times New Roman"/>
+          <w:sz w:val="24"/>
+          <w:lang w:val="en-US"/>
+        </w:rPr>
+        <w:t>și</w:t>
+      </w:r>
+      <w:proofErr w:type="spellEnd"/>
+      <w:r>
+        <w:rPr>
+          <w:rFonts w:ascii="Times New Roman" w:hAnsi="Times New Roman" w:cs="Times New Roman"/>
+          <w:sz w:val="24"/>
+          <w:lang w:val="en-US"/>
+        </w:rPr>
+        <w:t xml:space="preserve"> </w:t>
+      </w:r>
+      <w:proofErr w:type="spellStart"/>
+      <w:r>
+        <w:rPr>
+          <w:rFonts w:ascii="Times New Roman" w:hAnsi="Times New Roman" w:cs="Times New Roman"/>
+          <w:sz w:val="24"/>
+          <w:lang w:val="en-US"/>
+        </w:rPr>
+        <w:t>să</w:t>
+      </w:r>
+      <w:proofErr w:type="spellEnd"/>
+      <w:r>
+        <w:rPr>
+          <w:rFonts w:ascii="Times New Roman" w:hAnsi="Times New Roman" w:cs="Times New Roman"/>
+          <w:sz w:val="24"/>
+          <w:lang w:val="en-US"/>
+        </w:rPr>
+        <w:t xml:space="preserve"> </w:t>
+      </w:r>
+      <w:proofErr w:type="spellStart"/>
+      <w:r>
+        <w:rPr>
+          <w:rFonts w:ascii="Times New Roman" w:hAnsi="Times New Roman" w:cs="Times New Roman"/>
+          <w:sz w:val="24"/>
+          <w:lang w:val="en-US"/>
+        </w:rPr>
+        <w:t>mențină</w:t>
+      </w:r>
+      <w:proofErr w:type="spellEnd"/>
+      <w:r>
+        <w:rPr>
+          <w:rFonts w:ascii="Times New Roman" w:hAnsi="Times New Roman" w:cs="Times New Roman"/>
+          <w:sz w:val="24"/>
+          <w:lang w:val="en-US"/>
+        </w:rPr>
+        <w:t xml:space="preserve"> </w:t>
+      </w:r>
+      <w:proofErr w:type="spellStart"/>
+      <w:r>
+        <w:rPr>
+          <w:rFonts w:ascii="Times New Roman" w:hAnsi="Times New Roman" w:cs="Times New Roman"/>
+          <w:sz w:val="24"/>
+          <w:lang w:val="en-US"/>
+        </w:rPr>
+        <w:t>integritatea</w:t>
+      </w:r>
+      <w:proofErr w:type="spellEnd"/>
+      <w:r>
+        <w:rPr>
+          <w:rFonts w:ascii="Times New Roman" w:hAnsi="Times New Roman" w:cs="Times New Roman"/>
+          <w:sz w:val="24"/>
+          <w:lang w:val="en-US"/>
+        </w:rPr>
+        <w:t xml:space="preserve"> hardware-</w:t>
+      </w:r>
+      <w:proofErr w:type="spellStart"/>
+      <w:r>
+        <w:rPr>
+          <w:rFonts w:ascii="Times New Roman" w:hAnsi="Times New Roman" w:cs="Times New Roman"/>
+          <w:sz w:val="24"/>
+          <w:lang w:val="en-US"/>
+        </w:rPr>
+        <w:t>ului</w:t>
+      </w:r>
+      <w:proofErr w:type="spellEnd"/>
+      <w:r>
+        <w:rPr>
+          <w:rFonts w:ascii="Times New Roman" w:hAnsi="Times New Roman" w:cs="Times New Roman"/>
+          <w:sz w:val="24"/>
+          <w:lang w:val="en-US"/>
+        </w:rPr>
+        <w:t xml:space="preserve"> </w:t>
+      </w:r>
+      <w:proofErr w:type="spellStart"/>
+      <w:r>
+        <w:rPr>
+          <w:rFonts w:ascii="Times New Roman" w:hAnsi="Times New Roman" w:cs="Times New Roman"/>
+          <w:sz w:val="24"/>
+          <w:lang w:val="en-US"/>
+        </w:rPr>
+        <w:t>chiar</w:t>
+      </w:r>
+      <w:proofErr w:type="spellEnd"/>
+      <w:r>
+        <w:rPr>
+          <w:rFonts w:ascii="Times New Roman" w:hAnsi="Times New Roman" w:cs="Times New Roman"/>
+          <w:sz w:val="24"/>
+          <w:lang w:val="en-US"/>
+        </w:rPr>
+        <w:t xml:space="preserve"> </w:t>
+      </w:r>
+      <w:proofErr w:type="spellStart"/>
+      <w:r>
+        <w:rPr>
+          <w:rFonts w:ascii="Times New Roman" w:hAnsi="Times New Roman" w:cs="Times New Roman"/>
+          <w:sz w:val="24"/>
+          <w:lang w:val="en-US"/>
+        </w:rPr>
+        <w:t>și</w:t>
+      </w:r>
+      <w:proofErr w:type="spellEnd"/>
+      <w:r>
+        <w:rPr>
+          <w:rFonts w:ascii="Times New Roman" w:hAnsi="Times New Roman" w:cs="Times New Roman"/>
+          <w:sz w:val="24"/>
+          <w:lang w:val="en-US"/>
+        </w:rPr>
+        <w:t xml:space="preserve"> </w:t>
+      </w:r>
+      <w:proofErr w:type="spellStart"/>
+      <w:r>
+        <w:rPr>
+          <w:rFonts w:ascii="Times New Roman" w:hAnsi="Times New Roman" w:cs="Times New Roman"/>
+          <w:sz w:val="24"/>
+          <w:lang w:val="en-US"/>
+        </w:rPr>
+        <w:t>în</w:t>
+      </w:r>
+      <w:proofErr w:type="spellEnd"/>
+      <w:r>
+        <w:rPr>
+          <w:rFonts w:ascii="Times New Roman" w:hAnsi="Times New Roman" w:cs="Times New Roman"/>
+          <w:sz w:val="24"/>
+          <w:lang w:val="en-US"/>
+        </w:rPr>
+        <w:t xml:space="preserve"> </w:t>
+      </w:r>
+      <w:proofErr w:type="spellStart"/>
+      <w:r>
+        <w:rPr>
+          <w:rFonts w:ascii="Times New Roman" w:hAnsi="Times New Roman" w:cs="Times New Roman"/>
+          <w:sz w:val="24"/>
+          <w:lang w:val="en-US"/>
+        </w:rPr>
+        <w:t>situații</w:t>
+      </w:r>
+      <w:proofErr w:type="spellEnd"/>
+      <w:r>
+        <w:rPr>
+          <w:rFonts w:ascii="Times New Roman" w:hAnsi="Times New Roman" w:cs="Times New Roman"/>
+          <w:sz w:val="24"/>
+          <w:lang w:val="en-US"/>
+        </w:rPr>
+        <w:t xml:space="preserve"> </w:t>
+      </w:r>
+      <w:proofErr w:type="spellStart"/>
+      <w:r>
+        <w:rPr>
+          <w:rFonts w:ascii="Times New Roman" w:hAnsi="Times New Roman" w:cs="Times New Roman"/>
+          <w:sz w:val="24"/>
+          <w:lang w:val="en-US"/>
+        </w:rPr>
+        <w:t>critice</w:t>
+      </w:r>
+      <w:proofErr w:type="spellEnd"/>
+      <w:r>
+        <w:rPr>
+          <w:rFonts w:ascii="Times New Roman" w:hAnsi="Times New Roman" w:cs="Times New Roman"/>
+          <w:sz w:val="24"/>
+          <w:lang w:val="en-US"/>
+        </w:rPr>
+        <w:t xml:space="preserve">. </w:t>
+      </w:r>
+      <w:proofErr w:type="spellStart"/>
+      <w:r>
+        <w:rPr>
+          <w:rFonts w:ascii="Times New Roman" w:hAnsi="Times New Roman" w:cs="Times New Roman"/>
+          <w:sz w:val="24"/>
+          <w:lang w:val="en-US"/>
+        </w:rPr>
+        <w:t>În</w:t>
+      </w:r>
+      <w:proofErr w:type="spellEnd"/>
+      <w:r>
+        <w:rPr>
+          <w:rFonts w:ascii="Times New Roman" w:hAnsi="Times New Roman" w:cs="Times New Roman"/>
+          <w:sz w:val="24"/>
+          <w:lang w:val="en-US"/>
+        </w:rPr>
+        <w:t xml:space="preserve"> </w:t>
+      </w:r>
+      <w:proofErr w:type="spellStart"/>
+      <w:r>
+        <w:rPr>
+          <w:rFonts w:ascii="Times New Roman" w:hAnsi="Times New Roman" w:cs="Times New Roman"/>
+          <w:sz w:val="24"/>
+          <w:lang w:val="en-US"/>
+        </w:rPr>
+        <w:t>continuare</w:t>
+      </w:r>
+      <w:proofErr w:type="spellEnd"/>
+      <w:r>
+        <w:rPr>
+          <w:rFonts w:ascii="Times New Roman" w:hAnsi="Times New Roman" w:cs="Times New Roman"/>
+          <w:sz w:val="24"/>
+          <w:lang w:val="en-US"/>
+        </w:rPr>
+        <w:t xml:space="preserve">, </w:t>
+      </w:r>
+      <w:proofErr w:type="spellStart"/>
+      <w:r>
+        <w:rPr>
+          <w:rFonts w:ascii="Times New Roman" w:hAnsi="Times New Roman" w:cs="Times New Roman"/>
+          <w:sz w:val="24"/>
+          <w:lang w:val="en-US"/>
+        </w:rPr>
+        <w:t>capitolul</w:t>
+      </w:r>
+      <w:proofErr w:type="spellEnd"/>
+      <w:r>
+        <w:rPr>
+          <w:rFonts w:ascii="Times New Roman" w:hAnsi="Times New Roman" w:cs="Times New Roman"/>
+          <w:sz w:val="24"/>
+          <w:lang w:val="en-US"/>
+        </w:rPr>
+        <w:t xml:space="preserve"> se </w:t>
+      </w:r>
+      <w:proofErr w:type="spellStart"/>
+      <w:r>
+        <w:rPr>
+          <w:rFonts w:ascii="Times New Roman" w:hAnsi="Times New Roman" w:cs="Times New Roman"/>
+          <w:sz w:val="24"/>
+          <w:lang w:val="en-US"/>
+        </w:rPr>
+        <w:t>concentrează</w:t>
+      </w:r>
+      <w:proofErr w:type="spellEnd"/>
+      <w:r>
+        <w:rPr>
+          <w:rFonts w:ascii="Times New Roman" w:hAnsi="Times New Roman" w:cs="Times New Roman"/>
+          <w:sz w:val="24"/>
+          <w:lang w:val="en-US"/>
+        </w:rPr>
+        <w:t xml:space="preserve"> pe </w:t>
+      </w:r>
+      <w:proofErr w:type="spellStart"/>
+      <w:r>
+        <w:rPr>
+          <w:rFonts w:ascii="Times New Roman" w:hAnsi="Times New Roman" w:cs="Times New Roman"/>
+          <w:sz w:val="24"/>
+          <w:lang w:val="en-US"/>
+        </w:rPr>
+        <w:t>cerințele</w:t>
+      </w:r>
+      <w:proofErr w:type="spellEnd"/>
+      <w:r>
+        <w:rPr>
+          <w:rFonts w:ascii="Times New Roman" w:hAnsi="Times New Roman" w:cs="Times New Roman"/>
+          <w:sz w:val="24"/>
+          <w:lang w:val="en-US"/>
+        </w:rPr>
+        <w:t xml:space="preserve"> </w:t>
+      </w:r>
+      <w:proofErr w:type="spellStart"/>
+      <w:r>
+        <w:rPr>
+          <w:rFonts w:ascii="Times New Roman" w:hAnsi="Times New Roman" w:cs="Times New Roman"/>
+          <w:sz w:val="24"/>
+          <w:lang w:val="en-US"/>
+        </w:rPr>
+        <w:t>funcționale</w:t>
+      </w:r>
+      <w:proofErr w:type="spellEnd"/>
+      <w:r>
+        <w:rPr>
+          <w:rFonts w:ascii="Times New Roman" w:hAnsi="Times New Roman" w:cs="Times New Roman"/>
+          <w:sz w:val="24"/>
+          <w:lang w:val="en-US"/>
+        </w:rPr>
+        <w:t xml:space="preserve"> </w:t>
+      </w:r>
+      <w:proofErr w:type="spellStart"/>
+      <w:r>
+        <w:rPr>
+          <w:rFonts w:ascii="Times New Roman" w:hAnsi="Times New Roman" w:cs="Times New Roman"/>
+          <w:sz w:val="24"/>
+          <w:lang w:val="en-US"/>
+        </w:rPr>
+        <w:t>și</w:t>
+      </w:r>
+      <w:proofErr w:type="spellEnd"/>
+      <w:r>
+        <w:rPr>
+          <w:rFonts w:ascii="Times New Roman" w:hAnsi="Times New Roman" w:cs="Times New Roman"/>
+          <w:sz w:val="24"/>
+          <w:lang w:val="en-US"/>
+        </w:rPr>
+        <w:t xml:space="preserve"> </w:t>
+      </w:r>
+      <w:proofErr w:type="spellStart"/>
+      <w:r>
+        <w:rPr>
+          <w:rFonts w:ascii="Times New Roman" w:hAnsi="Times New Roman" w:cs="Times New Roman"/>
+          <w:sz w:val="24"/>
+          <w:lang w:val="en-US"/>
+        </w:rPr>
+        <w:t>nefuncționale</w:t>
+      </w:r>
+      <w:proofErr w:type="spellEnd"/>
+      <w:r>
+        <w:rPr>
+          <w:rFonts w:ascii="Times New Roman" w:hAnsi="Times New Roman" w:cs="Times New Roman"/>
+          <w:sz w:val="24"/>
+          <w:lang w:val="en-US"/>
+        </w:rPr>
+        <w:t xml:space="preserve">, precum </w:t>
+      </w:r>
+      <w:proofErr w:type="spellStart"/>
+      <w:r>
+        <w:rPr>
+          <w:rFonts w:ascii="Times New Roman" w:hAnsi="Times New Roman" w:cs="Times New Roman"/>
+          <w:sz w:val="24"/>
+          <w:lang w:val="en-US"/>
+        </w:rPr>
+        <w:t>și</w:t>
+      </w:r>
+      <w:proofErr w:type="spellEnd"/>
+      <w:r>
+        <w:rPr>
+          <w:rFonts w:ascii="Times New Roman" w:hAnsi="Times New Roman" w:cs="Times New Roman"/>
+          <w:sz w:val="24"/>
+          <w:lang w:val="en-US"/>
+        </w:rPr>
+        <w:t xml:space="preserve"> pe </w:t>
+      </w:r>
+      <w:proofErr w:type="spellStart"/>
+      <w:r>
+        <w:rPr>
+          <w:rFonts w:ascii="Times New Roman" w:hAnsi="Times New Roman" w:cs="Times New Roman"/>
+          <w:sz w:val="24"/>
+          <w:lang w:val="en-US"/>
+        </w:rPr>
+        <w:t>arhitectura</w:t>
+      </w:r>
+      <w:proofErr w:type="spellEnd"/>
+      <w:r>
+        <w:rPr>
+          <w:rFonts w:ascii="Times New Roman" w:hAnsi="Times New Roman" w:cs="Times New Roman"/>
+          <w:sz w:val="24"/>
+          <w:lang w:val="en-US"/>
+        </w:rPr>
+        <w:t xml:space="preserve"> </w:t>
+      </w:r>
+      <w:proofErr w:type="spellStart"/>
+      <w:r>
+        <w:rPr>
+          <w:rFonts w:ascii="Times New Roman" w:hAnsi="Times New Roman" w:cs="Times New Roman"/>
+          <w:sz w:val="24"/>
+          <w:lang w:val="en-US"/>
+        </w:rPr>
+        <w:t>generală</w:t>
+      </w:r>
+      <w:proofErr w:type="spellEnd"/>
+      <w:r>
+        <w:rPr>
+          <w:rFonts w:ascii="Times New Roman" w:hAnsi="Times New Roman" w:cs="Times New Roman"/>
+          <w:sz w:val="24"/>
+          <w:lang w:val="en-US"/>
+        </w:rPr>
+        <w:t xml:space="preserve"> a </w:t>
+      </w:r>
+      <w:proofErr w:type="spellStart"/>
+      <w:r>
+        <w:rPr>
+          <w:rFonts w:ascii="Times New Roman" w:hAnsi="Times New Roman" w:cs="Times New Roman"/>
+          <w:sz w:val="24"/>
+          <w:lang w:val="en-US"/>
+        </w:rPr>
+        <w:t>sistemului</w:t>
+      </w:r>
+      <w:proofErr w:type="spellEnd"/>
+      <w:r>
+        <w:rPr>
+          <w:rFonts w:ascii="Times New Roman" w:hAnsi="Times New Roman" w:cs="Times New Roman"/>
+          <w:sz w:val="24"/>
+          <w:lang w:val="en-US"/>
+        </w:rPr>
+        <w:t xml:space="preserve">, </w:t>
+      </w:r>
+      <w:proofErr w:type="spellStart"/>
+      <w:r>
+        <w:rPr>
+          <w:rFonts w:ascii="Times New Roman" w:hAnsi="Times New Roman" w:cs="Times New Roman"/>
+          <w:sz w:val="24"/>
+          <w:lang w:val="en-US"/>
+        </w:rPr>
+        <w:t>evidențiind</w:t>
+      </w:r>
+      <w:proofErr w:type="spellEnd"/>
+      <w:r>
+        <w:rPr>
+          <w:rFonts w:ascii="Times New Roman" w:hAnsi="Times New Roman" w:cs="Times New Roman"/>
+          <w:sz w:val="24"/>
+          <w:lang w:val="en-US"/>
+        </w:rPr>
+        <w:t xml:space="preserve"> </w:t>
+      </w:r>
+      <w:proofErr w:type="spellStart"/>
+      <w:r>
+        <w:rPr>
+          <w:rFonts w:ascii="Times New Roman" w:hAnsi="Times New Roman" w:cs="Times New Roman"/>
+          <w:sz w:val="24"/>
+          <w:lang w:val="en-US"/>
+        </w:rPr>
+        <w:t>fluxul</w:t>
+      </w:r>
+      <w:proofErr w:type="spellEnd"/>
+      <w:r>
+        <w:rPr>
+          <w:rFonts w:ascii="Times New Roman" w:hAnsi="Times New Roman" w:cs="Times New Roman"/>
+          <w:sz w:val="24"/>
+          <w:lang w:val="en-US"/>
+        </w:rPr>
+        <w:t xml:space="preserve"> de date </w:t>
+      </w:r>
+      <w:proofErr w:type="spellStart"/>
+      <w:r>
+        <w:rPr>
+          <w:rFonts w:ascii="Times New Roman" w:hAnsi="Times New Roman" w:cs="Times New Roman"/>
+          <w:sz w:val="24"/>
+          <w:lang w:val="en-US"/>
+        </w:rPr>
+        <w:t>și</w:t>
+      </w:r>
+      <w:proofErr w:type="spellEnd"/>
+      <w:r>
+        <w:rPr>
+          <w:rFonts w:ascii="Times New Roman" w:hAnsi="Times New Roman" w:cs="Times New Roman"/>
+          <w:sz w:val="24"/>
+          <w:lang w:val="en-US"/>
+        </w:rPr>
+        <w:t xml:space="preserve"> </w:t>
+      </w:r>
+      <w:proofErr w:type="spellStart"/>
+      <w:r>
+        <w:rPr>
+          <w:rFonts w:ascii="Times New Roman" w:hAnsi="Times New Roman" w:cs="Times New Roman"/>
+          <w:sz w:val="24"/>
+          <w:lang w:val="en-US"/>
+        </w:rPr>
+        <w:t>interacțiunea</w:t>
+      </w:r>
+      <w:proofErr w:type="spellEnd"/>
+      <w:r>
+        <w:rPr>
+          <w:rFonts w:ascii="Times New Roman" w:hAnsi="Times New Roman" w:cs="Times New Roman"/>
+          <w:sz w:val="24"/>
+          <w:lang w:val="en-US"/>
+        </w:rPr>
+        <w:t xml:space="preserve"> </w:t>
+      </w:r>
+      <w:proofErr w:type="spellStart"/>
+      <w:r>
+        <w:rPr>
+          <w:rFonts w:ascii="Times New Roman" w:hAnsi="Times New Roman" w:cs="Times New Roman"/>
+          <w:sz w:val="24"/>
+          <w:lang w:val="en-US"/>
+        </w:rPr>
+        <w:t>între</w:t>
+      </w:r>
+      <w:proofErr w:type="spellEnd"/>
+      <w:r>
+        <w:rPr>
+          <w:rFonts w:ascii="Times New Roman" w:hAnsi="Times New Roman" w:cs="Times New Roman"/>
+          <w:sz w:val="24"/>
+          <w:lang w:val="en-US"/>
+        </w:rPr>
+        <w:t xml:space="preserve"> browser, </w:t>
+      </w:r>
+      <w:proofErr w:type="spellStart"/>
+      <w:r>
+        <w:rPr>
+          <w:rFonts w:ascii="Times New Roman" w:hAnsi="Times New Roman" w:cs="Times New Roman"/>
+          <w:sz w:val="24"/>
+          <w:lang w:val="en-US"/>
+        </w:rPr>
+        <w:t>microcontrolerul</w:t>
+      </w:r>
+      <w:proofErr w:type="spellEnd"/>
+      <w:r>
+        <w:rPr>
+          <w:rFonts w:ascii="Times New Roman" w:hAnsi="Times New Roman" w:cs="Times New Roman"/>
+          <w:sz w:val="24"/>
+          <w:lang w:val="en-US"/>
+        </w:rPr>
+        <w:t xml:space="preserve"> ESP32 </w:t>
+      </w:r>
+      <w:proofErr w:type="spellStart"/>
+      <w:r>
+        <w:rPr>
+          <w:rFonts w:ascii="Times New Roman" w:hAnsi="Times New Roman" w:cs="Times New Roman"/>
+          <w:sz w:val="24"/>
+          <w:lang w:val="en-US"/>
+        </w:rPr>
+        <w:t>și</w:t>
+      </w:r>
+      <w:proofErr w:type="spellEnd"/>
+      <w:r>
+        <w:rPr>
+          <w:rFonts w:ascii="Times New Roman" w:hAnsi="Times New Roman" w:cs="Times New Roman"/>
+          <w:sz w:val="24"/>
+          <w:lang w:val="en-US"/>
+        </w:rPr>
+        <w:t xml:space="preserve"> </w:t>
+      </w:r>
+      <w:proofErr w:type="spellStart"/>
+      <w:r>
+        <w:rPr>
+          <w:rFonts w:ascii="Times New Roman" w:hAnsi="Times New Roman" w:cs="Times New Roman"/>
+          <w:sz w:val="24"/>
+          <w:lang w:val="en-US"/>
+        </w:rPr>
+        <w:t>servomotoarele</w:t>
+      </w:r>
+      <w:proofErr w:type="spellEnd"/>
+      <w:r>
+        <w:rPr>
+          <w:rFonts w:ascii="Times New Roman" w:hAnsi="Times New Roman" w:cs="Times New Roman"/>
+          <w:sz w:val="24"/>
+          <w:lang w:val="en-US"/>
+        </w:rPr>
+        <w:t xml:space="preserve"> care </w:t>
+      </w:r>
+      <w:proofErr w:type="spellStart"/>
+      <w:r>
+        <w:rPr>
+          <w:rFonts w:ascii="Times New Roman" w:hAnsi="Times New Roman" w:cs="Times New Roman"/>
+          <w:sz w:val="24"/>
+          <w:lang w:val="en-US"/>
+        </w:rPr>
+        <w:t>controlează</w:t>
+      </w:r>
+      <w:proofErr w:type="spellEnd"/>
+      <w:r>
+        <w:rPr>
+          <w:rFonts w:ascii="Times New Roman" w:hAnsi="Times New Roman" w:cs="Times New Roman"/>
+          <w:sz w:val="24"/>
+          <w:lang w:val="en-US"/>
+        </w:rPr>
+        <w:t xml:space="preserve"> </w:t>
+      </w:r>
+      <w:proofErr w:type="spellStart"/>
+      <w:r>
+        <w:rPr>
+          <w:rFonts w:ascii="Times New Roman" w:hAnsi="Times New Roman" w:cs="Times New Roman"/>
+          <w:sz w:val="24"/>
+          <w:lang w:val="en-US"/>
+        </w:rPr>
+        <w:t>degetele</w:t>
+      </w:r>
+      <w:proofErr w:type="spellEnd"/>
+      <w:r>
+        <w:rPr>
+          <w:rFonts w:ascii="Times New Roman" w:hAnsi="Times New Roman" w:cs="Times New Roman"/>
+          <w:sz w:val="24"/>
+          <w:lang w:val="en-US"/>
+        </w:rPr>
+        <w:t xml:space="preserve"> </w:t>
+      </w:r>
+      <w:proofErr w:type="spellStart"/>
+      <w:r>
+        <w:rPr>
+          <w:rFonts w:ascii="Times New Roman" w:hAnsi="Times New Roman" w:cs="Times New Roman"/>
+          <w:sz w:val="24"/>
+          <w:lang w:val="en-US"/>
+        </w:rPr>
+        <w:t>mâinii</w:t>
+      </w:r>
+      <w:proofErr w:type="spellEnd"/>
+      <w:r>
+        <w:rPr>
+          <w:rFonts w:ascii="Times New Roman" w:hAnsi="Times New Roman" w:cs="Times New Roman"/>
+          <w:sz w:val="24"/>
+          <w:lang w:val="en-US"/>
+        </w:rPr>
+        <w:t xml:space="preserve"> </w:t>
+      </w:r>
+      <w:proofErr w:type="spellStart"/>
+      <w:r>
+        <w:rPr>
+          <w:rFonts w:ascii="Times New Roman" w:hAnsi="Times New Roman" w:cs="Times New Roman"/>
+          <w:sz w:val="24"/>
+          <w:lang w:val="en-US"/>
+        </w:rPr>
+        <w:t>robotice</w:t>
+      </w:r>
+      <w:proofErr w:type="spellEnd"/>
+      <w:r>
+        <w:rPr>
+          <w:rFonts w:ascii="Times New Roman" w:hAnsi="Times New Roman" w:cs="Times New Roman"/>
+          <w:sz w:val="24"/>
+          <w:lang w:val="en-US"/>
+        </w:rPr>
+        <w:t>.</w:t>
+      </w:r>
     </w:p>
     <w:p>
       <w:pPr>
@@ -45417,7 +47025,7 @@
           <w:szCs w:val="28"/>
         </w:rPr>
       </w:pPr>
-      <w:bookmarkStart w:id="14" w:name="_Toc223941151"/>
+      <w:bookmarkStart w:id="14" w:name="_Toc223943454"/>
       <w:r>
         <w:rPr>
           <w:rFonts w:ascii="Times New Roman" w:hAnsi="Times New Roman" w:cs="Times New Roman"/>
@@ -45428,6 +47036,7 @@
         </w:rPr>
         <w:t>4.1. Cerințe funcționale</w:t>
       </w:r>
+      <w:bookmarkEnd w:id="14"/>
       <w:r>
         <w:rPr>
           <w:rFonts w:ascii="Times New Roman" w:hAnsi="Times New Roman" w:cs="Times New Roman"/>
@@ -45436,18 +47045,168 @@
           <w:sz w:val="28"/>
           <w:szCs w:val="28"/>
         </w:rPr>
-        <w:t xml:space="preserve"> (control degete / </w:t>
-      </w:r>
+        <w:t xml:space="preserve"> </w:t>
+      </w:r>
+    </w:p>
+    <w:p>
+      <w:pPr>
+        <w:spacing w:after="0" w:line="312" w:lineRule="auto"/>
+        <w:ind w:left="14" w:right="0" w:firstLine="850"/>
+        <w:rPr>
+          <w:rFonts w:ascii="Times New Roman" w:hAnsi="Times New Roman" w:cs="Times New Roman"/>
+          <w:sz w:val="24"/>
+          <w:lang w:val="en-US"/>
+        </w:rPr>
+      </w:pPr>
+      <w:r>
+        <w:rPr>
+          <w:rFonts w:ascii="Times New Roman" w:hAnsi="Times New Roman" w:cs="Times New Roman"/>
+          <w:sz w:val="24"/>
+        </w:rPr>
+        <w:t xml:space="preserve">Cerințele funcționale stabilesc parametrii operaționali ai sistemului, vizând controlul determinist și de înaltă precizie al structurii robotice. Sistemul este proiectat pentru a permite gestionarea independentă a fiecărui deget prin intermediul unor servomotoare dedicate, impunând o rezoluție unghiulară minimă de 1° pentru a facilita execuția unor mișcări fine. Performanța în timp real este esențială, arhitectura fiind optimizată pentru a minimiza latențele și a menține sincronizarea inter-digitală în timpul gesturilor complexe. Componenta de interfațare (HMI) asigură o experiență intuitivă și </w:t>
+      </w:r>
+      <w:proofErr w:type="spellStart"/>
+      <w:r>
+        <w:rPr>
+          <w:rFonts w:ascii="Times New Roman" w:hAnsi="Times New Roman" w:cs="Times New Roman"/>
+          <w:sz w:val="24"/>
+        </w:rPr>
+        <w:t>responsivă</w:t>
+      </w:r>
+      <w:proofErr w:type="spellEnd"/>
+      <w:r>
+        <w:rPr>
+          <w:rFonts w:ascii="Times New Roman" w:hAnsi="Times New Roman" w:cs="Times New Roman"/>
+          <w:sz w:val="24"/>
+        </w:rPr>
+        <w:t xml:space="preserve">, permițând monitorizarea și configurarea stării </w:t>
+      </w:r>
+      <w:proofErr w:type="spellStart"/>
+      <w:r>
+        <w:rPr>
+          <w:rFonts w:ascii="Times New Roman" w:hAnsi="Times New Roman" w:cs="Times New Roman"/>
+          <w:sz w:val="24"/>
+        </w:rPr>
+        <w:t>actuatoarelor</w:t>
+      </w:r>
+      <w:proofErr w:type="spellEnd"/>
+      <w:r>
+        <w:rPr>
+          <w:rFonts w:ascii="Times New Roman" w:hAnsi="Times New Roman" w:cs="Times New Roman"/>
+          <w:sz w:val="24"/>
+        </w:rPr>
+        <w:t xml:space="preserve"> în timp real prin protocoale de comunicație de înaltă eficiență, precum HTTP sau </w:t>
+      </w:r>
+      <w:proofErr w:type="spellStart"/>
+      <w:r>
+        <w:rPr>
+          <w:rFonts w:ascii="Times New Roman" w:hAnsi="Times New Roman" w:cs="Times New Roman"/>
+          <w:sz w:val="24"/>
+        </w:rPr>
+        <w:t>WebSocket</w:t>
+      </w:r>
+      <w:proofErr w:type="spellEnd"/>
+      <w:r>
+        <w:rPr>
+          <w:rFonts w:ascii="Times New Roman" w:hAnsi="Times New Roman" w:cs="Times New Roman"/>
+          <w:sz w:val="24"/>
+        </w:rPr>
+        <w:t>. Această abordare garantează un feedback instantaneu către utilizator, reflectând poziția curentă a fiecărui servomotor și validând vizual execuția comenzilor</w:t>
+      </w:r>
+      <w:r>
+        <w:rPr>
+          <w:rFonts w:ascii="Times New Roman" w:hAnsi="Times New Roman" w:cs="Times New Roman"/>
+          <w:sz w:val="24"/>
+          <w:lang w:val="en-US"/>
+        </w:rPr>
+        <w:t>.</w:t>
+      </w:r>
+    </w:p>
+    <w:p>
+      <w:pPr>
+        <w:spacing w:after="0" w:line="312" w:lineRule="auto"/>
+        <w:ind w:left="14" w:right="0" w:firstLine="850"/>
+        <w:jc w:val="center"/>
+        <w:rPr>
+          <w:rFonts w:ascii="Times New Roman" w:hAnsi="Times New Roman" w:cs="Times New Roman"/>
+          <w:sz w:val="24"/>
+          <w:lang w:val="en-US"/>
+        </w:rPr>
+      </w:pPr>
+    </w:p>
+    <w:p>
+      <w:pPr>
+        <w:spacing w:after="0" w:line="312" w:lineRule="auto"/>
+        <w:ind w:left="14" w:right="0" w:firstLine="850"/>
+        <w:jc w:val="center"/>
+        <w:rPr>
+          <w:rFonts w:ascii="Times New Roman" w:hAnsi="Times New Roman" w:cs="Times New Roman"/>
+          <w:sz w:val="24"/>
+          <w:lang w:val="en-US"/>
+        </w:rPr>
+      </w:pPr>
+      <w:r>
+        <w:rPr>
+          <w:noProof/>
+        </w:rPr>
+        <w:drawing>
+          <wp:inline distT="0" distB="0" distL="0" distR="0" wp14:anchorId="3D8A9220" wp14:editId="11163475">
+            <wp:extent cx="4633125" cy="2059388"/>
+            <wp:effectExtent l="0" t="0" r="0" b="0"/>
+            <wp:docPr id="318768689" name="Picture 1"/>
+            <wp:cNvGraphicFramePr>
+              <a:graphicFrameLocks xmlns:a="http://schemas.openxmlformats.org/drawingml/2006/main" noChangeAspect="1"/>
+            </wp:cNvGraphicFramePr>
+            <a:graphic xmlns:a="http://schemas.openxmlformats.org/drawingml/2006/main">
+              <a:graphicData uri="http://schemas.openxmlformats.org/drawingml/2006/picture">
+                <pic:pic xmlns:pic="http://schemas.openxmlformats.org/drawingml/2006/picture">
+                  <pic:nvPicPr>
+                    <pic:cNvPr id="318768689" name=""/>
+                    <pic:cNvPicPr/>
+                  </pic:nvPicPr>
+                  <pic:blipFill>
+                    <a:blip r:embed="rId11"/>
+                    <a:stretch>
+                      <a:fillRect/>
+                    </a:stretch>
+                  </pic:blipFill>
+                  <pic:spPr>
+                    <a:xfrm>
+                      <a:off x="0" y="0"/>
+                      <a:ext cx="4685155" cy="2082515"/>
+                    </a:xfrm>
+                    <a:prstGeom prst="rect">
+                      <a:avLst/>
+                    </a:prstGeom>
+                  </pic:spPr>
+                </pic:pic>
+              </a:graphicData>
+            </a:graphic>
+          </wp:inline>
+        </w:drawing>
+      </w:r>
+    </w:p>
+    <w:p>
+      <w:pPr>
+        <w:spacing w:line="312" w:lineRule="auto"/>
+        <w:ind w:left="14" w:right="0" w:firstLine="850"/>
+        <w:jc w:val="center"/>
+        <w:rPr>
+          <w:rFonts w:ascii="Times New Roman" w:hAnsi="Times New Roman" w:cs="Times New Roman"/>
+          <w:sz w:val="24"/>
+          <w:lang w:val="en-US"/>
+        </w:rPr>
+      </w:pPr>
       <w:proofErr w:type="spellStart"/>
       <w:r>
         <w:rPr>
           <w:rFonts w:ascii="Times New Roman" w:hAnsi="Times New Roman" w:cs="Times New Roman"/>
           <w:b/>
           <w:bCs/>
-          <w:sz w:val="28"/>
-          <w:szCs w:val="28"/>
-        </w:rPr>
-        <w:t>interfata</w:t>
+          <w:sz w:val="24"/>
+          <w:lang w:val="en-US"/>
+        </w:rPr>
+        <w:t>Figura</w:t>
       </w:r>
       <w:proofErr w:type="spellEnd"/>
       <w:r>
@@ -45455,12 +47214,2619 @@
           <w:rFonts w:ascii="Times New Roman" w:hAnsi="Times New Roman" w:cs="Times New Roman"/>
           <w:b/>
           <w:bCs/>
-          <w:sz w:val="28"/>
-          <w:szCs w:val="28"/>
-        </w:rPr>
-        <w:t xml:space="preserve"> web / control simultan)</w:t>
-      </w:r>
-      <w:bookmarkEnd w:id="14"/>
+          <w:sz w:val="24"/>
+          <w:lang w:val="en-US"/>
+        </w:rPr>
+        <w:t xml:space="preserve"> 4.1</w:t>
+      </w:r>
+      <w:r>
+        <w:rPr>
+          <w:rFonts w:ascii="Times New Roman" w:hAnsi="Times New Roman" w:cs="Times New Roman"/>
+          <w:sz w:val="24"/>
+          <w:lang w:val="en-US"/>
+        </w:rPr>
+        <w:t xml:space="preserve">. </w:t>
+      </w:r>
+      <w:proofErr w:type="spellStart"/>
+      <w:r>
+        <w:rPr>
+          <w:rFonts w:ascii="Times New Roman" w:hAnsi="Times New Roman" w:cs="Times New Roman"/>
+          <w:sz w:val="24"/>
+          <w:lang w:val="en-US"/>
+        </w:rPr>
+        <w:t>Diagrama</w:t>
+      </w:r>
+      <w:proofErr w:type="spellEnd"/>
+      <w:r>
+        <w:rPr>
+          <w:rFonts w:ascii="Times New Roman" w:hAnsi="Times New Roman" w:cs="Times New Roman"/>
+          <w:sz w:val="24"/>
+          <w:lang w:val="en-US"/>
+        </w:rPr>
+        <w:t xml:space="preserve"> de </w:t>
+      </w:r>
+      <w:proofErr w:type="spellStart"/>
+      <w:r>
+        <w:rPr>
+          <w:rFonts w:ascii="Times New Roman" w:hAnsi="Times New Roman" w:cs="Times New Roman"/>
+          <w:sz w:val="24"/>
+          <w:lang w:val="en-US"/>
+        </w:rPr>
+        <w:t>secven</w:t>
+      </w:r>
+      <w:proofErr w:type="spellEnd"/>
+      <w:r>
+        <w:rPr>
+          <w:rFonts w:ascii="Times New Roman" w:hAnsi="Times New Roman" w:cs="Times New Roman"/>
+          <w:sz w:val="24"/>
+        </w:rPr>
+        <w:t>ț</w:t>
+      </w:r>
+      <w:r>
+        <w:rPr>
+          <w:rFonts w:ascii="Times New Roman" w:hAnsi="Times New Roman" w:cs="Times New Roman"/>
+          <w:sz w:val="24"/>
+          <w:lang w:val="en-US"/>
+        </w:rPr>
+        <w:t xml:space="preserve">e a </w:t>
+      </w:r>
+      <w:proofErr w:type="spellStart"/>
+      <w:r>
+        <w:rPr>
+          <w:rFonts w:ascii="Times New Roman" w:hAnsi="Times New Roman" w:cs="Times New Roman"/>
+          <w:sz w:val="24"/>
+          <w:lang w:val="en-US"/>
+        </w:rPr>
+        <w:t>fluxului</w:t>
+      </w:r>
+      <w:proofErr w:type="spellEnd"/>
+      <w:r>
+        <w:rPr>
+          <w:rFonts w:ascii="Times New Roman" w:hAnsi="Times New Roman" w:cs="Times New Roman"/>
+          <w:sz w:val="24"/>
+          <w:lang w:val="en-US"/>
+        </w:rPr>
+        <w:t xml:space="preserve">  </w:t>
+      </w:r>
+    </w:p>
+    <w:p>
+      <w:pPr>
+        <w:spacing w:after="0" w:line="312" w:lineRule="auto"/>
+        <w:ind w:left="14" w:right="0" w:firstLine="850"/>
+        <w:rPr>
+          <w:rFonts w:ascii="Times New Roman" w:hAnsi="Times New Roman" w:cs="Times New Roman"/>
+          <w:sz w:val="24"/>
+          <w:lang w:val="en-US"/>
+        </w:rPr>
+      </w:pPr>
+      <w:proofErr w:type="spellStart"/>
+      <w:r>
+        <w:rPr>
+          <w:rFonts w:ascii="Times New Roman" w:hAnsi="Times New Roman" w:cs="Times New Roman"/>
+          <w:sz w:val="24"/>
+          <w:lang w:val="en-US"/>
+        </w:rPr>
+        <w:t>Când</w:t>
+      </w:r>
+      <w:proofErr w:type="spellEnd"/>
+      <w:r>
+        <w:rPr>
+          <w:rFonts w:ascii="Times New Roman" w:hAnsi="Times New Roman" w:cs="Times New Roman"/>
+          <w:sz w:val="24"/>
+          <w:lang w:val="en-US"/>
+        </w:rPr>
+        <w:t xml:space="preserve"> </w:t>
+      </w:r>
+      <w:proofErr w:type="spellStart"/>
+      <w:r>
+        <w:rPr>
+          <w:rFonts w:ascii="Times New Roman" w:hAnsi="Times New Roman" w:cs="Times New Roman"/>
+          <w:sz w:val="24"/>
+          <w:lang w:val="en-US"/>
+        </w:rPr>
+        <w:t>utilizatorul</w:t>
+      </w:r>
+      <w:proofErr w:type="spellEnd"/>
+      <w:r>
+        <w:rPr>
+          <w:rFonts w:ascii="Times New Roman" w:hAnsi="Times New Roman" w:cs="Times New Roman"/>
+          <w:sz w:val="24"/>
+          <w:lang w:val="en-US"/>
+        </w:rPr>
+        <w:t xml:space="preserve"> </w:t>
+      </w:r>
+      <w:proofErr w:type="spellStart"/>
+      <w:r>
+        <w:rPr>
+          <w:rFonts w:ascii="Times New Roman" w:hAnsi="Times New Roman" w:cs="Times New Roman"/>
+          <w:sz w:val="24"/>
+          <w:lang w:val="en-US"/>
+        </w:rPr>
+        <w:t>interacționează</w:t>
+      </w:r>
+      <w:proofErr w:type="spellEnd"/>
+      <w:r>
+        <w:rPr>
+          <w:rFonts w:ascii="Times New Roman" w:hAnsi="Times New Roman" w:cs="Times New Roman"/>
+          <w:sz w:val="24"/>
+          <w:lang w:val="en-US"/>
+        </w:rPr>
+        <w:t xml:space="preserve"> cu </w:t>
+      </w:r>
+      <w:proofErr w:type="spellStart"/>
+      <w:r>
+        <w:rPr>
+          <w:rFonts w:ascii="Times New Roman" w:hAnsi="Times New Roman" w:cs="Times New Roman"/>
+          <w:sz w:val="24"/>
+          <w:lang w:val="en-US"/>
+        </w:rPr>
+        <w:t>interfața</w:t>
+      </w:r>
+      <w:proofErr w:type="spellEnd"/>
+      <w:r>
+        <w:rPr>
+          <w:rFonts w:ascii="Times New Roman" w:hAnsi="Times New Roman" w:cs="Times New Roman"/>
+          <w:sz w:val="24"/>
+          <w:lang w:val="en-US"/>
+        </w:rPr>
+        <w:t xml:space="preserve"> web, </w:t>
+      </w:r>
+      <w:proofErr w:type="spellStart"/>
+      <w:r>
+        <w:rPr>
+          <w:rFonts w:ascii="Times New Roman" w:hAnsi="Times New Roman" w:cs="Times New Roman"/>
+          <w:sz w:val="24"/>
+          <w:lang w:val="en-US"/>
+        </w:rPr>
+        <w:t>prin</w:t>
+      </w:r>
+      <w:proofErr w:type="spellEnd"/>
+      <w:r>
+        <w:rPr>
+          <w:rFonts w:ascii="Times New Roman" w:hAnsi="Times New Roman" w:cs="Times New Roman"/>
+          <w:sz w:val="24"/>
+          <w:lang w:val="en-US"/>
+        </w:rPr>
+        <w:t xml:space="preserve"> </w:t>
+      </w:r>
+      <w:proofErr w:type="spellStart"/>
+      <w:r>
+        <w:rPr>
+          <w:rFonts w:ascii="Times New Roman" w:hAnsi="Times New Roman" w:cs="Times New Roman"/>
+          <w:sz w:val="24"/>
+          <w:lang w:val="en-US"/>
+        </w:rPr>
+        <w:t>apăsarea</w:t>
+      </w:r>
+      <w:proofErr w:type="spellEnd"/>
+      <w:r>
+        <w:rPr>
+          <w:rFonts w:ascii="Times New Roman" w:hAnsi="Times New Roman" w:cs="Times New Roman"/>
+          <w:sz w:val="24"/>
+          <w:lang w:val="en-US"/>
+        </w:rPr>
+        <w:t xml:space="preserve"> </w:t>
+      </w:r>
+      <w:proofErr w:type="spellStart"/>
+      <w:r>
+        <w:rPr>
+          <w:rFonts w:ascii="Times New Roman" w:hAnsi="Times New Roman" w:cs="Times New Roman"/>
+          <w:sz w:val="24"/>
+          <w:lang w:val="en-US"/>
+        </w:rPr>
+        <w:t>unui</w:t>
+      </w:r>
+      <w:proofErr w:type="spellEnd"/>
+      <w:r>
+        <w:rPr>
+          <w:rFonts w:ascii="Times New Roman" w:hAnsi="Times New Roman" w:cs="Times New Roman"/>
+          <w:sz w:val="24"/>
+          <w:lang w:val="en-US"/>
+        </w:rPr>
+        <w:t xml:space="preserve"> </w:t>
+      </w:r>
+      <w:proofErr w:type="spellStart"/>
+      <w:r>
+        <w:rPr>
+          <w:rFonts w:ascii="Times New Roman" w:hAnsi="Times New Roman" w:cs="Times New Roman"/>
+          <w:sz w:val="24"/>
+          <w:lang w:val="en-US"/>
+        </w:rPr>
+        <w:t>buton</w:t>
+      </w:r>
+      <w:proofErr w:type="spellEnd"/>
+      <w:r>
+        <w:rPr>
+          <w:rFonts w:ascii="Times New Roman" w:hAnsi="Times New Roman" w:cs="Times New Roman"/>
+          <w:sz w:val="24"/>
+          <w:lang w:val="en-US"/>
+        </w:rPr>
+        <w:t xml:space="preserve"> </w:t>
+      </w:r>
+      <w:proofErr w:type="spellStart"/>
+      <w:r>
+        <w:rPr>
+          <w:rFonts w:ascii="Times New Roman" w:hAnsi="Times New Roman" w:cs="Times New Roman"/>
+          <w:sz w:val="24"/>
+          <w:lang w:val="en-US"/>
+        </w:rPr>
+        <w:t>sau</w:t>
+      </w:r>
+      <w:proofErr w:type="spellEnd"/>
+      <w:r>
+        <w:rPr>
+          <w:rFonts w:ascii="Times New Roman" w:hAnsi="Times New Roman" w:cs="Times New Roman"/>
+          <w:sz w:val="24"/>
+          <w:lang w:val="en-US"/>
+        </w:rPr>
+        <w:t xml:space="preserve"> </w:t>
+      </w:r>
+      <w:proofErr w:type="spellStart"/>
+      <w:r>
+        <w:rPr>
+          <w:rFonts w:ascii="Times New Roman" w:hAnsi="Times New Roman" w:cs="Times New Roman"/>
+          <w:sz w:val="24"/>
+          <w:lang w:val="en-US"/>
+        </w:rPr>
+        <w:t>ajustarea</w:t>
+      </w:r>
+      <w:proofErr w:type="spellEnd"/>
+      <w:r>
+        <w:rPr>
+          <w:rFonts w:ascii="Times New Roman" w:hAnsi="Times New Roman" w:cs="Times New Roman"/>
+          <w:sz w:val="24"/>
+          <w:lang w:val="en-US"/>
+        </w:rPr>
+        <w:t xml:space="preserve"> </w:t>
+      </w:r>
+      <w:proofErr w:type="spellStart"/>
+      <w:r>
+        <w:rPr>
+          <w:rFonts w:ascii="Times New Roman" w:hAnsi="Times New Roman" w:cs="Times New Roman"/>
+          <w:sz w:val="24"/>
+          <w:lang w:val="en-US"/>
+        </w:rPr>
+        <w:t>unui</w:t>
+      </w:r>
+      <w:proofErr w:type="spellEnd"/>
+      <w:r>
+        <w:rPr>
+          <w:rFonts w:ascii="Times New Roman" w:hAnsi="Times New Roman" w:cs="Times New Roman"/>
+          <w:sz w:val="24"/>
+          <w:lang w:val="en-US"/>
+        </w:rPr>
+        <w:t xml:space="preserve"> slider </w:t>
+      </w:r>
+      <w:proofErr w:type="spellStart"/>
+      <w:r>
+        <w:rPr>
+          <w:rFonts w:ascii="Times New Roman" w:hAnsi="Times New Roman" w:cs="Times New Roman"/>
+          <w:sz w:val="24"/>
+          <w:lang w:val="en-US"/>
+        </w:rPr>
+        <w:t>pentru</w:t>
+      </w:r>
+      <w:proofErr w:type="spellEnd"/>
+      <w:r>
+        <w:rPr>
+          <w:rFonts w:ascii="Times New Roman" w:hAnsi="Times New Roman" w:cs="Times New Roman"/>
+          <w:sz w:val="24"/>
+          <w:lang w:val="en-US"/>
+        </w:rPr>
+        <w:t xml:space="preserve"> un </w:t>
+      </w:r>
+      <w:proofErr w:type="spellStart"/>
+      <w:r>
+        <w:rPr>
+          <w:rFonts w:ascii="Times New Roman" w:hAnsi="Times New Roman" w:cs="Times New Roman"/>
+          <w:sz w:val="24"/>
+          <w:lang w:val="en-US"/>
+        </w:rPr>
+        <w:t>deget</w:t>
+      </w:r>
+      <w:proofErr w:type="spellEnd"/>
+      <w:r>
+        <w:rPr>
+          <w:rFonts w:ascii="Times New Roman" w:hAnsi="Times New Roman" w:cs="Times New Roman"/>
+          <w:sz w:val="24"/>
+          <w:lang w:val="en-US"/>
+        </w:rPr>
+        <w:t xml:space="preserve">, </w:t>
+      </w:r>
+      <w:proofErr w:type="spellStart"/>
+      <w:r>
+        <w:rPr>
+          <w:rFonts w:ascii="Times New Roman" w:hAnsi="Times New Roman" w:cs="Times New Roman"/>
+          <w:sz w:val="24"/>
+          <w:lang w:val="en-US"/>
+        </w:rPr>
+        <w:t>comanda</w:t>
+      </w:r>
+      <w:proofErr w:type="spellEnd"/>
+      <w:r>
+        <w:rPr>
+          <w:rFonts w:ascii="Times New Roman" w:hAnsi="Times New Roman" w:cs="Times New Roman"/>
+          <w:sz w:val="24"/>
+          <w:lang w:val="en-US"/>
+        </w:rPr>
+        <w:t xml:space="preserve"> </w:t>
+      </w:r>
+      <w:proofErr w:type="spellStart"/>
+      <w:r>
+        <w:rPr>
+          <w:rFonts w:ascii="Times New Roman" w:hAnsi="Times New Roman" w:cs="Times New Roman"/>
+          <w:sz w:val="24"/>
+          <w:lang w:val="en-US"/>
+        </w:rPr>
+        <w:t>este</w:t>
+      </w:r>
+      <w:proofErr w:type="spellEnd"/>
+      <w:r>
+        <w:rPr>
+          <w:rFonts w:ascii="Times New Roman" w:hAnsi="Times New Roman" w:cs="Times New Roman"/>
+          <w:sz w:val="24"/>
+          <w:lang w:val="en-US"/>
+        </w:rPr>
+        <w:t xml:space="preserve"> </w:t>
+      </w:r>
+      <w:proofErr w:type="spellStart"/>
+      <w:r>
+        <w:rPr>
+          <w:rFonts w:ascii="Times New Roman" w:hAnsi="Times New Roman" w:cs="Times New Roman"/>
+          <w:sz w:val="24"/>
+          <w:lang w:val="en-US"/>
+        </w:rPr>
+        <w:t>captată</w:t>
+      </w:r>
+      <w:proofErr w:type="spellEnd"/>
+      <w:r>
+        <w:rPr>
+          <w:rFonts w:ascii="Times New Roman" w:hAnsi="Times New Roman" w:cs="Times New Roman"/>
+          <w:sz w:val="24"/>
+          <w:lang w:val="en-US"/>
+        </w:rPr>
+        <w:t xml:space="preserve"> </w:t>
+      </w:r>
+      <w:proofErr w:type="spellStart"/>
+      <w:r>
+        <w:rPr>
+          <w:rFonts w:ascii="Times New Roman" w:hAnsi="Times New Roman" w:cs="Times New Roman"/>
+          <w:sz w:val="24"/>
+          <w:lang w:val="en-US"/>
+        </w:rPr>
+        <w:t>și</w:t>
+      </w:r>
+      <w:proofErr w:type="spellEnd"/>
+      <w:r>
+        <w:rPr>
+          <w:rFonts w:ascii="Times New Roman" w:hAnsi="Times New Roman" w:cs="Times New Roman"/>
+          <w:sz w:val="24"/>
+          <w:lang w:val="en-US"/>
+        </w:rPr>
+        <w:t xml:space="preserve"> </w:t>
+      </w:r>
+      <w:proofErr w:type="spellStart"/>
+      <w:r>
+        <w:rPr>
+          <w:rFonts w:ascii="Times New Roman" w:hAnsi="Times New Roman" w:cs="Times New Roman"/>
+          <w:sz w:val="24"/>
+          <w:lang w:val="en-US"/>
+        </w:rPr>
+        <w:t>transformată</w:t>
+      </w:r>
+      <w:proofErr w:type="spellEnd"/>
+      <w:r>
+        <w:rPr>
+          <w:rFonts w:ascii="Times New Roman" w:hAnsi="Times New Roman" w:cs="Times New Roman"/>
+          <w:sz w:val="24"/>
+          <w:lang w:val="en-US"/>
+        </w:rPr>
+        <w:t xml:space="preserve"> </w:t>
+      </w:r>
+      <w:proofErr w:type="spellStart"/>
+      <w:r>
+        <w:rPr>
+          <w:rFonts w:ascii="Times New Roman" w:hAnsi="Times New Roman" w:cs="Times New Roman"/>
+          <w:sz w:val="24"/>
+          <w:lang w:val="en-US"/>
+        </w:rPr>
+        <w:t>într</w:t>
+      </w:r>
+      <w:proofErr w:type="spellEnd"/>
+      <w:r>
+        <w:rPr>
+          <w:rFonts w:ascii="Times New Roman" w:hAnsi="Times New Roman" w:cs="Times New Roman"/>
+          <w:sz w:val="24"/>
+          <w:lang w:val="en-US"/>
+        </w:rPr>
+        <w:t xml:space="preserve">-un </w:t>
+      </w:r>
+      <w:proofErr w:type="spellStart"/>
+      <w:r>
+        <w:rPr>
+          <w:rFonts w:ascii="Times New Roman" w:hAnsi="Times New Roman" w:cs="Times New Roman"/>
+          <w:sz w:val="24"/>
+          <w:lang w:val="en-US"/>
+        </w:rPr>
+        <w:t>mesaj</w:t>
+      </w:r>
+      <w:proofErr w:type="spellEnd"/>
+      <w:r>
+        <w:rPr>
+          <w:rFonts w:ascii="Times New Roman" w:hAnsi="Times New Roman" w:cs="Times New Roman"/>
+          <w:sz w:val="24"/>
+          <w:lang w:val="en-US"/>
+        </w:rPr>
+        <w:t xml:space="preserve"> JSON care </w:t>
+      </w:r>
+      <w:proofErr w:type="spellStart"/>
+      <w:r>
+        <w:rPr>
+          <w:rFonts w:ascii="Times New Roman" w:hAnsi="Times New Roman" w:cs="Times New Roman"/>
+          <w:sz w:val="24"/>
+          <w:lang w:val="en-US"/>
+        </w:rPr>
+        <w:t>specifică</w:t>
+      </w:r>
+      <w:proofErr w:type="spellEnd"/>
+      <w:r>
+        <w:rPr>
+          <w:rFonts w:ascii="Times New Roman" w:hAnsi="Times New Roman" w:cs="Times New Roman"/>
+          <w:sz w:val="24"/>
+          <w:lang w:val="en-US"/>
+        </w:rPr>
+        <w:t xml:space="preserve"> </w:t>
+      </w:r>
+      <w:proofErr w:type="spellStart"/>
+      <w:r>
+        <w:rPr>
+          <w:rFonts w:ascii="Times New Roman" w:hAnsi="Times New Roman" w:cs="Times New Roman"/>
+          <w:sz w:val="24"/>
+          <w:lang w:val="en-US"/>
+        </w:rPr>
+        <w:t>degetul</w:t>
+      </w:r>
+      <w:proofErr w:type="spellEnd"/>
+      <w:r>
+        <w:rPr>
+          <w:rFonts w:ascii="Times New Roman" w:hAnsi="Times New Roman" w:cs="Times New Roman"/>
+          <w:sz w:val="24"/>
+          <w:lang w:val="en-US"/>
+        </w:rPr>
+        <w:t xml:space="preserve"> </w:t>
+      </w:r>
+      <w:proofErr w:type="spellStart"/>
+      <w:r>
+        <w:rPr>
+          <w:rFonts w:ascii="Times New Roman" w:hAnsi="Times New Roman" w:cs="Times New Roman"/>
+          <w:sz w:val="24"/>
+          <w:lang w:val="en-US"/>
+        </w:rPr>
+        <w:t>și</w:t>
+      </w:r>
+      <w:proofErr w:type="spellEnd"/>
+      <w:r>
+        <w:rPr>
+          <w:rFonts w:ascii="Times New Roman" w:hAnsi="Times New Roman" w:cs="Times New Roman"/>
+          <w:sz w:val="24"/>
+          <w:lang w:val="en-US"/>
+        </w:rPr>
+        <w:t xml:space="preserve"> </w:t>
+      </w:r>
+      <w:proofErr w:type="spellStart"/>
+      <w:r>
+        <w:rPr>
+          <w:rFonts w:ascii="Times New Roman" w:hAnsi="Times New Roman" w:cs="Times New Roman"/>
+          <w:sz w:val="24"/>
+          <w:lang w:val="en-US"/>
+        </w:rPr>
+        <w:t>unghiul</w:t>
+      </w:r>
+      <w:proofErr w:type="spellEnd"/>
+      <w:r>
+        <w:rPr>
+          <w:rFonts w:ascii="Times New Roman" w:hAnsi="Times New Roman" w:cs="Times New Roman"/>
+          <w:sz w:val="24"/>
+          <w:lang w:val="en-US"/>
+        </w:rPr>
+        <w:t xml:space="preserve"> </w:t>
+      </w:r>
+      <w:proofErr w:type="spellStart"/>
+      <w:r>
+        <w:rPr>
+          <w:rFonts w:ascii="Times New Roman" w:hAnsi="Times New Roman" w:cs="Times New Roman"/>
+          <w:sz w:val="24"/>
+          <w:lang w:val="en-US"/>
+        </w:rPr>
+        <w:t>dorit</w:t>
+      </w:r>
+      <w:proofErr w:type="spellEnd"/>
+      <w:r>
+        <w:rPr>
+          <w:rFonts w:ascii="Times New Roman" w:hAnsi="Times New Roman" w:cs="Times New Roman"/>
+          <w:sz w:val="24"/>
+          <w:lang w:val="en-US"/>
+        </w:rPr>
+        <w:t xml:space="preserve">. </w:t>
+      </w:r>
+      <w:proofErr w:type="spellStart"/>
+      <w:r>
+        <w:rPr>
+          <w:rFonts w:ascii="Times New Roman" w:hAnsi="Times New Roman" w:cs="Times New Roman"/>
+          <w:sz w:val="24"/>
+          <w:lang w:val="en-US"/>
+        </w:rPr>
+        <w:t>Acest</w:t>
+      </w:r>
+      <w:proofErr w:type="spellEnd"/>
+      <w:r>
+        <w:rPr>
+          <w:rFonts w:ascii="Times New Roman" w:hAnsi="Times New Roman" w:cs="Times New Roman"/>
+          <w:sz w:val="24"/>
+          <w:lang w:val="en-US"/>
+        </w:rPr>
+        <w:t xml:space="preserve"> </w:t>
+      </w:r>
+      <w:proofErr w:type="spellStart"/>
+      <w:r>
+        <w:rPr>
+          <w:rFonts w:ascii="Times New Roman" w:hAnsi="Times New Roman" w:cs="Times New Roman"/>
+          <w:sz w:val="24"/>
+          <w:lang w:val="en-US"/>
+        </w:rPr>
+        <w:t>mesaj</w:t>
+      </w:r>
+      <w:proofErr w:type="spellEnd"/>
+      <w:r>
+        <w:rPr>
+          <w:rFonts w:ascii="Times New Roman" w:hAnsi="Times New Roman" w:cs="Times New Roman"/>
+          <w:sz w:val="24"/>
+          <w:lang w:val="en-US"/>
+        </w:rPr>
+        <w:t xml:space="preserve"> </w:t>
+      </w:r>
+      <w:proofErr w:type="spellStart"/>
+      <w:r>
+        <w:rPr>
+          <w:rFonts w:ascii="Times New Roman" w:hAnsi="Times New Roman" w:cs="Times New Roman"/>
+          <w:sz w:val="24"/>
+          <w:lang w:val="en-US"/>
+        </w:rPr>
+        <w:t>este</w:t>
+      </w:r>
+      <w:proofErr w:type="spellEnd"/>
+      <w:r>
+        <w:rPr>
+          <w:rFonts w:ascii="Times New Roman" w:hAnsi="Times New Roman" w:cs="Times New Roman"/>
+          <w:sz w:val="24"/>
+          <w:lang w:val="en-US"/>
+        </w:rPr>
+        <w:t xml:space="preserve"> </w:t>
+      </w:r>
+      <w:proofErr w:type="spellStart"/>
+      <w:r>
+        <w:rPr>
+          <w:rFonts w:ascii="Times New Roman" w:hAnsi="Times New Roman" w:cs="Times New Roman"/>
+          <w:sz w:val="24"/>
+          <w:lang w:val="en-US"/>
+        </w:rPr>
+        <w:t>trimis</w:t>
+      </w:r>
+      <w:proofErr w:type="spellEnd"/>
+      <w:r>
+        <w:rPr>
+          <w:rFonts w:ascii="Times New Roman" w:hAnsi="Times New Roman" w:cs="Times New Roman"/>
+          <w:sz w:val="24"/>
+          <w:lang w:val="en-US"/>
+        </w:rPr>
+        <w:t xml:space="preserve"> </w:t>
+      </w:r>
+      <w:proofErr w:type="spellStart"/>
+      <w:r>
+        <w:rPr>
+          <w:rFonts w:ascii="Times New Roman" w:hAnsi="Times New Roman" w:cs="Times New Roman"/>
+          <w:sz w:val="24"/>
+          <w:lang w:val="en-US"/>
+        </w:rPr>
+        <w:t>către</w:t>
+      </w:r>
+      <w:proofErr w:type="spellEnd"/>
+      <w:r>
+        <w:rPr>
+          <w:rFonts w:ascii="Times New Roman" w:hAnsi="Times New Roman" w:cs="Times New Roman"/>
+          <w:sz w:val="24"/>
+          <w:lang w:val="en-US"/>
+        </w:rPr>
+        <w:t xml:space="preserve"> ESP32</w:t>
+      </w:r>
+      <w:r>
+        <w:rPr>
+          <w:rFonts w:ascii="Times New Roman" w:hAnsi="Times New Roman" w:cs="Times New Roman"/>
+          <w:sz w:val="24"/>
+          <w:lang w:val="en-US"/>
+        </w:rPr>
+        <w:t>.</w:t>
+      </w:r>
+    </w:p>
+    <w:p>
+      <w:pPr>
+        <w:spacing w:after="0" w:line="312" w:lineRule="auto"/>
+        <w:ind w:left="14" w:right="0" w:firstLine="850"/>
+        <w:rPr>
+          <w:rFonts w:ascii="Times New Roman" w:hAnsi="Times New Roman" w:cs="Times New Roman"/>
+          <w:sz w:val="24"/>
+          <w:lang w:val="en-US"/>
+        </w:rPr>
+      </w:pPr>
+      <w:proofErr w:type="spellStart"/>
+      <w:r>
+        <w:rPr>
+          <w:rFonts w:ascii="Times New Roman" w:hAnsi="Times New Roman" w:cs="Times New Roman"/>
+          <w:sz w:val="24"/>
+          <w:lang w:val="en-US"/>
+        </w:rPr>
+        <w:lastRenderedPageBreak/>
+        <w:t>Unitatea</w:t>
+      </w:r>
+      <w:proofErr w:type="spellEnd"/>
+      <w:r>
+        <w:rPr>
+          <w:rFonts w:ascii="Times New Roman" w:hAnsi="Times New Roman" w:cs="Times New Roman"/>
+          <w:sz w:val="24"/>
+          <w:lang w:val="en-US"/>
+        </w:rPr>
+        <w:t xml:space="preserve"> </w:t>
+      </w:r>
+      <w:proofErr w:type="spellStart"/>
+      <w:r>
+        <w:rPr>
+          <w:rFonts w:ascii="Times New Roman" w:hAnsi="Times New Roman" w:cs="Times New Roman"/>
+          <w:sz w:val="24"/>
+          <w:lang w:val="en-US"/>
+        </w:rPr>
+        <w:t>centrală</w:t>
+      </w:r>
+      <w:proofErr w:type="spellEnd"/>
+      <w:r>
+        <w:rPr>
+          <w:rFonts w:ascii="Times New Roman" w:hAnsi="Times New Roman" w:cs="Times New Roman"/>
+          <w:sz w:val="24"/>
+          <w:lang w:val="en-US"/>
+        </w:rPr>
+        <w:t xml:space="preserve"> de </w:t>
+      </w:r>
+      <w:proofErr w:type="spellStart"/>
+      <w:r>
+        <w:rPr>
+          <w:rFonts w:ascii="Times New Roman" w:hAnsi="Times New Roman" w:cs="Times New Roman"/>
+          <w:sz w:val="24"/>
+          <w:lang w:val="en-US"/>
+        </w:rPr>
+        <w:t>procesare</w:t>
+      </w:r>
+      <w:proofErr w:type="spellEnd"/>
+      <w:r>
+        <w:rPr>
+          <w:rFonts w:ascii="Times New Roman" w:hAnsi="Times New Roman" w:cs="Times New Roman"/>
+          <w:sz w:val="24"/>
+          <w:lang w:val="en-US"/>
+        </w:rPr>
+        <w:t xml:space="preserve"> </w:t>
+      </w:r>
+      <w:proofErr w:type="spellStart"/>
+      <w:r>
+        <w:rPr>
+          <w:rFonts w:ascii="Times New Roman" w:hAnsi="Times New Roman" w:cs="Times New Roman"/>
+          <w:sz w:val="24"/>
+          <w:lang w:val="en-US"/>
+        </w:rPr>
+        <w:t>recepționează</w:t>
+      </w:r>
+      <w:proofErr w:type="spellEnd"/>
+      <w:r>
+        <w:rPr>
+          <w:rFonts w:ascii="Times New Roman" w:hAnsi="Times New Roman" w:cs="Times New Roman"/>
+          <w:sz w:val="24"/>
+          <w:lang w:val="en-US"/>
+        </w:rPr>
+        <w:t xml:space="preserve"> </w:t>
+      </w:r>
+      <w:proofErr w:type="spellStart"/>
+      <w:r>
+        <w:rPr>
+          <w:rFonts w:ascii="Times New Roman" w:hAnsi="Times New Roman" w:cs="Times New Roman"/>
+          <w:sz w:val="24"/>
+          <w:lang w:val="en-US"/>
+        </w:rPr>
+        <w:t>și</w:t>
+      </w:r>
+      <w:proofErr w:type="spellEnd"/>
+      <w:r>
+        <w:rPr>
+          <w:rFonts w:ascii="Times New Roman" w:hAnsi="Times New Roman" w:cs="Times New Roman"/>
+          <w:sz w:val="24"/>
+          <w:lang w:val="en-US"/>
+        </w:rPr>
+        <w:t xml:space="preserve"> </w:t>
+      </w:r>
+      <w:proofErr w:type="spellStart"/>
+      <w:r>
+        <w:rPr>
+          <w:rFonts w:ascii="Times New Roman" w:hAnsi="Times New Roman" w:cs="Times New Roman"/>
+          <w:sz w:val="24"/>
+          <w:lang w:val="en-US"/>
+        </w:rPr>
+        <w:t>decodează</w:t>
+      </w:r>
+      <w:proofErr w:type="spellEnd"/>
+      <w:r>
+        <w:rPr>
+          <w:rFonts w:ascii="Times New Roman" w:hAnsi="Times New Roman" w:cs="Times New Roman"/>
+          <w:sz w:val="24"/>
+          <w:lang w:val="en-US"/>
+        </w:rPr>
+        <w:t xml:space="preserve"> </w:t>
+      </w:r>
+      <w:proofErr w:type="spellStart"/>
+      <w:r>
+        <w:rPr>
+          <w:rFonts w:ascii="Times New Roman" w:hAnsi="Times New Roman" w:cs="Times New Roman"/>
+          <w:sz w:val="24"/>
+          <w:lang w:val="en-US"/>
+        </w:rPr>
+        <w:t>pachetele</w:t>
+      </w:r>
+      <w:proofErr w:type="spellEnd"/>
+      <w:r>
+        <w:rPr>
+          <w:rFonts w:ascii="Times New Roman" w:hAnsi="Times New Roman" w:cs="Times New Roman"/>
+          <w:sz w:val="24"/>
+          <w:lang w:val="en-US"/>
+        </w:rPr>
+        <w:t xml:space="preserve"> de date, </w:t>
+      </w:r>
+      <w:proofErr w:type="spellStart"/>
+      <w:r>
+        <w:rPr>
+          <w:rFonts w:ascii="Times New Roman" w:hAnsi="Times New Roman" w:cs="Times New Roman"/>
+          <w:sz w:val="24"/>
+          <w:lang w:val="en-US"/>
+        </w:rPr>
+        <w:t>calculând</w:t>
+      </w:r>
+      <w:proofErr w:type="spellEnd"/>
+      <w:r>
+        <w:rPr>
+          <w:rFonts w:ascii="Times New Roman" w:hAnsi="Times New Roman" w:cs="Times New Roman"/>
+          <w:sz w:val="24"/>
+          <w:lang w:val="en-US"/>
+        </w:rPr>
+        <w:t xml:space="preserve"> </w:t>
+      </w:r>
+      <w:proofErr w:type="spellStart"/>
+      <w:r>
+        <w:rPr>
+          <w:rFonts w:ascii="Times New Roman" w:hAnsi="Times New Roman" w:cs="Times New Roman"/>
+          <w:sz w:val="24"/>
+          <w:lang w:val="en-US"/>
+        </w:rPr>
+        <w:t>parametrii</w:t>
+      </w:r>
+      <w:proofErr w:type="spellEnd"/>
+      <w:r>
+        <w:rPr>
+          <w:rFonts w:ascii="Times New Roman" w:hAnsi="Times New Roman" w:cs="Times New Roman"/>
+          <w:sz w:val="24"/>
+          <w:lang w:val="en-US"/>
+        </w:rPr>
+        <w:t xml:space="preserve"> </w:t>
+      </w:r>
+      <w:proofErr w:type="spellStart"/>
+      <w:r>
+        <w:rPr>
+          <w:rFonts w:ascii="Times New Roman" w:hAnsi="Times New Roman" w:cs="Times New Roman"/>
+          <w:sz w:val="24"/>
+          <w:lang w:val="en-US"/>
+        </w:rPr>
+        <w:t>semnalelor</w:t>
+      </w:r>
+      <w:proofErr w:type="spellEnd"/>
+      <w:r>
+        <w:rPr>
+          <w:rFonts w:ascii="Times New Roman" w:hAnsi="Times New Roman" w:cs="Times New Roman"/>
+          <w:sz w:val="24"/>
+          <w:lang w:val="en-US"/>
+        </w:rPr>
+        <w:t xml:space="preserve"> PWM </w:t>
+      </w:r>
+      <w:proofErr w:type="spellStart"/>
+      <w:r>
+        <w:rPr>
+          <w:rFonts w:ascii="Times New Roman" w:hAnsi="Times New Roman" w:cs="Times New Roman"/>
+          <w:sz w:val="24"/>
+          <w:lang w:val="en-US"/>
+        </w:rPr>
+        <w:t>necesari</w:t>
+      </w:r>
+      <w:proofErr w:type="spellEnd"/>
+      <w:r>
+        <w:rPr>
+          <w:rFonts w:ascii="Times New Roman" w:hAnsi="Times New Roman" w:cs="Times New Roman"/>
+          <w:sz w:val="24"/>
+          <w:lang w:val="en-US"/>
+        </w:rPr>
+        <w:t xml:space="preserve"> </w:t>
+      </w:r>
+      <w:proofErr w:type="spellStart"/>
+      <w:r>
+        <w:rPr>
+          <w:rFonts w:ascii="Times New Roman" w:hAnsi="Times New Roman" w:cs="Times New Roman"/>
+          <w:sz w:val="24"/>
+          <w:lang w:val="en-US"/>
+        </w:rPr>
+        <w:t>acționării</w:t>
+      </w:r>
+      <w:proofErr w:type="spellEnd"/>
+      <w:r>
+        <w:rPr>
+          <w:rFonts w:ascii="Times New Roman" w:hAnsi="Times New Roman" w:cs="Times New Roman"/>
+          <w:sz w:val="24"/>
+          <w:lang w:val="en-US"/>
+        </w:rPr>
+        <w:t xml:space="preserve"> </w:t>
+      </w:r>
+      <w:proofErr w:type="spellStart"/>
+      <w:r>
+        <w:rPr>
+          <w:rFonts w:ascii="Times New Roman" w:hAnsi="Times New Roman" w:cs="Times New Roman"/>
+          <w:sz w:val="24"/>
+          <w:lang w:val="en-US"/>
+        </w:rPr>
+        <w:t>fiecărui</w:t>
+      </w:r>
+      <w:proofErr w:type="spellEnd"/>
+      <w:r>
+        <w:rPr>
+          <w:rFonts w:ascii="Times New Roman" w:hAnsi="Times New Roman" w:cs="Times New Roman"/>
+          <w:sz w:val="24"/>
+          <w:lang w:val="en-US"/>
+        </w:rPr>
+        <w:t xml:space="preserve"> </w:t>
+      </w:r>
+      <w:proofErr w:type="spellStart"/>
+      <w:r>
+        <w:rPr>
+          <w:rFonts w:ascii="Times New Roman" w:hAnsi="Times New Roman" w:cs="Times New Roman"/>
+          <w:sz w:val="24"/>
+          <w:lang w:val="en-US"/>
+        </w:rPr>
+        <w:t>deget</w:t>
+      </w:r>
+      <w:proofErr w:type="spellEnd"/>
+      <w:r>
+        <w:rPr>
+          <w:rFonts w:ascii="Times New Roman" w:hAnsi="Times New Roman" w:cs="Times New Roman"/>
+          <w:sz w:val="24"/>
+          <w:lang w:val="en-US"/>
+        </w:rPr>
+        <w:t xml:space="preserve"> al </w:t>
+      </w:r>
+      <w:proofErr w:type="spellStart"/>
+      <w:r>
+        <w:rPr>
+          <w:rFonts w:ascii="Times New Roman" w:hAnsi="Times New Roman" w:cs="Times New Roman"/>
+          <w:sz w:val="24"/>
+          <w:lang w:val="en-US"/>
+        </w:rPr>
+        <w:t>structurii</w:t>
+      </w:r>
+      <w:proofErr w:type="spellEnd"/>
+      <w:r>
+        <w:rPr>
+          <w:rFonts w:ascii="Times New Roman" w:hAnsi="Times New Roman" w:cs="Times New Roman"/>
+          <w:sz w:val="24"/>
+          <w:lang w:val="en-US"/>
+        </w:rPr>
+        <w:t xml:space="preserve"> </w:t>
+      </w:r>
+      <w:proofErr w:type="spellStart"/>
+      <w:r>
+        <w:rPr>
+          <w:rFonts w:ascii="Times New Roman" w:hAnsi="Times New Roman" w:cs="Times New Roman"/>
+          <w:sz w:val="24"/>
+          <w:lang w:val="en-US"/>
+        </w:rPr>
+        <w:t>robotice</w:t>
+      </w:r>
+      <w:proofErr w:type="spellEnd"/>
+      <w:r>
+        <w:rPr>
+          <w:rFonts w:ascii="Times New Roman" w:hAnsi="Times New Roman" w:cs="Times New Roman"/>
+          <w:sz w:val="24"/>
+          <w:lang w:val="en-US"/>
+        </w:rPr>
+        <w:t xml:space="preserve">. </w:t>
+      </w:r>
+      <w:proofErr w:type="spellStart"/>
+      <w:r>
+        <w:rPr>
+          <w:rFonts w:ascii="Times New Roman" w:hAnsi="Times New Roman" w:cs="Times New Roman"/>
+          <w:sz w:val="24"/>
+          <w:lang w:val="en-US"/>
+        </w:rPr>
+        <w:t>Aceste</w:t>
+      </w:r>
+      <w:proofErr w:type="spellEnd"/>
+      <w:r>
+        <w:rPr>
+          <w:rFonts w:ascii="Times New Roman" w:hAnsi="Times New Roman" w:cs="Times New Roman"/>
+          <w:sz w:val="24"/>
+          <w:lang w:val="en-US"/>
+        </w:rPr>
+        <w:t xml:space="preserve"> </w:t>
+      </w:r>
+      <w:proofErr w:type="spellStart"/>
+      <w:r>
+        <w:rPr>
+          <w:rFonts w:ascii="Times New Roman" w:hAnsi="Times New Roman" w:cs="Times New Roman"/>
+          <w:sz w:val="24"/>
+          <w:lang w:val="en-US"/>
+        </w:rPr>
+        <w:t>semnale</w:t>
+      </w:r>
+      <w:proofErr w:type="spellEnd"/>
+      <w:r>
+        <w:rPr>
+          <w:rFonts w:ascii="Times New Roman" w:hAnsi="Times New Roman" w:cs="Times New Roman"/>
+          <w:sz w:val="24"/>
+          <w:lang w:val="en-US"/>
+        </w:rPr>
+        <w:t xml:space="preserve"> sunt </w:t>
+      </w:r>
+      <w:proofErr w:type="spellStart"/>
+      <w:r>
+        <w:rPr>
+          <w:rFonts w:ascii="Times New Roman" w:hAnsi="Times New Roman" w:cs="Times New Roman"/>
+          <w:sz w:val="24"/>
+          <w:lang w:val="en-US"/>
+        </w:rPr>
+        <w:t>direcționate</w:t>
+      </w:r>
+      <w:proofErr w:type="spellEnd"/>
+      <w:r>
+        <w:rPr>
+          <w:rFonts w:ascii="Times New Roman" w:hAnsi="Times New Roman" w:cs="Times New Roman"/>
+          <w:sz w:val="24"/>
+          <w:lang w:val="en-US"/>
+        </w:rPr>
+        <w:t xml:space="preserve"> </w:t>
+      </w:r>
+      <w:proofErr w:type="spellStart"/>
+      <w:r>
+        <w:rPr>
+          <w:rFonts w:ascii="Times New Roman" w:hAnsi="Times New Roman" w:cs="Times New Roman"/>
+          <w:sz w:val="24"/>
+          <w:lang w:val="en-US"/>
+        </w:rPr>
+        <w:t>către</w:t>
+      </w:r>
+      <w:proofErr w:type="spellEnd"/>
+      <w:r>
+        <w:rPr>
+          <w:rFonts w:ascii="Times New Roman" w:hAnsi="Times New Roman" w:cs="Times New Roman"/>
+          <w:sz w:val="24"/>
+          <w:lang w:val="en-US"/>
+        </w:rPr>
+        <w:t xml:space="preserve"> </w:t>
+      </w:r>
+      <w:proofErr w:type="spellStart"/>
+      <w:r>
+        <w:rPr>
+          <w:rFonts w:ascii="Times New Roman" w:hAnsi="Times New Roman" w:cs="Times New Roman"/>
+          <w:sz w:val="24"/>
+          <w:lang w:val="en-US"/>
+        </w:rPr>
+        <w:t>pinii</w:t>
+      </w:r>
+      <w:proofErr w:type="spellEnd"/>
+      <w:r>
+        <w:rPr>
+          <w:rFonts w:ascii="Times New Roman" w:hAnsi="Times New Roman" w:cs="Times New Roman"/>
+          <w:sz w:val="24"/>
+          <w:lang w:val="en-US"/>
+        </w:rPr>
+        <w:t xml:space="preserve"> de </w:t>
+      </w:r>
+      <w:proofErr w:type="spellStart"/>
+      <w:r>
+        <w:rPr>
+          <w:rFonts w:ascii="Times New Roman" w:hAnsi="Times New Roman" w:cs="Times New Roman"/>
+          <w:sz w:val="24"/>
+          <w:lang w:val="en-US"/>
+        </w:rPr>
+        <w:t>ieșire</w:t>
+      </w:r>
+      <w:proofErr w:type="spellEnd"/>
+      <w:r>
+        <w:rPr>
+          <w:rFonts w:ascii="Times New Roman" w:hAnsi="Times New Roman" w:cs="Times New Roman"/>
+          <w:sz w:val="24"/>
+          <w:lang w:val="en-US"/>
+        </w:rPr>
+        <w:t xml:space="preserve"> </w:t>
+      </w:r>
+      <w:proofErr w:type="spellStart"/>
+      <w:r>
+        <w:rPr>
+          <w:rFonts w:ascii="Times New Roman" w:hAnsi="Times New Roman" w:cs="Times New Roman"/>
+          <w:sz w:val="24"/>
+          <w:lang w:val="en-US"/>
+        </w:rPr>
+        <w:t>configurați</w:t>
+      </w:r>
+      <w:proofErr w:type="spellEnd"/>
+      <w:r>
+        <w:rPr>
+          <w:rFonts w:ascii="Times New Roman" w:hAnsi="Times New Roman" w:cs="Times New Roman"/>
+          <w:sz w:val="24"/>
+          <w:lang w:val="en-US"/>
+        </w:rPr>
+        <w:t xml:space="preserve">, </w:t>
+      </w:r>
+      <w:proofErr w:type="spellStart"/>
+      <w:r>
+        <w:rPr>
+          <w:rFonts w:ascii="Times New Roman" w:hAnsi="Times New Roman" w:cs="Times New Roman"/>
+          <w:sz w:val="24"/>
+          <w:lang w:val="en-US"/>
+        </w:rPr>
+        <w:t>declanșând</w:t>
+      </w:r>
+      <w:proofErr w:type="spellEnd"/>
+      <w:r>
+        <w:rPr>
+          <w:rFonts w:ascii="Times New Roman" w:hAnsi="Times New Roman" w:cs="Times New Roman"/>
+          <w:sz w:val="24"/>
+          <w:lang w:val="en-US"/>
+        </w:rPr>
+        <w:t xml:space="preserve"> </w:t>
+      </w:r>
+      <w:proofErr w:type="spellStart"/>
+      <w:r>
+        <w:rPr>
+          <w:rFonts w:ascii="Times New Roman" w:hAnsi="Times New Roman" w:cs="Times New Roman"/>
+          <w:sz w:val="24"/>
+          <w:lang w:val="en-US"/>
+        </w:rPr>
+        <w:t>translația</w:t>
+      </w:r>
+      <w:proofErr w:type="spellEnd"/>
+      <w:r>
+        <w:rPr>
+          <w:rFonts w:ascii="Times New Roman" w:hAnsi="Times New Roman" w:cs="Times New Roman"/>
+          <w:sz w:val="24"/>
+          <w:lang w:val="en-US"/>
+        </w:rPr>
+        <w:t xml:space="preserve"> </w:t>
+      </w:r>
+      <w:proofErr w:type="spellStart"/>
+      <w:r>
+        <w:rPr>
+          <w:rFonts w:ascii="Times New Roman" w:hAnsi="Times New Roman" w:cs="Times New Roman"/>
+          <w:sz w:val="24"/>
+          <w:lang w:val="en-US"/>
+        </w:rPr>
+        <w:t>unghiulară</w:t>
+      </w:r>
+      <w:proofErr w:type="spellEnd"/>
+      <w:r>
+        <w:rPr>
+          <w:rFonts w:ascii="Times New Roman" w:hAnsi="Times New Roman" w:cs="Times New Roman"/>
+          <w:sz w:val="24"/>
+          <w:lang w:val="en-US"/>
+        </w:rPr>
+        <w:t xml:space="preserve"> a </w:t>
+      </w:r>
+      <w:proofErr w:type="spellStart"/>
+      <w:r>
+        <w:rPr>
+          <w:rFonts w:ascii="Times New Roman" w:hAnsi="Times New Roman" w:cs="Times New Roman"/>
+          <w:sz w:val="24"/>
+          <w:lang w:val="en-US"/>
+        </w:rPr>
+        <w:t>servomotoarelor</w:t>
+      </w:r>
+      <w:proofErr w:type="spellEnd"/>
+      <w:r>
+        <w:rPr>
+          <w:rFonts w:ascii="Times New Roman" w:hAnsi="Times New Roman" w:cs="Times New Roman"/>
+          <w:sz w:val="24"/>
+          <w:lang w:val="en-US"/>
+        </w:rPr>
+        <w:t xml:space="preserve"> conform </w:t>
+      </w:r>
+      <w:proofErr w:type="spellStart"/>
+      <w:r>
+        <w:rPr>
+          <w:rFonts w:ascii="Times New Roman" w:hAnsi="Times New Roman" w:cs="Times New Roman"/>
+          <w:sz w:val="24"/>
+          <w:lang w:val="en-US"/>
+        </w:rPr>
+        <w:t>setărilor</w:t>
+      </w:r>
+      <w:proofErr w:type="spellEnd"/>
+      <w:r>
+        <w:rPr>
+          <w:rFonts w:ascii="Times New Roman" w:hAnsi="Times New Roman" w:cs="Times New Roman"/>
+          <w:sz w:val="24"/>
+          <w:lang w:val="en-US"/>
+        </w:rPr>
+        <w:t xml:space="preserve"> </w:t>
+      </w:r>
+      <w:proofErr w:type="spellStart"/>
+      <w:r>
+        <w:rPr>
+          <w:rFonts w:ascii="Times New Roman" w:hAnsi="Times New Roman" w:cs="Times New Roman"/>
+          <w:sz w:val="24"/>
+          <w:lang w:val="en-US"/>
+        </w:rPr>
+        <w:t>recepționate</w:t>
+      </w:r>
+      <w:proofErr w:type="spellEnd"/>
+      <w:r>
+        <w:rPr>
+          <w:rFonts w:ascii="Times New Roman" w:hAnsi="Times New Roman" w:cs="Times New Roman"/>
+          <w:sz w:val="24"/>
+          <w:lang w:val="en-US"/>
+        </w:rPr>
+        <w:t xml:space="preserve">. </w:t>
+      </w:r>
+      <w:proofErr w:type="spellStart"/>
+      <w:r>
+        <w:rPr>
+          <w:rFonts w:ascii="Times New Roman" w:hAnsi="Times New Roman" w:cs="Times New Roman"/>
+          <w:sz w:val="24"/>
+          <w:lang w:val="en-US"/>
+        </w:rPr>
+        <w:t>Grație</w:t>
+      </w:r>
+      <w:proofErr w:type="spellEnd"/>
+      <w:r>
+        <w:rPr>
+          <w:rFonts w:ascii="Times New Roman" w:hAnsi="Times New Roman" w:cs="Times New Roman"/>
+          <w:sz w:val="24"/>
+          <w:lang w:val="en-US"/>
+        </w:rPr>
+        <w:t xml:space="preserve"> </w:t>
+      </w:r>
+      <w:proofErr w:type="spellStart"/>
+      <w:r>
+        <w:rPr>
+          <w:rFonts w:ascii="Times New Roman" w:hAnsi="Times New Roman" w:cs="Times New Roman"/>
+          <w:sz w:val="24"/>
+          <w:lang w:val="en-US"/>
+        </w:rPr>
+        <w:t>arhitecturii</w:t>
+      </w:r>
+      <w:proofErr w:type="spellEnd"/>
+      <w:r>
+        <w:rPr>
+          <w:rFonts w:ascii="Times New Roman" w:hAnsi="Times New Roman" w:cs="Times New Roman"/>
+          <w:sz w:val="24"/>
+          <w:lang w:val="en-US"/>
+        </w:rPr>
+        <w:t xml:space="preserve"> de </w:t>
+      </w:r>
+      <w:proofErr w:type="spellStart"/>
+      <w:r>
+        <w:rPr>
+          <w:rFonts w:ascii="Times New Roman" w:hAnsi="Times New Roman" w:cs="Times New Roman"/>
+          <w:sz w:val="24"/>
+          <w:lang w:val="en-US"/>
+        </w:rPr>
+        <w:t>procesare</w:t>
+      </w:r>
+      <w:proofErr w:type="spellEnd"/>
+      <w:r>
+        <w:rPr>
+          <w:rFonts w:ascii="Times New Roman" w:hAnsi="Times New Roman" w:cs="Times New Roman"/>
+          <w:sz w:val="24"/>
+          <w:lang w:val="en-US"/>
+        </w:rPr>
+        <w:t xml:space="preserve"> </w:t>
+      </w:r>
+      <w:proofErr w:type="spellStart"/>
+      <w:r>
+        <w:rPr>
+          <w:rFonts w:ascii="Times New Roman" w:hAnsi="Times New Roman" w:cs="Times New Roman"/>
+          <w:sz w:val="24"/>
+          <w:lang w:val="en-US"/>
+        </w:rPr>
+        <w:t>paralele</w:t>
+      </w:r>
+      <w:proofErr w:type="spellEnd"/>
+      <w:r>
+        <w:rPr>
+          <w:rFonts w:ascii="Times New Roman" w:hAnsi="Times New Roman" w:cs="Times New Roman"/>
+          <w:sz w:val="24"/>
+          <w:lang w:val="en-US"/>
+        </w:rPr>
+        <w:t xml:space="preserve">, ESP32 </w:t>
+      </w:r>
+      <w:proofErr w:type="spellStart"/>
+      <w:r>
+        <w:rPr>
+          <w:rFonts w:ascii="Times New Roman" w:hAnsi="Times New Roman" w:cs="Times New Roman"/>
+          <w:sz w:val="24"/>
+          <w:lang w:val="en-US"/>
+        </w:rPr>
+        <w:t>gestionează</w:t>
+      </w:r>
+      <w:proofErr w:type="spellEnd"/>
+      <w:r>
+        <w:rPr>
+          <w:rFonts w:ascii="Times New Roman" w:hAnsi="Times New Roman" w:cs="Times New Roman"/>
+          <w:sz w:val="24"/>
+          <w:lang w:val="en-US"/>
+        </w:rPr>
+        <w:t xml:space="preserve"> </w:t>
+      </w:r>
+      <w:proofErr w:type="spellStart"/>
+      <w:r>
+        <w:rPr>
+          <w:rFonts w:ascii="Times New Roman" w:hAnsi="Times New Roman" w:cs="Times New Roman"/>
+          <w:sz w:val="24"/>
+          <w:lang w:val="en-US"/>
+        </w:rPr>
+        <w:t>simultan</w:t>
+      </w:r>
+      <w:proofErr w:type="spellEnd"/>
+      <w:r>
+        <w:rPr>
+          <w:rFonts w:ascii="Times New Roman" w:hAnsi="Times New Roman" w:cs="Times New Roman"/>
+          <w:sz w:val="24"/>
+          <w:lang w:val="en-US"/>
+        </w:rPr>
+        <w:t xml:space="preserve"> </w:t>
+      </w:r>
+      <w:proofErr w:type="spellStart"/>
+      <w:r>
+        <w:rPr>
+          <w:rFonts w:ascii="Times New Roman" w:hAnsi="Times New Roman" w:cs="Times New Roman"/>
+          <w:sz w:val="24"/>
+          <w:lang w:val="en-US"/>
+        </w:rPr>
+        <w:t>sarcini</w:t>
+      </w:r>
+      <w:proofErr w:type="spellEnd"/>
+      <w:r>
+        <w:rPr>
+          <w:rFonts w:ascii="Times New Roman" w:hAnsi="Times New Roman" w:cs="Times New Roman"/>
+          <w:sz w:val="24"/>
+          <w:lang w:val="en-US"/>
+        </w:rPr>
+        <w:t xml:space="preserve"> </w:t>
+      </w:r>
+      <w:proofErr w:type="spellStart"/>
+      <w:r>
+        <w:rPr>
+          <w:rFonts w:ascii="Times New Roman" w:hAnsi="Times New Roman" w:cs="Times New Roman"/>
+          <w:sz w:val="24"/>
+          <w:lang w:val="en-US"/>
+        </w:rPr>
+        <w:t>secundare</w:t>
+      </w:r>
+      <w:proofErr w:type="spellEnd"/>
+      <w:r>
+        <w:rPr>
+          <w:rFonts w:ascii="Times New Roman" w:hAnsi="Times New Roman" w:cs="Times New Roman"/>
+          <w:sz w:val="24"/>
+          <w:lang w:val="en-US"/>
+        </w:rPr>
+        <w:t xml:space="preserve">, precum </w:t>
+      </w:r>
+      <w:proofErr w:type="spellStart"/>
+      <w:r>
+        <w:rPr>
+          <w:rFonts w:ascii="Times New Roman" w:hAnsi="Times New Roman" w:cs="Times New Roman"/>
+          <w:sz w:val="24"/>
+          <w:lang w:val="en-US"/>
+        </w:rPr>
+        <w:t>monitorizarea</w:t>
+      </w:r>
+      <w:proofErr w:type="spellEnd"/>
+      <w:r>
+        <w:rPr>
+          <w:rFonts w:ascii="Times New Roman" w:hAnsi="Times New Roman" w:cs="Times New Roman"/>
+          <w:sz w:val="24"/>
+          <w:lang w:val="en-US"/>
+        </w:rPr>
+        <w:t xml:space="preserve"> </w:t>
+      </w:r>
+      <w:proofErr w:type="spellStart"/>
+      <w:r>
+        <w:rPr>
+          <w:rFonts w:ascii="Times New Roman" w:hAnsi="Times New Roman" w:cs="Times New Roman"/>
+          <w:sz w:val="24"/>
+          <w:lang w:val="en-US"/>
+        </w:rPr>
+        <w:t>senzorilor</w:t>
+      </w:r>
+      <w:proofErr w:type="spellEnd"/>
+      <w:r>
+        <w:rPr>
+          <w:rFonts w:ascii="Times New Roman" w:hAnsi="Times New Roman" w:cs="Times New Roman"/>
+          <w:sz w:val="24"/>
+          <w:lang w:val="en-US"/>
+        </w:rPr>
+        <w:t xml:space="preserve"> de </w:t>
+      </w:r>
+      <w:proofErr w:type="spellStart"/>
+      <w:r>
+        <w:rPr>
+          <w:rFonts w:ascii="Times New Roman" w:hAnsi="Times New Roman" w:cs="Times New Roman"/>
+          <w:sz w:val="24"/>
+          <w:lang w:val="en-US"/>
+        </w:rPr>
+        <w:t>siguranță</w:t>
+      </w:r>
+      <w:proofErr w:type="spellEnd"/>
+      <w:r>
+        <w:rPr>
+          <w:rFonts w:ascii="Times New Roman" w:hAnsi="Times New Roman" w:cs="Times New Roman"/>
+          <w:sz w:val="24"/>
+          <w:lang w:val="en-US"/>
+        </w:rPr>
+        <w:t xml:space="preserve"> </w:t>
+      </w:r>
+      <w:proofErr w:type="spellStart"/>
+      <w:r>
+        <w:rPr>
+          <w:rFonts w:ascii="Times New Roman" w:hAnsi="Times New Roman" w:cs="Times New Roman"/>
+          <w:sz w:val="24"/>
+          <w:lang w:val="en-US"/>
+        </w:rPr>
+        <w:t>și</w:t>
+      </w:r>
+      <w:proofErr w:type="spellEnd"/>
+      <w:r>
+        <w:rPr>
+          <w:rFonts w:ascii="Times New Roman" w:hAnsi="Times New Roman" w:cs="Times New Roman"/>
+          <w:sz w:val="24"/>
+          <w:lang w:val="en-US"/>
+        </w:rPr>
+        <w:t xml:space="preserve"> </w:t>
+      </w:r>
+      <w:proofErr w:type="spellStart"/>
+      <w:r>
+        <w:rPr>
+          <w:rFonts w:ascii="Times New Roman" w:hAnsi="Times New Roman" w:cs="Times New Roman"/>
+          <w:sz w:val="24"/>
+          <w:lang w:val="en-US"/>
+        </w:rPr>
+        <w:t>diagnoza</w:t>
+      </w:r>
+      <w:proofErr w:type="spellEnd"/>
+      <w:r>
+        <w:rPr>
+          <w:rFonts w:ascii="Times New Roman" w:hAnsi="Times New Roman" w:cs="Times New Roman"/>
+          <w:sz w:val="24"/>
+          <w:lang w:val="en-US"/>
+        </w:rPr>
+        <w:t xml:space="preserve"> </w:t>
+      </w:r>
+      <w:proofErr w:type="spellStart"/>
+      <w:r>
+        <w:rPr>
+          <w:rFonts w:ascii="Times New Roman" w:hAnsi="Times New Roman" w:cs="Times New Roman"/>
+          <w:sz w:val="24"/>
+          <w:lang w:val="en-US"/>
+        </w:rPr>
+        <w:t>sistemului</w:t>
+      </w:r>
+      <w:proofErr w:type="spellEnd"/>
+      <w:r>
+        <w:rPr>
+          <w:rFonts w:ascii="Times New Roman" w:hAnsi="Times New Roman" w:cs="Times New Roman"/>
+          <w:sz w:val="24"/>
+          <w:lang w:val="en-US"/>
+        </w:rPr>
+        <w:t xml:space="preserve">, </w:t>
+      </w:r>
+      <w:proofErr w:type="spellStart"/>
+      <w:r>
+        <w:rPr>
+          <w:rFonts w:ascii="Times New Roman" w:hAnsi="Times New Roman" w:cs="Times New Roman"/>
+          <w:sz w:val="24"/>
+          <w:lang w:val="en-US"/>
+        </w:rPr>
+        <w:t>menținând</w:t>
+      </w:r>
+      <w:proofErr w:type="spellEnd"/>
+      <w:r>
+        <w:rPr>
+          <w:rFonts w:ascii="Times New Roman" w:hAnsi="Times New Roman" w:cs="Times New Roman"/>
+          <w:sz w:val="24"/>
+          <w:lang w:val="en-US"/>
+        </w:rPr>
+        <w:t xml:space="preserve"> un flux de </w:t>
+      </w:r>
+      <w:proofErr w:type="spellStart"/>
+      <w:r>
+        <w:rPr>
+          <w:rFonts w:ascii="Times New Roman" w:hAnsi="Times New Roman" w:cs="Times New Roman"/>
+          <w:sz w:val="24"/>
+          <w:lang w:val="en-US"/>
+        </w:rPr>
+        <w:t>execuție</w:t>
+      </w:r>
+      <w:proofErr w:type="spellEnd"/>
+      <w:r>
+        <w:rPr>
+          <w:rFonts w:ascii="Times New Roman" w:hAnsi="Times New Roman" w:cs="Times New Roman"/>
+          <w:sz w:val="24"/>
+          <w:lang w:val="en-US"/>
+        </w:rPr>
+        <w:t xml:space="preserve"> determinist </w:t>
+      </w:r>
+      <w:proofErr w:type="spellStart"/>
+      <w:r>
+        <w:rPr>
+          <w:rFonts w:ascii="Times New Roman" w:hAnsi="Times New Roman" w:cs="Times New Roman"/>
+          <w:sz w:val="24"/>
+          <w:lang w:val="en-US"/>
+        </w:rPr>
+        <w:t>și</w:t>
+      </w:r>
+      <w:proofErr w:type="spellEnd"/>
+      <w:r>
+        <w:rPr>
+          <w:rFonts w:ascii="Times New Roman" w:hAnsi="Times New Roman" w:cs="Times New Roman"/>
+          <w:sz w:val="24"/>
+          <w:lang w:val="en-US"/>
+        </w:rPr>
+        <w:t xml:space="preserve"> </w:t>
+      </w:r>
+      <w:proofErr w:type="spellStart"/>
+      <w:r>
+        <w:rPr>
+          <w:rFonts w:ascii="Times New Roman" w:hAnsi="Times New Roman" w:cs="Times New Roman"/>
+          <w:sz w:val="24"/>
+          <w:lang w:val="en-US"/>
+        </w:rPr>
+        <w:t>eliminând</w:t>
+      </w:r>
+      <w:proofErr w:type="spellEnd"/>
+      <w:r>
+        <w:rPr>
+          <w:rFonts w:ascii="Times New Roman" w:hAnsi="Times New Roman" w:cs="Times New Roman"/>
+          <w:sz w:val="24"/>
+          <w:lang w:val="en-US"/>
+        </w:rPr>
+        <w:t xml:space="preserve"> </w:t>
+      </w:r>
+      <w:proofErr w:type="spellStart"/>
+      <w:r>
+        <w:rPr>
+          <w:rFonts w:ascii="Times New Roman" w:hAnsi="Times New Roman" w:cs="Times New Roman"/>
+          <w:sz w:val="24"/>
+          <w:lang w:val="en-US"/>
+        </w:rPr>
+        <w:t>blocajele</w:t>
+      </w:r>
+      <w:proofErr w:type="spellEnd"/>
+      <w:r>
+        <w:rPr>
+          <w:rFonts w:ascii="Times New Roman" w:hAnsi="Times New Roman" w:cs="Times New Roman"/>
+          <w:sz w:val="24"/>
+          <w:lang w:val="en-US"/>
+        </w:rPr>
+        <w:t xml:space="preserve"> software </w:t>
+      </w:r>
+      <w:proofErr w:type="spellStart"/>
+      <w:r>
+        <w:rPr>
+          <w:rFonts w:ascii="Times New Roman" w:hAnsi="Times New Roman" w:cs="Times New Roman"/>
+          <w:sz w:val="24"/>
+          <w:lang w:val="en-US"/>
+        </w:rPr>
+        <w:t>în</w:t>
+      </w:r>
+      <w:proofErr w:type="spellEnd"/>
+      <w:r>
+        <w:rPr>
+          <w:rFonts w:ascii="Times New Roman" w:hAnsi="Times New Roman" w:cs="Times New Roman"/>
+          <w:sz w:val="24"/>
+          <w:lang w:val="en-US"/>
+        </w:rPr>
+        <w:t xml:space="preserve"> </w:t>
+      </w:r>
+      <w:proofErr w:type="spellStart"/>
+      <w:r>
+        <w:rPr>
+          <w:rFonts w:ascii="Times New Roman" w:hAnsi="Times New Roman" w:cs="Times New Roman"/>
+          <w:sz w:val="24"/>
+          <w:lang w:val="en-US"/>
+        </w:rPr>
+        <w:t>timpul</w:t>
+      </w:r>
+      <w:proofErr w:type="spellEnd"/>
+      <w:r>
+        <w:rPr>
+          <w:rFonts w:ascii="Times New Roman" w:hAnsi="Times New Roman" w:cs="Times New Roman"/>
+          <w:sz w:val="24"/>
+          <w:lang w:val="en-US"/>
+        </w:rPr>
+        <w:t xml:space="preserve"> </w:t>
+      </w:r>
+      <w:proofErr w:type="spellStart"/>
+      <w:r>
+        <w:rPr>
+          <w:rFonts w:ascii="Times New Roman" w:hAnsi="Times New Roman" w:cs="Times New Roman"/>
+          <w:sz w:val="24"/>
+          <w:lang w:val="en-US"/>
+        </w:rPr>
+        <w:t>mișcărilor</w:t>
+      </w:r>
+      <w:proofErr w:type="spellEnd"/>
+      <w:r>
+        <w:rPr>
+          <w:rFonts w:ascii="Times New Roman" w:hAnsi="Times New Roman" w:cs="Times New Roman"/>
+          <w:sz w:val="24"/>
+          <w:lang w:val="en-US"/>
+        </w:rPr>
+        <w:t xml:space="preserve"> </w:t>
+      </w:r>
+      <w:proofErr w:type="spellStart"/>
+      <w:r>
+        <w:rPr>
+          <w:rFonts w:ascii="Times New Roman" w:hAnsi="Times New Roman" w:cs="Times New Roman"/>
+          <w:sz w:val="24"/>
+          <w:lang w:val="en-US"/>
+        </w:rPr>
+        <w:t>complexe</w:t>
+      </w:r>
+      <w:proofErr w:type="spellEnd"/>
+      <w:r>
+        <w:rPr>
+          <w:rFonts w:ascii="Times New Roman" w:hAnsi="Times New Roman" w:cs="Times New Roman"/>
+          <w:sz w:val="24"/>
+          <w:lang w:val="en-US"/>
+        </w:rPr>
+        <w:t>.</w:t>
+      </w:r>
+    </w:p>
+    <w:p>
+      <w:pPr>
+        <w:spacing w:after="0" w:line="312" w:lineRule="auto"/>
+        <w:ind w:left="14" w:right="0" w:firstLine="850"/>
+        <w:rPr>
+          <w:rFonts w:ascii="Times New Roman" w:hAnsi="Times New Roman" w:cs="Times New Roman"/>
+          <w:sz w:val="24"/>
+          <w:lang w:val="en-US"/>
+        </w:rPr>
+      </w:pPr>
+      <w:proofErr w:type="spellStart"/>
+      <w:r>
+        <w:rPr>
+          <w:rFonts w:ascii="Times New Roman" w:hAnsi="Times New Roman" w:cs="Times New Roman"/>
+          <w:sz w:val="24"/>
+          <w:lang w:val="en-US"/>
+        </w:rPr>
+        <w:t>Finalizarea</w:t>
+      </w:r>
+      <w:proofErr w:type="spellEnd"/>
+      <w:r>
+        <w:rPr>
+          <w:rFonts w:ascii="Times New Roman" w:hAnsi="Times New Roman" w:cs="Times New Roman"/>
+          <w:sz w:val="24"/>
+          <w:lang w:val="en-US"/>
+        </w:rPr>
+        <w:t xml:space="preserve"> </w:t>
+      </w:r>
+      <w:proofErr w:type="spellStart"/>
+      <w:r>
+        <w:rPr>
+          <w:rFonts w:ascii="Times New Roman" w:hAnsi="Times New Roman" w:cs="Times New Roman"/>
+          <w:sz w:val="24"/>
+          <w:lang w:val="en-US"/>
+        </w:rPr>
+        <w:t>secvenței</w:t>
+      </w:r>
+      <w:proofErr w:type="spellEnd"/>
+      <w:r>
+        <w:rPr>
+          <w:rFonts w:ascii="Times New Roman" w:hAnsi="Times New Roman" w:cs="Times New Roman"/>
+          <w:sz w:val="24"/>
+          <w:lang w:val="en-US"/>
+        </w:rPr>
+        <w:t xml:space="preserve"> de </w:t>
+      </w:r>
+      <w:proofErr w:type="spellStart"/>
+      <w:r>
+        <w:rPr>
+          <w:rFonts w:ascii="Times New Roman" w:hAnsi="Times New Roman" w:cs="Times New Roman"/>
+          <w:sz w:val="24"/>
+          <w:lang w:val="en-US"/>
+        </w:rPr>
+        <w:t>mișcare</w:t>
+      </w:r>
+      <w:proofErr w:type="spellEnd"/>
+      <w:r>
+        <w:rPr>
+          <w:rFonts w:ascii="Times New Roman" w:hAnsi="Times New Roman" w:cs="Times New Roman"/>
+          <w:sz w:val="24"/>
+          <w:lang w:val="en-US"/>
+        </w:rPr>
+        <w:t xml:space="preserve"> </w:t>
+      </w:r>
+      <w:proofErr w:type="spellStart"/>
+      <w:r>
+        <w:rPr>
+          <w:rFonts w:ascii="Times New Roman" w:hAnsi="Times New Roman" w:cs="Times New Roman"/>
+          <w:sz w:val="24"/>
+          <w:lang w:val="en-US"/>
+        </w:rPr>
+        <w:t>este</w:t>
+      </w:r>
+      <w:proofErr w:type="spellEnd"/>
+      <w:r>
+        <w:rPr>
+          <w:rFonts w:ascii="Times New Roman" w:hAnsi="Times New Roman" w:cs="Times New Roman"/>
+          <w:sz w:val="24"/>
+          <w:lang w:val="en-US"/>
+        </w:rPr>
+        <w:t xml:space="preserve"> </w:t>
+      </w:r>
+      <w:proofErr w:type="spellStart"/>
+      <w:r>
+        <w:rPr>
+          <w:rFonts w:ascii="Times New Roman" w:hAnsi="Times New Roman" w:cs="Times New Roman"/>
+          <w:sz w:val="24"/>
+          <w:lang w:val="en-US"/>
+        </w:rPr>
+        <w:t>urmată</w:t>
+      </w:r>
+      <w:proofErr w:type="spellEnd"/>
+      <w:r>
+        <w:rPr>
+          <w:rFonts w:ascii="Times New Roman" w:hAnsi="Times New Roman" w:cs="Times New Roman"/>
+          <w:sz w:val="24"/>
+          <w:lang w:val="en-US"/>
+        </w:rPr>
+        <w:t xml:space="preserve"> de </w:t>
+      </w:r>
+      <w:proofErr w:type="spellStart"/>
+      <w:r>
+        <w:rPr>
+          <w:rFonts w:ascii="Times New Roman" w:hAnsi="Times New Roman" w:cs="Times New Roman"/>
+          <w:sz w:val="24"/>
+          <w:lang w:val="en-US"/>
+        </w:rPr>
+        <w:t>transmiterea</w:t>
+      </w:r>
+      <w:proofErr w:type="spellEnd"/>
+      <w:r>
+        <w:rPr>
+          <w:rFonts w:ascii="Times New Roman" w:hAnsi="Times New Roman" w:cs="Times New Roman"/>
+          <w:sz w:val="24"/>
+          <w:lang w:val="en-US"/>
+        </w:rPr>
+        <w:t xml:space="preserve"> </w:t>
+      </w:r>
+      <w:proofErr w:type="spellStart"/>
+      <w:r>
+        <w:rPr>
+          <w:rFonts w:ascii="Times New Roman" w:hAnsi="Times New Roman" w:cs="Times New Roman"/>
+          <w:sz w:val="24"/>
+          <w:lang w:val="en-US"/>
+        </w:rPr>
+        <w:t>unui</w:t>
+      </w:r>
+      <w:proofErr w:type="spellEnd"/>
+      <w:r>
+        <w:rPr>
+          <w:rFonts w:ascii="Times New Roman" w:hAnsi="Times New Roman" w:cs="Times New Roman"/>
+          <w:sz w:val="24"/>
+          <w:lang w:val="en-US"/>
+        </w:rPr>
+        <w:t xml:space="preserve"> flux de feedback </w:t>
+      </w:r>
+      <w:proofErr w:type="spellStart"/>
+      <w:r>
+        <w:rPr>
+          <w:rFonts w:ascii="Times New Roman" w:hAnsi="Times New Roman" w:cs="Times New Roman"/>
+          <w:sz w:val="24"/>
+          <w:lang w:val="en-US"/>
+        </w:rPr>
+        <w:t>către</w:t>
+      </w:r>
+      <w:proofErr w:type="spellEnd"/>
+      <w:r>
+        <w:rPr>
+          <w:rFonts w:ascii="Times New Roman" w:hAnsi="Times New Roman" w:cs="Times New Roman"/>
+          <w:sz w:val="24"/>
+          <w:lang w:val="en-US"/>
+        </w:rPr>
+        <w:t xml:space="preserve"> </w:t>
+      </w:r>
+      <w:proofErr w:type="spellStart"/>
+      <w:r>
+        <w:rPr>
+          <w:rFonts w:ascii="Times New Roman" w:hAnsi="Times New Roman" w:cs="Times New Roman"/>
+          <w:sz w:val="24"/>
+          <w:lang w:val="en-US"/>
+        </w:rPr>
+        <w:t>interfața</w:t>
+      </w:r>
+      <w:proofErr w:type="spellEnd"/>
+      <w:r>
+        <w:rPr>
+          <w:rFonts w:ascii="Times New Roman" w:hAnsi="Times New Roman" w:cs="Times New Roman"/>
+          <w:sz w:val="24"/>
+          <w:lang w:val="en-US"/>
+        </w:rPr>
+        <w:t xml:space="preserve"> web, </w:t>
+      </w:r>
+      <w:proofErr w:type="spellStart"/>
+      <w:r>
+        <w:rPr>
+          <w:rFonts w:ascii="Times New Roman" w:hAnsi="Times New Roman" w:cs="Times New Roman"/>
+          <w:sz w:val="24"/>
+          <w:lang w:val="en-US"/>
+        </w:rPr>
+        <w:t>asigurând</w:t>
+      </w:r>
+      <w:proofErr w:type="spellEnd"/>
+      <w:r>
+        <w:rPr>
+          <w:rFonts w:ascii="Times New Roman" w:hAnsi="Times New Roman" w:cs="Times New Roman"/>
+          <w:sz w:val="24"/>
+          <w:lang w:val="en-US"/>
+        </w:rPr>
+        <w:t xml:space="preserve"> </w:t>
+      </w:r>
+      <w:proofErr w:type="spellStart"/>
+      <w:r>
+        <w:rPr>
+          <w:rFonts w:ascii="Times New Roman" w:hAnsi="Times New Roman" w:cs="Times New Roman"/>
+          <w:sz w:val="24"/>
+          <w:lang w:val="en-US"/>
+        </w:rPr>
+        <w:t>sincronizarea</w:t>
+      </w:r>
+      <w:proofErr w:type="spellEnd"/>
+      <w:r>
+        <w:rPr>
+          <w:rFonts w:ascii="Times New Roman" w:hAnsi="Times New Roman" w:cs="Times New Roman"/>
+          <w:sz w:val="24"/>
+          <w:lang w:val="en-US"/>
+        </w:rPr>
+        <w:t xml:space="preserve"> </w:t>
+      </w:r>
+      <w:proofErr w:type="spellStart"/>
+      <w:r>
+        <w:rPr>
+          <w:rFonts w:ascii="Times New Roman" w:hAnsi="Times New Roman" w:cs="Times New Roman"/>
+          <w:sz w:val="24"/>
+          <w:lang w:val="en-US"/>
+        </w:rPr>
+        <w:t>datelor</w:t>
+      </w:r>
+      <w:proofErr w:type="spellEnd"/>
+      <w:r>
+        <w:rPr>
+          <w:rFonts w:ascii="Times New Roman" w:hAnsi="Times New Roman" w:cs="Times New Roman"/>
+          <w:sz w:val="24"/>
+          <w:lang w:val="en-US"/>
+        </w:rPr>
+        <w:t xml:space="preserve"> </w:t>
+      </w:r>
+      <w:proofErr w:type="spellStart"/>
+      <w:r>
+        <w:rPr>
+          <w:rFonts w:ascii="Times New Roman" w:hAnsi="Times New Roman" w:cs="Times New Roman"/>
+          <w:sz w:val="24"/>
+          <w:lang w:val="en-US"/>
+        </w:rPr>
+        <w:t>între</w:t>
+      </w:r>
+      <w:proofErr w:type="spellEnd"/>
+      <w:r>
+        <w:rPr>
+          <w:rFonts w:ascii="Times New Roman" w:hAnsi="Times New Roman" w:cs="Times New Roman"/>
+          <w:sz w:val="24"/>
+          <w:lang w:val="en-US"/>
+        </w:rPr>
+        <w:t xml:space="preserve"> </w:t>
+      </w:r>
+      <w:proofErr w:type="spellStart"/>
+      <w:r>
+        <w:rPr>
+          <w:rFonts w:ascii="Times New Roman" w:hAnsi="Times New Roman" w:cs="Times New Roman"/>
+          <w:sz w:val="24"/>
+          <w:lang w:val="en-US"/>
+        </w:rPr>
+        <w:t>starea</w:t>
+      </w:r>
+      <w:proofErr w:type="spellEnd"/>
+      <w:r>
+        <w:rPr>
+          <w:rFonts w:ascii="Times New Roman" w:hAnsi="Times New Roman" w:cs="Times New Roman"/>
+          <w:sz w:val="24"/>
+          <w:lang w:val="en-US"/>
+        </w:rPr>
+        <w:t xml:space="preserve"> </w:t>
+      </w:r>
+      <w:proofErr w:type="spellStart"/>
+      <w:r>
+        <w:rPr>
+          <w:rFonts w:ascii="Times New Roman" w:hAnsi="Times New Roman" w:cs="Times New Roman"/>
+          <w:sz w:val="24"/>
+          <w:lang w:val="en-US"/>
+        </w:rPr>
+        <w:t>fizică</w:t>
+      </w:r>
+      <w:proofErr w:type="spellEnd"/>
+      <w:r>
+        <w:rPr>
+          <w:rFonts w:ascii="Times New Roman" w:hAnsi="Times New Roman" w:cs="Times New Roman"/>
+          <w:sz w:val="24"/>
+          <w:lang w:val="en-US"/>
+        </w:rPr>
+        <w:t xml:space="preserve"> a </w:t>
+      </w:r>
+      <w:proofErr w:type="spellStart"/>
+      <w:r>
+        <w:rPr>
+          <w:rFonts w:ascii="Times New Roman" w:hAnsi="Times New Roman" w:cs="Times New Roman"/>
+          <w:sz w:val="24"/>
+          <w:lang w:val="en-US"/>
+        </w:rPr>
+        <w:t>dispozitivului</w:t>
+      </w:r>
+      <w:proofErr w:type="spellEnd"/>
+      <w:r>
+        <w:rPr>
+          <w:rFonts w:ascii="Times New Roman" w:hAnsi="Times New Roman" w:cs="Times New Roman"/>
+          <w:sz w:val="24"/>
+          <w:lang w:val="en-US"/>
+        </w:rPr>
+        <w:t xml:space="preserve"> </w:t>
+      </w:r>
+      <w:proofErr w:type="spellStart"/>
+      <w:r>
+        <w:rPr>
+          <w:rFonts w:ascii="Times New Roman" w:hAnsi="Times New Roman" w:cs="Times New Roman"/>
+          <w:sz w:val="24"/>
+          <w:lang w:val="en-US"/>
+        </w:rPr>
+        <w:t>și</w:t>
+      </w:r>
+      <w:proofErr w:type="spellEnd"/>
+      <w:r>
+        <w:rPr>
+          <w:rFonts w:ascii="Times New Roman" w:hAnsi="Times New Roman" w:cs="Times New Roman"/>
+          <w:sz w:val="24"/>
+          <w:lang w:val="en-US"/>
+        </w:rPr>
+        <w:t xml:space="preserve"> </w:t>
+      </w:r>
+      <w:proofErr w:type="spellStart"/>
+      <w:r>
+        <w:rPr>
+          <w:rFonts w:ascii="Times New Roman" w:hAnsi="Times New Roman" w:cs="Times New Roman"/>
+          <w:sz w:val="24"/>
+          <w:lang w:val="en-US"/>
+        </w:rPr>
+        <w:t>reprezentarea</w:t>
+      </w:r>
+      <w:proofErr w:type="spellEnd"/>
+      <w:r>
+        <w:rPr>
+          <w:rFonts w:ascii="Times New Roman" w:hAnsi="Times New Roman" w:cs="Times New Roman"/>
+          <w:sz w:val="24"/>
+          <w:lang w:val="en-US"/>
+        </w:rPr>
+        <w:t xml:space="preserve"> </w:t>
+      </w:r>
+      <w:proofErr w:type="spellStart"/>
+      <w:r>
+        <w:rPr>
+          <w:rFonts w:ascii="Times New Roman" w:hAnsi="Times New Roman" w:cs="Times New Roman"/>
+          <w:sz w:val="24"/>
+          <w:lang w:val="en-US"/>
+        </w:rPr>
+        <w:t>sa</w:t>
+      </w:r>
+      <w:proofErr w:type="spellEnd"/>
+      <w:r>
+        <w:rPr>
+          <w:rFonts w:ascii="Times New Roman" w:hAnsi="Times New Roman" w:cs="Times New Roman"/>
+          <w:sz w:val="24"/>
+          <w:lang w:val="en-US"/>
+        </w:rPr>
+        <w:t xml:space="preserve"> </w:t>
+      </w:r>
+      <w:proofErr w:type="spellStart"/>
+      <w:r>
+        <w:rPr>
+          <w:rFonts w:ascii="Times New Roman" w:hAnsi="Times New Roman" w:cs="Times New Roman"/>
+          <w:sz w:val="24"/>
+          <w:lang w:val="en-US"/>
+        </w:rPr>
+        <w:t>virtuală</w:t>
+      </w:r>
+      <w:proofErr w:type="spellEnd"/>
+      <w:r>
+        <w:rPr>
+          <w:rFonts w:ascii="Times New Roman" w:hAnsi="Times New Roman" w:cs="Times New Roman"/>
+          <w:sz w:val="24"/>
+          <w:lang w:val="en-US"/>
+        </w:rPr>
+        <w:t xml:space="preserve">. </w:t>
+      </w:r>
+      <w:proofErr w:type="spellStart"/>
+      <w:r>
+        <w:rPr>
+          <w:rFonts w:ascii="Times New Roman" w:hAnsi="Times New Roman" w:cs="Times New Roman"/>
+          <w:sz w:val="24"/>
+          <w:lang w:val="en-US"/>
+        </w:rPr>
+        <w:t>Această</w:t>
+      </w:r>
+      <w:proofErr w:type="spellEnd"/>
+      <w:r>
+        <w:rPr>
+          <w:rFonts w:ascii="Times New Roman" w:hAnsi="Times New Roman" w:cs="Times New Roman"/>
+          <w:sz w:val="24"/>
+          <w:lang w:val="en-US"/>
+        </w:rPr>
+        <w:t xml:space="preserve"> </w:t>
+      </w:r>
+      <w:proofErr w:type="spellStart"/>
+      <w:r>
+        <w:rPr>
+          <w:rFonts w:ascii="Times New Roman" w:hAnsi="Times New Roman" w:cs="Times New Roman"/>
+          <w:sz w:val="24"/>
+          <w:lang w:val="en-US"/>
+        </w:rPr>
+        <w:t>buclă</w:t>
+      </w:r>
+      <w:proofErr w:type="spellEnd"/>
+      <w:r>
+        <w:rPr>
+          <w:rFonts w:ascii="Times New Roman" w:hAnsi="Times New Roman" w:cs="Times New Roman"/>
+          <w:sz w:val="24"/>
+          <w:lang w:val="en-US"/>
+        </w:rPr>
+        <w:t xml:space="preserve"> de control </w:t>
+      </w:r>
+      <w:proofErr w:type="spellStart"/>
+      <w:r>
+        <w:rPr>
+          <w:rFonts w:ascii="Times New Roman" w:hAnsi="Times New Roman" w:cs="Times New Roman"/>
+          <w:sz w:val="24"/>
+          <w:lang w:val="en-US"/>
+        </w:rPr>
+        <w:t>bidirecțională</w:t>
+      </w:r>
+      <w:proofErr w:type="spellEnd"/>
+      <w:r>
+        <w:rPr>
+          <w:rFonts w:ascii="Times New Roman" w:hAnsi="Times New Roman" w:cs="Times New Roman"/>
+          <w:sz w:val="24"/>
+          <w:lang w:val="en-US"/>
+        </w:rPr>
+        <w:t xml:space="preserve"> </w:t>
+      </w:r>
+      <w:proofErr w:type="spellStart"/>
+      <w:r>
+        <w:rPr>
+          <w:rFonts w:ascii="Times New Roman" w:hAnsi="Times New Roman" w:cs="Times New Roman"/>
+          <w:sz w:val="24"/>
+          <w:lang w:val="en-US"/>
+        </w:rPr>
+        <w:t>permite</w:t>
+      </w:r>
+      <w:proofErr w:type="spellEnd"/>
+      <w:r>
+        <w:rPr>
+          <w:rFonts w:ascii="Times New Roman" w:hAnsi="Times New Roman" w:cs="Times New Roman"/>
+          <w:sz w:val="24"/>
+          <w:lang w:val="en-US"/>
+        </w:rPr>
+        <w:t xml:space="preserve"> </w:t>
+      </w:r>
+      <w:proofErr w:type="spellStart"/>
+      <w:r>
+        <w:rPr>
+          <w:rFonts w:ascii="Times New Roman" w:hAnsi="Times New Roman" w:cs="Times New Roman"/>
+          <w:sz w:val="24"/>
+          <w:lang w:val="en-US"/>
+        </w:rPr>
+        <w:t>actualizarea</w:t>
+      </w:r>
+      <w:proofErr w:type="spellEnd"/>
+      <w:r>
+        <w:rPr>
+          <w:rFonts w:ascii="Times New Roman" w:hAnsi="Times New Roman" w:cs="Times New Roman"/>
+          <w:sz w:val="24"/>
+          <w:lang w:val="en-US"/>
+        </w:rPr>
+        <w:t xml:space="preserve"> </w:t>
+      </w:r>
+      <w:proofErr w:type="spellStart"/>
+      <w:r>
+        <w:rPr>
+          <w:rFonts w:ascii="Times New Roman" w:hAnsi="Times New Roman" w:cs="Times New Roman"/>
+          <w:sz w:val="24"/>
+          <w:lang w:val="en-US"/>
+        </w:rPr>
+        <w:t>instantanee</w:t>
+      </w:r>
+      <w:proofErr w:type="spellEnd"/>
+      <w:r>
+        <w:rPr>
+          <w:rFonts w:ascii="Times New Roman" w:hAnsi="Times New Roman" w:cs="Times New Roman"/>
+          <w:sz w:val="24"/>
+          <w:lang w:val="en-US"/>
+        </w:rPr>
+        <w:t xml:space="preserve"> </w:t>
+      </w:r>
+      <w:proofErr w:type="gramStart"/>
+      <w:r>
+        <w:rPr>
+          <w:rFonts w:ascii="Times New Roman" w:hAnsi="Times New Roman" w:cs="Times New Roman"/>
+          <w:sz w:val="24"/>
+          <w:lang w:val="en-US"/>
+        </w:rPr>
+        <w:t>a</w:t>
+      </w:r>
+      <w:proofErr w:type="gramEnd"/>
+      <w:r>
+        <w:rPr>
+          <w:rFonts w:ascii="Times New Roman" w:hAnsi="Times New Roman" w:cs="Times New Roman"/>
+          <w:sz w:val="24"/>
+          <w:lang w:val="en-US"/>
+        </w:rPr>
+        <w:t xml:space="preserve"> </w:t>
+      </w:r>
+      <w:proofErr w:type="spellStart"/>
+      <w:r>
+        <w:rPr>
+          <w:rFonts w:ascii="Times New Roman" w:hAnsi="Times New Roman" w:cs="Times New Roman"/>
+          <w:sz w:val="24"/>
+          <w:lang w:val="en-US"/>
+        </w:rPr>
+        <w:t>interfeței</w:t>
+      </w:r>
+      <w:proofErr w:type="spellEnd"/>
+      <w:r>
+        <w:rPr>
+          <w:rFonts w:ascii="Times New Roman" w:hAnsi="Times New Roman" w:cs="Times New Roman"/>
+          <w:sz w:val="24"/>
+          <w:lang w:val="en-US"/>
+        </w:rPr>
+        <w:t xml:space="preserve"> </w:t>
+      </w:r>
+      <w:proofErr w:type="spellStart"/>
+      <w:r>
+        <w:rPr>
+          <w:rFonts w:ascii="Times New Roman" w:hAnsi="Times New Roman" w:cs="Times New Roman"/>
+          <w:sz w:val="24"/>
+          <w:lang w:val="en-US"/>
+        </w:rPr>
+        <w:t>utilizator</w:t>
+      </w:r>
+      <w:proofErr w:type="spellEnd"/>
+      <w:r>
+        <w:rPr>
+          <w:rFonts w:ascii="Times New Roman" w:hAnsi="Times New Roman" w:cs="Times New Roman"/>
+          <w:sz w:val="24"/>
+          <w:lang w:val="en-US"/>
+        </w:rPr>
+        <w:t xml:space="preserve"> (UI), </w:t>
+      </w:r>
+      <w:proofErr w:type="spellStart"/>
+      <w:r>
+        <w:rPr>
+          <w:rFonts w:ascii="Times New Roman" w:hAnsi="Times New Roman" w:cs="Times New Roman"/>
+          <w:sz w:val="24"/>
+          <w:lang w:val="en-US"/>
+        </w:rPr>
+        <w:t>oferind</w:t>
+      </w:r>
+      <w:proofErr w:type="spellEnd"/>
+      <w:r>
+        <w:rPr>
+          <w:rFonts w:ascii="Times New Roman" w:hAnsi="Times New Roman" w:cs="Times New Roman"/>
+          <w:sz w:val="24"/>
+          <w:lang w:val="en-US"/>
+        </w:rPr>
+        <w:t xml:space="preserve"> o </w:t>
+      </w:r>
+      <w:proofErr w:type="spellStart"/>
+      <w:r>
+        <w:rPr>
+          <w:rFonts w:ascii="Times New Roman" w:hAnsi="Times New Roman" w:cs="Times New Roman"/>
+          <w:sz w:val="24"/>
+          <w:lang w:val="en-US"/>
+        </w:rPr>
+        <w:t>monitorizare</w:t>
+      </w:r>
+      <w:proofErr w:type="spellEnd"/>
+      <w:r>
+        <w:rPr>
+          <w:rFonts w:ascii="Times New Roman" w:hAnsi="Times New Roman" w:cs="Times New Roman"/>
+          <w:sz w:val="24"/>
+          <w:lang w:val="en-US"/>
+        </w:rPr>
+        <w:t xml:space="preserve"> </w:t>
+      </w:r>
+      <w:proofErr w:type="spellStart"/>
+      <w:r>
+        <w:rPr>
+          <w:rFonts w:ascii="Times New Roman" w:hAnsi="Times New Roman" w:cs="Times New Roman"/>
+          <w:sz w:val="24"/>
+          <w:lang w:val="en-US"/>
+        </w:rPr>
+        <w:t>precisă</w:t>
+      </w:r>
+      <w:proofErr w:type="spellEnd"/>
+      <w:r>
+        <w:rPr>
+          <w:rFonts w:ascii="Times New Roman" w:hAnsi="Times New Roman" w:cs="Times New Roman"/>
+          <w:sz w:val="24"/>
+          <w:lang w:val="en-US"/>
+        </w:rPr>
+        <w:t xml:space="preserve"> a </w:t>
+      </w:r>
+      <w:proofErr w:type="spellStart"/>
+      <w:r>
+        <w:rPr>
+          <w:rFonts w:ascii="Times New Roman" w:hAnsi="Times New Roman" w:cs="Times New Roman"/>
+          <w:sz w:val="24"/>
+          <w:lang w:val="en-US"/>
+        </w:rPr>
+        <w:t>poziției</w:t>
+      </w:r>
+      <w:proofErr w:type="spellEnd"/>
+      <w:r>
+        <w:rPr>
+          <w:rFonts w:ascii="Times New Roman" w:hAnsi="Times New Roman" w:cs="Times New Roman"/>
+          <w:sz w:val="24"/>
+          <w:lang w:val="en-US"/>
+        </w:rPr>
+        <w:t xml:space="preserve"> </w:t>
+      </w:r>
+      <w:proofErr w:type="spellStart"/>
+      <w:r>
+        <w:rPr>
+          <w:rFonts w:ascii="Times New Roman" w:hAnsi="Times New Roman" w:cs="Times New Roman"/>
+          <w:sz w:val="24"/>
+          <w:lang w:val="en-US"/>
+        </w:rPr>
+        <w:t>fiecărui</w:t>
+      </w:r>
+      <w:proofErr w:type="spellEnd"/>
+      <w:r>
+        <w:rPr>
+          <w:rFonts w:ascii="Times New Roman" w:hAnsi="Times New Roman" w:cs="Times New Roman"/>
+          <w:sz w:val="24"/>
+          <w:lang w:val="en-US"/>
+        </w:rPr>
+        <w:t xml:space="preserve"> segment digital. </w:t>
+      </w:r>
+      <w:proofErr w:type="spellStart"/>
+      <w:r>
+        <w:rPr>
+          <w:rFonts w:ascii="Times New Roman" w:hAnsi="Times New Roman" w:cs="Times New Roman"/>
+          <w:sz w:val="24"/>
+          <w:lang w:val="en-US"/>
+        </w:rPr>
+        <w:t>Implementarea</w:t>
+      </w:r>
+      <w:proofErr w:type="spellEnd"/>
+      <w:r>
+        <w:rPr>
+          <w:rFonts w:ascii="Times New Roman" w:hAnsi="Times New Roman" w:cs="Times New Roman"/>
+          <w:sz w:val="24"/>
+          <w:lang w:val="en-US"/>
+        </w:rPr>
+        <w:t xml:space="preserve"> </w:t>
+      </w:r>
+      <w:proofErr w:type="spellStart"/>
+      <w:r>
+        <w:rPr>
+          <w:rFonts w:ascii="Times New Roman" w:hAnsi="Times New Roman" w:cs="Times New Roman"/>
+          <w:sz w:val="24"/>
+          <w:lang w:val="en-US"/>
+        </w:rPr>
+        <w:t>acestui</w:t>
+      </w:r>
+      <w:proofErr w:type="spellEnd"/>
+      <w:r>
+        <w:rPr>
+          <w:rFonts w:ascii="Times New Roman" w:hAnsi="Times New Roman" w:cs="Times New Roman"/>
+          <w:sz w:val="24"/>
+          <w:lang w:val="en-US"/>
+        </w:rPr>
+        <w:t xml:space="preserve"> </w:t>
+      </w:r>
+      <w:proofErr w:type="spellStart"/>
+      <w:r>
+        <w:rPr>
+          <w:rFonts w:ascii="Times New Roman" w:hAnsi="Times New Roman" w:cs="Times New Roman"/>
+          <w:sz w:val="24"/>
+          <w:lang w:val="en-US"/>
+        </w:rPr>
+        <w:t>mecanism</w:t>
+      </w:r>
+      <w:proofErr w:type="spellEnd"/>
+      <w:r>
+        <w:rPr>
+          <w:rFonts w:ascii="Times New Roman" w:hAnsi="Times New Roman" w:cs="Times New Roman"/>
+          <w:sz w:val="24"/>
+          <w:lang w:val="en-US"/>
+        </w:rPr>
+        <w:t xml:space="preserve"> </w:t>
+      </w:r>
+      <w:proofErr w:type="spellStart"/>
+      <w:r>
+        <w:rPr>
+          <w:rFonts w:ascii="Times New Roman" w:hAnsi="Times New Roman" w:cs="Times New Roman"/>
+          <w:sz w:val="24"/>
+          <w:lang w:val="en-US"/>
+        </w:rPr>
+        <w:t>garantează</w:t>
+      </w:r>
+      <w:proofErr w:type="spellEnd"/>
+      <w:r>
+        <w:rPr>
+          <w:rFonts w:ascii="Times New Roman" w:hAnsi="Times New Roman" w:cs="Times New Roman"/>
+          <w:sz w:val="24"/>
+          <w:lang w:val="en-US"/>
+        </w:rPr>
+        <w:t xml:space="preserve"> nu </w:t>
+      </w:r>
+      <w:proofErr w:type="spellStart"/>
+      <w:r>
+        <w:rPr>
+          <w:rFonts w:ascii="Times New Roman" w:hAnsi="Times New Roman" w:cs="Times New Roman"/>
+          <w:sz w:val="24"/>
+          <w:lang w:val="en-US"/>
+        </w:rPr>
+        <w:t>doar</w:t>
+      </w:r>
+      <w:proofErr w:type="spellEnd"/>
+      <w:r>
+        <w:rPr>
+          <w:rFonts w:ascii="Times New Roman" w:hAnsi="Times New Roman" w:cs="Times New Roman"/>
+          <w:sz w:val="24"/>
+          <w:lang w:val="en-US"/>
+        </w:rPr>
+        <w:t xml:space="preserve"> o </w:t>
+      </w:r>
+      <w:proofErr w:type="spellStart"/>
+      <w:r>
+        <w:rPr>
+          <w:rFonts w:ascii="Times New Roman" w:hAnsi="Times New Roman" w:cs="Times New Roman"/>
+          <w:sz w:val="24"/>
+          <w:lang w:val="en-US"/>
+        </w:rPr>
+        <w:t>acționare</w:t>
+      </w:r>
+      <w:proofErr w:type="spellEnd"/>
+      <w:r>
+        <w:rPr>
+          <w:rFonts w:ascii="Times New Roman" w:hAnsi="Times New Roman" w:cs="Times New Roman"/>
+          <w:sz w:val="24"/>
+          <w:lang w:val="en-US"/>
+        </w:rPr>
+        <w:t xml:space="preserve"> </w:t>
+      </w:r>
+      <w:proofErr w:type="spellStart"/>
+      <w:r>
+        <w:rPr>
+          <w:rFonts w:ascii="Times New Roman" w:hAnsi="Times New Roman" w:cs="Times New Roman"/>
+          <w:sz w:val="24"/>
+          <w:lang w:val="en-US"/>
+        </w:rPr>
+        <w:t>simultană</w:t>
+      </w:r>
+      <w:proofErr w:type="spellEnd"/>
+      <w:r>
+        <w:rPr>
+          <w:rFonts w:ascii="Times New Roman" w:hAnsi="Times New Roman" w:cs="Times New Roman"/>
+          <w:sz w:val="24"/>
+          <w:lang w:val="en-US"/>
+        </w:rPr>
+        <w:t xml:space="preserve"> </w:t>
+      </w:r>
+      <w:proofErr w:type="spellStart"/>
+      <w:r>
+        <w:rPr>
+          <w:rFonts w:ascii="Times New Roman" w:hAnsi="Times New Roman" w:cs="Times New Roman"/>
+          <w:sz w:val="24"/>
+          <w:lang w:val="en-US"/>
+        </w:rPr>
+        <w:t>și</w:t>
+      </w:r>
+      <w:proofErr w:type="spellEnd"/>
+      <w:r>
+        <w:rPr>
+          <w:rFonts w:ascii="Times New Roman" w:hAnsi="Times New Roman" w:cs="Times New Roman"/>
+          <w:sz w:val="24"/>
+          <w:lang w:val="en-US"/>
+        </w:rPr>
+        <w:t xml:space="preserve"> </w:t>
+      </w:r>
+      <w:proofErr w:type="spellStart"/>
+      <w:r>
+        <w:rPr>
+          <w:rFonts w:ascii="Times New Roman" w:hAnsi="Times New Roman" w:cs="Times New Roman"/>
+          <w:sz w:val="24"/>
+          <w:lang w:val="en-US"/>
+        </w:rPr>
+        <w:t>fluidă</w:t>
+      </w:r>
+      <w:proofErr w:type="spellEnd"/>
+      <w:r>
+        <w:rPr>
+          <w:rFonts w:ascii="Times New Roman" w:hAnsi="Times New Roman" w:cs="Times New Roman"/>
+          <w:sz w:val="24"/>
+          <w:lang w:val="en-US"/>
+        </w:rPr>
+        <w:t xml:space="preserve"> a </w:t>
+      </w:r>
+      <w:proofErr w:type="spellStart"/>
+      <w:r>
+        <w:rPr>
+          <w:rFonts w:ascii="Times New Roman" w:hAnsi="Times New Roman" w:cs="Times New Roman"/>
+          <w:sz w:val="24"/>
+          <w:lang w:val="en-US"/>
+        </w:rPr>
+        <w:t>degetelor</w:t>
+      </w:r>
+      <w:proofErr w:type="spellEnd"/>
+      <w:r>
+        <w:rPr>
+          <w:rFonts w:ascii="Times New Roman" w:hAnsi="Times New Roman" w:cs="Times New Roman"/>
+          <w:sz w:val="24"/>
+          <w:lang w:val="en-US"/>
+        </w:rPr>
+        <w:t xml:space="preserve">, ci </w:t>
+      </w:r>
+      <w:proofErr w:type="spellStart"/>
+      <w:r>
+        <w:rPr>
+          <w:rFonts w:ascii="Times New Roman" w:hAnsi="Times New Roman" w:cs="Times New Roman"/>
+          <w:sz w:val="24"/>
+          <w:lang w:val="en-US"/>
+        </w:rPr>
+        <w:t>și</w:t>
+      </w:r>
+      <w:proofErr w:type="spellEnd"/>
+      <w:r>
+        <w:rPr>
+          <w:rFonts w:ascii="Times New Roman" w:hAnsi="Times New Roman" w:cs="Times New Roman"/>
+          <w:sz w:val="24"/>
+          <w:lang w:val="en-US"/>
+        </w:rPr>
+        <w:t xml:space="preserve"> o </w:t>
+      </w:r>
+      <w:proofErr w:type="spellStart"/>
+      <w:r>
+        <w:rPr>
+          <w:rFonts w:ascii="Times New Roman" w:hAnsi="Times New Roman" w:cs="Times New Roman"/>
+          <w:sz w:val="24"/>
+          <w:lang w:val="en-US"/>
+        </w:rPr>
+        <w:t>experiență</w:t>
+      </w:r>
+      <w:proofErr w:type="spellEnd"/>
+      <w:r>
+        <w:rPr>
+          <w:rFonts w:ascii="Times New Roman" w:hAnsi="Times New Roman" w:cs="Times New Roman"/>
+          <w:sz w:val="24"/>
+          <w:lang w:val="en-US"/>
+        </w:rPr>
+        <w:t xml:space="preserve"> de </w:t>
+      </w:r>
+      <w:proofErr w:type="spellStart"/>
+      <w:r>
+        <w:rPr>
+          <w:rFonts w:ascii="Times New Roman" w:hAnsi="Times New Roman" w:cs="Times New Roman"/>
+          <w:sz w:val="24"/>
+          <w:lang w:val="en-US"/>
+        </w:rPr>
+        <w:t>utilizare</w:t>
+      </w:r>
+      <w:proofErr w:type="spellEnd"/>
+      <w:r>
+        <w:rPr>
+          <w:rFonts w:ascii="Times New Roman" w:hAnsi="Times New Roman" w:cs="Times New Roman"/>
+          <w:sz w:val="24"/>
+          <w:lang w:val="en-US"/>
+        </w:rPr>
+        <w:t xml:space="preserve"> </w:t>
+      </w:r>
+      <w:proofErr w:type="spellStart"/>
+      <w:r>
+        <w:rPr>
+          <w:rFonts w:ascii="Times New Roman" w:hAnsi="Times New Roman" w:cs="Times New Roman"/>
+          <w:sz w:val="24"/>
+          <w:lang w:val="en-US"/>
+        </w:rPr>
+        <w:t>sigură</w:t>
+      </w:r>
+      <w:proofErr w:type="spellEnd"/>
+      <w:r>
+        <w:rPr>
+          <w:rFonts w:ascii="Times New Roman" w:hAnsi="Times New Roman" w:cs="Times New Roman"/>
+          <w:sz w:val="24"/>
+          <w:lang w:val="en-US"/>
+        </w:rPr>
+        <w:t xml:space="preserve">, </w:t>
+      </w:r>
+      <w:proofErr w:type="spellStart"/>
+      <w:r>
+        <w:rPr>
+          <w:rFonts w:ascii="Times New Roman" w:hAnsi="Times New Roman" w:cs="Times New Roman"/>
+          <w:sz w:val="24"/>
+          <w:lang w:val="en-US"/>
+        </w:rPr>
+        <w:t>bazată</w:t>
+      </w:r>
+      <w:proofErr w:type="spellEnd"/>
+      <w:r>
+        <w:rPr>
+          <w:rFonts w:ascii="Times New Roman" w:hAnsi="Times New Roman" w:cs="Times New Roman"/>
+          <w:sz w:val="24"/>
+          <w:lang w:val="en-US"/>
+        </w:rPr>
+        <w:t xml:space="preserve"> pe un </w:t>
+      </w:r>
+      <w:proofErr w:type="spellStart"/>
+      <w:r>
+        <w:rPr>
+          <w:rFonts w:ascii="Times New Roman" w:hAnsi="Times New Roman" w:cs="Times New Roman"/>
+          <w:sz w:val="24"/>
+          <w:lang w:val="en-US"/>
+        </w:rPr>
+        <w:t>răspuns</w:t>
+      </w:r>
+      <w:proofErr w:type="spellEnd"/>
+      <w:r>
+        <w:rPr>
+          <w:rFonts w:ascii="Times New Roman" w:hAnsi="Times New Roman" w:cs="Times New Roman"/>
+          <w:sz w:val="24"/>
+          <w:lang w:val="en-US"/>
+        </w:rPr>
+        <w:t xml:space="preserve"> rapid al </w:t>
+      </w:r>
+      <w:proofErr w:type="spellStart"/>
+      <w:r>
+        <w:rPr>
+          <w:rFonts w:ascii="Times New Roman" w:hAnsi="Times New Roman" w:cs="Times New Roman"/>
+          <w:sz w:val="24"/>
+          <w:lang w:val="en-US"/>
+        </w:rPr>
+        <w:t>sistemului</w:t>
+      </w:r>
+      <w:proofErr w:type="spellEnd"/>
+      <w:r>
+        <w:rPr>
+          <w:rFonts w:ascii="Times New Roman" w:hAnsi="Times New Roman" w:cs="Times New Roman"/>
+          <w:sz w:val="24"/>
+          <w:lang w:val="en-US"/>
+        </w:rPr>
+        <w:t xml:space="preserve"> la </w:t>
+      </w:r>
+      <w:proofErr w:type="spellStart"/>
+      <w:r>
+        <w:rPr>
+          <w:rFonts w:ascii="Times New Roman" w:hAnsi="Times New Roman" w:cs="Times New Roman"/>
+          <w:sz w:val="24"/>
+          <w:lang w:val="en-US"/>
+        </w:rPr>
+        <w:t>comenzile</w:t>
+      </w:r>
+      <w:proofErr w:type="spellEnd"/>
+      <w:r>
+        <w:rPr>
+          <w:rFonts w:ascii="Times New Roman" w:hAnsi="Times New Roman" w:cs="Times New Roman"/>
+          <w:sz w:val="24"/>
+          <w:lang w:val="en-US"/>
+        </w:rPr>
+        <w:t xml:space="preserve"> </w:t>
+      </w:r>
+      <w:proofErr w:type="spellStart"/>
+      <w:r>
+        <w:rPr>
+          <w:rFonts w:ascii="Times New Roman" w:hAnsi="Times New Roman" w:cs="Times New Roman"/>
+          <w:sz w:val="24"/>
+          <w:lang w:val="en-US"/>
+        </w:rPr>
+        <w:t>operatorului</w:t>
+      </w:r>
+      <w:proofErr w:type="spellEnd"/>
+      <w:r>
+        <w:rPr>
+          <w:rFonts w:ascii="Times New Roman" w:hAnsi="Times New Roman" w:cs="Times New Roman"/>
+          <w:sz w:val="24"/>
+          <w:lang w:val="en-US"/>
+        </w:rPr>
+        <w:t>.</w:t>
+      </w:r>
+    </w:p>
+    <w:p>
+      <w:pPr>
+        <w:spacing w:after="0" w:line="312" w:lineRule="auto"/>
+        <w:ind w:left="14" w:right="0" w:firstLine="850"/>
+        <w:rPr>
+          <w:rFonts w:ascii="Times New Roman" w:hAnsi="Times New Roman" w:cs="Times New Roman"/>
+          <w:sz w:val="24"/>
+        </w:rPr>
+      </w:pPr>
+      <w:r>
+        <w:rPr>
+          <w:rFonts w:ascii="Times New Roman" w:hAnsi="Times New Roman" w:cs="Times New Roman"/>
+          <w:sz w:val="24"/>
+        </w:rPr>
+        <w:t xml:space="preserve">Din perspectivă computațională, sistemul suportă execuția simultană a comenzilor pentru întregul ansamblu de servomotoare, evitând blocarea microcontrolerului prin implementarea unui mecanism asincron de gestionare a evenimentelor bazat pe funcții </w:t>
+      </w:r>
+      <w:proofErr w:type="spellStart"/>
+      <w:r>
+        <w:rPr>
+          <w:rFonts w:ascii="Times New Roman" w:hAnsi="Times New Roman" w:cs="Times New Roman"/>
+          <w:sz w:val="24"/>
+        </w:rPr>
+        <w:t>callback</w:t>
+      </w:r>
+      <w:proofErr w:type="spellEnd"/>
+      <w:r>
+        <w:rPr>
+          <w:rFonts w:ascii="Times New Roman" w:hAnsi="Times New Roman" w:cs="Times New Roman"/>
+          <w:sz w:val="24"/>
+        </w:rPr>
+        <w:t xml:space="preserve">. Acest model de programare permite procesarea noilor vectori de poziție în paralel cu mișcarea curentă a </w:t>
+      </w:r>
+      <w:proofErr w:type="spellStart"/>
+      <w:r>
+        <w:rPr>
+          <w:rFonts w:ascii="Times New Roman" w:hAnsi="Times New Roman" w:cs="Times New Roman"/>
+          <w:sz w:val="24"/>
+        </w:rPr>
+        <w:t>actuatoarelor</w:t>
+      </w:r>
+      <w:proofErr w:type="spellEnd"/>
+      <w:r>
+        <w:rPr>
+          <w:rFonts w:ascii="Times New Roman" w:hAnsi="Times New Roman" w:cs="Times New Roman"/>
+          <w:sz w:val="24"/>
+        </w:rPr>
+        <w:t xml:space="preserve">, asigurând o precizie ridicată cu o toleranță maximă de 2° între valorile programate și cele efective. </w:t>
+      </w:r>
+    </w:p>
+    <w:p>
+      <w:pPr>
+        <w:spacing w:after="0" w:line="312" w:lineRule="auto"/>
+        <w:ind w:left="14" w:right="0" w:firstLine="850"/>
+        <w:rPr>
+          <w:rFonts w:ascii="Times New Roman" w:hAnsi="Times New Roman" w:cs="Times New Roman"/>
+          <w:sz w:val="24"/>
+          <w:lang w:val="en-US"/>
+        </w:rPr>
+      </w:pPr>
+      <w:r>
+        <w:rPr>
+          <w:rFonts w:ascii="Times New Roman" w:hAnsi="Times New Roman" w:cs="Times New Roman"/>
+          <w:sz w:val="24"/>
+        </w:rPr>
+        <w:t>Arhitectura este concepută pentru a fi modulară și scalabilă, facilitând integrarea ulterioară de noi senzori sau unități de execuție fără restructurarea nucleului software. Schimbul de date între interfața web și ESP32 utilizează mesaje standardizate în format JSON, asigurând o interoperabilitate ridicată și stabilitate în extinderea funcționalităților sistemului fără a compromite resursele de calcul disponibile.</w:t>
+      </w:r>
     </w:p>
     <w:p>
       <w:pPr>
@@ -45474,7 +49840,7 @@
           <w:szCs w:val="28"/>
         </w:rPr>
       </w:pPr>
-      <w:bookmarkStart w:id="15" w:name="_Toc223941152"/>
+      <w:bookmarkStart w:id="15" w:name="_Toc223943455"/>
       <w:r>
         <w:rPr>
           <w:rFonts w:ascii="Times New Roman" w:hAnsi="Times New Roman" w:cs="Times New Roman"/>
@@ -45531,7 +49897,7 @@
           <w:szCs w:val="28"/>
         </w:rPr>
       </w:pPr>
-      <w:bookmarkStart w:id="16" w:name="_Toc223941153"/>
+      <w:bookmarkStart w:id="16" w:name="_Toc223943456"/>
       <w:r>
         <w:rPr>
           <w:rFonts w:ascii="Times New Roman" w:hAnsi="Times New Roman" w:cs="Times New Roman"/>
@@ -45618,71 +49984,6 @@
     </w:p>
     <w:p>
       <w:pPr>
-        <w:spacing w:line="312" w:lineRule="auto"/>
-      </w:pPr>
-    </w:p>
-    <w:p>
-      <w:pPr>
-        <w:spacing w:line="312" w:lineRule="auto"/>
-      </w:pPr>
-    </w:p>
-    <w:p>
-      <w:pPr>
-        <w:spacing w:line="312" w:lineRule="auto"/>
-      </w:pPr>
-    </w:p>
-    <w:p>
-      <w:pPr>
-        <w:spacing w:line="312" w:lineRule="auto"/>
-      </w:pPr>
-    </w:p>
-    <w:p>
-      <w:pPr>
-        <w:spacing w:line="312" w:lineRule="auto"/>
-      </w:pPr>
-    </w:p>
-    <w:p>
-      <w:pPr>
-        <w:spacing w:line="312" w:lineRule="auto"/>
-      </w:pPr>
-    </w:p>
-    <w:p>
-      <w:pPr>
-        <w:spacing w:line="312" w:lineRule="auto"/>
-      </w:pPr>
-    </w:p>
-    <w:p>
-      <w:pPr>
-        <w:spacing w:line="312" w:lineRule="auto"/>
-        <w:ind w:left="0" w:firstLine="0"/>
-      </w:pPr>
-    </w:p>
-    <w:p>
-      <w:pPr>
-        <w:spacing w:line="312" w:lineRule="auto"/>
-        <w:ind w:left="0" w:firstLine="0"/>
-      </w:pPr>
-    </w:p>
-    <w:p>
-      <w:pPr>
-        <w:spacing w:line="312" w:lineRule="auto"/>
-        <w:ind w:left="0" w:firstLine="0"/>
-      </w:pPr>
-    </w:p>
-    <w:p>
-      <w:pPr>
-        <w:spacing w:line="312" w:lineRule="auto"/>
-        <w:ind w:left="0" w:firstLine="0"/>
-      </w:pPr>
-    </w:p>
-    <w:p>
-      <w:pPr>
-        <w:spacing w:line="312" w:lineRule="auto"/>
-        <w:ind w:left="0" w:firstLine="0"/>
-      </w:pPr>
-    </w:p>
-    <w:p>
-      <w:pPr>
         <w:pStyle w:val="Heading1"/>
         <w:spacing w:line="312" w:lineRule="auto"/>
         <w:rPr>
@@ -45693,7 +49994,7 @@
           <w:szCs w:val="36"/>
         </w:rPr>
       </w:pPr>
-      <w:bookmarkStart w:id="17" w:name="_Toc223941154"/>
+      <w:bookmarkStart w:id="17" w:name="_Toc223943457"/>
       <w:r>
         <w:rPr>
           <w:rFonts w:ascii="Times New Roman" w:hAnsi="Times New Roman" w:cs="Times New Roman"/>
@@ -45739,7 +50040,7 @@
           <w:szCs w:val="36"/>
         </w:rPr>
       </w:pPr>
-      <w:bookmarkStart w:id="18" w:name="_Toc223941155"/>
+      <w:bookmarkStart w:id="18" w:name="_Toc223943458"/>
       <w:r>
         <w:rPr>
           <w:rFonts w:ascii="Times New Roman" w:hAnsi="Times New Roman" w:cs="Times New Roman"/>
@@ -45785,7 +50086,7 @@
           <w:szCs w:val="28"/>
         </w:rPr>
       </w:pPr>
-      <w:bookmarkStart w:id="19" w:name="_Toc223941156"/>
+      <w:bookmarkStart w:id="19" w:name="_Toc223943459"/>
       <w:r>
         <w:rPr>
           <w:rFonts w:ascii="Times New Roman" w:hAnsi="Times New Roman" w:cs="Times New Roman"/>
@@ -45830,7 +50131,7 @@
           <w:szCs w:val="28"/>
         </w:rPr>
       </w:pPr>
-      <w:bookmarkStart w:id="20" w:name="_Toc223941157"/>
+      <w:bookmarkStart w:id="20" w:name="_Toc223943460"/>
       <w:r>
         <w:rPr>
           <w:rFonts w:ascii="Times New Roman" w:hAnsi="Times New Roman" w:cs="Times New Roman"/>
@@ -45865,7 +50166,7 @@
           <w:szCs w:val="28"/>
         </w:rPr>
       </w:pPr>
-      <w:bookmarkStart w:id="21" w:name="_Toc223941158"/>
+      <w:bookmarkStart w:id="21" w:name="_Toc223943461"/>
       <w:r>
         <w:rPr>
           <w:rFonts w:ascii="Times New Roman" w:hAnsi="Times New Roman" w:cs="Times New Roman"/>
@@ -45901,7 +50202,7 @@
           <w:lang w:val="en-US"/>
         </w:rPr>
       </w:pPr>
-      <w:bookmarkStart w:id="22" w:name="_Toc223941159"/>
+      <w:bookmarkStart w:id="22" w:name="_Toc223943462"/>
       <w:r>
         <w:rPr>
           <w:rFonts w:ascii="Times New Roman" w:hAnsi="Times New Roman" w:cs="Times New Roman"/>
@@ -46010,7 +50311,7 @@
           <w:szCs w:val="28"/>
         </w:rPr>
       </w:pPr>
-      <w:bookmarkStart w:id="23" w:name="_Toc223941160"/>
+      <w:bookmarkStart w:id="23" w:name="_Toc223943463"/>
       <w:r>
         <w:rPr>
           <w:rFonts w:ascii="Times New Roman" w:hAnsi="Times New Roman" w:cs="Times New Roman"/>
@@ -46351,7 +50652,7 @@
           <w:szCs w:val="36"/>
         </w:rPr>
       </w:pPr>
-      <w:bookmarkStart w:id="24" w:name="_Toc223941161"/>
+      <w:bookmarkStart w:id="24" w:name="_Toc223943464"/>
       <w:proofErr w:type="spellStart"/>
       <w:r>
         <w:rPr>
@@ -46423,7 +50724,7 @@
           <w:szCs w:val="28"/>
         </w:rPr>
       </w:pPr>
-      <w:bookmarkStart w:id="25" w:name="_Toc223941162"/>
+      <w:bookmarkStart w:id="25" w:name="_Toc223943465"/>
       <w:r>
         <w:rPr>
           <w:rFonts w:ascii="Times New Roman" w:hAnsi="Times New Roman" w:cs="Times New Roman"/>
@@ -46458,7 +50759,7 @@
           <w:szCs w:val="28"/>
         </w:rPr>
       </w:pPr>
-      <w:bookmarkStart w:id="26" w:name="_Toc223941163"/>
+      <w:bookmarkStart w:id="26" w:name="_Toc223943466"/>
       <w:r>
         <w:rPr>
           <w:rFonts w:ascii="Times New Roman" w:hAnsi="Times New Roman" w:cs="Times New Roman"/>
@@ -46662,7 +50963,7 @@
           <w:szCs w:val="36"/>
         </w:rPr>
       </w:pPr>
-      <w:bookmarkStart w:id="27" w:name="_Toc223941164"/>
+      <w:bookmarkStart w:id="27" w:name="_Toc223943467"/>
       <w:r>
         <w:rPr>
           <w:rFonts w:ascii="Times New Roman" w:hAnsi="Times New Roman" w:cs="Times New Roman"/>
@@ -46797,7 +51098,7 @@
         <w:spacing w:after="311" w:line="312" w:lineRule="auto"/>
         <w:ind w:left="-5"/>
       </w:pPr>
-      <w:bookmarkStart w:id="28" w:name="_Toc223941165"/>
+      <w:bookmarkStart w:id="28" w:name="_Toc223943468"/>
       <w:r>
         <w:rPr>
           <w:rFonts w:ascii="Times New Roman" w:hAnsi="Times New Roman" w:cs="Times New Roman"/>
@@ -46846,7 +51147,7 @@
       <w:r>
         <w:t xml:space="preserve">, </w:t>
       </w:r>
-      <w:hyperlink r:id="rId11" w:history="1">
+      <w:hyperlink r:id="rId12" w:history="1">
         <w:proofErr w:type="spellStart"/>
         <w:r>
           <w:rPr>
@@ -46923,80 +51224,6 @@
       <w:r>
         <w:t xml:space="preserve"> Manual</w:t>
       </w:r>
-      <w:r>
-        <w:t xml:space="preserve">, </w:t>
-      </w:r>
-      <w:hyperlink r:id="rId12" w:history="1">
-        <w:proofErr w:type="spellStart"/>
-        <w:r>
-          <w:rPr>
-            <w:rStyle w:val="Hyperlink"/>
-          </w:rPr>
-          <w:t>Datashe</w:t>
-        </w:r>
-        <w:r>
-          <w:rPr>
-            <w:rStyle w:val="Hyperlink"/>
-          </w:rPr>
-          <w:t>e</w:t>
-        </w:r>
-        <w:r>
-          <w:rPr>
-            <w:rStyle w:val="Hyperlink"/>
-          </w:rPr>
-          <w:t>t</w:t>
-        </w:r>
-        <w:proofErr w:type="spellEnd"/>
-        <w:r>
-          <w:rPr>
-            <w:rStyle w:val="Hyperlink"/>
-          </w:rPr>
-          <w:t xml:space="preserve"> Link</w:t>
-        </w:r>
-      </w:hyperlink>
-      <w:r>
-        <w:t xml:space="preserve">, (data accesării: </w:t>
-      </w:r>
-      <w:r>
-        <w:t>18</w:t>
-      </w:r>
-      <w:r>
-        <w:t>.0</w:t>
-      </w:r>
-      <w:r>
-        <w:t>2</w:t>
-      </w:r>
-      <w:r>
-        <w:t>.2026)</w:t>
-      </w:r>
-      <w:r>
-        <w:t>.</w:t>
-      </w:r>
-      <w:bookmarkEnd w:id="30"/>
-      <w:r>
-        <w:t xml:space="preserve"> </w:t>
-      </w:r>
-    </w:p>
-    <w:p>
-      <w:pPr>
-        <w:numPr>
-          <w:ilvl w:val="0"/>
-          <w:numId w:val="5"/>
-        </w:numPr>
-        <w:spacing w:line="312" w:lineRule="auto"/>
-        <w:ind w:right="0"/>
-        <w:rPr>
-          <w:lang w:val="en-US"/>
-        </w:rPr>
-      </w:pPr>
-      <w:r>
-        <w:t xml:space="preserve">ESP32-WROOM-32E </w:t>
-      </w:r>
-      <w:proofErr w:type="spellStart"/>
-      <w:r>
-        <w:t>Datasheet</w:t>
-      </w:r>
-      <w:proofErr w:type="spellEnd"/>
       <w:r>
         <w:t xml:space="preserve">, </w:t>
       </w:r>
@@ -47020,19 +51247,23 @@
         <w:t xml:space="preserve">, (data accesării: </w:t>
       </w:r>
       <w:r>
-        <w:t>22</w:t>
+        <w:t>18</w:t>
       </w:r>
       <w:r>
         <w:t>.0</w:t>
       </w:r>
       <w:r>
-        <w:t>1</w:t>
+        <w:t>2</w:t>
       </w:r>
       <w:r>
         <w:t>.2026)</w:t>
       </w:r>
       <w:r>
         <w:t>.</w:t>
+      </w:r>
+      <w:bookmarkEnd w:id="30"/>
+      <w:r>
+        <w:t xml:space="preserve"> </w:t>
       </w:r>
     </w:p>
     <w:p>
@@ -47048,29 +51279,46 @@
         </w:rPr>
       </w:pPr>
       <w:r>
-        <w:t xml:space="preserve">Robotic Hand </w:t>
-      </w:r>
-      <w:proofErr w:type="spellStart"/>
-      <w:r>
-        <w:t>r</w:t>
-      </w:r>
-      <w:r>
-        <w:t>esearch</w:t>
+        <w:t xml:space="preserve">ESP32-WROOM-32E </w:t>
+      </w:r>
+      <w:proofErr w:type="spellStart"/>
+      <w:r>
+        <w:t>Datasheet</w:t>
       </w:r>
       <w:proofErr w:type="spellEnd"/>
       <w:r>
         <w:t xml:space="preserve">, </w:t>
       </w:r>
       <w:hyperlink r:id="rId14" w:history="1">
+        <w:proofErr w:type="spellStart"/>
         <w:r>
           <w:rPr>
             <w:rStyle w:val="Hyperlink"/>
           </w:rPr>
-          <w:t>Link</w:t>
+          <w:t>Datasheet</w:t>
+        </w:r>
+        <w:proofErr w:type="spellEnd"/>
+        <w:r>
+          <w:rPr>
+            <w:rStyle w:val="Hyperlink"/>
+          </w:rPr>
+          <w:t xml:space="preserve"> Link</w:t>
         </w:r>
       </w:hyperlink>
       <w:r>
-        <w:t>, (data accesării: 03.03.2026)</w:t>
+        <w:t xml:space="preserve">, (data accesării: </w:t>
+      </w:r>
+      <w:r>
+        <w:t>22</w:t>
+      </w:r>
+      <w:r>
+        <w:t>.0</w:t>
+      </w:r>
+      <w:r>
+        <w:t>1</w:t>
+      </w:r>
+      <w:r>
+        <w:t>.2026)</w:t>
       </w:r>
       <w:r>
         <w:t>.</w:t>
@@ -47088,138 +51336,19 @@
           <w:lang w:val="en-US"/>
         </w:rPr>
       </w:pPr>
-      <w:bookmarkStart w:id="31" w:name="_Ref223425662"/>
-      <w:proofErr w:type="spellStart"/>
-      <w:r>
-        <w:t>She</w:t>
-      </w:r>
-      <w:proofErr w:type="spellEnd"/>
-      <w:r>
-        <w:t xml:space="preserve"> Y</w:t>
-      </w:r>
-      <w:r>
-        <w:t>.</w:t>
-      </w:r>
-      <w:r>
-        <w:t>, Li C</w:t>
-      </w:r>
-      <w:r>
-        <w:t>.</w:t>
-      </w:r>
+      <w:r>
+        <w:t xml:space="preserve">Robotic Hand </w:t>
+      </w:r>
+      <w:proofErr w:type="spellStart"/>
+      <w:r>
+        <w:t>r</w:t>
+      </w:r>
+      <w:r>
+        <w:t>esearch</w:t>
+      </w:r>
+      <w:proofErr w:type="spellEnd"/>
       <w:r>
         <w:t xml:space="preserve">, </w:t>
-      </w:r>
-      <w:proofErr w:type="spellStart"/>
-      <w:r>
-        <w:t>Cleary</w:t>
-      </w:r>
-      <w:proofErr w:type="spellEnd"/>
-      <w:r>
-        <w:t xml:space="preserve"> J</w:t>
-      </w:r>
-      <w:r>
-        <w:t>.</w:t>
-      </w:r>
-      <w:r>
-        <w:t xml:space="preserve">, </w:t>
-      </w:r>
-      <w:proofErr w:type="spellStart"/>
-      <w:r>
-        <w:t>Su</w:t>
-      </w:r>
-      <w:proofErr w:type="spellEnd"/>
-      <w:r>
-        <w:t xml:space="preserve"> H</w:t>
-      </w:r>
-      <w:r>
-        <w:t>.</w:t>
-      </w:r>
-      <w:r>
-        <w:t xml:space="preserve"> (2024)</w:t>
-      </w:r>
-      <w:r>
-        <w:t>.</w:t>
-      </w:r>
-      <w:r>
-        <w:t xml:space="preserve"> Design </w:t>
-      </w:r>
-      <w:proofErr w:type="spellStart"/>
-      <w:r>
-        <w:t>and</w:t>
-      </w:r>
-      <w:proofErr w:type="spellEnd"/>
-      <w:r>
-        <w:t xml:space="preserve"> </w:t>
-      </w:r>
-      <w:proofErr w:type="spellStart"/>
-      <w:r>
-        <w:t>fabrication</w:t>
-      </w:r>
-      <w:proofErr w:type="spellEnd"/>
-      <w:r>
-        <w:t xml:space="preserve"> of a soft robotic hand </w:t>
-      </w:r>
-      <w:proofErr w:type="spellStart"/>
-      <w:r>
-        <w:t>with</w:t>
-      </w:r>
-      <w:proofErr w:type="spellEnd"/>
-      <w:r>
-        <w:t xml:space="preserve"> </w:t>
-      </w:r>
-      <w:proofErr w:type="spellStart"/>
-      <w:r>
-        <w:t>embedded</w:t>
-      </w:r>
-      <w:proofErr w:type="spellEnd"/>
-      <w:r>
-        <w:t xml:space="preserve"> </w:t>
-      </w:r>
-      <w:proofErr w:type="spellStart"/>
-      <w:r>
-        <w:t>actuators</w:t>
-      </w:r>
-      <w:proofErr w:type="spellEnd"/>
-      <w:r>
-        <w:t xml:space="preserve"> </w:t>
-      </w:r>
-      <w:proofErr w:type="spellStart"/>
-      <w:r>
-        <w:t>and</w:t>
-      </w:r>
-      <w:proofErr w:type="spellEnd"/>
-      <w:r>
-        <w:t xml:space="preserve"> </w:t>
-      </w:r>
-      <w:proofErr w:type="spellStart"/>
-      <w:r>
-        <w:t>sensors</w:t>
-      </w:r>
-      <w:proofErr w:type="spellEnd"/>
-      <w:r>
-        <w:t xml:space="preserve">. ASME J. </w:t>
-      </w:r>
-      <w:proofErr w:type="spellStart"/>
-      <w:r>
-        <w:t>Mechanisms</w:t>
-      </w:r>
-      <w:proofErr w:type="spellEnd"/>
-      <w:r>
-        <w:t xml:space="preserve"> </w:t>
-      </w:r>
-      <w:proofErr w:type="spellStart"/>
-      <w:r>
-        <w:t>Robotics</w:t>
-      </w:r>
-      <w:proofErr w:type="spellEnd"/>
-      <w:r>
-        <w:t xml:space="preserve"> 7(2):021007</w:t>
-      </w:r>
-      <w:r>
-        <w:t>.</w:t>
-      </w:r>
-      <w:r>
-        <w:t xml:space="preserve"> </w:t>
       </w:r>
       <w:hyperlink r:id="rId15" w:history="1">
         <w:r>
@@ -47232,7 +51361,6 @@
       <w:r>
         <w:t>, (data accesării: 03.03.2026)</w:t>
       </w:r>
-      <w:bookmarkEnd w:id="31"/>
       <w:r>
         <w:t>.</w:t>
       </w:r>
@@ -47249,105 +51377,60 @@
           <w:lang w:val="en-US"/>
         </w:rPr>
       </w:pPr>
-      <w:bookmarkStart w:id="32" w:name="_Ref223425876"/>
-      <w:r>
-        <w:t>Yang H</w:t>
+      <w:bookmarkStart w:id="31" w:name="_Ref223425662"/>
+      <w:proofErr w:type="spellStart"/>
+      <w:r>
+        <w:t>She</w:t>
+      </w:r>
+      <w:proofErr w:type="spellEnd"/>
+      <w:r>
+        <w:t xml:space="preserve"> Y</w:t>
       </w:r>
       <w:r>
         <w:t>.</w:t>
       </w:r>
       <w:r>
+        <w:t>, Li C</w:t>
+      </w:r>
+      <w:r>
+        <w:t>.</w:t>
+      </w:r>
+      <w:r>
         <w:t xml:space="preserve">, </w:t>
       </w:r>
       <w:proofErr w:type="spellStart"/>
       <w:r>
-        <w:t>Wei</w:t>
-      </w:r>
-      <w:proofErr w:type="spellEnd"/>
-      <w:r>
-        <w:t xml:space="preserve"> G</w:t>
+        <w:t>Cleary</w:t>
+      </w:r>
+      <w:proofErr w:type="spellEnd"/>
+      <w:r>
+        <w:t xml:space="preserve"> J</w:t>
       </w:r>
       <w:r>
         <w:t>.</w:t>
       </w:r>
       <w:r>
-        <w:t>, Ren L</w:t>
+        <w:t xml:space="preserve">, </w:t>
+      </w:r>
+      <w:proofErr w:type="spellStart"/>
+      <w:r>
+        <w:t>Su</w:t>
+      </w:r>
+      <w:proofErr w:type="spellEnd"/>
+      <w:r>
+        <w:t xml:space="preserve"> H</w:t>
       </w:r>
       <w:r>
         <w:t>.</w:t>
       </w:r>
       <w:r>
-        <w:t xml:space="preserve">, </w:t>
-      </w:r>
-      <w:proofErr w:type="spellStart"/>
-      <w:r>
-        <w:t>Qian</w:t>
-      </w:r>
-      <w:proofErr w:type="spellEnd"/>
-      <w:r>
-        <w:t xml:space="preserve"> Z</w:t>
+        <w:t xml:space="preserve"> (2024)</w:t>
       </w:r>
       <w:r>
         <w:t>.</w:t>
       </w:r>
       <w:r>
-        <w:t>, Wang K</w:t>
-      </w:r>
-      <w:r>
-        <w:t>.</w:t>
-      </w:r>
-      <w:r>
-        <w:t xml:space="preserve">, </w:t>
-      </w:r>
-      <w:proofErr w:type="spellStart"/>
-      <w:r>
-        <w:t>Xiu</w:t>
-      </w:r>
-      <w:proofErr w:type="spellEnd"/>
-      <w:r>
-        <w:t xml:space="preserve"> H</w:t>
-      </w:r>
-      <w:r>
-        <w:t>.</w:t>
-      </w:r>
-      <w:r>
-        <w:t xml:space="preserve">, </w:t>
-      </w:r>
-      <w:proofErr w:type="spellStart"/>
-      <w:r>
-        <w:t>Liang</w:t>
-      </w:r>
-      <w:proofErr w:type="spellEnd"/>
-      <w:r>
-        <w:t xml:space="preserve"> W</w:t>
-      </w:r>
-      <w:r>
-        <w:t>.</w:t>
-      </w:r>
-      <w:r>
-        <w:t xml:space="preserve"> (2021)</w:t>
-      </w:r>
-      <w:r>
-        <w:t>.</w:t>
-      </w:r>
-      <w:r>
-        <w:t xml:space="preserve"> An </w:t>
-      </w:r>
-      <w:proofErr w:type="spellStart"/>
-      <w:r>
-        <w:t>affordable</w:t>
-      </w:r>
-      <w:proofErr w:type="spellEnd"/>
-      <w:r>
-        <w:t xml:space="preserve"> </w:t>
-      </w:r>
-      <w:proofErr w:type="spellStart"/>
-      <w:r>
-        <w:t>linkage</w:t>
-      </w:r>
-      <w:proofErr w:type="spellEnd"/>
-      <w:r>
-        <w:t>-</w:t>
+        <w:t xml:space="preserve"> Design </w:t>
       </w:r>
       <w:proofErr w:type="spellStart"/>
       <w:r>
@@ -47355,23 +51438,55 @@
       </w:r>
       <w:proofErr w:type="spellEnd"/>
       <w:r>
-        <w:t xml:space="preserve">-tendon </w:t>
-      </w:r>
-      <w:proofErr w:type="spellStart"/>
-      <w:r>
-        <w:t>hybrid-driven</w:t>
-      </w:r>
-      <w:proofErr w:type="spellEnd"/>
-      <w:r>
-        <w:t xml:space="preserve"> </w:t>
-      </w:r>
-      <w:proofErr w:type="spellStart"/>
-      <w:r>
-        <w:t>anthropomorphic</w:t>
-      </w:r>
-      <w:proofErr w:type="spellEnd"/>
-      <w:r>
-        <w:t xml:space="preserve"> robotic hand-MCR-hand II. ASME J. </w:t>
+        <w:t xml:space="preserve"> </w:t>
+      </w:r>
+      <w:proofErr w:type="spellStart"/>
+      <w:r>
+        <w:t>fabrication</w:t>
+      </w:r>
+      <w:proofErr w:type="spellEnd"/>
+      <w:r>
+        <w:t xml:space="preserve"> of a soft robotic hand </w:t>
+      </w:r>
+      <w:proofErr w:type="spellStart"/>
+      <w:r>
+        <w:t>with</w:t>
+      </w:r>
+      <w:proofErr w:type="spellEnd"/>
+      <w:r>
+        <w:t xml:space="preserve"> </w:t>
+      </w:r>
+      <w:proofErr w:type="spellStart"/>
+      <w:r>
+        <w:t>embedded</w:t>
+      </w:r>
+      <w:proofErr w:type="spellEnd"/>
+      <w:r>
+        <w:t xml:space="preserve"> </w:t>
+      </w:r>
+      <w:proofErr w:type="spellStart"/>
+      <w:r>
+        <w:t>actuators</w:t>
+      </w:r>
+      <w:proofErr w:type="spellEnd"/>
+      <w:r>
+        <w:t xml:space="preserve"> </w:t>
+      </w:r>
+      <w:proofErr w:type="spellStart"/>
+      <w:r>
+        <w:t>and</w:t>
+      </w:r>
+      <w:proofErr w:type="spellEnd"/>
+      <w:r>
+        <w:t xml:space="preserve"> </w:t>
+      </w:r>
+      <w:proofErr w:type="spellStart"/>
+      <w:r>
+        <w:t>sensors</w:t>
+      </w:r>
+      <w:proofErr w:type="spellEnd"/>
+      <w:r>
+        <w:t xml:space="preserve">. ASME J. </w:t>
       </w:r>
       <w:proofErr w:type="spellStart"/>
       <w:r>
@@ -47387,7 +51502,7 @@
       </w:r>
       <w:proofErr w:type="spellEnd"/>
       <w:r>
-        <w:t xml:space="preserve"> 13(2)</w:t>
+        <w:t xml:space="preserve"> 7(2):021007</w:t>
       </w:r>
       <w:r>
         <w:t>.</w:t>
@@ -47406,7 +51521,7 @@
       <w:r>
         <w:t>, (data accesării: 03.03.2026)</w:t>
       </w:r>
-      <w:bookmarkEnd w:id="32"/>
+      <w:bookmarkEnd w:id="31"/>
       <w:r>
         <w:t>.</w:t>
       </w:r>
@@ -47423,14 +51538,9 @@
           <w:lang w:val="en-US"/>
         </w:rPr>
       </w:pPr>
-      <w:bookmarkStart w:id="33" w:name="_Ref223426014"/>
-      <w:proofErr w:type="spellStart"/>
-      <w:r>
-        <w:t>Butterfaß</w:t>
-      </w:r>
-      <w:proofErr w:type="spellEnd"/>
-      <w:r>
-        <w:t xml:space="preserve"> J</w:t>
+      <w:bookmarkStart w:id="32" w:name="_Ref223425876"/>
+      <w:r>
+        <w:t>Yang H</w:t>
       </w:r>
       <w:r>
         <w:t>.</w:t>
@@ -47440,21 +51550,47 @@
       </w:r>
       <w:proofErr w:type="spellStart"/>
       <w:r>
-        <w:t>Grebenstein</w:t>
-      </w:r>
-      <w:proofErr w:type="spellEnd"/>
-      <w:r>
-        <w:t xml:space="preserve"> M</w:t>
+        <w:t>Wei</w:t>
+      </w:r>
+      <w:proofErr w:type="spellEnd"/>
+      <w:r>
+        <w:t xml:space="preserve"> G</w:t>
       </w:r>
       <w:r>
         <w:t>.</w:t>
       </w:r>
       <w:r>
+        <w:t>, Ren L</w:t>
+      </w:r>
+      <w:r>
+        <w:t>.</w:t>
+      </w:r>
+      <w:r>
         <w:t xml:space="preserve">, </w:t>
       </w:r>
       <w:proofErr w:type="spellStart"/>
       <w:r>
-        <w:t>Liu</w:t>
+        <w:t>Qian</w:t>
+      </w:r>
+      <w:proofErr w:type="spellEnd"/>
+      <w:r>
+        <w:t xml:space="preserve"> Z</w:t>
+      </w:r>
+      <w:r>
+        <w:t>.</w:t>
+      </w:r>
+      <w:r>
+        <w:t>, Wang K</w:t>
+      </w:r>
+      <w:r>
+        <w:t>.</w:t>
+      </w:r>
+      <w:r>
+        <w:t xml:space="preserve">, </w:t>
+      </w:r>
+      <w:proofErr w:type="spellStart"/>
+      <w:r>
+        <w:t>Xiu</w:t>
       </w:r>
       <w:proofErr w:type="spellEnd"/>
       <w:r>
@@ -47468,57 +51604,71 @@
       </w:r>
       <w:proofErr w:type="spellStart"/>
       <w:r>
-        <w:t>Hirzinger</w:t>
-      </w:r>
-      <w:proofErr w:type="spellEnd"/>
-      <w:r>
-        <w:t xml:space="preserve"> G</w:t>
+        <w:t>Liang</w:t>
+      </w:r>
+      <w:proofErr w:type="spellEnd"/>
+      <w:r>
+        <w:t xml:space="preserve"> W</w:t>
       </w:r>
       <w:r>
         <w:t>.</w:t>
       </w:r>
       <w:r>
-        <w:t xml:space="preserve"> (2001) DLR-Hand II: </w:t>
-      </w:r>
-      <w:proofErr w:type="spellStart"/>
-      <w:r>
-        <w:t>next</w:t>
-      </w:r>
-      <w:proofErr w:type="spellEnd"/>
-      <w:r>
-        <w:t xml:space="preserve"> </w:t>
-      </w:r>
-      <w:proofErr w:type="spellStart"/>
-      <w:r>
-        <w:t>generation</w:t>
-      </w:r>
-      <w:proofErr w:type="spellEnd"/>
-      <w:r>
-        <w:t xml:space="preserve"> of a </w:t>
-      </w:r>
-      <w:proofErr w:type="spellStart"/>
-      <w:r>
-        <w:t>dextrous</w:t>
-      </w:r>
-      <w:proofErr w:type="spellEnd"/>
-      <w:r>
-        <w:t xml:space="preserve"> robot hand. In: </w:t>
-      </w:r>
-      <w:proofErr w:type="spellStart"/>
-      <w:r>
-        <w:t>Proceedings</w:t>
-      </w:r>
-      <w:proofErr w:type="spellEnd"/>
-      <w:r>
-        <w:t xml:space="preserve"> 2001 ICRA. IEEE International </w:t>
-      </w:r>
-      <w:proofErr w:type="spellStart"/>
-      <w:r>
-        <w:t>Conference</w:t>
-      </w:r>
-      <w:proofErr w:type="spellEnd"/>
-      <w:r>
-        <w:t xml:space="preserve"> on </w:t>
+        <w:t xml:space="preserve"> (2021)</w:t>
+      </w:r>
+      <w:r>
+        <w:t>.</w:t>
+      </w:r>
+      <w:r>
+        <w:t xml:space="preserve"> An </w:t>
+      </w:r>
+      <w:proofErr w:type="spellStart"/>
+      <w:r>
+        <w:t>affordable</w:t>
+      </w:r>
+      <w:proofErr w:type="spellEnd"/>
+      <w:r>
+        <w:t xml:space="preserve"> </w:t>
+      </w:r>
+      <w:proofErr w:type="spellStart"/>
+      <w:r>
+        <w:t>linkage</w:t>
+      </w:r>
+      <w:proofErr w:type="spellEnd"/>
+      <w:r>
+        <w:t>-</w:t>
+      </w:r>
+      <w:proofErr w:type="spellStart"/>
+      <w:r>
+        <w:t>and</w:t>
+      </w:r>
+      <w:proofErr w:type="spellEnd"/>
+      <w:r>
+        <w:t xml:space="preserve">-tendon </w:t>
+      </w:r>
+      <w:proofErr w:type="spellStart"/>
+      <w:r>
+        <w:t>hybrid-driven</w:t>
+      </w:r>
+      <w:proofErr w:type="spellEnd"/>
+      <w:r>
+        <w:t xml:space="preserve"> </w:t>
+      </w:r>
+      <w:proofErr w:type="spellStart"/>
+      <w:r>
+        <w:t>anthropomorphic</w:t>
+      </w:r>
+      <w:proofErr w:type="spellEnd"/>
+      <w:r>
+        <w:t xml:space="preserve"> robotic hand-MCR-hand II. ASME J. </w:t>
+      </w:r>
+      <w:proofErr w:type="spellStart"/>
+      <w:r>
+        <w:t>Mechanisms</w:t>
+      </w:r>
+      <w:proofErr w:type="spellEnd"/>
+      <w:r>
+        <w:t xml:space="preserve"> </w:t>
       </w:r>
       <w:proofErr w:type="spellStart"/>
       <w:r>
@@ -47526,23 +51676,7 @@
       </w:r>
       <w:proofErr w:type="spellEnd"/>
       <w:r>
-        <w:t xml:space="preserve"> </w:t>
-      </w:r>
-      <w:proofErr w:type="spellStart"/>
-      <w:r>
-        <w:t>and</w:t>
-      </w:r>
-      <w:proofErr w:type="spellEnd"/>
-      <w:r>
-        <w:t xml:space="preserve"> </w:t>
-      </w:r>
-      <w:proofErr w:type="spellStart"/>
-      <w:r>
-        <w:t>Automation</w:t>
-      </w:r>
-      <w:proofErr w:type="spellEnd"/>
-      <w:r>
-        <w:t>, vol. 1, pp. 109–114</w:t>
+        <w:t xml:space="preserve"> 13(2)</w:t>
       </w:r>
       <w:r>
         <w:t>.</w:t>
@@ -47561,7 +51695,7 @@
       <w:r>
         <w:t>, (data accesării: 03.03.2026)</w:t>
       </w:r>
-      <w:bookmarkEnd w:id="33"/>
+      <w:bookmarkEnd w:id="32"/>
       <w:r>
         <w:t>.</w:t>
       </w:r>
@@ -47578,9 +51712,14 @@
           <w:lang w:val="en-US"/>
         </w:rPr>
       </w:pPr>
-      <w:bookmarkStart w:id="34" w:name="_Ref223426693"/>
-      <w:r>
-        <w:t>Johannes MS</w:t>
+      <w:bookmarkStart w:id="33" w:name="_Ref223426014"/>
+      <w:proofErr w:type="spellStart"/>
+      <w:r>
+        <w:t>Butterfaß</w:t>
+      </w:r>
+      <w:proofErr w:type="spellEnd"/>
+      <w:r>
+        <w:t xml:space="preserve"> J</w:t>
       </w:r>
       <w:r>
         <w:t>.</w:t>
@@ -47590,11 +51729,11 @@
       </w:r>
       <w:proofErr w:type="spellStart"/>
       <w:r>
-        <w:t>Bigelow</w:t>
-      </w:r>
-      <w:proofErr w:type="spellEnd"/>
-      <w:r>
-        <w:t xml:space="preserve"> JD</w:t>
+        <w:t>Grebenstein</w:t>
+      </w:r>
+      <w:proofErr w:type="spellEnd"/>
+      <w:r>
+        <w:t xml:space="preserve"> M</w:t>
       </w:r>
       <w:r>
         <w:t>.</w:t>
@@ -47604,11 +51743,11 @@
       </w:r>
       <w:proofErr w:type="spellStart"/>
       <w:r>
-        <w:t>Burck</w:t>
-      </w:r>
-      <w:proofErr w:type="spellEnd"/>
-      <w:r>
-        <w:t xml:space="preserve"> JM</w:t>
+        <w:t>Liu</w:t>
+      </w:r>
+      <w:proofErr w:type="spellEnd"/>
+      <w:r>
+        <w:t xml:space="preserve"> H</w:t>
       </w:r>
       <w:r>
         <w:t>.</w:t>
@@ -47618,110 +51757,87 @@
       </w:r>
       <w:proofErr w:type="spellStart"/>
       <w:r>
-        <w:t>Harshbarger</w:t>
-      </w:r>
-      <w:proofErr w:type="spellEnd"/>
-      <w:r>
-        <w:t xml:space="preserve"> SD</w:t>
+        <w:t>Hirzinger</w:t>
+      </w:r>
+      <w:proofErr w:type="spellEnd"/>
+      <w:r>
+        <w:t xml:space="preserve"> G</w:t>
       </w:r>
       <w:r>
         <w:t>.</w:t>
       </w:r>
       <w:r>
-        <w:t xml:space="preserve">, </w:t>
-      </w:r>
-      <w:proofErr w:type="spellStart"/>
-      <w:r>
-        <w:t>Kozlowski</w:t>
-      </w:r>
-      <w:proofErr w:type="spellEnd"/>
-      <w:r>
-        <w:t xml:space="preserve"> MV</w:t>
+        <w:t xml:space="preserve"> (2001) DLR-Hand II: </w:t>
+      </w:r>
+      <w:proofErr w:type="spellStart"/>
+      <w:r>
+        <w:t>next</w:t>
+      </w:r>
+      <w:proofErr w:type="spellEnd"/>
+      <w:r>
+        <w:t xml:space="preserve"> </w:t>
+      </w:r>
+      <w:proofErr w:type="spellStart"/>
+      <w:r>
+        <w:t>generation</w:t>
+      </w:r>
+      <w:proofErr w:type="spellEnd"/>
+      <w:r>
+        <w:t xml:space="preserve"> of a </w:t>
+      </w:r>
+      <w:proofErr w:type="spellStart"/>
+      <w:r>
+        <w:t>dextrous</w:t>
+      </w:r>
+      <w:proofErr w:type="spellEnd"/>
+      <w:r>
+        <w:t xml:space="preserve"> robot hand. In: </w:t>
+      </w:r>
+      <w:proofErr w:type="spellStart"/>
+      <w:r>
+        <w:t>Proceedings</w:t>
+      </w:r>
+      <w:proofErr w:type="spellEnd"/>
+      <w:r>
+        <w:t xml:space="preserve"> 2001 ICRA. IEEE International </w:t>
+      </w:r>
+      <w:proofErr w:type="spellStart"/>
+      <w:r>
+        <w:t>Conference</w:t>
+      </w:r>
+      <w:proofErr w:type="spellEnd"/>
+      <w:r>
+        <w:t xml:space="preserve"> on </w:t>
+      </w:r>
+      <w:proofErr w:type="spellStart"/>
+      <w:r>
+        <w:t>Robotics</w:t>
+      </w:r>
+      <w:proofErr w:type="spellEnd"/>
+      <w:r>
+        <w:t xml:space="preserve"> </w:t>
+      </w:r>
+      <w:proofErr w:type="spellStart"/>
+      <w:r>
+        <w:t>and</w:t>
+      </w:r>
+      <w:proofErr w:type="spellEnd"/>
+      <w:r>
+        <w:t xml:space="preserve"> </w:t>
+      </w:r>
+      <w:proofErr w:type="spellStart"/>
+      <w:r>
+        <w:t>Automation</w:t>
+      </w:r>
+      <w:proofErr w:type="spellEnd"/>
+      <w:r>
+        <w:t>, vol. 1, pp. 109–114</w:t>
       </w:r>
       <w:r>
         <w:t>.</w:t>
       </w:r>
       <w:r>
-        <w:t xml:space="preserve">, Van </w:t>
-      </w:r>
-      <w:proofErr w:type="spellStart"/>
-      <w:r>
-        <w:t>Doren</w:t>
-      </w:r>
-      <w:proofErr w:type="spellEnd"/>
-      <w:r>
-        <w:t xml:space="preserve"> T</w:t>
-      </w:r>
-      <w:r>
-        <w:t>.</w:t>
-      </w:r>
-      <w:r>
-        <w:t xml:space="preserve"> (2011)</w:t>
-      </w:r>
-      <w:r>
-        <w:t>.</w:t>
-      </w:r>
-      <w:r>
-        <w:t xml:space="preserve"> An </w:t>
-      </w:r>
-      <w:proofErr w:type="spellStart"/>
-      <w:r>
-        <w:t>overview</w:t>
-      </w:r>
-      <w:proofErr w:type="spellEnd"/>
-      <w:r>
-        <w:t xml:space="preserve"> of </w:t>
-      </w:r>
-      <w:proofErr w:type="spellStart"/>
-      <w:r>
-        <w:t>the</w:t>
-      </w:r>
-      <w:proofErr w:type="spellEnd"/>
-      <w:r>
-        <w:t xml:space="preserve"> </w:t>
-      </w:r>
-      <w:proofErr w:type="spellStart"/>
-      <w:r>
-        <w:t>developmental</w:t>
-      </w:r>
-      <w:proofErr w:type="spellEnd"/>
-      <w:r>
-        <w:t xml:space="preserve"> </w:t>
-      </w:r>
-      <w:proofErr w:type="spellStart"/>
-      <w:r>
-        <w:t>process</w:t>
-      </w:r>
-      <w:proofErr w:type="spellEnd"/>
-      <w:r>
-        <w:t xml:space="preserve"> for </w:t>
-      </w:r>
-      <w:proofErr w:type="spellStart"/>
-      <w:r>
-        <w:t>the</w:t>
-      </w:r>
-      <w:proofErr w:type="spellEnd"/>
-      <w:r>
-        <w:t xml:space="preserve"> modular </w:t>
-      </w:r>
-      <w:proofErr w:type="spellStart"/>
-      <w:r>
-        <w:t>prosthetic</w:t>
-      </w:r>
-      <w:proofErr w:type="spellEnd"/>
-      <w:r>
-        <w:t xml:space="preserve"> limb. J Hopkins APL </w:t>
-      </w:r>
-      <w:proofErr w:type="spellStart"/>
-      <w:r>
-        <w:t>Tech</w:t>
-      </w:r>
-      <w:proofErr w:type="spellEnd"/>
-      <w:r>
-        <w:t xml:space="preserve"> Dig 30(3):207–216</w:t>
-      </w:r>
-      <w:r>
-        <w:t xml:space="preserve">, </w:t>
+        <w:t xml:space="preserve"> </w:t>
       </w:r>
       <w:hyperlink r:id="rId18" w:history="1">
         <w:r>
@@ -47732,9 +51848,9 @@
         </w:r>
       </w:hyperlink>
       <w:r>
-        <w:t>, (data accesării: 04.03.2026)</w:t>
-      </w:r>
-      <w:bookmarkEnd w:id="34"/>
+        <w:t>, (data accesării: 03.03.2026)</w:t>
+      </w:r>
+      <w:bookmarkEnd w:id="33"/>
       <w:r>
         <w:t>.</w:t>
       </w:r>
@@ -47751,132 +51867,163 @@
           <w:lang w:val="en-US"/>
         </w:rPr>
       </w:pPr>
-      <w:bookmarkStart w:id="35" w:name="_Ref223426984"/>
-      <w:r>
-        <w:rPr>
-          <w:lang w:val="en-US"/>
-        </w:rPr>
-        <w:t>Piazza C</w:t>
-      </w:r>
-      <w:r>
-        <w:rPr>
-          <w:lang w:val="en-US"/>
-        </w:rPr>
+      <w:bookmarkStart w:id="34" w:name="_Ref223426693"/>
+      <w:r>
+        <w:t>Johannes MS</w:t>
+      </w:r>
+      <w:r>
         <w:t>.</w:t>
       </w:r>
       <w:r>
-        <w:rPr>
-          <w:lang w:val="en-US"/>
-        </w:rPr>
         <w:t xml:space="preserve">, </w:t>
       </w:r>
       <w:proofErr w:type="spellStart"/>
       <w:r>
-        <w:rPr>
-          <w:lang w:val="en-US"/>
-        </w:rPr>
-        <w:t>Grioli</w:t>
-      </w:r>
-      <w:proofErr w:type="spellEnd"/>
-      <w:r>
-        <w:rPr>
-          <w:lang w:val="en-US"/>
-        </w:rPr>
-        <w:t xml:space="preserve"> G</w:t>
-      </w:r>
-      <w:r>
-        <w:rPr>
-          <w:lang w:val="en-US"/>
-        </w:rPr>
+        <w:t>Bigelow</w:t>
+      </w:r>
+      <w:proofErr w:type="spellEnd"/>
+      <w:r>
+        <w:t xml:space="preserve"> JD</w:t>
+      </w:r>
+      <w:r>
         <w:t>.</w:t>
       </w:r>
       <w:r>
-        <w:rPr>
-          <w:lang w:val="en-US"/>
-        </w:rPr>
-        <w:t>, Catalano MG</w:t>
-      </w:r>
-      <w:r>
-        <w:rPr>
-          <w:lang w:val="en-US"/>
-        </w:rPr>
+        <w:t xml:space="preserve">, </w:t>
+      </w:r>
+      <w:proofErr w:type="spellStart"/>
+      <w:r>
+        <w:t>Burck</w:t>
+      </w:r>
+      <w:proofErr w:type="spellEnd"/>
+      <w:r>
+        <w:t xml:space="preserve"> JM</w:t>
+      </w:r>
+      <w:r>
         <w:t>.</w:t>
       </w:r>
       <w:r>
-        <w:rPr>
-          <w:lang w:val="en-US"/>
-        </w:rPr>
         <w:t xml:space="preserve">, </w:t>
       </w:r>
       <w:proofErr w:type="spellStart"/>
       <w:r>
-        <w:rPr>
-          <w:lang w:val="en-US"/>
-        </w:rPr>
-        <w:t>Bicchi</w:t>
-      </w:r>
-      <w:proofErr w:type="spellEnd"/>
-      <w:r>
-        <w:rPr>
-          <w:lang w:val="en-US"/>
-        </w:rPr>
-        <w:t xml:space="preserve"> A</w:t>
-      </w:r>
-      <w:r>
-        <w:rPr>
-          <w:lang w:val="en-US"/>
-        </w:rPr>
+        <w:t>Harshbarger</w:t>
+      </w:r>
+      <w:proofErr w:type="spellEnd"/>
+      <w:r>
+        <w:t xml:space="preserve"> SD</w:t>
+      </w:r>
+      <w:r>
         <w:t>.</w:t>
       </w:r>
       <w:r>
-        <w:rPr>
-          <w:lang w:val="en-US"/>
-        </w:rPr>
-        <w:t xml:space="preserve"> (2019)</w:t>
-      </w:r>
-      <w:r>
-        <w:rPr>
-          <w:lang w:val="en-US"/>
-        </w:rPr>
+        <w:t xml:space="preserve">, </w:t>
+      </w:r>
+      <w:proofErr w:type="spellStart"/>
+      <w:r>
+        <w:t>Kozlowski</w:t>
+      </w:r>
+      <w:proofErr w:type="spellEnd"/>
+      <w:r>
+        <w:t xml:space="preserve"> MV</w:t>
+      </w:r>
+      <w:r>
         <w:t>.</w:t>
       </w:r>
       <w:r>
-        <w:rPr>
-          <w:lang w:val="en-US"/>
-        </w:rPr>
-        <w:t xml:space="preserve"> A century of robotic hands. Annual Review of Control, Robotics, and Autonomous Systems 2(1):1–32</w:t>
-      </w:r>
-      <w:r>
-        <w:rPr>
-          <w:lang w:val="en-US"/>
-        </w:rPr>
+        <w:t xml:space="preserve">, Van </w:t>
+      </w:r>
+      <w:proofErr w:type="spellStart"/>
+      <w:r>
+        <w:t>Doren</w:t>
+      </w:r>
+      <w:proofErr w:type="spellEnd"/>
+      <w:r>
+        <w:t xml:space="preserve"> T</w:t>
+      </w:r>
+      <w:r>
         <w:t>.</w:t>
       </w:r>
       <w:r>
-        <w:rPr>
-          <w:lang w:val="en-US"/>
-        </w:rPr>
-        <w:t xml:space="preserve"> </w:t>
+        <w:t xml:space="preserve"> (2011)</w:t>
+      </w:r>
+      <w:r>
+        <w:t>.</w:t>
+      </w:r>
+      <w:r>
+        <w:t xml:space="preserve"> An </w:t>
+      </w:r>
+      <w:proofErr w:type="spellStart"/>
+      <w:r>
+        <w:t>overview</w:t>
+      </w:r>
+      <w:proofErr w:type="spellEnd"/>
+      <w:r>
+        <w:t xml:space="preserve"> of </w:t>
+      </w:r>
+      <w:proofErr w:type="spellStart"/>
+      <w:r>
+        <w:t>the</w:t>
+      </w:r>
+      <w:proofErr w:type="spellEnd"/>
+      <w:r>
+        <w:t xml:space="preserve"> </w:t>
+      </w:r>
+      <w:proofErr w:type="spellStart"/>
+      <w:r>
+        <w:t>developmental</w:t>
+      </w:r>
+      <w:proofErr w:type="spellEnd"/>
+      <w:r>
+        <w:t xml:space="preserve"> </w:t>
+      </w:r>
+      <w:proofErr w:type="spellStart"/>
+      <w:r>
+        <w:t>process</w:t>
+      </w:r>
+      <w:proofErr w:type="spellEnd"/>
+      <w:r>
+        <w:t xml:space="preserve"> for </w:t>
+      </w:r>
+      <w:proofErr w:type="spellStart"/>
+      <w:r>
+        <w:t>the</w:t>
+      </w:r>
+      <w:proofErr w:type="spellEnd"/>
+      <w:r>
+        <w:t xml:space="preserve"> modular </w:t>
+      </w:r>
+      <w:proofErr w:type="spellStart"/>
+      <w:r>
+        <w:t>prosthetic</w:t>
+      </w:r>
+      <w:proofErr w:type="spellEnd"/>
+      <w:r>
+        <w:t xml:space="preserve"> limb. J Hopkins APL </w:t>
+      </w:r>
+      <w:proofErr w:type="spellStart"/>
+      <w:r>
+        <w:t>Tech</w:t>
+      </w:r>
+      <w:proofErr w:type="spellEnd"/>
+      <w:r>
+        <w:t xml:space="preserve"> Dig 30(3):207–216</w:t>
+      </w:r>
+      <w:r>
+        <w:t xml:space="preserve">, </w:t>
       </w:r>
       <w:hyperlink r:id="rId19" w:history="1">
         <w:r>
           <w:rPr>
             <w:rStyle w:val="Hyperlink"/>
-            <w:lang w:val="en-US"/>
           </w:rPr>
           <w:t>Link</w:t>
         </w:r>
       </w:hyperlink>
       <w:r>
-        <w:rPr>
-          <w:lang w:val="en-US"/>
-        </w:rPr>
-        <w:t xml:space="preserve">, </w:t>
-      </w:r>
-      <w:r>
-        <w:t>(data accesării: 04.03.2026)</w:t>
-      </w:r>
-      <w:bookmarkEnd w:id="35"/>
+        <w:t>, (data accesării: 04.03.2026)</w:t>
+      </w:r>
+      <w:bookmarkEnd w:id="34"/>
       <w:r>
         <w:t>.</w:t>
       </w:r>
@@ -47893,6 +52040,148 @@
           <w:lang w:val="en-US"/>
         </w:rPr>
       </w:pPr>
+      <w:bookmarkStart w:id="35" w:name="_Ref223426984"/>
+      <w:r>
+        <w:rPr>
+          <w:lang w:val="en-US"/>
+        </w:rPr>
+        <w:t>Piazza C</w:t>
+      </w:r>
+      <w:r>
+        <w:rPr>
+          <w:lang w:val="en-US"/>
+        </w:rPr>
+        <w:t>.</w:t>
+      </w:r>
+      <w:r>
+        <w:rPr>
+          <w:lang w:val="en-US"/>
+        </w:rPr>
+        <w:t xml:space="preserve">, </w:t>
+      </w:r>
+      <w:proofErr w:type="spellStart"/>
+      <w:r>
+        <w:rPr>
+          <w:lang w:val="en-US"/>
+        </w:rPr>
+        <w:t>Grioli</w:t>
+      </w:r>
+      <w:proofErr w:type="spellEnd"/>
+      <w:r>
+        <w:rPr>
+          <w:lang w:val="en-US"/>
+        </w:rPr>
+        <w:t xml:space="preserve"> G</w:t>
+      </w:r>
+      <w:r>
+        <w:rPr>
+          <w:lang w:val="en-US"/>
+        </w:rPr>
+        <w:t>.</w:t>
+      </w:r>
+      <w:r>
+        <w:rPr>
+          <w:lang w:val="en-US"/>
+        </w:rPr>
+        <w:t>, Catalano MG</w:t>
+      </w:r>
+      <w:r>
+        <w:rPr>
+          <w:lang w:val="en-US"/>
+        </w:rPr>
+        <w:t>.</w:t>
+      </w:r>
+      <w:r>
+        <w:rPr>
+          <w:lang w:val="en-US"/>
+        </w:rPr>
+        <w:t xml:space="preserve">, </w:t>
+      </w:r>
+      <w:proofErr w:type="spellStart"/>
+      <w:r>
+        <w:rPr>
+          <w:lang w:val="en-US"/>
+        </w:rPr>
+        <w:t>Bicchi</w:t>
+      </w:r>
+      <w:proofErr w:type="spellEnd"/>
+      <w:r>
+        <w:rPr>
+          <w:lang w:val="en-US"/>
+        </w:rPr>
+        <w:t xml:space="preserve"> A</w:t>
+      </w:r>
+      <w:r>
+        <w:rPr>
+          <w:lang w:val="en-US"/>
+        </w:rPr>
+        <w:t>.</w:t>
+      </w:r>
+      <w:r>
+        <w:rPr>
+          <w:lang w:val="en-US"/>
+        </w:rPr>
+        <w:t xml:space="preserve"> (2019)</w:t>
+      </w:r>
+      <w:r>
+        <w:rPr>
+          <w:lang w:val="en-US"/>
+        </w:rPr>
+        <w:t>.</w:t>
+      </w:r>
+      <w:r>
+        <w:rPr>
+          <w:lang w:val="en-US"/>
+        </w:rPr>
+        <w:t xml:space="preserve"> A century of robotic hands. Annual Review of Control, Robotics, and Autonomous Systems 2(1):1–32</w:t>
+      </w:r>
+      <w:r>
+        <w:rPr>
+          <w:lang w:val="en-US"/>
+        </w:rPr>
+        <w:t>.</w:t>
+      </w:r>
+      <w:r>
+        <w:rPr>
+          <w:lang w:val="en-US"/>
+        </w:rPr>
+        <w:t xml:space="preserve"> </w:t>
+      </w:r>
+      <w:hyperlink r:id="rId20" w:history="1">
+        <w:r>
+          <w:rPr>
+            <w:rStyle w:val="Hyperlink"/>
+            <w:lang w:val="en-US"/>
+          </w:rPr>
+          <w:t>Link</w:t>
+        </w:r>
+      </w:hyperlink>
+      <w:r>
+        <w:rPr>
+          <w:lang w:val="en-US"/>
+        </w:rPr>
+        <w:t xml:space="preserve">, </w:t>
+      </w:r>
+      <w:r>
+        <w:t>(data accesării: 04.03.2026)</w:t>
+      </w:r>
+      <w:bookmarkEnd w:id="35"/>
+      <w:r>
+        <w:t>.</w:t>
+      </w:r>
+    </w:p>
+    <w:p>
+      <w:pPr>
+        <w:numPr>
+          <w:ilvl w:val="0"/>
+          <w:numId w:val="5"/>
+        </w:numPr>
+        <w:spacing w:line="312" w:lineRule="auto"/>
+        <w:ind w:right="0"/>
+        <w:rPr>
+          <w:lang w:val="en-US"/>
+        </w:rPr>
+      </w:pPr>
       <w:bookmarkStart w:id="36" w:name="_Ref223427381"/>
       <w:proofErr w:type="spellStart"/>
       <w:r>
@@ -47996,7 +52285,7 @@
         </w:rPr>
         <w:t xml:space="preserve"> </w:t>
       </w:r>
-      <w:hyperlink r:id="rId20" w:history="1">
+      <w:hyperlink r:id="rId21" w:history="1">
         <w:r>
           <w:rPr>
             <w:rStyle w:val="Hyperlink"/>
@@ -48070,7 +52359,7 @@
         <w:spacing w:after="311" w:line="312" w:lineRule="auto"/>
         <w:ind w:left="-5"/>
       </w:pPr>
-      <w:bookmarkStart w:id="37" w:name="_Toc223941166"/>
+      <w:bookmarkStart w:id="37" w:name="_Toc223943469"/>
       <w:r>
         <w:rPr>
           <w:rFonts w:ascii="Times New Roman" w:hAnsi="Times New Roman" w:cs="Times New Roman"/>
@@ -48115,8 +52404,8 @@
       </w:pPr>
     </w:p>
     <w:sectPr>
-      <w:headerReference w:type="default" r:id="rId21"/>
-      <w:footerReference w:type="default" r:id="rId22"/>
+      <w:headerReference w:type="default" r:id="rId22"/>
+      <w:footerReference w:type="default" r:id="rId23"/>
       <w:pgSz w:w="11906" w:h="16838" w:code="9"/>
       <w:pgMar w:top="1152" w:right="1152" w:bottom="1152" w:left="1440" w:header="43" w:footer="720" w:gutter="0"/>
       <w:pgNumType w:start="1"/>
@@ -48328,13 +52617,7 @@
         <w:rPr>
           <w:rFonts w:ascii="Times New Roman" w:hAnsi="Times New Roman" w:cs="Times New Roman"/>
         </w:rPr>
-        <w:t xml:space="preserve"> </w:t>
-      </w:r>
-      <w:r>
-        <w:rPr>
-          <w:rFonts w:ascii="Times New Roman" w:hAnsi="Times New Roman" w:cs="Times New Roman"/>
-        </w:rPr>
-        <w:t>circuit hardware care împarte frecvența semnalului de ceas al sistemului pentru a obține o frecvență mai mică</w:t>
+        <w:t xml:space="preserve"> circuit hardware care împarte frecvența semnalului de ceas al sistemului pentru a obține o frecvență mai mică</w:t>
       </w:r>
     </w:p>
   </w:footnote>
@@ -48358,13 +52641,7 @@
         <w:rPr>
           <w:rFonts w:ascii="Times New Roman" w:hAnsi="Times New Roman" w:cs="Times New Roman"/>
         </w:rPr>
-        <w:t xml:space="preserve"> </w:t>
-      </w:r>
-      <w:r>
-        <w:rPr>
-          <w:rFonts w:ascii="Times New Roman" w:hAnsi="Times New Roman" w:cs="Times New Roman"/>
-        </w:rPr>
-        <w:t>diferența între momentul în care un eveniment ar fi trebuit să apară și momentul în care apare efectiv.</w:t>
+        <w:t xml:space="preserve"> diferența între momentul în care un eveniment ar fi trebuit să apară și momentul în care apare efectiv.</w:t>
       </w:r>
     </w:p>
   </w:footnote>

--- a/lic.docx
+++ b/lic.docx
@@ -613,7 +613,7 @@
           <w:r>
             <w:fldChar w:fldCharType="separate"/>
           </w:r>
-          <w:hyperlink w:anchor="_Toc223943442" w:history="1">
+          <w:hyperlink w:anchor="_Toc223944564" w:history="1">
             <w:r>
               <w:rPr>
                 <w:rStyle w:val="Hyperlink"/>
@@ -643,7 +643,7 @@
                 <w:noProof/>
                 <w:webHidden/>
               </w:rPr>
-              <w:instrText xml:space="preserve"> PAGEREF _Toc223943442 \h </w:instrText>
+              <w:instrText xml:space="preserve"> PAGEREF _Toc223944564 \h </w:instrText>
             </w:r>
             <w:r>
               <w:rPr>
@@ -688,7 +688,7 @@
               <w:lang w:val="en-US"/>
             </w:rPr>
           </w:pPr>
-          <w:hyperlink w:anchor="_Toc223943443" w:history="1">
+          <w:hyperlink w:anchor="_Toc223944565" w:history="1">
             <w:r>
               <w:rPr>
                 <w:rStyle w:val="Hyperlink"/>
@@ -718,7 +718,7 @@
                 <w:noProof/>
                 <w:webHidden/>
               </w:rPr>
-              <w:instrText xml:space="preserve"> PAGEREF _Toc223943443 \h </w:instrText>
+              <w:instrText xml:space="preserve"> PAGEREF _Toc223944565 \h </w:instrText>
             </w:r>
             <w:r>
               <w:rPr>
@@ -765,7 +765,7 @@
               <w14:ligatures w14:val="standardContextual"/>
             </w:rPr>
           </w:pPr>
-          <w:hyperlink w:anchor="_Toc223943444" w:history="1">
+          <w:hyperlink w:anchor="_Toc223944566" w:history="1">
             <w:r>
               <w:rPr>
                 <w:rStyle w:val="Hyperlink"/>
@@ -795,7 +795,7 @@
                 <w:noProof/>
                 <w:webHidden/>
               </w:rPr>
-              <w:instrText xml:space="preserve"> PAGEREF _Toc223943444 \h </w:instrText>
+              <w:instrText xml:space="preserve"> PAGEREF _Toc223944566 \h </w:instrText>
             </w:r>
             <w:r>
               <w:rPr>
@@ -842,7 +842,7 @@
               <w14:ligatures w14:val="standardContextual"/>
             </w:rPr>
           </w:pPr>
-          <w:hyperlink w:anchor="_Toc223943445" w:history="1">
+          <w:hyperlink w:anchor="_Toc223944567" w:history="1">
             <w:r>
               <w:rPr>
                 <w:rStyle w:val="Hyperlink"/>
@@ -872,7 +872,7 @@
                 <w:noProof/>
                 <w:webHidden/>
               </w:rPr>
-              <w:instrText xml:space="preserve"> PAGEREF _Toc223943445 \h </w:instrText>
+              <w:instrText xml:space="preserve"> PAGEREF _Toc223944567 \h </w:instrText>
             </w:r>
             <w:r>
               <w:rPr>
@@ -917,7 +917,7 @@
               <w:lang w:val="en-US"/>
             </w:rPr>
           </w:pPr>
-          <w:hyperlink w:anchor="_Toc223943446" w:history="1">
+          <w:hyperlink w:anchor="_Toc223944568" w:history="1">
             <w:r>
               <w:rPr>
                 <w:rStyle w:val="Hyperlink"/>
@@ -947,7 +947,7 @@
                 <w:noProof/>
                 <w:webHidden/>
               </w:rPr>
-              <w:instrText xml:space="preserve"> PAGEREF _Toc223943446 \h </w:instrText>
+              <w:instrText xml:space="preserve"> PAGEREF _Toc223944568 \h </w:instrText>
             </w:r>
             <w:r>
               <w:rPr>
@@ -994,7 +994,7 @@
               <w14:ligatures w14:val="standardContextual"/>
             </w:rPr>
           </w:pPr>
-          <w:hyperlink w:anchor="_Toc223943447" w:history="1">
+          <w:hyperlink w:anchor="_Toc223944569" w:history="1">
             <w:r>
               <w:rPr>
                 <w:rStyle w:val="Hyperlink"/>
@@ -1024,7 +1024,7 @@
                 <w:noProof/>
                 <w:webHidden/>
               </w:rPr>
-              <w:instrText xml:space="preserve"> PAGEREF _Toc223943447 \h </w:instrText>
+              <w:instrText xml:space="preserve"> PAGEREF _Toc223944569 \h </w:instrText>
             </w:r>
             <w:r>
               <w:rPr>
@@ -1071,7 +1071,7 @@
               <w14:ligatures w14:val="standardContextual"/>
             </w:rPr>
           </w:pPr>
-          <w:hyperlink w:anchor="_Toc223943448" w:history="1">
+          <w:hyperlink w:anchor="_Toc223944570" w:history="1">
             <w:r>
               <w:rPr>
                 <w:rStyle w:val="Hyperlink"/>
@@ -1101,7 +1101,7 @@
                 <w:noProof/>
                 <w:webHidden/>
               </w:rPr>
-              <w:instrText xml:space="preserve"> PAGEREF _Toc223943448 \h </w:instrText>
+              <w:instrText xml:space="preserve"> PAGEREF _Toc223944570 \h </w:instrText>
             </w:r>
             <w:r>
               <w:rPr>
@@ -1146,7 +1146,7 @@
               <w:lang w:val="en-US"/>
             </w:rPr>
           </w:pPr>
-          <w:hyperlink w:anchor="_Toc223943449" w:history="1">
+          <w:hyperlink w:anchor="_Toc223944571" w:history="1">
             <w:r>
               <w:rPr>
                 <w:rStyle w:val="Hyperlink"/>
@@ -1176,7 +1176,7 @@
                 <w:noProof/>
                 <w:webHidden/>
               </w:rPr>
-              <w:instrText xml:space="preserve"> PAGEREF _Toc223943449 \h </w:instrText>
+              <w:instrText xml:space="preserve"> PAGEREF _Toc223944571 \h </w:instrText>
             </w:r>
             <w:r>
               <w:rPr>
@@ -1223,7 +1223,7 @@
               <w14:ligatures w14:val="standardContextual"/>
             </w:rPr>
           </w:pPr>
-          <w:hyperlink w:anchor="_Toc223943450" w:history="1">
+          <w:hyperlink w:anchor="_Toc223944572" w:history="1">
             <w:r>
               <w:rPr>
                 <w:rStyle w:val="Hyperlink"/>
@@ -1274,7 +1274,7 @@
                 <w:noProof/>
                 <w:webHidden/>
               </w:rPr>
-              <w:instrText xml:space="preserve"> PAGEREF _Toc223943450 \h </w:instrText>
+              <w:instrText xml:space="preserve"> PAGEREF _Toc223944572 \h </w:instrText>
             </w:r>
             <w:r>
               <w:rPr>
@@ -1321,7 +1321,7 @@
               <w14:ligatures w14:val="standardContextual"/>
             </w:rPr>
           </w:pPr>
-          <w:hyperlink w:anchor="_Toc223943451" w:history="1">
+          <w:hyperlink w:anchor="_Toc223944573" w:history="1">
             <w:r>
               <w:rPr>
                 <w:rStyle w:val="Hyperlink"/>
@@ -1351,7 +1351,7 @@
                 <w:noProof/>
                 <w:webHidden/>
               </w:rPr>
-              <w:instrText xml:space="preserve"> PAGEREF _Toc223943451 \h </w:instrText>
+              <w:instrText xml:space="preserve"> PAGEREF _Toc223944573 \h </w:instrText>
             </w:r>
             <w:r>
               <w:rPr>
@@ -1398,7 +1398,7 @@
               <w14:ligatures w14:val="standardContextual"/>
             </w:rPr>
           </w:pPr>
-          <w:hyperlink w:anchor="_Toc223943452" w:history="1">
+          <w:hyperlink w:anchor="_Toc223944574" w:history="1">
             <w:r>
               <w:rPr>
                 <w:rStyle w:val="Hyperlink"/>
@@ -1428,7 +1428,7 @@
                 <w:noProof/>
                 <w:webHidden/>
               </w:rPr>
-              <w:instrText xml:space="preserve"> PAGEREF _Toc223943452 \h </w:instrText>
+              <w:instrText xml:space="preserve"> PAGEREF _Toc223944574 \h </w:instrText>
             </w:r>
             <w:r>
               <w:rPr>
@@ -1473,7 +1473,7 @@
               <w:lang w:val="en-US"/>
             </w:rPr>
           </w:pPr>
-          <w:hyperlink w:anchor="_Toc223943453" w:history="1">
+          <w:hyperlink w:anchor="_Toc223944575" w:history="1">
             <w:r>
               <w:rPr>
                 <w:rStyle w:val="Hyperlink"/>
@@ -1503,7 +1503,7 @@
                 <w:noProof/>
                 <w:webHidden/>
               </w:rPr>
-              <w:instrText xml:space="preserve"> PAGEREF _Toc223943453 \h </w:instrText>
+              <w:instrText xml:space="preserve"> PAGEREF _Toc223944575 \h </w:instrText>
             </w:r>
             <w:r>
               <w:rPr>
@@ -1550,7 +1550,7 @@
               <w14:ligatures w14:val="standardContextual"/>
             </w:rPr>
           </w:pPr>
-          <w:hyperlink w:anchor="_Toc223943454" w:history="1">
+          <w:hyperlink w:anchor="_Toc223944576" w:history="1">
             <w:r>
               <w:rPr>
                 <w:rStyle w:val="Hyperlink"/>
@@ -1580,7 +1580,7 @@
                 <w:noProof/>
                 <w:webHidden/>
               </w:rPr>
-              <w:instrText xml:space="preserve"> PAGEREF _Toc223943454 \h </w:instrText>
+              <w:instrText xml:space="preserve"> PAGEREF _Toc223944576 \h </w:instrText>
             </w:r>
             <w:r>
               <w:rPr>
@@ -1627,7 +1627,7 @@
               <w14:ligatures w14:val="standardContextual"/>
             </w:rPr>
           </w:pPr>
-          <w:hyperlink w:anchor="_Toc223943455" w:history="1">
+          <w:hyperlink w:anchor="_Toc223944577" w:history="1">
             <w:r>
               <w:rPr>
                 <w:rStyle w:val="Hyperlink"/>
@@ -1657,7 +1657,7 @@
                 <w:noProof/>
                 <w:webHidden/>
               </w:rPr>
-              <w:instrText xml:space="preserve"> PAGEREF _Toc223943455 \h </w:instrText>
+              <w:instrText xml:space="preserve"> PAGEREF _Toc223944577 \h </w:instrText>
             </w:r>
             <w:r>
               <w:rPr>
@@ -1704,7 +1704,7 @@
               <w14:ligatures w14:val="standardContextual"/>
             </w:rPr>
           </w:pPr>
-          <w:hyperlink w:anchor="_Toc223943456" w:history="1">
+          <w:hyperlink w:anchor="_Toc223944578" w:history="1">
             <w:r>
               <w:rPr>
                 <w:rStyle w:val="Hyperlink"/>
@@ -1734,7 +1734,7 @@
                 <w:noProof/>
                 <w:webHidden/>
               </w:rPr>
-              <w:instrText xml:space="preserve"> PAGEREF _Toc223943456 \h </w:instrText>
+              <w:instrText xml:space="preserve"> PAGEREF _Toc223944578 \h </w:instrText>
             </w:r>
             <w:r>
               <w:rPr>
@@ -1779,7 +1779,7 @@
               <w:lang w:val="en-US"/>
             </w:rPr>
           </w:pPr>
-          <w:hyperlink w:anchor="_Toc223943457" w:history="1">
+          <w:hyperlink w:anchor="_Toc223944579" w:history="1">
             <w:r>
               <w:rPr>
                 <w:rStyle w:val="Hyperlink"/>
@@ -1809,7 +1809,7 @@
                 <w:noProof/>
                 <w:webHidden/>
               </w:rPr>
-              <w:instrText xml:space="preserve"> PAGEREF _Toc223943457 \h </w:instrText>
+              <w:instrText xml:space="preserve"> PAGEREF _Toc223944579 \h </w:instrText>
             </w:r>
             <w:r>
               <w:rPr>
@@ -1854,7 +1854,7 @@
               <w:lang w:val="en-US"/>
             </w:rPr>
           </w:pPr>
-          <w:hyperlink w:anchor="_Toc223943458" w:history="1">
+          <w:hyperlink w:anchor="_Toc223944580" w:history="1">
             <w:r>
               <w:rPr>
                 <w:rStyle w:val="Hyperlink"/>
@@ -1884,7 +1884,7 @@
                 <w:noProof/>
                 <w:webHidden/>
               </w:rPr>
-              <w:instrText xml:space="preserve"> PAGEREF _Toc223943458 \h </w:instrText>
+              <w:instrText xml:space="preserve"> PAGEREF _Toc223944580 \h </w:instrText>
             </w:r>
             <w:r>
               <w:rPr>
@@ -1931,7 +1931,7 @@
               <w14:ligatures w14:val="standardContextual"/>
             </w:rPr>
           </w:pPr>
-          <w:hyperlink w:anchor="_Toc223943459" w:history="1">
+          <w:hyperlink w:anchor="_Toc223944581" w:history="1">
             <w:r>
               <w:rPr>
                 <w:rStyle w:val="Hyperlink"/>
@@ -1961,7 +1961,7 @@
                 <w:noProof/>
                 <w:webHidden/>
               </w:rPr>
-              <w:instrText xml:space="preserve"> PAGEREF _Toc223943459 \h </w:instrText>
+              <w:instrText xml:space="preserve"> PAGEREF _Toc223944581 \h </w:instrText>
             </w:r>
             <w:r>
               <w:rPr>
@@ -2008,7 +2008,7 @@
               <w14:ligatures w14:val="standardContextual"/>
             </w:rPr>
           </w:pPr>
-          <w:hyperlink w:anchor="_Toc223943460" w:history="1">
+          <w:hyperlink w:anchor="_Toc223944582" w:history="1">
             <w:r>
               <w:rPr>
                 <w:rStyle w:val="Hyperlink"/>
@@ -2038,7 +2038,7 @@
                 <w:noProof/>
                 <w:webHidden/>
               </w:rPr>
-              <w:instrText xml:space="preserve"> PAGEREF _Toc223943460 \h </w:instrText>
+              <w:instrText xml:space="preserve"> PAGEREF _Toc223944582 \h </w:instrText>
             </w:r>
             <w:r>
               <w:rPr>
@@ -2085,7 +2085,7 @@
               <w14:ligatures w14:val="standardContextual"/>
             </w:rPr>
           </w:pPr>
-          <w:hyperlink w:anchor="_Toc223943461" w:history="1">
+          <w:hyperlink w:anchor="_Toc223944583" w:history="1">
             <w:r>
               <w:rPr>
                 <w:rStyle w:val="Hyperlink"/>
@@ -2115,7 +2115,7 @@
                 <w:noProof/>
                 <w:webHidden/>
               </w:rPr>
-              <w:instrText xml:space="preserve"> PAGEREF _Toc223943461 \h </w:instrText>
+              <w:instrText xml:space="preserve"> PAGEREF _Toc223944583 \h </w:instrText>
             </w:r>
             <w:r>
               <w:rPr>
@@ -2162,7 +2162,7 @@
               <w14:ligatures w14:val="standardContextual"/>
             </w:rPr>
           </w:pPr>
-          <w:hyperlink w:anchor="_Toc223943462" w:history="1">
+          <w:hyperlink w:anchor="_Toc223944584" w:history="1">
             <w:r>
               <w:rPr>
                 <w:rStyle w:val="Hyperlink"/>
@@ -2193,7 +2193,7 @@
                 <w:noProof/>
                 <w:webHidden/>
               </w:rPr>
-              <w:instrText xml:space="preserve"> PAGEREF _Toc223943462 \h </w:instrText>
+              <w:instrText xml:space="preserve"> PAGEREF _Toc223944584 \h </w:instrText>
             </w:r>
             <w:r>
               <w:rPr>
@@ -2240,7 +2240,7 @@
               <w14:ligatures w14:val="standardContextual"/>
             </w:rPr>
           </w:pPr>
-          <w:hyperlink w:anchor="_Toc223943463" w:history="1">
+          <w:hyperlink w:anchor="_Toc223944585" w:history="1">
             <w:r>
               <w:rPr>
                 <w:rStyle w:val="Hyperlink"/>
@@ -2291,7 +2291,7 @@
                 <w:noProof/>
                 <w:webHidden/>
               </w:rPr>
-              <w:instrText xml:space="preserve"> PAGEREF _Toc223943463 \h </w:instrText>
+              <w:instrText xml:space="preserve"> PAGEREF _Toc223944585 \h </w:instrText>
             </w:r>
             <w:r>
               <w:rPr>
@@ -2336,7 +2336,7 @@
               <w:lang w:val="en-US"/>
             </w:rPr>
           </w:pPr>
-          <w:hyperlink w:anchor="_Toc223943464" w:history="1">
+          <w:hyperlink w:anchor="_Toc223944586" w:history="1">
             <w:r>
               <w:rPr>
                 <w:rStyle w:val="Hyperlink"/>
@@ -2377,7 +2377,7 @@
                 <w:noProof/>
                 <w:webHidden/>
               </w:rPr>
-              <w:instrText xml:space="preserve"> PAGEREF _Toc223943464 \h </w:instrText>
+              <w:instrText xml:space="preserve"> PAGEREF _Toc223944586 \h </w:instrText>
             </w:r>
             <w:r>
               <w:rPr>
@@ -2424,7 +2424,7 @@
               <w14:ligatures w14:val="standardContextual"/>
             </w:rPr>
           </w:pPr>
-          <w:hyperlink w:anchor="_Toc223943465" w:history="1">
+          <w:hyperlink w:anchor="_Toc223944587" w:history="1">
             <w:r>
               <w:rPr>
                 <w:rStyle w:val="Hyperlink"/>
@@ -2454,7 +2454,7 @@
                 <w:noProof/>
                 <w:webHidden/>
               </w:rPr>
-              <w:instrText xml:space="preserve"> PAGEREF _Toc223943465 \h </w:instrText>
+              <w:instrText xml:space="preserve"> PAGEREF _Toc223944587 \h </w:instrText>
             </w:r>
             <w:r>
               <w:rPr>
@@ -2501,7 +2501,7 @@
               <w14:ligatures w14:val="standardContextual"/>
             </w:rPr>
           </w:pPr>
-          <w:hyperlink w:anchor="_Toc223943466" w:history="1">
+          <w:hyperlink w:anchor="_Toc223944588" w:history="1">
             <w:r>
               <w:rPr>
                 <w:rStyle w:val="Hyperlink"/>
@@ -2531,7 +2531,7 @@
                 <w:noProof/>
                 <w:webHidden/>
               </w:rPr>
-              <w:instrText xml:space="preserve"> PAGEREF _Toc223943466 \h </w:instrText>
+              <w:instrText xml:space="preserve"> PAGEREF _Toc223944588 \h </w:instrText>
             </w:r>
             <w:r>
               <w:rPr>
@@ -2576,7 +2576,7 @@
               <w:lang w:val="en-US"/>
             </w:rPr>
           </w:pPr>
-          <w:hyperlink w:anchor="_Toc223943467" w:history="1">
+          <w:hyperlink w:anchor="_Toc223944589" w:history="1">
             <w:r>
               <w:rPr>
                 <w:rStyle w:val="Hyperlink"/>
@@ -2606,7 +2606,7 @@
                 <w:noProof/>
                 <w:webHidden/>
               </w:rPr>
-              <w:instrText xml:space="preserve"> PAGEREF _Toc223943467 \h </w:instrText>
+              <w:instrText xml:space="preserve"> PAGEREF _Toc223944589 \h </w:instrText>
             </w:r>
             <w:r>
               <w:rPr>
@@ -2651,7 +2651,7 @@
               <w:lang w:val="en-US"/>
             </w:rPr>
           </w:pPr>
-          <w:hyperlink w:anchor="_Toc223943468" w:history="1">
+          <w:hyperlink w:anchor="_Toc223944590" w:history="1">
             <w:r>
               <w:rPr>
                 <w:rStyle w:val="Hyperlink"/>
@@ -2681,7 +2681,7 @@
                 <w:noProof/>
                 <w:webHidden/>
               </w:rPr>
-              <w:instrText xml:space="preserve"> PAGEREF _Toc223943468 \h </w:instrText>
+              <w:instrText xml:space="preserve"> PAGEREF _Toc223944590 \h </w:instrText>
             </w:r>
             <w:r>
               <w:rPr>
@@ -2726,7 +2726,7 @@
               <w:lang w:val="en-US"/>
             </w:rPr>
           </w:pPr>
-          <w:hyperlink w:anchor="_Toc223943469" w:history="1">
+          <w:hyperlink w:anchor="_Toc223944591" w:history="1">
             <w:r>
               <w:rPr>
                 <w:rStyle w:val="Hyperlink"/>
@@ -2756,7 +2756,7 @@
                 <w:noProof/>
                 <w:webHidden/>
               </w:rPr>
-              <w:instrText xml:space="preserve"> PAGEREF _Toc223943469 \h </w:instrText>
+              <w:instrText xml:space="preserve"> PAGEREF _Toc223944591 \h </w:instrText>
             </w:r>
             <w:r>
               <w:rPr>
@@ -2850,7 +2850,7 @@
         <w:pStyle w:val="Heading1"/>
         <w:spacing w:before="0" w:after="0" w:line="312" w:lineRule="auto"/>
       </w:pPr>
-      <w:bookmarkStart w:id="1" w:name="_Toc223943442"/>
+      <w:bookmarkStart w:id="1" w:name="_Toc223944564"/>
       <w:r>
         <w:rPr>
           <w:rFonts w:ascii="Times New Roman" w:hAnsi="Times New Roman" w:cs="Times New Roman"/>
@@ -8766,7 +8766,7 @@
         </w:rPr>
       </w:pPr>
       <w:bookmarkStart w:id="2" w:name="_Toc13091"/>
-      <w:bookmarkStart w:id="3" w:name="_Toc223943443"/>
+      <w:bookmarkStart w:id="3" w:name="_Toc223944565"/>
       <w:r>
         <w:rPr>
           <w:rFonts w:ascii="Times New Roman" w:hAnsi="Times New Roman" w:cs="Times New Roman"/>
@@ -8916,7 +8916,7 @@
           <w:szCs w:val="28"/>
         </w:rPr>
       </w:pPr>
-      <w:bookmarkStart w:id="4" w:name="_Toc223943444"/>
+      <w:bookmarkStart w:id="4" w:name="_Toc223944566"/>
       <w:r>
         <w:rPr>
           <w:rFonts w:ascii="Times New Roman" w:hAnsi="Times New Roman" w:cs="Times New Roman"/>
@@ -12424,7 +12424,7 @@
           <w:szCs w:val="28"/>
         </w:rPr>
       </w:pPr>
-      <w:bookmarkStart w:id="5" w:name="_Toc223943445"/>
+      <w:bookmarkStart w:id="5" w:name="_Toc223944567"/>
       <w:r>
         <w:rPr>
           <w:rFonts w:ascii="Times New Roman" w:hAnsi="Times New Roman" w:cs="Times New Roman"/>
@@ -15794,7 +15794,7 @@
           <w:szCs w:val="36"/>
         </w:rPr>
       </w:pPr>
-      <w:bookmarkStart w:id="6" w:name="_Toc223943446"/>
+      <w:bookmarkStart w:id="6" w:name="_Toc223944568"/>
       <w:r>
         <w:rPr>
           <w:rFonts w:ascii="Times New Roman" w:hAnsi="Times New Roman" w:cs="Times New Roman"/>
@@ -15850,7 +15850,7 @@
           <w:szCs w:val="28"/>
         </w:rPr>
       </w:pPr>
-      <w:bookmarkStart w:id="7" w:name="_Toc223943447"/>
+      <w:bookmarkStart w:id="7" w:name="_Toc223944569"/>
       <w:r>
         <w:rPr>
           <w:rFonts w:ascii="Times New Roman" w:hAnsi="Times New Roman" w:cs="Times New Roman"/>
@@ -21775,7 +21775,7 @@
           <w:szCs w:val="28"/>
         </w:rPr>
       </w:pPr>
-      <w:bookmarkStart w:id="8" w:name="_Toc223943448"/>
+      <w:bookmarkStart w:id="8" w:name="_Toc223944570"/>
       <w:r>
         <w:rPr>
           <w:rFonts w:ascii="Times New Roman" w:hAnsi="Times New Roman" w:cs="Times New Roman"/>
@@ -29205,7 +29205,7 @@
           <w:szCs w:val="36"/>
         </w:rPr>
       </w:pPr>
-      <w:bookmarkStart w:id="9" w:name="_Toc223943449"/>
+      <w:bookmarkStart w:id="9" w:name="_Toc223944571"/>
       <w:r>
         <w:rPr>
           <w:rFonts w:ascii="Times New Roman" w:hAnsi="Times New Roman" w:cs="Times New Roman"/>
@@ -29273,7 +29273,7 @@
           <w:szCs w:val="28"/>
         </w:rPr>
       </w:pPr>
-      <w:bookmarkStart w:id="10" w:name="_Toc223943450"/>
+      <w:bookmarkStart w:id="10" w:name="_Toc223944572"/>
       <w:r>
         <w:rPr>
           <w:rFonts w:ascii="Times New Roman" w:hAnsi="Times New Roman" w:cs="Times New Roman"/>
@@ -36811,7 +36811,9 @@
           <w:szCs w:val="28"/>
         </w:rPr>
       </w:pPr>
-      <w:bookmarkStart w:id="11" w:name="_Toc223943451"/>
+      <w:bookmarkStart w:id="11" w:name="_Ref223944058"/>
+      <w:bookmarkStart w:id="12" w:name="_Ref223944065"/>
+      <w:bookmarkStart w:id="13" w:name="_Toc223944573"/>
       <w:r>
         <w:rPr>
           <w:rFonts w:ascii="Times New Roman" w:hAnsi="Times New Roman" w:cs="Times New Roman"/>
@@ -36865,6 +36867,8 @@
         <w:t>-uri</w:t>
       </w:r>
       <w:bookmarkEnd w:id="11"/>
+      <w:bookmarkEnd w:id="12"/>
+      <w:bookmarkEnd w:id="13"/>
     </w:p>
     <w:p>
       <w:pPr>
@@ -40998,7 +41002,10 @@
           <w:szCs w:val="28"/>
         </w:rPr>
       </w:pPr>
-      <w:bookmarkStart w:id="12" w:name="_Toc223943452"/>
+      <w:bookmarkStart w:id="14" w:name="_Ref223943834"/>
+      <w:bookmarkStart w:id="15" w:name="_Ref223943842"/>
+      <w:bookmarkStart w:id="16" w:name="_Ref223943844"/>
+      <w:bookmarkStart w:id="17" w:name="_Toc223944574"/>
       <w:r>
         <w:rPr>
           <w:rFonts w:ascii="Times New Roman" w:hAnsi="Times New Roman" w:cs="Times New Roman"/>
@@ -41029,7 +41036,10 @@
         </w:rPr>
         <w:t xml:space="preserve"> Gestionarea cererilor HTTP</w:t>
       </w:r>
-      <w:bookmarkEnd w:id="12"/>
+      <w:bookmarkEnd w:id="14"/>
+      <w:bookmarkEnd w:id="15"/>
+      <w:bookmarkEnd w:id="16"/>
+      <w:bookmarkEnd w:id="17"/>
     </w:p>
     <w:p>
       <w:pPr>
@@ -45293,7 +45303,7 @@
           <w:szCs w:val="36"/>
         </w:rPr>
       </w:pPr>
-      <w:bookmarkStart w:id="13" w:name="_Toc223943453"/>
+      <w:bookmarkStart w:id="18" w:name="_Toc223944575"/>
       <w:r>
         <w:rPr>
           <w:rFonts w:ascii="Times New Roman" w:hAnsi="Times New Roman" w:cs="Times New Roman"/>
@@ -45315,7 +45325,7 @@
         </w:rPr>
         <w:t>Proiectarea sistemului mâinii robotice</w:t>
       </w:r>
-      <w:bookmarkEnd w:id="13"/>
+      <w:bookmarkEnd w:id="18"/>
     </w:p>
     <w:p>
       <w:pPr>
@@ -47025,7 +47035,7 @@
           <w:szCs w:val="28"/>
         </w:rPr>
       </w:pPr>
-      <w:bookmarkStart w:id="14" w:name="_Toc223943454"/>
+      <w:bookmarkStart w:id="19" w:name="_Toc223944576"/>
       <w:r>
         <w:rPr>
           <w:rFonts w:ascii="Times New Roman" w:hAnsi="Times New Roman" w:cs="Times New Roman"/>
@@ -47036,7 +47046,7 @@
         </w:rPr>
         <w:t>4.1. Cerințe funcționale</w:t>
       </w:r>
-      <w:bookmarkEnd w:id="14"/>
+      <w:bookmarkEnd w:id="19"/>
       <w:r>
         <w:rPr>
           <w:rFonts w:ascii="Times New Roman" w:hAnsi="Times New Roman" w:cs="Times New Roman"/>
@@ -47063,7 +47073,7 @@
           <w:rFonts w:ascii="Times New Roman" w:hAnsi="Times New Roman" w:cs="Times New Roman"/>
           <w:sz w:val="24"/>
         </w:rPr>
-        <w:t xml:space="preserve">Cerințele funcționale stabilesc parametrii operaționali ai sistemului, vizând controlul determinist și de înaltă precizie al structurii robotice. Sistemul este proiectat pentru a permite gestionarea independentă a fiecărui deget prin intermediul unor servomotoare dedicate, impunând o rezoluție unghiulară minimă de 1° pentru a facilita execuția unor mișcări fine. Performanța în timp real este esențială, arhitectura fiind optimizată pentru a minimiza latențele și a menține sincronizarea inter-digitală în timpul gesturilor complexe. Componenta de interfațare (HMI) asigură o experiență intuitivă și </w:t>
+        <w:t xml:space="preserve">Cerințele funcționale stabilesc parametrii operaționali ai sistemului, vizând controlul determinist și de înaltă precizie al structurii robotice. Sistemul este proiectat pentru a permite gestionarea independentă a fiecărui deget prin intermediul unor servomotoare dedicate, impunând o rezoluție unghiulară minimă de 1° pentru a facilita execuția unor mișcări fine. Performanța în timp real este esențială, arhitectura fiind optimizată pentru a minimiza latențele și a menține sincronizarea inter-digitală în timpul gesturilor complexe. Componenta de interfațare asigură o experiență intuitivă și </w:t>
       </w:r>
       <w:proofErr w:type="spellStart"/>
       <w:r>
@@ -47079,33 +47089,77 @@
           <w:rFonts w:ascii="Times New Roman" w:hAnsi="Times New Roman" w:cs="Times New Roman"/>
           <w:sz w:val="24"/>
         </w:rPr>
-        <w:t xml:space="preserve">, permițând monitorizarea și configurarea stării </w:t>
-      </w:r>
-      <w:proofErr w:type="spellStart"/>
-      <w:r>
-        <w:rPr>
-          <w:rFonts w:ascii="Times New Roman" w:hAnsi="Times New Roman" w:cs="Times New Roman"/>
-          <w:sz w:val="24"/>
-        </w:rPr>
-        <w:t>actuatoarelor</w:t>
-      </w:r>
-      <w:proofErr w:type="spellEnd"/>
-      <w:r>
-        <w:rPr>
-          <w:rFonts w:ascii="Times New Roman" w:hAnsi="Times New Roman" w:cs="Times New Roman"/>
-          <w:sz w:val="24"/>
-        </w:rPr>
-        <w:t xml:space="preserve"> în timp real prin protocoale de comunicație de înaltă eficiență, precum HTTP sau </w:t>
-      </w:r>
-      <w:proofErr w:type="spellStart"/>
-      <w:r>
-        <w:rPr>
-          <w:rFonts w:ascii="Times New Roman" w:hAnsi="Times New Roman" w:cs="Times New Roman"/>
-          <w:sz w:val="24"/>
-        </w:rPr>
-        <w:t>WebSocket</w:t>
-      </w:r>
-      <w:proofErr w:type="spellEnd"/>
+        <w:t>, permițând monitorizarea și configurarea stării în timp real prin protocoale de comunicație de înaltă eficiență</w:t>
+      </w:r>
+      <w:r>
+        <w:rPr>
+          <w:rFonts w:ascii="Times New Roman" w:hAnsi="Times New Roman" w:cs="Times New Roman"/>
+          <w:sz w:val="24"/>
+        </w:rPr>
+        <w:t xml:space="preserve"> </w:t>
+      </w:r>
+      <w:r>
+        <w:rPr>
+          <w:rFonts w:ascii="Times New Roman" w:hAnsi="Times New Roman" w:cs="Times New Roman"/>
+          <w:sz w:val="24"/>
+        </w:rPr>
+        <w:t>[</w:t>
+      </w:r>
+      <w:r>
+        <w:rPr>
+          <w:rFonts w:ascii="Times New Roman" w:hAnsi="Times New Roman" w:cs="Times New Roman"/>
+          <w:sz w:val="24"/>
+        </w:rPr>
+        <w:fldChar w:fldCharType="begin"/>
+      </w:r>
+      <w:r>
+        <w:rPr>
+          <w:rFonts w:ascii="Times New Roman" w:hAnsi="Times New Roman" w:cs="Times New Roman"/>
+          <w:sz w:val="24"/>
+        </w:rPr>
+        <w:instrText xml:space="preserve"> REF _Ref223943834 \h </w:instrText>
+      </w:r>
+      <w:r>
+        <w:rPr>
+          <w:rFonts w:ascii="Times New Roman" w:hAnsi="Times New Roman" w:cs="Times New Roman"/>
+          <w:sz w:val="24"/>
+        </w:rPr>
+      </w:r>
+      <w:r>
+        <w:rPr>
+          <w:rFonts w:ascii="Times New Roman" w:hAnsi="Times New Roman" w:cs="Times New Roman"/>
+          <w:sz w:val="24"/>
+        </w:rPr>
+        <w:instrText xml:space="preserve"> \* MERGEFORMAT </w:instrText>
+      </w:r>
+      <w:r>
+        <w:rPr>
+          <w:rFonts w:ascii="Times New Roman" w:hAnsi="Times New Roman" w:cs="Times New Roman"/>
+          <w:sz w:val="24"/>
+        </w:rPr>
+        <w:fldChar w:fldCharType="separate"/>
+      </w:r>
+      <w:r>
+        <w:rPr>
+          <w:rFonts w:ascii="Times New Roman" w:hAnsi="Times New Roman" w:cs="Times New Roman"/>
+          <w:sz w:val="24"/>
+        </w:rPr>
+        <w:t>3.3. Gestionarea cererilor HTTP</w:t>
+      </w:r>
+      <w:r>
+        <w:rPr>
+          <w:rFonts w:ascii="Times New Roman" w:hAnsi="Times New Roman" w:cs="Times New Roman"/>
+          <w:sz w:val="24"/>
+        </w:rPr>
+        <w:fldChar w:fldCharType="end"/>
+      </w:r>
+      <w:r>
+        <w:rPr>
+          <w:rFonts w:ascii="Times New Roman" w:hAnsi="Times New Roman" w:cs="Times New Roman"/>
+          <w:sz w:val="24"/>
+        </w:rPr>
+        <w:t>]</w:t>
+      </w:r>
       <w:r>
         <w:rPr>
           <w:rFonts w:ascii="Times New Roman" w:hAnsi="Times New Roman" w:cs="Times New Roman"/>
@@ -47133,27 +47187,15 @@
           <w:lang w:val="en-US"/>
         </w:rPr>
       </w:pPr>
-    </w:p>
-    <w:p>
-      <w:pPr>
-        <w:spacing w:after="0" w:line="312" w:lineRule="auto"/>
-        <w:ind w:left="14" w:right="0" w:firstLine="850"/>
-        <w:jc w:val="center"/>
-        <w:rPr>
-          <w:rFonts w:ascii="Times New Roman" w:hAnsi="Times New Roman" w:cs="Times New Roman"/>
-          <w:sz w:val="24"/>
-          <w:lang w:val="en-US"/>
-        </w:rPr>
-      </w:pPr>
       <w:r>
         <w:rPr>
           <w:noProof/>
         </w:rPr>
         <w:drawing>
-          <wp:inline distT="0" distB="0" distL="0" distR="0" wp14:anchorId="3D8A9220" wp14:editId="11163475">
-            <wp:extent cx="4633125" cy="2059388"/>
-            <wp:effectExtent l="0" t="0" r="0" b="0"/>
-            <wp:docPr id="318768689" name="Picture 1"/>
+          <wp:inline distT="0" distB="0" distL="0" distR="0" wp14:anchorId="02323CE3" wp14:editId="3CF2BCCC">
+            <wp:extent cx="3866181" cy="1892411"/>
+            <wp:effectExtent l="0" t="0" r="1270" b="0"/>
+            <wp:docPr id="965474475" name="Picture 1"/>
             <wp:cNvGraphicFramePr>
               <a:graphicFrameLocks xmlns:a="http://schemas.openxmlformats.org/drawingml/2006/main" noChangeAspect="1"/>
             </wp:cNvGraphicFramePr>
@@ -47161,7 +47203,7 @@
               <a:graphicData uri="http://schemas.openxmlformats.org/drawingml/2006/picture">
                 <pic:pic xmlns:pic="http://schemas.openxmlformats.org/drawingml/2006/picture">
                   <pic:nvPicPr>
-                    <pic:cNvPr id="318768689" name=""/>
+                    <pic:cNvPr id="965474475" name=""/>
                     <pic:cNvPicPr/>
                   </pic:nvPicPr>
                   <pic:blipFill>
@@ -47173,7 +47215,7 @@
                   <pic:spPr>
                     <a:xfrm>
                       <a:off x="0" y="0"/>
-                      <a:ext cx="4685155" cy="2082515"/>
+                      <a:ext cx="3885451" cy="1901843"/>
                     </a:xfrm>
                     <a:prstGeom prst="rect">
                       <a:avLst/>
@@ -47217,15 +47259,15 @@
           <w:sz w:val="24"/>
           <w:lang w:val="en-US"/>
         </w:rPr>
-        <w:t xml:space="preserve"> 4.1</w:t>
-      </w:r>
-      <w:r>
-        <w:rPr>
-          <w:rFonts w:ascii="Times New Roman" w:hAnsi="Times New Roman" w:cs="Times New Roman"/>
-          <w:sz w:val="24"/>
-          <w:lang w:val="en-US"/>
-        </w:rPr>
-        <w:t xml:space="preserve">. </w:t>
+        <w:t xml:space="preserve"> 4.1.</w:t>
+      </w:r>
+      <w:r>
+        <w:rPr>
+          <w:rFonts w:ascii="Times New Roman" w:hAnsi="Times New Roman" w:cs="Times New Roman"/>
+          <w:sz w:val="24"/>
+          <w:lang w:val="en-US"/>
+        </w:rPr>
+        <w:t xml:space="preserve"> </w:t>
       </w:r>
       <w:proofErr w:type="spellStart"/>
       <w:r>
@@ -47243,50 +47285,14 @@
           <w:sz w:val="24"/>
           <w:lang w:val="en-US"/>
         </w:rPr>
-        <w:t xml:space="preserve"> de </w:t>
-      </w:r>
-      <w:proofErr w:type="spellStart"/>
-      <w:r>
-        <w:rPr>
-          <w:rFonts w:ascii="Times New Roman" w:hAnsi="Times New Roman" w:cs="Times New Roman"/>
-          <w:sz w:val="24"/>
-          <w:lang w:val="en-US"/>
-        </w:rPr>
-        <w:t>secven</w:t>
-      </w:r>
-      <w:proofErr w:type="spellEnd"/>
-      <w:r>
-        <w:rPr>
-          <w:rFonts w:ascii="Times New Roman" w:hAnsi="Times New Roman" w:cs="Times New Roman"/>
-          <w:sz w:val="24"/>
-        </w:rPr>
-        <w:t>ț</w:t>
-      </w:r>
-      <w:r>
-        <w:rPr>
-          <w:rFonts w:ascii="Times New Roman" w:hAnsi="Times New Roman" w:cs="Times New Roman"/>
-          <w:sz w:val="24"/>
-          <w:lang w:val="en-US"/>
-        </w:rPr>
-        <w:t xml:space="preserve">e a </w:t>
-      </w:r>
-      <w:proofErr w:type="spellStart"/>
-      <w:r>
-        <w:rPr>
-          <w:rFonts w:ascii="Times New Roman" w:hAnsi="Times New Roman" w:cs="Times New Roman"/>
-          <w:sz w:val="24"/>
-          <w:lang w:val="en-US"/>
-        </w:rPr>
-        <w:t>fluxului</w:t>
-      </w:r>
-      <w:proofErr w:type="spellEnd"/>
-      <w:r>
-        <w:rPr>
-          <w:rFonts w:ascii="Times New Roman" w:hAnsi="Times New Roman" w:cs="Times New Roman"/>
-          <w:sz w:val="24"/>
-          <w:lang w:val="en-US"/>
-        </w:rPr>
-        <w:t xml:space="preserve">  </w:t>
+        <w:t xml:space="preserve"> </w:t>
+      </w:r>
+      <w:r>
+        <w:rPr>
+          <w:rFonts w:ascii="Times New Roman" w:hAnsi="Times New Roman" w:cs="Times New Roman"/>
+          <w:sz w:val="24"/>
+        </w:rPr>
+        <w:t>de secvență a fluxului</w:t>
       </w:r>
     </w:p>
     <w:p>
@@ -47612,186 +47618,6 @@
           <w:sz w:val="24"/>
           <w:lang w:val="en-US"/>
         </w:rPr>
-        <w:t>transformată</w:t>
-      </w:r>
-      <w:proofErr w:type="spellEnd"/>
-      <w:r>
-        <w:rPr>
-          <w:rFonts w:ascii="Times New Roman" w:hAnsi="Times New Roman" w:cs="Times New Roman"/>
-          <w:sz w:val="24"/>
-          <w:lang w:val="en-US"/>
-        </w:rPr>
-        <w:t xml:space="preserve"> </w:t>
-      </w:r>
-      <w:proofErr w:type="spellStart"/>
-      <w:r>
-        <w:rPr>
-          <w:rFonts w:ascii="Times New Roman" w:hAnsi="Times New Roman" w:cs="Times New Roman"/>
-          <w:sz w:val="24"/>
-          <w:lang w:val="en-US"/>
-        </w:rPr>
-        <w:t>într</w:t>
-      </w:r>
-      <w:proofErr w:type="spellEnd"/>
-      <w:r>
-        <w:rPr>
-          <w:rFonts w:ascii="Times New Roman" w:hAnsi="Times New Roman" w:cs="Times New Roman"/>
-          <w:sz w:val="24"/>
-          <w:lang w:val="en-US"/>
-        </w:rPr>
-        <w:t xml:space="preserve">-un </w:t>
-      </w:r>
-      <w:proofErr w:type="spellStart"/>
-      <w:r>
-        <w:rPr>
-          <w:rFonts w:ascii="Times New Roman" w:hAnsi="Times New Roman" w:cs="Times New Roman"/>
-          <w:sz w:val="24"/>
-          <w:lang w:val="en-US"/>
-        </w:rPr>
-        <w:t>mesaj</w:t>
-      </w:r>
-      <w:proofErr w:type="spellEnd"/>
-      <w:r>
-        <w:rPr>
-          <w:rFonts w:ascii="Times New Roman" w:hAnsi="Times New Roman" w:cs="Times New Roman"/>
-          <w:sz w:val="24"/>
-          <w:lang w:val="en-US"/>
-        </w:rPr>
-        <w:t xml:space="preserve"> JSON care </w:t>
-      </w:r>
-      <w:proofErr w:type="spellStart"/>
-      <w:r>
-        <w:rPr>
-          <w:rFonts w:ascii="Times New Roman" w:hAnsi="Times New Roman" w:cs="Times New Roman"/>
-          <w:sz w:val="24"/>
-          <w:lang w:val="en-US"/>
-        </w:rPr>
-        <w:t>specifică</w:t>
-      </w:r>
-      <w:proofErr w:type="spellEnd"/>
-      <w:r>
-        <w:rPr>
-          <w:rFonts w:ascii="Times New Roman" w:hAnsi="Times New Roman" w:cs="Times New Roman"/>
-          <w:sz w:val="24"/>
-          <w:lang w:val="en-US"/>
-        </w:rPr>
-        <w:t xml:space="preserve"> </w:t>
-      </w:r>
-      <w:proofErr w:type="spellStart"/>
-      <w:r>
-        <w:rPr>
-          <w:rFonts w:ascii="Times New Roman" w:hAnsi="Times New Roman" w:cs="Times New Roman"/>
-          <w:sz w:val="24"/>
-          <w:lang w:val="en-US"/>
-        </w:rPr>
-        <w:t>degetul</w:t>
-      </w:r>
-      <w:proofErr w:type="spellEnd"/>
-      <w:r>
-        <w:rPr>
-          <w:rFonts w:ascii="Times New Roman" w:hAnsi="Times New Roman" w:cs="Times New Roman"/>
-          <w:sz w:val="24"/>
-          <w:lang w:val="en-US"/>
-        </w:rPr>
-        <w:t xml:space="preserve"> </w:t>
-      </w:r>
-      <w:proofErr w:type="spellStart"/>
-      <w:r>
-        <w:rPr>
-          <w:rFonts w:ascii="Times New Roman" w:hAnsi="Times New Roman" w:cs="Times New Roman"/>
-          <w:sz w:val="24"/>
-          <w:lang w:val="en-US"/>
-        </w:rPr>
-        <w:t>și</w:t>
-      </w:r>
-      <w:proofErr w:type="spellEnd"/>
-      <w:r>
-        <w:rPr>
-          <w:rFonts w:ascii="Times New Roman" w:hAnsi="Times New Roman" w:cs="Times New Roman"/>
-          <w:sz w:val="24"/>
-          <w:lang w:val="en-US"/>
-        </w:rPr>
-        <w:t xml:space="preserve"> </w:t>
-      </w:r>
-      <w:proofErr w:type="spellStart"/>
-      <w:r>
-        <w:rPr>
-          <w:rFonts w:ascii="Times New Roman" w:hAnsi="Times New Roman" w:cs="Times New Roman"/>
-          <w:sz w:val="24"/>
-          <w:lang w:val="en-US"/>
-        </w:rPr>
-        <w:t>unghiul</w:t>
-      </w:r>
-      <w:proofErr w:type="spellEnd"/>
-      <w:r>
-        <w:rPr>
-          <w:rFonts w:ascii="Times New Roman" w:hAnsi="Times New Roman" w:cs="Times New Roman"/>
-          <w:sz w:val="24"/>
-          <w:lang w:val="en-US"/>
-        </w:rPr>
-        <w:t xml:space="preserve"> </w:t>
-      </w:r>
-      <w:proofErr w:type="spellStart"/>
-      <w:r>
-        <w:rPr>
-          <w:rFonts w:ascii="Times New Roman" w:hAnsi="Times New Roman" w:cs="Times New Roman"/>
-          <w:sz w:val="24"/>
-          <w:lang w:val="en-US"/>
-        </w:rPr>
-        <w:t>dorit</w:t>
-      </w:r>
-      <w:proofErr w:type="spellEnd"/>
-      <w:r>
-        <w:rPr>
-          <w:rFonts w:ascii="Times New Roman" w:hAnsi="Times New Roman" w:cs="Times New Roman"/>
-          <w:sz w:val="24"/>
-          <w:lang w:val="en-US"/>
-        </w:rPr>
-        <w:t xml:space="preserve">. </w:t>
-      </w:r>
-      <w:proofErr w:type="spellStart"/>
-      <w:r>
-        <w:rPr>
-          <w:rFonts w:ascii="Times New Roman" w:hAnsi="Times New Roman" w:cs="Times New Roman"/>
-          <w:sz w:val="24"/>
-          <w:lang w:val="en-US"/>
-        </w:rPr>
-        <w:t>Acest</w:t>
-      </w:r>
-      <w:proofErr w:type="spellEnd"/>
-      <w:r>
-        <w:rPr>
-          <w:rFonts w:ascii="Times New Roman" w:hAnsi="Times New Roman" w:cs="Times New Roman"/>
-          <w:sz w:val="24"/>
-          <w:lang w:val="en-US"/>
-        </w:rPr>
-        <w:t xml:space="preserve"> </w:t>
-      </w:r>
-      <w:proofErr w:type="spellStart"/>
-      <w:r>
-        <w:rPr>
-          <w:rFonts w:ascii="Times New Roman" w:hAnsi="Times New Roman" w:cs="Times New Roman"/>
-          <w:sz w:val="24"/>
-          <w:lang w:val="en-US"/>
-        </w:rPr>
-        <w:t>mesaj</w:t>
-      </w:r>
-      <w:proofErr w:type="spellEnd"/>
-      <w:r>
-        <w:rPr>
-          <w:rFonts w:ascii="Times New Roman" w:hAnsi="Times New Roman" w:cs="Times New Roman"/>
-          <w:sz w:val="24"/>
-          <w:lang w:val="en-US"/>
-        </w:rPr>
-        <w:t xml:space="preserve"> </w:t>
-      </w:r>
-      <w:proofErr w:type="spellStart"/>
-      <w:r>
-        <w:rPr>
-          <w:rFonts w:ascii="Times New Roman" w:hAnsi="Times New Roman" w:cs="Times New Roman"/>
-          <w:sz w:val="24"/>
-          <w:lang w:val="en-US"/>
-        </w:rPr>
         <w:t>este</w:t>
       </w:r>
       <w:proofErr w:type="spellEnd"/>
@@ -47811,6 +47637,14 @@
           <w:lang w:val="en-US"/>
         </w:rPr>
         <w:t>trimis</w:t>
+      </w:r>
+      <w:r>
+        <w:rPr>
+          <w:rFonts w:ascii="Times New Roman" w:hAnsi="Times New Roman" w:cs="Times New Roman"/>
+          <w:sz w:val="24"/>
+          <w:lang w:val="en-US"/>
+        </w:rPr>
+        <w:t>ă</w:t>
       </w:r>
       <w:proofErr w:type="spellEnd"/>
       <w:r>
@@ -47865,601 +47699,601 @@
           <w:sz w:val="24"/>
           <w:lang w:val="en-US"/>
         </w:rPr>
+        <w:t>Unitatea</w:t>
+      </w:r>
+      <w:proofErr w:type="spellEnd"/>
+      <w:r>
+        <w:rPr>
+          <w:rFonts w:ascii="Times New Roman" w:hAnsi="Times New Roman" w:cs="Times New Roman"/>
+          <w:sz w:val="24"/>
+          <w:lang w:val="en-US"/>
+        </w:rPr>
+        <w:t xml:space="preserve"> </w:t>
+      </w:r>
+      <w:proofErr w:type="spellStart"/>
+      <w:r>
+        <w:rPr>
+          <w:rFonts w:ascii="Times New Roman" w:hAnsi="Times New Roman" w:cs="Times New Roman"/>
+          <w:sz w:val="24"/>
+          <w:lang w:val="en-US"/>
+        </w:rPr>
+        <w:t>centrală</w:t>
+      </w:r>
+      <w:proofErr w:type="spellEnd"/>
+      <w:r>
+        <w:rPr>
+          <w:rFonts w:ascii="Times New Roman" w:hAnsi="Times New Roman" w:cs="Times New Roman"/>
+          <w:sz w:val="24"/>
+          <w:lang w:val="en-US"/>
+        </w:rPr>
+        <w:t xml:space="preserve"> de </w:t>
+      </w:r>
+      <w:proofErr w:type="spellStart"/>
+      <w:r>
+        <w:rPr>
+          <w:rFonts w:ascii="Times New Roman" w:hAnsi="Times New Roman" w:cs="Times New Roman"/>
+          <w:sz w:val="24"/>
+          <w:lang w:val="en-US"/>
+        </w:rPr>
+        <w:t>procesare</w:t>
+      </w:r>
+      <w:proofErr w:type="spellEnd"/>
+      <w:r>
+        <w:rPr>
+          <w:rFonts w:ascii="Times New Roman" w:hAnsi="Times New Roman" w:cs="Times New Roman"/>
+          <w:sz w:val="24"/>
+          <w:lang w:val="en-US"/>
+        </w:rPr>
+        <w:t xml:space="preserve"> </w:t>
+      </w:r>
+      <w:proofErr w:type="spellStart"/>
+      <w:r>
+        <w:rPr>
+          <w:rFonts w:ascii="Times New Roman" w:hAnsi="Times New Roman" w:cs="Times New Roman"/>
+          <w:sz w:val="24"/>
+          <w:lang w:val="en-US"/>
+        </w:rPr>
+        <w:t>recepționează</w:t>
+      </w:r>
+      <w:proofErr w:type="spellEnd"/>
+      <w:r>
+        <w:rPr>
+          <w:rFonts w:ascii="Times New Roman" w:hAnsi="Times New Roman" w:cs="Times New Roman"/>
+          <w:sz w:val="24"/>
+          <w:lang w:val="en-US"/>
+        </w:rPr>
+        <w:t xml:space="preserve"> </w:t>
+      </w:r>
+      <w:proofErr w:type="spellStart"/>
+      <w:r>
+        <w:rPr>
+          <w:rFonts w:ascii="Times New Roman" w:hAnsi="Times New Roman" w:cs="Times New Roman"/>
+          <w:sz w:val="24"/>
+          <w:lang w:val="en-US"/>
+        </w:rPr>
+        <w:t>și</w:t>
+      </w:r>
+      <w:proofErr w:type="spellEnd"/>
+      <w:r>
+        <w:rPr>
+          <w:rFonts w:ascii="Times New Roman" w:hAnsi="Times New Roman" w:cs="Times New Roman"/>
+          <w:sz w:val="24"/>
+          <w:lang w:val="en-US"/>
+        </w:rPr>
+        <w:t xml:space="preserve"> </w:t>
+      </w:r>
+      <w:proofErr w:type="spellStart"/>
+      <w:r>
+        <w:rPr>
+          <w:rFonts w:ascii="Times New Roman" w:hAnsi="Times New Roman" w:cs="Times New Roman"/>
+          <w:sz w:val="24"/>
+          <w:lang w:val="en-US"/>
+        </w:rPr>
+        <w:t>decodează</w:t>
+      </w:r>
+      <w:proofErr w:type="spellEnd"/>
+      <w:r>
+        <w:rPr>
+          <w:rFonts w:ascii="Times New Roman" w:hAnsi="Times New Roman" w:cs="Times New Roman"/>
+          <w:sz w:val="24"/>
+          <w:lang w:val="en-US"/>
+        </w:rPr>
+        <w:t xml:space="preserve"> </w:t>
+      </w:r>
+      <w:proofErr w:type="spellStart"/>
+      <w:r>
+        <w:rPr>
+          <w:rFonts w:ascii="Times New Roman" w:hAnsi="Times New Roman" w:cs="Times New Roman"/>
+          <w:sz w:val="24"/>
+          <w:lang w:val="en-US"/>
+        </w:rPr>
+        <w:t>pachetele</w:t>
+      </w:r>
+      <w:proofErr w:type="spellEnd"/>
+      <w:r>
+        <w:rPr>
+          <w:rFonts w:ascii="Times New Roman" w:hAnsi="Times New Roman" w:cs="Times New Roman"/>
+          <w:sz w:val="24"/>
+          <w:lang w:val="en-US"/>
+        </w:rPr>
+        <w:t xml:space="preserve"> de date, </w:t>
+      </w:r>
+      <w:proofErr w:type="spellStart"/>
+      <w:r>
+        <w:rPr>
+          <w:rFonts w:ascii="Times New Roman" w:hAnsi="Times New Roman" w:cs="Times New Roman"/>
+          <w:sz w:val="24"/>
+          <w:lang w:val="en-US"/>
+        </w:rPr>
+        <w:t>calculând</w:t>
+      </w:r>
+      <w:proofErr w:type="spellEnd"/>
+      <w:r>
+        <w:rPr>
+          <w:rFonts w:ascii="Times New Roman" w:hAnsi="Times New Roman" w:cs="Times New Roman"/>
+          <w:sz w:val="24"/>
+          <w:lang w:val="en-US"/>
+        </w:rPr>
+        <w:t xml:space="preserve"> </w:t>
+      </w:r>
+      <w:proofErr w:type="spellStart"/>
+      <w:r>
+        <w:rPr>
+          <w:rFonts w:ascii="Times New Roman" w:hAnsi="Times New Roman" w:cs="Times New Roman"/>
+          <w:sz w:val="24"/>
+          <w:lang w:val="en-US"/>
+        </w:rPr>
+        <w:t>parametrii</w:t>
+      </w:r>
+      <w:proofErr w:type="spellEnd"/>
+      <w:r>
+        <w:rPr>
+          <w:rFonts w:ascii="Times New Roman" w:hAnsi="Times New Roman" w:cs="Times New Roman"/>
+          <w:sz w:val="24"/>
+          <w:lang w:val="en-US"/>
+        </w:rPr>
+        <w:t xml:space="preserve"> </w:t>
+      </w:r>
+      <w:proofErr w:type="spellStart"/>
+      <w:r>
+        <w:rPr>
+          <w:rFonts w:ascii="Times New Roman" w:hAnsi="Times New Roman" w:cs="Times New Roman"/>
+          <w:sz w:val="24"/>
+          <w:lang w:val="en-US"/>
+        </w:rPr>
+        <w:t>semnalelor</w:t>
+      </w:r>
+      <w:proofErr w:type="spellEnd"/>
+      <w:r>
+        <w:rPr>
+          <w:rFonts w:ascii="Times New Roman" w:hAnsi="Times New Roman" w:cs="Times New Roman"/>
+          <w:sz w:val="24"/>
+          <w:lang w:val="en-US"/>
+        </w:rPr>
+        <w:t xml:space="preserve"> PWM </w:t>
+      </w:r>
+      <w:proofErr w:type="spellStart"/>
+      <w:r>
+        <w:rPr>
+          <w:rFonts w:ascii="Times New Roman" w:hAnsi="Times New Roman" w:cs="Times New Roman"/>
+          <w:sz w:val="24"/>
+          <w:lang w:val="en-US"/>
+        </w:rPr>
+        <w:t>necesari</w:t>
+      </w:r>
+      <w:proofErr w:type="spellEnd"/>
+      <w:r>
+        <w:rPr>
+          <w:rFonts w:ascii="Times New Roman" w:hAnsi="Times New Roman" w:cs="Times New Roman"/>
+          <w:sz w:val="24"/>
+          <w:lang w:val="en-US"/>
+        </w:rPr>
+        <w:t xml:space="preserve"> </w:t>
+      </w:r>
+      <w:proofErr w:type="spellStart"/>
+      <w:r>
+        <w:rPr>
+          <w:rFonts w:ascii="Times New Roman" w:hAnsi="Times New Roman" w:cs="Times New Roman"/>
+          <w:sz w:val="24"/>
+          <w:lang w:val="en-US"/>
+        </w:rPr>
+        <w:t>acționării</w:t>
+      </w:r>
+      <w:proofErr w:type="spellEnd"/>
+      <w:r>
+        <w:rPr>
+          <w:rFonts w:ascii="Times New Roman" w:hAnsi="Times New Roman" w:cs="Times New Roman"/>
+          <w:sz w:val="24"/>
+          <w:lang w:val="en-US"/>
+        </w:rPr>
+        <w:t xml:space="preserve"> </w:t>
+      </w:r>
+      <w:proofErr w:type="spellStart"/>
+      <w:r>
+        <w:rPr>
+          <w:rFonts w:ascii="Times New Roman" w:hAnsi="Times New Roman" w:cs="Times New Roman"/>
+          <w:sz w:val="24"/>
+          <w:lang w:val="en-US"/>
+        </w:rPr>
+        <w:t>fiecărui</w:t>
+      </w:r>
+      <w:proofErr w:type="spellEnd"/>
+      <w:r>
+        <w:rPr>
+          <w:rFonts w:ascii="Times New Roman" w:hAnsi="Times New Roman" w:cs="Times New Roman"/>
+          <w:sz w:val="24"/>
+          <w:lang w:val="en-US"/>
+        </w:rPr>
+        <w:t xml:space="preserve"> </w:t>
+      </w:r>
+      <w:proofErr w:type="spellStart"/>
+      <w:r>
+        <w:rPr>
+          <w:rFonts w:ascii="Times New Roman" w:hAnsi="Times New Roman" w:cs="Times New Roman"/>
+          <w:sz w:val="24"/>
+          <w:lang w:val="en-US"/>
+        </w:rPr>
+        <w:t>deget</w:t>
+      </w:r>
+      <w:proofErr w:type="spellEnd"/>
+      <w:r>
+        <w:rPr>
+          <w:rFonts w:ascii="Times New Roman" w:hAnsi="Times New Roman" w:cs="Times New Roman"/>
+          <w:sz w:val="24"/>
+          <w:lang w:val="en-US"/>
+        </w:rPr>
+        <w:t xml:space="preserve"> al </w:t>
+      </w:r>
+      <w:proofErr w:type="spellStart"/>
+      <w:r>
+        <w:rPr>
+          <w:rFonts w:ascii="Times New Roman" w:hAnsi="Times New Roman" w:cs="Times New Roman"/>
+          <w:sz w:val="24"/>
+          <w:lang w:val="en-US"/>
+        </w:rPr>
+        <w:t>structurii</w:t>
+      </w:r>
+      <w:proofErr w:type="spellEnd"/>
+      <w:r>
+        <w:rPr>
+          <w:rFonts w:ascii="Times New Roman" w:hAnsi="Times New Roman" w:cs="Times New Roman"/>
+          <w:sz w:val="24"/>
+          <w:lang w:val="en-US"/>
+        </w:rPr>
+        <w:t xml:space="preserve"> </w:t>
+      </w:r>
+      <w:proofErr w:type="spellStart"/>
+      <w:r>
+        <w:rPr>
+          <w:rFonts w:ascii="Times New Roman" w:hAnsi="Times New Roman" w:cs="Times New Roman"/>
+          <w:sz w:val="24"/>
+          <w:lang w:val="en-US"/>
+        </w:rPr>
+        <w:t>robotice</w:t>
+      </w:r>
+      <w:proofErr w:type="spellEnd"/>
+      <w:r>
+        <w:rPr>
+          <w:rFonts w:ascii="Times New Roman" w:hAnsi="Times New Roman" w:cs="Times New Roman"/>
+          <w:sz w:val="24"/>
+          <w:lang w:val="en-US"/>
+        </w:rPr>
+        <w:t xml:space="preserve">. </w:t>
+      </w:r>
+      <w:proofErr w:type="spellStart"/>
+      <w:r>
+        <w:rPr>
+          <w:rFonts w:ascii="Times New Roman" w:hAnsi="Times New Roman" w:cs="Times New Roman"/>
+          <w:sz w:val="24"/>
+          <w:lang w:val="en-US"/>
+        </w:rPr>
+        <w:t>Aceste</w:t>
+      </w:r>
+      <w:proofErr w:type="spellEnd"/>
+      <w:r>
+        <w:rPr>
+          <w:rFonts w:ascii="Times New Roman" w:hAnsi="Times New Roman" w:cs="Times New Roman"/>
+          <w:sz w:val="24"/>
+          <w:lang w:val="en-US"/>
+        </w:rPr>
+        <w:t xml:space="preserve"> </w:t>
+      </w:r>
+      <w:proofErr w:type="spellStart"/>
+      <w:r>
+        <w:rPr>
+          <w:rFonts w:ascii="Times New Roman" w:hAnsi="Times New Roman" w:cs="Times New Roman"/>
+          <w:sz w:val="24"/>
+          <w:lang w:val="en-US"/>
+        </w:rPr>
+        <w:t>semnale</w:t>
+      </w:r>
+      <w:proofErr w:type="spellEnd"/>
+      <w:r>
+        <w:rPr>
+          <w:rFonts w:ascii="Times New Roman" w:hAnsi="Times New Roman" w:cs="Times New Roman"/>
+          <w:sz w:val="24"/>
+          <w:lang w:val="en-US"/>
+        </w:rPr>
+        <w:t xml:space="preserve"> sunt </w:t>
+      </w:r>
+      <w:proofErr w:type="spellStart"/>
+      <w:r>
+        <w:rPr>
+          <w:rFonts w:ascii="Times New Roman" w:hAnsi="Times New Roman" w:cs="Times New Roman"/>
+          <w:sz w:val="24"/>
+          <w:lang w:val="en-US"/>
+        </w:rPr>
+        <w:t>direcționate</w:t>
+      </w:r>
+      <w:proofErr w:type="spellEnd"/>
+      <w:r>
+        <w:rPr>
+          <w:rFonts w:ascii="Times New Roman" w:hAnsi="Times New Roman" w:cs="Times New Roman"/>
+          <w:sz w:val="24"/>
+          <w:lang w:val="en-US"/>
+        </w:rPr>
+        <w:t xml:space="preserve"> </w:t>
+      </w:r>
+      <w:proofErr w:type="spellStart"/>
+      <w:r>
+        <w:rPr>
+          <w:rFonts w:ascii="Times New Roman" w:hAnsi="Times New Roman" w:cs="Times New Roman"/>
+          <w:sz w:val="24"/>
+          <w:lang w:val="en-US"/>
+        </w:rPr>
+        <w:t>către</w:t>
+      </w:r>
+      <w:proofErr w:type="spellEnd"/>
+      <w:r>
+        <w:rPr>
+          <w:rFonts w:ascii="Times New Roman" w:hAnsi="Times New Roman" w:cs="Times New Roman"/>
+          <w:sz w:val="24"/>
+          <w:lang w:val="en-US"/>
+        </w:rPr>
+        <w:t xml:space="preserve"> </w:t>
+      </w:r>
+      <w:proofErr w:type="spellStart"/>
+      <w:r>
+        <w:rPr>
+          <w:rFonts w:ascii="Times New Roman" w:hAnsi="Times New Roman" w:cs="Times New Roman"/>
+          <w:sz w:val="24"/>
+          <w:lang w:val="en-US"/>
+        </w:rPr>
+        <w:t>pinii</w:t>
+      </w:r>
+      <w:proofErr w:type="spellEnd"/>
+      <w:r>
+        <w:rPr>
+          <w:rFonts w:ascii="Times New Roman" w:hAnsi="Times New Roman" w:cs="Times New Roman"/>
+          <w:sz w:val="24"/>
+          <w:lang w:val="en-US"/>
+        </w:rPr>
+        <w:t xml:space="preserve"> de </w:t>
+      </w:r>
+      <w:proofErr w:type="spellStart"/>
+      <w:r>
+        <w:rPr>
+          <w:rFonts w:ascii="Times New Roman" w:hAnsi="Times New Roman" w:cs="Times New Roman"/>
+          <w:sz w:val="24"/>
+          <w:lang w:val="en-US"/>
+        </w:rPr>
+        <w:t>ieșire</w:t>
+      </w:r>
+      <w:proofErr w:type="spellEnd"/>
+      <w:r>
+        <w:rPr>
+          <w:rFonts w:ascii="Times New Roman" w:hAnsi="Times New Roman" w:cs="Times New Roman"/>
+          <w:sz w:val="24"/>
+          <w:lang w:val="en-US"/>
+        </w:rPr>
+        <w:t xml:space="preserve"> </w:t>
+      </w:r>
+      <w:proofErr w:type="spellStart"/>
+      <w:r>
+        <w:rPr>
+          <w:rFonts w:ascii="Times New Roman" w:hAnsi="Times New Roman" w:cs="Times New Roman"/>
+          <w:sz w:val="24"/>
+          <w:lang w:val="en-US"/>
+        </w:rPr>
+        <w:t>configurați</w:t>
+      </w:r>
+      <w:proofErr w:type="spellEnd"/>
+      <w:r>
+        <w:rPr>
+          <w:rFonts w:ascii="Times New Roman" w:hAnsi="Times New Roman" w:cs="Times New Roman"/>
+          <w:sz w:val="24"/>
+          <w:lang w:val="en-US"/>
+        </w:rPr>
+        <w:t xml:space="preserve">, </w:t>
+      </w:r>
+      <w:proofErr w:type="spellStart"/>
+      <w:r>
+        <w:rPr>
+          <w:rFonts w:ascii="Times New Roman" w:hAnsi="Times New Roman" w:cs="Times New Roman"/>
+          <w:sz w:val="24"/>
+          <w:lang w:val="en-US"/>
+        </w:rPr>
+        <w:t>declanșând</w:t>
+      </w:r>
+      <w:proofErr w:type="spellEnd"/>
+      <w:r>
+        <w:rPr>
+          <w:rFonts w:ascii="Times New Roman" w:hAnsi="Times New Roman" w:cs="Times New Roman"/>
+          <w:sz w:val="24"/>
+          <w:lang w:val="en-US"/>
+        </w:rPr>
+        <w:t xml:space="preserve"> </w:t>
+      </w:r>
+      <w:proofErr w:type="spellStart"/>
+      <w:r>
+        <w:rPr>
+          <w:rFonts w:ascii="Times New Roman" w:hAnsi="Times New Roman" w:cs="Times New Roman"/>
+          <w:sz w:val="24"/>
+          <w:lang w:val="en-US"/>
+        </w:rPr>
+        <w:t>translația</w:t>
+      </w:r>
+      <w:proofErr w:type="spellEnd"/>
+      <w:r>
+        <w:rPr>
+          <w:rFonts w:ascii="Times New Roman" w:hAnsi="Times New Roman" w:cs="Times New Roman"/>
+          <w:sz w:val="24"/>
+          <w:lang w:val="en-US"/>
+        </w:rPr>
+        <w:t xml:space="preserve"> </w:t>
+      </w:r>
+      <w:proofErr w:type="spellStart"/>
+      <w:r>
+        <w:rPr>
+          <w:rFonts w:ascii="Times New Roman" w:hAnsi="Times New Roman" w:cs="Times New Roman"/>
+          <w:sz w:val="24"/>
+          <w:lang w:val="en-US"/>
+        </w:rPr>
+        <w:t>unghiulară</w:t>
+      </w:r>
+      <w:proofErr w:type="spellEnd"/>
+      <w:r>
+        <w:rPr>
+          <w:rFonts w:ascii="Times New Roman" w:hAnsi="Times New Roman" w:cs="Times New Roman"/>
+          <w:sz w:val="24"/>
+          <w:lang w:val="en-US"/>
+        </w:rPr>
+        <w:t xml:space="preserve"> a </w:t>
+      </w:r>
+      <w:proofErr w:type="spellStart"/>
+      <w:r>
+        <w:rPr>
+          <w:rFonts w:ascii="Times New Roman" w:hAnsi="Times New Roman" w:cs="Times New Roman"/>
+          <w:sz w:val="24"/>
+          <w:lang w:val="en-US"/>
+        </w:rPr>
+        <w:t>servomotoarelor</w:t>
+      </w:r>
+      <w:proofErr w:type="spellEnd"/>
+      <w:r>
+        <w:rPr>
+          <w:rFonts w:ascii="Times New Roman" w:hAnsi="Times New Roman" w:cs="Times New Roman"/>
+          <w:sz w:val="24"/>
+          <w:lang w:val="en-US"/>
+        </w:rPr>
+        <w:t xml:space="preserve"> conform </w:t>
+      </w:r>
+      <w:proofErr w:type="spellStart"/>
+      <w:r>
+        <w:rPr>
+          <w:rFonts w:ascii="Times New Roman" w:hAnsi="Times New Roman" w:cs="Times New Roman"/>
+          <w:sz w:val="24"/>
+          <w:lang w:val="en-US"/>
+        </w:rPr>
+        <w:t>setărilor</w:t>
+      </w:r>
+      <w:proofErr w:type="spellEnd"/>
+      <w:r>
+        <w:rPr>
+          <w:rFonts w:ascii="Times New Roman" w:hAnsi="Times New Roman" w:cs="Times New Roman"/>
+          <w:sz w:val="24"/>
+          <w:lang w:val="en-US"/>
+        </w:rPr>
+        <w:t xml:space="preserve"> </w:t>
+      </w:r>
+      <w:proofErr w:type="spellStart"/>
+      <w:r>
+        <w:rPr>
+          <w:rFonts w:ascii="Times New Roman" w:hAnsi="Times New Roman" w:cs="Times New Roman"/>
+          <w:sz w:val="24"/>
+          <w:lang w:val="en-US"/>
+        </w:rPr>
+        <w:t>recepționate</w:t>
+      </w:r>
+      <w:proofErr w:type="spellEnd"/>
+      <w:r>
+        <w:rPr>
+          <w:rFonts w:ascii="Times New Roman" w:hAnsi="Times New Roman" w:cs="Times New Roman"/>
+          <w:sz w:val="24"/>
+          <w:lang w:val="en-US"/>
+        </w:rPr>
+        <w:t xml:space="preserve">. </w:t>
+      </w:r>
+      <w:proofErr w:type="spellStart"/>
+      <w:r>
+        <w:rPr>
+          <w:rFonts w:ascii="Times New Roman" w:hAnsi="Times New Roman" w:cs="Times New Roman"/>
+          <w:sz w:val="24"/>
+          <w:lang w:val="en-US"/>
+        </w:rPr>
+        <w:t>Grație</w:t>
+      </w:r>
+      <w:proofErr w:type="spellEnd"/>
+      <w:r>
+        <w:rPr>
+          <w:rFonts w:ascii="Times New Roman" w:hAnsi="Times New Roman" w:cs="Times New Roman"/>
+          <w:sz w:val="24"/>
+          <w:lang w:val="en-US"/>
+        </w:rPr>
+        <w:t xml:space="preserve"> </w:t>
+      </w:r>
+      <w:proofErr w:type="spellStart"/>
+      <w:r>
+        <w:rPr>
+          <w:rFonts w:ascii="Times New Roman" w:hAnsi="Times New Roman" w:cs="Times New Roman"/>
+          <w:sz w:val="24"/>
+          <w:lang w:val="en-US"/>
+        </w:rPr>
+        <w:t>arhitecturii</w:t>
+      </w:r>
+      <w:proofErr w:type="spellEnd"/>
+      <w:r>
+        <w:rPr>
+          <w:rFonts w:ascii="Times New Roman" w:hAnsi="Times New Roman" w:cs="Times New Roman"/>
+          <w:sz w:val="24"/>
+          <w:lang w:val="en-US"/>
+        </w:rPr>
+        <w:t xml:space="preserve"> de </w:t>
+      </w:r>
+      <w:proofErr w:type="spellStart"/>
+      <w:r>
+        <w:rPr>
+          <w:rFonts w:ascii="Times New Roman" w:hAnsi="Times New Roman" w:cs="Times New Roman"/>
+          <w:sz w:val="24"/>
+          <w:lang w:val="en-US"/>
+        </w:rPr>
+        <w:t>procesare</w:t>
+      </w:r>
+      <w:proofErr w:type="spellEnd"/>
+      <w:r>
+        <w:rPr>
+          <w:rFonts w:ascii="Times New Roman" w:hAnsi="Times New Roman" w:cs="Times New Roman"/>
+          <w:sz w:val="24"/>
+          <w:lang w:val="en-US"/>
+        </w:rPr>
+        <w:t xml:space="preserve"> </w:t>
+      </w:r>
+      <w:proofErr w:type="spellStart"/>
+      <w:r>
+        <w:rPr>
+          <w:rFonts w:ascii="Times New Roman" w:hAnsi="Times New Roman" w:cs="Times New Roman"/>
+          <w:sz w:val="24"/>
+          <w:lang w:val="en-US"/>
+        </w:rPr>
+        <w:t>paralele</w:t>
+      </w:r>
+      <w:proofErr w:type="spellEnd"/>
+      <w:r>
+        <w:rPr>
+          <w:rFonts w:ascii="Times New Roman" w:hAnsi="Times New Roman" w:cs="Times New Roman"/>
+          <w:sz w:val="24"/>
+          <w:lang w:val="en-US"/>
+        </w:rPr>
+        <w:t xml:space="preserve">, ESP32 </w:t>
+      </w:r>
+      <w:proofErr w:type="spellStart"/>
+      <w:r>
+        <w:rPr>
+          <w:rFonts w:ascii="Times New Roman" w:hAnsi="Times New Roman" w:cs="Times New Roman"/>
+          <w:sz w:val="24"/>
+          <w:lang w:val="en-US"/>
+        </w:rPr>
         <w:lastRenderedPageBreak/>
-        <w:t>Unitatea</w:t>
-      </w:r>
-      <w:proofErr w:type="spellEnd"/>
-      <w:r>
-        <w:rPr>
-          <w:rFonts w:ascii="Times New Roman" w:hAnsi="Times New Roman" w:cs="Times New Roman"/>
-          <w:sz w:val="24"/>
-          <w:lang w:val="en-US"/>
-        </w:rPr>
-        <w:t xml:space="preserve"> </w:t>
-      </w:r>
-      <w:proofErr w:type="spellStart"/>
-      <w:r>
-        <w:rPr>
-          <w:rFonts w:ascii="Times New Roman" w:hAnsi="Times New Roman" w:cs="Times New Roman"/>
-          <w:sz w:val="24"/>
-          <w:lang w:val="en-US"/>
-        </w:rPr>
-        <w:t>centrală</w:t>
-      </w:r>
-      <w:proofErr w:type="spellEnd"/>
-      <w:r>
-        <w:rPr>
-          <w:rFonts w:ascii="Times New Roman" w:hAnsi="Times New Roman" w:cs="Times New Roman"/>
-          <w:sz w:val="24"/>
-          <w:lang w:val="en-US"/>
-        </w:rPr>
-        <w:t xml:space="preserve"> de </w:t>
-      </w:r>
-      <w:proofErr w:type="spellStart"/>
-      <w:r>
-        <w:rPr>
-          <w:rFonts w:ascii="Times New Roman" w:hAnsi="Times New Roman" w:cs="Times New Roman"/>
-          <w:sz w:val="24"/>
-          <w:lang w:val="en-US"/>
-        </w:rPr>
-        <w:t>procesare</w:t>
-      </w:r>
-      <w:proofErr w:type="spellEnd"/>
-      <w:r>
-        <w:rPr>
-          <w:rFonts w:ascii="Times New Roman" w:hAnsi="Times New Roman" w:cs="Times New Roman"/>
-          <w:sz w:val="24"/>
-          <w:lang w:val="en-US"/>
-        </w:rPr>
-        <w:t xml:space="preserve"> </w:t>
-      </w:r>
-      <w:proofErr w:type="spellStart"/>
-      <w:r>
-        <w:rPr>
-          <w:rFonts w:ascii="Times New Roman" w:hAnsi="Times New Roman" w:cs="Times New Roman"/>
-          <w:sz w:val="24"/>
-          <w:lang w:val="en-US"/>
-        </w:rPr>
-        <w:t>recepționează</w:t>
-      </w:r>
-      <w:proofErr w:type="spellEnd"/>
-      <w:r>
-        <w:rPr>
-          <w:rFonts w:ascii="Times New Roman" w:hAnsi="Times New Roman" w:cs="Times New Roman"/>
-          <w:sz w:val="24"/>
-          <w:lang w:val="en-US"/>
-        </w:rPr>
-        <w:t xml:space="preserve"> </w:t>
-      </w:r>
-      <w:proofErr w:type="spellStart"/>
-      <w:r>
-        <w:rPr>
-          <w:rFonts w:ascii="Times New Roman" w:hAnsi="Times New Roman" w:cs="Times New Roman"/>
-          <w:sz w:val="24"/>
-          <w:lang w:val="en-US"/>
-        </w:rPr>
-        <w:t>și</w:t>
-      </w:r>
-      <w:proofErr w:type="spellEnd"/>
-      <w:r>
-        <w:rPr>
-          <w:rFonts w:ascii="Times New Roman" w:hAnsi="Times New Roman" w:cs="Times New Roman"/>
-          <w:sz w:val="24"/>
-          <w:lang w:val="en-US"/>
-        </w:rPr>
-        <w:t xml:space="preserve"> </w:t>
-      </w:r>
-      <w:proofErr w:type="spellStart"/>
-      <w:r>
-        <w:rPr>
-          <w:rFonts w:ascii="Times New Roman" w:hAnsi="Times New Roman" w:cs="Times New Roman"/>
-          <w:sz w:val="24"/>
-          <w:lang w:val="en-US"/>
-        </w:rPr>
-        <w:t>decodează</w:t>
-      </w:r>
-      <w:proofErr w:type="spellEnd"/>
-      <w:r>
-        <w:rPr>
-          <w:rFonts w:ascii="Times New Roman" w:hAnsi="Times New Roman" w:cs="Times New Roman"/>
-          <w:sz w:val="24"/>
-          <w:lang w:val="en-US"/>
-        </w:rPr>
-        <w:t xml:space="preserve"> </w:t>
-      </w:r>
-      <w:proofErr w:type="spellStart"/>
-      <w:r>
-        <w:rPr>
-          <w:rFonts w:ascii="Times New Roman" w:hAnsi="Times New Roman" w:cs="Times New Roman"/>
-          <w:sz w:val="24"/>
-          <w:lang w:val="en-US"/>
-        </w:rPr>
-        <w:t>pachetele</w:t>
-      </w:r>
-      <w:proofErr w:type="spellEnd"/>
-      <w:r>
-        <w:rPr>
-          <w:rFonts w:ascii="Times New Roman" w:hAnsi="Times New Roman" w:cs="Times New Roman"/>
-          <w:sz w:val="24"/>
-          <w:lang w:val="en-US"/>
-        </w:rPr>
-        <w:t xml:space="preserve"> de date, </w:t>
-      </w:r>
-      <w:proofErr w:type="spellStart"/>
-      <w:r>
-        <w:rPr>
-          <w:rFonts w:ascii="Times New Roman" w:hAnsi="Times New Roman" w:cs="Times New Roman"/>
-          <w:sz w:val="24"/>
-          <w:lang w:val="en-US"/>
-        </w:rPr>
-        <w:t>calculând</w:t>
-      </w:r>
-      <w:proofErr w:type="spellEnd"/>
-      <w:r>
-        <w:rPr>
-          <w:rFonts w:ascii="Times New Roman" w:hAnsi="Times New Roman" w:cs="Times New Roman"/>
-          <w:sz w:val="24"/>
-          <w:lang w:val="en-US"/>
-        </w:rPr>
-        <w:t xml:space="preserve"> </w:t>
-      </w:r>
-      <w:proofErr w:type="spellStart"/>
-      <w:r>
-        <w:rPr>
-          <w:rFonts w:ascii="Times New Roman" w:hAnsi="Times New Roman" w:cs="Times New Roman"/>
-          <w:sz w:val="24"/>
-          <w:lang w:val="en-US"/>
-        </w:rPr>
-        <w:t>parametrii</w:t>
-      </w:r>
-      <w:proofErr w:type="spellEnd"/>
-      <w:r>
-        <w:rPr>
-          <w:rFonts w:ascii="Times New Roman" w:hAnsi="Times New Roman" w:cs="Times New Roman"/>
-          <w:sz w:val="24"/>
-          <w:lang w:val="en-US"/>
-        </w:rPr>
-        <w:t xml:space="preserve"> </w:t>
-      </w:r>
-      <w:proofErr w:type="spellStart"/>
-      <w:r>
-        <w:rPr>
-          <w:rFonts w:ascii="Times New Roman" w:hAnsi="Times New Roman" w:cs="Times New Roman"/>
-          <w:sz w:val="24"/>
-          <w:lang w:val="en-US"/>
-        </w:rPr>
-        <w:t>semnalelor</w:t>
-      </w:r>
-      <w:proofErr w:type="spellEnd"/>
-      <w:r>
-        <w:rPr>
-          <w:rFonts w:ascii="Times New Roman" w:hAnsi="Times New Roman" w:cs="Times New Roman"/>
-          <w:sz w:val="24"/>
-          <w:lang w:val="en-US"/>
-        </w:rPr>
-        <w:t xml:space="preserve"> PWM </w:t>
-      </w:r>
-      <w:proofErr w:type="spellStart"/>
-      <w:r>
-        <w:rPr>
-          <w:rFonts w:ascii="Times New Roman" w:hAnsi="Times New Roman" w:cs="Times New Roman"/>
-          <w:sz w:val="24"/>
-          <w:lang w:val="en-US"/>
-        </w:rPr>
-        <w:t>necesari</w:t>
-      </w:r>
-      <w:proofErr w:type="spellEnd"/>
-      <w:r>
-        <w:rPr>
-          <w:rFonts w:ascii="Times New Roman" w:hAnsi="Times New Roman" w:cs="Times New Roman"/>
-          <w:sz w:val="24"/>
-          <w:lang w:val="en-US"/>
-        </w:rPr>
-        <w:t xml:space="preserve"> </w:t>
-      </w:r>
-      <w:proofErr w:type="spellStart"/>
-      <w:r>
-        <w:rPr>
-          <w:rFonts w:ascii="Times New Roman" w:hAnsi="Times New Roman" w:cs="Times New Roman"/>
-          <w:sz w:val="24"/>
-          <w:lang w:val="en-US"/>
-        </w:rPr>
-        <w:t>acționării</w:t>
-      </w:r>
-      <w:proofErr w:type="spellEnd"/>
-      <w:r>
-        <w:rPr>
-          <w:rFonts w:ascii="Times New Roman" w:hAnsi="Times New Roman" w:cs="Times New Roman"/>
-          <w:sz w:val="24"/>
-          <w:lang w:val="en-US"/>
-        </w:rPr>
-        <w:t xml:space="preserve"> </w:t>
-      </w:r>
-      <w:proofErr w:type="spellStart"/>
-      <w:r>
-        <w:rPr>
-          <w:rFonts w:ascii="Times New Roman" w:hAnsi="Times New Roman" w:cs="Times New Roman"/>
-          <w:sz w:val="24"/>
-          <w:lang w:val="en-US"/>
-        </w:rPr>
-        <w:t>fiecărui</w:t>
-      </w:r>
-      <w:proofErr w:type="spellEnd"/>
-      <w:r>
-        <w:rPr>
-          <w:rFonts w:ascii="Times New Roman" w:hAnsi="Times New Roman" w:cs="Times New Roman"/>
-          <w:sz w:val="24"/>
-          <w:lang w:val="en-US"/>
-        </w:rPr>
-        <w:t xml:space="preserve"> </w:t>
-      </w:r>
-      <w:proofErr w:type="spellStart"/>
-      <w:r>
-        <w:rPr>
-          <w:rFonts w:ascii="Times New Roman" w:hAnsi="Times New Roman" w:cs="Times New Roman"/>
-          <w:sz w:val="24"/>
-          <w:lang w:val="en-US"/>
-        </w:rPr>
-        <w:t>deget</w:t>
-      </w:r>
-      <w:proofErr w:type="spellEnd"/>
-      <w:r>
-        <w:rPr>
-          <w:rFonts w:ascii="Times New Roman" w:hAnsi="Times New Roman" w:cs="Times New Roman"/>
-          <w:sz w:val="24"/>
-          <w:lang w:val="en-US"/>
-        </w:rPr>
-        <w:t xml:space="preserve"> al </w:t>
-      </w:r>
-      <w:proofErr w:type="spellStart"/>
-      <w:r>
-        <w:rPr>
-          <w:rFonts w:ascii="Times New Roman" w:hAnsi="Times New Roman" w:cs="Times New Roman"/>
-          <w:sz w:val="24"/>
-          <w:lang w:val="en-US"/>
-        </w:rPr>
-        <w:t>structurii</w:t>
-      </w:r>
-      <w:proofErr w:type="spellEnd"/>
-      <w:r>
-        <w:rPr>
-          <w:rFonts w:ascii="Times New Roman" w:hAnsi="Times New Roman" w:cs="Times New Roman"/>
-          <w:sz w:val="24"/>
-          <w:lang w:val="en-US"/>
-        </w:rPr>
-        <w:t xml:space="preserve"> </w:t>
-      </w:r>
-      <w:proofErr w:type="spellStart"/>
-      <w:r>
-        <w:rPr>
-          <w:rFonts w:ascii="Times New Roman" w:hAnsi="Times New Roman" w:cs="Times New Roman"/>
-          <w:sz w:val="24"/>
-          <w:lang w:val="en-US"/>
-        </w:rPr>
-        <w:t>robotice</w:t>
-      </w:r>
-      <w:proofErr w:type="spellEnd"/>
-      <w:r>
-        <w:rPr>
-          <w:rFonts w:ascii="Times New Roman" w:hAnsi="Times New Roman" w:cs="Times New Roman"/>
-          <w:sz w:val="24"/>
-          <w:lang w:val="en-US"/>
-        </w:rPr>
-        <w:t xml:space="preserve">. </w:t>
-      </w:r>
-      <w:proofErr w:type="spellStart"/>
-      <w:r>
-        <w:rPr>
-          <w:rFonts w:ascii="Times New Roman" w:hAnsi="Times New Roman" w:cs="Times New Roman"/>
-          <w:sz w:val="24"/>
-          <w:lang w:val="en-US"/>
-        </w:rPr>
-        <w:t>Aceste</w:t>
-      </w:r>
-      <w:proofErr w:type="spellEnd"/>
-      <w:r>
-        <w:rPr>
-          <w:rFonts w:ascii="Times New Roman" w:hAnsi="Times New Roman" w:cs="Times New Roman"/>
-          <w:sz w:val="24"/>
-          <w:lang w:val="en-US"/>
-        </w:rPr>
-        <w:t xml:space="preserve"> </w:t>
-      </w:r>
-      <w:proofErr w:type="spellStart"/>
-      <w:r>
-        <w:rPr>
-          <w:rFonts w:ascii="Times New Roman" w:hAnsi="Times New Roman" w:cs="Times New Roman"/>
-          <w:sz w:val="24"/>
-          <w:lang w:val="en-US"/>
-        </w:rPr>
-        <w:t>semnale</w:t>
-      </w:r>
-      <w:proofErr w:type="spellEnd"/>
-      <w:r>
-        <w:rPr>
-          <w:rFonts w:ascii="Times New Roman" w:hAnsi="Times New Roman" w:cs="Times New Roman"/>
-          <w:sz w:val="24"/>
-          <w:lang w:val="en-US"/>
-        </w:rPr>
-        <w:t xml:space="preserve"> sunt </w:t>
-      </w:r>
-      <w:proofErr w:type="spellStart"/>
-      <w:r>
-        <w:rPr>
-          <w:rFonts w:ascii="Times New Roman" w:hAnsi="Times New Roman" w:cs="Times New Roman"/>
-          <w:sz w:val="24"/>
-          <w:lang w:val="en-US"/>
-        </w:rPr>
-        <w:t>direcționate</w:t>
-      </w:r>
-      <w:proofErr w:type="spellEnd"/>
-      <w:r>
-        <w:rPr>
-          <w:rFonts w:ascii="Times New Roman" w:hAnsi="Times New Roman" w:cs="Times New Roman"/>
-          <w:sz w:val="24"/>
-          <w:lang w:val="en-US"/>
-        </w:rPr>
-        <w:t xml:space="preserve"> </w:t>
-      </w:r>
-      <w:proofErr w:type="spellStart"/>
-      <w:r>
-        <w:rPr>
-          <w:rFonts w:ascii="Times New Roman" w:hAnsi="Times New Roman" w:cs="Times New Roman"/>
-          <w:sz w:val="24"/>
-          <w:lang w:val="en-US"/>
-        </w:rPr>
-        <w:t>către</w:t>
-      </w:r>
-      <w:proofErr w:type="spellEnd"/>
-      <w:r>
-        <w:rPr>
-          <w:rFonts w:ascii="Times New Roman" w:hAnsi="Times New Roman" w:cs="Times New Roman"/>
-          <w:sz w:val="24"/>
-          <w:lang w:val="en-US"/>
-        </w:rPr>
-        <w:t xml:space="preserve"> </w:t>
-      </w:r>
-      <w:proofErr w:type="spellStart"/>
-      <w:r>
-        <w:rPr>
-          <w:rFonts w:ascii="Times New Roman" w:hAnsi="Times New Roman" w:cs="Times New Roman"/>
-          <w:sz w:val="24"/>
-          <w:lang w:val="en-US"/>
-        </w:rPr>
-        <w:t>pinii</w:t>
-      </w:r>
-      <w:proofErr w:type="spellEnd"/>
-      <w:r>
-        <w:rPr>
-          <w:rFonts w:ascii="Times New Roman" w:hAnsi="Times New Roman" w:cs="Times New Roman"/>
-          <w:sz w:val="24"/>
-          <w:lang w:val="en-US"/>
-        </w:rPr>
-        <w:t xml:space="preserve"> de </w:t>
-      </w:r>
-      <w:proofErr w:type="spellStart"/>
-      <w:r>
-        <w:rPr>
-          <w:rFonts w:ascii="Times New Roman" w:hAnsi="Times New Roman" w:cs="Times New Roman"/>
-          <w:sz w:val="24"/>
-          <w:lang w:val="en-US"/>
-        </w:rPr>
-        <w:t>ieșire</w:t>
-      </w:r>
-      <w:proofErr w:type="spellEnd"/>
-      <w:r>
-        <w:rPr>
-          <w:rFonts w:ascii="Times New Roman" w:hAnsi="Times New Roman" w:cs="Times New Roman"/>
-          <w:sz w:val="24"/>
-          <w:lang w:val="en-US"/>
-        </w:rPr>
-        <w:t xml:space="preserve"> </w:t>
-      </w:r>
-      <w:proofErr w:type="spellStart"/>
-      <w:r>
-        <w:rPr>
-          <w:rFonts w:ascii="Times New Roman" w:hAnsi="Times New Roman" w:cs="Times New Roman"/>
-          <w:sz w:val="24"/>
-          <w:lang w:val="en-US"/>
-        </w:rPr>
-        <w:t>configurați</w:t>
-      </w:r>
-      <w:proofErr w:type="spellEnd"/>
-      <w:r>
-        <w:rPr>
-          <w:rFonts w:ascii="Times New Roman" w:hAnsi="Times New Roman" w:cs="Times New Roman"/>
-          <w:sz w:val="24"/>
-          <w:lang w:val="en-US"/>
-        </w:rPr>
-        <w:t xml:space="preserve">, </w:t>
-      </w:r>
-      <w:proofErr w:type="spellStart"/>
-      <w:r>
-        <w:rPr>
-          <w:rFonts w:ascii="Times New Roman" w:hAnsi="Times New Roman" w:cs="Times New Roman"/>
-          <w:sz w:val="24"/>
-          <w:lang w:val="en-US"/>
-        </w:rPr>
-        <w:t>declanșând</w:t>
-      </w:r>
-      <w:proofErr w:type="spellEnd"/>
-      <w:r>
-        <w:rPr>
-          <w:rFonts w:ascii="Times New Roman" w:hAnsi="Times New Roman" w:cs="Times New Roman"/>
-          <w:sz w:val="24"/>
-          <w:lang w:val="en-US"/>
-        </w:rPr>
-        <w:t xml:space="preserve"> </w:t>
-      </w:r>
-      <w:proofErr w:type="spellStart"/>
-      <w:r>
-        <w:rPr>
-          <w:rFonts w:ascii="Times New Roman" w:hAnsi="Times New Roman" w:cs="Times New Roman"/>
-          <w:sz w:val="24"/>
-          <w:lang w:val="en-US"/>
-        </w:rPr>
-        <w:t>translația</w:t>
-      </w:r>
-      <w:proofErr w:type="spellEnd"/>
-      <w:r>
-        <w:rPr>
-          <w:rFonts w:ascii="Times New Roman" w:hAnsi="Times New Roman" w:cs="Times New Roman"/>
-          <w:sz w:val="24"/>
-          <w:lang w:val="en-US"/>
-        </w:rPr>
-        <w:t xml:space="preserve"> </w:t>
-      </w:r>
-      <w:proofErr w:type="spellStart"/>
-      <w:r>
-        <w:rPr>
-          <w:rFonts w:ascii="Times New Roman" w:hAnsi="Times New Roman" w:cs="Times New Roman"/>
-          <w:sz w:val="24"/>
-          <w:lang w:val="en-US"/>
-        </w:rPr>
-        <w:t>unghiulară</w:t>
-      </w:r>
-      <w:proofErr w:type="spellEnd"/>
-      <w:r>
-        <w:rPr>
-          <w:rFonts w:ascii="Times New Roman" w:hAnsi="Times New Roman" w:cs="Times New Roman"/>
-          <w:sz w:val="24"/>
-          <w:lang w:val="en-US"/>
-        </w:rPr>
-        <w:t xml:space="preserve"> a </w:t>
-      </w:r>
-      <w:proofErr w:type="spellStart"/>
-      <w:r>
-        <w:rPr>
-          <w:rFonts w:ascii="Times New Roman" w:hAnsi="Times New Roman" w:cs="Times New Roman"/>
-          <w:sz w:val="24"/>
-          <w:lang w:val="en-US"/>
-        </w:rPr>
-        <w:t>servomotoarelor</w:t>
-      </w:r>
-      <w:proofErr w:type="spellEnd"/>
-      <w:r>
-        <w:rPr>
-          <w:rFonts w:ascii="Times New Roman" w:hAnsi="Times New Roman" w:cs="Times New Roman"/>
-          <w:sz w:val="24"/>
-          <w:lang w:val="en-US"/>
-        </w:rPr>
-        <w:t xml:space="preserve"> conform </w:t>
-      </w:r>
-      <w:proofErr w:type="spellStart"/>
-      <w:r>
-        <w:rPr>
-          <w:rFonts w:ascii="Times New Roman" w:hAnsi="Times New Roman" w:cs="Times New Roman"/>
-          <w:sz w:val="24"/>
-          <w:lang w:val="en-US"/>
-        </w:rPr>
-        <w:t>setărilor</w:t>
-      </w:r>
-      <w:proofErr w:type="spellEnd"/>
-      <w:r>
-        <w:rPr>
-          <w:rFonts w:ascii="Times New Roman" w:hAnsi="Times New Roman" w:cs="Times New Roman"/>
-          <w:sz w:val="24"/>
-          <w:lang w:val="en-US"/>
-        </w:rPr>
-        <w:t xml:space="preserve"> </w:t>
-      </w:r>
-      <w:proofErr w:type="spellStart"/>
-      <w:r>
-        <w:rPr>
-          <w:rFonts w:ascii="Times New Roman" w:hAnsi="Times New Roman" w:cs="Times New Roman"/>
-          <w:sz w:val="24"/>
-          <w:lang w:val="en-US"/>
-        </w:rPr>
-        <w:t>recepționate</w:t>
-      </w:r>
-      <w:proofErr w:type="spellEnd"/>
-      <w:r>
-        <w:rPr>
-          <w:rFonts w:ascii="Times New Roman" w:hAnsi="Times New Roman" w:cs="Times New Roman"/>
-          <w:sz w:val="24"/>
-          <w:lang w:val="en-US"/>
-        </w:rPr>
-        <w:t xml:space="preserve">. </w:t>
-      </w:r>
-      <w:proofErr w:type="spellStart"/>
-      <w:r>
-        <w:rPr>
-          <w:rFonts w:ascii="Times New Roman" w:hAnsi="Times New Roman" w:cs="Times New Roman"/>
-          <w:sz w:val="24"/>
-          <w:lang w:val="en-US"/>
-        </w:rPr>
-        <w:t>Grație</w:t>
-      </w:r>
-      <w:proofErr w:type="spellEnd"/>
-      <w:r>
-        <w:rPr>
-          <w:rFonts w:ascii="Times New Roman" w:hAnsi="Times New Roman" w:cs="Times New Roman"/>
-          <w:sz w:val="24"/>
-          <w:lang w:val="en-US"/>
-        </w:rPr>
-        <w:t xml:space="preserve"> </w:t>
-      </w:r>
-      <w:proofErr w:type="spellStart"/>
-      <w:r>
-        <w:rPr>
-          <w:rFonts w:ascii="Times New Roman" w:hAnsi="Times New Roman" w:cs="Times New Roman"/>
-          <w:sz w:val="24"/>
-          <w:lang w:val="en-US"/>
-        </w:rPr>
-        <w:t>arhitecturii</w:t>
-      </w:r>
-      <w:proofErr w:type="spellEnd"/>
-      <w:r>
-        <w:rPr>
-          <w:rFonts w:ascii="Times New Roman" w:hAnsi="Times New Roman" w:cs="Times New Roman"/>
-          <w:sz w:val="24"/>
-          <w:lang w:val="en-US"/>
-        </w:rPr>
-        <w:t xml:space="preserve"> de </w:t>
-      </w:r>
-      <w:proofErr w:type="spellStart"/>
-      <w:r>
-        <w:rPr>
-          <w:rFonts w:ascii="Times New Roman" w:hAnsi="Times New Roman" w:cs="Times New Roman"/>
-          <w:sz w:val="24"/>
-          <w:lang w:val="en-US"/>
-        </w:rPr>
-        <w:t>procesare</w:t>
-      </w:r>
-      <w:proofErr w:type="spellEnd"/>
-      <w:r>
-        <w:rPr>
-          <w:rFonts w:ascii="Times New Roman" w:hAnsi="Times New Roman" w:cs="Times New Roman"/>
-          <w:sz w:val="24"/>
-          <w:lang w:val="en-US"/>
-        </w:rPr>
-        <w:t xml:space="preserve"> </w:t>
-      </w:r>
-      <w:proofErr w:type="spellStart"/>
-      <w:r>
-        <w:rPr>
-          <w:rFonts w:ascii="Times New Roman" w:hAnsi="Times New Roman" w:cs="Times New Roman"/>
-          <w:sz w:val="24"/>
-          <w:lang w:val="en-US"/>
-        </w:rPr>
-        <w:t>paralele</w:t>
-      </w:r>
-      <w:proofErr w:type="spellEnd"/>
-      <w:r>
-        <w:rPr>
-          <w:rFonts w:ascii="Times New Roman" w:hAnsi="Times New Roman" w:cs="Times New Roman"/>
-          <w:sz w:val="24"/>
-          <w:lang w:val="en-US"/>
-        </w:rPr>
-        <w:t xml:space="preserve">, ESP32 </w:t>
-      </w:r>
-      <w:proofErr w:type="spellStart"/>
-      <w:r>
-        <w:rPr>
-          <w:rFonts w:ascii="Times New Roman" w:hAnsi="Times New Roman" w:cs="Times New Roman"/>
-          <w:sz w:val="24"/>
-          <w:lang w:val="en-US"/>
-        </w:rPr>
         <w:t>gestionează</w:t>
       </w:r>
       <w:proofErr w:type="spellEnd"/>
@@ -49319,14 +49153,22 @@
         </w:rPr>
         <w:t>utilizator</w:t>
       </w:r>
-      <w:proofErr w:type="spellEnd"/>
-      <w:r>
-        <w:rPr>
-          <w:rFonts w:ascii="Times New Roman" w:hAnsi="Times New Roman" w:cs="Times New Roman"/>
-          <w:sz w:val="24"/>
-          <w:lang w:val="en-US"/>
-        </w:rPr>
-        <w:t xml:space="preserve"> (UI), </w:t>
+      <w:r>
+        <w:rPr>
+          <w:rFonts w:ascii="Times New Roman" w:hAnsi="Times New Roman" w:cs="Times New Roman"/>
+          <w:sz w:val="24"/>
+          <w:lang w:val="en-US"/>
+        </w:rPr>
+        <w:t>ului</w:t>
+      </w:r>
+      <w:proofErr w:type="spellEnd"/>
+      <w:r>
+        <w:rPr>
+          <w:rFonts w:ascii="Times New Roman" w:hAnsi="Times New Roman" w:cs="Times New Roman"/>
+          <w:sz w:val="24"/>
+          <w:lang w:val="en-US"/>
+        </w:rPr>
+        <w:t xml:space="preserve">, </w:t>
       </w:r>
       <w:proofErr w:type="spellStart"/>
       <w:r>
@@ -49775,7 +49617,62 @@
           <w:rFonts w:ascii="Times New Roman" w:hAnsi="Times New Roman" w:cs="Times New Roman"/>
           <w:sz w:val="24"/>
         </w:rPr>
-        <w:t xml:space="preserve">Din perspectivă computațională, sistemul suportă execuția simultană a comenzilor pentru întregul ansamblu de servomotoare, evitând blocarea microcontrolerului prin implementarea unui mecanism asincron de gestionare a evenimentelor bazat pe funcții </w:t>
+        <w:t>Din perspectivă computațională, sistemul suportă execuția simultană a comenzilor pentru întregul ansamblu de servomotoare, evitând blocarea microcontrolerului</w:t>
+      </w:r>
+      <w:r>
+        <w:rPr>
+          <w:rFonts w:ascii="Times New Roman" w:hAnsi="Times New Roman" w:cs="Times New Roman"/>
+          <w:sz w:val="24"/>
+        </w:rPr>
+        <w:t xml:space="preserve"> </w:t>
+      </w:r>
+      <w:r>
+        <w:rPr>
+          <w:rFonts w:ascii="Times New Roman" w:hAnsi="Times New Roman" w:cs="Times New Roman"/>
+          <w:sz w:val="24"/>
+        </w:rPr>
+        <w:t>[</w:t>
+      </w:r>
+      <w:r>
+        <w:rPr>
+          <w:rFonts w:ascii="Times New Roman" w:hAnsi="Times New Roman" w:cs="Times New Roman"/>
+          <w:sz w:val="24"/>
+        </w:rPr>
+        <w:fldChar w:fldCharType="begin"/>
+      </w:r>
+      <w:r>
+        <w:rPr>
+          <w:rFonts w:ascii="Times New Roman" w:hAnsi="Times New Roman" w:cs="Times New Roman"/>
+          <w:sz w:val="24"/>
+        </w:rPr>
+        <w:instrText xml:space="preserve"> REF _Ref223944065 \h </w:instrText>
+      </w:r>
+      <w:r>
+        <w:rPr>
+          <w:rFonts w:ascii="Times New Roman" w:hAnsi="Times New Roman" w:cs="Times New Roman"/>
+          <w:sz w:val="24"/>
+        </w:rPr>
+      </w:r>
+      <w:r>
+        <w:rPr>
+          <w:rFonts w:ascii="Times New Roman" w:hAnsi="Times New Roman" w:cs="Times New Roman"/>
+          <w:sz w:val="24"/>
+        </w:rPr>
+        <w:instrText xml:space="preserve"> \* MERGEFORMAT </w:instrText>
+      </w:r>
+      <w:r>
+        <w:rPr>
+          <w:rFonts w:ascii="Times New Roman" w:hAnsi="Times New Roman" w:cs="Times New Roman"/>
+          <w:sz w:val="24"/>
+        </w:rPr>
+        <w:fldChar w:fldCharType="separate"/>
+      </w:r>
+      <w:r>
+        <w:rPr>
+          <w:rFonts w:ascii="Times New Roman" w:hAnsi="Times New Roman" w:cs="Times New Roman"/>
+          <w:sz w:val="24"/>
+        </w:rPr>
+        <w:t xml:space="preserve">3.2. Evenimente și </w:t>
       </w:r>
       <w:proofErr w:type="spellStart"/>
       <w:r>
@@ -49791,23 +49688,28 @@
           <w:rFonts w:ascii="Times New Roman" w:hAnsi="Times New Roman" w:cs="Times New Roman"/>
           <w:sz w:val="24"/>
         </w:rPr>
-        <w:t xml:space="preserve">. Acest model de programare permite procesarea noilor vectori de poziție în paralel cu mișcarea curentă a </w:t>
-      </w:r>
-      <w:proofErr w:type="spellStart"/>
-      <w:r>
-        <w:rPr>
-          <w:rFonts w:ascii="Times New Roman" w:hAnsi="Times New Roman" w:cs="Times New Roman"/>
-          <w:sz w:val="24"/>
-        </w:rPr>
-        <w:t>actuatoarelor</w:t>
-      </w:r>
-      <w:proofErr w:type="spellEnd"/>
-      <w:r>
-        <w:rPr>
-          <w:rFonts w:ascii="Times New Roman" w:hAnsi="Times New Roman" w:cs="Times New Roman"/>
-          <w:sz w:val="24"/>
-        </w:rPr>
-        <w:t xml:space="preserve">, asigurând o precizie ridicată cu o toleranță maximă de 2° între valorile programate și cele efective. </w:t>
+        <w:t>-uri</w:t>
+      </w:r>
+      <w:r>
+        <w:rPr>
+          <w:rFonts w:ascii="Times New Roman" w:hAnsi="Times New Roman" w:cs="Times New Roman"/>
+          <w:sz w:val="24"/>
+        </w:rPr>
+        <w:fldChar w:fldCharType="end"/>
+      </w:r>
+      <w:r>
+        <w:rPr>
+          <w:rFonts w:ascii="Times New Roman" w:hAnsi="Times New Roman" w:cs="Times New Roman"/>
+          <w:sz w:val="24"/>
+        </w:rPr>
+        <w:t>]</w:t>
+      </w:r>
+      <w:r>
+        <w:rPr>
+          <w:rFonts w:ascii="Times New Roman" w:hAnsi="Times New Roman" w:cs="Times New Roman"/>
+          <w:sz w:val="24"/>
+        </w:rPr>
+        <w:t xml:space="preserve">. </w:t>
       </w:r>
     </w:p>
     <w:p>
@@ -49825,7 +49727,21 @@
           <w:rFonts w:ascii="Times New Roman" w:hAnsi="Times New Roman" w:cs="Times New Roman"/>
           <w:sz w:val="24"/>
         </w:rPr>
-        <w:t>Arhitectura este concepută pentru a fi modulară și scalabilă, facilitând integrarea ulterioară de noi senzori sau unități de execuție fără restructurarea nucleului software. Schimbul de date între interfața web și ESP32 utilizează mesaje standardizate în format JSON, asigurând o interoperabilitate ridicată și stabilitate în extinderea funcționalităților sistemului fără a compromite resursele de calcul disponibile.</w:t>
+        <w:t>Arhitectura este concepută pentru a fi modulară și scalabilă, facilitând integrarea ulterioară de noi senzori sau unități de execuție fără restructurarea nucleului software. Schimbul de date între interfața web și ESP32, asigur</w:t>
+      </w:r>
+      <w:r>
+        <w:rPr>
+          <w:rFonts w:ascii="Times New Roman" w:hAnsi="Times New Roman" w:cs="Times New Roman"/>
+          <w:sz w:val="24"/>
+        </w:rPr>
+        <w:t>ă</w:t>
+      </w:r>
+      <w:r>
+        <w:rPr>
+          <w:rFonts w:ascii="Times New Roman" w:hAnsi="Times New Roman" w:cs="Times New Roman"/>
+          <w:sz w:val="24"/>
+        </w:rPr>
+        <w:t xml:space="preserve"> o interoperabilitate ridicată și stabilitate în extinderea funcționalităților sistemului fără a compromite resursele de calcul disponibile.</w:t>
       </w:r>
     </w:p>
     <w:p>
@@ -49840,7 +49756,7 @@
           <w:szCs w:val="28"/>
         </w:rPr>
       </w:pPr>
-      <w:bookmarkStart w:id="15" w:name="_Toc223943455"/>
+      <w:bookmarkStart w:id="20" w:name="_Toc223944577"/>
       <w:r>
         <w:rPr>
           <w:rFonts w:ascii="Times New Roman" w:hAnsi="Times New Roman" w:cs="Times New Roman"/>
@@ -49883,7 +49799,7 @@
         </w:rPr>
         <w:t xml:space="preserve"> / stabilitate conexiune)</w:t>
       </w:r>
-      <w:bookmarkEnd w:id="15"/>
+      <w:bookmarkEnd w:id="20"/>
     </w:p>
     <w:p>
       <w:pPr>
@@ -49897,7 +49813,7 @@
           <w:szCs w:val="28"/>
         </w:rPr>
       </w:pPr>
-      <w:bookmarkStart w:id="16" w:name="_Toc223943456"/>
+      <w:bookmarkStart w:id="21" w:name="_Toc223944578"/>
       <w:r>
         <w:rPr>
           <w:rFonts w:ascii="Times New Roman" w:hAnsi="Times New Roman" w:cs="Times New Roman"/>
@@ -49940,7 +49856,32 @@
         </w:rPr>
         <w:t>))</w:t>
       </w:r>
-      <w:bookmarkEnd w:id="16"/>
+      <w:bookmarkEnd w:id="21"/>
+    </w:p>
+    <w:p>
+      <w:pPr>
+        <w:spacing w:line="312" w:lineRule="auto"/>
+      </w:pPr>
+    </w:p>
+    <w:p>
+      <w:pPr>
+        <w:spacing w:line="312" w:lineRule="auto"/>
+      </w:pPr>
+    </w:p>
+    <w:p>
+      <w:pPr>
+        <w:spacing w:line="312" w:lineRule="auto"/>
+      </w:pPr>
+    </w:p>
+    <w:p>
+      <w:pPr>
+        <w:spacing w:line="312" w:lineRule="auto"/>
+      </w:pPr>
+    </w:p>
+    <w:p>
+      <w:pPr>
+        <w:spacing w:line="312" w:lineRule="auto"/>
+      </w:pPr>
     </w:p>
     <w:p>
       <w:pPr>
@@ -49994,7 +49935,7 @@
           <w:szCs w:val="36"/>
         </w:rPr>
       </w:pPr>
-      <w:bookmarkStart w:id="17" w:name="_Toc223943457"/>
+      <w:bookmarkStart w:id="22" w:name="_Toc223944579"/>
       <w:r>
         <w:rPr>
           <w:rFonts w:ascii="Times New Roman" w:hAnsi="Times New Roman" w:cs="Times New Roman"/>
@@ -50006,7 +49947,7 @@
         <w:lastRenderedPageBreak/>
         <w:t>Capitolul 5. Implementare hardware</w:t>
       </w:r>
-      <w:bookmarkEnd w:id="17"/>
+      <w:bookmarkEnd w:id="22"/>
     </w:p>
     <w:p/>
     <w:p/>
@@ -50040,7 +49981,7 @@
           <w:szCs w:val="36"/>
         </w:rPr>
       </w:pPr>
-      <w:bookmarkStart w:id="18" w:name="_Toc223943458"/>
+      <w:bookmarkStart w:id="23" w:name="_Toc223944580"/>
       <w:r>
         <w:rPr>
           <w:rFonts w:ascii="Times New Roman" w:hAnsi="Times New Roman" w:cs="Times New Roman"/>
@@ -50072,7 +50013,7 @@
         </w:rPr>
         <w:t>. Implementare software</w:t>
       </w:r>
-      <w:bookmarkEnd w:id="18"/>
+      <w:bookmarkEnd w:id="23"/>
     </w:p>
     <w:p>
       <w:pPr>
@@ -50086,7 +50027,7 @@
           <w:szCs w:val="28"/>
         </w:rPr>
       </w:pPr>
-      <w:bookmarkStart w:id="19" w:name="_Toc223943459"/>
+      <w:bookmarkStart w:id="24" w:name="_Toc223944581"/>
       <w:r>
         <w:rPr>
           <w:rFonts w:ascii="Times New Roman" w:hAnsi="Times New Roman" w:cs="Times New Roman"/>
@@ -50117,7 +50058,7 @@
         </w:rPr>
         <w:t>Structura generală a aplicației</w:t>
       </w:r>
-      <w:bookmarkEnd w:id="19"/>
+      <w:bookmarkEnd w:id="24"/>
     </w:p>
     <w:p>
       <w:pPr>
@@ -50131,7 +50072,7 @@
           <w:szCs w:val="28"/>
         </w:rPr>
       </w:pPr>
-      <w:bookmarkStart w:id="20" w:name="_Toc223943460"/>
+      <w:bookmarkStart w:id="25" w:name="_Toc223944582"/>
       <w:r>
         <w:rPr>
           <w:rFonts w:ascii="Times New Roman" w:hAnsi="Times New Roman" w:cs="Times New Roman"/>
@@ -50152,7 +50093,7 @@
         </w:rPr>
         <w:t>.2. Implementarea serverului web asincron</w:t>
       </w:r>
-      <w:bookmarkEnd w:id="20"/>
+      <w:bookmarkEnd w:id="25"/>
     </w:p>
     <w:p>
       <w:pPr>
@@ -50166,7 +50107,7 @@
           <w:szCs w:val="28"/>
         </w:rPr>
       </w:pPr>
-      <w:bookmarkStart w:id="21" w:name="_Toc223943461"/>
+      <w:bookmarkStart w:id="26" w:name="_Toc223944583"/>
       <w:r>
         <w:rPr>
           <w:rFonts w:ascii="Times New Roman" w:hAnsi="Times New Roman" w:cs="Times New Roman"/>
@@ -50187,7 +50128,7 @@
         </w:rPr>
         <w:t>.3. Controlul servomotoarelor</w:t>
       </w:r>
-      <w:bookmarkEnd w:id="21"/>
+      <w:bookmarkEnd w:id="26"/>
     </w:p>
     <w:p>
       <w:pPr>
@@ -50202,7 +50143,7 @@
           <w:lang w:val="en-US"/>
         </w:rPr>
       </w:pPr>
-      <w:bookmarkStart w:id="22" w:name="_Toc223943462"/>
+      <w:bookmarkStart w:id="27" w:name="_Toc223944584"/>
       <w:r>
         <w:rPr>
           <w:rFonts w:ascii="Times New Roman" w:hAnsi="Times New Roman" w:cs="Times New Roman"/>
@@ -50297,7 +50238,7 @@
         </w:rPr>
         <w:t xml:space="preserve"> backend</w:t>
       </w:r>
-      <w:bookmarkEnd w:id="22"/>
+      <w:bookmarkEnd w:id="27"/>
     </w:p>
     <w:p>
       <w:pPr>
@@ -50311,7 +50252,7 @@
           <w:szCs w:val="28"/>
         </w:rPr>
       </w:pPr>
-      <w:bookmarkStart w:id="23" w:name="_Toc223943463"/>
+      <w:bookmarkStart w:id="28" w:name="_Toc223944585"/>
       <w:r>
         <w:rPr>
           <w:rFonts w:ascii="Times New Roman" w:hAnsi="Times New Roman" w:cs="Times New Roman"/>
@@ -50462,7 +50403,7 @@
         </w:rPr>
         <w:t>JavaScript</w:t>
       </w:r>
-      <w:bookmarkEnd w:id="23"/>
+      <w:bookmarkEnd w:id="28"/>
       <w:proofErr w:type="spellEnd"/>
       <w:r>
         <w:rPr>
@@ -50652,7 +50593,7 @@
           <w:szCs w:val="36"/>
         </w:rPr>
       </w:pPr>
-      <w:bookmarkStart w:id="24" w:name="_Toc223943464"/>
+      <w:bookmarkStart w:id="29" w:name="_Toc223944586"/>
       <w:proofErr w:type="spellStart"/>
       <w:r>
         <w:rPr>
@@ -50710,7 +50651,7 @@
         </w:rPr>
         <w:t>Testare și validare</w:t>
       </w:r>
-      <w:bookmarkEnd w:id="24"/>
+      <w:bookmarkEnd w:id="29"/>
     </w:p>
     <w:p>
       <w:pPr>
@@ -50724,7 +50665,7 @@
           <w:szCs w:val="28"/>
         </w:rPr>
       </w:pPr>
-      <w:bookmarkStart w:id="25" w:name="_Toc223943465"/>
+      <w:bookmarkStart w:id="30" w:name="_Toc223944587"/>
       <w:r>
         <w:rPr>
           <w:rFonts w:ascii="Times New Roman" w:hAnsi="Times New Roman" w:cs="Times New Roman"/>
@@ -50745,7 +50686,7 @@
         </w:rPr>
         <w:t>.1. Testare funcțională</w:t>
       </w:r>
-      <w:bookmarkEnd w:id="25"/>
+      <w:bookmarkEnd w:id="30"/>
     </w:p>
     <w:p>
       <w:pPr>
@@ -50759,7 +50700,7 @@
           <w:szCs w:val="28"/>
         </w:rPr>
       </w:pPr>
-      <w:bookmarkStart w:id="26" w:name="_Toc223943466"/>
+      <w:bookmarkStart w:id="31" w:name="_Toc223944588"/>
       <w:r>
         <w:rPr>
           <w:rFonts w:ascii="Times New Roman" w:hAnsi="Times New Roman" w:cs="Times New Roman"/>
@@ -50790,7 +50731,7 @@
         </w:rPr>
         <w:t>, stres, rezultate</w:t>
       </w:r>
-      <w:bookmarkEnd w:id="26"/>
+      <w:bookmarkEnd w:id="31"/>
     </w:p>
     <w:p>
       <w:pPr>
@@ -50963,7 +50904,7 @@
           <w:szCs w:val="36"/>
         </w:rPr>
       </w:pPr>
-      <w:bookmarkStart w:id="27" w:name="_Toc223943467"/>
+      <w:bookmarkStart w:id="32" w:name="_Toc223944589"/>
       <w:r>
         <w:rPr>
           <w:rFonts w:ascii="Times New Roman" w:hAnsi="Times New Roman" w:cs="Times New Roman"/>
@@ -50975,7 +50916,7 @@
         <w:lastRenderedPageBreak/>
         <w:t>Concluzii</w:t>
       </w:r>
-      <w:bookmarkEnd w:id="27"/>
+      <w:bookmarkEnd w:id="32"/>
     </w:p>
     <w:p>
       <w:pPr>
@@ -51098,7 +51039,7 @@
         <w:spacing w:after="311" w:line="312" w:lineRule="auto"/>
         <w:ind w:left="-5"/>
       </w:pPr>
-      <w:bookmarkStart w:id="28" w:name="_Toc223943468"/>
+      <w:bookmarkStart w:id="33" w:name="_Toc223944590"/>
       <w:r>
         <w:rPr>
           <w:rFonts w:ascii="Times New Roman" w:hAnsi="Times New Roman" w:cs="Times New Roman"/>
@@ -51110,7 +51051,7 @@
         <w:lastRenderedPageBreak/>
         <w:t>Bibliografie</w:t>
       </w:r>
-      <w:bookmarkEnd w:id="28"/>
+      <w:bookmarkEnd w:id="33"/>
       <w:r>
         <w:t xml:space="preserve"> </w:t>
       </w:r>
@@ -51127,7 +51068,7 @@
           <w:lang w:val="en-US"/>
         </w:rPr>
       </w:pPr>
-      <w:bookmarkStart w:id="29" w:name="_Ref223599202"/>
+      <w:bookmarkStart w:id="34" w:name="_Ref223599202"/>
       <w:r>
         <w:t xml:space="preserve">ESP32 </w:t>
       </w:r>
@@ -51184,7 +51125,7 @@
       <w:r>
         <w:t>)</w:t>
       </w:r>
-      <w:bookmarkEnd w:id="29"/>
+      <w:bookmarkEnd w:id="34"/>
       <w:r>
         <w:t>.</w:t>
       </w:r>
@@ -51204,7 +51145,7 @@
           <w:lang w:val="en-US"/>
         </w:rPr>
       </w:pPr>
-      <w:bookmarkStart w:id="30" w:name="_Ref223678309"/>
+      <w:bookmarkStart w:id="35" w:name="_Ref223678309"/>
       <w:r>
         <w:t xml:space="preserve">ESP32 </w:t>
       </w:r>
@@ -51261,7 +51202,7 @@
       <w:r>
         <w:t>.</w:t>
       </w:r>
-      <w:bookmarkEnd w:id="30"/>
+      <w:bookmarkEnd w:id="35"/>
       <w:r>
         <w:t xml:space="preserve"> </w:t>
       </w:r>
@@ -51377,7 +51318,7 @@
           <w:lang w:val="en-US"/>
         </w:rPr>
       </w:pPr>
-      <w:bookmarkStart w:id="31" w:name="_Ref223425662"/>
+      <w:bookmarkStart w:id="36" w:name="_Ref223425662"/>
       <w:proofErr w:type="spellStart"/>
       <w:r>
         <w:t>She</w:t>
@@ -51521,7 +51462,7 @@
       <w:r>
         <w:t>, (data accesării: 03.03.2026)</w:t>
       </w:r>
-      <w:bookmarkEnd w:id="31"/>
+      <w:bookmarkEnd w:id="36"/>
       <w:r>
         <w:t>.</w:t>
       </w:r>
@@ -51538,7 +51479,7 @@
           <w:lang w:val="en-US"/>
         </w:rPr>
       </w:pPr>
-      <w:bookmarkStart w:id="32" w:name="_Ref223425876"/>
+      <w:bookmarkStart w:id="37" w:name="_Ref223425876"/>
       <w:r>
         <w:t>Yang H</w:t>
       </w:r>
@@ -51695,7 +51636,7 @@
       <w:r>
         <w:t>, (data accesării: 03.03.2026)</w:t>
       </w:r>
-      <w:bookmarkEnd w:id="32"/>
+      <w:bookmarkEnd w:id="37"/>
       <w:r>
         <w:t>.</w:t>
       </w:r>
@@ -51712,7 +51653,7 @@
           <w:lang w:val="en-US"/>
         </w:rPr>
       </w:pPr>
-      <w:bookmarkStart w:id="33" w:name="_Ref223426014"/>
+      <w:bookmarkStart w:id="38" w:name="_Ref223426014"/>
       <w:proofErr w:type="spellStart"/>
       <w:r>
         <w:t>Butterfaß</w:t>
@@ -51850,7 +51791,7 @@
       <w:r>
         <w:t>, (data accesării: 03.03.2026)</w:t>
       </w:r>
-      <w:bookmarkEnd w:id="33"/>
+      <w:bookmarkEnd w:id="38"/>
       <w:r>
         <w:t>.</w:t>
       </w:r>
@@ -51867,7 +51808,7 @@
           <w:lang w:val="en-US"/>
         </w:rPr>
       </w:pPr>
-      <w:bookmarkStart w:id="34" w:name="_Ref223426693"/>
+      <w:bookmarkStart w:id="39" w:name="_Ref223426693"/>
       <w:r>
         <w:t>Johannes MS</w:t>
       </w:r>
@@ -52023,7 +51964,7 @@
       <w:r>
         <w:t>, (data accesării: 04.03.2026)</w:t>
       </w:r>
-      <w:bookmarkEnd w:id="34"/>
+      <w:bookmarkEnd w:id="39"/>
       <w:r>
         <w:t>.</w:t>
       </w:r>
@@ -52040,7 +51981,7 @@
           <w:lang w:val="en-US"/>
         </w:rPr>
       </w:pPr>
-      <w:bookmarkStart w:id="35" w:name="_Ref223426984"/>
+      <w:bookmarkStart w:id="40" w:name="_Ref223426984"/>
       <w:r>
         <w:rPr>
           <w:lang w:val="en-US"/>
@@ -52165,7 +52106,7 @@
       <w:r>
         <w:t>(data accesării: 04.03.2026)</w:t>
       </w:r>
-      <w:bookmarkEnd w:id="35"/>
+      <w:bookmarkEnd w:id="40"/>
       <w:r>
         <w:t>.</w:t>
       </w:r>
@@ -52182,7 +52123,7 @@
           <w:lang w:val="en-US"/>
         </w:rPr>
       </w:pPr>
-      <w:bookmarkStart w:id="36" w:name="_Ref223427381"/>
+      <w:bookmarkStart w:id="41" w:name="_Ref223427381"/>
       <w:proofErr w:type="spellStart"/>
       <w:r>
         <w:rPr>
@@ -52309,7 +52250,7 @@
         </w:rPr>
         <w:t>)</w:t>
       </w:r>
-      <w:bookmarkEnd w:id="36"/>
+      <w:bookmarkEnd w:id="41"/>
       <w:r>
         <w:rPr>
           <w:lang w:val="en-US"/>
@@ -52359,7 +52300,7 @@
         <w:spacing w:after="311" w:line="312" w:lineRule="auto"/>
         <w:ind w:left="-5"/>
       </w:pPr>
-      <w:bookmarkStart w:id="37" w:name="_Toc223943469"/>
+      <w:bookmarkStart w:id="42" w:name="_Toc223944591"/>
       <w:r>
         <w:rPr>
           <w:rFonts w:ascii="Times New Roman" w:hAnsi="Times New Roman" w:cs="Times New Roman"/>
@@ -52371,7 +52312,7 @@
         <w:lastRenderedPageBreak/>
         <w:t>Anexe</w:t>
       </w:r>
-      <w:bookmarkEnd w:id="37"/>
+      <w:bookmarkEnd w:id="42"/>
       <w:r>
         <w:t xml:space="preserve"> </w:t>
       </w:r>

--- a/lic.docx
+++ b/lic.docx
@@ -613,7 +613,7 @@
           <w:r>
             <w:fldChar w:fldCharType="separate"/>
           </w:r>
-          <w:hyperlink w:anchor="_Toc223944564" w:history="1">
+          <w:hyperlink w:anchor="_Toc223945563" w:history="1">
             <w:r>
               <w:rPr>
                 <w:rStyle w:val="Hyperlink"/>
@@ -643,7 +643,7 @@
                 <w:noProof/>
                 <w:webHidden/>
               </w:rPr>
-              <w:instrText xml:space="preserve"> PAGEREF _Toc223944564 \h </w:instrText>
+              <w:instrText xml:space="preserve"> PAGEREF _Toc223945563 \h </w:instrText>
             </w:r>
             <w:r>
               <w:rPr>
@@ -688,7 +688,7 @@
               <w:lang w:val="en-US"/>
             </w:rPr>
           </w:pPr>
-          <w:hyperlink w:anchor="_Toc223944565" w:history="1">
+          <w:hyperlink w:anchor="_Toc223945564" w:history="1">
             <w:r>
               <w:rPr>
                 <w:rStyle w:val="Hyperlink"/>
@@ -718,7 +718,7 @@
                 <w:noProof/>
                 <w:webHidden/>
               </w:rPr>
-              <w:instrText xml:space="preserve"> PAGEREF _Toc223944565 \h </w:instrText>
+              <w:instrText xml:space="preserve"> PAGEREF _Toc223945564 \h </w:instrText>
             </w:r>
             <w:r>
               <w:rPr>
@@ -765,7 +765,7 @@
               <w14:ligatures w14:val="standardContextual"/>
             </w:rPr>
           </w:pPr>
-          <w:hyperlink w:anchor="_Toc223944566" w:history="1">
+          <w:hyperlink w:anchor="_Toc223945565" w:history="1">
             <w:r>
               <w:rPr>
                 <w:rStyle w:val="Hyperlink"/>
@@ -795,7 +795,7 @@
                 <w:noProof/>
                 <w:webHidden/>
               </w:rPr>
-              <w:instrText xml:space="preserve"> PAGEREF _Toc223944566 \h </w:instrText>
+              <w:instrText xml:space="preserve"> PAGEREF _Toc223945565 \h </w:instrText>
             </w:r>
             <w:r>
               <w:rPr>
@@ -842,7 +842,7 @@
               <w14:ligatures w14:val="standardContextual"/>
             </w:rPr>
           </w:pPr>
-          <w:hyperlink w:anchor="_Toc223944567" w:history="1">
+          <w:hyperlink w:anchor="_Toc223945566" w:history="1">
             <w:r>
               <w:rPr>
                 <w:rStyle w:val="Hyperlink"/>
@@ -872,7 +872,7 @@
                 <w:noProof/>
                 <w:webHidden/>
               </w:rPr>
-              <w:instrText xml:space="preserve"> PAGEREF _Toc223944567 \h </w:instrText>
+              <w:instrText xml:space="preserve"> PAGEREF _Toc223945566 \h </w:instrText>
             </w:r>
             <w:r>
               <w:rPr>
@@ -917,7 +917,7 @@
               <w:lang w:val="en-US"/>
             </w:rPr>
           </w:pPr>
-          <w:hyperlink w:anchor="_Toc223944568" w:history="1">
+          <w:hyperlink w:anchor="_Toc223945567" w:history="1">
             <w:r>
               <w:rPr>
                 <w:rStyle w:val="Hyperlink"/>
@@ -947,7 +947,7 @@
                 <w:noProof/>
                 <w:webHidden/>
               </w:rPr>
-              <w:instrText xml:space="preserve"> PAGEREF _Toc223944568 \h </w:instrText>
+              <w:instrText xml:space="preserve"> PAGEREF _Toc223945567 \h </w:instrText>
             </w:r>
             <w:r>
               <w:rPr>
@@ -994,7 +994,7 @@
               <w14:ligatures w14:val="standardContextual"/>
             </w:rPr>
           </w:pPr>
-          <w:hyperlink w:anchor="_Toc223944569" w:history="1">
+          <w:hyperlink w:anchor="_Toc223945568" w:history="1">
             <w:r>
               <w:rPr>
                 <w:rStyle w:val="Hyperlink"/>
@@ -1024,7 +1024,7 @@
                 <w:noProof/>
                 <w:webHidden/>
               </w:rPr>
-              <w:instrText xml:space="preserve"> PAGEREF _Toc223944569 \h </w:instrText>
+              <w:instrText xml:space="preserve"> PAGEREF _Toc223945568 \h </w:instrText>
             </w:r>
             <w:r>
               <w:rPr>
@@ -1071,7 +1071,7 @@
               <w14:ligatures w14:val="standardContextual"/>
             </w:rPr>
           </w:pPr>
-          <w:hyperlink w:anchor="_Toc223944570" w:history="1">
+          <w:hyperlink w:anchor="_Toc223945569" w:history="1">
             <w:r>
               <w:rPr>
                 <w:rStyle w:val="Hyperlink"/>
@@ -1101,7 +1101,7 @@
                 <w:noProof/>
                 <w:webHidden/>
               </w:rPr>
-              <w:instrText xml:space="preserve"> PAGEREF _Toc223944570 \h </w:instrText>
+              <w:instrText xml:space="preserve"> PAGEREF _Toc223945569 \h </w:instrText>
             </w:r>
             <w:r>
               <w:rPr>
@@ -1146,7 +1146,7 @@
               <w:lang w:val="en-US"/>
             </w:rPr>
           </w:pPr>
-          <w:hyperlink w:anchor="_Toc223944571" w:history="1">
+          <w:hyperlink w:anchor="_Toc223945570" w:history="1">
             <w:r>
               <w:rPr>
                 <w:rStyle w:val="Hyperlink"/>
@@ -1176,7 +1176,7 @@
                 <w:noProof/>
                 <w:webHidden/>
               </w:rPr>
-              <w:instrText xml:space="preserve"> PAGEREF _Toc223944571 \h </w:instrText>
+              <w:instrText xml:space="preserve"> PAGEREF _Toc223945570 \h </w:instrText>
             </w:r>
             <w:r>
               <w:rPr>
@@ -1223,7 +1223,7 @@
               <w14:ligatures w14:val="standardContextual"/>
             </w:rPr>
           </w:pPr>
-          <w:hyperlink w:anchor="_Toc223944572" w:history="1">
+          <w:hyperlink w:anchor="_Toc223945571" w:history="1">
             <w:r>
               <w:rPr>
                 <w:rStyle w:val="Hyperlink"/>
@@ -1274,7 +1274,7 @@
                 <w:noProof/>
                 <w:webHidden/>
               </w:rPr>
-              <w:instrText xml:space="preserve"> PAGEREF _Toc223944572 \h </w:instrText>
+              <w:instrText xml:space="preserve"> PAGEREF _Toc223945571 \h </w:instrText>
             </w:r>
             <w:r>
               <w:rPr>
@@ -1321,7 +1321,7 @@
               <w14:ligatures w14:val="standardContextual"/>
             </w:rPr>
           </w:pPr>
-          <w:hyperlink w:anchor="_Toc223944573" w:history="1">
+          <w:hyperlink w:anchor="_Toc223945572" w:history="1">
             <w:r>
               <w:rPr>
                 <w:rStyle w:val="Hyperlink"/>
@@ -1351,7 +1351,7 @@
                 <w:noProof/>
                 <w:webHidden/>
               </w:rPr>
-              <w:instrText xml:space="preserve"> PAGEREF _Toc223944573 \h </w:instrText>
+              <w:instrText xml:space="preserve"> PAGEREF _Toc223945572 \h </w:instrText>
             </w:r>
             <w:r>
               <w:rPr>
@@ -1398,7 +1398,7 @@
               <w14:ligatures w14:val="standardContextual"/>
             </w:rPr>
           </w:pPr>
-          <w:hyperlink w:anchor="_Toc223944574" w:history="1">
+          <w:hyperlink w:anchor="_Toc223945573" w:history="1">
             <w:r>
               <w:rPr>
                 <w:rStyle w:val="Hyperlink"/>
@@ -1428,7 +1428,7 @@
                 <w:noProof/>
                 <w:webHidden/>
               </w:rPr>
-              <w:instrText xml:space="preserve"> PAGEREF _Toc223944574 \h </w:instrText>
+              <w:instrText xml:space="preserve"> PAGEREF _Toc223945573 \h </w:instrText>
             </w:r>
             <w:r>
               <w:rPr>
@@ -1473,7 +1473,7 @@
               <w:lang w:val="en-US"/>
             </w:rPr>
           </w:pPr>
-          <w:hyperlink w:anchor="_Toc223944575" w:history="1">
+          <w:hyperlink w:anchor="_Toc223945574" w:history="1">
             <w:r>
               <w:rPr>
                 <w:rStyle w:val="Hyperlink"/>
@@ -1503,7 +1503,7 @@
                 <w:noProof/>
                 <w:webHidden/>
               </w:rPr>
-              <w:instrText xml:space="preserve"> PAGEREF _Toc223944575 \h </w:instrText>
+              <w:instrText xml:space="preserve"> PAGEREF _Toc223945574 \h </w:instrText>
             </w:r>
             <w:r>
               <w:rPr>
@@ -1550,7 +1550,7 @@
               <w14:ligatures w14:val="standardContextual"/>
             </w:rPr>
           </w:pPr>
-          <w:hyperlink w:anchor="_Toc223944576" w:history="1">
+          <w:hyperlink w:anchor="_Toc223945575" w:history="1">
             <w:r>
               <w:rPr>
                 <w:rStyle w:val="Hyperlink"/>
@@ -1580,7 +1580,7 @@
                 <w:noProof/>
                 <w:webHidden/>
               </w:rPr>
-              <w:instrText xml:space="preserve"> PAGEREF _Toc223944576 \h </w:instrText>
+              <w:instrText xml:space="preserve"> PAGEREF _Toc223945575 \h </w:instrText>
             </w:r>
             <w:r>
               <w:rPr>
@@ -1627,7 +1627,7 @@
               <w14:ligatures w14:val="standardContextual"/>
             </w:rPr>
           </w:pPr>
-          <w:hyperlink w:anchor="_Toc223944577" w:history="1">
+          <w:hyperlink w:anchor="_Toc223945576" w:history="1">
             <w:r>
               <w:rPr>
                 <w:rStyle w:val="Hyperlink"/>
@@ -1657,7 +1657,7 @@
                 <w:noProof/>
                 <w:webHidden/>
               </w:rPr>
-              <w:instrText xml:space="preserve"> PAGEREF _Toc223944577 \h </w:instrText>
+              <w:instrText xml:space="preserve"> PAGEREF _Toc223945576 \h </w:instrText>
             </w:r>
             <w:r>
               <w:rPr>
@@ -1704,7 +1704,7 @@
               <w14:ligatures w14:val="standardContextual"/>
             </w:rPr>
           </w:pPr>
-          <w:hyperlink w:anchor="_Toc223944578" w:history="1">
+          <w:hyperlink w:anchor="_Toc223945577" w:history="1">
             <w:r>
               <w:rPr>
                 <w:rStyle w:val="Hyperlink"/>
@@ -1713,7 +1713,7 @@
                 <w:bCs/>
                 <w:noProof/>
               </w:rPr>
-              <w:t>4.3. Arhitectura generală a sistemului (flux de date (browser -&gt; esp32 -&gt; servo))</w:t>
+              <w:t>4.3. Arhitectura generală a sistemului (flux de date (user -&gt; browser -&gt; esp32 -&gt; servo))</w:t>
             </w:r>
             <w:r>
               <w:rPr>
@@ -1734,7 +1734,7 @@
                 <w:noProof/>
                 <w:webHidden/>
               </w:rPr>
-              <w:instrText xml:space="preserve"> PAGEREF _Toc223944578 \h </w:instrText>
+              <w:instrText xml:space="preserve"> PAGEREF _Toc223945577 \h </w:instrText>
             </w:r>
             <w:r>
               <w:rPr>
@@ -1779,7 +1779,7 @@
               <w:lang w:val="en-US"/>
             </w:rPr>
           </w:pPr>
-          <w:hyperlink w:anchor="_Toc223944579" w:history="1">
+          <w:hyperlink w:anchor="_Toc223945578" w:history="1">
             <w:r>
               <w:rPr>
                 <w:rStyle w:val="Hyperlink"/>
@@ -1809,7 +1809,7 @@
                 <w:noProof/>
                 <w:webHidden/>
               </w:rPr>
-              <w:instrText xml:space="preserve"> PAGEREF _Toc223944579 \h </w:instrText>
+              <w:instrText xml:space="preserve"> PAGEREF _Toc223945578 \h </w:instrText>
             </w:r>
             <w:r>
               <w:rPr>
@@ -1854,7 +1854,7 @@
               <w:lang w:val="en-US"/>
             </w:rPr>
           </w:pPr>
-          <w:hyperlink w:anchor="_Toc223944580" w:history="1">
+          <w:hyperlink w:anchor="_Toc223945579" w:history="1">
             <w:r>
               <w:rPr>
                 <w:rStyle w:val="Hyperlink"/>
@@ -1884,7 +1884,7 @@
                 <w:noProof/>
                 <w:webHidden/>
               </w:rPr>
-              <w:instrText xml:space="preserve"> PAGEREF _Toc223944580 \h </w:instrText>
+              <w:instrText xml:space="preserve"> PAGEREF _Toc223945579 \h </w:instrText>
             </w:r>
             <w:r>
               <w:rPr>
@@ -1931,7 +1931,7 @@
               <w14:ligatures w14:val="standardContextual"/>
             </w:rPr>
           </w:pPr>
-          <w:hyperlink w:anchor="_Toc223944581" w:history="1">
+          <w:hyperlink w:anchor="_Toc223945580" w:history="1">
             <w:r>
               <w:rPr>
                 <w:rStyle w:val="Hyperlink"/>
@@ -1961,7 +1961,7 @@
                 <w:noProof/>
                 <w:webHidden/>
               </w:rPr>
-              <w:instrText xml:space="preserve"> PAGEREF _Toc223944581 \h </w:instrText>
+              <w:instrText xml:space="preserve"> PAGEREF _Toc223945580 \h </w:instrText>
             </w:r>
             <w:r>
               <w:rPr>
@@ -2008,7 +2008,7 @@
               <w14:ligatures w14:val="standardContextual"/>
             </w:rPr>
           </w:pPr>
-          <w:hyperlink w:anchor="_Toc223944582" w:history="1">
+          <w:hyperlink w:anchor="_Toc223945581" w:history="1">
             <w:r>
               <w:rPr>
                 <w:rStyle w:val="Hyperlink"/>
@@ -2038,7 +2038,7 @@
                 <w:noProof/>
                 <w:webHidden/>
               </w:rPr>
-              <w:instrText xml:space="preserve"> PAGEREF _Toc223944582 \h </w:instrText>
+              <w:instrText xml:space="preserve"> PAGEREF _Toc223945581 \h </w:instrText>
             </w:r>
             <w:r>
               <w:rPr>
@@ -2085,7 +2085,7 @@
               <w14:ligatures w14:val="standardContextual"/>
             </w:rPr>
           </w:pPr>
-          <w:hyperlink w:anchor="_Toc223944583" w:history="1">
+          <w:hyperlink w:anchor="_Toc223945582" w:history="1">
             <w:r>
               <w:rPr>
                 <w:rStyle w:val="Hyperlink"/>
@@ -2115,7 +2115,7 @@
                 <w:noProof/>
                 <w:webHidden/>
               </w:rPr>
-              <w:instrText xml:space="preserve"> PAGEREF _Toc223944583 \h </w:instrText>
+              <w:instrText xml:space="preserve"> PAGEREF _Toc223945582 \h </w:instrText>
             </w:r>
             <w:r>
               <w:rPr>
@@ -2162,7 +2162,7 @@
               <w14:ligatures w14:val="standardContextual"/>
             </w:rPr>
           </w:pPr>
-          <w:hyperlink w:anchor="_Toc223944584" w:history="1">
+          <w:hyperlink w:anchor="_Toc223945583" w:history="1">
             <w:r>
               <w:rPr>
                 <w:rStyle w:val="Hyperlink"/>
@@ -2193,7 +2193,7 @@
                 <w:noProof/>
                 <w:webHidden/>
               </w:rPr>
-              <w:instrText xml:space="preserve"> PAGEREF _Toc223944584 \h </w:instrText>
+              <w:instrText xml:space="preserve"> PAGEREF _Toc223945583 \h </w:instrText>
             </w:r>
             <w:r>
               <w:rPr>
@@ -2240,7 +2240,7 @@
               <w14:ligatures w14:val="standardContextual"/>
             </w:rPr>
           </w:pPr>
-          <w:hyperlink w:anchor="_Toc223944585" w:history="1">
+          <w:hyperlink w:anchor="_Toc223945584" w:history="1">
             <w:r>
               <w:rPr>
                 <w:rStyle w:val="Hyperlink"/>
@@ -2291,7 +2291,7 @@
                 <w:noProof/>
                 <w:webHidden/>
               </w:rPr>
-              <w:instrText xml:space="preserve"> PAGEREF _Toc223944585 \h </w:instrText>
+              <w:instrText xml:space="preserve"> PAGEREF _Toc223945584 \h </w:instrText>
             </w:r>
             <w:r>
               <w:rPr>
@@ -2336,7 +2336,7 @@
               <w:lang w:val="en-US"/>
             </w:rPr>
           </w:pPr>
-          <w:hyperlink w:anchor="_Toc223944586" w:history="1">
+          <w:hyperlink w:anchor="_Toc223945585" w:history="1">
             <w:r>
               <w:rPr>
                 <w:rStyle w:val="Hyperlink"/>
@@ -2377,7 +2377,7 @@
                 <w:noProof/>
                 <w:webHidden/>
               </w:rPr>
-              <w:instrText xml:space="preserve"> PAGEREF _Toc223944586 \h </w:instrText>
+              <w:instrText xml:space="preserve"> PAGEREF _Toc223945585 \h </w:instrText>
             </w:r>
             <w:r>
               <w:rPr>
@@ -2424,7 +2424,7 @@
               <w14:ligatures w14:val="standardContextual"/>
             </w:rPr>
           </w:pPr>
-          <w:hyperlink w:anchor="_Toc223944587" w:history="1">
+          <w:hyperlink w:anchor="_Toc223945586" w:history="1">
             <w:r>
               <w:rPr>
                 <w:rStyle w:val="Hyperlink"/>
@@ -2454,7 +2454,7 @@
                 <w:noProof/>
                 <w:webHidden/>
               </w:rPr>
-              <w:instrText xml:space="preserve"> PAGEREF _Toc223944587 \h </w:instrText>
+              <w:instrText xml:space="preserve"> PAGEREF _Toc223945586 \h </w:instrText>
             </w:r>
             <w:r>
               <w:rPr>
@@ -2501,7 +2501,7 @@
               <w14:ligatures w14:val="standardContextual"/>
             </w:rPr>
           </w:pPr>
-          <w:hyperlink w:anchor="_Toc223944588" w:history="1">
+          <w:hyperlink w:anchor="_Toc223945587" w:history="1">
             <w:r>
               <w:rPr>
                 <w:rStyle w:val="Hyperlink"/>
@@ -2531,7 +2531,7 @@
                 <w:noProof/>
                 <w:webHidden/>
               </w:rPr>
-              <w:instrText xml:space="preserve"> PAGEREF _Toc223944588 \h </w:instrText>
+              <w:instrText xml:space="preserve"> PAGEREF _Toc223945587 \h </w:instrText>
             </w:r>
             <w:r>
               <w:rPr>
@@ -2576,7 +2576,7 @@
               <w:lang w:val="en-US"/>
             </w:rPr>
           </w:pPr>
-          <w:hyperlink w:anchor="_Toc223944589" w:history="1">
+          <w:hyperlink w:anchor="_Toc223945588" w:history="1">
             <w:r>
               <w:rPr>
                 <w:rStyle w:val="Hyperlink"/>
@@ -2606,7 +2606,7 @@
                 <w:noProof/>
                 <w:webHidden/>
               </w:rPr>
-              <w:instrText xml:space="preserve"> PAGEREF _Toc223944589 \h </w:instrText>
+              <w:instrText xml:space="preserve"> PAGEREF _Toc223945588 \h </w:instrText>
             </w:r>
             <w:r>
               <w:rPr>
@@ -2651,7 +2651,7 @@
               <w:lang w:val="en-US"/>
             </w:rPr>
           </w:pPr>
-          <w:hyperlink w:anchor="_Toc223944590" w:history="1">
+          <w:hyperlink w:anchor="_Toc223945589" w:history="1">
             <w:r>
               <w:rPr>
                 <w:rStyle w:val="Hyperlink"/>
@@ -2681,7 +2681,7 @@
                 <w:noProof/>
                 <w:webHidden/>
               </w:rPr>
-              <w:instrText xml:space="preserve"> PAGEREF _Toc223944590 \h </w:instrText>
+              <w:instrText xml:space="preserve"> PAGEREF _Toc223945589 \h </w:instrText>
             </w:r>
             <w:r>
               <w:rPr>
@@ -2726,7 +2726,7 @@
               <w:lang w:val="en-US"/>
             </w:rPr>
           </w:pPr>
-          <w:hyperlink w:anchor="_Toc223944591" w:history="1">
+          <w:hyperlink w:anchor="_Toc223945590" w:history="1">
             <w:r>
               <w:rPr>
                 <w:rStyle w:val="Hyperlink"/>
@@ -2756,7 +2756,7 @@
                 <w:noProof/>
                 <w:webHidden/>
               </w:rPr>
-              <w:instrText xml:space="preserve"> PAGEREF _Toc223944591 \h </w:instrText>
+              <w:instrText xml:space="preserve"> PAGEREF _Toc223945590 \h </w:instrText>
             </w:r>
             <w:r>
               <w:rPr>
@@ -2850,7 +2850,7 @@
         <w:pStyle w:val="Heading1"/>
         <w:spacing w:before="0" w:after="0" w:line="312" w:lineRule="auto"/>
       </w:pPr>
-      <w:bookmarkStart w:id="1" w:name="_Toc223944564"/>
+      <w:bookmarkStart w:id="1" w:name="_Toc223945563"/>
       <w:r>
         <w:rPr>
           <w:rFonts w:ascii="Times New Roman" w:hAnsi="Times New Roman" w:cs="Times New Roman"/>
@@ -8766,7 +8766,7 @@
         </w:rPr>
       </w:pPr>
       <w:bookmarkStart w:id="2" w:name="_Toc13091"/>
-      <w:bookmarkStart w:id="3" w:name="_Toc223944565"/>
+      <w:bookmarkStart w:id="3" w:name="_Toc223945564"/>
       <w:r>
         <w:rPr>
           <w:rFonts w:ascii="Times New Roman" w:hAnsi="Times New Roman" w:cs="Times New Roman"/>
@@ -8916,7 +8916,7 @@
           <w:szCs w:val="28"/>
         </w:rPr>
       </w:pPr>
-      <w:bookmarkStart w:id="4" w:name="_Toc223944566"/>
+      <w:bookmarkStart w:id="4" w:name="_Toc223945565"/>
       <w:r>
         <w:rPr>
           <w:rFonts w:ascii="Times New Roman" w:hAnsi="Times New Roman" w:cs="Times New Roman"/>
@@ -12424,7 +12424,7 @@
           <w:szCs w:val="28"/>
         </w:rPr>
       </w:pPr>
-      <w:bookmarkStart w:id="5" w:name="_Toc223944567"/>
+      <w:bookmarkStart w:id="5" w:name="_Toc223945566"/>
       <w:r>
         <w:rPr>
           <w:rFonts w:ascii="Times New Roman" w:hAnsi="Times New Roman" w:cs="Times New Roman"/>
@@ -15794,7 +15794,7 @@
           <w:szCs w:val="36"/>
         </w:rPr>
       </w:pPr>
-      <w:bookmarkStart w:id="6" w:name="_Toc223944568"/>
+      <w:bookmarkStart w:id="6" w:name="_Toc223945567"/>
       <w:r>
         <w:rPr>
           <w:rFonts w:ascii="Times New Roman" w:hAnsi="Times New Roman" w:cs="Times New Roman"/>
@@ -15850,7 +15850,7 @@
           <w:szCs w:val="28"/>
         </w:rPr>
       </w:pPr>
-      <w:bookmarkStart w:id="7" w:name="_Toc223944569"/>
+      <w:bookmarkStart w:id="7" w:name="_Toc223945568"/>
       <w:r>
         <w:rPr>
           <w:rFonts w:ascii="Times New Roman" w:hAnsi="Times New Roman" w:cs="Times New Roman"/>
@@ -21775,7 +21775,7 @@
           <w:szCs w:val="28"/>
         </w:rPr>
       </w:pPr>
-      <w:bookmarkStart w:id="8" w:name="_Toc223944570"/>
+      <w:bookmarkStart w:id="8" w:name="_Toc223945569"/>
       <w:r>
         <w:rPr>
           <w:rFonts w:ascii="Times New Roman" w:hAnsi="Times New Roman" w:cs="Times New Roman"/>
@@ -29205,7 +29205,7 @@
           <w:szCs w:val="36"/>
         </w:rPr>
       </w:pPr>
-      <w:bookmarkStart w:id="9" w:name="_Toc223944571"/>
+      <w:bookmarkStart w:id="9" w:name="_Toc223945570"/>
       <w:r>
         <w:rPr>
           <w:rFonts w:ascii="Times New Roman" w:hAnsi="Times New Roman" w:cs="Times New Roman"/>
@@ -29273,7 +29273,7 @@
           <w:szCs w:val="28"/>
         </w:rPr>
       </w:pPr>
-      <w:bookmarkStart w:id="10" w:name="_Toc223944572"/>
+      <w:bookmarkStart w:id="10" w:name="_Toc223945571"/>
       <w:r>
         <w:rPr>
           <w:rFonts w:ascii="Times New Roman" w:hAnsi="Times New Roman" w:cs="Times New Roman"/>
@@ -36813,7 +36813,7 @@
       </w:pPr>
       <w:bookmarkStart w:id="11" w:name="_Ref223944058"/>
       <w:bookmarkStart w:id="12" w:name="_Ref223944065"/>
-      <w:bookmarkStart w:id="13" w:name="_Toc223944573"/>
+      <w:bookmarkStart w:id="13" w:name="_Toc223945572"/>
       <w:r>
         <w:rPr>
           <w:rFonts w:ascii="Times New Roman" w:hAnsi="Times New Roman" w:cs="Times New Roman"/>
@@ -41005,7 +41005,7 @@
       <w:bookmarkStart w:id="14" w:name="_Ref223943834"/>
       <w:bookmarkStart w:id="15" w:name="_Ref223943842"/>
       <w:bookmarkStart w:id="16" w:name="_Ref223943844"/>
-      <w:bookmarkStart w:id="17" w:name="_Toc223944574"/>
+      <w:bookmarkStart w:id="17" w:name="_Toc223945573"/>
       <w:r>
         <w:rPr>
           <w:rFonts w:ascii="Times New Roman" w:hAnsi="Times New Roman" w:cs="Times New Roman"/>
@@ -45303,7 +45303,7 @@
           <w:szCs w:val="36"/>
         </w:rPr>
       </w:pPr>
-      <w:bookmarkStart w:id="18" w:name="_Toc223944575"/>
+      <w:bookmarkStart w:id="18" w:name="_Toc223945574"/>
       <w:r>
         <w:rPr>
           <w:rFonts w:ascii="Times New Roman" w:hAnsi="Times New Roman" w:cs="Times New Roman"/>
@@ -47035,7 +47035,7 @@
           <w:szCs w:val="28"/>
         </w:rPr>
       </w:pPr>
-      <w:bookmarkStart w:id="19" w:name="_Toc223944576"/>
+      <w:bookmarkStart w:id="19" w:name="_Toc223945575"/>
       <w:r>
         <w:rPr>
           <w:rFonts w:ascii="Times New Roman" w:hAnsi="Times New Roman" w:cs="Times New Roman"/>
@@ -47117,20 +47117,13 @@
           <w:rFonts w:ascii="Times New Roman" w:hAnsi="Times New Roman" w:cs="Times New Roman"/>
           <w:sz w:val="24"/>
         </w:rPr>
-        <w:instrText xml:space="preserve"> REF _Ref223943834 \h </w:instrText>
-      </w:r>
-      <w:r>
-        <w:rPr>
-          <w:rFonts w:ascii="Times New Roman" w:hAnsi="Times New Roman" w:cs="Times New Roman"/>
-          <w:sz w:val="24"/>
-        </w:rPr>
-      </w:r>
-      <w:r>
-        <w:rPr>
-          <w:rFonts w:ascii="Times New Roman" w:hAnsi="Times New Roman" w:cs="Times New Roman"/>
-          <w:sz w:val="24"/>
-        </w:rPr>
-        <w:instrText xml:space="preserve"> \* MERGEFORMAT </w:instrText>
+        <w:instrText xml:space="preserve"> REF _Ref223943834 \h  \* MERGEFORMAT </w:instrText>
+      </w:r>
+      <w:r>
+        <w:rPr>
+          <w:rFonts w:ascii="Times New Roman" w:hAnsi="Times New Roman" w:cs="Times New Roman"/>
+          <w:sz w:val="24"/>
+        </w:rPr>
       </w:r>
       <w:r>
         <w:rPr>
@@ -49645,20 +49638,13 @@
           <w:rFonts w:ascii="Times New Roman" w:hAnsi="Times New Roman" w:cs="Times New Roman"/>
           <w:sz w:val="24"/>
         </w:rPr>
-        <w:instrText xml:space="preserve"> REF _Ref223944065 \h </w:instrText>
-      </w:r>
-      <w:r>
-        <w:rPr>
-          <w:rFonts w:ascii="Times New Roman" w:hAnsi="Times New Roman" w:cs="Times New Roman"/>
-          <w:sz w:val="24"/>
-        </w:rPr>
-      </w:r>
-      <w:r>
-        <w:rPr>
-          <w:rFonts w:ascii="Times New Roman" w:hAnsi="Times New Roman" w:cs="Times New Roman"/>
-          <w:sz w:val="24"/>
-        </w:rPr>
-        <w:instrText xml:space="preserve"> \* MERGEFORMAT </w:instrText>
+        <w:instrText xml:space="preserve"> REF _Ref223944065 \h  \* MERGEFORMAT </w:instrText>
+      </w:r>
+      <w:r>
+        <w:rPr>
+          <w:rFonts w:ascii="Times New Roman" w:hAnsi="Times New Roman" w:cs="Times New Roman"/>
+          <w:sz w:val="24"/>
+        </w:rPr>
       </w:r>
       <w:r>
         <w:rPr>
@@ -49672,7 +49658,21 @@
           <w:rFonts w:ascii="Times New Roman" w:hAnsi="Times New Roman" w:cs="Times New Roman"/>
           <w:sz w:val="24"/>
         </w:rPr>
-        <w:t xml:space="preserve">3.2. Evenimente și </w:t>
+        <w:t>3.2. E</w:t>
+      </w:r>
+      <w:r>
+        <w:rPr>
+          <w:rFonts w:ascii="Times New Roman" w:hAnsi="Times New Roman" w:cs="Times New Roman"/>
+          <w:sz w:val="24"/>
+        </w:rPr>
+        <w:t>v</w:t>
+      </w:r>
+      <w:r>
+        <w:rPr>
+          <w:rFonts w:ascii="Times New Roman" w:hAnsi="Times New Roman" w:cs="Times New Roman"/>
+          <w:sz w:val="24"/>
+        </w:rPr>
+        <w:t xml:space="preserve">enimente și </w:t>
       </w:r>
       <w:proofErr w:type="spellStart"/>
       <w:r>
@@ -49756,7 +49756,7 @@
           <w:szCs w:val="28"/>
         </w:rPr>
       </w:pPr>
-      <w:bookmarkStart w:id="20" w:name="_Toc223944577"/>
+      <w:bookmarkStart w:id="20" w:name="_Toc223945576"/>
       <w:r>
         <w:rPr>
           <w:rFonts w:ascii="Times New Roman" w:hAnsi="Times New Roman" w:cs="Times New Roman"/>
@@ -49813,7 +49813,7 @@
           <w:szCs w:val="28"/>
         </w:rPr>
       </w:pPr>
-      <w:bookmarkStart w:id="21" w:name="_Toc223944578"/>
+      <w:bookmarkStart w:id="21" w:name="_Toc223945577"/>
       <w:r>
         <w:rPr>
           <w:rFonts w:ascii="Times New Roman" w:hAnsi="Times New Roman" w:cs="Times New Roman"/>
@@ -49832,7 +49832,7 @@
           <w:sz w:val="28"/>
           <w:szCs w:val="28"/>
         </w:rPr>
-        <w:t xml:space="preserve"> (flux de date (browser -&gt; esp32 -&gt; </w:t>
+        <w:t xml:space="preserve"> (flux de date (</w:t>
       </w:r>
       <w:proofErr w:type="spellStart"/>
       <w:r>
@@ -49843,7 +49843,7 @@
           <w:sz w:val="28"/>
           <w:szCs w:val="28"/>
         </w:rPr>
-        <w:t>servo</w:t>
+        <w:t>user</w:t>
       </w:r>
       <w:proofErr w:type="spellEnd"/>
       <w:r>
@@ -49854,7 +49854,17 @@
           <w:sz w:val="28"/>
           <w:szCs w:val="28"/>
         </w:rPr>
-        <w:t>))</w:t>
+        <w:t xml:space="preserve"> -&gt; </w:t>
+      </w:r>
+      <w:r>
+        <w:rPr>
+          <w:rFonts w:ascii="Times New Roman" w:hAnsi="Times New Roman" w:cs="Times New Roman"/>
+          <w:b/>
+          <w:bCs/>
+          <w:sz w:val="28"/>
+          <w:szCs w:val="28"/>
+        </w:rPr>
+        <w:t>browser -&gt; esp32 -&gt; servo))</w:t>
       </w:r>
       <w:bookmarkEnd w:id="21"/>
     </w:p>
@@ -49935,7 +49945,7 @@
           <w:szCs w:val="36"/>
         </w:rPr>
       </w:pPr>
-      <w:bookmarkStart w:id="22" w:name="_Toc223944579"/>
+      <w:bookmarkStart w:id="22" w:name="_Toc223945578"/>
       <w:r>
         <w:rPr>
           <w:rFonts w:ascii="Times New Roman" w:hAnsi="Times New Roman" w:cs="Times New Roman"/>
@@ -49981,7 +49991,7 @@
           <w:szCs w:val="36"/>
         </w:rPr>
       </w:pPr>
-      <w:bookmarkStart w:id="23" w:name="_Toc223944580"/>
+      <w:bookmarkStart w:id="23" w:name="_Toc223945579"/>
       <w:r>
         <w:rPr>
           <w:rFonts w:ascii="Times New Roman" w:hAnsi="Times New Roman" w:cs="Times New Roman"/>
@@ -50027,7 +50037,7 @@
           <w:szCs w:val="28"/>
         </w:rPr>
       </w:pPr>
-      <w:bookmarkStart w:id="24" w:name="_Toc223944581"/>
+      <w:bookmarkStart w:id="24" w:name="_Toc223945580"/>
       <w:r>
         <w:rPr>
           <w:rFonts w:ascii="Times New Roman" w:hAnsi="Times New Roman" w:cs="Times New Roman"/>
@@ -50072,7 +50082,7 @@
           <w:szCs w:val="28"/>
         </w:rPr>
       </w:pPr>
-      <w:bookmarkStart w:id="25" w:name="_Toc223944582"/>
+      <w:bookmarkStart w:id="25" w:name="_Toc223945581"/>
       <w:r>
         <w:rPr>
           <w:rFonts w:ascii="Times New Roman" w:hAnsi="Times New Roman" w:cs="Times New Roman"/>
@@ -50107,7 +50117,7 @@
           <w:szCs w:val="28"/>
         </w:rPr>
       </w:pPr>
-      <w:bookmarkStart w:id="26" w:name="_Toc223944583"/>
+      <w:bookmarkStart w:id="26" w:name="_Toc223945582"/>
       <w:r>
         <w:rPr>
           <w:rFonts w:ascii="Times New Roman" w:hAnsi="Times New Roman" w:cs="Times New Roman"/>
@@ -50143,7 +50153,7 @@
           <w:lang w:val="en-US"/>
         </w:rPr>
       </w:pPr>
-      <w:bookmarkStart w:id="27" w:name="_Toc223944584"/>
+      <w:bookmarkStart w:id="27" w:name="_Toc223945583"/>
       <w:r>
         <w:rPr>
           <w:rFonts w:ascii="Times New Roman" w:hAnsi="Times New Roman" w:cs="Times New Roman"/>
@@ -50252,7 +50262,7 @@
           <w:szCs w:val="28"/>
         </w:rPr>
       </w:pPr>
-      <w:bookmarkStart w:id="28" w:name="_Toc223944585"/>
+      <w:bookmarkStart w:id="28" w:name="_Toc223945584"/>
       <w:r>
         <w:rPr>
           <w:rFonts w:ascii="Times New Roman" w:hAnsi="Times New Roman" w:cs="Times New Roman"/>
@@ -50593,7 +50603,7 @@
           <w:szCs w:val="36"/>
         </w:rPr>
       </w:pPr>
-      <w:bookmarkStart w:id="29" w:name="_Toc223944586"/>
+      <w:bookmarkStart w:id="29" w:name="_Toc223945585"/>
       <w:proofErr w:type="spellStart"/>
       <w:r>
         <w:rPr>
@@ -50665,7 +50675,7 @@
           <w:szCs w:val="28"/>
         </w:rPr>
       </w:pPr>
-      <w:bookmarkStart w:id="30" w:name="_Toc223944587"/>
+      <w:bookmarkStart w:id="30" w:name="_Toc223945586"/>
       <w:r>
         <w:rPr>
           <w:rFonts w:ascii="Times New Roman" w:hAnsi="Times New Roman" w:cs="Times New Roman"/>
@@ -50700,7 +50710,7 @@
           <w:szCs w:val="28"/>
         </w:rPr>
       </w:pPr>
-      <w:bookmarkStart w:id="31" w:name="_Toc223944588"/>
+      <w:bookmarkStart w:id="31" w:name="_Toc223945587"/>
       <w:r>
         <w:rPr>
           <w:rFonts w:ascii="Times New Roman" w:hAnsi="Times New Roman" w:cs="Times New Roman"/>
@@ -50904,7 +50914,7 @@
           <w:szCs w:val="36"/>
         </w:rPr>
       </w:pPr>
-      <w:bookmarkStart w:id="32" w:name="_Toc223944589"/>
+      <w:bookmarkStart w:id="32" w:name="_Toc223945588"/>
       <w:r>
         <w:rPr>
           <w:rFonts w:ascii="Times New Roman" w:hAnsi="Times New Roman" w:cs="Times New Roman"/>
@@ -51039,7 +51049,7 @@
         <w:spacing w:after="311" w:line="312" w:lineRule="auto"/>
         <w:ind w:left="-5"/>
       </w:pPr>
-      <w:bookmarkStart w:id="33" w:name="_Toc223944590"/>
+      <w:bookmarkStart w:id="33" w:name="_Toc223945589"/>
       <w:r>
         <w:rPr>
           <w:rFonts w:ascii="Times New Roman" w:hAnsi="Times New Roman" w:cs="Times New Roman"/>
@@ -52300,7 +52310,7 @@
         <w:spacing w:after="311" w:line="312" w:lineRule="auto"/>
         <w:ind w:left="-5"/>
       </w:pPr>
-      <w:bookmarkStart w:id="42" w:name="_Toc223944591"/>
+      <w:bookmarkStart w:id="42" w:name="_Toc223945590"/>
       <w:r>
         <w:rPr>
           <w:rFonts w:ascii="Times New Roman" w:hAnsi="Times New Roman" w:cs="Times New Roman"/>
@@ -54327,6 +54337,7 @@
   <w:style w:type="character" w:default="1" w:styleId="DefaultParagraphFont">
     <w:name w:val="Default Paragraph Font"/>
     <w:uiPriority w:val="1"/>
+    <w:semiHidden/>
     <w:unhideWhenUsed/>
   </w:style>
   <w:style w:type="table" w:default="1" w:styleId="TableNormal">
